--- a/bible_avigest_v26.docx
+++ b/bible_avigest_v26.docx
@@ -195,7 +195,7 @@
     <w:p>
       <w:r>
         <w:pict w14:anchorId="0A756D59">
-          <v:rect id="_x0000_i1075" style="width:0;height:1.5pt" o:hralign="center" o:hrstd="t" o:hr="t"/>
+          <v:rect id="_x0000_i1065" style="width:0;height:1.5pt" o:hralign="center" o:hrstd="t" o:hr="t"/>
         </w:pict>
       </w:r>
     </w:p>
@@ -317,7 +317,7 @@
     <w:p>
       <w:r>
         <w:pict w14:anchorId="55F09F6F">
-          <v:rect id="_x0000_i1076" style="width:0;height:1.5pt" o:hralign="center" o:hrstd="t" o:hr="t"/>
+          <v:rect id="_x0000_i1066" style="width:0;height:1.5pt" o:hralign="center" o:hrstd="t" o:hr="t"/>
         </w:pict>
       </w:r>
     </w:p>
@@ -1214,50 +1214,116 @@
     <w:p>
       <w:pPr>
         <w:pStyle w:val="Titre3"/>
+        <w:rPr>
+          <w:lang w:val="fr-FR"/>
+        </w:rPr>
       </w:pPr>
       <w:bookmarkStart w:id="7" w:name="architecture-supabase-tables-principales"/>
       <w:bookmarkEnd w:id="6"/>
       <w:r>
+        <w:rPr>
+          <w:lang w:val="fr-FR"/>
+        </w:rPr>
+        <w:lastRenderedPageBreak/>
         <w:t xml:space="preserve">2.4 Architecture </w:t>
       </w:r>
       <w:proofErr w:type="spellStart"/>
       <w:r>
+        <w:rPr>
+          <w:lang w:val="fr-FR"/>
+        </w:rPr>
         <w:t>Supabase</w:t>
       </w:r>
       <w:proofErr w:type="spellEnd"/>
       <w:r>
-        <w:t xml:space="preserve"> — Tables </w:t>
-      </w:r>
-      <w:proofErr w:type="spellStart"/>
-      <w:r>
-        <w:t>principales</w:t>
-      </w:r>
-      <w:proofErr w:type="spellEnd"/>
+        <w:rPr>
+          <w:lang w:val="fr-FR"/>
+        </w:rPr>
+        <w:t xml:space="preserve"> — Tables principales</w:t>
+      </w:r>
+    </w:p>
+    <w:p>
+      <w:pPr>
+        <w:pStyle w:val="Titre3"/>
+        <w:rPr>
+          <w:lang w:val="fr-BF"/>
+        </w:rPr>
+      </w:pPr>
+      <w:bookmarkStart w:id="8" w:name="migrations-sql-github"/>
+      <w:bookmarkEnd w:id="7"/>
+      <w:r>
+        <w:rPr>
+          <w:lang w:val="fr-BF"/>
+        </w:rPr>
+        <w:t xml:space="preserve">2.4 Architecture </w:t>
+      </w:r>
+      <w:proofErr w:type="spellStart"/>
+      <w:r>
+        <w:rPr>
+          <w:lang w:val="fr-BF"/>
+        </w:rPr>
+        <w:t>Supabase</w:t>
+      </w:r>
+      <w:proofErr w:type="spellEnd"/>
+      <w:r>
+        <w:rPr>
+          <w:lang w:val="fr-BF"/>
+        </w:rPr>
+        <w:t xml:space="preserve"> — Tables</w:t>
+      </w:r>
+    </w:p>
+    <w:p>
+      <w:pPr>
+        <w:pStyle w:val="Titre3"/>
+        <w:rPr>
+          <w:lang w:val="fr-BF"/>
+        </w:rPr>
+      </w:pPr>
+      <w:r>
+        <w:rPr>
+          <w:lang w:val="fr-BF"/>
+        </w:rPr>
+        <w:t>Liste exhaustive vérifiée en base le 11/07/2026 (session v26.22) — 18 tables. Toute nouvelle table doit être ajoutée ici. Toute création de table doit être précédée d'une vérification en base (voir règle 4.1).</w:t>
+      </w:r>
     </w:p>
     <w:tbl>
       <w:tblPr>
-        <w:tblStyle w:val="Table"/>
-        <w:tblW w:w="5000" w:type="pct"/>
-        <w:tblLook w:val="0020" w:firstRow="1" w:lastRow="0" w:firstColumn="0" w:lastColumn="0" w:noHBand="0" w:noVBand="0"/>
+        <w:tblW w:w="0" w:type="auto"/>
+        <w:tblCellSpacing w:w="15" w:type="dxa"/>
+        <w:tblCellMar>
+          <w:top w:w="15" w:type="dxa"/>
+          <w:left w:w="15" w:type="dxa"/>
+          <w:bottom w:w="15" w:type="dxa"/>
+          <w:right w:w="15" w:type="dxa"/>
+        </w:tblCellMar>
+        <w:tblLook w:val="04A0" w:firstRow="1" w:lastRow="0" w:firstColumn="1" w:lastColumn="0" w:noHBand="0" w:noVBand="1"/>
       </w:tblPr>
       <w:tblGrid>
-        <w:gridCol w:w="2181"/>
-        <w:gridCol w:w="7441"/>
+        <w:gridCol w:w="2116"/>
+        <w:gridCol w:w="7380"/>
       </w:tblGrid>
       <w:tr>
         <w:trPr>
-          <w:cnfStyle w:val="100000000000" w:firstRow="1" w:lastRow="0" w:firstColumn="0" w:lastColumn="0" w:oddVBand="0" w:evenVBand="0" w:oddHBand="0" w:evenHBand="0" w:firstRowFirstColumn="0" w:firstRowLastColumn="0" w:lastRowFirstColumn="0" w:lastRowLastColumn="0"/>
           <w:tblHeader/>
+          <w:tblCellSpacing w:w="15" w:type="dxa"/>
         </w:trPr>
         <w:tc>
           <w:tcPr>
             <w:tcW w:w="0" w:type="auto"/>
-          </w:tcPr>
-          <w:p>
-            <w:pPr>
-              <w:pStyle w:val="Compact"/>
-            </w:pPr>
-            <w:r>
+            <w:vAlign w:val="center"/>
+            <w:hideMark/>
+          </w:tcPr>
+          <w:p>
+            <w:pPr>
+              <w:pStyle w:val="Titre3"/>
+              <w:rPr>
+                <w:lang w:val="fr-BF"/>
+              </w:rPr>
+            </w:pPr>
+            <w:r>
+              <w:rPr>
+                <w:lang w:val="fr-BF"/>
+              </w:rPr>
               <w:t>Table</w:t>
             </w:r>
           </w:p>
@@ -1265,27 +1331,46 @@
         <w:tc>
           <w:tcPr>
             <w:tcW w:w="0" w:type="auto"/>
-          </w:tcPr>
-          <w:p>
-            <w:pPr>
-              <w:pStyle w:val="Compact"/>
-            </w:pPr>
-            <w:r>
-              <w:t>Colonnes / Rôle</w:t>
+            <w:vAlign w:val="center"/>
+            <w:hideMark/>
+          </w:tcPr>
+          <w:p>
+            <w:pPr>
+              <w:pStyle w:val="Titre3"/>
+              <w:rPr>
+                <w:lang w:val="fr-BF"/>
+              </w:rPr>
+            </w:pPr>
+            <w:r>
+              <w:rPr>
+                <w:lang w:val="fr-BF"/>
+              </w:rPr>
+              <w:t>Rôle</w:t>
             </w:r>
           </w:p>
         </w:tc>
       </w:tr>
       <w:tr>
-        <w:tc>
-          <w:tcPr>
-            <w:tcW w:w="0" w:type="auto"/>
-          </w:tcPr>
-          <w:p>
-            <w:pPr>
-              <w:pStyle w:val="Compact"/>
-            </w:pPr>
-            <w:r>
+        <w:trPr>
+          <w:tblCellSpacing w:w="15" w:type="dxa"/>
+        </w:trPr>
+        <w:tc>
+          <w:tcPr>
+            <w:tcW w:w="0" w:type="auto"/>
+            <w:vAlign w:val="center"/>
+            <w:hideMark/>
+          </w:tcPr>
+          <w:p>
+            <w:pPr>
+              <w:pStyle w:val="Titre3"/>
+              <w:rPr>
+                <w:lang w:val="fr-BF"/>
+              </w:rPr>
+            </w:pPr>
+            <w:r>
+              <w:rPr>
+                <w:lang w:val="fr-BF"/>
+              </w:rPr>
               <w:t>bandes</w:t>
             </w:r>
           </w:p>
@@ -1293,399 +1378,98 @@
         <w:tc>
           <w:tcPr>
             <w:tcW w:w="0" w:type="auto"/>
-          </w:tcPr>
-          <w:p>
-            <w:pPr>
-              <w:pStyle w:val="Compact"/>
-              <w:rPr>
-                <w:lang w:val="fr-FR"/>
-              </w:rPr>
-            </w:pPr>
-            <w:r>
-              <w:rPr>
-                <w:lang w:val="fr-FR"/>
-              </w:rPr>
-              <w:t xml:space="preserve">id (UUID, clé primaire), </w:t>
+            <w:vAlign w:val="center"/>
+            <w:hideMark/>
+          </w:tcPr>
+          <w:p>
+            <w:pPr>
+              <w:pStyle w:val="Titre3"/>
+              <w:rPr>
+                <w:lang w:val="fr-BF"/>
+              </w:rPr>
+            </w:pPr>
+            <w:r>
+              <w:rPr>
+                <w:lang w:val="fr-BF"/>
+              </w:rPr>
+              <w:t xml:space="preserve">Lots de poulets — id, </w:t>
             </w:r>
             <w:proofErr w:type="spellStart"/>
             <w:r>
               <w:rPr>
-                <w:lang w:val="fr-FR"/>
-              </w:rPr>
-              <w:t>id_bande</w:t>
+                <w:lang w:val="fr-BF"/>
+              </w:rPr>
+              <w:t>ferme_id</w:t>
             </w:r>
             <w:proofErr w:type="spellEnd"/>
             <w:r>
               <w:rPr>
-                <w:lang w:val="fr-FR"/>
-              </w:rPr>
-              <w:t xml:space="preserve"> (identifiant lisible ex. "Bande-2026-999", </w:t>
+                <w:lang w:val="fr-BF"/>
+              </w:rPr>
+              <w:t xml:space="preserve">, nom, race, </w:t>
             </w:r>
             <w:proofErr w:type="spellStart"/>
             <w:r>
               <w:rPr>
-                <w:lang w:val="fr-FR"/>
-              </w:rPr>
-              <w:t>text</w:t>
+                <w:lang w:val="fr-BF"/>
+              </w:rPr>
+              <w:t>effectif_initial</w:t>
             </w:r>
             <w:proofErr w:type="spellEnd"/>
             <w:r>
               <w:rPr>
-                <w:lang w:val="fr-FR"/>
-              </w:rPr>
-              <w:t xml:space="preserve">), </w:t>
+                <w:lang w:val="fr-BF"/>
+              </w:rPr>
+              <w:t xml:space="preserve">, </w:t>
             </w:r>
             <w:proofErr w:type="spellStart"/>
             <w:r>
               <w:rPr>
-                <w:lang w:val="fr-FR"/>
-              </w:rPr>
-              <w:t>ferme_id</w:t>
+                <w:lang w:val="fr-BF"/>
+              </w:rPr>
+              <w:t>date_arrivee</w:t>
             </w:r>
             <w:proofErr w:type="spellEnd"/>
             <w:r>
               <w:rPr>
-                <w:lang w:val="fr-FR"/>
-              </w:rPr>
-              <w:t xml:space="preserve"> (UUID), </w:t>
+                <w:lang w:val="fr-BF"/>
+              </w:rPr>
+              <w:t xml:space="preserve">, statut, </w:t>
             </w:r>
             <w:proofErr w:type="spellStart"/>
             <w:r>
               <w:rPr>
-                <w:lang w:val="fr-FR"/>
-              </w:rPr>
-              <w:t>batiment_id</w:t>
+                <w:lang w:val="fr-BF"/>
+              </w:rPr>
+              <w:t>is_deleted</w:t>
             </w:r>
             <w:proofErr w:type="spellEnd"/>
-            <w:r>
-              <w:rPr>
-                <w:lang w:val="fr-FR"/>
-              </w:rPr>
-              <w:t xml:space="preserve"> (UUID), race, </w:t>
-            </w:r>
-            <w:proofErr w:type="spellStart"/>
-            <w:r>
-              <w:rPr>
-                <w:lang w:val="fr-FR"/>
-              </w:rPr>
-              <w:t>effectif_initial</w:t>
-            </w:r>
-            <w:proofErr w:type="spellEnd"/>
-            <w:r>
-              <w:rPr>
-                <w:lang w:val="fr-FR"/>
-              </w:rPr>
-              <w:t xml:space="preserve"> (</w:t>
-            </w:r>
-            <w:proofErr w:type="spellStart"/>
-            <w:r>
-              <w:rPr>
-                <w:lang w:val="fr-FR"/>
-              </w:rPr>
-              <w:t>int</w:t>
-            </w:r>
-            <w:proofErr w:type="spellEnd"/>
-            <w:r>
-              <w:rPr>
-                <w:lang w:val="fr-FR"/>
-              </w:rPr>
-              <w:t xml:space="preserve">), </w:t>
-            </w:r>
-            <w:proofErr w:type="spellStart"/>
-            <w:r>
-              <w:rPr>
-                <w:lang w:val="fr-FR"/>
-              </w:rPr>
-              <w:t>effectif_vendu</w:t>
-            </w:r>
-            <w:proofErr w:type="spellEnd"/>
-            <w:r>
-              <w:rPr>
-                <w:lang w:val="fr-FR"/>
-              </w:rPr>
-              <w:t xml:space="preserve"> (</w:t>
-            </w:r>
-            <w:proofErr w:type="spellStart"/>
-            <w:r>
-              <w:rPr>
-                <w:lang w:val="fr-FR"/>
-              </w:rPr>
-              <w:t>int</w:t>
-            </w:r>
-            <w:proofErr w:type="spellEnd"/>
-            <w:r>
-              <w:rPr>
-                <w:lang w:val="fr-FR"/>
-              </w:rPr>
-              <w:t xml:space="preserve">), </w:t>
-            </w:r>
-            <w:proofErr w:type="spellStart"/>
-            <w:r>
-              <w:rPr>
-                <w:lang w:val="fr-FR"/>
-              </w:rPr>
-              <w:t>date_arrivee</w:t>
-            </w:r>
-            <w:proofErr w:type="spellEnd"/>
-            <w:r>
-              <w:rPr>
-                <w:lang w:val="fr-FR"/>
-              </w:rPr>
-              <w:t xml:space="preserve"> (date), </w:t>
-            </w:r>
-            <w:proofErr w:type="spellStart"/>
-            <w:r>
-              <w:rPr>
-                <w:lang w:val="fr-FR"/>
-              </w:rPr>
-              <w:t>date_cloture</w:t>
-            </w:r>
-            <w:proofErr w:type="spellEnd"/>
-            <w:r>
-              <w:rPr>
-                <w:lang w:val="fr-FR"/>
-              </w:rPr>
-              <w:t xml:space="preserve"> (date), statut (</w:t>
-            </w:r>
-            <w:proofErr w:type="spellStart"/>
-            <w:r>
-              <w:rPr>
-                <w:lang w:val="fr-FR"/>
-              </w:rPr>
-              <w:t>text</w:t>
-            </w:r>
-            <w:proofErr w:type="spellEnd"/>
-            <w:r>
-              <w:rPr>
-                <w:lang w:val="fr-FR"/>
-              </w:rPr>
-              <w:t xml:space="preserve">), </w:t>
-            </w:r>
-            <w:proofErr w:type="spellStart"/>
-            <w:r>
-              <w:rPr>
-                <w:lang w:val="fr-FR"/>
-              </w:rPr>
-              <w:t>prep_terminee</w:t>
-            </w:r>
-            <w:proofErr w:type="spellEnd"/>
-            <w:r>
-              <w:rPr>
-                <w:lang w:val="fr-FR"/>
-              </w:rPr>
-              <w:t xml:space="preserve"> (</w:t>
-            </w:r>
-            <w:proofErr w:type="spellStart"/>
-            <w:r>
-              <w:rPr>
-                <w:lang w:val="fr-FR"/>
-              </w:rPr>
-              <w:t>bool</w:t>
-            </w:r>
-            <w:proofErr w:type="spellEnd"/>
-            <w:r>
-              <w:rPr>
-                <w:lang w:val="fr-FR"/>
-              </w:rPr>
-              <w:t xml:space="preserve">), </w:t>
-            </w:r>
-            <w:proofErr w:type="spellStart"/>
-            <w:r>
-              <w:rPr>
-                <w:lang w:val="fr-FR"/>
-              </w:rPr>
-              <w:t>abattage_demarre</w:t>
-            </w:r>
-            <w:proofErr w:type="spellEnd"/>
-            <w:r>
-              <w:rPr>
-                <w:lang w:val="fr-FR"/>
-              </w:rPr>
-              <w:t xml:space="preserve"> (</w:t>
-            </w:r>
-            <w:proofErr w:type="spellStart"/>
-            <w:r>
-              <w:rPr>
-                <w:lang w:val="fr-FR"/>
-              </w:rPr>
-              <w:t>bool</w:t>
-            </w:r>
-            <w:proofErr w:type="spellEnd"/>
-            <w:r>
-              <w:rPr>
-                <w:lang w:val="fr-FR"/>
-              </w:rPr>
-              <w:t xml:space="preserve">), </w:t>
-            </w:r>
-            <w:proofErr w:type="spellStart"/>
-            <w:r>
-              <w:rPr>
-                <w:lang w:val="fr-FR"/>
-              </w:rPr>
-              <w:t>fournisseur_poussins</w:t>
-            </w:r>
-            <w:proofErr w:type="spellEnd"/>
-            <w:r>
-              <w:rPr>
-                <w:lang w:val="fr-FR"/>
-              </w:rPr>
-              <w:t xml:space="preserve"> (</w:t>
-            </w:r>
-            <w:proofErr w:type="spellStart"/>
-            <w:r>
-              <w:rPr>
-                <w:lang w:val="fr-FR"/>
-              </w:rPr>
-              <w:t>text</w:t>
-            </w:r>
-            <w:proofErr w:type="spellEnd"/>
-            <w:r>
-              <w:rPr>
-                <w:lang w:val="fr-FR"/>
-              </w:rPr>
-              <w:t xml:space="preserve">), </w:t>
-            </w:r>
-            <w:proofErr w:type="spellStart"/>
-            <w:r>
-              <w:rPr>
-                <w:lang w:val="fr-FR"/>
-              </w:rPr>
-              <w:t>effectif_final_corrige</w:t>
-            </w:r>
-            <w:proofErr w:type="spellEnd"/>
-            <w:r>
-              <w:rPr>
-                <w:lang w:val="fr-FR"/>
-              </w:rPr>
-              <w:t xml:space="preserve"> (</w:t>
-            </w:r>
-            <w:proofErr w:type="spellStart"/>
-            <w:r>
-              <w:rPr>
-                <w:lang w:val="fr-FR"/>
-              </w:rPr>
-              <w:t>int</w:t>
-            </w:r>
-            <w:proofErr w:type="spellEnd"/>
-            <w:r>
-              <w:rPr>
-                <w:lang w:val="fr-FR"/>
-              </w:rPr>
-              <w:t xml:space="preserve">), </w:t>
-            </w:r>
-            <w:proofErr w:type="spellStart"/>
-            <w:r>
-              <w:rPr>
-                <w:lang w:val="fr-FR"/>
-              </w:rPr>
-              <w:t>effectif_final_note</w:t>
-            </w:r>
-            <w:proofErr w:type="spellEnd"/>
-            <w:r>
-              <w:rPr>
-                <w:lang w:val="fr-FR"/>
-              </w:rPr>
-              <w:t xml:space="preserve"> (</w:t>
-            </w:r>
-            <w:proofErr w:type="spellStart"/>
-            <w:r>
-              <w:rPr>
-                <w:lang w:val="fr-FR"/>
-              </w:rPr>
-              <w:t>text</w:t>
-            </w:r>
-            <w:proofErr w:type="spellEnd"/>
-            <w:r>
-              <w:rPr>
-                <w:lang w:val="fr-FR"/>
-              </w:rPr>
-              <w:t>), commentaire (</w:t>
-            </w:r>
-            <w:proofErr w:type="spellStart"/>
-            <w:r>
-              <w:rPr>
-                <w:lang w:val="fr-FR"/>
-              </w:rPr>
-              <w:t>text</w:t>
-            </w:r>
-            <w:proofErr w:type="spellEnd"/>
-            <w:r>
-              <w:rPr>
-                <w:lang w:val="fr-FR"/>
-              </w:rPr>
-              <w:t xml:space="preserve">), </w:t>
-            </w:r>
-            <w:proofErr w:type="spellStart"/>
-            <w:r>
-              <w:rPr>
-                <w:lang w:val="fr-FR"/>
-              </w:rPr>
-              <w:t>created_at</w:t>
-            </w:r>
-            <w:proofErr w:type="spellEnd"/>
-            <w:r>
-              <w:rPr>
-                <w:lang w:val="fr-FR"/>
-              </w:rPr>
-              <w:t xml:space="preserve">, </w:t>
-            </w:r>
-            <w:proofErr w:type="spellStart"/>
-            <w:r>
-              <w:rPr>
-                <w:lang w:val="fr-FR"/>
-              </w:rPr>
-              <w:t>updated_at</w:t>
-            </w:r>
-            <w:proofErr w:type="spellEnd"/>
-            <w:r>
-              <w:rPr>
-                <w:lang w:val="fr-FR"/>
-              </w:rPr>
-              <w:t xml:space="preserve">, </w:t>
-            </w:r>
-            <w:proofErr w:type="spellStart"/>
-            <w:r>
-              <w:rPr>
-                <w:lang w:val="fr-FR"/>
-              </w:rPr>
-              <w:t>is_deleted</w:t>
-            </w:r>
-            <w:proofErr w:type="spellEnd"/>
-            <w:r>
-              <w:rPr>
-                <w:lang w:val="fr-FR"/>
-              </w:rPr>
-              <w:t xml:space="preserve"> (</w:t>
-            </w:r>
-            <w:proofErr w:type="spellStart"/>
-            <w:r>
-              <w:rPr>
-                <w:lang w:val="fr-FR"/>
-              </w:rPr>
-              <w:t>bool</w:t>
-            </w:r>
-            <w:proofErr w:type="spellEnd"/>
-            <w:r>
-              <w:rPr>
-                <w:lang w:val="fr-FR"/>
-              </w:rPr>
-              <w:t>)</w:t>
-            </w:r>
           </w:p>
         </w:tc>
       </w:tr>
       <w:tr>
-        <w:tc>
-          <w:tcPr>
-            <w:tcW w:w="0" w:type="auto"/>
-          </w:tcPr>
-          <w:p>
-            <w:pPr>
-              <w:pStyle w:val="Compact"/>
+        <w:trPr>
+          <w:tblCellSpacing w:w="15" w:type="dxa"/>
+        </w:trPr>
+        <w:tc>
+          <w:tcPr>
+            <w:tcW w:w="0" w:type="auto"/>
+            <w:vAlign w:val="center"/>
+            <w:hideMark/>
+          </w:tcPr>
+          <w:p>
+            <w:pPr>
+              <w:pStyle w:val="Titre3"/>
+              <w:rPr>
+                <w:lang w:val="fr-BF"/>
+              </w:rPr>
             </w:pPr>
             <w:proofErr w:type="spellStart"/>
             <w:r>
-              <w:t>saisies_techniques</w:t>
+              <w:rPr>
+                <w:lang w:val="fr-BF"/>
+              </w:rPr>
+              <w:t>batiments</w:t>
             </w:r>
             <w:proofErr w:type="spellEnd"/>
           </w:p>
@@ -1693,421 +1477,268 @@
         <w:tc>
           <w:tcPr>
             <w:tcW w:w="0" w:type="auto"/>
-          </w:tcPr>
-          <w:p>
-            <w:pPr>
-              <w:pStyle w:val="Compact"/>
-              <w:rPr>
-                <w:lang w:val="fr-FR"/>
-              </w:rPr>
-            </w:pPr>
-            <w:r>
-              <w:rPr>
-                <w:lang w:val="fr-FR"/>
-              </w:rPr>
-              <w:t xml:space="preserve">id, </w:t>
-            </w:r>
-            <w:proofErr w:type="spellStart"/>
-            <w:r>
-              <w:rPr>
-                <w:lang w:val="fr-FR"/>
-              </w:rPr>
-              <w:t>ferme_id</w:t>
-            </w:r>
-            <w:proofErr w:type="spellEnd"/>
-            <w:r>
-              <w:rPr>
-                <w:lang w:val="fr-FR"/>
-              </w:rPr>
-              <w:t xml:space="preserve">, </w:t>
-            </w:r>
-            <w:proofErr w:type="spellStart"/>
-            <w:r>
-              <w:rPr>
-                <w:lang w:val="fr-FR"/>
-              </w:rPr>
-              <w:t>bande_id</w:t>
-            </w:r>
-            <w:proofErr w:type="spellEnd"/>
-            <w:r>
-              <w:rPr>
-                <w:lang w:val="fr-FR"/>
-              </w:rPr>
-              <w:t xml:space="preserve">, </w:t>
-            </w:r>
-            <w:proofErr w:type="spellStart"/>
-            <w:r>
-              <w:rPr>
-                <w:lang w:val="fr-FR"/>
-              </w:rPr>
-              <w:t>date_saisie</w:t>
-            </w:r>
-            <w:proofErr w:type="spellEnd"/>
-            <w:r>
-              <w:rPr>
-                <w:lang w:val="fr-FR"/>
-              </w:rPr>
-              <w:t xml:space="preserve">, session, </w:t>
-            </w:r>
-            <w:proofErr w:type="spellStart"/>
-            <w:r>
-              <w:rPr>
-                <w:lang w:val="fr-FR"/>
-              </w:rPr>
-              <w:t>categorie</w:t>
-            </w:r>
-            <w:proofErr w:type="spellEnd"/>
-            <w:r>
-              <w:rPr>
-                <w:lang w:val="fr-FR"/>
-              </w:rPr>
-              <w:t xml:space="preserve">, valeur, valeur2, </w:t>
-            </w:r>
-            <w:proofErr w:type="spellStart"/>
-            <w:r>
-              <w:rPr>
-                <w:lang w:val="fr-FR"/>
-              </w:rPr>
-              <w:t>unite</w:t>
-            </w:r>
-            <w:proofErr w:type="spellEnd"/>
-            <w:r>
-              <w:rPr>
-                <w:lang w:val="fr-FR"/>
-              </w:rPr>
-              <w:t>, note, rôle</w:t>
+            <w:vAlign w:val="center"/>
+            <w:hideMark/>
+          </w:tcPr>
+          <w:p>
+            <w:pPr>
+              <w:pStyle w:val="Titre3"/>
+              <w:rPr>
+                <w:lang w:val="fr-BF"/>
+              </w:rPr>
+            </w:pPr>
+            <w:r>
+              <w:rPr>
+                <w:lang w:val="fr-BF"/>
+              </w:rPr>
+              <w:t>Poulaillers physiques</w:t>
             </w:r>
           </w:p>
         </w:tc>
       </w:tr>
       <w:tr>
-        <w:tc>
-          <w:tcPr>
-            <w:tcW w:w="0" w:type="auto"/>
-          </w:tcPr>
-          <w:p>
-            <w:pPr>
-              <w:pStyle w:val="Compact"/>
-            </w:pPr>
-            <w:r>
-              <w:t>taches</w:t>
-            </w:r>
-          </w:p>
-        </w:tc>
-        <w:tc>
-          <w:tcPr>
-            <w:tcW w:w="0" w:type="auto"/>
-          </w:tcPr>
-          <w:p>
-            <w:pPr>
-              <w:pStyle w:val="Compact"/>
-            </w:pPr>
-            <w:r>
-              <w:t>id, ferme_id, bande_id, titre, statut, type_tache, date_creation, date_validation</w:t>
+        <w:trPr>
+          <w:tblCellSpacing w:w="15" w:type="dxa"/>
+        </w:trPr>
+        <w:tc>
+          <w:tcPr>
+            <w:tcW w:w="0" w:type="auto"/>
+            <w:vAlign w:val="center"/>
+            <w:hideMark/>
+          </w:tcPr>
+          <w:p>
+            <w:pPr>
+              <w:pStyle w:val="Titre3"/>
+              <w:rPr>
+                <w:lang w:val="fr-BF"/>
+              </w:rPr>
+            </w:pPr>
+            <w:r>
+              <w:rPr>
+                <w:lang w:val="fr-BF"/>
+              </w:rPr>
+              <w:t>clients</w:t>
+            </w:r>
+          </w:p>
+        </w:tc>
+        <w:tc>
+          <w:tcPr>
+            <w:tcW w:w="0" w:type="auto"/>
+            <w:vAlign w:val="center"/>
+            <w:hideMark/>
+          </w:tcPr>
+          <w:p>
+            <w:pPr>
+              <w:pStyle w:val="Titre3"/>
+              <w:rPr>
+                <w:lang w:val="fr-BF"/>
+              </w:rPr>
+            </w:pPr>
+            <w:r>
+              <w:rPr>
+                <w:lang w:val="fr-BF"/>
+              </w:rPr>
+              <w:t xml:space="preserve">CRM — nom, </w:t>
+            </w:r>
+            <w:proofErr w:type="spellStart"/>
+            <w:r>
+              <w:rPr>
+                <w:lang w:val="fr-BF"/>
+              </w:rPr>
+              <w:t>telephone</w:t>
+            </w:r>
+            <w:proofErr w:type="spellEnd"/>
+            <w:r>
+              <w:rPr>
+                <w:lang w:val="fr-BF"/>
+              </w:rPr>
+              <w:t xml:space="preserve">, adresse, </w:t>
+            </w:r>
+            <w:proofErr w:type="spellStart"/>
+            <w:r>
+              <w:rPr>
+                <w:lang w:val="fr-BF"/>
+              </w:rPr>
+              <w:t>type_client</w:t>
+            </w:r>
+            <w:proofErr w:type="spellEnd"/>
+            <w:r>
+              <w:rPr>
+                <w:lang w:val="fr-BF"/>
+              </w:rPr>
+              <w:t>, note, actif (Migration 035)</w:t>
             </w:r>
           </w:p>
         </w:tc>
       </w:tr>
       <w:tr>
-        <w:tc>
-          <w:tcPr>
-            <w:tcW w:w="0" w:type="auto"/>
-          </w:tcPr>
-          <w:p>
-            <w:pPr>
-              <w:pStyle w:val="Compact"/>
-            </w:pPr>
-            <w:r>
-              <w:t>journal</w:t>
-            </w:r>
-          </w:p>
-        </w:tc>
-        <w:tc>
-          <w:tcPr>
-            <w:tcW w:w="0" w:type="auto"/>
-          </w:tcPr>
-          <w:p>
-            <w:pPr>
-              <w:pStyle w:val="Compact"/>
-            </w:pPr>
-            <w:r>
-              <w:t>id, ferme_id, bande_id, date_ecriture, type_ecriture, categorie, montant, note</w:t>
+        <w:trPr>
+          <w:tblCellSpacing w:w="15" w:type="dxa"/>
+        </w:trPr>
+        <w:tc>
+          <w:tcPr>
+            <w:tcW w:w="0" w:type="auto"/>
+            <w:vAlign w:val="center"/>
+            <w:hideMark/>
+          </w:tcPr>
+          <w:p>
+            <w:pPr>
+              <w:pStyle w:val="Titre3"/>
+              <w:rPr>
+                <w:lang w:val="fr-BF"/>
+              </w:rPr>
+            </w:pPr>
+            <w:proofErr w:type="spellStart"/>
+            <w:r>
+              <w:rPr>
+                <w:lang w:val="fr-BF"/>
+              </w:rPr>
+              <w:t>clotures</w:t>
+            </w:r>
+            <w:proofErr w:type="spellEnd"/>
+          </w:p>
+        </w:tc>
+        <w:tc>
+          <w:tcPr>
+            <w:tcW w:w="0" w:type="auto"/>
+            <w:vAlign w:val="center"/>
+            <w:hideMark/>
+          </w:tcPr>
+          <w:p>
+            <w:pPr>
+              <w:pStyle w:val="Titre3"/>
+              <w:rPr>
+                <w:lang w:val="fr-BF"/>
+              </w:rPr>
+            </w:pPr>
+            <w:r>
+              <w:rPr>
+                <w:lang w:val="fr-BF"/>
+              </w:rPr>
+              <w:t>Clôtures de bande (module v26.21)</w:t>
             </w:r>
           </w:p>
         </w:tc>
       </w:tr>
       <w:tr>
-        <w:tc>
-          <w:tcPr>
-            <w:tcW w:w="0" w:type="auto"/>
-          </w:tcPr>
-          <w:p>
-            <w:pPr>
-              <w:pStyle w:val="Compact"/>
-            </w:pPr>
-            <w:r>
-              <w:t>lots_stock</w:t>
-            </w:r>
-          </w:p>
-        </w:tc>
-        <w:tc>
-          <w:tcPr>
-            <w:tcW w:w="0" w:type="auto"/>
-          </w:tcPr>
-          <w:p>
-            <w:pPr>
-              <w:pStyle w:val="Compact"/>
-              <w:rPr>
-                <w:lang w:val="fr-FR"/>
-              </w:rPr>
-            </w:pPr>
-            <w:r>
-              <w:rPr>
-                <w:lang w:val="fr-FR"/>
-              </w:rPr>
-              <w:t xml:space="preserve">id, </w:t>
-            </w:r>
+        <w:trPr>
+          <w:tblCellSpacing w:w="15" w:type="dxa"/>
+        </w:trPr>
+        <w:tc>
+          <w:tcPr>
+            <w:tcW w:w="0" w:type="auto"/>
+            <w:vAlign w:val="center"/>
+            <w:hideMark/>
+          </w:tcPr>
+          <w:p>
+            <w:pPr>
+              <w:pStyle w:val="Titre3"/>
+              <w:rPr>
+                <w:lang w:val="fr-BF"/>
+              </w:rPr>
+            </w:pPr>
             <w:proofErr w:type="spellStart"/>
             <w:r>
               <w:rPr>
-                <w:lang w:val="fr-FR"/>
-              </w:rPr>
-              <w:t>ferme_id</w:t>
+                <w:lang w:val="fr-BF"/>
+              </w:rPr>
+              <w:t>commande_lignes</w:t>
             </w:r>
             <w:proofErr w:type="spellEnd"/>
-            <w:r>
-              <w:rPr>
-                <w:lang w:val="fr-FR"/>
-              </w:rPr>
-              <w:t xml:space="preserve">, </w:t>
-            </w:r>
-            <w:proofErr w:type="spellStart"/>
-            <w:r>
-              <w:rPr>
-                <w:lang w:val="fr-FR"/>
-              </w:rPr>
-              <w:t>bande_id</w:t>
-            </w:r>
-            <w:proofErr w:type="spellEnd"/>
-            <w:r>
-              <w:rPr>
-                <w:lang w:val="fr-FR"/>
-              </w:rPr>
-              <w:t xml:space="preserve">, produit, </w:t>
-            </w:r>
-            <w:proofErr w:type="spellStart"/>
-            <w:r>
-              <w:rPr>
-                <w:lang w:val="fr-FR"/>
-              </w:rPr>
-              <w:t>reference</w:t>
-            </w:r>
-            <w:proofErr w:type="spellEnd"/>
-            <w:r>
-              <w:rPr>
-                <w:lang w:val="fr-FR"/>
-              </w:rPr>
-              <w:t xml:space="preserve">, </w:t>
-            </w:r>
-            <w:proofErr w:type="spellStart"/>
-            <w:r>
-              <w:rPr>
-                <w:lang w:val="fr-FR"/>
-              </w:rPr>
-              <w:t>quantite_initiale</w:t>
-            </w:r>
-            <w:proofErr w:type="spellEnd"/>
-            <w:r>
-              <w:rPr>
-                <w:lang w:val="fr-FR"/>
-              </w:rPr>
-              <w:t xml:space="preserve">, </w:t>
-            </w:r>
-            <w:proofErr w:type="spellStart"/>
-            <w:r>
-              <w:rPr>
-                <w:lang w:val="fr-FR"/>
-              </w:rPr>
-              <w:t>quantite_restante</w:t>
-            </w:r>
-            <w:proofErr w:type="spellEnd"/>
-            <w:r>
-              <w:rPr>
-                <w:lang w:val="fr-FR"/>
-              </w:rPr>
-              <w:t xml:space="preserve">, </w:t>
-            </w:r>
-            <w:proofErr w:type="spellStart"/>
-            <w:r>
-              <w:rPr>
-                <w:lang w:val="fr-FR"/>
-              </w:rPr>
-              <w:t>cout_unitaire</w:t>
-            </w:r>
-            <w:proofErr w:type="spellEnd"/>
-            <w:r>
-              <w:rPr>
-                <w:lang w:val="fr-FR"/>
-              </w:rPr>
-              <w:t xml:space="preserve"> (généré), </w:t>
-            </w:r>
-            <w:proofErr w:type="spellStart"/>
-            <w:r>
-              <w:rPr>
-                <w:lang w:val="fr-FR"/>
-              </w:rPr>
-              <w:t>seuil_alerte</w:t>
-            </w:r>
-            <w:proofErr w:type="spellEnd"/>
-            <w:r>
-              <w:rPr>
-                <w:lang w:val="fr-FR"/>
-              </w:rPr>
-              <w:t xml:space="preserve">, </w:t>
-            </w:r>
-            <w:proofErr w:type="spellStart"/>
-            <w:r>
-              <w:rPr>
-                <w:lang w:val="fr-FR"/>
-              </w:rPr>
-              <w:t>date_fabrication</w:t>
-            </w:r>
-            <w:proofErr w:type="spellEnd"/>
-            <w:r>
-              <w:rPr>
-                <w:lang w:val="fr-FR"/>
-              </w:rPr>
-              <w:t xml:space="preserve">, </w:t>
-            </w:r>
-            <w:proofErr w:type="spellStart"/>
-            <w:r>
-              <w:rPr>
-                <w:lang w:val="fr-FR"/>
-              </w:rPr>
-              <w:t>categorie_cru</w:t>
-            </w:r>
-            <w:proofErr w:type="spellEnd"/>
+          </w:p>
+        </w:tc>
+        <w:tc>
+          <w:tcPr>
+            <w:tcW w:w="0" w:type="auto"/>
+            <w:vAlign w:val="center"/>
+            <w:hideMark/>
+          </w:tcPr>
+          <w:p>
+            <w:pPr>
+              <w:pStyle w:val="Titre3"/>
+              <w:rPr>
+                <w:lang w:val="fr-BF"/>
+              </w:rPr>
+            </w:pPr>
+            <w:r>
+              <w:rPr>
+                <w:lang w:val="fr-BF"/>
+              </w:rPr>
+              <w:t>CRM — détail commande : 1 ligne = 1 produit + 1 bande (Migration 036)</w:t>
+            </w:r>
           </w:p>
         </w:tc>
       </w:tr>
       <w:tr>
-        <w:tc>
-          <w:tcPr>
-            <w:tcW w:w="0" w:type="auto"/>
-          </w:tcPr>
-          <w:p>
-            <w:pPr>
-              <w:pStyle w:val="Compact"/>
-            </w:pPr>
-            <w:proofErr w:type="spellStart"/>
-            <w:r>
-              <w:t>mouvements_stock</w:t>
-            </w:r>
-            <w:proofErr w:type="spellEnd"/>
-          </w:p>
-        </w:tc>
-        <w:tc>
-          <w:tcPr>
-            <w:tcW w:w="0" w:type="auto"/>
-          </w:tcPr>
-          <w:p>
-            <w:pPr>
-              <w:pStyle w:val="Compact"/>
-              <w:rPr>
-                <w:lang w:val="fr-FR"/>
-              </w:rPr>
-            </w:pPr>
-            <w:r>
-              <w:rPr>
-                <w:lang w:val="fr-FR"/>
-              </w:rPr>
-              <w:t xml:space="preserve">id, </w:t>
-            </w:r>
-            <w:proofErr w:type="spellStart"/>
-            <w:r>
-              <w:rPr>
-                <w:lang w:val="fr-FR"/>
-              </w:rPr>
-              <w:t>ferme_id</w:t>
-            </w:r>
-            <w:proofErr w:type="spellEnd"/>
-            <w:r>
-              <w:rPr>
-                <w:lang w:val="fr-FR"/>
-              </w:rPr>
-              <w:t xml:space="preserve">, </w:t>
-            </w:r>
-            <w:proofErr w:type="spellStart"/>
-            <w:r>
-              <w:rPr>
-                <w:lang w:val="fr-FR"/>
-              </w:rPr>
-              <w:t>lot_id</w:t>
-            </w:r>
-            <w:proofErr w:type="spellEnd"/>
-            <w:r>
-              <w:rPr>
-                <w:lang w:val="fr-FR"/>
-              </w:rPr>
-              <w:t xml:space="preserve">, </w:t>
-            </w:r>
-            <w:proofErr w:type="spellStart"/>
-            <w:r>
-              <w:rPr>
-                <w:lang w:val="fr-FR"/>
-              </w:rPr>
-              <w:t>type_mouvement</w:t>
-            </w:r>
-            <w:proofErr w:type="spellEnd"/>
-            <w:r>
-              <w:rPr>
-                <w:lang w:val="fr-FR"/>
-              </w:rPr>
-              <w:t xml:space="preserve"> (ENTREE/SORTIE), </w:t>
-            </w:r>
-            <w:proofErr w:type="spellStart"/>
-            <w:r>
-              <w:rPr>
-                <w:lang w:val="fr-FR"/>
-              </w:rPr>
-              <w:t>quantite</w:t>
-            </w:r>
-            <w:proofErr w:type="spellEnd"/>
-            <w:r>
-              <w:rPr>
-                <w:lang w:val="fr-FR"/>
-              </w:rPr>
-              <w:t xml:space="preserve">, session, </w:t>
-            </w:r>
-            <w:proofErr w:type="spellStart"/>
-            <w:r>
-              <w:rPr>
-                <w:lang w:val="fr-FR"/>
-              </w:rPr>
-              <w:t>cout_impute</w:t>
-            </w:r>
-            <w:proofErr w:type="spellEnd"/>
-            <w:r>
-              <w:rPr>
-                <w:lang w:val="fr-FR"/>
-              </w:rPr>
-              <w:t>, note</w:t>
+        <w:trPr>
+          <w:tblCellSpacing w:w="15" w:type="dxa"/>
+        </w:trPr>
+        <w:tc>
+          <w:tcPr>
+            <w:tcW w:w="0" w:type="auto"/>
+            <w:vAlign w:val="center"/>
+            <w:hideMark/>
+          </w:tcPr>
+          <w:p>
+            <w:pPr>
+              <w:pStyle w:val="Titre3"/>
+              <w:rPr>
+                <w:lang w:val="fr-BF"/>
+              </w:rPr>
+            </w:pPr>
+            <w:r>
+              <w:rPr>
+                <w:lang w:val="fr-BF"/>
+              </w:rPr>
+              <w:t>commandes</w:t>
+            </w:r>
+          </w:p>
+        </w:tc>
+        <w:tc>
+          <w:tcPr>
+            <w:tcW w:w="0" w:type="auto"/>
+            <w:vAlign w:val="center"/>
+            <w:hideMark/>
+          </w:tcPr>
+          <w:p>
+            <w:pPr>
+              <w:pStyle w:val="Titre3"/>
+              <w:rPr>
+                <w:lang w:val="fr-BF"/>
+              </w:rPr>
+            </w:pPr>
+            <w:r>
+              <w:rPr>
+                <w:lang w:val="fr-BF"/>
+              </w:rPr>
+              <w:t>CRM — en-tête bon de commande (Migration 036)</w:t>
             </w:r>
           </w:p>
         </w:tc>
       </w:tr>
       <w:tr>
-        <w:tc>
-          <w:tcPr>
-            <w:tcW w:w="0" w:type="auto"/>
-          </w:tcPr>
-          <w:p>
-            <w:pPr>
-              <w:pStyle w:val="Compact"/>
+        <w:trPr>
+          <w:tblCellSpacing w:w="15" w:type="dxa"/>
+        </w:trPr>
+        <w:tc>
+          <w:tcPr>
+            <w:tcW w:w="0" w:type="auto"/>
+            <w:vAlign w:val="center"/>
+            <w:hideMark/>
+          </w:tcPr>
+          <w:p>
+            <w:pPr>
+              <w:pStyle w:val="Titre3"/>
+              <w:rPr>
+                <w:lang w:val="fr-BF"/>
+              </w:rPr>
             </w:pPr>
             <w:proofErr w:type="spellStart"/>
             <w:r>
-              <w:t>rapports_hebdo</w:t>
+              <w:rPr>
+                <w:lang w:val="fr-BF"/>
+              </w:rPr>
+              <w:t>composants_lot</w:t>
             </w:r>
             <w:proofErr w:type="spellEnd"/>
           </w:p>
@@ -2115,112 +1746,614 @@
         <w:tc>
           <w:tcPr>
             <w:tcW w:w="0" w:type="auto"/>
-          </w:tcPr>
-          <w:p>
-            <w:pPr>
-              <w:pStyle w:val="Compact"/>
-              <w:rPr>
-                <w:lang w:val="fr-FR"/>
-              </w:rPr>
-            </w:pPr>
-            <w:r>
-              <w:rPr>
-                <w:lang w:val="fr-FR"/>
-              </w:rPr>
-              <w:t xml:space="preserve">id, </w:t>
-            </w:r>
-            <w:proofErr w:type="spellStart"/>
-            <w:r>
-              <w:rPr>
-                <w:lang w:val="fr-FR"/>
-              </w:rPr>
-              <w:t>ferme_id</w:t>
-            </w:r>
-            <w:proofErr w:type="spellEnd"/>
-            <w:r>
-              <w:rPr>
-                <w:lang w:val="fr-FR"/>
-              </w:rPr>
-              <w:t xml:space="preserve">, </w:t>
-            </w:r>
-            <w:proofErr w:type="spellStart"/>
-            <w:r>
-              <w:rPr>
-                <w:lang w:val="fr-FR"/>
-              </w:rPr>
-              <w:t>bande_id</w:t>
-            </w:r>
-            <w:proofErr w:type="spellEnd"/>
-            <w:r>
-              <w:rPr>
-                <w:lang w:val="fr-FR"/>
-              </w:rPr>
-              <w:t xml:space="preserve">, semaine, </w:t>
-            </w:r>
-            <w:proofErr w:type="spellStart"/>
-            <w:r>
-              <w:rPr>
-                <w:lang w:val="fr-FR"/>
-              </w:rPr>
-              <w:t>contenu_agent</w:t>
-            </w:r>
-            <w:proofErr w:type="spellEnd"/>
-            <w:r>
-              <w:rPr>
-                <w:lang w:val="fr-FR"/>
-              </w:rPr>
-              <w:t xml:space="preserve">, </w:t>
-            </w:r>
-            <w:proofErr w:type="spellStart"/>
-            <w:r>
-              <w:rPr>
-                <w:lang w:val="fr-FR"/>
-              </w:rPr>
-              <w:t>contenu_gerant</w:t>
-            </w:r>
-            <w:proofErr w:type="spellEnd"/>
-            <w:r>
-              <w:rPr>
-                <w:lang w:val="fr-FR"/>
-              </w:rPr>
-              <w:t xml:space="preserve">, </w:t>
-            </w:r>
-            <w:proofErr w:type="spellStart"/>
-            <w:r>
-              <w:rPr>
-                <w:lang w:val="fr-FR"/>
-              </w:rPr>
-              <w:t>lu_par_agent</w:t>
-            </w:r>
-            <w:proofErr w:type="spellEnd"/>
-            <w:r>
-              <w:rPr>
-                <w:lang w:val="fr-FR"/>
-              </w:rPr>
-              <w:t xml:space="preserve">, </w:t>
-            </w:r>
-            <w:proofErr w:type="spellStart"/>
-            <w:r>
-              <w:rPr>
-                <w:lang w:val="fr-FR"/>
-              </w:rPr>
-              <w:t>lu_par_gerant</w:t>
-            </w:r>
-            <w:proofErr w:type="spellEnd"/>
+            <w:vAlign w:val="center"/>
+            <w:hideMark/>
+          </w:tcPr>
+          <w:p>
+            <w:pPr>
+              <w:pStyle w:val="Titre3"/>
+              <w:rPr>
+                <w:lang w:val="fr-BF"/>
+              </w:rPr>
+            </w:pPr>
+            <w:r>
+              <w:rPr>
+                <w:lang w:val="fr-BF"/>
+              </w:rPr>
+              <w:t>Composition des lots d'aliment fabriqué</w:t>
+            </w:r>
           </w:p>
         </w:tc>
       </w:tr>
       <w:tr>
-        <w:tc>
-          <w:tcPr>
-            <w:tcW w:w="0" w:type="auto"/>
-          </w:tcPr>
-          <w:p>
-            <w:pPr>
-              <w:pStyle w:val="Compact"/>
+        <w:trPr>
+          <w:tblCellSpacing w:w="15" w:type="dxa"/>
+        </w:trPr>
+        <w:tc>
+          <w:tcPr>
+            <w:tcW w:w="0" w:type="auto"/>
+            <w:vAlign w:val="center"/>
+            <w:hideMark/>
+          </w:tcPr>
+          <w:p>
+            <w:pPr>
+              <w:pStyle w:val="Titre3"/>
+              <w:rPr>
+                <w:lang w:val="fr-BF"/>
+              </w:rPr>
+            </w:pPr>
+            <w:r>
+              <w:rPr>
+                <w:lang w:val="fr-BF"/>
+              </w:rPr>
+              <w:t>config</w:t>
+            </w:r>
+          </w:p>
+        </w:tc>
+        <w:tc>
+          <w:tcPr>
+            <w:tcW w:w="0" w:type="auto"/>
+            <w:vAlign w:val="center"/>
+            <w:hideMark/>
+          </w:tcPr>
+          <w:p>
+            <w:pPr>
+              <w:pStyle w:val="Titre3"/>
+              <w:rPr>
+                <w:lang w:val="fr-BF"/>
+              </w:rPr>
+            </w:pPr>
+            <w:r>
+              <w:rPr>
+                <w:lang w:val="fr-BF"/>
+              </w:rPr>
+              <w:t>Paramètres applicatifs</w:t>
+            </w:r>
+          </w:p>
+        </w:tc>
+      </w:tr>
+      <w:tr>
+        <w:trPr>
+          <w:tblCellSpacing w:w="15" w:type="dxa"/>
+        </w:trPr>
+        <w:tc>
+          <w:tcPr>
+            <w:tcW w:w="0" w:type="auto"/>
+            <w:vAlign w:val="center"/>
+            <w:hideMark/>
+          </w:tcPr>
+          <w:p>
+            <w:pPr>
+              <w:pStyle w:val="Titre3"/>
+              <w:rPr>
+                <w:lang w:val="fr-BF"/>
+              </w:rPr>
             </w:pPr>
             <w:proofErr w:type="spellStart"/>
             <w:r>
+              <w:rPr>
+                <w:lang w:val="fr-BF"/>
+              </w:rPr>
+              <w:t>croissance_standard</w:t>
+            </w:r>
+            <w:proofErr w:type="spellEnd"/>
+          </w:p>
+        </w:tc>
+        <w:tc>
+          <w:tcPr>
+            <w:tcW w:w="0" w:type="auto"/>
+            <w:vAlign w:val="center"/>
+            <w:hideMark/>
+          </w:tcPr>
+          <w:p>
+            <w:pPr>
+              <w:pStyle w:val="Titre3"/>
+              <w:rPr>
+                <w:lang w:val="fr-BF"/>
+              </w:rPr>
+            </w:pPr>
+            <w:r>
+              <w:rPr>
+                <w:lang w:val="fr-BF"/>
+              </w:rPr>
+              <w:t>Courbes de référence zootechniques (Cobb 500)</w:t>
+            </w:r>
+          </w:p>
+        </w:tc>
+      </w:tr>
+      <w:tr>
+        <w:trPr>
+          <w:tblCellSpacing w:w="15" w:type="dxa"/>
+        </w:trPr>
+        <w:tc>
+          <w:tcPr>
+            <w:tcW w:w="0" w:type="auto"/>
+            <w:vAlign w:val="center"/>
+            <w:hideMark/>
+          </w:tcPr>
+          <w:p>
+            <w:pPr>
+              <w:pStyle w:val="Titre3"/>
+              <w:rPr>
+                <w:lang w:val="fr-BF"/>
+              </w:rPr>
+            </w:pPr>
+            <w:r>
+              <w:rPr>
+                <w:lang w:val="fr-BF"/>
+              </w:rPr>
+              <w:t>fermes</w:t>
+            </w:r>
+          </w:p>
+        </w:tc>
+        <w:tc>
+          <w:tcPr>
+            <w:tcW w:w="0" w:type="auto"/>
+            <w:vAlign w:val="center"/>
+            <w:hideMark/>
+          </w:tcPr>
+          <w:p>
+            <w:pPr>
+              <w:pStyle w:val="Titre3"/>
+              <w:rPr>
+                <w:lang w:val="fr-BF"/>
+              </w:rPr>
+            </w:pPr>
+            <w:r>
+              <w:rPr>
+                <w:lang w:val="fr-BF"/>
+              </w:rPr>
+              <w:t>Tenants — une ligne par ferme cliente</w:t>
+            </w:r>
+          </w:p>
+        </w:tc>
+      </w:tr>
+      <w:tr>
+        <w:trPr>
+          <w:tblCellSpacing w:w="15" w:type="dxa"/>
+        </w:trPr>
+        <w:tc>
+          <w:tcPr>
+            <w:tcW w:w="0" w:type="auto"/>
+            <w:vAlign w:val="center"/>
+            <w:hideMark/>
+          </w:tcPr>
+          <w:p>
+            <w:pPr>
+              <w:pStyle w:val="Titre3"/>
+              <w:rPr>
+                <w:lang w:val="fr-BF"/>
+              </w:rPr>
+            </w:pPr>
+            <w:r>
+              <w:rPr>
+                <w:lang w:val="fr-BF"/>
+              </w:rPr>
+              <w:t>journal</w:t>
+            </w:r>
+          </w:p>
+        </w:tc>
+        <w:tc>
+          <w:tcPr>
+            <w:tcW w:w="0" w:type="auto"/>
+            <w:vAlign w:val="center"/>
+            <w:hideMark/>
+          </w:tcPr>
+          <w:p>
+            <w:pPr>
+              <w:pStyle w:val="Titre3"/>
+              <w:rPr>
+                <w:lang w:val="fr-BF"/>
+              </w:rPr>
+            </w:pPr>
+            <w:r>
+              <w:rPr>
+                <w:lang w:val="fr-BF"/>
+              </w:rPr>
+              <w:t>Écritures comptables — DEPENSE / RECETTE</w:t>
+            </w:r>
+          </w:p>
+        </w:tc>
+      </w:tr>
+      <w:tr>
+        <w:trPr>
+          <w:tblCellSpacing w:w="15" w:type="dxa"/>
+        </w:trPr>
+        <w:tc>
+          <w:tcPr>
+            <w:tcW w:w="0" w:type="auto"/>
+            <w:vAlign w:val="center"/>
+            <w:hideMark/>
+          </w:tcPr>
+          <w:p>
+            <w:pPr>
+              <w:pStyle w:val="Titre3"/>
+              <w:rPr>
+                <w:lang w:val="fr-BF"/>
+              </w:rPr>
+            </w:pPr>
+            <w:proofErr w:type="spellStart"/>
+            <w:r>
+              <w:rPr>
+                <w:lang w:val="fr-BF"/>
+              </w:rPr>
+              <w:t>lots_stock</w:t>
+            </w:r>
+            <w:proofErr w:type="spellEnd"/>
+          </w:p>
+        </w:tc>
+        <w:tc>
+          <w:tcPr>
+            <w:tcW w:w="0" w:type="auto"/>
+            <w:vAlign w:val="center"/>
+            <w:hideMark/>
+          </w:tcPr>
+          <w:p>
+            <w:pPr>
+              <w:pStyle w:val="Titre3"/>
+              <w:rPr>
+                <w:lang w:val="fr-BF"/>
+              </w:rPr>
+            </w:pPr>
+            <w:r>
+              <w:rPr>
+                <w:lang w:val="fr-BF"/>
+              </w:rPr>
+              <w:t xml:space="preserve">Lots de stock — </w:t>
+            </w:r>
+            <w:proofErr w:type="spellStart"/>
+            <w:r>
+              <w:rPr>
+                <w:lang w:val="fr-BF"/>
+              </w:rPr>
+              <w:t>cout_unitaire</w:t>
+            </w:r>
+            <w:proofErr w:type="spellEnd"/>
+            <w:r>
+              <w:rPr>
+                <w:lang w:val="fr-BF"/>
+              </w:rPr>
+              <w:t xml:space="preserve"> GÉNÉRÉ, </w:t>
+            </w:r>
+            <w:proofErr w:type="spellStart"/>
+            <w:r>
+              <w:rPr>
+                <w:lang w:val="fr-BF"/>
+              </w:rPr>
+              <w:t>categorie_cru</w:t>
+            </w:r>
+            <w:proofErr w:type="spellEnd"/>
+            <w:r>
+              <w:rPr>
+                <w:lang w:val="fr-BF"/>
+              </w:rPr>
+              <w:t xml:space="preserve">, </w:t>
+            </w:r>
+            <w:proofErr w:type="spellStart"/>
+            <w:r>
+              <w:rPr>
+                <w:lang w:val="fr-BF"/>
+              </w:rPr>
+              <w:t>impute_journal</w:t>
+            </w:r>
+            <w:proofErr w:type="spellEnd"/>
+          </w:p>
+        </w:tc>
+      </w:tr>
+      <w:tr>
+        <w:trPr>
+          <w:tblCellSpacing w:w="15" w:type="dxa"/>
+        </w:trPr>
+        <w:tc>
+          <w:tcPr>
+            <w:tcW w:w="0" w:type="auto"/>
+            <w:vAlign w:val="center"/>
+            <w:hideMark/>
+          </w:tcPr>
+          <w:p>
+            <w:pPr>
+              <w:pStyle w:val="Titre3"/>
+              <w:rPr>
+                <w:lang w:val="fr-BF"/>
+              </w:rPr>
+            </w:pPr>
+            <w:proofErr w:type="spellStart"/>
+            <w:r>
+              <w:rPr>
+                <w:lang w:val="fr-BF"/>
+              </w:rPr>
+              <w:t>mouvements_stock</w:t>
+            </w:r>
+            <w:proofErr w:type="spellEnd"/>
+          </w:p>
+        </w:tc>
+        <w:tc>
+          <w:tcPr>
+            <w:tcW w:w="0" w:type="auto"/>
+            <w:vAlign w:val="center"/>
+            <w:hideMark/>
+          </w:tcPr>
+          <w:p>
+            <w:pPr>
+              <w:pStyle w:val="Titre3"/>
+              <w:rPr>
+                <w:lang w:val="fr-BF"/>
+              </w:rPr>
+            </w:pPr>
+            <w:r>
+              <w:rPr>
+                <w:lang w:val="fr-BF"/>
+              </w:rPr>
+              <w:t>ENTREE / SORTIE de stock</w:t>
+            </w:r>
+          </w:p>
+        </w:tc>
+      </w:tr>
+      <w:tr>
+        <w:trPr>
+          <w:tblCellSpacing w:w="15" w:type="dxa"/>
+        </w:trPr>
+        <w:tc>
+          <w:tcPr>
+            <w:tcW w:w="0" w:type="auto"/>
+            <w:vAlign w:val="center"/>
+            <w:hideMark/>
+          </w:tcPr>
+          <w:p>
+            <w:pPr>
+              <w:pStyle w:val="Titre3"/>
+              <w:rPr>
+                <w:lang w:val="fr-BF"/>
+              </w:rPr>
+            </w:pPr>
+            <w:r>
+              <w:rPr>
+                <w:lang w:val="fr-BF"/>
+              </w:rPr>
+              <w:t>paiements</w:t>
+            </w:r>
+          </w:p>
+        </w:tc>
+        <w:tc>
+          <w:tcPr>
+            <w:tcW w:w="0" w:type="auto"/>
+            <w:vAlign w:val="center"/>
+            <w:hideMark/>
+          </w:tcPr>
+          <w:p>
+            <w:pPr>
+              <w:pStyle w:val="Titre3"/>
+              <w:rPr>
+                <w:lang w:val="fr-BF"/>
+              </w:rPr>
+            </w:pPr>
+            <w:r>
+              <w:rPr>
+                <w:lang w:val="fr-BF"/>
+              </w:rPr>
+              <w:t>CRM — encaissements rattachés à une commande (Migration 036)</w:t>
+            </w:r>
+          </w:p>
+        </w:tc>
+      </w:tr>
+      <w:tr>
+        <w:trPr>
+          <w:tblCellSpacing w:w="15" w:type="dxa"/>
+        </w:trPr>
+        <w:tc>
+          <w:tcPr>
+            <w:tcW w:w="0" w:type="auto"/>
+            <w:vAlign w:val="center"/>
+            <w:hideMark/>
+          </w:tcPr>
+          <w:p>
+            <w:pPr>
+              <w:pStyle w:val="Titre3"/>
+              <w:rPr>
+                <w:lang w:val="fr-BF"/>
+              </w:rPr>
+            </w:pPr>
+            <w:proofErr w:type="spellStart"/>
+            <w:r>
+              <w:rPr>
+                <w:lang w:val="fr-BF"/>
+              </w:rPr>
+              <w:t>partenaires_bandes</w:t>
+            </w:r>
+            <w:proofErr w:type="spellEnd"/>
+          </w:p>
+        </w:tc>
+        <w:tc>
+          <w:tcPr>
+            <w:tcW w:w="0" w:type="auto"/>
+            <w:vAlign w:val="center"/>
+            <w:hideMark/>
+          </w:tcPr>
+          <w:p>
+            <w:pPr>
+              <w:pStyle w:val="Titre3"/>
+              <w:rPr>
+                <w:lang w:val="fr-BF"/>
+              </w:rPr>
+            </w:pPr>
+            <w:r>
+              <w:rPr>
+                <w:lang w:val="fr-BF"/>
+              </w:rPr>
+              <w:t>Quotes-parts des partenaires investisseurs par bande</w:t>
+            </w:r>
+          </w:p>
+        </w:tc>
+      </w:tr>
+      <w:tr>
+        <w:trPr>
+          <w:tblCellSpacing w:w="15" w:type="dxa"/>
+        </w:trPr>
+        <w:tc>
+          <w:tcPr>
+            <w:tcW w:w="0" w:type="auto"/>
+            <w:vAlign w:val="center"/>
+            <w:hideMark/>
+          </w:tcPr>
+          <w:p>
+            <w:pPr>
+              <w:pStyle w:val="Titre3"/>
+              <w:rPr>
+                <w:lang w:val="fr-BF"/>
+              </w:rPr>
+            </w:pPr>
+            <w:proofErr w:type="spellStart"/>
+            <w:r>
+              <w:rPr>
+                <w:lang w:val="fr-BF"/>
+              </w:rPr>
+              <w:t>produits_catalogue</w:t>
+            </w:r>
+            <w:proofErr w:type="spellEnd"/>
+          </w:p>
+        </w:tc>
+        <w:tc>
+          <w:tcPr>
+            <w:tcW w:w="0" w:type="auto"/>
+            <w:vAlign w:val="center"/>
+            <w:hideMark/>
+          </w:tcPr>
+          <w:p>
+            <w:pPr>
+              <w:pStyle w:val="Titre3"/>
+              <w:rPr>
+                <w:lang w:val="fr-BF"/>
+              </w:rPr>
+            </w:pPr>
+            <w:r>
+              <w:rPr>
+                <w:lang w:val="fr-BF"/>
+              </w:rPr>
+              <w:t>CRM — produits vendables (Migration 035)</w:t>
+            </w:r>
+          </w:p>
+        </w:tc>
+      </w:tr>
+      <w:tr>
+        <w:trPr>
+          <w:tblCellSpacing w:w="15" w:type="dxa"/>
+        </w:trPr>
+        <w:tc>
+          <w:tcPr>
+            <w:tcW w:w="0" w:type="auto"/>
+            <w:vAlign w:val="center"/>
+            <w:hideMark/>
+          </w:tcPr>
+          <w:p>
+            <w:pPr>
+              <w:pStyle w:val="Titre3"/>
+              <w:rPr>
+                <w:lang w:val="fr-BF"/>
+              </w:rPr>
+            </w:pPr>
+            <w:proofErr w:type="spellStart"/>
+            <w:r>
+              <w:rPr>
+                <w:lang w:val="fr-BF"/>
+              </w:rPr>
+              <w:t>rapports_hebdo</w:t>
+            </w:r>
+            <w:proofErr w:type="spellEnd"/>
+          </w:p>
+        </w:tc>
+        <w:tc>
+          <w:tcPr>
+            <w:tcW w:w="0" w:type="auto"/>
+            <w:vAlign w:val="center"/>
+            <w:hideMark/>
+          </w:tcPr>
+          <w:p>
+            <w:pPr>
+              <w:pStyle w:val="Titre3"/>
+              <w:rPr>
+                <w:lang w:val="fr-BF"/>
+              </w:rPr>
+            </w:pPr>
+            <w:r>
+              <w:rPr>
+                <w:lang w:val="fr-BF"/>
+              </w:rPr>
+              <w:t>Rapports hebdomadaires agent/gérant</w:t>
+            </w:r>
+          </w:p>
+        </w:tc>
+      </w:tr>
+      <w:tr>
+        <w:trPr>
+          <w:tblCellSpacing w:w="15" w:type="dxa"/>
+        </w:trPr>
+        <w:tc>
+          <w:tcPr>
+            <w:tcW w:w="0" w:type="auto"/>
+            <w:vAlign w:val="center"/>
+            <w:hideMark/>
+          </w:tcPr>
+          <w:p>
+            <w:pPr>
+              <w:pStyle w:val="Titre3"/>
+              <w:rPr>
+                <w:lang w:val="fr-BF"/>
+              </w:rPr>
+            </w:pPr>
+            <w:proofErr w:type="spellStart"/>
+            <w:r>
+              <w:rPr>
+                <w:lang w:val="fr-BF"/>
+              </w:rPr>
+              <w:t>saisies_techniques</w:t>
+            </w:r>
+            <w:proofErr w:type="spellEnd"/>
+          </w:p>
+        </w:tc>
+        <w:tc>
+          <w:tcPr>
+            <w:tcW w:w="0" w:type="auto"/>
+            <w:vAlign w:val="center"/>
+            <w:hideMark/>
+          </w:tcPr>
+          <w:p>
+            <w:pPr>
+              <w:pStyle w:val="Titre3"/>
+              <w:rPr>
+                <w:lang w:val="fr-BF"/>
+              </w:rPr>
+            </w:pPr>
+            <w:r>
+              <w:rPr>
+                <w:lang w:val="fr-BF"/>
+              </w:rPr>
+              <w:t>Saisies agent (température, hygrométrie, mortalité...)</w:t>
+            </w:r>
+          </w:p>
+        </w:tc>
+      </w:tr>
+      <w:tr>
+        <w:trPr>
+          <w:tblCellSpacing w:w="15" w:type="dxa"/>
+        </w:trPr>
+        <w:tc>
+          <w:tcPr>
+            <w:tcW w:w="0" w:type="auto"/>
+            <w:vAlign w:val="center"/>
+            <w:hideMark/>
+          </w:tcPr>
+          <w:p>
+            <w:pPr>
+              <w:pStyle w:val="Titre3"/>
+              <w:rPr>
+                <w:lang w:val="fr-BF"/>
+              </w:rPr>
+            </w:pPr>
+            <w:proofErr w:type="spellStart"/>
+            <w:r>
+              <w:rPr>
+                <w:lang w:val="fr-BF"/>
+              </w:rPr>
               <w:lastRenderedPageBreak/>
               <w:t>sessions_actives</w:t>
             </w:r>
@@ -2230,69 +2363,143 @@
         <w:tc>
           <w:tcPr>
             <w:tcW w:w="0" w:type="auto"/>
-          </w:tcPr>
-          <w:p>
-            <w:pPr>
-              <w:pStyle w:val="Compact"/>
-              <w:rPr>
-                <w:lang w:val="fr-FR"/>
-              </w:rPr>
-            </w:pPr>
-            <w:r>
-              <w:rPr>
-                <w:lang w:val="fr-FR"/>
-              </w:rPr>
-              <w:t xml:space="preserve">id, </w:t>
+            <w:vAlign w:val="center"/>
+            <w:hideMark/>
+          </w:tcPr>
+          <w:p>
+            <w:pPr>
+              <w:pStyle w:val="Titre3"/>
+              <w:rPr>
+                <w:lang w:val="fr-BF"/>
+              </w:rPr>
+            </w:pPr>
+            <w:r>
+              <w:rPr>
+                <w:lang w:val="fr-BF"/>
+              </w:rPr>
+              <w:t>Verrouillage multi-appareils — RLS désactivée (choix documenté, voir §14)</w:t>
+            </w:r>
+          </w:p>
+        </w:tc>
+      </w:tr>
+      <w:tr>
+        <w:trPr>
+          <w:tblCellSpacing w:w="15" w:type="dxa"/>
+        </w:trPr>
+        <w:tc>
+          <w:tcPr>
+            <w:tcW w:w="0" w:type="auto"/>
+            <w:vAlign w:val="center"/>
+            <w:hideMark/>
+          </w:tcPr>
+          <w:p>
+            <w:pPr>
+              <w:pStyle w:val="Titre3"/>
+              <w:rPr>
+                <w:lang w:val="fr-BF"/>
+              </w:rPr>
+            </w:pPr>
+            <w:r>
+              <w:rPr>
+                <w:lang w:val="fr-BF"/>
+              </w:rPr>
+              <w:t>taches</w:t>
+            </w:r>
+          </w:p>
+        </w:tc>
+        <w:tc>
+          <w:tcPr>
+            <w:tcW w:w="0" w:type="auto"/>
+            <w:vAlign w:val="center"/>
+            <w:hideMark/>
+          </w:tcPr>
+          <w:p>
+            <w:pPr>
+              <w:pStyle w:val="Titre3"/>
+              <w:rPr>
+                <w:lang w:val="fr-BF"/>
+              </w:rPr>
+            </w:pPr>
+            <w:r>
+              <w:rPr>
+                <w:lang w:val="fr-BF"/>
+              </w:rPr>
+              <w:t>Tâches planifiées</w:t>
+            </w:r>
+          </w:p>
+        </w:tc>
+      </w:tr>
+      <w:tr>
+        <w:trPr>
+          <w:tblCellSpacing w:w="15" w:type="dxa"/>
+        </w:trPr>
+        <w:tc>
+          <w:tcPr>
+            <w:tcW w:w="0" w:type="auto"/>
+            <w:vAlign w:val="center"/>
+            <w:hideMark/>
+          </w:tcPr>
+          <w:p>
+            <w:pPr>
+              <w:pStyle w:val="Titre3"/>
+              <w:rPr>
+                <w:lang w:val="fr-BF"/>
+              </w:rPr>
+            </w:pPr>
+            <w:r>
+              <w:rPr>
+                <w:lang w:val="fr-BF"/>
+              </w:rPr>
+              <w:t>utilisateurs</w:t>
+            </w:r>
+          </w:p>
+        </w:tc>
+        <w:tc>
+          <w:tcPr>
+            <w:tcW w:w="0" w:type="auto"/>
+            <w:vAlign w:val="center"/>
+            <w:hideMark/>
+          </w:tcPr>
+          <w:p>
+            <w:pPr>
+              <w:pStyle w:val="Titre3"/>
+              <w:rPr>
+                <w:lang w:val="fr-BF"/>
+              </w:rPr>
+            </w:pPr>
+            <w:r>
+              <w:rPr>
+                <w:lang w:val="fr-BF"/>
+              </w:rPr>
+              <w:t xml:space="preserve">Comptes — PIN </w:t>
             </w:r>
             <w:proofErr w:type="spellStart"/>
             <w:r>
               <w:rPr>
-                <w:lang w:val="fr-FR"/>
-              </w:rPr>
-              <w:t>ferme_id</w:t>
+                <w:lang w:val="fr-BF"/>
+              </w:rPr>
+              <w:t>bcrypt</w:t>
             </w:r>
             <w:proofErr w:type="spellEnd"/>
             <w:r>
               <w:rPr>
-                <w:lang w:val="fr-FR"/>
-              </w:rPr>
-              <w:t xml:space="preserve">, </w:t>
+                <w:lang w:val="fr-BF"/>
+              </w:rPr>
+              <w:t xml:space="preserve"> via </w:t>
             </w:r>
             <w:proofErr w:type="spellStart"/>
             <w:r>
               <w:rPr>
-                <w:lang w:val="fr-FR"/>
-              </w:rPr>
-              <w:t>user_id</w:t>
+                <w:lang w:val="fr-BF"/>
+              </w:rPr>
+              <w:t>verifier_pin</w:t>
             </w:r>
             <w:proofErr w:type="spellEnd"/>
             <w:r>
               <w:rPr>
-                <w:lang w:val="fr-FR"/>
-              </w:rPr>
-              <w:t xml:space="preserve">, </w:t>
-            </w:r>
-            <w:proofErr w:type="spellStart"/>
-            <w:r>
-              <w:rPr>
-                <w:lang w:val="fr-FR"/>
-              </w:rPr>
-              <w:t>device_fingerprint</w:t>
-            </w:r>
-            <w:proofErr w:type="spellEnd"/>
-            <w:r>
-              <w:rPr>
-                <w:lang w:val="fr-FR"/>
-              </w:rPr>
-              <w:t xml:space="preserve"> — RLS désactivée (choix documenté) — verrouillage multi-appareils. </w:t>
-            </w:r>
-            <w:r>
-              <w:rPr>
-                <w:b/>
-                <w:bCs/>
-                <w:lang w:val="fr-FR"/>
-              </w:rPr>
-              <w:t>Voir section 14 — Audit sécurité v26.18 : DELETE cross-tenant corrigé v26.19.</w:t>
+                <w:lang w:val="fr-BF"/>
+              </w:rPr>
+              <w:t>()</w:t>
             </w:r>
           </w:p>
         </w:tc>
@@ -2302,50 +2509,35 @@
       <w:pPr>
         <w:pStyle w:val="Titre3"/>
         <w:rPr>
-          <w:i/>
-          <w:iCs/>
-          <w:lang w:val="fr-FR"/>
-        </w:rPr>
-      </w:pPr>
-      <w:bookmarkStart w:id="8" w:name="migrations-sql-github"/>
-      <w:bookmarkEnd w:id="7"/>
+          <w:lang w:val="fr-BF"/>
+        </w:rPr>
+      </w:pPr>
       <w:r>
         <w:rPr>
           <w:rFonts w:ascii="Segoe UI Emoji" w:hAnsi="Segoe UI Emoji" w:cs="Segoe UI Emoji"/>
-        </w:rPr>
-        <w:t>💡</w:t>
-      </w:r>
-      <w:r>
-        <w:rPr>
-          <w:lang w:val="fr-FR"/>
-        </w:rPr>
-        <w:t xml:space="preserve"> </w:t>
-      </w:r>
-      <w:r>
-        <w:rPr>
-          <w:i/>
-          <w:iCs/>
-          <w:lang w:val="fr-FR"/>
-        </w:rPr>
-        <w:t xml:space="preserve">En clair : on garde la bonne version (dans le tableau, en haut) et on efface la copie en double (en bas, après </w:t>
-      </w:r>
-      <w:proofErr w:type="spellStart"/>
-      <w:r>
-        <w:rPr>
-          <w:i/>
-          <w:iCs/>
-          <w:lang w:val="fr-FR"/>
-        </w:rPr>
-        <w:t>sessions_actives</w:t>
-      </w:r>
-      <w:proofErr w:type="spellEnd"/>
-      <w:r>
-        <w:rPr>
-          <w:i/>
-          <w:iCs/>
-          <w:lang w:val="fr-FR"/>
-        </w:rPr>
-        <w:t>). Il ne doit rester qu'une seule ligne « bandes ».</w:t>
+          <w:lang w:val="fr-BF"/>
+        </w:rPr>
+        <w:t>⚠️</w:t>
+      </w:r>
+      <w:r>
+        <w:rPr>
+          <w:lang w:val="fr-BF"/>
+        </w:rPr>
+        <w:t xml:space="preserve"> Tables supprimées en v26.22 : ventes et paiements (ancienne version) existaient en base sans être documentées. Vides (0 ligne), aucune occurrence dans index.html. Modèle incompatible (1 vente = 1 seul produit). Supprimées par la Migration 036, remplacées par commandes + </w:t>
+      </w:r>
+      <w:proofErr w:type="spellStart"/>
+      <w:r>
+        <w:rPr>
+          <w:lang w:val="fr-BF"/>
+        </w:rPr>
+        <w:t>commande_lignes</w:t>
+      </w:r>
+      <w:proofErr w:type="spellEnd"/>
+      <w:r>
+        <w:rPr>
+          <w:lang w:val="fr-BF"/>
+        </w:rPr>
+        <w:t xml:space="preserve"> + paiements (nouveau modèle).</w:t>
       </w:r>
     </w:p>
     <w:p>
@@ -2706,7 +2898,7 @@
     <w:p>
       <w:r>
         <w:pict w14:anchorId="0B2156B2">
-          <v:rect id="_x0000_i1077" style="width:0;height:1.5pt" o:hralign="center" o:hrstd="t" o:hr="t"/>
+          <v:rect id="_x0000_i1067" style="width:0;height:1.5pt" o:hralign="center" o:hrstd="t" o:hr="t"/>
         </w:pict>
       </w:r>
     </w:p>
@@ -3033,7 +3225,7 @@
     <w:p>
       <w:r>
         <w:pict w14:anchorId="19079753">
-          <v:rect id="_x0000_i1078" style="width:0;height:1.5pt" o:hralign="center" o:hrstd="t" o:hr="t"/>
+          <v:rect id="_x0000_i1068" style="width:0;height:1.5pt" o:hralign="center" o:hrstd="t" o:hr="t"/>
         </w:pict>
       </w:r>
     </w:p>
@@ -3044,6 +3236,7 @@
       <w:bookmarkStart w:id="10" w:name="règles-techniques-critiques"/>
       <w:bookmarkEnd w:id="9"/>
       <w:r>
+        <w:lastRenderedPageBreak/>
         <w:t>4. Règles Techniques Critiques</w:t>
       </w:r>
     </w:p>
@@ -3204,7 +3397,6 @@
         <w:rPr>
           <w:lang w:val="fr-FR"/>
         </w:rPr>
-        <w:lastRenderedPageBreak/>
         <w:t>Statelessness</w:t>
       </w:r>
       <w:proofErr w:type="spellEnd"/>
@@ -3528,6 +3720,166 @@
     </w:p>
     <w:p>
       <w:pPr>
+        <w:pStyle w:val="Compact"/>
+        <w:ind w:left="720"/>
+        <w:rPr>
+          <w:lang w:val="fr-FR"/>
+        </w:rPr>
+      </w:pPr>
+    </w:p>
+    <w:p>
+      <w:pPr>
+        <w:pStyle w:val="Compact"/>
+        <w:ind w:left="240"/>
+        <w:rPr>
+          <w:lang w:val="fr-FR"/>
+        </w:rPr>
+      </w:pPr>
+      <w:r>
+        <w:rPr>
+          <w:lang w:val="fr-FR"/>
+        </w:rPr>
+        <w:t>Avant toute création de table : vérifier qu'elle n'existe pas déjà en base.</w:t>
+      </w:r>
+    </w:p>
+    <w:p>
+      <w:pPr>
+        <w:pStyle w:val="Compact"/>
+        <w:ind w:left="240"/>
+      </w:pPr>
+      <w:r>
+        <w:t xml:space="preserve">SELECT </w:t>
+      </w:r>
+      <w:proofErr w:type="spellStart"/>
+      <w:r>
+        <w:t>tablename</w:t>
+      </w:r>
+      <w:proofErr w:type="spellEnd"/>
+      <w:r>
+        <w:t xml:space="preserve"> FROM </w:t>
+      </w:r>
+      <w:proofErr w:type="spellStart"/>
+      <w:r>
+        <w:t>pg_tables</w:t>
+      </w:r>
+      <w:proofErr w:type="spellEnd"/>
+      <w:r>
+        <w:t xml:space="preserve"> WHERE </w:t>
+      </w:r>
+      <w:proofErr w:type="spellStart"/>
+      <w:r>
+        <w:t>schemaname</w:t>
+      </w:r>
+      <w:proofErr w:type="spellEnd"/>
+      <w:r>
+        <w:t xml:space="preserve"> = 'public' ORDER BY </w:t>
+      </w:r>
+      <w:proofErr w:type="spellStart"/>
+      <w:r>
+        <w:t>tablename</w:t>
+      </w:r>
+      <w:proofErr w:type="spellEnd"/>
+      <w:r>
+        <w:t>;</w:t>
+      </w:r>
+    </w:p>
+    <w:p>
+      <w:pPr>
+        <w:pStyle w:val="Compact"/>
+        <w:ind w:left="240"/>
+      </w:pPr>
+    </w:p>
+    <w:p>
+      <w:pPr>
+        <w:pStyle w:val="Compact"/>
+        <w:ind w:left="240"/>
+        <w:rPr>
+          <w:lang w:val="fr-BF"/>
+        </w:rPr>
+      </w:pPr>
+      <w:r>
+        <w:rPr>
+          <w:lang w:val="fr-BF"/>
+        </w:rPr>
+        <w:t xml:space="preserve">Leçon session v26.22 : les tables ventes et paiements existaient en base sans figurer dans la Bible. La Migration 036 a échoué sur relation "paiements" </w:t>
+      </w:r>
+      <w:proofErr w:type="spellStart"/>
+      <w:r>
+        <w:rPr>
+          <w:lang w:val="fr-BF"/>
+        </w:rPr>
+        <w:t>already</w:t>
+      </w:r>
+      <w:proofErr w:type="spellEnd"/>
+      <w:r>
+        <w:rPr>
+          <w:lang w:val="fr-BF"/>
+        </w:rPr>
+        <w:t xml:space="preserve"> </w:t>
+      </w:r>
+      <w:proofErr w:type="spellStart"/>
+      <w:r>
+        <w:rPr>
+          <w:lang w:val="fr-BF"/>
+        </w:rPr>
+        <w:t>exists</w:t>
+      </w:r>
+      <w:proofErr w:type="spellEnd"/>
+      <w:r>
+        <w:rPr>
+          <w:lang w:val="fr-BF"/>
+        </w:rPr>
+        <w:t xml:space="preserve">. La documentation ne suffit pas — </w:t>
+      </w:r>
+      <w:r>
+        <w:rPr>
+          <w:b/>
+          <w:bCs/>
+          <w:lang w:val="fr-BF"/>
+        </w:rPr>
+        <w:t>la base est la seule vérité</w:t>
+      </w:r>
+      <w:r>
+        <w:rPr>
+          <w:lang w:val="fr-BF"/>
+        </w:rPr>
+        <w:t>. Corollaire du principe « diagnostic avant de coder ».</w:t>
+      </w:r>
+    </w:p>
+    <w:p>
+      <w:pPr>
+        <w:pStyle w:val="Compact"/>
+        <w:numPr>
+          <w:ilvl w:val="0"/>
+          <w:numId w:val="9"/>
+        </w:numPr>
+        <w:rPr>
+          <w:lang w:val="fr-BF"/>
+        </w:rPr>
+      </w:pPr>
+      <w:r>
+        <w:rPr>
+          <w:b/>
+          <w:bCs/>
+          <w:lang w:val="fr-BF"/>
+        </w:rPr>
+        <w:t>Une migration SQL est transactionnelle</w:t>
+      </w:r>
+      <w:r>
+        <w:rPr>
+          <w:lang w:val="fr-BF"/>
+        </w:rPr>
+        <w:t xml:space="preserve"> : si une instruction échoue, TOUT est annulé, y compris les instructions déjà passées. Aucun état intermédiaire n'est possible.</w:t>
+      </w:r>
+    </w:p>
+    <w:p>
+      <w:pPr>
+        <w:pStyle w:val="Compact"/>
+        <w:ind w:left="240"/>
+      </w:pPr>
+    </w:p>
+    <w:p>
+      <w:pPr>
         <w:pStyle w:val="Titre3"/>
       </w:pPr>
       <w:bookmarkStart w:id="12" w:name="règles-javascript"/>
@@ -3776,6 +4128,7 @@
         <w:rPr>
           <w:lang w:val="fr-FR"/>
         </w:rPr>
+        <w:lastRenderedPageBreak/>
         <w:t>jsDelivr</w:t>
       </w:r>
       <w:proofErr w:type="spellEnd"/>
@@ -4097,7 +4450,6 @@
           <w:bCs/>
           <w:lang w:val="fr-FR"/>
         </w:rPr>
-        <w:lastRenderedPageBreak/>
         <w:t>RÈGLE STOCK — Deux types de lots</w:t>
       </w:r>
     </w:p>
@@ -4452,6 +4804,7 @@
         <w:rPr>
           <w:lang w:val="fr-FR"/>
         </w:rPr>
+        <w:lastRenderedPageBreak/>
         <w:t xml:space="preserve">Hors charges (mouvement stock, jamais dans le CRU) : - Achat stock [lié à </w:t>
       </w:r>
       <w:proofErr w:type="spellStart"/>
@@ -4472,7 +4825,7 @@
     <w:p>
       <w:r>
         <w:pict w14:anchorId="53450885">
-          <v:rect id="_x0000_i1079" style="width:0;height:1.5pt" o:hralign="center" o:hrstd="t" o:hr="t"/>
+          <v:rect id="_x0000_i1069" style="width:0;height:1.5pt" o:hralign="center" o:hrstd="t" o:hr="t"/>
         </w:pict>
       </w:r>
     </w:p>
@@ -4983,7 +5336,6 @@
           <w:rStyle w:val="VerbatimChar"/>
           <w:lang w:val="fr-FR"/>
         </w:rPr>
-        <w:lastRenderedPageBreak/>
         <w:t xml:space="preserve">.rapport-ligne </w:t>
       </w:r>
       <w:proofErr w:type="spellStart"/>
@@ -5008,7 +5360,7 @@
     <w:p>
       <w:r>
         <w:pict w14:anchorId="1A64A717">
-          <v:rect id="_x0000_i1080" style="width:0;height:1.5pt" o:hralign="center" o:hrstd="t" o:hr="t"/>
+          <v:rect id="_x0000_i1070" style="width:0;height:1.5pt" o:hralign="center" o:hrstd="t" o:hr="t"/>
         </w:pict>
       </w:r>
     </w:p>
@@ -5335,7 +5687,14 @@
         <w:rPr>
           <w:lang w:val="fr-FR"/>
         </w:rPr>
-        <w:t xml:space="preserve"> — mécanisme générique, non câblé spécifiquement pour un produit donné. Testé en conditions réelles avec deux produits distincts, flux complet jusqu’à validation gérant (EN_ATTENTE → CONFIRME) confirmé pour les deux : - </w:t>
+        <w:t xml:space="preserve"> — mécanisme générique, non câblé spécifiquement pour un produit </w:t>
+      </w:r>
+      <w:r>
+        <w:rPr>
+          <w:lang w:val="fr-FR"/>
+        </w:rPr>
+        <w:lastRenderedPageBreak/>
+        <w:t xml:space="preserve">donné. Testé en conditions réelles avec deux produits distincts, flux complet jusqu’à validation gérant (EN_ATTENTE → CONFIRME) confirmé pour les deux : - </w:t>
       </w:r>
       <w:r>
         <w:rPr>
@@ -5663,7 +6022,6 @@
               <w:pStyle w:val="Compact"/>
             </w:pPr>
             <w:r>
-              <w:lastRenderedPageBreak/>
               <w:t xml:space="preserve">Étape 7 — </w:t>
             </w:r>
             <w:proofErr w:type="spellStart"/>
@@ -5904,7 +6262,7 @@
     <w:p>
       <w:r>
         <w:pict w14:anchorId="226AEFDB">
-          <v:rect id="_x0000_i1081" style="width:0;height:1.5pt" o:hralign="center" o:hrstd="t" o:hr="t"/>
+          <v:rect id="_x0000_i1071" style="width:0;height:1.5pt" o:hralign="center" o:hrstd="t" o:hr="t"/>
         </w:pict>
       </w:r>
     </w:p>
@@ -6099,26 +6457,41 @@
               <w:rPr>
                 <w:lang w:val="fr-FR"/>
               </w:rPr>
-              <w:t>Code produit mais pas encore testé</w:t>
-            </w:r>
-          </w:p>
-        </w:tc>
-        <w:tc>
-          <w:tcPr>
-            <w:tcW w:w="0" w:type="auto"/>
-          </w:tcPr>
-          <w:p>
-            <w:pPr>
-              <w:pStyle w:val="Compact"/>
-              <w:rPr>
-                <w:lang w:val="fr-FR"/>
-              </w:rPr>
-            </w:pPr>
-            <w:r>
-              <w:rPr>
-                <w:lang w:val="fr-FR"/>
-              </w:rPr>
-              <w:t>Tester sur https://adamaky.github.io/AVIGEST4/</w:t>
+              <w:t xml:space="preserve">Code produit mais pas </w:t>
+            </w:r>
+            <w:r>
+              <w:rPr>
+                <w:lang w:val="fr-FR"/>
+              </w:rPr>
+              <w:lastRenderedPageBreak/>
+              <w:t>encore testé</w:t>
+            </w:r>
+          </w:p>
+        </w:tc>
+        <w:tc>
+          <w:tcPr>
+            <w:tcW w:w="0" w:type="auto"/>
+          </w:tcPr>
+          <w:p>
+            <w:pPr>
+              <w:pStyle w:val="Compact"/>
+              <w:rPr>
+                <w:lang w:val="fr-FR"/>
+              </w:rPr>
+            </w:pPr>
+            <w:r>
+              <w:rPr>
+                <w:lang w:val="fr-FR"/>
+              </w:rPr>
+              <w:lastRenderedPageBreak/>
+              <w:t xml:space="preserve">Tester sur </w:t>
+            </w:r>
+            <w:r>
+              <w:rPr>
+                <w:lang w:val="fr-FR"/>
+              </w:rPr>
+              <w:lastRenderedPageBreak/>
+              <w:t>https://adamaky.github.io/AVIGEST4/</w:t>
             </w:r>
           </w:p>
         </w:tc>
@@ -6133,6 +6506,7 @@
               <w:pStyle w:val="Compact"/>
             </w:pPr>
             <w:r>
+              <w:lastRenderedPageBreak/>
               <w:t>🐛 Bug</w:t>
             </w:r>
           </w:p>
@@ -6518,38 +6892,26 @@
               <w:pStyle w:val="Compact"/>
             </w:pPr>
             <w:r>
-              <w:t xml:space="preserve">✅ </w:t>
-            </w:r>
-            <w:r>
-              <w:lastRenderedPageBreak/>
-              <w:t>Validé</w:t>
-            </w:r>
-          </w:p>
-        </w:tc>
-        <w:tc>
-          <w:tcPr>
-            <w:tcW w:w="0" w:type="auto"/>
-          </w:tcPr>
-          <w:p>
-            <w:pPr>
-              <w:pStyle w:val="Compact"/>
-              <w:rPr>
-                <w:lang w:val="fr-FR"/>
-              </w:rPr>
-            </w:pPr>
-            <w:r>
-              <w:rPr>
-                <w:lang w:val="fr-FR"/>
-              </w:rPr>
-              <w:lastRenderedPageBreak/>
-              <w:t xml:space="preserve">Ex-B2 — écran dédié screen-blocage (au </w:t>
-            </w:r>
-            <w:r>
-              <w:rPr>
-                <w:lang w:val="fr-FR"/>
-              </w:rPr>
-              <w:lastRenderedPageBreak/>
-              <w:t>lieu d’injection dans app-main caché)</w:t>
+              <w:t>✅ Validé</w:t>
+            </w:r>
+          </w:p>
+        </w:tc>
+        <w:tc>
+          <w:tcPr>
+            <w:tcW w:w="0" w:type="auto"/>
+          </w:tcPr>
+          <w:p>
+            <w:pPr>
+              <w:pStyle w:val="Compact"/>
+              <w:rPr>
+                <w:lang w:val="fr-FR"/>
+              </w:rPr>
+            </w:pPr>
+            <w:r>
+              <w:rPr>
+                <w:lang w:val="fr-FR"/>
+              </w:rPr>
+              <w:t>Ex-B2 — écran dédié screen-blocage (au lieu d’injection dans app-main caché)</w:t>
             </w:r>
           </w:p>
         </w:tc>
@@ -6564,7 +6926,6 @@
               <w:pStyle w:val="Compact"/>
             </w:pPr>
             <w:r>
-              <w:lastRenderedPageBreak/>
               <w:t xml:space="preserve">Bouton Forcer </w:t>
             </w:r>
             <w:proofErr w:type="spellStart"/>
@@ -7085,6 +7446,7 @@
               <w:pStyle w:val="Compact"/>
             </w:pPr>
             <w:r>
+              <w:lastRenderedPageBreak/>
               <w:t>Session PM — 3 étapes</w:t>
             </w:r>
           </w:p>
@@ -7463,7 +7825,6 @@
               <w:pStyle w:val="Compact"/>
             </w:pPr>
             <w:r>
-              <w:lastRenderedPageBreak/>
               <w:t>Fonctionnalité</w:t>
             </w:r>
           </w:p>
@@ -7889,23 +8250,32 @@
               <w:rPr>
                 <w:lang w:val="fr-FR"/>
               </w:rPr>
-              <w:t>Rapport fin de bande + WhatsApp</w:t>
-            </w:r>
-          </w:p>
-        </w:tc>
-        <w:tc>
-          <w:tcPr>
-            <w:tcW w:w="0" w:type="auto"/>
-          </w:tcPr>
-          <w:p>
-            <w:pPr>
-              <w:pStyle w:val="Compact"/>
-            </w:pPr>
-            <w:r>
+              <w:t xml:space="preserve">Rapport fin de </w:t>
+            </w:r>
+            <w:r>
+              <w:rPr>
+                <w:lang w:val="fr-FR"/>
+              </w:rPr>
+              <w:lastRenderedPageBreak/>
+              <w:t>bande + WhatsApp</w:t>
+            </w:r>
+          </w:p>
+        </w:tc>
+        <w:tc>
+          <w:tcPr>
+            <w:tcW w:w="0" w:type="auto"/>
+          </w:tcPr>
+          <w:p>
+            <w:pPr>
+              <w:pStyle w:val="Compact"/>
+            </w:pPr>
+            <w:r>
+              <w:lastRenderedPageBreak/>
               <w:t xml:space="preserve">✅ </w:t>
             </w:r>
             <w:proofErr w:type="spellStart"/>
             <w:r>
+              <w:lastRenderedPageBreak/>
               <w:t>Validé</w:t>
             </w:r>
             <w:proofErr w:type="spellEnd"/>
@@ -7926,6 +8296,7 @@
               <w:rPr>
                 <w:lang w:val="fr-FR"/>
               </w:rPr>
+              <w:lastRenderedPageBreak/>
               <w:t>Export texte structuré (fermé v26.9)</w:t>
             </w:r>
           </w:p>
@@ -8411,7 +8782,6 @@
           <w:b/>
           <w:bCs/>
         </w:rPr>
-        <w:lastRenderedPageBreak/>
         <w:t>VISION SAAS</w:t>
       </w:r>
     </w:p>
@@ -8853,6 +9223,7 @@
           <w:bCs/>
           <w:lang w:val="fr-FR"/>
         </w:rPr>
+        <w:lastRenderedPageBreak/>
         <w:t>Règles établies (session v26.18) :</w:t>
       </w:r>
       <w:r>
@@ -9330,7 +9701,6 @@
         <w:rPr>
           <w:lang w:val="fr-FR"/>
         </w:rPr>
-        <w:lastRenderedPageBreak/>
         <w:t>13.5 Multi-fermes — État actuel et Feuille de Route SaaS</w:t>
       </w:r>
     </w:p>
@@ -9548,6 +9918,7 @@
               <w:pStyle w:val="Compact"/>
             </w:pPr>
             <w:r>
+              <w:lastRenderedPageBreak/>
               <w:t>Pré-</w:t>
             </w:r>
             <w:proofErr w:type="spellStart"/>
@@ -9860,7 +10231,7 @@
     <w:p>
       <w:r>
         <w:pict w14:anchorId="7B805782">
-          <v:rect id="_x0000_i1082" style="width:0;height:1.5pt" o:hralign="center" o:hrstd="t" o:hr="t"/>
+          <v:rect id="_x0000_i1072" style="width:0;height:1.5pt" o:hralign="center" o:hrstd="t" o:hr="t"/>
         </w:pict>
       </w:r>
     </w:p>
@@ -10021,14 +10392,7 @@
         <w:rPr>
           <w:lang w:val="fr-FR"/>
         </w:rPr>
-        <w:t xml:space="preserve"> ; accès </w:t>
-      </w:r>
-      <w:r>
-        <w:rPr>
-          <w:lang w:val="fr-FR"/>
-        </w:rPr>
-        <w:lastRenderedPageBreak/>
-        <w:t xml:space="preserve">direct aux </w:t>
+        <w:t xml:space="preserve"> ; accès direct aux </w:t>
       </w:r>
       <w:proofErr w:type="spellStart"/>
       <w:r>
@@ -10493,6 +10857,7 @@
             </w:pPr>
             <w:proofErr w:type="spellStart"/>
             <w:r>
+              <w:lastRenderedPageBreak/>
               <w:t>batiments</w:t>
             </w:r>
             <w:proofErr w:type="spellEnd"/>
@@ -11091,7 +11456,6 @@
         <w:rPr>
           <w:lang w:val="fr-FR"/>
         </w:rPr>
-        <w:lastRenderedPageBreak/>
         <w:t>14.3 Session RLS dédiée — programmée, non planifiée dans le temps</w:t>
       </w:r>
     </w:p>
@@ -11568,7 +11932,7 @@
     <w:p>
       <w:r>
         <w:pict w14:anchorId="05AA03DA">
-          <v:rect id="_x0000_i1083" style="width:0;height:1.5pt" o:hralign="center" o:hrstd="t" o:hr="t"/>
+          <v:rect id="_x0000_i1073" style="width:0;height:1.5pt" o:hralign="center" o:hrstd="t" o:hr="t"/>
         </w:pict>
       </w:r>
     </w:p>
@@ -11586,6 +11950,7 @@
         <w:rPr>
           <w:lang w:val="fr-FR"/>
         </w:rPr>
+        <w:lastRenderedPageBreak/>
         <w:t>Points en suspens (à clarifier avec Adama)</w:t>
       </w:r>
     </w:p>
@@ -11909,7 +12274,7 @@
     <w:p>
       <w:r>
         <w:pict w14:anchorId="66626BC7">
-          <v:rect id="_x0000_i1084" style="width:0;height:1.5pt" o:hralign="center" o:hrstd="t" o:hr="t"/>
+          <v:rect id="_x0000_i1074" style="width:0;height:1.5pt" o:hralign="center" o:hrstd="t" o:hr="t"/>
         </w:pict>
       </w:r>
     </w:p>
@@ -11950,7 +12315,6 @@
         <w:rPr>
           <w:lang w:val="fr-BF"/>
         </w:rPr>
-        <w:lastRenderedPageBreak/>
         <w:t xml:space="preserve">Le module clôture permet au gérant de terminer définitivement une bande : archiver son statut, valoriser le stock restant, libérer le bâtiment et générer un rapport final. Architecture en </w:t>
       </w:r>
       <w:r>
@@ -12294,7 +12658,14 @@
               <w:rPr>
                 <w:lang w:val="fr-BF"/>
               </w:rPr>
-              <w:t xml:space="preserve"> — migration 032)</w:t>
+              <w:t xml:space="preserve"> — migration </w:t>
+            </w:r>
+            <w:r>
+              <w:rPr>
+                <w:lang w:val="fr-BF"/>
+              </w:rPr>
+              <w:lastRenderedPageBreak/>
+              <w:t>032)</w:t>
             </w:r>
           </w:p>
         </w:tc>
@@ -12316,6 +12687,7 @@
                 <w:rFonts w:ascii="Segoe UI Emoji" w:hAnsi="Segoe UI Emoji" w:cs="Segoe UI Emoji"/>
                 <w:lang w:val="fr-BF"/>
               </w:rPr>
+              <w:lastRenderedPageBreak/>
               <w:t>✅</w:t>
             </w:r>
             <w:r>
@@ -12889,7 +13261,6 @@
               <w:rPr>
                 <w:lang w:val="fr-BF"/>
               </w:rPr>
-              <w:lastRenderedPageBreak/>
               <w:t>034</w:t>
             </w:r>
           </w:p>
@@ -13049,6 +13420,7 @@
         <w:rPr>
           <w:lang w:val="fr-BF"/>
         </w:rPr>
+        <w:lastRenderedPageBreak/>
         <w:t xml:space="preserve">La clôture définitive exige le PIN du gérant. Le front appelle </w:t>
       </w:r>
       <w:proofErr w:type="spellStart"/>
@@ -13396,54 +13768,4310 @@
     </w:p>
     <w:p>
       <w:pPr>
-        <w:pStyle w:val="FirstParagraph"/>
+        <w:pStyle w:val="Corpsdetexte"/>
+        <w:rPr>
+          <w:b/>
+          <w:bCs/>
+          <w:lang w:val="fr-BF"/>
+        </w:rPr>
+      </w:pPr>
+      <w:r>
+        <w:rPr>
+          <w:b/>
+          <w:bCs/>
+          <w:lang w:val="fr-BF"/>
+        </w:rPr>
+        <w:t>NOUVELLE SECTION 16 — Module CRM Clients</w:t>
+      </w:r>
+    </w:p>
+    <w:p>
+      <w:pPr>
+        <w:pStyle w:val="Corpsdetexte"/>
+        <w:rPr>
+          <w:lang w:val="fr-BF"/>
+        </w:rPr>
+      </w:pPr>
+      <w:r>
+        <w:rPr>
+          <w:lang w:val="fr-BF"/>
+        </w:rPr>
+        <w:pict w14:anchorId="7006CD25">
+          <v:rect id="_x0000_i1253" style="width:0;height:1.5pt" o:hralign="center" o:hrstd="t" o:hr="t" fillcolor="#a0a0a0" stroked="f"/>
+        </w:pict>
+      </w:r>
+    </w:p>
+    <w:p>
+      <w:pPr>
+        <w:pStyle w:val="Corpsdetexte"/>
+        <w:rPr>
+          <w:b/>
+          <w:bCs/>
+          <w:lang w:val="fr-BF"/>
+        </w:rPr>
+      </w:pPr>
+      <w:r>
+        <w:rPr>
+          <w:b/>
+          <w:bCs/>
+          <w:lang w:val="fr-BF"/>
+        </w:rPr>
+        <w:t>16. Module CRM Clients (chantier en cours — démarré v26.21/v26.22)</w:t>
+      </w:r>
+    </w:p>
+    <w:p>
+      <w:pPr>
+        <w:pStyle w:val="Corpsdetexte"/>
+        <w:rPr>
+          <w:b/>
+          <w:bCs/>
+          <w:lang w:val="fr-BF"/>
+        </w:rPr>
+      </w:pPr>
+      <w:r>
+        <w:rPr>
+          <w:b/>
+          <w:bCs/>
+          <w:lang w:val="fr-BF"/>
+        </w:rPr>
+        <w:t>16.1 Objectif</w:t>
+      </w:r>
+    </w:p>
+    <w:p>
+      <w:pPr>
+        <w:pStyle w:val="Corpsdetexte"/>
+        <w:rPr>
+          <w:lang w:val="fr-BF"/>
+        </w:rPr>
+      </w:pPr>
+      <w:r>
+        <w:rPr>
+          <w:lang w:val="fr-BF"/>
+        </w:rPr>
+        <w:t xml:space="preserve">Permettre au gérant de gérer ses clients, leurs commandes (précommandes puis livraisons), et le suivi des paiements/créances. Séparation comptable OHADA : </w:t>
+      </w:r>
+      <w:r>
+        <w:rPr>
+          <w:b/>
+          <w:bCs/>
+          <w:lang w:val="fr-BF"/>
+        </w:rPr>
+        <w:t>CRÉANCES</w:t>
+      </w:r>
+      <w:r>
+        <w:rPr>
+          <w:lang w:val="fr-BF"/>
+        </w:rPr>
+        <w:t xml:space="preserve"> (qui me doit) distinctes de la </w:t>
+      </w:r>
+      <w:r>
+        <w:rPr>
+          <w:b/>
+          <w:bCs/>
+          <w:lang w:val="fr-BF"/>
+        </w:rPr>
+        <w:t>CAISSE</w:t>
+      </w:r>
+      <w:r>
+        <w:rPr>
+          <w:lang w:val="fr-BF"/>
+        </w:rPr>
+        <w:t xml:space="preserve"> (combien j'ai réellement).</w:t>
+      </w:r>
+    </w:p>
+    <w:p>
+      <w:pPr>
+        <w:pStyle w:val="Corpsdetexte"/>
+        <w:rPr>
+          <w:lang w:val="fr-BF"/>
+        </w:rPr>
+      </w:pPr>
+      <w:r>
+        <w:rPr>
+          <w:b/>
+          <w:bCs/>
+          <w:lang w:val="fr-BF"/>
+        </w:rPr>
+        <w:t>Seul le GÉRANT saisit.</w:t>
+      </w:r>
+      <w:r>
+        <w:rPr>
+          <w:lang w:val="fr-BF"/>
+        </w:rPr>
+        <w:t xml:space="preserve"> Réservé à l'onglet GESTION.</w:t>
+      </w:r>
+    </w:p>
+    <w:p>
+      <w:pPr>
+        <w:pStyle w:val="Corpsdetexte"/>
+        <w:rPr>
+          <w:b/>
+          <w:bCs/>
+          <w:lang w:val="fr-BF"/>
+        </w:rPr>
+      </w:pPr>
+      <w:r>
+        <w:rPr>
+          <w:b/>
+          <w:bCs/>
+          <w:lang w:val="fr-BF"/>
+        </w:rPr>
+        <w:t>16.2 Découpage en 6 étapes</w:t>
+      </w:r>
+    </w:p>
+    <w:tbl>
+      <w:tblPr>
+        <w:tblW w:w="0" w:type="auto"/>
+        <w:tblCellSpacing w:w="15" w:type="dxa"/>
+        <w:tblCellMar>
+          <w:top w:w="15" w:type="dxa"/>
+          <w:left w:w="15" w:type="dxa"/>
+          <w:bottom w:w="15" w:type="dxa"/>
+          <w:right w:w="15" w:type="dxa"/>
+        </w:tblCellMar>
+        <w:tblLook w:val="04A0" w:firstRow="1" w:lastRow="0" w:firstColumn="1" w:lastColumn="0" w:noHBand="0" w:noVBand="1"/>
+      </w:tblPr>
+      <w:tblGrid>
+        <w:gridCol w:w="701"/>
+        <w:gridCol w:w="5093"/>
+        <w:gridCol w:w="1916"/>
+      </w:tblGrid>
+      <w:tr>
+        <w:trPr>
+          <w:tblHeader/>
+          <w:tblCellSpacing w:w="15" w:type="dxa"/>
+        </w:trPr>
+        <w:tc>
+          <w:tcPr>
+            <w:tcW w:w="0" w:type="auto"/>
+            <w:vAlign w:val="center"/>
+            <w:hideMark/>
+          </w:tcPr>
+          <w:p>
+            <w:pPr>
+              <w:pStyle w:val="Corpsdetexte"/>
+              <w:rPr>
+                <w:b/>
+                <w:bCs/>
+                <w:lang w:val="fr-BF"/>
+              </w:rPr>
+            </w:pPr>
+            <w:r>
+              <w:rPr>
+                <w:b/>
+                <w:bCs/>
+                <w:lang w:val="fr-BF"/>
+              </w:rPr>
+              <w:lastRenderedPageBreak/>
+              <w:t>Étape</w:t>
+            </w:r>
+          </w:p>
+        </w:tc>
+        <w:tc>
+          <w:tcPr>
+            <w:tcW w:w="0" w:type="auto"/>
+            <w:vAlign w:val="center"/>
+            <w:hideMark/>
+          </w:tcPr>
+          <w:p>
+            <w:pPr>
+              <w:pStyle w:val="Corpsdetexte"/>
+              <w:rPr>
+                <w:b/>
+                <w:bCs/>
+                <w:lang w:val="fr-BF"/>
+              </w:rPr>
+            </w:pPr>
+            <w:r>
+              <w:rPr>
+                <w:b/>
+                <w:bCs/>
+                <w:lang w:val="fr-BF"/>
+              </w:rPr>
+              <w:t>Contenu</w:t>
+            </w:r>
+          </w:p>
+        </w:tc>
+        <w:tc>
+          <w:tcPr>
+            <w:tcW w:w="0" w:type="auto"/>
+            <w:vAlign w:val="center"/>
+            <w:hideMark/>
+          </w:tcPr>
+          <w:p>
+            <w:pPr>
+              <w:pStyle w:val="Corpsdetexte"/>
+              <w:rPr>
+                <w:b/>
+                <w:bCs/>
+                <w:lang w:val="fr-BF"/>
+              </w:rPr>
+            </w:pPr>
+            <w:r>
+              <w:rPr>
+                <w:b/>
+                <w:bCs/>
+                <w:lang w:val="fr-BF"/>
+              </w:rPr>
+              <w:t>Statut</w:t>
+            </w:r>
+          </w:p>
+        </w:tc>
+      </w:tr>
+      <w:tr>
+        <w:trPr>
+          <w:tblCellSpacing w:w="15" w:type="dxa"/>
+        </w:trPr>
+        <w:tc>
+          <w:tcPr>
+            <w:tcW w:w="0" w:type="auto"/>
+            <w:vAlign w:val="center"/>
+            <w:hideMark/>
+          </w:tcPr>
+          <w:p>
+            <w:pPr>
+              <w:pStyle w:val="Corpsdetexte"/>
+              <w:rPr>
+                <w:lang w:val="fr-BF"/>
+              </w:rPr>
+            </w:pPr>
+            <w:r>
+              <w:rPr>
+                <w:lang w:val="fr-BF"/>
+              </w:rPr>
+              <w:t>1</w:t>
+            </w:r>
+          </w:p>
+        </w:tc>
+        <w:tc>
+          <w:tcPr>
+            <w:tcW w:w="0" w:type="auto"/>
+            <w:vAlign w:val="center"/>
+            <w:hideMark/>
+          </w:tcPr>
+          <w:p>
+            <w:pPr>
+              <w:pStyle w:val="Corpsdetexte"/>
+              <w:rPr>
+                <w:lang w:val="fr-BF"/>
+              </w:rPr>
+            </w:pPr>
+            <w:r>
+              <w:rPr>
+                <w:lang w:val="fr-BF"/>
+              </w:rPr>
+              <w:t>Clients + catalogue produits</w:t>
+            </w:r>
+          </w:p>
+        </w:tc>
+        <w:tc>
+          <w:tcPr>
+            <w:tcW w:w="0" w:type="auto"/>
+            <w:vAlign w:val="center"/>
+            <w:hideMark/>
+          </w:tcPr>
+          <w:p>
+            <w:pPr>
+              <w:pStyle w:val="Corpsdetexte"/>
+              <w:rPr>
+                <w:lang w:val="fr-BF"/>
+              </w:rPr>
+            </w:pPr>
+            <w:r>
+              <w:rPr>
+                <w:rFonts w:ascii="Segoe UI Emoji" w:hAnsi="Segoe UI Emoji" w:cs="Segoe UI Emoji"/>
+                <w:lang w:val="fr-BF"/>
+              </w:rPr>
+              <w:t>✅</w:t>
+            </w:r>
+            <w:r>
+              <w:rPr>
+                <w:lang w:val="fr-BF"/>
+              </w:rPr>
+              <w:t xml:space="preserve"> Migration 035</w:t>
+            </w:r>
+          </w:p>
+        </w:tc>
+      </w:tr>
+      <w:tr>
+        <w:trPr>
+          <w:tblCellSpacing w:w="15" w:type="dxa"/>
+        </w:trPr>
+        <w:tc>
+          <w:tcPr>
+            <w:tcW w:w="0" w:type="auto"/>
+            <w:vAlign w:val="center"/>
+            <w:hideMark/>
+          </w:tcPr>
+          <w:p>
+            <w:pPr>
+              <w:pStyle w:val="Corpsdetexte"/>
+              <w:rPr>
+                <w:lang w:val="fr-BF"/>
+              </w:rPr>
+            </w:pPr>
+            <w:r>
+              <w:rPr>
+                <w:lang w:val="fr-BF"/>
+              </w:rPr>
+              <w:t>2</w:t>
+            </w:r>
+          </w:p>
+        </w:tc>
+        <w:tc>
+          <w:tcPr>
+            <w:tcW w:w="0" w:type="auto"/>
+            <w:vAlign w:val="center"/>
+            <w:hideMark/>
+          </w:tcPr>
+          <w:p>
+            <w:pPr>
+              <w:pStyle w:val="Corpsdetexte"/>
+              <w:rPr>
+                <w:lang w:val="fr-BF"/>
+              </w:rPr>
+            </w:pPr>
+            <w:r>
+              <w:rPr>
+                <w:lang w:val="fr-BF"/>
+              </w:rPr>
+              <w:t>Livraison → vente → recette journal</w:t>
+            </w:r>
+          </w:p>
+        </w:tc>
+        <w:tc>
+          <w:tcPr>
+            <w:tcW w:w="0" w:type="auto"/>
+            <w:vAlign w:val="center"/>
+            <w:hideMark/>
+          </w:tcPr>
+          <w:p>
+            <w:pPr>
+              <w:pStyle w:val="Corpsdetexte"/>
+              <w:rPr>
+                <w:lang w:val="fr-BF"/>
+              </w:rPr>
+            </w:pPr>
+            <w:r>
+              <w:rPr>
+                <w:lang w:val="fr-BF"/>
+              </w:rPr>
+              <w:t>○ À faire</w:t>
+            </w:r>
+          </w:p>
+        </w:tc>
+      </w:tr>
+      <w:tr>
+        <w:trPr>
+          <w:tblCellSpacing w:w="15" w:type="dxa"/>
+        </w:trPr>
+        <w:tc>
+          <w:tcPr>
+            <w:tcW w:w="0" w:type="auto"/>
+            <w:vAlign w:val="center"/>
+            <w:hideMark/>
+          </w:tcPr>
+          <w:p>
+            <w:pPr>
+              <w:pStyle w:val="Corpsdetexte"/>
+              <w:rPr>
+                <w:lang w:val="fr-BF"/>
+              </w:rPr>
+            </w:pPr>
+            <w:r>
+              <w:rPr>
+                <w:lang w:val="fr-BF"/>
+              </w:rPr>
+              <w:t>3</w:t>
+            </w:r>
+          </w:p>
+        </w:tc>
+        <w:tc>
+          <w:tcPr>
+            <w:tcW w:w="0" w:type="auto"/>
+            <w:vAlign w:val="center"/>
+            <w:hideMark/>
+          </w:tcPr>
+          <w:p>
+            <w:pPr>
+              <w:pStyle w:val="Corpsdetexte"/>
+              <w:rPr>
+                <w:lang w:val="fr-BF"/>
+              </w:rPr>
+            </w:pPr>
+            <w:r>
+              <w:rPr>
+                <w:lang w:val="fr-BF"/>
+              </w:rPr>
+              <w:t>Suivi paiements / créances</w:t>
+            </w:r>
+          </w:p>
+        </w:tc>
+        <w:tc>
+          <w:tcPr>
+            <w:tcW w:w="0" w:type="auto"/>
+            <w:vAlign w:val="center"/>
+            <w:hideMark/>
+          </w:tcPr>
+          <w:p>
+            <w:pPr>
+              <w:pStyle w:val="Corpsdetexte"/>
+              <w:rPr>
+                <w:lang w:val="fr-BF"/>
+              </w:rPr>
+            </w:pPr>
+            <w:r>
+              <w:rPr>
+                <w:lang w:val="fr-BF"/>
+              </w:rPr>
+              <w:t>○ À faire</w:t>
+            </w:r>
+          </w:p>
+        </w:tc>
+      </w:tr>
+      <w:tr>
+        <w:trPr>
+          <w:tblCellSpacing w:w="15" w:type="dxa"/>
+        </w:trPr>
+        <w:tc>
+          <w:tcPr>
+            <w:tcW w:w="0" w:type="auto"/>
+            <w:vAlign w:val="center"/>
+            <w:hideMark/>
+          </w:tcPr>
+          <w:p>
+            <w:pPr>
+              <w:pStyle w:val="Corpsdetexte"/>
+              <w:rPr>
+                <w:lang w:val="fr-BF"/>
+              </w:rPr>
+            </w:pPr>
+            <w:r>
+              <w:rPr>
+                <w:lang w:val="fr-BF"/>
+              </w:rPr>
+              <w:t>4</w:t>
+            </w:r>
+          </w:p>
+        </w:tc>
+        <w:tc>
+          <w:tcPr>
+            <w:tcW w:w="0" w:type="auto"/>
+            <w:vAlign w:val="center"/>
+            <w:hideMark/>
+          </w:tcPr>
+          <w:p>
+            <w:pPr>
+              <w:pStyle w:val="Corpsdetexte"/>
+              <w:rPr>
+                <w:lang w:val="fr-BF"/>
+              </w:rPr>
+            </w:pPr>
+            <w:r>
+              <w:rPr>
+                <w:lang w:val="fr-BF"/>
+              </w:rPr>
+              <w:t>Export WhatsApp commande</w:t>
+            </w:r>
+          </w:p>
+        </w:tc>
+        <w:tc>
+          <w:tcPr>
+            <w:tcW w:w="0" w:type="auto"/>
+            <w:vAlign w:val="center"/>
+            <w:hideMark/>
+          </w:tcPr>
+          <w:p>
+            <w:pPr>
+              <w:pStyle w:val="Corpsdetexte"/>
+              <w:rPr>
+                <w:lang w:val="fr-BF"/>
+              </w:rPr>
+            </w:pPr>
+            <w:r>
+              <w:rPr>
+                <w:lang w:val="fr-BF"/>
+              </w:rPr>
+              <w:t>○ À faire</w:t>
+            </w:r>
+          </w:p>
+        </w:tc>
+      </w:tr>
+      <w:tr>
+        <w:trPr>
+          <w:tblCellSpacing w:w="15" w:type="dxa"/>
+        </w:trPr>
+        <w:tc>
+          <w:tcPr>
+            <w:tcW w:w="0" w:type="auto"/>
+            <w:vAlign w:val="center"/>
+            <w:hideMark/>
+          </w:tcPr>
+          <w:p>
+            <w:pPr>
+              <w:pStyle w:val="Corpsdetexte"/>
+              <w:rPr>
+                <w:lang w:val="fr-BF"/>
+              </w:rPr>
+            </w:pPr>
+            <w:r>
+              <w:rPr>
+                <w:lang w:val="fr-BF"/>
+              </w:rPr>
+              <w:t>5</w:t>
+            </w:r>
+          </w:p>
+        </w:tc>
+        <w:tc>
+          <w:tcPr>
+            <w:tcW w:w="0" w:type="auto"/>
+            <w:vAlign w:val="center"/>
+            <w:hideMark/>
+          </w:tcPr>
+          <w:p>
+            <w:pPr>
+              <w:pStyle w:val="Corpsdetexte"/>
+              <w:rPr>
+                <w:lang w:val="fr-BF"/>
+              </w:rPr>
+            </w:pPr>
+            <w:r>
+              <w:rPr>
+                <w:lang w:val="fr-BF"/>
+              </w:rPr>
+              <w:t>Écran Trésorerie / Caisse</w:t>
+            </w:r>
+          </w:p>
+        </w:tc>
+        <w:tc>
+          <w:tcPr>
+            <w:tcW w:w="0" w:type="auto"/>
+            <w:vAlign w:val="center"/>
+            <w:hideMark/>
+          </w:tcPr>
+          <w:p>
+            <w:pPr>
+              <w:pStyle w:val="Corpsdetexte"/>
+              <w:rPr>
+                <w:lang w:val="fr-BF"/>
+              </w:rPr>
+            </w:pPr>
+            <w:r>
+              <w:rPr>
+                <w:lang w:val="fr-BF"/>
+              </w:rPr>
+              <w:t>○ À faire</w:t>
+            </w:r>
+          </w:p>
+        </w:tc>
+      </w:tr>
+      <w:tr>
+        <w:trPr>
+          <w:tblCellSpacing w:w="15" w:type="dxa"/>
+        </w:trPr>
+        <w:tc>
+          <w:tcPr>
+            <w:tcW w:w="0" w:type="auto"/>
+            <w:vAlign w:val="center"/>
+            <w:hideMark/>
+          </w:tcPr>
+          <w:p>
+            <w:pPr>
+              <w:pStyle w:val="Corpsdetexte"/>
+              <w:rPr>
+                <w:lang w:val="fr-BF"/>
+              </w:rPr>
+            </w:pPr>
+            <w:r>
+              <w:rPr>
+                <w:lang w:val="fr-BF"/>
+              </w:rPr>
+              <w:t>6</w:t>
+            </w:r>
+          </w:p>
+        </w:tc>
+        <w:tc>
+          <w:tcPr>
+            <w:tcW w:w="0" w:type="auto"/>
+            <w:vAlign w:val="center"/>
+            <w:hideMark/>
+          </w:tcPr>
+          <w:p>
+            <w:pPr>
+              <w:pStyle w:val="Corpsdetexte"/>
+              <w:rPr>
+                <w:lang w:val="fr-BF"/>
+              </w:rPr>
+            </w:pPr>
+            <w:r>
+              <w:rPr>
+                <w:lang w:val="fr-BF"/>
+              </w:rPr>
+              <w:t xml:space="preserve">Mouvements </w:t>
+            </w:r>
+            <w:proofErr w:type="spellStart"/>
+            <w:r>
+              <w:rPr>
+                <w:lang w:val="fr-BF"/>
+              </w:rPr>
+              <w:t>hors-bande</w:t>
+            </w:r>
+            <w:proofErr w:type="spellEnd"/>
+            <w:r>
+              <w:rPr>
+                <w:lang w:val="fr-BF"/>
+              </w:rPr>
+              <w:t xml:space="preserve"> + injections partenaires</w:t>
+            </w:r>
+          </w:p>
+        </w:tc>
+        <w:tc>
+          <w:tcPr>
+            <w:tcW w:w="0" w:type="auto"/>
+            <w:vAlign w:val="center"/>
+            <w:hideMark/>
+          </w:tcPr>
+          <w:p>
+            <w:pPr>
+              <w:pStyle w:val="Corpsdetexte"/>
+              <w:rPr>
+                <w:lang w:val="fr-BF"/>
+              </w:rPr>
+            </w:pPr>
+            <w:r>
+              <w:rPr>
+                <w:lang w:val="fr-BF"/>
+              </w:rPr>
+              <w:t>○ À faire</w:t>
+            </w:r>
+          </w:p>
+        </w:tc>
+      </w:tr>
+    </w:tbl>
+    <w:p>
+      <w:pPr>
+        <w:pStyle w:val="Corpsdetexte"/>
+        <w:rPr>
+          <w:b/>
+          <w:bCs/>
+          <w:lang w:val="fr-BF"/>
+        </w:rPr>
+      </w:pPr>
+      <w:r>
+        <w:rPr>
+          <w:b/>
+          <w:bCs/>
+          <w:lang w:val="fr-BF"/>
+        </w:rPr>
+        <w:t>16.3 Migration 035 — Socle (exécutée)</w:t>
+      </w:r>
+    </w:p>
+    <w:p>
+      <w:pPr>
+        <w:pStyle w:val="Corpsdetexte"/>
+        <w:numPr>
+          <w:ilvl w:val="0"/>
+          <w:numId w:val="10"/>
+        </w:numPr>
+        <w:rPr>
+          <w:lang w:val="fr-BF"/>
+        </w:rPr>
+      </w:pPr>
+      <w:proofErr w:type="spellStart"/>
+      <w:r>
+        <w:rPr>
+          <w:lang w:val="fr-BF"/>
+        </w:rPr>
+        <w:t>produits_catalogue</w:t>
+      </w:r>
+      <w:proofErr w:type="spellEnd"/>
+      <w:r>
+        <w:rPr>
+          <w:lang w:val="fr-BF"/>
+        </w:rPr>
+        <w:t xml:space="preserve"> : nom, </w:t>
+      </w:r>
+      <w:proofErr w:type="spellStart"/>
+      <w:r>
+        <w:rPr>
+          <w:lang w:val="fr-BF"/>
+        </w:rPr>
+        <w:t>unite</w:t>
+      </w:r>
+      <w:proofErr w:type="spellEnd"/>
+      <w:r>
+        <w:rPr>
+          <w:lang w:val="fr-BF"/>
+        </w:rPr>
+        <w:t xml:space="preserve">, </w:t>
+      </w:r>
+      <w:proofErr w:type="spellStart"/>
+      <w:r>
+        <w:rPr>
+          <w:lang w:val="fr-BF"/>
+        </w:rPr>
+        <w:t>prix_reference</w:t>
+      </w:r>
+      <w:proofErr w:type="spellEnd"/>
+      <w:r>
+        <w:rPr>
+          <w:lang w:val="fr-BF"/>
+        </w:rPr>
+        <w:t xml:space="preserve">, </w:t>
+      </w:r>
+      <w:proofErr w:type="spellStart"/>
+      <w:r>
+        <w:rPr>
+          <w:b/>
+          <w:bCs/>
+          <w:lang w:val="fr-BF"/>
+        </w:rPr>
+        <w:t>decremente_effectif</w:t>
+      </w:r>
+      <w:proofErr w:type="spellEnd"/>
+      <w:r>
+        <w:rPr>
+          <w:lang w:val="fr-BF"/>
+        </w:rPr>
+        <w:t>, actif</w:t>
+      </w:r>
+    </w:p>
+    <w:p>
+      <w:pPr>
+        <w:pStyle w:val="Corpsdetexte"/>
+        <w:numPr>
+          <w:ilvl w:val="0"/>
+          <w:numId w:val="10"/>
+        </w:numPr>
+        <w:rPr>
+          <w:lang w:val="fr-BF"/>
+        </w:rPr>
+      </w:pPr>
+      <w:r>
+        <w:rPr>
+          <w:lang w:val="fr-BF"/>
+        </w:rPr>
+        <w:t xml:space="preserve">clients : nom, </w:t>
+      </w:r>
+      <w:proofErr w:type="spellStart"/>
+      <w:r>
+        <w:rPr>
+          <w:lang w:val="fr-BF"/>
+        </w:rPr>
+        <w:t>telephone</w:t>
+      </w:r>
+      <w:proofErr w:type="spellEnd"/>
+      <w:r>
+        <w:rPr>
+          <w:lang w:val="fr-BF"/>
+        </w:rPr>
+        <w:t xml:space="preserve">, adresse, </w:t>
+      </w:r>
+      <w:proofErr w:type="spellStart"/>
+      <w:r>
+        <w:rPr>
+          <w:lang w:val="fr-BF"/>
+        </w:rPr>
+        <w:t>type_client</w:t>
+      </w:r>
+      <w:proofErr w:type="spellEnd"/>
+      <w:r>
+        <w:rPr>
+          <w:lang w:val="fr-BF"/>
+        </w:rPr>
+        <w:t>, note, actif</w:t>
+      </w:r>
+    </w:p>
+    <w:p>
+      <w:pPr>
+        <w:pStyle w:val="Corpsdetexte"/>
+        <w:numPr>
+          <w:ilvl w:val="0"/>
+          <w:numId w:val="10"/>
+        </w:numPr>
+        <w:rPr>
+          <w:lang w:val="fr-BF"/>
+        </w:rPr>
+      </w:pPr>
+      <w:r>
+        <w:rPr>
+          <w:lang w:val="fr-BF"/>
+        </w:rPr>
+        <w:t xml:space="preserve">5 produits </w:t>
+      </w:r>
+      <w:proofErr w:type="spellStart"/>
+      <w:r>
+        <w:rPr>
+          <w:lang w:val="fr-BF"/>
+        </w:rPr>
+        <w:t>pré-remplis</w:t>
+      </w:r>
+      <w:proofErr w:type="spellEnd"/>
+      <w:r>
+        <w:rPr>
+          <w:lang w:val="fr-BF"/>
+        </w:rPr>
+        <w:t xml:space="preserve"> × 2 fermes : Sujet vivant (</w:t>
+      </w:r>
+      <w:proofErr w:type="spellStart"/>
+      <w:r>
+        <w:rPr>
+          <w:lang w:val="fr-BF"/>
+        </w:rPr>
+        <w:t>decremente</w:t>
+      </w:r>
+      <w:proofErr w:type="spellEnd"/>
+      <w:r>
+        <w:rPr>
+          <w:lang w:val="fr-BF"/>
+        </w:rPr>
+        <w:t>=</w:t>
+      </w:r>
+      <w:proofErr w:type="spellStart"/>
+      <w:r>
+        <w:rPr>
+          <w:lang w:val="fr-BF"/>
+        </w:rPr>
+        <w:t>true</w:t>
+      </w:r>
+      <w:proofErr w:type="spellEnd"/>
+      <w:r>
+        <w:rPr>
+          <w:lang w:val="fr-BF"/>
+        </w:rPr>
+        <w:t>), Poulet entier abattu (</w:t>
+      </w:r>
+      <w:proofErr w:type="spellStart"/>
+      <w:r>
+        <w:rPr>
+          <w:lang w:val="fr-BF"/>
+        </w:rPr>
+        <w:t>true</w:t>
+      </w:r>
+      <w:proofErr w:type="spellEnd"/>
+      <w:r>
+        <w:rPr>
+          <w:lang w:val="fr-BF"/>
+        </w:rPr>
+        <w:t xml:space="preserve">), Foies &amp; gésiers (kg, false), Cous </w:t>
+      </w:r>
+      <w:proofErr w:type="spellStart"/>
+      <w:r>
+        <w:rPr>
+          <w:lang w:val="fr-BF"/>
+        </w:rPr>
+        <w:t>têtes+pattes</w:t>
+      </w:r>
+      <w:proofErr w:type="spellEnd"/>
+      <w:r>
+        <w:rPr>
+          <w:lang w:val="fr-BF"/>
+        </w:rPr>
+        <w:t xml:space="preserve"> (kg, false), Sac de fientes (sac, false)</w:t>
+      </w:r>
+    </w:p>
+    <w:p>
+      <w:pPr>
+        <w:pStyle w:val="Corpsdetexte"/>
+        <w:rPr>
+          <w:b/>
+          <w:bCs/>
+          <w:lang w:val="fr-BF"/>
+        </w:rPr>
+      </w:pPr>
+      <w:r>
+        <w:rPr>
+          <w:b/>
+          <w:bCs/>
+          <w:lang w:val="fr-BF"/>
+        </w:rPr>
+        <w:t>16.4 Migration 036 — Cœur CRM (exécutée v26.22)</w:t>
+      </w:r>
+    </w:p>
+    <w:p>
+      <w:pPr>
+        <w:pStyle w:val="Corpsdetexte"/>
+        <w:rPr>
+          <w:lang w:val="fr-BF"/>
+        </w:rPr>
+      </w:pPr>
+      <w:r>
+        <w:rPr>
+          <w:lang w:val="fr-BF"/>
+        </w:rPr>
+        <w:t xml:space="preserve">Trois tables, toutes avec </w:t>
+      </w:r>
+      <w:proofErr w:type="spellStart"/>
+      <w:r>
+        <w:rPr>
+          <w:lang w:val="fr-BF"/>
+        </w:rPr>
+        <w:t>ferme_id</w:t>
+      </w:r>
+      <w:proofErr w:type="spellEnd"/>
+      <w:r>
+        <w:rPr>
+          <w:lang w:val="fr-BF"/>
+        </w:rPr>
+        <w:t xml:space="preserve"> NOT NULL + RLS (</w:t>
+      </w:r>
+      <w:proofErr w:type="spellStart"/>
+      <w:r>
+        <w:rPr>
+          <w:lang w:val="fr-BF"/>
+        </w:rPr>
+        <w:t>ferme_id</w:t>
+      </w:r>
+      <w:proofErr w:type="spellEnd"/>
+      <w:r>
+        <w:rPr>
+          <w:lang w:val="fr-BF"/>
+        </w:rPr>
+        <w:t xml:space="preserve"> = </w:t>
+      </w:r>
+      <w:proofErr w:type="spellStart"/>
+      <w:r>
+        <w:rPr>
+          <w:lang w:val="fr-BF"/>
+        </w:rPr>
+        <w:t>get_ferme_id</w:t>
+      </w:r>
+      <w:proofErr w:type="spellEnd"/>
+      <w:r>
+        <w:rPr>
+          <w:lang w:val="fr-BF"/>
+        </w:rPr>
+        <w:t>()) :</w:t>
+      </w:r>
+    </w:p>
+    <w:p>
+      <w:pPr>
+        <w:pStyle w:val="Corpsdetexte"/>
+        <w:rPr>
+          <w:lang w:val="fr-BF"/>
+        </w:rPr>
+      </w:pPr>
+      <w:r>
+        <w:rPr>
+          <w:b/>
+          <w:bCs/>
+          <w:lang w:val="fr-BF"/>
+        </w:rPr>
+        <w:t>commandes</w:t>
+      </w:r>
+      <w:r>
+        <w:rPr>
+          <w:lang w:val="fr-BF"/>
+        </w:rPr>
+        <w:t xml:space="preserve"> — en-tête du bon de commande</w:t>
+      </w:r>
+    </w:p>
+    <w:p>
+      <w:pPr>
+        <w:pStyle w:val="Corpsdetexte"/>
+        <w:numPr>
+          <w:ilvl w:val="0"/>
+          <w:numId w:val="11"/>
+        </w:numPr>
+        <w:rPr>
+          <w:lang w:val="fr-BF"/>
+        </w:rPr>
+      </w:pPr>
+      <w:proofErr w:type="spellStart"/>
+      <w:r>
+        <w:rPr>
+          <w:lang w:val="fr-BF"/>
+        </w:rPr>
+        <w:t>client_id</w:t>
+      </w:r>
+      <w:proofErr w:type="spellEnd"/>
+      <w:r>
+        <w:rPr>
+          <w:lang w:val="fr-BF"/>
+        </w:rPr>
+        <w:t xml:space="preserve">, </w:t>
+      </w:r>
+      <w:proofErr w:type="spellStart"/>
+      <w:r>
+        <w:rPr>
+          <w:lang w:val="fr-BF"/>
+        </w:rPr>
+        <w:t>date_commande</w:t>
+      </w:r>
+      <w:proofErr w:type="spellEnd"/>
+      <w:r>
+        <w:rPr>
+          <w:lang w:val="fr-BF"/>
+        </w:rPr>
+        <w:t xml:space="preserve">, statut, </w:t>
+      </w:r>
+      <w:proofErr w:type="spellStart"/>
+      <w:r>
+        <w:rPr>
+          <w:lang w:val="fr-BF"/>
+        </w:rPr>
+        <w:t>date_reglement_prevue</w:t>
+      </w:r>
+      <w:proofErr w:type="spellEnd"/>
+      <w:r>
+        <w:rPr>
+          <w:lang w:val="fr-BF"/>
+        </w:rPr>
+        <w:t>, note</w:t>
+      </w:r>
+    </w:p>
+    <w:p>
+      <w:pPr>
+        <w:pStyle w:val="Corpsdetexte"/>
+        <w:numPr>
+          <w:ilvl w:val="0"/>
+          <w:numId w:val="11"/>
+        </w:numPr>
+        <w:rPr>
+          <w:lang w:val="fr-BF"/>
+        </w:rPr>
+      </w:pPr>
+      <w:r>
+        <w:rPr>
+          <w:lang w:val="fr-BF"/>
+        </w:rPr>
+        <w:t>statut ∈ PRECOMMANDE / PLANIFIEE / LIVREE / ANNULEE</w:t>
+      </w:r>
+    </w:p>
+    <w:p>
+      <w:pPr>
+        <w:pStyle w:val="Corpsdetexte"/>
+        <w:numPr>
+          <w:ilvl w:val="0"/>
+          <w:numId w:val="11"/>
+        </w:numPr>
+        <w:rPr>
+          <w:lang w:val="fr-BF"/>
+        </w:rPr>
+      </w:pPr>
+      <w:r>
+        <w:rPr>
+          <w:b/>
+          <w:bCs/>
+          <w:lang w:val="fr-BF"/>
+        </w:rPr>
+        <w:t>Pas de colonne total</w:t>
+      </w:r>
+      <w:r>
+        <w:rPr>
+          <w:lang w:val="fr-BF"/>
+        </w:rPr>
+        <w:t xml:space="preserve"> — calculé à la volée depuis les lignes</w:t>
+      </w:r>
+    </w:p>
+    <w:p>
+      <w:pPr>
+        <w:pStyle w:val="Corpsdetexte"/>
+        <w:rPr>
+          <w:lang w:val="fr-BF"/>
+        </w:rPr>
+      </w:pPr>
+      <w:proofErr w:type="spellStart"/>
+      <w:r>
+        <w:rPr>
+          <w:b/>
+          <w:bCs/>
+          <w:lang w:val="fr-BF"/>
+        </w:rPr>
+        <w:t>commande_lignes</w:t>
+      </w:r>
+      <w:proofErr w:type="spellEnd"/>
+      <w:r>
+        <w:rPr>
+          <w:lang w:val="fr-BF"/>
+        </w:rPr>
+        <w:t xml:space="preserve"> — 1 ligne = 1 produit + 1 bande</w:t>
+      </w:r>
+    </w:p>
+    <w:p>
+      <w:pPr>
+        <w:pStyle w:val="Corpsdetexte"/>
+        <w:numPr>
+          <w:ilvl w:val="0"/>
+          <w:numId w:val="12"/>
+        </w:numPr>
+        <w:rPr>
+          <w:lang w:val="fr-BF"/>
+        </w:rPr>
+      </w:pPr>
+      <w:proofErr w:type="spellStart"/>
+      <w:r>
+        <w:rPr>
+          <w:lang w:val="fr-BF"/>
+        </w:rPr>
+        <w:t>commande_id</w:t>
+      </w:r>
+      <w:proofErr w:type="spellEnd"/>
+      <w:r>
+        <w:rPr>
+          <w:lang w:val="fr-BF"/>
+        </w:rPr>
+        <w:t xml:space="preserve"> (CASCADE), </w:t>
+      </w:r>
+      <w:proofErr w:type="spellStart"/>
+      <w:r>
+        <w:rPr>
+          <w:lang w:val="fr-BF"/>
+        </w:rPr>
+        <w:t>produit_id</w:t>
+      </w:r>
+      <w:proofErr w:type="spellEnd"/>
+      <w:r>
+        <w:rPr>
+          <w:lang w:val="fr-BF"/>
+        </w:rPr>
+        <w:t xml:space="preserve">, </w:t>
+      </w:r>
+      <w:proofErr w:type="spellStart"/>
+      <w:r>
+        <w:rPr>
+          <w:lang w:val="fr-BF"/>
+        </w:rPr>
+        <w:t>bande_id</w:t>
+      </w:r>
+      <w:proofErr w:type="spellEnd"/>
+      <w:r>
+        <w:rPr>
+          <w:lang w:val="fr-BF"/>
+        </w:rPr>
+        <w:t xml:space="preserve">, </w:t>
+      </w:r>
+      <w:proofErr w:type="spellStart"/>
+      <w:r>
+        <w:rPr>
+          <w:lang w:val="fr-BF"/>
+        </w:rPr>
+        <w:t>quantite</w:t>
+      </w:r>
+      <w:proofErr w:type="spellEnd"/>
+      <w:r>
+        <w:rPr>
+          <w:lang w:val="fr-BF"/>
+        </w:rPr>
+        <w:t xml:space="preserve">, </w:t>
+      </w:r>
+      <w:proofErr w:type="spellStart"/>
+      <w:r>
+        <w:rPr>
+          <w:lang w:val="fr-BF"/>
+        </w:rPr>
+        <w:t>prix_prevu</w:t>
+      </w:r>
+      <w:proofErr w:type="spellEnd"/>
+      <w:r>
+        <w:rPr>
+          <w:lang w:val="fr-BF"/>
+        </w:rPr>
+        <w:t xml:space="preserve">, </w:t>
+      </w:r>
+      <w:proofErr w:type="spellStart"/>
+      <w:r>
+        <w:rPr>
+          <w:lang w:val="fr-BF"/>
+        </w:rPr>
+        <w:t>prix_reel</w:t>
+      </w:r>
+      <w:proofErr w:type="spellEnd"/>
+    </w:p>
+    <w:p>
+      <w:pPr>
+        <w:pStyle w:val="Corpsdetexte"/>
+        <w:numPr>
+          <w:ilvl w:val="0"/>
+          <w:numId w:val="12"/>
+        </w:numPr>
+        <w:rPr>
+          <w:lang w:val="fr-BF"/>
+        </w:rPr>
+      </w:pPr>
+      <w:proofErr w:type="spellStart"/>
+      <w:r>
+        <w:rPr>
+          <w:b/>
+          <w:bCs/>
+          <w:lang w:val="fr-BF"/>
+        </w:rPr>
+        <w:t>bande_id</w:t>
+      </w:r>
+      <w:proofErr w:type="spellEnd"/>
+      <w:r>
+        <w:rPr>
+          <w:b/>
+          <w:bCs/>
+          <w:lang w:val="fr-BF"/>
+        </w:rPr>
+        <w:t xml:space="preserve"> OPTIONNEL en base</w:t>
+      </w:r>
+      <w:r>
+        <w:rPr>
+          <w:lang w:val="fr-BF"/>
+        </w:rPr>
+        <w:t xml:space="preserve"> (fientes, abats hors bande)</w:t>
+      </w:r>
+    </w:p>
+    <w:p>
+      <w:pPr>
+        <w:pStyle w:val="Corpsdetexte"/>
+        <w:numPr>
+          <w:ilvl w:val="0"/>
+          <w:numId w:val="12"/>
+        </w:numPr>
+        <w:rPr>
+          <w:lang w:val="fr-BF"/>
+        </w:rPr>
+      </w:pPr>
+      <w:r>
+        <w:rPr>
+          <w:b/>
+          <w:bCs/>
+          <w:lang w:val="fr-BF"/>
+        </w:rPr>
+        <w:t>Mais OBLIGATOIRE à l'écran</w:t>
+      </w:r>
+      <w:r>
+        <w:rPr>
+          <w:lang w:val="fr-BF"/>
+        </w:rPr>
+        <w:t xml:space="preserve"> pour les produits avec </w:t>
+      </w:r>
+      <w:proofErr w:type="spellStart"/>
+      <w:r>
+        <w:rPr>
+          <w:lang w:val="fr-BF"/>
+        </w:rPr>
+        <w:t>decremente_effectif</w:t>
+      </w:r>
+      <w:proofErr w:type="spellEnd"/>
+      <w:r>
+        <w:rPr>
+          <w:lang w:val="fr-BF"/>
+        </w:rPr>
+        <w:t xml:space="preserve"> = </w:t>
+      </w:r>
+      <w:proofErr w:type="spellStart"/>
+      <w:r>
+        <w:rPr>
+          <w:lang w:val="fr-BF"/>
+        </w:rPr>
+        <w:t>true</w:t>
+      </w:r>
+      <w:proofErr w:type="spellEnd"/>
+    </w:p>
+    <w:p>
+      <w:pPr>
+        <w:pStyle w:val="Corpsdetexte"/>
+        <w:numPr>
+          <w:ilvl w:val="0"/>
+          <w:numId w:val="12"/>
+        </w:numPr>
+        <w:rPr>
+          <w:lang w:val="fr-BF"/>
+        </w:rPr>
+      </w:pPr>
+      <w:r>
+        <w:rPr>
+          <w:lang w:val="fr-BF"/>
+        </w:rPr>
+        <w:t xml:space="preserve">Prix </w:t>
+      </w:r>
+      <w:r>
+        <w:rPr>
+          <w:b/>
+          <w:bCs/>
+          <w:lang w:val="fr-BF"/>
+        </w:rPr>
+        <w:t>prévu</w:t>
+      </w:r>
+      <w:r>
+        <w:rPr>
+          <w:lang w:val="fr-BF"/>
+        </w:rPr>
+        <w:t xml:space="preserve"> (à la commande) et </w:t>
+      </w:r>
+      <w:r>
+        <w:rPr>
+          <w:b/>
+          <w:bCs/>
+          <w:lang w:val="fr-BF"/>
+        </w:rPr>
+        <w:t>réel</w:t>
+      </w:r>
+      <w:r>
+        <w:rPr>
+          <w:lang w:val="fr-BF"/>
+        </w:rPr>
+        <w:t xml:space="preserve"> (à la livraison) : les deux conservés</w:t>
+      </w:r>
+    </w:p>
+    <w:p>
+      <w:pPr>
+        <w:pStyle w:val="Corpsdetexte"/>
+        <w:rPr>
+          <w:lang w:val="fr-BF"/>
+        </w:rPr>
+      </w:pPr>
+      <w:r>
+        <w:rPr>
+          <w:b/>
+          <w:bCs/>
+          <w:lang w:val="fr-BF"/>
+        </w:rPr>
+        <w:t>paiements</w:t>
+      </w:r>
+      <w:r>
+        <w:rPr>
+          <w:lang w:val="fr-BF"/>
+        </w:rPr>
+        <w:t xml:space="preserve"> — encaissements</w:t>
+      </w:r>
+    </w:p>
+    <w:p>
+      <w:pPr>
+        <w:pStyle w:val="Corpsdetexte"/>
+        <w:numPr>
+          <w:ilvl w:val="0"/>
+          <w:numId w:val="13"/>
+        </w:numPr>
+        <w:rPr>
+          <w:lang w:val="fr-BF"/>
+        </w:rPr>
+      </w:pPr>
+      <w:proofErr w:type="spellStart"/>
+      <w:r>
+        <w:rPr>
+          <w:lang w:val="fr-BF"/>
+        </w:rPr>
+        <w:lastRenderedPageBreak/>
+        <w:t>commande_id</w:t>
+      </w:r>
+      <w:proofErr w:type="spellEnd"/>
+      <w:r>
+        <w:rPr>
+          <w:lang w:val="fr-BF"/>
+        </w:rPr>
+        <w:t xml:space="preserve"> </w:t>
+      </w:r>
+      <w:r>
+        <w:rPr>
+          <w:b/>
+          <w:bCs/>
+          <w:lang w:val="fr-BF"/>
+        </w:rPr>
+        <w:t>NOT NULL</w:t>
+      </w:r>
+      <w:r>
+        <w:rPr>
+          <w:lang w:val="fr-BF"/>
+        </w:rPr>
+        <w:t xml:space="preserve"> (chaque paiement = 1 commande précise), </w:t>
+      </w:r>
+      <w:proofErr w:type="spellStart"/>
+      <w:r>
+        <w:rPr>
+          <w:lang w:val="fr-BF"/>
+        </w:rPr>
+        <w:t>client_id</w:t>
+      </w:r>
+      <w:proofErr w:type="spellEnd"/>
+      <w:r>
+        <w:rPr>
+          <w:lang w:val="fr-BF"/>
+        </w:rPr>
+        <w:t xml:space="preserve">, montant, </w:t>
+      </w:r>
+      <w:proofErr w:type="spellStart"/>
+      <w:r>
+        <w:rPr>
+          <w:lang w:val="fr-BF"/>
+        </w:rPr>
+        <w:t>date_paiement</w:t>
+      </w:r>
+      <w:proofErr w:type="spellEnd"/>
+      <w:r>
+        <w:rPr>
+          <w:lang w:val="fr-BF"/>
+        </w:rPr>
+        <w:t>, moyen, type, note</w:t>
+      </w:r>
+    </w:p>
+    <w:p>
+      <w:pPr>
+        <w:pStyle w:val="Corpsdetexte"/>
+        <w:numPr>
+          <w:ilvl w:val="0"/>
+          <w:numId w:val="13"/>
+        </w:numPr>
+        <w:rPr>
+          <w:lang w:val="fr-BF"/>
+        </w:rPr>
+      </w:pPr>
+      <w:r>
+        <w:rPr>
+          <w:lang w:val="fr-BF"/>
+        </w:rPr>
+        <w:t>moyen ∈ CASH / MOBILE_MONEY / VIREMENT / CHEQUE / AUTRE</w:t>
+      </w:r>
+    </w:p>
+    <w:p>
+      <w:pPr>
+        <w:pStyle w:val="Corpsdetexte"/>
+        <w:numPr>
+          <w:ilvl w:val="0"/>
+          <w:numId w:val="13"/>
+        </w:numPr>
+        <w:rPr>
+          <w:lang w:val="fr-BF"/>
+        </w:rPr>
+      </w:pPr>
+      <w:r>
+        <w:rPr>
+          <w:lang w:val="fr-BF"/>
+        </w:rPr>
+        <w:t>type ∈ ACOMPTE / SOLDE</w:t>
+      </w:r>
+    </w:p>
+    <w:p>
+      <w:pPr>
+        <w:pStyle w:val="Corpsdetexte"/>
+        <w:numPr>
+          <w:ilvl w:val="0"/>
+          <w:numId w:val="13"/>
+        </w:numPr>
+        <w:rPr>
+          <w:lang w:val="fr-BF"/>
+        </w:rPr>
+      </w:pPr>
+      <w:proofErr w:type="spellStart"/>
+      <w:r>
+        <w:rPr>
+          <w:lang w:val="fr-BF"/>
+        </w:rPr>
+        <w:t>client_id</w:t>
+      </w:r>
+      <w:proofErr w:type="spellEnd"/>
+      <w:r>
+        <w:rPr>
+          <w:lang w:val="fr-BF"/>
+        </w:rPr>
+        <w:t xml:space="preserve"> est une </w:t>
+      </w:r>
+      <w:r>
+        <w:rPr>
+          <w:b/>
+          <w:bCs/>
+          <w:lang w:val="fr-BF"/>
+        </w:rPr>
+        <w:t>redondance contrôlée</w:t>
+      </w:r>
+      <w:r>
+        <w:rPr>
+          <w:lang w:val="fr-BF"/>
+        </w:rPr>
+        <w:t xml:space="preserve"> (accessible via commande, mais évite une jointure sur chaque calcul de créance client)</w:t>
+      </w:r>
+    </w:p>
+    <w:p>
+      <w:pPr>
+        <w:pStyle w:val="Corpsdetexte"/>
+        <w:rPr>
+          <w:b/>
+          <w:bCs/>
+          <w:lang w:val="fr-BF"/>
+        </w:rPr>
+      </w:pPr>
+      <w:r>
+        <w:rPr>
+          <w:b/>
+          <w:bCs/>
+          <w:lang w:val="fr-BF"/>
+        </w:rPr>
+        <w:t>16.5 Décisions métier actées (ne pas rouvrir sans demande explicite)</w:t>
+      </w:r>
+    </w:p>
+    <w:p>
+      <w:pPr>
+        <w:pStyle w:val="Corpsdetexte"/>
+        <w:numPr>
+          <w:ilvl w:val="0"/>
+          <w:numId w:val="14"/>
+        </w:numPr>
+        <w:rPr>
+          <w:lang w:val="fr-BF"/>
+        </w:rPr>
+      </w:pPr>
+      <w:r>
+        <w:rPr>
+          <w:b/>
+          <w:bCs/>
+          <w:lang w:val="fr-BF"/>
+        </w:rPr>
+        <w:t>Total calculé, jamais stocké</w:t>
+      </w:r>
+      <w:r>
+        <w:rPr>
+          <w:lang w:val="fr-BF"/>
+        </w:rPr>
+        <w:t xml:space="preserve"> — il existe un total prévu ET un total réel ; les stocker créerait un risque de désynchronisation.</w:t>
+      </w:r>
+    </w:p>
+    <w:p>
+      <w:pPr>
+        <w:pStyle w:val="Corpsdetexte"/>
+        <w:numPr>
+          <w:ilvl w:val="0"/>
+          <w:numId w:val="14"/>
+        </w:numPr>
+        <w:rPr>
+          <w:lang w:val="fr-BF"/>
+        </w:rPr>
+      </w:pPr>
+      <w:r>
+        <w:rPr>
+          <w:b/>
+          <w:bCs/>
+          <w:lang w:val="fr-BF"/>
+        </w:rPr>
+        <w:t>Chaque paiement rattaché à une commande précise</w:t>
+      </w:r>
+      <w:r>
+        <w:rPr>
+          <w:lang w:val="fr-BF"/>
+        </w:rPr>
+        <w:t xml:space="preserve"> — pas d'acompte flottant.</w:t>
+      </w:r>
+    </w:p>
+    <w:p>
+      <w:pPr>
+        <w:pStyle w:val="Corpsdetexte"/>
+        <w:numPr>
+          <w:ilvl w:val="0"/>
+          <w:numId w:val="14"/>
+        </w:numPr>
+        <w:rPr>
+          <w:lang w:val="fr-BF"/>
+        </w:rPr>
+      </w:pPr>
+      <w:r>
+        <w:rPr>
+          <w:b/>
+          <w:bCs/>
+          <w:lang w:val="fr-BF"/>
+        </w:rPr>
+        <w:t xml:space="preserve">Commande </w:t>
+      </w:r>
+      <w:proofErr w:type="spellStart"/>
+      <w:r>
+        <w:rPr>
+          <w:b/>
+          <w:bCs/>
+          <w:lang w:val="fr-BF"/>
+        </w:rPr>
+        <w:t>multi-produits</w:t>
+      </w:r>
+      <w:proofErr w:type="spellEnd"/>
+      <w:r>
+        <w:rPr>
+          <w:b/>
+          <w:bCs/>
+          <w:lang w:val="fr-BF"/>
+        </w:rPr>
+        <w:t xml:space="preserve"> ET multi-bandes</w:t>
+      </w:r>
+      <w:r>
+        <w:rPr>
+          <w:lang w:val="fr-BF"/>
+        </w:rPr>
+        <w:t xml:space="preserve"> — d'où le modèle en-tête + lignes.</w:t>
+      </w:r>
+    </w:p>
+    <w:p>
+      <w:pPr>
+        <w:pStyle w:val="Corpsdetexte"/>
+        <w:numPr>
+          <w:ilvl w:val="0"/>
+          <w:numId w:val="14"/>
+        </w:numPr>
+        <w:rPr>
+          <w:lang w:val="fr-BF"/>
+        </w:rPr>
+      </w:pPr>
+      <w:r>
+        <w:rPr>
+          <w:b/>
+          <w:bCs/>
+          <w:lang w:val="fr-BF"/>
+        </w:rPr>
+        <w:t>Abattage = module futur séparé.</w:t>
+      </w:r>
+      <w:r>
+        <w:rPr>
+          <w:lang w:val="fr-BF"/>
+        </w:rPr>
+        <w:t xml:space="preserve"> Le CRM enregistre la vente de produits abattus sans toucher l'effectif de la bande.</w:t>
+      </w:r>
+    </w:p>
+    <w:p>
+      <w:pPr>
+        <w:pStyle w:val="Corpsdetexte"/>
+        <w:numPr>
+          <w:ilvl w:val="0"/>
+          <w:numId w:val="14"/>
+        </w:numPr>
+        <w:rPr>
+          <w:lang w:val="fr-BF"/>
+        </w:rPr>
+      </w:pPr>
+      <w:r>
+        <w:rPr>
+          <w:b/>
+          <w:bCs/>
+          <w:lang w:val="fr-BF"/>
+        </w:rPr>
+        <w:t>Injections partenaires</w:t>
+      </w:r>
+      <w:r>
+        <w:rPr>
+          <w:lang w:val="fr-BF"/>
+        </w:rPr>
+        <w:t xml:space="preserve"> : s'appuieront sur </w:t>
+      </w:r>
+      <w:proofErr w:type="spellStart"/>
+      <w:r>
+        <w:rPr>
+          <w:lang w:val="fr-BF"/>
+        </w:rPr>
+        <w:t>partenaires_bandes</w:t>
+      </w:r>
+      <w:proofErr w:type="spellEnd"/>
+      <w:r>
+        <w:rPr>
+          <w:lang w:val="fr-BF"/>
+        </w:rPr>
+        <w:t xml:space="preserve"> (il n'existe PAS de table partenaires seule).</w:t>
+      </w:r>
+    </w:p>
+    <w:p>
+      <w:pPr>
+        <w:pStyle w:val="Corpsdetexte"/>
+        <w:rPr>
+          <w:b/>
+          <w:bCs/>
+          <w:lang w:val="fr-BF"/>
+        </w:rPr>
+      </w:pPr>
+      <w:r>
+        <w:rPr>
+          <w:b/>
+          <w:bCs/>
+          <w:lang w:val="fr-BF"/>
+        </w:rPr>
+        <w:t>16.6 Alerte échéance (à implémenter, étape 3)</w:t>
+      </w:r>
+    </w:p>
+    <w:p>
+      <w:pPr>
+        <w:pStyle w:val="Corpsdetexte"/>
+        <w:rPr>
+          <w:lang w:val="fr-BF"/>
+        </w:rPr>
+      </w:pPr>
+      <w:r>
+        <w:rPr>
+          <w:lang w:val="fr-BF"/>
+        </w:rPr>
+        <w:t xml:space="preserve">Rappel J-1 sur l'accueil gérant : « Facture client X à régler demain ». Trois couleurs : </w:t>
+      </w:r>
+      <w:r>
+        <w:rPr>
+          <w:rFonts w:ascii="Segoe UI Emoji" w:hAnsi="Segoe UI Emoji" w:cs="Segoe UI Emoji"/>
+          <w:lang w:val="fr-BF"/>
+        </w:rPr>
+        <w:t>🟡</w:t>
+      </w:r>
+      <w:r>
+        <w:rPr>
+          <w:lang w:val="fr-BF"/>
+        </w:rPr>
+        <w:t xml:space="preserve"> J-1 à relancer · </w:t>
+      </w:r>
+      <w:r>
+        <w:rPr>
+          <w:rFonts w:ascii="Segoe UI Emoji" w:hAnsi="Segoe UI Emoji" w:cs="Segoe UI Emoji"/>
+          <w:lang w:val="fr-BF"/>
+        </w:rPr>
+        <w:t>🔴</w:t>
+      </w:r>
+      <w:r>
+        <w:rPr>
+          <w:lang w:val="fr-BF"/>
+        </w:rPr>
+        <w:t xml:space="preserve"> échéance dépassée impayée · </w:t>
+      </w:r>
+      <w:r>
+        <w:rPr>
+          <w:rFonts w:ascii="Segoe UI Emoji" w:hAnsi="Segoe UI Emoji" w:cs="Segoe UI Emoji"/>
+          <w:lang w:val="fr-BF"/>
+        </w:rPr>
+        <w:t>⚪</w:t>
+      </w:r>
+      <w:r>
+        <w:rPr>
+          <w:lang w:val="fr-BF"/>
+        </w:rPr>
+        <w:t xml:space="preserve"> lointaine. Compteur </w:t>
+      </w:r>
+      <w:r>
+        <w:rPr>
+          <w:rFonts w:ascii="Cambria" w:hAnsi="Cambria" w:cs="Cambria"/>
+          <w:lang w:val="fr-BF"/>
+        </w:rPr>
+        <w:t>é</w:t>
+      </w:r>
+      <w:r>
+        <w:rPr>
+          <w:lang w:val="fr-BF"/>
+        </w:rPr>
+        <w:t>galement sur la tuile Clients.</w:t>
+      </w:r>
+    </w:p>
+    <w:p>
+      <w:pPr>
+        <w:pStyle w:val="Corpsdetexte"/>
+        <w:rPr>
+          <w:b/>
+          <w:bCs/>
+          <w:lang w:val="fr-BF"/>
+        </w:rPr>
+      </w:pPr>
+      <w:r>
+        <w:rPr>
+          <w:b/>
+          <w:bCs/>
+          <w:lang w:val="fr-BF"/>
+        </w:rPr>
+        <w:t>16.7 État actuel (fin v26.22)</w:t>
+      </w:r>
+    </w:p>
+    <w:p>
+      <w:pPr>
+        <w:pStyle w:val="Corpsdetexte"/>
+        <w:numPr>
+          <w:ilvl w:val="0"/>
+          <w:numId w:val="15"/>
+        </w:numPr>
+        <w:rPr>
+          <w:lang w:val="fr-BF"/>
+        </w:rPr>
+      </w:pPr>
+      <w:r>
+        <w:rPr>
+          <w:rFonts w:ascii="Segoe UI Emoji" w:hAnsi="Segoe UI Emoji" w:cs="Segoe UI Emoji"/>
+          <w:lang w:val="fr-BF"/>
+        </w:rPr>
+        <w:t>✅</w:t>
+      </w:r>
+      <w:r>
+        <w:rPr>
+          <w:lang w:val="fr-BF"/>
+        </w:rPr>
+        <w:t xml:space="preserve"> Tables en base (035 + 036)</w:t>
+      </w:r>
+    </w:p>
+    <w:p>
+      <w:pPr>
+        <w:pStyle w:val="Corpsdetexte"/>
+        <w:numPr>
+          <w:ilvl w:val="0"/>
+          <w:numId w:val="15"/>
+        </w:numPr>
+        <w:rPr>
+          <w:lang w:val="fr-BF"/>
+        </w:rPr>
+      </w:pPr>
+      <w:r>
+        <w:rPr>
+          <w:rFonts w:ascii="Segoe UI Emoji" w:hAnsi="Segoe UI Emoji" w:cs="Segoe UI Emoji"/>
+          <w:lang w:val="fr-BF"/>
+        </w:rPr>
+        <w:t>✅</w:t>
+      </w:r>
+      <w:r>
+        <w:rPr>
+          <w:lang w:val="fr-BF"/>
+        </w:rPr>
+        <w:t xml:space="preserve"> Onglet GESTION + page tuiles (Clients active, Trésorerie/Stock grisées)</w:t>
+      </w:r>
+    </w:p>
+    <w:p>
+      <w:pPr>
+        <w:pStyle w:val="Corpsdetexte"/>
+        <w:numPr>
+          <w:ilvl w:val="0"/>
+          <w:numId w:val="15"/>
+        </w:numPr>
+        <w:rPr>
+          <w:lang w:val="fr-BF"/>
+        </w:rPr>
+      </w:pPr>
+      <w:r>
+        <w:rPr>
+          <w:lang w:val="fr-BF"/>
+        </w:rPr>
+        <w:t xml:space="preserve">○ Écran Clients (liste, ajout, modification) — </w:t>
+      </w:r>
+      <w:r>
+        <w:rPr>
+          <w:b/>
+          <w:bCs/>
+          <w:lang w:val="fr-BF"/>
+        </w:rPr>
+        <w:t>prochain chantier</w:t>
+      </w:r>
+    </w:p>
+    <w:p>
+      <w:pPr>
+        <w:pStyle w:val="Corpsdetexte"/>
+        <w:rPr>
+          <w:lang w:val="fr-BF"/>
+        </w:rPr>
+      </w:pPr>
+      <w:r>
+        <w:rPr>
+          <w:lang w:val="fr-BF"/>
+        </w:rPr>
+        <w:pict w14:anchorId="4FF8EC71">
+          <v:rect id="_x0000_i1254" style="width:0;height:1.5pt" o:hralign="center" o:hrstd="t" o:hr="t" fillcolor="#a0a0a0" stroked="f"/>
+        </w:pict>
+      </w:r>
+    </w:p>
+    <w:p>
+      <w:pPr>
+        <w:pStyle w:val="Corpsdetexte"/>
+        <w:rPr>
+          <w:b/>
+          <w:bCs/>
+          <w:lang w:val="fr-BF"/>
+        </w:rPr>
+      </w:pPr>
+      <w:r>
+        <w:rPr>
+          <w:b/>
+          <w:bCs/>
+          <w:lang w:val="fr-BF"/>
+        </w:rPr>
+        <w:t>④ NOUVELLE SECTION 17 — Architecture modules séparés</w:t>
+      </w:r>
+    </w:p>
+    <w:p>
+      <w:pPr>
+        <w:pStyle w:val="Corpsdetexte"/>
+        <w:rPr>
+          <w:lang w:val="fr-BF"/>
+        </w:rPr>
+      </w:pPr>
+      <w:r>
+        <w:rPr>
+          <w:lang w:val="fr-BF"/>
+        </w:rPr>
+        <w:pict w14:anchorId="1B938963">
+          <v:rect id="_x0000_i1255" style="width:0;height:1.5pt" o:hralign="center" o:hrstd="t" o:hr="t" fillcolor="#a0a0a0" stroked="f"/>
+        </w:pict>
+      </w:r>
+    </w:p>
+    <w:p>
+      <w:pPr>
+        <w:pStyle w:val="Corpsdetexte"/>
+        <w:rPr>
+          <w:b/>
+          <w:bCs/>
+          <w:lang w:val="fr-BF"/>
+        </w:rPr>
+      </w:pPr>
+      <w:r>
+        <w:rPr>
+          <w:b/>
+          <w:bCs/>
+          <w:lang w:val="fr-BF"/>
+        </w:rPr>
+        <w:t>17. Architecture modules séparés (établie v26.22)</w:t>
+      </w:r>
+    </w:p>
+    <w:p>
+      <w:pPr>
+        <w:pStyle w:val="Corpsdetexte"/>
+        <w:rPr>
+          <w:b/>
+          <w:bCs/>
+          <w:lang w:val="fr-BF"/>
+        </w:rPr>
+      </w:pPr>
+      <w:r>
+        <w:rPr>
+          <w:b/>
+          <w:bCs/>
+          <w:lang w:val="fr-BF"/>
+        </w:rPr>
+        <w:t>17.1 Le problème</w:t>
+      </w:r>
+    </w:p>
+    <w:p>
+      <w:pPr>
+        <w:pStyle w:val="Corpsdetexte"/>
+        <w:rPr>
+          <w:lang w:val="fr-BF"/>
+        </w:rPr>
+      </w:pPr>
+      <w:r>
+        <w:rPr>
+          <w:lang w:val="fr-BF"/>
+        </w:rPr>
+        <w:t xml:space="preserve">index.html fait ~5900 lignes, tout le code dans un seul &lt;script&gt; </w:t>
+      </w:r>
+      <w:proofErr w:type="spellStart"/>
+      <w:r>
+        <w:rPr>
+          <w:lang w:val="fr-BF"/>
+        </w:rPr>
+        <w:t>inline</w:t>
+      </w:r>
+      <w:proofErr w:type="spellEnd"/>
+      <w:r>
+        <w:rPr>
+          <w:lang w:val="fr-BF"/>
+        </w:rPr>
+        <w:t>. Ajouter le CRM, la trésorerie et l'abattage dedans reviendrait à aggraver le spaghetti.</w:t>
+      </w:r>
+    </w:p>
+    <w:p>
+      <w:pPr>
+        <w:pStyle w:val="Corpsdetexte"/>
+        <w:rPr>
+          <w:lang w:val="fr-BF"/>
+        </w:rPr>
+      </w:pPr>
+      <w:r>
+        <w:rPr>
+          <w:b/>
+          <w:bCs/>
+          <w:lang w:val="fr-BF"/>
+        </w:rPr>
+        <w:lastRenderedPageBreak/>
+        <w:t>Décision</w:t>
+      </w:r>
+      <w:r>
+        <w:rPr>
+          <w:lang w:val="fr-BF"/>
+        </w:rPr>
+        <w:t xml:space="preserve"> : les nouveaux modules sont construits </w:t>
+      </w:r>
+      <w:r>
+        <w:rPr>
+          <w:b/>
+          <w:bCs/>
+          <w:lang w:val="fr-BF"/>
+        </w:rPr>
+        <w:t>dans des dossiers séparés</w:t>
+      </w:r>
+      <w:r>
+        <w:rPr>
+          <w:lang w:val="fr-BF"/>
+        </w:rPr>
+        <w:t xml:space="preserve">, en </w:t>
+      </w:r>
+      <w:r>
+        <w:rPr>
+          <w:b/>
+          <w:bCs/>
+          <w:lang w:val="fr-BF"/>
+        </w:rPr>
+        <w:t>vrais modules ES</w:t>
+      </w:r>
+      <w:r>
+        <w:rPr>
+          <w:lang w:val="fr-BF"/>
+        </w:rPr>
+        <w:t xml:space="preserve"> (type="module"). index.html </w:t>
+      </w:r>
+      <w:r>
+        <w:rPr>
+          <w:b/>
+          <w:bCs/>
+          <w:lang w:val="fr-BF"/>
+        </w:rPr>
+        <w:t>n'est PAS redécoupé</w:t>
+      </w:r>
+      <w:r>
+        <w:rPr>
+          <w:lang w:val="fr-BF"/>
+        </w:rPr>
+        <w:t xml:space="preserve"> — trop risqué. On greffe proprement à côté ; la migration de l'ancien code viendra plus tard.</w:t>
+      </w:r>
+    </w:p>
+    <w:p>
+      <w:pPr>
+        <w:pStyle w:val="Corpsdetexte"/>
+        <w:rPr>
+          <w:b/>
+          <w:bCs/>
+          <w:lang w:val="fr-BF"/>
+        </w:rPr>
+      </w:pPr>
+      <w:r>
+        <w:rPr>
+          <w:b/>
+          <w:bCs/>
+          <w:lang w:val="fr-BF"/>
+        </w:rPr>
+        <w:t>17.2 Structure de fichiers</w:t>
+      </w:r>
+    </w:p>
+    <w:p>
+      <w:pPr>
+        <w:pStyle w:val="Corpsdetexte"/>
+        <w:rPr>
+          <w:lang w:val="fr-BF"/>
+        </w:rPr>
+      </w:pPr>
+      <w:r>
+        <w:rPr>
+          <w:lang w:val="fr-BF"/>
+        </w:rPr>
+        <w:t>AVIGEST4/</w:t>
+      </w:r>
+    </w:p>
+    <w:p>
+      <w:pPr>
+        <w:pStyle w:val="Corpsdetexte"/>
+        <w:rPr>
+          <w:lang w:val="fr-BF"/>
+        </w:rPr>
+      </w:pPr>
+      <w:r>
+        <w:rPr>
+          <w:lang w:val="fr-BF"/>
+        </w:rPr>
+        <w:t>├── index.html          ← existant, 4 lignes ajoutées seulement</w:t>
+      </w:r>
+    </w:p>
+    <w:p>
+      <w:pPr>
+        <w:pStyle w:val="Corpsdetexte"/>
+        <w:rPr>
+          <w:lang w:val="fr-BF"/>
+        </w:rPr>
+      </w:pPr>
+      <w:r>
+        <w:rPr>
+          <w:lang w:val="fr-BF"/>
+        </w:rPr>
+        <w:t>├── sw.js</w:t>
+      </w:r>
+    </w:p>
+    <w:p>
+      <w:pPr>
+        <w:pStyle w:val="Corpsdetexte"/>
+        <w:rPr>
+          <w:lang w:val="fr-BF"/>
+        </w:rPr>
+      </w:pPr>
+      <w:r>
+        <w:rPr>
+          <w:lang w:val="fr-BF"/>
+        </w:rPr>
+        <w:t>├── migrations/</w:t>
+      </w:r>
+    </w:p>
+    <w:p>
+      <w:pPr>
+        <w:pStyle w:val="Corpsdetexte"/>
+        <w:rPr>
+          <w:lang w:val="fr-BF"/>
+        </w:rPr>
+      </w:pPr>
+      <w:r>
+        <w:rPr>
+          <w:lang w:val="fr-BF"/>
+        </w:rPr>
+        <w:t>│</w:t>
+      </w:r>
+    </w:p>
+    <w:p>
+      <w:pPr>
+        <w:pStyle w:val="Corpsdetexte"/>
+        <w:rPr>
+          <w:lang w:val="fr-BF"/>
+        </w:rPr>
+      </w:pPr>
+      <w:r>
+        <w:rPr>
+          <w:lang w:val="fr-BF"/>
+        </w:rPr>
+        <w:t xml:space="preserve">├── </w:t>
+      </w:r>
+      <w:proofErr w:type="spellStart"/>
+      <w:r>
+        <w:rPr>
+          <w:lang w:val="fr-BF"/>
+        </w:rPr>
+        <w:t>css</w:t>
+      </w:r>
+      <w:proofErr w:type="spellEnd"/>
+      <w:r>
+        <w:rPr>
+          <w:lang w:val="fr-BF"/>
+        </w:rPr>
+        <w:t>/</w:t>
+      </w:r>
+    </w:p>
+    <w:p>
+      <w:pPr>
+        <w:pStyle w:val="Corpsdetexte"/>
+        <w:rPr>
+          <w:lang w:val="fr-BF"/>
+        </w:rPr>
+      </w:pPr>
+      <w:r>
+        <w:rPr>
+          <w:lang w:val="fr-BF"/>
+        </w:rPr>
+        <w:t>│   └── gestion.css</w:t>
+      </w:r>
+    </w:p>
+    <w:p>
+      <w:pPr>
+        <w:pStyle w:val="Corpsdetexte"/>
+        <w:rPr>
+          <w:lang w:val="fr-BF"/>
+        </w:rPr>
+      </w:pPr>
+      <w:r>
+        <w:rPr>
+          <w:lang w:val="fr-BF"/>
+        </w:rPr>
+        <w:t>│</w:t>
+      </w:r>
+    </w:p>
+    <w:p>
+      <w:pPr>
+        <w:pStyle w:val="Corpsdetexte"/>
+        <w:rPr>
+          <w:lang w:val="fr-BF"/>
+        </w:rPr>
+      </w:pPr>
+      <w:r>
+        <w:rPr>
+          <w:lang w:val="fr-BF"/>
+        </w:rPr>
+        <w:t xml:space="preserve">└── </w:t>
+      </w:r>
+      <w:proofErr w:type="spellStart"/>
+      <w:r>
+        <w:rPr>
+          <w:lang w:val="fr-BF"/>
+        </w:rPr>
+        <w:t>js</w:t>
+      </w:r>
+      <w:proofErr w:type="spellEnd"/>
+      <w:r>
+        <w:rPr>
+          <w:lang w:val="fr-BF"/>
+        </w:rPr>
+        <w:t>/</w:t>
+      </w:r>
+    </w:p>
+    <w:p>
+      <w:pPr>
+        <w:pStyle w:val="Corpsdetexte"/>
+        <w:rPr>
+          <w:lang w:val="fr-BF"/>
+        </w:rPr>
+      </w:pPr>
+      <w:r>
+        <w:rPr>
+          <w:lang w:val="fr-BF"/>
+        </w:rPr>
+        <w:t xml:space="preserve">    ├── </w:t>
+      </w:r>
+      <w:proofErr w:type="spellStart"/>
+      <w:r>
+        <w:rPr>
+          <w:lang w:val="fr-BF"/>
+        </w:rPr>
+        <w:t>shared</w:t>
+      </w:r>
+      <w:proofErr w:type="spellEnd"/>
+      <w:r>
+        <w:rPr>
+          <w:lang w:val="fr-BF"/>
+        </w:rPr>
+        <w:t>/</w:t>
+      </w:r>
+    </w:p>
+    <w:p>
+      <w:pPr>
+        <w:pStyle w:val="Corpsdetexte"/>
+        <w:rPr>
+          <w:lang w:val="fr-BF"/>
+        </w:rPr>
+      </w:pPr>
+      <w:r>
+        <w:rPr>
+          <w:lang w:val="fr-BF"/>
+        </w:rPr>
+        <w:t xml:space="preserve">    │   ├── db.js       ← accès </w:t>
+      </w:r>
+      <w:proofErr w:type="spellStart"/>
+      <w:r>
+        <w:rPr>
+          <w:lang w:val="fr-BF"/>
+        </w:rPr>
+        <w:t>Supabase</w:t>
+      </w:r>
+      <w:proofErr w:type="spellEnd"/>
+      <w:r>
+        <w:rPr>
+          <w:lang w:val="fr-BF"/>
+        </w:rPr>
+        <w:t xml:space="preserve"> + contexte (guichet)</w:t>
+      </w:r>
+    </w:p>
+    <w:p>
+      <w:pPr>
+        <w:pStyle w:val="Corpsdetexte"/>
+        <w:rPr>
+          <w:lang w:val="fr-BF"/>
+        </w:rPr>
+      </w:pPr>
+      <w:r>
+        <w:rPr>
+          <w:lang w:val="fr-BF"/>
+        </w:rPr>
+        <w:t xml:space="preserve">    │   └── helpers.js  ← esc, toast, zone, </w:t>
+      </w:r>
+      <w:proofErr w:type="spellStart"/>
+      <w:r>
+        <w:rPr>
+          <w:lang w:val="fr-BF"/>
+        </w:rPr>
+        <w:t>fcfa</w:t>
+      </w:r>
+      <w:proofErr w:type="spellEnd"/>
+      <w:r>
+        <w:rPr>
+          <w:lang w:val="fr-BF"/>
+        </w:rPr>
+        <w:t xml:space="preserve">, </w:t>
+      </w:r>
+      <w:proofErr w:type="spellStart"/>
+      <w:r>
+        <w:rPr>
+          <w:lang w:val="fr-BF"/>
+        </w:rPr>
+        <w:t>dateFr</w:t>
+      </w:r>
+      <w:proofErr w:type="spellEnd"/>
+    </w:p>
+    <w:p>
+      <w:pPr>
+        <w:pStyle w:val="Corpsdetexte"/>
+        <w:rPr>
+          <w:lang w:val="fr-BF"/>
+        </w:rPr>
+      </w:pPr>
+      <w:r>
+        <w:rPr>
+          <w:lang w:val="fr-BF"/>
+        </w:rPr>
+        <w:t xml:space="preserve">    ├── gestion/</w:t>
+      </w:r>
+    </w:p>
+    <w:p>
+      <w:pPr>
+        <w:pStyle w:val="Corpsdetexte"/>
+        <w:rPr>
+          <w:lang w:val="fr-BF"/>
+        </w:rPr>
+      </w:pPr>
+      <w:r>
+        <w:rPr>
+          <w:lang w:val="fr-BF"/>
+        </w:rPr>
+        <w:t xml:space="preserve">    │   └── gestion.js  ← page GESTION (tuiles)</w:t>
+      </w:r>
+    </w:p>
+    <w:p>
+      <w:pPr>
+        <w:pStyle w:val="Corpsdetexte"/>
+        <w:rPr>
+          <w:lang w:val="fr-BF"/>
+        </w:rPr>
+      </w:pPr>
+      <w:r>
+        <w:rPr>
+          <w:lang w:val="fr-BF"/>
+        </w:rPr>
+        <w:t xml:space="preserve">    └── clients/        ← à venir</w:t>
+      </w:r>
+    </w:p>
+    <w:p>
+      <w:pPr>
+        <w:pStyle w:val="Corpsdetexte"/>
+        <w:rPr>
+          <w:b/>
+          <w:bCs/>
+          <w:lang w:val="fr-BF"/>
+        </w:rPr>
+      </w:pPr>
+      <w:r>
+        <w:rPr>
+          <w:b/>
+          <w:bCs/>
+          <w:lang w:val="fr-BF"/>
+        </w:rPr>
+        <w:t xml:space="preserve">17.3 Le "guichet" </w:t>
+      </w:r>
+      <w:proofErr w:type="spellStart"/>
+      <w:r>
+        <w:rPr>
+          <w:b/>
+          <w:bCs/>
+          <w:lang w:val="fr-BF"/>
+        </w:rPr>
+        <w:t>avigestContext</w:t>
+      </w:r>
+      <w:proofErr w:type="spellEnd"/>
+      <w:r>
+        <w:rPr>
+          <w:b/>
+          <w:bCs/>
+          <w:lang w:val="fr-BF"/>
+        </w:rPr>
+        <w:t>() — point clé</w:t>
+      </w:r>
+    </w:p>
+    <w:p>
+      <w:pPr>
+        <w:pStyle w:val="Corpsdetexte"/>
+        <w:rPr>
+          <w:lang w:val="fr-BF"/>
+        </w:rPr>
+      </w:pPr>
+      <w:r>
+        <w:rPr>
+          <w:b/>
+          <w:bCs/>
+          <w:lang w:val="fr-BF"/>
+        </w:rPr>
+        <w:t>Problème découvert en v26.22</w:t>
+      </w:r>
+      <w:r>
+        <w:rPr>
+          <w:lang w:val="fr-BF"/>
+        </w:rPr>
+        <w:t xml:space="preserve"> (vérifié en console) :</w:t>
+      </w:r>
+    </w:p>
+    <w:tbl>
+      <w:tblPr>
+        <w:tblW w:w="0" w:type="auto"/>
+        <w:tblCellSpacing w:w="15" w:type="dxa"/>
+        <w:tblCellMar>
+          <w:top w:w="15" w:type="dxa"/>
+          <w:left w:w="15" w:type="dxa"/>
+          <w:bottom w:w="15" w:type="dxa"/>
+          <w:right w:w="15" w:type="dxa"/>
+        </w:tblCellMar>
+        <w:tblLook w:val="04A0" w:firstRow="1" w:lastRow="0" w:firstColumn="1" w:lastColumn="0" w:noHBand="0" w:noVBand="1"/>
+      </w:tblPr>
+      <w:tblGrid>
+        <w:gridCol w:w="1151"/>
+        <w:gridCol w:w="1758"/>
+        <w:gridCol w:w="4464"/>
+      </w:tblGrid>
+      <w:tr>
+        <w:trPr>
+          <w:tblHeader/>
+          <w:tblCellSpacing w:w="15" w:type="dxa"/>
+        </w:trPr>
+        <w:tc>
+          <w:tcPr>
+            <w:tcW w:w="0" w:type="auto"/>
+            <w:vAlign w:val="center"/>
+            <w:hideMark/>
+          </w:tcPr>
+          <w:p>
+            <w:pPr>
+              <w:pStyle w:val="Corpsdetexte"/>
+              <w:rPr>
+                <w:b/>
+                <w:bCs/>
+                <w:lang w:val="fr-BF"/>
+              </w:rPr>
+            </w:pPr>
+            <w:r>
+              <w:rPr>
+                <w:b/>
+                <w:bCs/>
+                <w:lang w:val="fr-BF"/>
+              </w:rPr>
+              <w:t>Variable</w:t>
+            </w:r>
+          </w:p>
+        </w:tc>
+        <w:tc>
+          <w:tcPr>
+            <w:tcW w:w="0" w:type="auto"/>
+            <w:vAlign w:val="center"/>
+            <w:hideMark/>
+          </w:tcPr>
+          <w:p>
+            <w:pPr>
+              <w:pStyle w:val="Corpsdetexte"/>
+              <w:rPr>
+                <w:b/>
+                <w:bCs/>
+                <w:lang w:val="fr-BF"/>
+              </w:rPr>
+            </w:pPr>
+            <w:r>
+              <w:rPr>
+                <w:b/>
+                <w:bCs/>
+                <w:lang w:val="fr-BF"/>
+              </w:rPr>
+              <w:t>Déclarée avec</w:t>
+            </w:r>
+          </w:p>
+        </w:tc>
+        <w:tc>
+          <w:tcPr>
+            <w:tcW w:w="0" w:type="auto"/>
+            <w:vAlign w:val="center"/>
+            <w:hideMark/>
+          </w:tcPr>
+          <w:p>
+            <w:pPr>
+              <w:pStyle w:val="Corpsdetexte"/>
+              <w:rPr>
+                <w:b/>
+                <w:bCs/>
+                <w:lang w:val="fr-BF"/>
+              </w:rPr>
+            </w:pPr>
+            <w:r>
+              <w:rPr>
+                <w:b/>
+                <w:bCs/>
+                <w:lang w:val="fr-BF"/>
+              </w:rPr>
+              <w:t>Visible depuis un module ?</w:t>
+            </w:r>
+          </w:p>
+        </w:tc>
+      </w:tr>
+      <w:tr>
+        <w:trPr>
+          <w:tblCellSpacing w:w="15" w:type="dxa"/>
+        </w:trPr>
+        <w:tc>
+          <w:tcPr>
+            <w:tcW w:w="0" w:type="auto"/>
+            <w:vAlign w:val="center"/>
+            <w:hideMark/>
+          </w:tcPr>
+          <w:p>
+            <w:pPr>
+              <w:pStyle w:val="Corpsdetexte"/>
+              <w:rPr>
+                <w:lang w:val="fr-BF"/>
+              </w:rPr>
+            </w:pPr>
+            <w:r>
+              <w:rPr>
+                <w:lang w:val="fr-BF"/>
+              </w:rPr>
+              <w:t>sb</w:t>
+            </w:r>
+          </w:p>
+        </w:tc>
+        <w:tc>
+          <w:tcPr>
+            <w:tcW w:w="0" w:type="auto"/>
+            <w:vAlign w:val="center"/>
+            <w:hideMark/>
+          </w:tcPr>
+          <w:p>
+            <w:pPr>
+              <w:pStyle w:val="Corpsdetexte"/>
+              <w:rPr>
+                <w:lang w:val="fr-BF"/>
+              </w:rPr>
+            </w:pPr>
+            <w:r>
+              <w:rPr>
+                <w:lang w:val="fr-BF"/>
+              </w:rPr>
+              <w:t>var (ligne ~549)</w:t>
+            </w:r>
+          </w:p>
+        </w:tc>
+        <w:tc>
+          <w:tcPr>
+            <w:tcW w:w="0" w:type="auto"/>
+            <w:vAlign w:val="center"/>
+            <w:hideMark/>
+          </w:tcPr>
+          <w:p>
+            <w:pPr>
+              <w:pStyle w:val="Corpsdetexte"/>
+              <w:rPr>
+                <w:lang w:val="fr-BF"/>
+              </w:rPr>
+            </w:pPr>
+            <w:r>
+              <w:rPr>
+                <w:rFonts w:ascii="Segoe UI Emoji" w:hAnsi="Segoe UI Emoji" w:cs="Segoe UI Emoji"/>
+                <w:lang w:val="fr-BF"/>
+              </w:rPr>
+              <w:t>✅</w:t>
+            </w:r>
+            <w:r>
+              <w:rPr>
+                <w:lang w:val="fr-BF"/>
+              </w:rPr>
+              <w:t xml:space="preserve"> Oui — var global va sur </w:t>
+            </w:r>
+            <w:proofErr w:type="spellStart"/>
+            <w:r>
+              <w:rPr>
+                <w:lang w:val="fr-BF"/>
+              </w:rPr>
+              <w:t>window</w:t>
+            </w:r>
+            <w:proofErr w:type="spellEnd"/>
+          </w:p>
+        </w:tc>
+      </w:tr>
+      <w:tr>
+        <w:trPr>
+          <w:tblCellSpacing w:w="15" w:type="dxa"/>
+        </w:trPr>
+        <w:tc>
+          <w:tcPr>
+            <w:tcW w:w="0" w:type="auto"/>
+            <w:vAlign w:val="center"/>
+            <w:hideMark/>
+          </w:tcPr>
+          <w:p>
+            <w:pPr>
+              <w:pStyle w:val="Corpsdetexte"/>
+              <w:rPr>
+                <w:lang w:val="fr-BF"/>
+              </w:rPr>
+            </w:pPr>
+            <w:r>
+              <w:rPr>
+                <w:lang w:val="fr-BF"/>
+              </w:rPr>
+              <w:t>App</w:t>
+            </w:r>
+          </w:p>
+        </w:tc>
+        <w:tc>
+          <w:tcPr>
+            <w:tcW w:w="0" w:type="auto"/>
+            <w:vAlign w:val="center"/>
+            <w:hideMark/>
+          </w:tcPr>
+          <w:p>
+            <w:pPr>
+              <w:pStyle w:val="Corpsdetexte"/>
+              <w:rPr>
+                <w:lang w:val="fr-BF"/>
+              </w:rPr>
+            </w:pPr>
+            <w:proofErr w:type="spellStart"/>
+            <w:r>
+              <w:rPr>
+                <w:lang w:val="fr-BF"/>
+              </w:rPr>
+              <w:t>const</w:t>
+            </w:r>
+            <w:proofErr w:type="spellEnd"/>
+            <w:r>
+              <w:rPr>
+                <w:lang w:val="fr-BF"/>
+              </w:rPr>
+              <w:t>/let</w:t>
+            </w:r>
+          </w:p>
+        </w:tc>
+        <w:tc>
+          <w:tcPr>
+            <w:tcW w:w="0" w:type="auto"/>
+            <w:vAlign w:val="center"/>
+            <w:hideMark/>
+          </w:tcPr>
+          <w:p>
+            <w:pPr>
+              <w:pStyle w:val="Corpsdetexte"/>
+              <w:rPr>
+                <w:lang w:val="fr-BF"/>
+              </w:rPr>
+            </w:pPr>
+            <w:r>
+              <w:rPr>
+                <w:rFonts w:ascii="Segoe UI Emoji" w:hAnsi="Segoe UI Emoji" w:cs="Segoe UI Emoji"/>
+                <w:lang w:val="fr-BF"/>
+              </w:rPr>
+              <w:t>❌</w:t>
+            </w:r>
+            <w:r>
+              <w:rPr>
+                <w:lang w:val="fr-BF"/>
+              </w:rPr>
+              <w:t xml:space="preserve"> Non — </w:t>
+            </w:r>
+            <w:proofErr w:type="spellStart"/>
+            <w:r>
+              <w:rPr>
+                <w:lang w:val="fr-BF"/>
+              </w:rPr>
+              <w:t>window.App</w:t>
+            </w:r>
+            <w:proofErr w:type="spellEnd"/>
+            <w:r>
+              <w:rPr>
+                <w:lang w:val="fr-BF"/>
+              </w:rPr>
+              <w:t xml:space="preserve"> = </w:t>
+            </w:r>
+            <w:proofErr w:type="spellStart"/>
+            <w:r>
+              <w:rPr>
+                <w:lang w:val="fr-BF"/>
+              </w:rPr>
+              <w:t>undefined</w:t>
+            </w:r>
+            <w:proofErr w:type="spellEnd"/>
+          </w:p>
+        </w:tc>
+      </w:tr>
+      <w:tr>
+        <w:trPr>
+          <w:tblCellSpacing w:w="15" w:type="dxa"/>
+        </w:trPr>
+        <w:tc>
+          <w:tcPr>
+            <w:tcW w:w="0" w:type="auto"/>
+            <w:vAlign w:val="center"/>
+            <w:hideMark/>
+          </w:tcPr>
+          <w:p>
+            <w:pPr>
+              <w:pStyle w:val="Corpsdetexte"/>
+              <w:rPr>
+                <w:lang w:val="fr-BF"/>
+              </w:rPr>
+            </w:pPr>
+            <w:r>
+              <w:rPr>
+                <w:lang w:val="fr-BF"/>
+              </w:rPr>
+              <w:t>FERME_ID</w:t>
+            </w:r>
+          </w:p>
+        </w:tc>
+        <w:tc>
+          <w:tcPr>
+            <w:tcW w:w="0" w:type="auto"/>
+            <w:vAlign w:val="center"/>
+            <w:hideMark/>
+          </w:tcPr>
+          <w:p>
+            <w:pPr>
+              <w:pStyle w:val="Corpsdetexte"/>
+              <w:rPr>
+                <w:lang w:val="fr-BF"/>
+              </w:rPr>
+            </w:pPr>
+            <w:proofErr w:type="spellStart"/>
+            <w:r>
+              <w:rPr>
+                <w:lang w:val="fr-BF"/>
+              </w:rPr>
+              <w:t>const</w:t>
+            </w:r>
+            <w:proofErr w:type="spellEnd"/>
+            <w:r>
+              <w:rPr>
+                <w:lang w:val="fr-BF"/>
+              </w:rPr>
+              <w:t>/let</w:t>
+            </w:r>
+          </w:p>
+        </w:tc>
+        <w:tc>
+          <w:tcPr>
+            <w:tcW w:w="0" w:type="auto"/>
+            <w:vAlign w:val="center"/>
+            <w:hideMark/>
+          </w:tcPr>
+          <w:p>
+            <w:pPr>
+              <w:pStyle w:val="Corpsdetexte"/>
+            </w:pPr>
+            <w:r>
+              <w:rPr>
+                <w:rFonts w:ascii="Segoe UI Emoji" w:hAnsi="Segoe UI Emoji" w:cs="Segoe UI Emoji"/>
+              </w:rPr>
+              <w:t>❌</w:t>
+            </w:r>
+            <w:r>
+              <w:t xml:space="preserve"> Non — </w:t>
+            </w:r>
+            <w:proofErr w:type="spellStart"/>
+            <w:r>
+              <w:t>window.FERME_ID</w:t>
+            </w:r>
+            <w:proofErr w:type="spellEnd"/>
+            <w:r>
+              <w:t xml:space="preserve"> = undefined</w:t>
+            </w:r>
+          </w:p>
+        </w:tc>
+      </w:tr>
+    </w:tbl>
+    <w:p>
+      <w:pPr>
+        <w:pStyle w:val="Corpsdetexte"/>
+        <w:rPr>
+          <w:lang w:val="fr-BF"/>
+        </w:rPr>
+      </w:pPr>
+      <w:r>
+        <w:rPr>
+          <w:lang w:val="fr-BF"/>
+        </w:rPr>
+        <w:t>Sans FERME_ID, aucun module ne peut filtrer ses requêtes par ferme → CRM impossible.</w:t>
+      </w:r>
+    </w:p>
+    <w:p>
+      <w:pPr>
+        <w:pStyle w:val="Corpsdetexte"/>
+        <w:rPr>
+          <w:lang w:val="fr-BF"/>
+        </w:rPr>
+      </w:pPr>
+      <w:r>
+        <w:rPr>
+          <w:b/>
+          <w:bCs/>
+          <w:lang w:val="fr-BF"/>
+        </w:rPr>
+        <w:lastRenderedPageBreak/>
+        <w:t>Solution retenue</w:t>
+      </w:r>
+      <w:r>
+        <w:rPr>
+          <w:lang w:val="fr-BF"/>
+        </w:rPr>
+        <w:t xml:space="preserve"> : index.html expose </w:t>
+      </w:r>
+      <w:r>
+        <w:rPr>
+          <w:b/>
+          <w:bCs/>
+          <w:lang w:val="fr-BF"/>
+        </w:rPr>
+        <w:t>une seule fonction</w:t>
+      </w:r>
+      <w:r>
+        <w:rPr>
+          <w:lang w:val="fr-BF"/>
+        </w:rPr>
+        <w:t xml:space="preserve">, en fin de script </w:t>
+      </w:r>
+      <w:proofErr w:type="spellStart"/>
+      <w:r>
+        <w:rPr>
+          <w:lang w:val="fr-BF"/>
+        </w:rPr>
+        <w:t>inline</w:t>
+      </w:r>
+      <w:proofErr w:type="spellEnd"/>
+      <w:r>
+        <w:rPr>
+          <w:lang w:val="fr-BF"/>
+        </w:rPr>
+        <w:t xml:space="preserve"> :</w:t>
+      </w:r>
+    </w:p>
+    <w:p>
+      <w:pPr>
+        <w:pStyle w:val="Corpsdetexte"/>
+      </w:pPr>
+      <w:proofErr w:type="spellStart"/>
+      <w:r>
+        <w:t>javascript</w:t>
+      </w:r>
+      <w:proofErr w:type="spellEnd"/>
+    </w:p>
+    <w:p>
+      <w:pPr>
+        <w:pStyle w:val="Corpsdetexte"/>
+      </w:pPr>
+      <w:proofErr w:type="spellStart"/>
+      <w:r>
+        <w:t>window.avigestContext</w:t>
+      </w:r>
+      <w:proofErr w:type="spellEnd"/>
+      <w:r>
+        <w:t xml:space="preserve"> = function () {</w:t>
+      </w:r>
+    </w:p>
+    <w:p>
+      <w:pPr>
+        <w:pStyle w:val="Corpsdetexte"/>
+      </w:pPr>
+      <w:r>
+        <w:t xml:space="preserve">    return {</w:t>
+      </w:r>
+    </w:p>
+    <w:p>
+      <w:pPr>
+        <w:pStyle w:val="Corpsdetexte"/>
+      </w:pPr>
+      <w:r>
+        <w:t xml:space="preserve">        sb:      (</w:t>
+      </w:r>
+      <w:proofErr w:type="spellStart"/>
+      <w:r>
+        <w:t>typeof</w:t>
+      </w:r>
+      <w:proofErr w:type="spellEnd"/>
+      <w:r>
+        <w:t xml:space="preserve"> sb !== 'undefined')        ? sb       : null,</w:t>
+      </w:r>
+    </w:p>
+    <w:p>
+      <w:pPr>
+        <w:pStyle w:val="Corpsdetexte"/>
+      </w:pPr>
+      <w:r>
+        <w:t xml:space="preserve">        role:    (</w:t>
+      </w:r>
+      <w:proofErr w:type="spellStart"/>
+      <w:r>
+        <w:t>typeof</w:t>
+      </w:r>
+      <w:proofErr w:type="spellEnd"/>
+      <w:r>
+        <w:t xml:space="preserve"> App !== 'undefined' &amp;&amp; App) ? </w:t>
+      </w:r>
+      <w:proofErr w:type="spellStart"/>
+      <w:r>
+        <w:t>App.role</w:t>
+      </w:r>
+      <w:proofErr w:type="spellEnd"/>
+      <w:r>
+        <w:t xml:space="preserve"> : null,</w:t>
+      </w:r>
+    </w:p>
+    <w:p>
+      <w:pPr>
+        <w:pStyle w:val="Corpsdetexte"/>
+        <w:rPr>
+          <w:lang w:val="fr-BF"/>
+        </w:rPr>
+      </w:pPr>
+      <w:r>
+        <w:t xml:space="preserve">        </w:t>
+      </w:r>
+      <w:proofErr w:type="spellStart"/>
+      <w:r>
+        <w:t>fermeId</w:t>
+      </w:r>
+      <w:proofErr w:type="spellEnd"/>
+      <w:r>
+        <w:t>: (</w:t>
+      </w:r>
+      <w:proofErr w:type="spellStart"/>
+      <w:r>
+        <w:t>typeof</w:t>
+      </w:r>
+      <w:proofErr w:type="spellEnd"/>
+      <w:r>
+        <w:t xml:space="preserve"> FERME_ID !== 'undefined')  ? </w:t>
+      </w:r>
+      <w:r>
+        <w:rPr>
+          <w:lang w:val="fr-BF"/>
+        </w:rPr>
+        <w:t xml:space="preserve">FERME_ID : </w:t>
+      </w:r>
+      <w:proofErr w:type="spellStart"/>
+      <w:r>
+        <w:rPr>
+          <w:lang w:val="fr-BF"/>
+        </w:rPr>
+        <w:t>null</w:t>
+      </w:r>
+      <w:proofErr w:type="spellEnd"/>
+    </w:p>
+    <w:p>
+      <w:pPr>
+        <w:pStyle w:val="Corpsdetexte"/>
+        <w:rPr>
+          <w:lang w:val="fr-BF"/>
+        </w:rPr>
+      </w:pPr>
+      <w:r>
+        <w:rPr>
+          <w:lang w:val="fr-BF"/>
+        </w:rPr>
+        <w:t xml:space="preserve">    };</w:t>
+      </w:r>
+    </w:p>
+    <w:p>
+      <w:pPr>
+        <w:pStyle w:val="Corpsdetexte"/>
+        <w:rPr>
+          <w:lang w:val="fr-BF"/>
+        </w:rPr>
+      </w:pPr>
+      <w:r>
+        <w:rPr>
+          <w:lang w:val="fr-BF"/>
+        </w:rPr>
+        <w:t>};</w:t>
+      </w:r>
+    </w:p>
+    <w:p>
+      <w:pPr>
+        <w:pStyle w:val="Corpsdetexte"/>
+        <w:rPr>
+          <w:lang w:val="fr-BF"/>
+        </w:rPr>
+      </w:pPr>
+      <w:r>
+        <w:rPr>
+          <w:lang w:val="fr-BF"/>
+        </w:rPr>
+        <w:t xml:space="preserve">C'est </w:t>
+      </w:r>
+      <w:r>
+        <w:rPr>
+          <w:b/>
+          <w:bCs/>
+          <w:lang w:val="fr-BF"/>
+        </w:rPr>
+        <w:t>l'unique frontière</w:t>
+      </w:r>
+      <w:r>
+        <w:rPr>
+          <w:lang w:val="fr-BF"/>
+        </w:rPr>
+        <w:t xml:space="preserve"> entre l'ancien code et les nouveaux modules. Les modules </w:t>
+      </w:r>
+      <w:r>
+        <w:rPr>
+          <w:b/>
+          <w:bCs/>
+          <w:lang w:val="fr-BF"/>
+        </w:rPr>
+        <w:t>lisent</w:t>
+      </w:r>
+      <w:r>
+        <w:rPr>
+          <w:lang w:val="fr-BF"/>
+        </w:rPr>
+        <w:t xml:space="preserve"> une photo de l'état ; ils ne peuvent pas modifier les originaux.</w:t>
+      </w:r>
+    </w:p>
+    <w:p>
+      <w:pPr>
+        <w:pStyle w:val="Corpsdetexte"/>
+        <w:rPr>
+          <w:lang w:val="fr-BF"/>
+        </w:rPr>
+      </w:pPr>
+      <w:r>
+        <w:rPr>
+          <w:b/>
+          <w:bCs/>
+          <w:lang w:val="fr-BF"/>
+        </w:rPr>
+        <w:t>RÈGLE ABSOLUE</w:t>
+      </w:r>
+      <w:r>
+        <w:rPr>
+          <w:lang w:val="fr-BF"/>
+        </w:rPr>
+        <w:t xml:space="preserve"> : ne jamais mettre sb en cache dans une variable de module. sb est </w:t>
+      </w:r>
+      <w:r>
+        <w:rPr>
+          <w:b/>
+          <w:bCs/>
+          <w:lang w:val="fr-BF"/>
+        </w:rPr>
+        <w:t>réaffecté au login</w:t>
+      </w:r>
+      <w:r>
+        <w:rPr>
+          <w:lang w:val="fr-BF"/>
+        </w:rPr>
+        <w:t xml:space="preserve"> (index.html ~526) une fois le FERME_ID connu. Une copie gardée en mémoire porterait le mauvais header x-ferme-id. Toujours appeler </w:t>
+      </w:r>
+      <w:proofErr w:type="spellStart"/>
+      <w:r>
+        <w:rPr>
+          <w:lang w:val="fr-BF"/>
+        </w:rPr>
+        <w:t>db</w:t>
+      </w:r>
+      <w:proofErr w:type="spellEnd"/>
+      <w:r>
+        <w:rPr>
+          <w:lang w:val="fr-BF"/>
+        </w:rPr>
+        <w:t>() au moment de s'en servir.</w:t>
+      </w:r>
+    </w:p>
+    <w:p>
+      <w:pPr>
+        <w:pStyle w:val="Corpsdetexte"/>
+        <w:rPr>
+          <w:b/>
+          <w:bCs/>
+          <w:lang w:val="fr-BF"/>
+        </w:rPr>
+      </w:pPr>
+      <w:r>
+        <w:rPr>
+          <w:b/>
+          <w:bCs/>
+          <w:lang w:val="fr-BF"/>
+        </w:rPr>
+        <w:t>17.4 Branchement sur le Nav existant</w:t>
+      </w:r>
+    </w:p>
+    <w:p>
+      <w:pPr>
+        <w:pStyle w:val="Corpsdetexte"/>
+        <w:rPr>
+          <w:lang w:val="fr-BF"/>
+        </w:rPr>
+      </w:pPr>
+      <w:r>
+        <w:rPr>
+          <w:lang w:val="fr-BF"/>
+        </w:rPr>
+        <w:t>NAVBAR_CONFIG (ligne ~1402) est une simple liste d'objets. Le clic exécute _</w:t>
+      </w:r>
+      <w:proofErr w:type="spellStart"/>
+      <w:r>
+        <w:rPr>
+          <w:lang w:val="fr-BF"/>
+        </w:rPr>
+        <w:t>navTap</w:t>
+      </w:r>
+      <w:proofErr w:type="spellEnd"/>
+      <w:r>
+        <w:rPr>
+          <w:lang w:val="fr-BF"/>
+        </w:rPr>
+        <w:t xml:space="preserve">(id, </w:t>
+      </w:r>
+      <w:proofErr w:type="spellStart"/>
+      <w:r>
+        <w:rPr>
+          <w:lang w:val="fr-BF"/>
+        </w:rPr>
+        <w:t>fn</w:t>
+      </w:r>
+      <w:proofErr w:type="spellEnd"/>
+      <w:r>
+        <w:rPr>
+          <w:lang w:val="fr-BF"/>
+        </w:rPr>
+        <w:t xml:space="preserve">) qui appelle </w:t>
+      </w:r>
+      <w:proofErr w:type="spellStart"/>
+      <w:r>
+        <w:rPr>
+          <w:lang w:val="fr-BF"/>
+        </w:rPr>
+        <w:t>window</w:t>
+      </w:r>
+      <w:proofErr w:type="spellEnd"/>
+      <w:r>
+        <w:rPr>
+          <w:lang w:val="fr-BF"/>
+        </w:rPr>
+        <w:t>[</w:t>
+      </w:r>
+      <w:proofErr w:type="spellStart"/>
+      <w:r>
+        <w:rPr>
+          <w:lang w:val="fr-BF"/>
+        </w:rPr>
+        <w:t>fn</w:t>
+      </w:r>
+      <w:proofErr w:type="spellEnd"/>
+      <w:r>
+        <w:rPr>
+          <w:lang w:val="fr-BF"/>
+        </w:rPr>
+        <w:t>]().</w:t>
+      </w:r>
+    </w:p>
+    <w:p>
+      <w:pPr>
+        <w:pStyle w:val="Corpsdetexte"/>
+        <w:rPr>
+          <w:lang w:val="fr-BF"/>
+        </w:rPr>
+      </w:pPr>
+      <w:r>
+        <w:rPr>
+          <w:lang w:val="fr-BF"/>
+        </w:rPr>
+        <w:t xml:space="preserve">Un module isolé n'est pas dans </w:t>
+      </w:r>
+      <w:proofErr w:type="spellStart"/>
+      <w:r>
+        <w:rPr>
+          <w:lang w:val="fr-BF"/>
+        </w:rPr>
+        <w:t>window</w:t>
+      </w:r>
+      <w:proofErr w:type="spellEnd"/>
+      <w:r>
+        <w:rPr>
+          <w:lang w:val="fr-BF"/>
+        </w:rPr>
+        <w:t xml:space="preserve"> — il doit </w:t>
+      </w:r>
+      <w:r>
+        <w:rPr>
+          <w:b/>
+          <w:bCs/>
+          <w:lang w:val="fr-BF"/>
+        </w:rPr>
+        <w:t>s'exposer explicitement</w:t>
+      </w:r>
+      <w:r>
+        <w:rPr>
+          <w:lang w:val="fr-BF"/>
+        </w:rPr>
+        <w:t xml:space="preserve">, mais </w:t>
+      </w:r>
+      <w:r>
+        <w:rPr>
+          <w:b/>
+          <w:bCs/>
+          <w:lang w:val="fr-BF"/>
+        </w:rPr>
+        <w:t>une seule porte d'entrée</w:t>
+      </w:r>
+      <w:r>
+        <w:rPr>
+          <w:lang w:val="fr-BF"/>
+        </w:rPr>
+        <w:t xml:space="preserve"> :</w:t>
+      </w:r>
+    </w:p>
+    <w:p>
+      <w:pPr>
+        <w:pStyle w:val="Corpsdetexte"/>
+        <w:rPr>
+          <w:lang w:val="fr-BF"/>
+        </w:rPr>
+      </w:pPr>
+      <w:r>
+        <w:rPr>
+          <w:lang w:val="fr-BF"/>
+        </w:rPr>
+        <w:t>javascript</w:t>
+      </w:r>
+    </w:p>
+    <w:p>
+      <w:pPr>
+        <w:pStyle w:val="Corpsdetexte"/>
+        <w:rPr>
+          <w:lang w:val="fr-BF"/>
+        </w:rPr>
+      </w:pPr>
+      <w:proofErr w:type="spellStart"/>
+      <w:r>
+        <w:rPr>
+          <w:lang w:val="fr-BF"/>
+        </w:rPr>
+        <w:t>window.renderGestion</w:t>
+      </w:r>
+      <w:proofErr w:type="spellEnd"/>
+      <w:r>
+        <w:rPr>
+          <w:lang w:val="fr-BF"/>
+        </w:rPr>
+        <w:t xml:space="preserve"> = </w:t>
+      </w:r>
+      <w:proofErr w:type="spellStart"/>
+      <w:r>
+        <w:rPr>
+          <w:lang w:val="fr-BF"/>
+        </w:rPr>
+        <w:t>renderGestion</w:t>
+      </w:r>
+      <w:proofErr w:type="spellEnd"/>
+      <w:r>
+        <w:rPr>
+          <w:lang w:val="fr-BF"/>
+        </w:rPr>
+        <w:t>;   // la "sonnette" du module</w:t>
+      </w:r>
+    </w:p>
+    <w:p>
+      <w:pPr>
+        <w:pStyle w:val="Corpsdetexte"/>
+        <w:rPr>
+          <w:lang w:val="fr-BF"/>
+        </w:rPr>
+      </w:pPr>
+      <w:r>
+        <w:rPr>
+          <w:lang w:val="fr-BF"/>
+        </w:rPr>
+        <w:t xml:space="preserve">Tout le reste du fichier reste privé → </w:t>
+      </w:r>
+      <w:r>
+        <w:rPr>
+          <w:b/>
+          <w:bCs/>
+          <w:lang w:val="fr-BF"/>
+        </w:rPr>
+        <w:t>zéro collision</w:t>
+      </w:r>
+      <w:r>
+        <w:rPr>
+          <w:lang w:val="fr-BF"/>
+        </w:rPr>
+        <w:t xml:space="preserve"> avec les ~5900 lignes d'index.html.</w:t>
+      </w:r>
+    </w:p>
+    <w:p>
+      <w:pPr>
+        <w:pStyle w:val="Corpsdetexte"/>
+        <w:rPr>
+          <w:b/>
+          <w:bCs/>
+          <w:lang w:val="fr-BF"/>
+        </w:rPr>
+      </w:pPr>
+      <w:r>
+        <w:rPr>
+          <w:b/>
+          <w:bCs/>
+          <w:lang w:val="fr-BF"/>
+        </w:rPr>
+        <w:t>17.5 Serveur local obligatoire en développement</w:t>
+      </w:r>
+    </w:p>
+    <w:p>
+      <w:pPr>
+        <w:pStyle w:val="Corpsdetexte"/>
+        <w:rPr>
+          <w:lang w:val="fr-BF"/>
+        </w:rPr>
+      </w:pPr>
+      <w:r>
+        <w:rPr>
+          <w:lang w:val="fr-BF"/>
+        </w:rPr>
+        <w:t xml:space="preserve">Les modules ES </w:t>
+      </w:r>
+      <w:r>
+        <w:rPr>
+          <w:b/>
+          <w:bCs/>
+          <w:lang w:val="fr-BF"/>
+        </w:rPr>
+        <w:t>ne se chargent pas</w:t>
+      </w:r>
+      <w:r>
+        <w:rPr>
+          <w:lang w:val="fr-BF"/>
+        </w:rPr>
+        <w:t xml:space="preserve"> depuis un fichier ouvert en double-clic (file:///...). Le navigateur les refuse.</w:t>
+      </w:r>
+    </w:p>
+    <w:p>
+      <w:pPr>
+        <w:pStyle w:val="Corpsdetexte"/>
+        <w:rPr>
+          <w:lang w:val="fr-BF"/>
+        </w:rPr>
+      </w:pPr>
+      <w:r>
+        <w:rPr>
+          <w:b/>
+          <w:bCs/>
+          <w:lang w:val="fr-BF"/>
+        </w:rPr>
+        <w:t>Commande à lancer avant chaque session de dev</w:t>
+      </w:r>
+      <w:r>
+        <w:rPr>
+          <w:lang w:val="fr-BF"/>
+        </w:rPr>
+        <w:t>, depuis le dossier du projet :</w:t>
+      </w:r>
+    </w:p>
+    <w:p>
+      <w:pPr>
+        <w:pStyle w:val="Corpsdetexte"/>
+        <w:rPr>
+          <w:lang w:val="fr-BF"/>
+        </w:rPr>
+      </w:pPr>
+      <w:proofErr w:type="spellStart"/>
+      <w:r>
+        <w:rPr>
+          <w:lang w:val="fr-BF"/>
+        </w:rPr>
+        <w:t>npx</w:t>
+      </w:r>
+      <w:proofErr w:type="spellEnd"/>
+      <w:r>
+        <w:rPr>
+          <w:lang w:val="fr-BF"/>
+        </w:rPr>
+        <w:t xml:space="preserve"> serve</w:t>
+      </w:r>
+    </w:p>
+    <w:p>
+      <w:pPr>
+        <w:pStyle w:val="Corpsdetexte"/>
+        <w:rPr>
+          <w:lang w:val="fr-BF"/>
+        </w:rPr>
+      </w:pPr>
+      <w:r>
+        <w:rPr>
+          <w:lang w:val="fr-BF"/>
+        </w:rPr>
+        <w:t>Puis tester sur http://localhost:3000. Laisser le terminal ouvert (</w:t>
+      </w:r>
+      <w:proofErr w:type="spellStart"/>
+      <w:r>
+        <w:rPr>
+          <w:lang w:val="fr-BF"/>
+        </w:rPr>
+        <w:t>Ctrl+C</w:t>
+      </w:r>
+      <w:proofErr w:type="spellEnd"/>
+      <w:r>
+        <w:rPr>
+          <w:lang w:val="fr-BF"/>
+        </w:rPr>
+        <w:t xml:space="preserve"> pour arrêter).</w:t>
+      </w:r>
+    </w:p>
+    <w:p>
+      <w:pPr>
+        <w:pStyle w:val="Corpsdetexte"/>
+        <w:rPr>
+          <w:lang w:val="fr-BF"/>
+        </w:rPr>
+      </w:pPr>
+      <w:r>
+        <w:rPr>
+          <w:b/>
+          <w:bCs/>
+          <w:lang w:val="fr-BF"/>
+        </w:rPr>
+        <w:t>En production sur GitHub Pages : aucun problème</w:t>
+      </w:r>
+      <w:r>
+        <w:rPr>
+          <w:lang w:val="fr-BF"/>
+        </w:rPr>
+        <w:t xml:space="preserve"> — GitHub Pages </w:t>
+      </w:r>
+      <w:r>
         <w:rPr>
           <w:i/>
           <w:iCs/>
-          <w:lang w:val="fr-FR"/>
+          <w:lang w:val="fr-BF"/>
+        </w:rPr>
+        <w:t>est</w:t>
+      </w:r>
+      <w:r>
+        <w:rPr>
+          <w:lang w:val="fr-BF"/>
+        </w:rPr>
+        <w:t xml:space="preserve"> un serveur. La contrainte est purement locale.</w:t>
+      </w:r>
+    </w:p>
+    <w:p>
+      <w:pPr>
+        <w:pStyle w:val="Corpsdetexte"/>
+        <w:rPr>
+          <w:b/>
+          <w:bCs/>
+          <w:lang w:val="fr-BF"/>
+        </w:rPr>
+      </w:pPr>
+      <w:r>
+        <w:rPr>
+          <w:b/>
+          <w:bCs/>
+          <w:lang w:val="fr-BF"/>
+        </w:rPr>
+        <w:lastRenderedPageBreak/>
+        <w:t>17.6 Greffe dans index.html (4 lignes au total)</w:t>
+      </w:r>
+    </w:p>
+    <w:p>
+      <w:pPr>
+        <w:pStyle w:val="Corpsdetexte"/>
+        <w:numPr>
+          <w:ilvl w:val="0"/>
+          <w:numId w:val="16"/>
+        </w:numPr>
+      </w:pPr>
+      <w:r>
+        <w:t xml:space="preserve">NAVBAR_CONFIG → { </w:t>
+      </w:r>
+      <w:proofErr w:type="spellStart"/>
+      <w:r>
+        <w:t>id:'gestion</w:t>
+      </w:r>
+      <w:proofErr w:type="spellEnd"/>
+      <w:r>
+        <w:t>', icon:'</w:t>
+      </w:r>
+      <w:r>
+        <w:rPr>
+          <w:rFonts w:ascii="Segoe UI Emoji" w:hAnsi="Segoe UI Emoji" w:cs="Segoe UI Emoji"/>
+          <w:lang w:val="fr-BF"/>
+        </w:rPr>
+        <w:t>📋</w:t>
+      </w:r>
+      <w:r>
+        <w:t xml:space="preserve">', </w:t>
+      </w:r>
+      <w:proofErr w:type="spellStart"/>
+      <w:r>
+        <w:t>label:'Gestion</w:t>
+      </w:r>
+      <w:proofErr w:type="spellEnd"/>
+      <w:r>
+        <w:t xml:space="preserve">', </w:t>
+      </w:r>
+      <w:proofErr w:type="spellStart"/>
+      <w:r>
+        <w:t>fn</w:t>
+      </w:r>
+      <w:proofErr w:type="spellEnd"/>
+      <w:r>
+        <w:t>:'</w:t>
+      </w:r>
+      <w:proofErr w:type="spellStart"/>
+      <w:r>
+        <w:t>renderGestion</w:t>
+      </w:r>
+      <w:proofErr w:type="spellEnd"/>
+      <w:r>
+        <w:t>' },</w:t>
+      </w:r>
+    </w:p>
+    <w:p>
+      <w:pPr>
+        <w:pStyle w:val="Corpsdetexte"/>
+        <w:numPr>
+          <w:ilvl w:val="0"/>
+          <w:numId w:val="16"/>
+        </w:numPr>
+      </w:pPr>
+      <w:r>
+        <w:t xml:space="preserve">&lt;head&gt; → &lt;link </w:t>
+      </w:r>
+      <w:proofErr w:type="spellStart"/>
+      <w:r>
+        <w:t>rel</w:t>
+      </w:r>
+      <w:proofErr w:type="spellEnd"/>
+      <w:r>
+        <w:t xml:space="preserve">="stylesheet" </w:t>
+      </w:r>
+      <w:proofErr w:type="spellStart"/>
+      <w:r>
+        <w:t>href</w:t>
+      </w:r>
+      <w:proofErr w:type="spellEnd"/>
+      <w:r>
+        <w:t>="</w:t>
+      </w:r>
+      <w:proofErr w:type="spellStart"/>
+      <w:r>
+        <w:t>css</w:t>
+      </w:r>
+      <w:proofErr w:type="spellEnd"/>
+      <w:r>
+        <w:t>/gestion.css"&gt;</w:t>
+      </w:r>
+    </w:p>
+    <w:p>
+      <w:pPr>
+        <w:pStyle w:val="Corpsdetexte"/>
+        <w:numPr>
+          <w:ilvl w:val="0"/>
+          <w:numId w:val="16"/>
+        </w:numPr>
+        <w:rPr>
+          <w:lang w:val="fr-BF"/>
+        </w:rPr>
+      </w:pPr>
+      <w:r>
+        <w:rPr>
+          <w:lang w:val="fr-BF"/>
+        </w:rPr>
+        <w:t xml:space="preserve">Fin de &lt;script&gt; </w:t>
+      </w:r>
+      <w:proofErr w:type="spellStart"/>
+      <w:r>
+        <w:rPr>
+          <w:lang w:val="fr-BF"/>
+        </w:rPr>
+        <w:t>inline</w:t>
+      </w:r>
+      <w:proofErr w:type="spellEnd"/>
+      <w:r>
+        <w:rPr>
+          <w:lang w:val="fr-BF"/>
+        </w:rPr>
+        <w:t xml:space="preserve"> → la fonction </w:t>
+      </w:r>
+      <w:proofErr w:type="spellStart"/>
+      <w:r>
+        <w:rPr>
+          <w:lang w:val="fr-BF"/>
+        </w:rPr>
+        <w:t>avigestContext</w:t>
+      </w:r>
+      <w:proofErr w:type="spellEnd"/>
+      <w:r>
+        <w:rPr>
+          <w:lang w:val="fr-BF"/>
+        </w:rPr>
+        <w:t>()</w:t>
+      </w:r>
+    </w:p>
+    <w:p>
+      <w:pPr>
+        <w:pStyle w:val="Corpsdetexte"/>
+        <w:numPr>
+          <w:ilvl w:val="0"/>
+          <w:numId w:val="16"/>
+        </w:numPr>
+        <w:rPr>
+          <w:lang w:val="fr-BF"/>
+        </w:rPr>
+      </w:pPr>
+      <w:r>
+        <w:rPr>
+          <w:lang w:val="fr-BF"/>
+        </w:rPr>
+        <w:t>Avant &lt;/body&gt; → &lt;script type="module" src="</w:t>
+      </w:r>
+      <w:proofErr w:type="spellStart"/>
+      <w:r>
+        <w:rPr>
+          <w:lang w:val="fr-BF"/>
+        </w:rPr>
+        <w:t>js</w:t>
+      </w:r>
+      <w:proofErr w:type="spellEnd"/>
+      <w:r>
+        <w:rPr>
+          <w:lang w:val="fr-BF"/>
+        </w:rPr>
+        <w:t>/gestion/gestion.js"&gt;&lt;/script&gt;</w:t>
+      </w:r>
+    </w:p>
+    <w:p>
+      <w:pPr>
+        <w:pStyle w:val="Corpsdetexte"/>
+        <w:rPr>
+          <w:lang w:val="fr-BF"/>
+        </w:rPr>
+      </w:pPr>
+      <w:r>
+        <w:rPr>
+          <w:lang w:val="fr-BF"/>
+        </w:rPr>
+        <w:pict w14:anchorId="060A68BF">
+          <v:rect id="_x0000_i1256" style="width:0;height:1.5pt" o:hralign="center" o:hrstd="t" o:hr="t" fillcolor="#a0a0a0" stroked="f"/>
+        </w:pict>
+      </w:r>
+    </w:p>
+    <w:p>
+      <w:pPr>
+        <w:pStyle w:val="Corpsdetexte"/>
+        <w:rPr>
+          <w:b/>
+          <w:bCs/>
+          <w:lang w:val="fr-BF"/>
+        </w:rPr>
+      </w:pPr>
+      <w:r>
+        <w:rPr>
+          <w:b/>
+          <w:bCs/>
+          <w:lang w:val="fr-BF"/>
+        </w:rPr>
+        <w:t>⑤ AJOUTER — Points en suspens</w:t>
+      </w:r>
+    </w:p>
+    <w:p>
+      <w:pPr>
+        <w:pStyle w:val="Corpsdetexte"/>
+        <w:rPr>
+          <w:lang w:val="fr-BF"/>
+        </w:rPr>
+      </w:pPr>
+      <w:r>
+        <w:rPr>
+          <w:b/>
+          <w:bCs/>
+          <w:lang w:val="fr-BF"/>
+        </w:rPr>
+        <w:t>Ajouter à la liste des points en suspens :</w:t>
+      </w:r>
+    </w:p>
+    <w:p>
+      <w:pPr>
+        <w:pStyle w:val="Corpsdetexte"/>
+        <w:rPr>
+          <w:lang w:val="fr-BF"/>
+        </w:rPr>
+      </w:pPr>
+      <w:r>
+        <w:rPr>
+          <w:lang w:val="fr-BF"/>
+        </w:rPr>
+        <w:pict w14:anchorId="58610954">
+          <v:rect id="_x0000_i1257" style="width:0;height:1.5pt" o:hralign="center" o:hrstd="t" o:hr="t" fillcolor="#a0a0a0" stroked="f"/>
+        </w:pict>
+      </w:r>
+    </w:p>
+    <w:p>
+      <w:pPr>
+        <w:pStyle w:val="Corpsdetexte"/>
+        <w:numPr>
+          <w:ilvl w:val="0"/>
+          <w:numId w:val="17"/>
+        </w:numPr>
+        <w:rPr>
+          <w:lang w:val="fr-BF"/>
+        </w:rPr>
+      </w:pPr>
+      <w:r>
+        <w:rPr>
+          <w:b/>
+          <w:bCs/>
+          <w:lang w:val="fr-BF"/>
+        </w:rPr>
+        <w:t>sw.js — STATIC_URLS incomplet</w:t>
+      </w:r>
+      <w:r>
+        <w:rPr>
+          <w:lang w:val="fr-BF"/>
+        </w:rPr>
+        <w:t xml:space="preserve"> (ouvert v26.22) : la liste ne contient que /AVIGEST4/ et /AVIGEST4/index.html. Les nouveaux fichiers (</w:t>
+      </w:r>
+      <w:proofErr w:type="spellStart"/>
+      <w:r>
+        <w:rPr>
+          <w:lang w:val="fr-BF"/>
+        </w:rPr>
+        <w:t>css</w:t>
+      </w:r>
+      <w:proofErr w:type="spellEnd"/>
+      <w:r>
+        <w:rPr>
+          <w:lang w:val="fr-BF"/>
+        </w:rPr>
+        <w:t xml:space="preserve">/gestion.css, </w:t>
+      </w:r>
+      <w:proofErr w:type="spellStart"/>
+      <w:r>
+        <w:rPr>
+          <w:lang w:val="fr-BF"/>
+        </w:rPr>
+        <w:t>js</w:t>
+      </w:r>
+      <w:proofErr w:type="spellEnd"/>
+      <w:r>
+        <w:rPr>
+          <w:lang w:val="fr-BF"/>
+        </w:rPr>
+        <w:t>/</w:t>
+      </w:r>
+      <w:proofErr w:type="spellStart"/>
+      <w:r>
+        <w:rPr>
+          <w:lang w:val="fr-BF"/>
+        </w:rPr>
+        <w:t>shared</w:t>
+      </w:r>
+      <w:proofErr w:type="spellEnd"/>
+      <w:r>
+        <w:rPr>
+          <w:lang w:val="fr-BF"/>
+        </w:rPr>
+        <w:t xml:space="preserve">/db.js, </w:t>
+      </w:r>
+      <w:proofErr w:type="spellStart"/>
+      <w:r>
+        <w:rPr>
+          <w:lang w:val="fr-BF"/>
+        </w:rPr>
+        <w:t>js</w:t>
+      </w:r>
+      <w:proofErr w:type="spellEnd"/>
+      <w:r>
+        <w:rPr>
+          <w:lang w:val="fr-BF"/>
+        </w:rPr>
+        <w:t>/</w:t>
+      </w:r>
+      <w:proofErr w:type="spellStart"/>
+      <w:r>
+        <w:rPr>
+          <w:lang w:val="fr-BF"/>
+        </w:rPr>
+        <w:t>shared</w:t>
+      </w:r>
+      <w:proofErr w:type="spellEnd"/>
+      <w:r>
+        <w:rPr>
+          <w:lang w:val="fr-BF"/>
+        </w:rPr>
+        <w:t xml:space="preserve">/helpers.js, </w:t>
+      </w:r>
+      <w:proofErr w:type="spellStart"/>
+      <w:r>
+        <w:rPr>
+          <w:lang w:val="fr-BF"/>
+        </w:rPr>
+        <w:t>js</w:t>
+      </w:r>
+      <w:proofErr w:type="spellEnd"/>
+      <w:r>
+        <w:rPr>
+          <w:lang w:val="fr-BF"/>
+        </w:rPr>
+        <w:t xml:space="preserve">/gestion/gestion.js) n'y figurent pas. </w:t>
+      </w:r>
+      <w:r>
+        <w:rPr>
+          <w:b/>
+          <w:bCs/>
+          <w:lang w:val="fr-BF"/>
+        </w:rPr>
+        <w:t>Conséquence</w:t>
+      </w:r>
+      <w:r>
+        <w:rPr>
+          <w:lang w:val="fr-BF"/>
+        </w:rPr>
+        <w:t xml:space="preserve"> : le module GESTION </w:t>
+      </w:r>
+      <w:r>
+        <w:rPr>
+          <w:b/>
+          <w:bCs/>
+          <w:lang w:val="fr-BF"/>
+        </w:rPr>
+        <w:t>ne fonctionnera pas hors ligne</w:t>
+      </w:r>
+      <w:r>
+        <w:rPr>
+          <w:lang w:val="fr-BF"/>
+        </w:rPr>
+        <w:t xml:space="preserve">. Fonctionne correctement en ligne (testé en production le 11/07/2026, fenêtre </w:t>
+      </w:r>
+      <w:proofErr w:type="spellStart"/>
+      <w:r>
+        <w:rPr>
+          <w:lang w:val="fr-BF"/>
+        </w:rPr>
+        <w:t>InPrivate</w:t>
+      </w:r>
+      <w:proofErr w:type="spellEnd"/>
+      <w:r>
+        <w:rPr>
+          <w:lang w:val="fr-BF"/>
+        </w:rPr>
+        <w:t>). À corriger dans un commit dédié.</w:t>
+      </w:r>
+    </w:p>
+    <w:p>
+      <w:pPr>
+        <w:pStyle w:val="Corpsdetexte"/>
+        <w:numPr>
+          <w:ilvl w:val="0"/>
+          <w:numId w:val="17"/>
+        </w:numPr>
+        <w:rPr>
+          <w:lang w:val="fr-BF"/>
+        </w:rPr>
+      </w:pPr>
+      <w:r>
+        <w:rPr>
+          <w:b/>
+          <w:bCs/>
+          <w:lang w:val="fr-BF"/>
+        </w:rPr>
+        <w:t xml:space="preserve">Warning Multiple </w:t>
+      </w:r>
+      <w:proofErr w:type="spellStart"/>
+      <w:r>
+        <w:rPr>
+          <w:b/>
+          <w:bCs/>
+          <w:lang w:val="fr-BF"/>
+        </w:rPr>
+        <w:t>GoTrueClient</w:t>
+      </w:r>
+      <w:proofErr w:type="spellEnd"/>
+      <w:r>
+        <w:rPr>
+          <w:b/>
+          <w:bCs/>
+          <w:lang w:val="fr-BF"/>
+        </w:rPr>
+        <w:t xml:space="preserve"> instances </w:t>
+      </w:r>
+      <w:proofErr w:type="spellStart"/>
+      <w:r>
+        <w:rPr>
+          <w:b/>
+          <w:bCs/>
+          <w:lang w:val="fr-BF"/>
+        </w:rPr>
+        <w:t>detected</w:t>
+      </w:r>
+      <w:proofErr w:type="spellEnd"/>
+      <w:r>
+        <w:rPr>
+          <w:lang w:val="fr-BF"/>
+        </w:rPr>
+        <w:t xml:space="preserve"> (observé v26.22) : deux clients </w:t>
+      </w:r>
+      <w:proofErr w:type="spellStart"/>
+      <w:r>
+        <w:rPr>
+          <w:lang w:val="fr-BF"/>
+        </w:rPr>
+        <w:t>Supabase</w:t>
+      </w:r>
+      <w:proofErr w:type="spellEnd"/>
+      <w:r>
+        <w:rPr>
+          <w:lang w:val="fr-BF"/>
+        </w:rPr>
+        <w:t xml:space="preserve"> coexistent dans la page — création ligne 549 puis réaffectation ligne 526 d'index.html. Sans gravité constatée à ce jour, mais à surveiller.</w:t>
+      </w:r>
+    </w:p>
+    <w:p>
+      <w:pPr>
+        <w:pStyle w:val="Corpsdetexte"/>
+        <w:numPr>
+          <w:ilvl w:val="0"/>
+          <w:numId w:val="17"/>
+        </w:numPr>
+        <w:rPr>
+          <w:lang w:val="fr-BF"/>
+        </w:rPr>
+      </w:pPr>
+      <w:r>
+        <w:rPr>
+          <w:b/>
+          <w:bCs/>
+          <w:lang w:val="fr-BF"/>
+        </w:rPr>
+        <w:t xml:space="preserve">Doublon de </w:t>
+      </w:r>
+      <w:proofErr w:type="spellStart"/>
+      <w:r>
+        <w:rPr>
+          <w:b/>
+          <w:bCs/>
+          <w:lang w:val="fr-BF"/>
+        </w:rPr>
+        <w:t>policy</w:t>
+      </w:r>
+      <w:proofErr w:type="spellEnd"/>
+      <w:r>
+        <w:rPr>
+          <w:b/>
+          <w:bCs/>
+          <w:lang w:val="fr-BF"/>
+        </w:rPr>
+        <w:t xml:space="preserve"> RLS sur clients</w:t>
+      </w:r>
+      <w:r>
+        <w:rPr>
+          <w:lang w:val="fr-BF"/>
+        </w:rPr>
+        <w:t xml:space="preserve"> (observé v26.22) : deux </w:t>
+      </w:r>
+      <w:proofErr w:type="spellStart"/>
+      <w:r>
+        <w:rPr>
+          <w:lang w:val="fr-BF"/>
+        </w:rPr>
+        <w:t>policies</w:t>
+      </w:r>
+      <w:proofErr w:type="spellEnd"/>
+      <w:r>
+        <w:rPr>
+          <w:lang w:val="fr-BF"/>
+        </w:rPr>
+        <w:t xml:space="preserve"> ALL font le même travail — </w:t>
+      </w:r>
+      <w:proofErr w:type="spellStart"/>
+      <w:r>
+        <w:rPr>
+          <w:lang w:val="fr-BF"/>
+        </w:rPr>
+        <w:t>clients_isolation</w:t>
+      </w:r>
+      <w:proofErr w:type="spellEnd"/>
+      <w:r>
+        <w:rPr>
+          <w:lang w:val="fr-BF"/>
+        </w:rPr>
+        <w:t xml:space="preserve"> et </w:t>
+      </w:r>
+      <w:proofErr w:type="spellStart"/>
+      <w:r>
+        <w:rPr>
+          <w:lang w:val="fr-BF"/>
+        </w:rPr>
+        <w:t>ferme_isolation</w:t>
+      </w:r>
+      <w:proofErr w:type="spellEnd"/>
+      <w:r>
+        <w:rPr>
+          <w:lang w:val="fr-BF"/>
+        </w:rPr>
+        <w:t xml:space="preserve"> (cette dernière avec </w:t>
+      </w:r>
+      <w:proofErr w:type="spellStart"/>
+      <w:r>
+        <w:rPr>
+          <w:lang w:val="fr-BF"/>
+        </w:rPr>
+        <w:t>with_check</w:t>
+      </w:r>
+      <w:proofErr w:type="spellEnd"/>
+      <w:r>
+        <w:rPr>
+          <w:lang w:val="fr-BF"/>
+        </w:rPr>
+        <w:t xml:space="preserve"> NULL). À nettoyer lors de la session RLS dédiée (§14.3).</w:t>
+      </w:r>
+    </w:p>
+    <w:p>
+      <w:pPr>
+        <w:pStyle w:val="Corpsdetexte"/>
+        <w:rPr>
+          <w:lang w:val="fr-BF"/>
+        </w:rPr>
+      </w:pPr>
+      <w:r>
+        <w:rPr>
+          <w:lang w:val="fr-BF"/>
+        </w:rPr>
+        <w:pict w14:anchorId="1DAFC039">
+          <v:rect id="_x0000_i1258" style="width:0;height:1.5pt" o:hralign="center" o:hrstd="t" o:hr="t" fillcolor="#a0a0a0" stroked="f"/>
+        </w:pict>
+      </w:r>
+    </w:p>
+    <w:p>
+      <w:pPr>
+        <w:pStyle w:val="Corpsdetexte"/>
+        <w:rPr>
+          <w:b/>
+          <w:bCs/>
+          <w:lang w:val="fr-BF"/>
+        </w:rPr>
+      </w:pPr>
+      <w:r>
+        <w:rPr>
+          <w:b/>
+          <w:bCs/>
+          <w:lang w:val="fr-BF"/>
+        </w:rPr>
+        <w:t>⑥ METTRE À JOUR — Section 2.1 (version)</w:t>
+      </w:r>
+    </w:p>
+    <w:p>
+      <w:pPr>
+        <w:pStyle w:val="Corpsdetexte"/>
+        <w:rPr>
+          <w:lang w:val="fr-BF"/>
+        </w:rPr>
+      </w:pPr>
+      <w:r>
+        <w:rPr>
+          <w:lang w:val="fr-BF"/>
+        </w:rPr>
+        <w:t xml:space="preserve">| </w:t>
+      </w:r>
+      <w:r>
+        <w:rPr>
+          <w:b/>
+          <w:bCs/>
+          <w:lang w:val="fr-BF"/>
+        </w:rPr>
+        <w:t>Version actuelle</w:t>
+      </w:r>
+      <w:r>
+        <w:rPr>
+          <w:lang w:val="fr-BF"/>
+        </w:rPr>
+        <w:t xml:space="preserve"> | </w:t>
+      </w:r>
+      <w:r>
+        <w:rPr>
+          <w:b/>
+          <w:bCs/>
+          <w:lang w:val="fr-BF"/>
+        </w:rPr>
+        <w:t>APP_VERSION = 'v26.22' · CACHE_NAME = 'avigest-v26-22'</w:t>
+      </w:r>
+      <w:r>
+        <w:rPr>
+          <w:lang w:val="fr-BF"/>
+        </w:rPr>
+        <w:t xml:space="preserve"> |</w:t>
+      </w:r>
+    </w:p>
+    <w:p>
+      <w:pPr>
+        <w:pStyle w:val="Corpsdetexte"/>
+        <w:rPr>
+          <w:lang w:val="fr-BF"/>
+        </w:rPr>
+      </w:pPr>
+      <w:r>
+        <w:rPr>
+          <w:lang w:val="fr-BF"/>
+        </w:rPr>
+        <w:pict w14:anchorId="7A6E02FA">
+          <v:rect id="_x0000_i1259" style="width:0;height:1.5pt" o:hralign="center" o:hrstd="t" o:hr="t" fillcolor="#a0a0a0" stroked="f"/>
+        </w:pict>
+      </w:r>
+    </w:p>
+    <w:p>
+      <w:pPr>
+        <w:pStyle w:val="Corpsdetexte"/>
+        <w:rPr>
+          <w:b/>
+          <w:bCs/>
+          <w:lang w:val="fr-BF"/>
+        </w:rPr>
+      </w:pPr>
+      <w:r>
+        <w:rPr>
+          <w:b/>
+          <w:bCs/>
+          <w:lang w:val="fr-BF"/>
+        </w:rPr>
+        <w:t>⑦ METTRE À JOUR — Section 2.5 (migrations)</w:t>
+      </w:r>
+    </w:p>
+    <w:p>
+      <w:pPr>
+        <w:pStyle w:val="Corpsdetexte"/>
+        <w:rPr>
+          <w:lang w:val="fr-BF"/>
+        </w:rPr>
+      </w:pPr>
+      <w:r>
+        <w:rPr>
+          <w:lang w:val="fr-BF"/>
+        </w:rPr>
+        <w:t>Ajouter les deux dernières lignes :</w:t>
+      </w:r>
+    </w:p>
+    <w:p>
+      <w:pPr>
+        <w:pStyle w:val="Corpsdetexte"/>
+        <w:rPr>
+          <w:lang w:val="fr-BF"/>
+        </w:rPr>
+      </w:pPr>
+      <w:r>
+        <w:rPr>
+          <w:lang w:val="fr-BF"/>
+        </w:rPr>
+        <w:t xml:space="preserve">| 035_crm_clients_catalogue.sql | Tables clients + </w:t>
+      </w:r>
+      <w:proofErr w:type="spellStart"/>
+      <w:r>
+        <w:rPr>
+          <w:lang w:val="fr-BF"/>
+        </w:rPr>
+        <w:t>produits_catalogue</w:t>
+      </w:r>
+      <w:proofErr w:type="spellEnd"/>
+      <w:r>
+        <w:rPr>
+          <w:lang w:val="fr-BF"/>
+        </w:rPr>
+        <w:t xml:space="preserve"> (CRM étape 1) | | 036_crm_commandes.sql | Tables commandes, </w:t>
+      </w:r>
+      <w:proofErr w:type="spellStart"/>
+      <w:r>
+        <w:rPr>
+          <w:lang w:val="fr-BF"/>
+        </w:rPr>
+        <w:t>commande_lignes</w:t>
+      </w:r>
+      <w:proofErr w:type="spellEnd"/>
+      <w:r>
+        <w:rPr>
+          <w:lang w:val="fr-BF"/>
+        </w:rPr>
+        <w:t>, paiements + suppression tables mortes ventes/paiements |</w:t>
+      </w:r>
+    </w:p>
+    <w:p>
+      <w:pPr>
+        <w:pStyle w:val="Corpsdetexte"/>
+        <w:rPr>
+          <w:lang w:val="fr-BF"/>
+        </w:rPr>
+      </w:pPr>
+      <w:r>
+        <w:rPr>
+          <w:lang w:val="fr-BF"/>
+        </w:rPr>
+        <w:pict w14:anchorId="69751A78">
+          <v:rect id="_x0000_i1260" style="width:0;height:1.5pt" o:hralign="center" o:hrstd="t" o:hr="t" fillcolor="#a0a0a0" stroked="f"/>
+        </w:pict>
+      </w:r>
+    </w:p>
+    <w:p>
+      <w:pPr>
+        <w:pStyle w:val="Corpsdetexte"/>
+        <w:rPr>
+          <w:lang w:val="fr-BF"/>
         </w:rPr>
       </w:pPr>
       <w:r>
         <w:rPr>
           <w:i/>
           <w:iCs/>
-          <w:lang w:val="fr-FR"/>
-        </w:rPr>
-        <w:t xml:space="preserve">— Fin de la Bible </w:t>
-      </w:r>
-      <w:proofErr w:type="spellStart"/>
-      <w:r>
+          <w:lang w:val="fr-BF"/>
+        </w:rPr>
+        <w:t>— Fin de la mise à jour Bible session v26.22 —</w:t>
+      </w:r>
+    </w:p>
+    <w:p>
+      <w:pPr>
+        <w:pStyle w:val="Corpsdetexte"/>
+        <w:rPr>
+          <w:lang w:val="fr-BF"/>
+        </w:rPr>
+      </w:pPr>
+    </w:p>
+    <w:p>
+      <w:pPr>
+        <w:pStyle w:val="FirstParagraph"/>
         <w:rPr>
           <w:i/>
           <w:iCs/>
           <w:lang w:val="fr-FR"/>
         </w:rPr>
-        <w:t>AviGest</w:t>
-      </w:r>
-      <w:proofErr w:type="spellEnd"/>
+      </w:pPr>
       <w:r>
         <w:rPr>
           <w:i/>
           <w:iCs/>
           <w:lang w:val="fr-FR"/>
         </w:rPr>
-        <w:t xml:space="preserve"> v26 — Version .md générée le </w:t>
-      </w:r>
+        <w:t xml:space="preserve">— Fin de la Bible </w:t>
+      </w:r>
+      <w:proofErr w:type="spellStart"/>
       <w:r>
         <w:rPr>
           <w:i/>
           <w:iCs/>
           <w:lang w:val="fr-FR"/>
         </w:rPr>
-        <w:t>10/07/2026 (session v26.21)</w:t>
-      </w:r>
+        <w:t>AviGest</w:t>
+      </w:r>
+      <w:proofErr w:type="spellEnd"/>
       <w:r>
         <w:rPr>
           <w:i/>
           <w:iCs/>
           <w:lang w:val="fr-FR"/>
         </w:rPr>
-        <w:t>,</w:t>
+        <w:t xml:space="preserve"> v26 — Version .md générée le </w:t>
+      </w:r>
+      <w:r>
+        <w:rPr>
+          <w:i/>
+          <w:iCs/>
+          <w:lang w:val="fr-FR"/>
+        </w:rPr>
+        <w:t>1</w:t>
+      </w:r>
+      <w:r>
+        <w:rPr>
+          <w:i/>
+          <w:iCs/>
+          <w:lang w:val="fr-FR"/>
+        </w:rPr>
+        <w:t>3</w:t>
+      </w:r>
+      <w:r>
+        <w:rPr>
+          <w:i/>
+          <w:iCs/>
+          <w:lang w:val="fr-FR"/>
+        </w:rPr>
+        <w:t>/07/2026 (session v26.2</w:t>
+      </w:r>
+      <w:r>
+        <w:rPr>
+          <w:i/>
+          <w:iCs/>
+          <w:lang w:val="fr-FR"/>
+        </w:rPr>
+        <w:t>2</w:t>
+      </w:r>
+      <w:r>
+        <w:rPr>
+          <w:i/>
+          <w:iCs/>
+          <w:lang w:val="fr-FR"/>
+        </w:rPr>
+        <w:t>),</w:t>
       </w:r>
       <w:r>
         <w:rPr>
@@ -13763,6 +18391,1239 @@
       <w:pPr>
         <w:ind w:left="6480" w:hanging="480"/>
       </w:pPr>
+    </w:lvl>
+  </w:abstractNum>
+  <w:abstractNum w:abstractNumId="3" w15:restartNumberingAfterBreak="0">
+    <w:nsid w:val="0BB0013E"/>
+    <w:multiLevelType w:val="multilevel"/>
+    <w:tmpl w:val="860883EA"/>
+    <w:lvl w:ilvl="0">
+      <w:start w:val="1"/>
+      <w:numFmt w:val="decimal"/>
+      <w:lvlText w:val="%1."/>
+      <w:lvlJc w:val="left"/>
+      <w:pPr>
+        <w:tabs>
+          <w:tab w:val="num" w:pos="720"/>
+        </w:tabs>
+        <w:ind w:left="720" w:hanging="360"/>
+      </w:pPr>
+    </w:lvl>
+    <w:lvl w:ilvl="1" w:tentative="1">
+      <w:start w:val="1"/>
+      <w:numFmt w:val="decimal"/>
+      <w:lvlText w:val="%2."/>
+      <w:lvlJc w:val="left"/>
+      <w:pPr>
+        <w:tabs>
+          <w:tab w:val="num" w:pos="1440"/>
+        </w:tabs>
+        <w:ind w:left="1440" w:hanging="360"/>
+      </w:pPr>
+    </w:lvl>
+    <w:lvl w:ilvl="2" w:tentative="1">
+      <w:start w:val="1"/>
+      <w:numFmt w:val="decimal"/>
+      <w:lvlText w:val="%3."/>
+      <w:lvlJc w:val="left"/>
+      <w:pPr>
+        <w:tabs>
+          <w:tab w:val="num" w:pos="2160"/>
+        </w:tabs>
+        <w:ind w:left="2160" w:hanging="360"/>
+      </w:pPr>
+    </w:lvl>
+    <w:lvl w:ilvl="3" w:tentative="1">
+      <w:start w:val="1"/>
+      <w:numFmt w:val="decimal"/>
+      <w:lvlText w:val="%4."/>
+      <w:lvlJc w:val="left"/>
+      <w:pPr>
+        <w:tabs>
+          <w:tab w:val="num" w:pos="2880"/>
+        </w:tabs>
+        <w:ind w:left="2880" w:hanging="360"/>
+      </w:pPr>
+    </w:lvl>
+    <w:lvl w:ilvl="4" w:tentative="1">
+      <w:start w:val="1"/>
+      <w:numFmt w:val="decimal"/>
+      <w:lvlText w:val="%5."/>
+      <w:lvlJc w:val="left"/>
+      <w:pPr>
+        <w:tabs>
+          <w:tab w:val="num" w:pos="3600"/>
+        </w:tabs>
+        <w:ind w:left="3600" w:hanging="360"/>
+      </w:pPr>
+    </w:lvl>
+    <w:lvl w:ilvl="5" w:tentative="1">
+      <w:start w:val="1"/>
+      <w:numFmt w:val="decimal"/>
+      <w:lvlText w:val="%6."/>
+      <w:lvlJc w:val="left"/>
+      <w:pPr>
+        <w:tabs>
+          <w:tab w:val="num" w:pos="4320"/>
+        </w:tabs>
+        <w:ind w:left="4320" w:hanging="360"/>
+      </w:pPr>
+    </w:lvl>
+    <w:lvl w:ilvl="6" w:tentative="1">
+      <w:start w:val="1"/>
+      <w:numFmt w:val="decimal"/>
+      <w:lvlText w:val="%7."/>
+      <w:lvlJc w:val="left"/>
+      <w:pPr>
+        <w:tabs>
+          <w:tab w:val="num" w:pos="5040"/>
+        </w:tabs>
+        <w:ind w:left="5040" w:hanging="360"/>
+      </w:pPr>
+    </w:lvl>
+    <w:lvl w:ilvl="7" w:tentative="1">
+      <w:start w:val="1"/>
+      <w:numFmt w:val="decimal"/>
+      <w:lvlText w:val="%8."/>
+      <w:lvlJc w:val="left"/>
+      <w:pPr>
+        <w:tabs>
+          <w:tab w:val="num" w:pos="5760"/>
+        </w:tabs>
+        <w:ind w:left="5760" w:hanging="360"/>
+      </w:pPr>
+    </w:lvl>
+    <w:lvl w:ilvl="8" w:tentative="1">
+      <w:start w:val="1"/>
+      <w:numFmt w:val="decimal"/>
+      <w:lvlText w:val="%9."/>
+      <w:lvlJc w:val="left"/>
+      <w:pPr>
+        <w:tabs>
+          <w:tab w:val="num" w:pos="6480"/>
+        </w:tabs>
+        <w:ind w:left="6480" w:hanging="360"/>
+      </w:pPr>
+    </w:lvl>
+  </w:abstractNum>
+  <w:abstractNum w:abstractNumId="4" w15:restartNumberingAfterBreak="0">
+    <w:nsid w:val="16C77AE0"/>
+    <w:multiLevelType w:val="multilevel"/>
+    <w:tmpl w:val="83A6DF20"/>
+    <w:lvl w:ilvl="0">
+      <w:start w:val="1"/>
+      <w:numFmt w:val="decimal"/>
+      <w:lvlText w:val="%1."/>
+      <w:lvlJc w:val="left"/>
+      <w:pPr>
+        <w:tabs>
+          <w:tab w:val="num" w:pos="720"/>
+        </w:tabs>
+        <w:ind w:left="720" w:hanging="360"/>
+      </w:pPr>
+    </w:lvl>
+    <w:lvl w:ilvl="1" w:tentative="1">
+      <w:start w:val="1"/>
+      <w:numFmt w:val="decimal"/>
+      <w:lvlText w:val="%2."/>
+      <w:lvlJc w:val="left"/>
+      <w:pPr>
+        <w:tabs>
+          <w:tab w:val="num" w:pos="1440"/>
+        </w:tabs>
+        <w:ind w:left="1440" w:hanging="360"/>
+      </w:pPr>
+    </w:lvl>
+    <w:lvl w:ilvl="2" w:tentative="1">
+      <w:start w:val="1"/>
+      <w:numFmt w:val="decimal"/>
+      <w:lvlText w:val="%3."/>
+      <w:lvlJc w:val="left"/>
+      <w:pPr>
+        <w:tabs>
+          <w:tab w:val="num" w:pos="2160"/>
+        </w:tabs>
+        <w:ind w:left="2160" w:hanging="360"/>
+      </w:pPr>
+    </w:lvl>
+    <w:lvl w:ilvl="3" w:tentative="1">
+      <w:start w:val="1"/>
+      <w:numFmt w:val="decimal"/>
+      <w:lvlText w:val="%4."/>
+      <w:lvlJc w:val="left"/>
+      <w:pPr>
+        <w:tabs>
+          <w:tab w:val="num" w:pos="2880"/>
+        </w:tabs>
+        <w:ind w:left="2880" w:hanging="360"/>
+      </w:pPr>
+    </w:lvl>
+    <w:lvl w:ilvl="4" w:tentative="1">
+      <w:start w:val="1"/>
+      <w:numFmt w:val="decimal"/>
+      <w:lvlText w:val="%5."/>
+      <w:lvlJc w:val="left"/>
+      <w:pPr>
+        <w:tabs>
+          <w:tab w:val="num" w:pos="3600"/>
+        </w:tabs>
+        <w:ind w:left="3600" w:hanging="360"/>
+      </w:pPr>
+    </w:lvl>
+    <w:lvl w:ilvl="5" w:tentative="1">
+      <w:start w:val="1"/>
+      <w:numFmt w:val="decimal"/>
+      <w:lvlText w:val="%6."/>
+      <w:lvlJc w:val="left"/>
+      <w:pPr>
+        <w:tabs>
+          <w:tab w:val="num" w:pos="4320"/>
+        </w:tabs>
+        <w:ind w:left="4320" w:hanging="360"/>
+      </w:pPr>
+    </w:lvl>
+    <w:lvl w:ilvl="6" w:tentative="1">
+      <w:start w:val="1"/>
+      <w:numFmt w:val="decimal"/>
+      <w:lvlText w:val="%7."/>
+      <w:lvlJc w:val="left"/>
+      <w:pPr>
+        <w:tabs>
+          <w:tab w:val="num" w:pos="5040"/>
+        </w:tabs>
+        <w:ind w:left="5040" w:hanging="360"/>
+      </w:pPr>
+    </w:lvl>
+    <w:lvl w:ilvl="7" w:tentative="1">
+      <w:start w:val="1"/>
+      <w:numFmt w:val="decimal"/>
+      <w:lvlText w:val="%8."/>
+      <w:lvlJc w:val="left"/>
+      <w:pPr>
+        <w:tabs>
+          <w:tab w:val="num" w:pos="5760"/>
+        </w:tabs>
+        <w:ind w:left="5760" w:hanging="360"/>
+      </w:pPr>
+    </w:lvl>
+    <w:lvl w:ilvl="8" w:tentative="1">
+      <w:start w:val="1"/>
+      <w:numFmt w:val="decimal"/>
+      <w:lvlText w:val="%9."/>
+      <w:lvlJc w:val="left"/>
+      <w:pPr>
+        <w:tabs>
+          <w:tab w:val="num" w:pos="6480"/>
+        </w:tabs>
+        <w:ind w:left="6480" w:hanging="360"/>
+      </w:pPr>
+    </w:lvl>
+  </w:abstractNum>
+  <w:abstractNum w:abstractNumId="5" w15:restartNumberingAfterBreak="0">
+    <w:nsid w:val="1AC529B9"/>
+    <w:multiLevelType w:val="multilevel"/>
+    <w:tmpl w:val="9594C324"/>
+    <w:lvl w:ilvl="0">
+      <w:start w:val="1"/>
+      <w:numFmt w:val="bullet"/>
+      <w:lvlText w:val=""/>
+      <w:lvlJc w:val="left"/>
+      <w:pPr>
+        <w:tabs>
+          <w:tab w:val="num" w:pos="720"/>
+        </w:tabs>
+        <w:ind w:left="720" w:hanging="360"/>
+      </w:pPr>
+      <w:rPr>
+        <w:rFonts w:ascii="Symbol" w:hAnsi="Symbol" w:hint="default"/>
+        <w:sz w:val="20"/>
+      </w:rPr>
+    </w:lvl>
+    <w:lvl w:ilvl="1" w:tentative="1">
+      <w:start w:val="1"/>
+      <w:numFmt w:val="bullet"/>
+      <w:lvlText w:val="o"/>
+      <w:lvlJc w:val="left"/>
+      <w:pPr>
+        <w:tabs>
+          <w:tab w:val="num" w:pos="1440"/>
+        </w:tabs>
+        <w:ind w:left="1440" w:hanging="360"/>
+      </w:pPr>
+      <w:rPr>
+        <w:rFonts w:ascii="Courier New" w:hAnsi="Courier New" w:hint="default"/>
+        <w:sz w:val="20"/>
+      </w:rPr>
+    </w:lvl>
+    <w:lvl w:ilvl="2" w:tentative="1">
+      <w:start w:val="1"/>
+      <w:numFmt w:val="bullet"/>
+      <w:lvlText w:val=""/>
+      <w:lvlJc w:val="left"/>
+      <w:pPr>
+        <w:tabs>
+          <w:tab w:val="num" w:pos="2160"/>
+        </w:tabs>
+        <w:ind w:left="2160" w:hanging="360"/>
+      </w:pPr>
+      <w:rPr>
+        <w:rFonts w:ascii="Wingdings" w:hAnsi="Wingdings" w:hint="default"/>
+        <w:sz w:val="20"/>
+      </w:rPr>
+    </w:lvl>
+    <w:lvl w:ilvl="3" w:tentative="1">
+      <w:start w:val="1"/>
+      <w:numFmt w:val="bullet"/>
+      <w:lvlText w:val=""/>
+      <w:lvlJc w:val="left"/>
+      <w:pPr>
+        <w:tabs>
+          <w:tab w:val="num" w:pos="2880"/>
+        </w:tabs>
+        <w:ind w:left="2880" w:hanging="360"/>
+      </w:pPr>
+      <w:rPr>
+        <w:rFonts w:ascii="Wingdings" w:hAnsi="Wingdings" w:hint="default"/>
+        <w:sz w:val="20"/>
+      </w:rPr>
+    </w:lvl>
+    <w:lvl w:ilvl="4" w:tentative="1">
+      <w:start w:val="1"/>
+      <w:numFmt w:val="bullet"/>
+      <w:lvlText w:val=""/>
+      <w:lvlJc w:val="left"/>
+      <w:pPr>
+        <w:tabs>
+          <w:tab w:val="num" w:pos="3600"/>
+        </w:tabs>
+        <w:ind w:left="3600" w:hanging="360"/>
+      </w:pPr>
+      <w:rPr>
+        <w:rFonts w:ascii="Wingdings" w:hAnsi="Wingdings" w:hint="default"/>
+        <w:sz w:val="20"/>
+      </w:rPr>
+    </w:lvl>
+    <w:lvl w:ilvl="5" w:tentative="1">
+      <w:start w:val="1"/>
+      <w:numFmt w:val="bullet"/>
+      <w:lvlText w:val=""/>
+      <w:lvlJc w:val="left"/>
+      <w:pPr>
+        <w:tabs>
+          <w:tab w:val="num" w:pos="4320"/>
+        </w:tabs>
+        <w:ind w:left="4320" w:hanging="360"/>
+      </w:pPr>
+      <w:rPr>
+        <w:rFonts w:ascii="Wingdings" w:hAnsi="Wingdings" w:hint="default"/>
+        <w:sz w:val="20"/>
+      </w:rPr>
+    </w:lvl>
+    <w:lvl w:ilvl="6" w:tentative="1">
+      <w:start w:val="1"/>
+      <w:numFmt w:val="bullet"/>
+      <w:lvlText w:val=""/>
+      <w:lvlJc w:val="left"/>
+      <w:pPr>
+        <w:tabs>
+          <w:tab w:val="num" w:pos="5040"/>
+        </w:tabs>
+        <w:ind w:left="5040" w:hanging="360"/>
+      </w:pPr>
+      <w:rPr>
+        <w:rFonts w:ascii="Wingdings" w:hAnsi="Wingdings" w:hint="default"/>
+        <w:sz w:val="20"/>
+      </w:rPr>
+    </w:lvl>
+    <w:lvl w:ilvl="7" w:tentative="1">
+      <w:start w:val="1"/>
+      <w:numFmt w:val="bullet"/>
+      <w:lvlText w:val=""/>
+      <w:lvlJc w:val="left"/>
+      <w:pPr>
+        <w:tabs>
+          <w:tab w:val="num" w:pos="5760"/>
+        </w:tabs>
+        <w:ind w:left="5760" w:hanging="360"/>
+      </w:pPr>
+      <w:rPr>
+        <w:rFonts w:ascii="Wingdings" w:hAnsi="Wingdings" w:hint="default"/>
+        <w:sz w:val="20"/>
+      </w:rPr>
+    </w:lvl>
+    <w:lvl w:ilvl="8" w:tentative="1">
+      <w:start w:val="1"/>
+      <w:numFmt w:val="bullet"/>
+      <w:lvlText w:val=""/>
+      <w:lvlJc w:val="left"/>
+      <w:pPr>
+        <w:tabs>
+          <w:tab w:val="num" w:pos="6480"/>
+        </w:tabs>
+        <w:ind w:left="6480" w:hanging="360"/>
+      </w:pPr>
+      <w:rPr>
+        <w:rFonts w:ascii="Wingdings" w:hAnsi="Wingdings" w:hint="default"/>
+        <w:sz w:val="20"/>
+      </w:rPr>
+    </w:lvl>
+  </w:abstractNum>
+  <w:abstractNum w:abstractNumId="6" w15:restartNumberingAfterBreak="0">
+    <w:nsid w:val="358E5907"/>
+    <w:multiLevelType w:val="multilevel"/>
+    <w:tmpl w:val="5B1E112A"/>
+    <w:lvl w:ilvl="0">
+      <w:start w:val="1"/>
+      <w:numFmt w:val="bullet"/>
+      <w:lvlText w:val=""/>
+      <w:lvlJc w:val="left"/>
+      <w:pPr>
+        <w:tabs>
+          <w:tab w:val="num" w:pos="720"/>
+        </w:tabs>
+        <w:ind w:left="720" w:hanging="360"/>
+      </w:pPr>
+      <w:rPr>
+        <w:rFonts w:ascii="Symbol" w:hAnsi="Symbol" w:hint="default"/>
+        <w:sz w:val="20"/>
+      </w:rPr>
+    </w:lvl>
+    <w:lvl w:ilvl="1" w:tentative="1">
+      <w:start w:val="1"/>
+      <w:numFmt w:val="bullet"/>
+      <w:lvlText w:val="o"/>
+      <w:lvlJc w:val="left"/>
+      <w:pPr>
+        <w:tabs>
+          <w:tab w:val="num" w:pos="1440"/>
+        </w:tabs>
+        <w:ind w:left="1440" w:hanging="360"/>
+      </w:pPr>
+      <w:rPr>
+        <w:rFonts w:ascii="Courier New" w:hAnsi="Courier New" w:hint="default"/>
+        <w:sz w:val="20"/>
+      </w:rPr>
+    </w:lvl>
+    <w:lvl w:ilvl="2" w:tentative="1">
+      <w:start w:val="1"/>
+      <w:numFmt w:val="bullet"/>
+      <w:lvlText w:val=""/>
+      <w:lvlJc w:val="left"/>
+      <w:pPr>
+        <w:tabs>
+          <w:tab w:val="num" w:pos="2160"/>
+        </w:tabs>
+        <w:ind w:left="2160" w:hanging="360"/>
+      </w:pPr>
+      <w:rPr>
+        <w:rFonts w:ascii="Wingdings" w:hAnsi="Wingdings" w:hint="default"/>
+        <w:sz w:val="20"/>
+      </w:rPr>
+    </w:lvl>
+    <w:lvl w:ilvl="3" w:tentative="1">
+      <w:start w:val="1"/>
+      <w:numFmt w:val="bullet"/>
+      <w:lvlText w:val=""/>
+      <w:lvlJc w:val="left"/>
+      <w:pPr>
+        <w:tabs>
+          <w:tab w:val="num" w:pos="2880"/>
+        </w:tabs>
+        <w:ind w:left="2880" w:hanging="360"/>
+      </w:pPr>
+      <w:rPr>
+        <w:rFonts w:ascii="Wingdings" w:hAnsi="Wingdings" w:hint="default"/>
+        <w:sz w:val="20"/>
+      </w:rPr>
+    </w:lvl>
+    <w:lvl w:ilvl="4" w:tentative="1">
+      <w:start w:val="1"/>
+      <w:numFmt w:val="bullet"/>
+      <w:lvlText w:val=""/>
+      <w:lvlJc w:val="left"/>
+      <w:pPr>
+        <w:tabs>
+          <w:tab w:val="num" w:pos="3600"/>
+        </w:tabs>
+        <w:ind w:left="3600" w:hanging="360"/>
+      </w:pPr>
+      <w:rPr>
+        <w:rFonts w:ascii="Wingdings" w:hAnsi="Wingdings" w:hint="default"/>
+        <w:sz w:val="20"/>
+      </w:rPr>
+    </w:lvl>
+    <w:lvl w:ilvl="5" w:tentative="1">
+      <w:start w:val="1"/>
+      <w:numFmt w:val="bullet"/>
+      <w:lvlText w:val=""/>
+      <w:lvlJc w:val="left"/>
+      <w:pPr>
+        <w:tabs>
+          <w:tab w:val="num" w:pos="4320"/>
+        </w:tabs>
+        <w:ind w:left="4320" w:hanging="360"/>
+      </w:pPr>
+      <w:rPr>
+        <w:rFonts w:ascii="Wingdings" w:hAnsi="Wingdings" w:hint="default"/>
+        <w:sz w:val="20"/>
+      </w:rPr>
+    </w:lvl>
+    <w:lvl w:ilvl="6" w:tentative="1">
+      <w:start w:val="1"/>
+      <w:numFmt w:val="bullet"/>
+      <w:lvlText w:val=""/>
+      <w:lvlJc w:val="left"/>
+      <w:pPr>
+        <w:tabs>
+          <w:tab w:val="num" w:pos="5040"/>
+        </w:tabs>
+        <w:ind w:left="5040" w:hanging="360"/>
+      </w:pPr>
+      <w:rPr>
+        <w:rFonts w:ascii="Wingdings" w:hAnsi="Wingdings" w:hint="default"/>
+        <w:sz w:val="20"/>
+      </w:rPr>
+    </w:lvl>
+    <w:lvl w:ilvl="7" w:tentative="1">
+      <w:start w:val="1"/>
+      <w:numFmt w:val="bullet"/>
+      <w:lvlText w:val=""/>
+      <w:lvlJc w:val="left"/>
+      <w:pPr>
+        <w:tabs>
+          <w:tab w:val="num" w:pos="5760"/>
+        </w:tabs>
+        <w:ind w:left="5760" w:hanging="360"/>
+      </w:pPr>
+      <w:rPr>
+        <w:rFonts w:ascii="Wingdings" w:hAnsi="Wingdings" w:hint="default"/>
+        <w:sz w:val="20"/>
+      </w:rPr>
+    </w:lvl>
+    <w:lvl w:ilvl="8" w:tentative="1">
+      <w:start w:val="1"/>
+      <w:numFmt w:val="bullet"/>
+      <w:lvlText w:val=""/>
+      <w:lvlJc w:val="left"/>
+      <w:pPr>
+        <w:tabs>
+          <w:tab w:val="num" w:pos="6480"/>
+        </w:tabs>
+        <w:ind w:left="6480" w:hanging="360"/>
+      </w:pPr>
+      <w:rPr>
+        <w:rFonts w:ascii="Wingdings" w:hAnsi="Wingdings" w:hint="default"/>
+        <w:sz w:val="20"/>
+      </w:rPr>
+    </w:lvl>
+  </w:abstractNum>
+  <w:abstractNum w:abstractNumId="7" w15:restartNumberingAfterBreak="0">
+    <w:nsid w:val="4D811FD5"/>
+    <w:multiLevelType w:val="multilevel"/>
+    <w:tmpl w:val="B61E23AA"/>
+    <w:lvl w:ilvl="0">
+      <w:start w:val="1"/>
+      <w:numFmt w:val="bullet"/>
+      <w:lvlText w:val=""/>
+      <w:lvlJc w:val="left"/>
+      <w:pPr>
+        <w:tabs>
+          <w:tab w:val="num" w:pos="720"/>
+        </w:tabs>
+        <w:ind w:left="720" w:hanging="360"/>
+      </w:pPr>
+      <w:rPr>
+        <w:rFonts w:ascii="Symbol" w:hAnsi="Symbol" w:hint="default"/>
+        <w:sz w:val="20"/>
+      </w:rPr>
+    </w:lvl>
+    <w:lvl w:ilvl="1" w:tentative="1">
+      <w:start w:val="1"/>
+      <w:numFmt w:val="bullet"/>
+      <w:lvlText w:val="o"/>
+      <w:lvlJc w:val="left"/>
+      <w:pPr>
+        <w:tabs>
+          <w:tab w:val="num" w:pos="1440"/>
+        </w:tabs>
+        <w:ind w:left="1440" w:hanging="360"/>
+      </w:pPr>
+      <w:rPr>
+        <w:rFonts w:ascii="Courier New" w:hAnsi="Courier New" w:hint="default"/>
+        <w:sz w:val="20"/>
+      </w:rPr>
+    </w:lvl>
+    <w:lvl w:ilvl="2" w:tentative="1">
+      <w:start w:val="1"/>
+      <w:numFmt w:val="bullet"/>
+      <w:lvlText w:val=""/>
+      <w:lvlJc w:val="left"/>
+      <w:pPr>
+        <w:tabs>
+          <w:tab w:val="num" w:pos="2160"/>
+        </w:tabs>
+        <w:ind w:left="2160" w:hanging="360"/>
+      </w:pPr>
+      <w:rPr>
+        <w:rFonts w:ascii="Wingdings" w:hAnsi="Wingdings" w:hint="default"/>
+        <w:sz w:val="20"/>
+      </w:rPr>
+    </w:lvl>
+    <w:lvl w:ilvl="3" w:tentative="1">
+      <w:start w:val="1"/>
+      <w:numFmt w:val="bullet"/>
+      <w:lvlText w:val=""/>
+      <w:lvlJc w:val="left"/>
+      <w:pPr>
+        <w:tabs>
+          <w:tab w:val="num" w:pos="2880"/>
+        </w:tabs>
+        <w:ind w:left="2880" w:hanging="360"/>
+      </w:pPr>
+      <w:rPr>
+        <w:rFonts w:ascii="Wingdings" w:hAnsi="Wingdings" w:hint="default"/>
+        <w:sz w:val="20"/>
+      </w:rPr>
+    </w:lvl>
+    <w:lvl w:ilvl="4" w:tentative="1">
+      <w:start w:val="1"/>
+      <w:numFmt w:val="bullet"/>
+      <w:lvlText w:val=""/>
+      <w:lvlJc w:val="left"/>
+      <w:pPr>
+        <w:tabs>
+          <w:tab w:val="num" w:pos="3600"/>
+        </w:tabs>
+        <w:ind w:left="3600" w:hanging="360"/>
+      </w:pPr>
+      <w:rPr>
+        <w:rFonts w:ascii="Wingdings" w:hAnsi="Wingdings" w:hint="default"/>
+        <w:sz w:val="20"/>
+      </w:rPr>
+    </w:lvl>
+    <w:lvl w:ilvl="5" w:tentative="1">
+      <w:start w:val="1"/>
+      <w:numFmt w:val="bullet"/>
+      <w:lvlText w:val=""/>
+      <w:lvlJc w:val="left"/>
+      <w:pPr>
+        <w:tabs>
+          <w:tab w:val="num" w:pos="4320"/>
+        </w:tabs>
+        <w:ind w:left="4320" w:hanging="360"/>
+      </w:pPr>
+      <w:rPr>
+        <w:rFonts w:ascii="Wingdings" w:hAnsi="Wingdings" w:hint="default"/>
+        <w:sz w:val="20"/>
+      </w:rPr>
+    </w:lvl>
+    <w:lvl w:ilvl="6" w:tentative="1">
+      <w:start w:val="1"/>
+      <w:numFmt w:val="bullet"/>
+      <w:lvlText w:val=""/>
+      <w:lvlJc w:val="left"/>
+      <w:pPr>
+        <w:tabs>
+          <w:tab w:val="num" w:pos="5040"/>
+        </w:tabs>
+        <w:ind w:left="5040" w:hanging="360"/>
+      </w:pPr>
+      <w:rPr>
+        <w:rFonts w:ascii="Wingdings" w:hAnsi="Wingdings" w:hint="default"/>
+        <w:sz w:val="20"/>
+      </w:rPr>
+    </w:lvl>
+    <w:lvl w:ilvl="7" w:tentative="1">
+      <w:start w:val="1"/>
+      <w:numFmt w:val="bullet"/>
+      <w:lvlText w:val=""/>
+      <w:lvlJc w:val="left"/>
+      <w:pPr>
+        <w:tabs>
+          <w:tab w:val="num" w:pos="5760"/>
+        </w:tabs>
+        <w:ind w:left="5760" w:hanging="360"/>
+      </w:pPr>
+      <w:rPr>
+        <w:rFonts w:ascii="Wingdings" w:hAnsi="Wingdings" w:hint="default"/>
+        <w:sz w:val="20"/>
+      </w:rPr>
+    </w:lvl>
+    <w:lvl w:ilvl="8" w:tentative="1">
+      <w:start w:val="1"/>
+      <w:numFmt w:val="bullet"/>
+      <w:lvlText w:val=""/>
+      <w:lvlJc w:val="left"/>
+      <w:pPr>
+        <w:tabs>
+          <w:tab w:val="num" w:pos="6480"/>
+        </w:tabs>
+        <w:ind w:left="6480" w:hanging="360"/>
+      </w:pPr>
+      <w:rPr>
+        <w:rFonts w:ascii="Wingdings" w:hAnsi="Wingdings" w:hint="default"/>
+        <w:sz w:val="20"/>
+      </w:rPr>
+    </w:lvl>
+  </w:abstractNum>
+  <w:abstractNum w:abstractNumId="8" w15:restartNumberingAfterBreak="0">
+    <w:nsid w:val="5168481F"/>
+    <w:multiLevelType w:val="multilevel"/>
+    <w:tmpl w:val="27C8955A"/>
+    <w:lvl w:ilvl="0">
+      <w:start w:val="6"/>
+      <w:numFmt w:val="decimal"/>
+      <w:lvlText w:val="%1."/>
+      <w:lvlJc w:val="left"/>
+      <w:pPr>
+        <w:tabs>
+          <w:tab w:val="num" w:pos="720"/>
+        </w:tabs>
+        <w:ind w:left="720" w:hanging="360"/>
+      </w:pPr>
+    </w:lvl>
+    <w:lvl w:ilvl="1" w:tentative="1">
+      <w:start w:val="1"/>
+      <w:numFmt w:val="decimal"/>
+      <w:lvlText w:val="%2."/>
+      <w:lvlJc w:val="left"/>
+      <w:pPr>
+        <w:tabs>
+          <w:tab w:val="num" w:pos="1440"/>
+        </w:tabs>
+        <w:ind w:left="1440" w:hanging="360"/>
+      </w:pPr>
+    </w:lvl>
+    <w:lvl w:ilvl="2" w:tentative="1">
+      <w:start w:val="1"/>
+      <w:numFmt w:val="decimal"/>
+      <w:lvlText w:val="%3."/>
+      <w:lvlJc w:val="left"/>
+      <w:pPr>
+        <w:tabs>
+          <w:tab w:val="num" w:pos="2160"/>
+        </w:tabs>
+        <w:ind w:left="2160" w:hanging="360"/>
+      </w:pPr>
+    </w:lvl>
+    <w:lvl w:ilvl="3" w:tentative="1">
+      <w:start w:val="1"/>
+      <w:numFmt w:val="decimal"/>
+      <w:lvlText w:val="%4."/>
+      <w:lvlJc w:val="left"/>
+      <w:pPr>
+        <w:tabs>
+          <w:tab w:val="num" w:pos="2880"/>
+        </w:tabs>
+        <w:ind w:left="2880" w:hanging="360"/>
+      </w:pPr>
+    </w:lvl>
+    <w:lvl w:ilvl="4" w:tentative="1">
+      <w:start w:val="1"/>
+      <w:numFmt w:val="decimal"/>
+      <w:lvlText w:val="%5."/>
+      <w:lvlJc w:val="left"/>
+      <w:pPr>
+        <w:tabs>
+          <w:tab w:val="num" w:pos="3600"/>
+        </w:tabs>
+        <w:ind w:left="3600" w:hanging="360"/>
+      </w:pPr>
+    </w:lvl>
+    <w:lvl w:ilvl="5" w:tentative="1">
+      <w:start w:val="1"/>
+      <w:numFmt w:val="decimal"/>
+      <w:lvlText w:val="%6."/>
+      <w:lvlJc w:val="left"/>
+      <w:pPr>
+        <w:tabs>
+          <w:tab w:val="num" w:pos="4320"/>
+        </w:tabs>
+        <w:ind w:left="4320" w:hanging="360"/>
+      </w:pPr>
+    </w:lvl>
+    <w:lvl w:ilvl="6" w:tentative="1">
+      <w:start w:val="1"/>
+      <w:numFmt w:val="decimal"/>
+      <w:lvlText w:val="%7."/>
+      <w:lvlJc w:val="left"/>
+      <w:pPr>
+        <w:tabs>
+          <w:tab w:val="num" w:pos="5040"/>
+        </w:tabs>
+        <w:ind w:left="5040" w:hanging="360"/>
+      </w:pPr>
+    </w:lvl>
+    <w:lvl w:ilvl="7" w:tentative="1">
+      <w:start w:val="1"/>
+      <w:numFmt w:val="decimal"/>
+      <w:lvlText w:val="%8."/>
+      <w:lvlJc w:val="left"/>
+      <w:pPr>
+        <w:tabs>
+          <w:tab w:val="num" w:pos="5760"/>
+        </w:tabs>
+        <w:ind w:left="5760" w:hanging="360"/>
+      </w:pPr>
+    </w:lvl>
+    <w:lvl w:ilvl="8" w:tentative="1">
+      <w:start w:val="1"/>
+      <w:numFmt w:val="decimal"/>
+      <w:lvlText w:val="%9."/>
+      <w:lvlJc w:val="left"/>
+      <w:pPr>
+        <w:tabs>
+          <w:tab w:val="num" w:pos="6480"/>
+        </w:tabs>
+        <w:ind w:left="6480" w:hanging="360"/>
+      </w:pPr>
+    </w:lvl>
+  </w:abstractNum>
+  <w:abstractNum w:abstractNumId="9" w15:restartNumberingAfterBreak="0">
+    <w:nsid w:val="5E437416"/>
+    <w:multiLevelType w:val="multilevel"/>
+    <w:tmpl w:val="7F18319A"/>
+    <w:lvl w:ilvl="0">
+      <w:start w:val="1"/>
+      <w:numFmt w:val="bullet"/>
+      <w:lvlText w:val=""/>
+      <w:lvlJc w:val="left"/>
+      <w:pPr>
+        <w:tabs>
+          <w:tab w:val="num" w:pos="720"/>
+        </w:tabs>
+        <w:ind w:left="720" w:hanging="360"/>
+      </w:pPr>
+      <w:rPr>
+        <w:rFonts w:ascii="Symbol" w:hAnsi="Symbol" w:hint="default"/>
+        <w:sz w:val="20"/>
+      </w:rPr>
+    </w:lvl>
+    <w:lvl w:ilvl="1" w:tentative="1">
+      <w:start w:val="1"/>
+      <w:numFmt w:val="bullet"/>
+      <w:lvlText w:val="o"/>
+      <w:lvlJc w:val="left"/>
+      <w:pPr>
+        <w:tabs>
+          <w:tab w:val="num" w:pos="1440"/>
+        </w:tabs>
+        <w:ind w:left="1440" w:hanging="360"/>
+      </w:pPr>
+      <w:rPr>
+        <w:rFonts w:ascii="Courier New" w:hAnsi="Courier New" w:hint="default"/>
+        <w:sz w:val="20"/>
+      </w:rPr>
+    </w:lvl>
+    <w:lvl w:ilvl="2" w:tentative="1">
+      <w:start w:val="1"/>
+      <w:numFmt w:val="bullet"/>
+      <w:lvlText w:val=""/>
+      <w:lvlJc w:val="left"/>
+      <w:pPr>
+        <w:tabs>
+          <w:tab w:val="num" w:pos="2160"/>
+        </w:tabs>
+        <w:ind w:left="2160" w:hanging="360"/>
+      </w:pPr>
+      <w:rPr>
+        <w:rFonts w:ascii="Wingdings" w:hAnsi="Wingdings" w:hint="default"/>
+        <w:sz w:val="20"/>
+      </w:rPr>
+    </w:lvl>
+    <w:lvl w:ilvl="3" w:tentative="1">
+      <w:start w:val="1"/>
+      <w:numFmt w:val="bullet"/>
+      <w:lvlText w:val=""/>
+      <w:lvlJc w:val="left"/>
+      <w:pPr>
+        <w:tabs>
+          <w:tab w:val="num" w:pos="2880"/>
+        </w:tabs>
+        <w:ind w:left="2880" w:hanging="360"/>
+      </w:pPr>
+      <w:rPr>
+        <w:rFonts w:ascii="Wingdings" w:hAnsi="Wingdings" w:hint="default"/>
+        <w:sz w:val="20"/>
+      </w:rPr>
+    </w:lvl>
+    <w:lvl w:ilvl="4" w:tentative="1">
+      <w:start w:val="1"/>
+      <w:numFmt w:val="bullet"/>
+      <w:lvlText w:val=""/>
+      <w:lvlJc w:val="left"/>
+      <w:pPr>
+        <w:tabs>
+          <w:tab w:val="num" w:pos="3600"/>
+        </w:tabs>
+        <w:ind w:left="3600" w:hanging="360"/>
+      </w:pPr>
+      <w:rPr>
+        <w:rFonts w:ascii="Wingdings" w:hAnsi="Wingdings" w:hint="default"/>
+        <w:sz w:val="20"/>
+      </w:rPr>
+    </w:lvl>
+    <w:lvl w:ilvl="5" w:tentative="1">
+      <w:start w:val="1"/>
+      <w:numFmt w:val="bullet"/>
+      <w:lvlText w:val=""/>
+      <w:lvlJc w:val="left"/>
+      <w:pPr>
+        <w:tabs>
+          <w:tab w:val="num" w:pos="4320"/>
+        </w:tabs>
+        <w:ind w:left="4320" w:hanging="360"/>
+      </w:pPr>
+      <w:rPr>
+        <w:rFonts w:ascii="Wingdings" w:hAnsi="Wingdings" w:hint="default"/>
+        <w:sz w:val="20"/>
+      </w:rPr>
+    </w:lvl>
+    <w:lvl w:ilvl="6" w:tentative="1">
+      <w:start w:val="1"/>
+      <w:numFmt w:val="bullet"/>
+      <w:lvlText w:val=""/>
+      <w:lvlJc w:val="left"/>
+      <w:pPr>
+        <w:tabs>
+          <w:tab w:val="num" w:pos="5040"/>
+        </w:tabs>
+        <w:ind w:left="5040" w:hanging="360"/>
+      </w:pPr>
+      <w:rPr>
+        <w:rFonts w:ascii="Wingdings" w:hAnsi="Wingdings" w:hint="default"/>
+        <w:sz w:val="20"/>
+      </w:rPr>
+    </w:lvl>
+    <w:lvl w:ilvl="7" w:tentative="1">
+      <w:start w:val="1"/>
+      <w:numFmt w:val="bullet"/>
+      <w:lvlText w:val=""/>
+      <w:lvlJc w:val="left"/>
+      <w:pPr>
+        <w:tabs>
+          <w:tab w:val="num" w:pos="5760"/>
+        </w:tabs>
+        <w:ind w:left="5760" w:hanging="360"/>
+      </w:pPr>
+      <w:rPr>
+        <w:rFonts w:ascii="Wingdings" w:hAnsi="Wingdings" w:hint="default"/>
+        <w:sz w:val="20"/>
+      </w:rPr>
+    </w:lvl>
+    <w:lvl w:ilvl="8" w:tentative="1">
+      <w:start w:val="1"/>
+      <w:numFmt w:val="bullet"/>
+      <w:lvlText w:val=""/>
+      <w:lvlJc w:val="left"/>
+      <w:pPr>
+        <w:tabs>
+          <w:tab w:val="num" w:pos="6480"/>
+        </w:tabs>
+        <w:ind w:left="6480" w:hanging="360"/>
+      </w:pPr>
+      <w:rPr>
+        <w:rFonts w:ascii="Wingdings" w:hAnsi="Wingdings" w:hint="default"/>
+        <w:sz w:val="20"/>
+      </w:rPr>
+    </w:lvl>
+  </w:abstractNum>
+  <w:abstractNum w:abstractNumId="10" w15:restartNumberingAfterBreak="0">
+    <w:nsid w:val="713C67F1"/>
+    <w:multiLevelType w:val="multilevel"/>
+    <w:tmpl w:val="C1C2D038"/>
+    <w:lvl w:ilvl="0">
+      <w:start w:val="1"/>
+      <w:numFmt w:val="bullet"/>
+      <w:lvlText w:val=""/>
+      <w:lvlJc w:val="left"/>
+      <w:pPr>
+        <w:tabs>
+          <w:tab w:val="num" w:pos="720"/>
+        </w:tabs>
+        <w:ind w:left="720" w:hanging="360"/>
+      </w:pPr>
+      <w:rPr>
+        <w:rFonts w:ascii="Symbol" w:hAnsi="Symbol" w:hint="default"/>
+        <w:sz w:val="20"/>
+      </w:rPr>
+    </w:lvl>
+    <w:lvl w:ilvl="1" w:tentative="1">
+      <w:start w:val="1"/>
+      <w:numFmt w:val="bullet"/>
+      <w:lvlText w:val="o"/>
+      <w:lvlJc w:val="left"/>
+      <w:pPr>
+        <w:tabs>
+          <w:tab w:val="num" w:pos="1440"/>
+        </w:tabs>
+        <w:ind w:left="1440" w:hanging="360"/>
+      </w:pPr>
+      <w:rPr>
+        <w:rFonts w:ascii="Courier New" w:hAnsi="Courier New" w:hint="default"/>
+        <w:sz w:val="20"/>
+      </w:rPr>
+    </w:lvl>
+    <w:lvl w:ilvl="2" w:tentative="1">
+      <w:start w:val="1"/>
+      <w:numFmt w:val="bullet"/>
+      <w:lvlText w:val=""/>
+      <w:lvlJc w:val="left"/>
+      <w:pPr>
+        <w:tabs>
+          <w:tab w:val="num" w:pos="2160"/>
+        </w:tabs>
+        <w:ind w:left="2160" w:hanging="360"/>
+      </w:pPr>
+      <w:rPr>
+        <w:rFonts w:ascii="Wingdings" w:hAnsi="Wingdings" w:hint="default"/>
+        <w:sz w:val="20"/>
+      </w:rPr>
+    </w:lvl>
+    <w:lvl w:ilvl="3" w:tentative="1">
+      <w:start w:val="1"/>
+      <w:numFmt w:val="bullet"/>
+      <w:lvlText w:val=""/>
+      <w:lvlJc w:val="left"/>
+      <w:pPr>
+        <w:tabs>
+          <w:tab w:val="num" w:pos="2880"/>
+        </w:tabs>
+        <w:ind w:left="2880" w:hanging="360"/>
+      </w:pPr>
+      <w:rPr>
+        <w:rFonts w:ascii="Wingdings" w:hAnsi="Wingdings" w:hint="default"/>
+        <w:sz w:val="20"/>
+      </w:rPr>
+    </w:lvl>
+    <w:lvl w:ilvl="4" w:tentative="1">
+      <w:start w:val="1"/>
+      <w:numFmt w:val="bullet"/>
+      <w:lvlText w:val=""/>
+      <w:lvlJc w:val="left"/>
+      <w:pPr>
+        <w:tabs>
+          <w:tab w:val="num" w:pos="3600"/>
+        </w:tabs>
+        <w:ind w:left="3600" w:hanging="360"/>
+      </w:pPr>
+      <w:rPr>
+        <w:rFonts w:ascii="Wingdings" w:hAnsi="Wingdings" w:hint="default"/>
+        <w:sz w:val="20"/>
+      </w:rPr>
+    </w:lvl>
+    <w:lvl w:ilvl="5" w:tentative="1">
+      <w:start w:val="1"/>
+      <w:numFmt w:val="bullet"/>
+      <w:lvlText w:val=""/>
+      <w:lvlJc w:val="left"/>
+      <w:pPr>
+        <w:tabs>
+          <w:tab w:val="num" w:pos="4320"/>
+        </w:tabs>
+        <w:ind w:left="4320" w:hanging="360"/>
+      </w:pPr>
+      <w:rPr>
+        <w:rFonts w:ascii="Wingdings" w:hAnsi="Wingdings" w:hint="default"/>
+        <w:sz w:val="20"/>
+      </w:rPr>
+    </w:lvl>
+    <w:lvl w:ilvl="6" w:tentative="1">
+      <w:start w:val="1"/>
+      <w:numFmt w:val="bullet"/>
+      <w:lvlText w:val=""/>
+      <w:lvlJc w:val="left"/>
+      <w:pPr>
+        <w:tabs>
+          <w:tab w:val="num" w:pos="5040"/>
+        </w:tabs>
+        <w:ind w:left="5040" w:hanging="360"/>
+      </w:pPr>
+      <w:rPr>
+        <w:rFonts w:ascii="Wingdings" w:hAnsi="Wingdings" w:hint="default"/>
+        <w:sz w:val="20"/>
+      </w:rPr>
+    </w:lvl>
+    <w:lvl w:ilvl="7" w:tentative="1">
+      <w:start w:val="1"/>
+      <w:numFmt w:val="bullet"/>
+      <w:lvlText w:val=""/>
+      <w:lvlJc w:val="left"/>
+      <w:pPr>
+        <w:tabs>
+          <w:tab w:val="num" w:pos="5760"/>
+        </w:tabs>
+        <w:ind w:left="5760" w:hanging="360"/>
+      </w:pPr>
+      <w:rPr>
+        <w:rFonts w:ascii="Wingdings" w:hAnsi="Wingdings" w:hint="default"/>
+        <w:sz w:val="20"/>
+      </w:rPr>
+    </w:lvl>
+    <w:lvl w:ilvl="8" w:tentative="1">
+      <w:start w:val="1"/>
+      <w:numFmt w:val="bullet"/>
+      <w:lvlText w:val=""/>
+      <w:lvlJc w:val="left"/>
+      <w:pPr>
+        <w:tabs>
+          <w:tab w:val="num" w:pos="6480"/>
+        </w:tabs>
+        <w:ind w:left="6480" w:hanging="360"/>
+      </w:pPr>
+      <w:rPr>
+        <w:rFonts w:ascii="Wingdings" w:hAnsi="Wingdings" w:hint="default"/>
+        <w:sz w:val="20"/>
+      </w:rPr>
+    </w:lvl>
+  </w:abstractNum>
+  <w:abstractNum w:abstractNumId="11" w15:restartNumberingAfterBreak="0">
+    <w:nsid w:val="73350217"/>
+    <w:multiLevelType w:val="multilevel"/>
+    <w:tmpl w:val="D53CF752"/>
+    <w:lvl w:ilvl="0">
+      <w:start w:val="1"/>
+      <w:numFmt w:val="bullet"/>
+      <w:lvlText w:val=""/>
+      <w:lvlJc w:val="left"/>
+      <w:pPr>
+        <w:tabs>
+          <w:tab w:val="num" w:pos="720"/>
+        </w:tabs>
+        <w:ind w:left="720" w:hanging="360"/>
+      </w:pPr>
+      <w:rPr>
+        <w:rFonts w:ascii="Symbol" w:hAnsi="Symbol" w:hint="default"/>
+        <w:sz w:val="20"/>
+      </w:rPr>
+    </w:lvl>
+    <w:lvl w:ilvl="1" w:tentative="1">
+      <w:start w:val="1"/>
+      <w:numFmt w:val="bullet"/>
+      <w:lvlText w:val="o"/>
+      <w:lvlJc w:val="left"/>
+      <w:pPr>
+        <w:tabs>
+          <w:tab w:val="num" w:pos="1440"/>
+        </w:tabs>
+        <w:ind w:left="1440" w:hanging="360"/>
+      </w:pPr>
+      <w:rPr>
+        <w:rFonts w:ascii="Courier New" w:hAnsi="Courier New" w:hint="default"/>
+        <w:sz w:val="20"/>
+      </w:rPr>
+    </w:lvl>
+    <w:lvl w:ilvl="2" w:tentative="1">
+      <w:start w:val="1"/>
+      <w:numFmt w:val="bullet"/>
+      <w:lvlText w:val=""/>
+      <w:lvlJc w:val="left"/>
+      <w:pPr>
+        <w:tabs>
+          <w:tab w:val="num" w:pos="2160"/>
+        </w:tabs>
+        <w:ind w:left="2160" w:hanging="360"/>
+      </w:pPr>
+      <w:rPr>
+        <w:rFonts w:ascii="Wingdings" w:hAnsi="Wingdings" w:hint="default"/>
+        <w:sz w:val="20"/>
+      </w:rPr>
+    </w:lvl>
+    <w:lvl w:ilvl="3" w:tentative="1">
+      <w:start w:val="1"/>
+      <w:numFmt w:val="bullet"/>
+      <w:lvlText w:val=""/>
+      <w:lvlJc w:val="left"/>
+      <w:pPr>
+        <w:tabs>
+          <w:tab w:val="num" w:pos="2880"/>
+        </w:tabs>
+        <w:ind w:left="2880" w:hanging="360"/>
+      </w:pPr>
+      <w:rPr>
+        <w:rFonts w:ascii="Wingdings" w:hAnsi="Wingdings" w:hint="default"/>
+        <w:sz w:val="20"/>
+      </w:rPr>
+    </w:lvl>
+    <w:lvl w:ilvl="4" w:tentative="1">
+      <w:start w:val="1"/>
+      <w:numFmt w:val="bullet"/>
+      <w:lvlText w:val=""/>
+      <w:lvlJc w:val="left"/>
+      <w:pPr>
+        <w:tabs>
+          <w:tab w:val="num" w:pos="3600"/>
+        </w:tabs>
+        <w:ind w:left="3600" w:hanging="360"/>
+      </w:pPr>
+      <w:rPr>
+        <w:rFonts w:ascii="Wingdings" w:hAnsi="Wingdings" w:hint="default"/>
+        <w:sz w:val="20"/>
+      </w:rPr>
+    </w:lvl>
+    <w:lvl w:ilvl="5" w:tentative="1">
+      <w:start w:val="1"/>
+      <w:numFmt w:val="bullet"/>
+      <w:lvlText w:val=""/>
+      <w:lvlJc w:val="left"/>
+      <w:pPr>
+        <w:tabs>
+          <w:tab w:val="num" w:pos="4320"/>
+        </w:tabs>
+        <w:ind w:left="4320" w:hanging="360"/>
+      </w:pPr>
+      <w:rPr>
+        <w:rFonts w:ascii="Wingdings" w:hAnsi="Wingdings" w:hint="default"/>
+        <w:sz w:val="20"/>
+      </w:rPr>
+    </w:lvl>
+    <w:lvl w:ilvl="6" w:tentative="1">
+      <w:start w:val="1"/>
+      <w:numFmt w:val="bullet"/>
+      <w:lvlText w:val=""/>
+      <w:lvlJc w:val="left"/>
+      <w:pPr>
+        <w:tabs>
+          <w:tab w:val="num" w:pos="5040"/>
+        </w:tabs>
+        <w:ind w:left="5040" w:hanging="360"/>
+      </w:pPr>
+      <w:rPr>
+        <w:rFonts w:ascii="Wingdings" w:hAnsi="Wingdings" w:hint="default"/>
+        <w:sz w:val="20"/>
+      </w:rPr>
+    </w:lvl>
+    <w:lvl w:ilvl="7" w:tentative="1">
+      <w:start w:val="1"/>
+      <w:numFmt w:val="bullet"/>
+      <w:lvlText w:val=""/>
+      <w:lvlJc w:val="left"/>
+      <w:pPr>
+        <w:tabs>
+          <w:tab w:val="num" w:pos="5760"/>
+        </w:tabs>
+        <w:ind w:left="5760" w:hanging="360"/>
+      </w:pPr>
+      <w:rPr>
+        <w:rFonts w:ascii="Wingdings" w:hAnsi="Wingdings" w:hint="default"/>
+        <w:sz w:val="20"/>
+      </w:rPr>
+    </w:lvl>
+    <w:lvl w:ilvl="8" w:tentative="1">
+      <w:start w:val="1"/>
+      <w:numFmt w:val="bullet"/>
+      <w:lvlText w:val=""/>
+      <w:lvlJc w:val="left"/>
+      <w:pPr>
+        <w:tabs>
+          <w:tab w:val="num" w:pos="6480"/>
+        </w:tabs>
+        <w:ind w:left="6480" w:hanging="360"/>
+      </w:pPr>
+      <w:rPr>
+        <w:rFonts w:ascii="Wingdings" w:hAnsi="Wingdings" w:hint="default"/>
+        <w:sz w:val="20"/>
+      </w:rPr>
     </w:lvl>
   </w:abstractNum>
   <w:num w:numId="1" w16cid:durableId="703292105">
@@ -13815,6 +19676,33 @@
     <w:lvlOverride w:ilvl="8">
       <w:startOverride w:val="1"/>
     </w:lvlOverride>
+  </w:num>
+  <w:num w:numId="9" w16cid:durableId="1015886773">
+    <w:abstractNumId w:val="10"/>
+  </w:num>
+  <w:num w:numId="10" w16cid:durableId="644164972">
+    <w:abstractNumId w:val="9"/>
+  </w:num>
+  <w:num w:numId="11" w16cid:durableId="1510480831">
+    <w:abstractNumId w:val="7"/>
+  </w:num>
+  <w:num w:numId="12" w16cid:durableId="1485468322">
+    <w:abstractNumId w:val="5"/>
+  </w:num>
+  <w:num w:numId="13" w16cid:durableId="1315794521">
+    <w:abstractNumId w:val="11"/>
+  </w:num>
+  <w:num w:numId="14" w16cid:durableId="198667892">
+    <w:abstractNumId w:val="3"/>
+  </w:num>
+  <w:num w:numId="15" w16cid:durableId="1881355098">
+    <w:abstractNumId w:val="6"/>
+  </w:num>
+  <w:num w:numId="16" w16cid:durableId="632640419">
+    <w:abstractNumId w:val="4"/>
+  </w:num>
+  <w:num w:numId="17" w16cid:durableId="558130364">
+    <w:abstractNumId w:val="8"/>
   </w:num>
 </w:numbering>
 </file>

--- a/bible_avigest_v26.docx
+++ b/bible_avigest_v26.docx
@@ -689,7 +689,7 @@
                 <w:bCs/>
                 <w:lang w:val="fr-FR"/>
               </w:rPr>
-              <w:t>APP_VERSION = ‘v26.28’ · CACHE_NAME = ‘avigest-v26-28’</w:t>
+              <w:t>APP_VERSION = ‘v26.34’ · CACHE_NAME = ‘avigest-v26-34’</w:t>
             </w:r>
           </w:p>
         </w:tc>
@@ -1673,7 +1673,7 @@
               <w:rPr>
                 <w:lang w:val="fr-BF"/>
               </w:rPr>
-              <w:t>Tenants — une ligne par ferme cliente</w:t>
+              <w:t xml:space="preserve">Tenants — une ligne par ferme cliente. 14 colonnes, schéma détaillé en §2.4 bis</w:t>
             </w:r>
           </w:p>
         </w:tc>
@@ -2097,7 +2097,7 @@
               <w:rPr>
                 <w:lang w:val="fr-BF"/>
               </w:rPr>
-              <w:t>Verrouillage multi-appareils — RLS désactivée (choix documenté, voir §14)</w:t>
+              <w:t>Verrouillage multi-appareils — RLS ACTIVE (vérifié en base le 22/07/2026, §14.4 ; la Bible indiquait à tort qu’elle était désactivée)</w:t>
             </w:r>
           </w:p>
         </w:tc>
@@ -2216,6 +2216,854 @@
           <w:lang w:val="fr-BF"/>
         </w:rPr>
         <w:t xml:space="preserve"> Tables supprimées en v26.22 : ventes et paiements (ancienne version) existaient en base sans être documentées. Vides (0 ligne), aucune occurrence dans index.html. Modèle incompatible (1 vente = 1 seul produit). Supprimées par la Migration 036, remplacées par commandes + commande_lignes + paiements (nouveau modèle).</w:t>
+      </w:r>
+    </w:p>
+    <w:p>
+      <w:pPr>
+        <w:pStyle w:val="Titre3"/>
+      </w:pPr>
+      <w:r>
+        <w:rPr>
+          <w:b/>
+          <w:bCs/>
+          <w:lang w:val="fr-BF"/>
+        </w:rPr>
+        <w:t xml:space="preserve">2.4 bis — Schéma détaillé de la table fermes</w:t>
+      </w:r>
+    </w:p>
+    <w:p>
+      <w:pPr>
+        <w:pStyle w:val="Corpsdetexte"/>
+      </w:pPr>
+      <w:r>
+        <w:rPr>
+          <w:lang w:val="fr-BF"/>
+        </w:rPr>
+        <w:t xml:space="preserve">Vérifié en base le 23/07/2026 (session v26.35) via information_schema.columns. 14 colonnes. Cette table n’avait jamais été documentée au-delà de son rôle — or elle porte trois colonnes structurantes que la Bible ignorait : plan, nb_batiments et code_acces.</w:t>
+      </w:r>
+    </w:p>
+    <w:tbl>
+      <w:tblPr>
+        <w:tblW w:w="0" w:type="auto"/>
+        <w:tblCellSpacing w:w="15" w:type="dxa"/>
+        <w:tblLook w:val="04A0" w:firstRow="1" w:lastRow="0" w:firstColumn="1" w:lastColumn="0" w:noHBand="0" w:noVBand="1"/>
+      </w:tblPr>
+      <w:tblGrid>
+        <w:gridCol w:w="2400"/>
+        <w:gridCol w:w="2300"/>
+        <w:gridCol w:w="4200"/>
+      </w:tblGrid>
+      <w:tr>
+        <w:trPr>
+          <w:tblCellSpacing w:w="15" w:type="dxa"/>
+        </w:trPr>
+        <w:tc>
+          <w:tcPr>
+            <w:tcW w:w="2400" w:type="dxa"/>
+          </w:tcPr>
+          <w:p>
+            <w:pPr>
+              <w:pStyle w:val="Compact"/>
+            </w:pPr>
+            <w:r>
+              <w:rPr>
+                <w:b/>
+                <w:bCs/>
+                <w:lang w:val="fr-BF"/>
+              </w:rPr>
+              <w:t xml:space="preserve">Colonne</w:t>
+            </w:r>
+          </w:p>
+        </w:tc>
+        <w:tc>
+          <w:tcPr>
+            <w:tcW w:w="2300" w:type="dxa"/>
+          </w:tcPr>
+          <w:p>
+            <w:pPr>
+              <w:pStyle w:val="Compact"/>
+            </w:pPr>
+            <w:r>
+              <w:rPr>
+                <w:b/>
+                <w:bCs/>
+                <w:lang w:val="fr-BF"/>
+              </w:rPr>
+              <w:t xml:space="preserve">Type</w:t>
+            </w:r>
+          </w:p>
+        </w:tc>
+        <w:tc>
+          <w:tcPr>
+            <w:tcW w:w="4200" w:type="dxa"/>
+          </w:tcPr>
+          <w:p>
+            <w:pPr>
+              <w:pStyle w:val="Compact"/>
+            </w:pPr>
+            <w:r>
+              <w:rPr>
+                <w:b/>
+                <w:bCs/>
+                <w:lang w:val="fr-BF"/>
+              </w:rPr>
+              <w:t xml:space="preserve">Rôle / remarque</w:t>
+            </w:r>
+          </w:p>
+        </w:tc>
+      </w:tr>
+      <w:tr>
+        <w:trPr>
+          <w:tblCellSpacing w:w="15" w:type="dxa"/>
+        </w:trPr>
+        <w:tc>
+          <w:tcPr>
+            <w:tcW w:w="2400" w:type="dxa"/>
+          </w:tcPr>
+          <w:p>
+            <w:pPr>
+              <w:pStyle w:val="Compact"/>
+            </w:pPr>
+            <w:r>
+              <w:rPr>
+                <w:lang w:val="fr-BF"/>
+              </w:rPr>
+              <w:t xml:space="preserve">id</w:t>
+            </w:r>
+          </w:p>
+        </w:tc>
+        <w:tc>
+          <w:tcPr>
+            <w:tcW w:w="2300" w:type="dxa"/>
+          </w:tcPr>
+          <w:p>
+            <w:pPr>
+              <w:pStyle w:val="Compact"/>
+            </w:pPr>
+            <w:r>
+              <w:rPr>
+                <w:lang w:val="fr-BF"/>
+              </w:rPr>
+              <w:t xml:space="preserve">uuid NOT NULL</w:t>
+            </w:r>
+          </w:p>
+        </w:tc>
+        <w:tc>
+          <w:tcPr>
+            <w:tcW w:w="4200" w:type="dxa"/>
+          </w:tcPr>
+          <w:p>
+            <w:pPr>
+              <w:pStyle w:val="Compact"/>
+            </w:pPr>
+            <w:r>
+              <w:rPr>
+                <w:lang w:val="fr-BF"/>
+              </w:rPr>
+              <w:t xml:space="preserve">Clé primaire, default uuid_generate_v4(). C’est la valeur portée par le header x-ferme-id.</w:t>
+            </w:r>
+          </w:p>
+        </w:tc>
+      </w:tr>
+      <w:tr>
+        <w:trPr>
+          <w:tblCellSpacing w:w="15" w:type="dxa"/>
+        </w:trPr>
+        <w:tc>
+          <w:tcPr>
+            <w:tcW w:w="2400" w:type="dxa"/>
+          </w:tcPr>
+          <w:p>
+            <w:pPr>
+              <w:pStyle w:val="Compact"/>
+            </w:pPr>
+            <w:r>
+              <w:rPr>
+                <w:lang w:val="fr-BF"/>
+              </w:rPr>
+              <w:t xml:space="preserve">nom</w:t>
+            </w:r>
+          </w:p>
+        </w:tc>
+        <w:tc>
+          <w:tcPr>
+            <w:tcW w:w="2300" w:type="dxa"/>
+          </w:tcPr>
+          <w:p>
+            <w:pPr>
+              <w:pStyle w:val="Compact"/>
+            </w:pPr>
+            <w:r>
+              <w:rPr>
+                <w:lang w:val="fr-BF"/>
+              </w:rPr>
+              <w:t xml:space="preserve">text NOT NULL</w:t>
+            </w:r>
+          </w:p>
+        </w:tc>
+        <w:tc>
+          <w:tcPr>
+            <w:tcW w:w="4200" w:type="dxa"/>
+          </w:tcPr>
+          <w:p>
+            <w:pPr>
+              <w:pStyle w:val="Compact"/>
+            </w:pPr>
+            <w:r>
+              <w:rPr>
+                <w:lang w:val="fr-BF"/>
+              </w:rPr>
+              <w:t xml:space="preserve">Nom technique du tenant (REVAGRO, ALIRAH2026).</w:t>
+            </w:r>
+          </w:p>
+        </w:tc>
+      </w:tr>
+      <w:tr>
+        <w:trPr>
+          <w:tblCellSpacing w:w="15" w:type="dxa"/>
+        </w:trPr>
+        <w:tc>
+          <w:tcPr>
+            <w:tcW w:w="2400" w:type="dxa"/>
+          </w:tcPr>
+          <w:p>
+            <w:pPr>
+              <w:pStyle w:val="Compact"/>
+            </w:pPr>
+            <w:r>
+              <w:rPr>
+                <w:lang w:val="fr-BF"/>
+              </w:rPr>
+              <w:t xml:space="preserve">proprietaire</w:t>
+            </w:r>
+          </w:p>
+        </w:tc>
+        <w:tc>
+          <w:tcPr>
+            <w:tcW w:w="2300" w:type="dxa"/>
+          </w:tcPr>
+          <w:p>
+            <w:pPr>
+              <w:pStyle w:val="Compact"/>
+            </w:pPr>
+            <w:r>
+              <w:rPr>
+                <w:lang w:val="fr-BF"/>
+              </w:rPr>
+              <w:t xml:space="preserve">text NOT NULL</w:t>
+            </w:r>
+          </w:p>
+        </w:tc>
+        <w:tc>
+          <w:tcPr>
+            <w:tcW w:w="4200" w:type="dxa"/>
+          </w:tcPr>
+          <w:p>
+            <w:pPr>
+              <w:pStyle w:val="Compact"/>
+            </w:pPr>
+            <w:r>
+              <w:rPr>
+                <w:lang w:val="fr-BF"/>
+              </w:rPr>
+              <w:t xml:space="preserve">Nom du propriétaire de la ferme.</w:t>
+            </w:r>
+          </w:p>
+        </w:tc>
+      </w:tr>
+      <w:tr>
+        <w:trPr>
+          <w:tblCellSpacing w:w="15" w:type="dxa"/>
+        </w:trPr>
+        <w:tc>
+          <w:tcPr>
+            <w:tcW w:w="2400" w:type="dxa"/>
+          </w:tcPr>
+          <w:p>
+            <w:pPr>
+              <w:pStyle w:val="Compact"/>
+            </w:pPr>
+            <w:r>
+              <w:rPr>
+                <w:lang w:val="fr-BF"/>
+              </w:rPr>
+              <w:t xml:space="preserve">ville</w:t>
+            </w:r>
+          </w:p>
+        </w:tc>
+        <w:tc>
+          <w:tcPr>
+            <w:tcW w:w="2300" w:type="dxa"/>
+          </w:tcPr>
+          <w:p>
+            <w:pPr>
+              <w:pStyle w:val="Compact"/>
+            </w:pPr>
+            <w:r>
+              <w:rPr>
+                <w:lang w:val="fr-BF"/>
+              </w:rPr>
+              <w:t xml:space="preserve">text</w:t>
+            </w:r>
+          </w:p>
+        </w:tc>
+        <w:tc>
+          <w:tcPr>
+            <w:tcW w:w="4200" w:type="dxa"/>
+          </w:tcPr>
+          <w:p>
+            <w:pPr>
+              <w:pStyle w:val="Compact"/>
+            </w:pPr>
+            <w:r>
+              <w:rPr>
+                <w:lang w:val="fr-BF"/>
+              </w:rPr>
+              <w:t xml:space="preserve">Default ‘Ouagadougou’.</w:t>
+            </w:r>
+          </w:p>
+        </w:tc>
+      </w:tr>
+      <w:tr>
+        <w:trPr>
+          <w:tblCellSpacing w:w="15" w:type="dxa"/>
+        </w:trPr>
+        <w:tc>
+          <w:tcPr>
+            <w:tcW w:w="2400" w:type="dxa"/>
+          </w:tcPr>
+          <w:p>
+            <w:pPr>
+              <w:pStyle w:val="Compact"/>
+            </w:pPr>
+            <w:r>
+              <w:rPr>
+                <w:lang w:val="fr-BF"/>
+              </w:rPr>
+              <w:t xml:space="preserve">pays</w:t>
+            </w:r>
+          </w:p>
+        </w:tc>
+        <w:tc>
+          <w:tcPr>
+            <w:tcW w:w="2300" w:type="dxa"/>
+          </w:tcPr>
+          <w:p>
+            <w:pPr>
+              <w:pStyle w:val="Compact"/>
+            </w:pPr>
+            <w:r>
+              <w:rPr>
+                <w:lang w:val="fr-BF"/>
+              </w:rPr>
+              <w:t xml:space="preserve">text</w:t>
+            </w:r>
+          </w:p>
+        </w:tc>
+        <w:tc>
+          <w:tcPr>
+            <w:tcW w:w="4200" w:type="dxa"/>
+          </w:tcPr>
+          <w:p>
+            <w:pPr>
+              <w:pStyle w:val="Compact"/>
+            </w:pPr>
+            <w:r>
+              <w:rPr>
+                <w:lang w:val="fr-BF"/>
+              </w:rPr>
+              <w:t xml:space="preserve">Default ‘Burkina Faso’.</w:t>
+            </w:r>
+          </w:p>
+        </w:tc>
+      </w:tr>
+      <w:tr>
+        <w:trPr>
+          <w:tblCellSpacing w:w="15" w:type="dxa"/>
+        </w:trPr>
+        <w:tc>
+          <w:tcPr>
+            <w:tcW w:w="2400" w:type="dxa"/>
+          </w:tcPr>
+          <w:p>
+            <w:pPr>
+              <w:pStyle w:val="Compact"/>
+            </w:pPr>
+            <w:r>
+              <w:rPr>
+                <w:lang w:val="fr-BF"/>
+              </w:rPr>
+              <w:t xml:space="preserve">telephone</w:t>
+            </w:r>
+          </w:p>
+        </w:tc>
+        <w:tc>
+          <w:tcPr>
+            <w:tcW w:w="2300" w:type="dxa"/>
+          </w:tcPr>
+          <w:p>
+            <w:pPr>
+              <w:pStyle w:val="Compact"/>
+            </w:pPr>
+            <w:r>
+              <w:rPr>
+                <w:lang w:val="fr-BF"/>
+              </w:rPr>
+              <w:t xml:space="preserve">text</w:t>
+            </w:r>
+          </w:p>
+        </w:tc>
+        <w:tc>
+          <w:tcPr>
+            <w:tcW w:w="4200" w:type="dxa"/>
+          </w:tcPr>
+          <w:p>
+            <w:pPr>
+              <w:pStyle w:val="Compact"/>
+            </w:pPr>
+            <w:r>
+              <w:rPr>
+                <w:lang w:val="fr-BF"/>
+              </w:rPr>
+              <w:t xml:space="preserve">Utilisé sur les reçus de paiement (§19).</w:t>
+            </w:r>
+          </w:p>
+        </w:tc>
+      </w:tr>
+      <w:tr>
+        <w:trPr>
+          <w:tblCellSpacing w:w="15" w:type="dxa"/>
+        </w:trPr>
+        <w:tc>
+          <w:tcPr>
+            <w:tcW w:w="2400" w:type="dxa"/>
+          </w:tcPr>
+          <w:p>
+            <w:pPr>
+              <w:pStyle w:val="Compact"/>
+            </w:pPr>
+            <w:r>
+              <w:rPr>
+                <w:lang w:val="fr-BF"/>
+              </w:rPr>
+              <w:t xml:space="preserve">email</w:t>
+            </w:r>
+          </w:p>
+        </w:tc>
+        <w:tc>
+          <w:tcPr>
+            <w:tcW w:w="2300" w:type="dxa"/>
+          </w:tcPr>
+          <w:p>
+            <w:pPr>
+              <w:pStyle w:val="Compact"/>
+            </w:pPr>
+            <w:r>
+              <w:rPr>
+                <w:lang w:val="fr-BF"/>
+              </w:rPr>
+              <w:t xml:space="preserve">text</w:t>
+            </w:r>
+          </w:p>
+        </w:tc>
+        <w:tc>
+          <w:tcPr>
+            <w:tcW w:w="4200" w:type="dxa"/>
+          </w:tcPr>
+          <w:p>
+            <w:pPr>
+              <w:pStyle w:val="Compact"/>
+            </w:pPr>
+            <w:r>
+              <w:rPr>
+                <w:lang w:val="fr-BF"/>
+              </w:rPr>
+              <w:t xml:space="preserve">Nullable, non utilisé à ce jour.</w:t>
+            </w:r>
+          </w:p>
+        </w:tc>
+      </w:tr>
+      <w:tr>
+        <w:trPr>
+          <w:tblCellSpacing w:w="15" w:type="dxa"/>
+        </w:trPr>
+        <w:tc>
+          <w:tcPr>
+            <w:tcW w:w="2400" w:type="dxa"/>
+          </w:tcPr>
+          <w:p>
+            <w:pPr>
+              <w:pStyle w:val="Compact"/>
+            </w:pPr>
+            <w:r>
+              <w:rPr>
+                <w:lang w:val="fr-BF"/>
+              </w:rPr>
+              <w:t xml:space="preserve">plan</w:t>
+            </w:r>
+          </w:p>
+        </w:tc>
+        <w:tc>
+          <w:tcPr>
+            <w:tcW w:w="2300" w:type="dxa"/>
+          </w:tcPr>
+          <w:p>
+            <w:pPr>
+              <w:pStyle w:val="Compact"/>
+            </w:pPr>
+            <w:r>
+              <w:rPr>
+                <w:lang w:val="fr-BF"/>
+              </w:rPr>
+              <w:t xml:space="preserve">text</w:t>
+            </w:r>
+          </w:p>
+        </w:tc>
+        <w:tc>
+          <w:tcPr>
+            <w:tcW w:w="4200" w:type="dxa"/>
+          </w:tcPr>
+          <w:p>
+            <w:pPr>
+              <w:pStyle w:val="Compact"/>
+            </w:pPr>
+            <w:r>
+              <w:rPr>
+                <w:lang w:val="fr-BF"/>
+              </w:rPr>
+              <w:t xml:space="preserve">Default ‘FREE’. ⚠️ Socle du modèle tarifaire SaaS — la colonne existe mais n’est exploitée par aucun écran.</w:t>
+            </w:r>
+          </w:p>
+        </w:tc>
+      </w:tr>
+      <w:tr>
+        <w:trPr>
+          <w:tblCellSpacing w:w="15" w:type="dxa"/>
+        </w:trPr>
+        <w:tc>
+          <w:tcPr>
+            <w:tcW w:w="2400" w:type="dxa"/>
+          </w:tcPr>
+          <w:p>
+            <w:pPr>
+              <w:pStyle w:val="Compact"/>
+            </w:pPr>
+            <w:r>
+              <w:rPr>
+                <w:lang w:val="fr-BF"/>
+              </w:rPr>
+              <w:t xml:space="preserve">nb_batiments</w:t>
+            </w:r>
+          </w:p>
+        </w:tc>
+        <w:tc>
+          <w:tcPr>
+            <w:tcW w:w="2300" w:type="dxa"/>
+          </w:tcPr>
+          <w:p>
+            <w:pPr>
+              <w:pStyle w:val="Compact"/>
+            </w:pPr>
+            <w:r>
+              <w:rPr>
+                <w:lang w:val="fr-BF"/>
+              </w:rPr>
+              <w:t xml:space="preserve">integer</w:t>
+            </w:r>
+          </w:p>
+        </w:tc>
+        <w:tc>
+          <w:tcPr>
+            <w:tcW w:w="4200" w:type="dxa"/>
+          </w:tcPr>
+          <w:p>
+            <w:pPr>
+              <w:pStyle w:val="Compact"/>
+            </w:pPr>
+            <w:r>
+              <w:rPr>
+                <w:lang w:val="fr-BF"/>
+              </w:rPr>
+              <w:t xml:space="preserve">Default 6. Nombre de poulaillers alloués au tenant. Même remarque que plan.</w:t>
+            </w:r>
+          </w:p>
+        </w:tc>
+      </w:tr>
+      <w:tr>
+        <w:trPr>
+          <w:tblCellSpacing w:w="15" w:type="dxa"/>
+        </w:trPr>
+        <w:tc>
+          <w:tcPr>
+            <w:tcW w:w="2400" w:type="dxa"/>
+          </w:tcPr>
+          <w:p>
+            <w:pPr>
+              <w:pStyle w:val="Compact"/>
+            </w:pPr>
+            <w:r>
+              <w:rPr>
+                <w:lang w:val="fr-BF"/>
+              </w:rPr>
+              <w:t xml:space="preserve">actif</w:t>
+            </w:r>
+          </w:p>
+        </w:tc>
+        <w:tc>
+          <w:tcPr>
+            <w:tcW w:w="2300" w:type="dxa"/>
+          </w:tcPr>
+          <w:p>
+            <w:pPr>
+              <w:pStyle w:val="Compact"/>
+            </w:pPr>
+            <w:r>
+              <w:rPr>
+                <w:lang w:val="fr-BF"/>
+              </w:rPr>
+              <w:t xml:space="preserve">boolean</w:t>
+            </w:r>
+          </w:p>
+        </w:tc>
+        <w:tc>
+          <w:tcPr>
+            <w:tcW w:w="4200" w:type="dxa"/>
+          </w:tcPr>
+          <w:p>
+            <w:pPr>
+              <w:pStyle w:val="Compact"/>
+            </w:pPr>
+            <w:r>
+              <w:rPr>
+                <w:lang w:val="fr-BF"/>
+              </w:rPr>
+              <w:t xml:space="preserve">Default true.</w:t>
+            </w:r>
+          </w:p>
+        </w:tc>
+      </w:tr>
+      <w:tr>
+        <w:trPr>
+          <w:tblCellSpacing w:w="15" w:type="dxa"/>
+        </w:trPr>
+        <w:tc>
+          <w:tcPr>
+            <w:tcW w:w="2400" w:type="dxa"/>
+          </w:tcPr>
+          <w:p>
+            <w:pPr>
+              <w:pStyle w:val="Compact"/>
+            </w:pPr>
+            <w:r>
+              <w:rPr>
+                <w:lang w:val="fr-BF"/>
+              </w:rPr>
+              <w:t xml:space="preserve">created_at</w:t>
+            </w:r>
+          </w:p>
+        </w:tc>
+        <w:tc>
+          <w:tcPr>
+            <w:tcW w:w="2300" w:type="dxa"/>
+          </w:tcPr>
+          <w:p>
+            <w:pPr>
+              <w:pStyle w:val="Compact"/>
+            </w:pPr>
+            <w:r>
+              <w:rPr>
+                <w:lang w:val="fr-BF"/>
+              </w:rPr>
+              <w:t xml:space="preserve">timestamptz</w:t>
+            </w:r>
+          </w:p>
+        </w:tc>
+        <w:tc>
+          <w:tcPr>
+            <w:tcW w:w="4200" w:type="dxa"/>
+          </w:tcPr>
+          <w:p>
+            <w:pPr>
+              <w:pStyle w:val="Compact"/>
+            </w:pPr>
+            <w:r>
+              <w:rPr>
+                <w:lang w:val="fr-BF"/>
+              </w:rPr>
+              <w:t xml:space="preserve">Default now().</w:t>
+            </w:r>
+          </w:p>
+        </w:tc>
+      </w:tr>
+      <w:tr>
+        <w:trPr>
+          <w:tblCellSpacing w:w="15" w:type="dxa"/>
+        </w:trPr>
+        <w:tc>
+          <w:tcPr>
+            <w:tcW w:w="2400" w:type="dxa"/>
+          </w:tcPr>
+          <w:p>
+            <w:pPr>
+              <w:pStyle w:val="Compact"/>
+            </w:pPr>
+            <w:r>
+              <w:rPr>
+                <w:lang w:val="fr-BF"/>
+              </w:rPr>
+              <w:t xml:space="preserve">updated_at</w:t>
+            </w:r>
+          </w:p>
+        </w:tc>
+        <w:tc>
+          <w:tcPr>
+            <w:tcW w:w="2300" w:type="dxa"/>
+          </w:tcPr>
+          <w:p>
+            <w:pPr>
+              <w:pStyle w:val="Compact"/>
+            </w:pPr>
+            <w:r>
+              <w:rPr>
+                <w:lang w:val="fr-BF"/>
+              </w:rPr>
+              <w:t xml:space="preserve">timestamptz</w:t>
+            </w:r>
+          </w:p>
+        </w:tc>
+        <w:tc>
+          <w:tcPr>
+            <w:tcW w:w="4200" w:type="dxa"/>
+          </w:tcPr>
+          <w:p>
+            <w:pPr>
+              <w:pStyle w:val="Compact"/>
+            </w:pPr>
+            <w:r>
+              <w:rPr>
+                <w:lang w:val="fr-BF"/>
+              </w:rPr>
+              <w:t xml:space="preserve">Default now().</w:t>
+            </w:r>
+          </w:p>
+        </w:tc>
+      </w:tr>
+      <w:tr>
+        <w:trPr>
+          <w:tblCellSpacing w:w="15" w:type="dxa"/>
+        </w:trPr>
+        <w:tc>
+          <w:tcPr>
+            <w:tcW w:w="2400" w:type="dxa"/>
+          </w:tcPr>
+          <w:p>
+            <w:pPr>
+              <w:pStyle w:val="Compact"/>
+            </w:pPr>
+            <w:r>
+              <w:rPr>
+                <w:lang w:val="fr-BF"/>
+              </w:rPr>
+              <w:t xml:space="preserve">code_acces</w:t>
+            </w:r>
+          </w:p>
+        </w:tc>
+        <w:tc>
+          <w:tcPr>
+            <w:tcW w:w="2300" w:type="dxa"/>
+          </w:tcPr>
+          <w:p>
+            <w:pPr>
+              <w:pStyle w:val="Compact"/>
+            </w:pPr>
+            <w:r>
+              <w:rPr>
+                <w:lang w:val="fr-BF"/>
+              </w:rPr>
+              <w:t xml:space="preserve">text</w:t>
+            </w:r>
+          </w:p>
+        </w:tc>
+        <w:tc>
+          <w:tcPr>
+            <w:tcW w:w="4200" w:type="dxa"/>
+          </w:tcPr>
+          <w:p>
+            <w:pPr>
+              <w:pStyle w:val="Compact"/>
+            </w:pPr>
+            <w:r>
+              <w:rPr>
+                <w:lang w:val="fr-BF"/>
+              </w:rPr>
+              <w:t xml:space="preserve">⚠️ Colonne du login par code ferme (écran-code-ferme). C’est elle que protège la policy lecture_publique_code_acces (SELECT, qual=true, rôles anon+authenticated) documentée en §14.4 — policy volontaire, à conserver.</w:t>
+            </w:r>
+          </w:p>
+        </w:tc>
+      </w:tr>
+      <w:tr>
+        <w:trPr>
+          <w:tblCellSpacing w:w="15" w:type="dxa"/>
+        </w:trPr>
+        <w:tc>
+          <w:tcPr>
+            <w:tcW w:w="2400" w:type="dxa"/>
+          </w:tcPr>
+          <w:p>
+            <w:pPr>
+              <w:pStyle w:val="Compact"/>
+            </w:pPr>
+            <w:r>
+              <w:rPr>
+                <w:lang w:val="fr-BF"/>
+              </w:rPr>
+              <w:t xml:space="preserve">nom_commercial</w:t>
+            </w:r>
+          </w:p>
+        </w:tc>
+        <w:tc>
+          <w:tcPr>
+            <w:tcW w:w="2300" w:type="dxa"/>
+          </w:tcPr>
+          <w:p>
+            <w:pPr>
+              <w:pStyle w:val="Compact"/>
+            </w:pPr>
+            <w:r>
+              <w:rPr>
+                <w:lang w:val="fr-BF"/>
+              </w:rPr>
+              <w:t xml:space="preserve">text</w:t>
+            </w:r>
+          </w:p>
+        </w:tc>
+        <w:tc>
+          <w:tcPr>
+            <w:tcW w:w="4200" w:type="dxa"/>
+          </w:tcPr>
+          <w:p>
+            <w:pPr>
+              <w:pStyle w:val="Compact"/>
+            </w:pPr>
+            <w:r>
+              <w:rPr>
+                <w:lang w:val="fr-BF"/>
+              </w:rPr>
+              <w:t xml:space="preserve">Ajoutée par la Migration 047 (v26.34). Nom affiché en tête des reçus de paiement, distinct du nom technique. Ex. REVAGRO → « Kalycoq ». Saisi via l’écran Paramètres (§20).</w:t>
+            </w:r>
+          </w:p>
+        </w:tc>
+      </w:tr>
+    </w:tbl>
+    <w:p>
+      <w:pPr>
+        <w:pStyle w:val="Corpsdetexte"/>
+      </w:pPr>
+      <w:r>
+        <w:rPr>
+          <w:lang w:val="fr-BF"/>
+        </w:rPr>
+        <w:t xml:space="preserve">💡 En clair : cette table, c’est le registre des clients d’AviGest — une ligne par ferme. On y a découvert deux cases déjà prévues pour la vente d’abonnements (plan et nombre de poulaillers autorisés) qui ne servent encore à rien : le terrain est déjà préparé pour le passage en SaaS, il reste à construire dessus.</w:t>
       </w:r>
     </w:p>
     <w:p>
@@ -4330,7 +5178,7 @@
           <w:bCs/>
           <w:lang w:val="fr-FR"/>
         </w:rPr>
-        <w:t>Bug cosmétique (v26.17, toujours non résolu, priorité moyenne)</w:t>
+        <w:t>Bug cosmétique (v26.17) — ✅ FERMÉ v26.30</w:t>
       </w:r>
       <w:r>
         <w:rPr>
@@ -4402,7 +5250,7 @@
         <w:rPr>
           <w:lang w:val="fr-FR"/>
         </w:rPr>
-        <w:t xml:space="preserve">. Correctif prêt (retrait de </w:t>
+        <w:t xml:space="preserve">. Correctif appliqué en v26.30 (retrait de </w:t>
       </w:r>
       <w:r>
         <w:rPr>
@@ -4441,10 +5289,10 @@
         <w:rPr>
           <w:lang w:val="fr-FR"/>
         </w:rPr>
-        <w:t xml:space="preserve"> gère déjà le gras) — non encore appliqué. </w:t>
-      </w:r>
-      <w:r>
-        <w:t>Estimé 5 minutes.</w:t>
+        <w:t xml:space="preserve"> gère déjà le gras). </w:t>
+      </w:r>
+      <w:r>
+        <w:t xml:space="preserve">⚠️ Leçon : DEUX balises étaient en cause, pas une seule — le premier correctif partiel n’avait donc rien changé à l’écran. Toujours compter les occurrences avant de conclure qu’un correctif est complet.</w:t>
       </w:r>
     </w:p>
     <w:p>
@@ -4612,6 +5460,801 @@
           <w:lang w:val="fr-FR"/>
         </w:rPr>
         <w:t xml:space="preserve">  l'ancien CASE (nom produit) si NULL</w:t>
+      </w:r>
+    </w:p>
+    <w:p>
+      <w:pPr>
+        <w:pStyle w:val="Corpsdetexte"/>
+      </w:pPr>
+      <w:r>
+        <w:rPr>
+          <w:b/>
+          <w:bCs/>
+          <w:lang w:val="fr-BF"/>
+        </w:rPr>
+        <w:t xml:space="preserve">RPC imputer_stock_type_b — sortie de stock sans écriture comptable</w:t>
+      </w:r>
+    </w:p>
+    <w:p>
+      <w:pPr>
+        <w:pStyle w:val="Corpsdetexte"/>
+      </w:pPr>
+      <w:r>
+        <w:rPr>
+          <w:lang w:val="fr-BF"/>
+        </w:rPr>
+        <w:t xml:space="preserve">Documentée en v26.35. Cette RPC existait en base depuis plusieurs sessions sans figurer dans la Bible. Schéma relevé directement via pg_get_functiondef() le 23/07/2026.</w:t>
+      </w:r>
+    </w:p>
+    <w:p>
+      <w:pPr>
+        <w:pStyle w:val="SourceCode"/>
+      </w:pPr>
+      <w:r>
+        <w:rPr>
+          <w:rStyle w:val="VerbatimChar"/>
+          <w:lang w:val="fr-BF"/>
+        </w:rPr>
+        <w:t xml:space="preserve">imputer_stock_type_b(</w:t>
+      </w:r>
+      <w:r>
+        <w:rPr>
+          <w:lang w:val="fr-BF"/>
+        </w:rPr>
+        <w:br/>
+      </w:r>
+      <w:r>
+        <w:rPr>
+          <w:rStyle w:val="VerbatimChar"/>
+          <w:lang w:val="fr-BF"/>
+        </w:rPr>
+        <w:t xml:space="preserve">  p_bande_id     uuid,</w:t>
+      </w:r>
+      <w:r>
+        <w:rPr>
+          <w:lang w:val="fr-BF"/>
+        </w:rPr>
+        <w:br/>
+      </w:r>
+      <w:r>
+        <w:rPr>
+          <w:rStyle w:val="VerbatimChar"/>
+          <w:lang w:val="fr-BF"/>
+        </w:rPr>
+        <w:t xml:space="preserve">  p_type_produit text,</w:t>
+      </w:r>
+      <w:r>
+        <w:rPr>
+          <w:lang w:val="fr-BF"/>
+        </w:rPr>
+        <w:br/>
+      </w:r>
+      <w:r>
+        <w:rPr>
+          <w:rStyle w:val="VerbatimChar"/>
+          <w:lang w:val="fr-BF"/>
+        </w:rPr>
+        <w:t xml:space="preserve">  p_quantite,</w:t>
+      </w:r>
+      <w:r>
+        <w:rPr>
+          <w:lang w:val="fr-BF"/>
+        </w:rPr>
+        <w:br/>
+      </w:r>
+      <w:r>
+        <w:rPr>
+          <w:rStyle w:val="VerbatimChar"/>
+          <w:lang w:val="fr-BF"/>
+        </w:rPr>
+        <w:t xml:space="preserve">  p_session,</w:t>
+      </w:r>
+      <w:r>
+        <w:rPr>
+          <w:lang w:val="fr-BF"/>
+        </w:rPr>
+        <w:br/>
+      </w:r>
+      <w:r>
+        <w:rPr>
+          <w:rStyle w:val="VerbatimChar"/>
+          <w:lang w:val="fr-BF"/>
+        </w:rPr>
+        <w:t xml:space="preserve">  p_note</w:t>
+      </w:r>
+      <w:r>
+        <w:rPr>
+          <w:lang w:val="fr-BF"/>
+        </w:rPr>
+        <w:br/>
+      </w:r>
+      <w:r>
+        <w:rPr>
+          <w:rStyle w:val="VerbatimChar"/>
+          <w:lang w:val="fr-BF"/>
+        </w:rPr>
+        <w:t xml:space="preserve">) RETURNS jsonb</w:t>
+      </w:r>
+      <w:r>
+        <w:rPr>
+          <w:lang w:val="fr-BF"/>
+        </w:rPr>
+        <w:br/>
+      </w:r>
+      <w:r>
+        <w:rPr>
+          <w:rStyle w:val="VerbatimChar"/>
+          <w:lang w:val="fr-BF"/>
+        </w:rPr>
+        <w:t xml:space="preserve">LANGUAGE plpgsql SECURITY DEFINER</w:t>
+      </w:r>
+    </w:p>
+    <w:p>
+      <w:pPr>
+        <w:pStyle w:val="Corpsdetexte"/>
+      </w:pPr>
+      <w:r>
+        <w:rPr>
+          <w:lang w:val="fr-BF"/>
+        </w:rPr>
+        <w:t xml:space="preserve">⚠️ Correction d’une erreur de brief : un brief de reprise antérieur annonçait la signature (p_lot_id, p_bande_id, p_quantite, p_session, p_note). C’est FAUX. Le premier paramètre est p_bande_id et le second p_type_produit — il n’existe aucun p_lot_id. Application directe de la règle absolue n°1 : diagnostiquer en base avant de coder.</w:t>
+      </w:r>
+    </w:p>
+    <w:p>
+      <w:pPr>
+        <w:pStyle w:val="Corpsdetexte"/>
+      </w:pPr>
+      <w:r>
+        <w:rPr>
+          <w:b/>
+          <w:bCs/>
+          <w:lang w:val="fr-BF"/>
+        </w:rPr>
+        <w:t xml:space="preserve">Paramètres :</w:t>
+      </w:r>
+    </w:p>
+    <w:tbl>
+      <w:tblPr>
+        <w:tblW w:w="0" w:type="auto"/>
+        <w:tblCellSpacing w:w="15" w:type="dxa"/>
+        <w:tblLook w:val="04A0" w:firstRow="1" w:lastRow="0" w:firstColumn="1" w:lastColumn="0" w:noHBand="0" w:noVBand="1"/>
+      </w:tblPr>
+      <w:tblGrid>
+        <w:gridCol w:w="3000"/>
+        <w:gridCol w:w="5900"/>
+      </w:tblGrid>
+      <w:tr>
+        <w:trPr>
+          <w:tblCellSpacing w:w="15" w:type="dxa"/>
+        </w:trPr>
+        <w:tc>
+          <w:tcPr>
+            <w:tcW w:w="3000" w:type="dxa"/>
+          </w:tcPr>
+          <w:p>
+            <w:pPr>
+              <w:pStyle w:val="Compact"/>
+            </w:pPr>
+            <w:r>
+              <w:rPr>
+                <w:b/>
+                <w:bCs/>
+                <w:lang w:val="fr-BF"/>
+              </w:rPr>
+              <w:t xml:space="preserve">Paramètre</w:t>
+            </w:r>
+          </w:p>
+        </w:tc>
+        <w:tc>
+          <w:tcPr>
+            <w:tcW w:w="5900" w:type="dxa"/>
+          </w:tcPr>
+          <w:p>
+            <w:pPr>
+              <w:pStyle w:val="Compact"/>
+            </w:pPr>
+            <w:r>
+              <w:rPr>
+                <w:b/>
+                <w:bCs/>
+                <w:lang w:val="fr-BF"/>
+              </w:rPr>
+              <w:t xml:space="preserve">Rôle</w:t>
+            </w:r>
+          </w:p>
+        </w:tc>
+      </w:tr>
+      <w:tr>
+        <w:trPr>
+          <w:tblCellSpacing w:w="15" w:type="dxa"/>
+        </w:trPr>
+        <w:tc>
+          <w:tcPr>
+            <w:tcW w:w="3000" w:type="dxa"/>
+          </w:tcPr>
+          <w:p>
+            <w:pPr>
+              <w:pStyle w:val="Compact"/>
+            </w:pPr>
+            <w:r>
+              <w:rPr>
+                <w:lang w:val="fr-BF"/>
+              </w:rPr>
+              <w:t xml:space="preserve">p_bande_id uuid</w:t>
+            </w:r>
+          </w:p>
+        </w:tc>
+        <w:tc>
+          <w:tcPr>
+            <w:tcW w:w="5900" w:type="dxa"/>
+          </w:tcPr>
+          <w:p>
+            <w:pPr>
+              <w:pStyle w:val="Compact"/>
+            </w:pPr>
+            <w:r>
+              <w:rPr>
+                <w:lang w:val="fr-BF"/>
+              </w:rPr>
+              <w:t xml:space="preserve">Bande concernée par la sortie de stock.</w:t>
+            </w:r>
+          </w:p>
+        </w:tc>
+      </w:tr>
+      <w:tr>
+        <w:trPr>
+          <w:tblCellSpacing w:w="15" w:type="dxa"/>
+        </w:trPr>
+        <w:tc>
+          <w:tcPr>
+            <w:tcW w:w="3000" w:type="dxa"/>
+          </w:tcPr>
+          <w:p>
+            <w:pPr>
+              <w:pStyle w:val="Compact"/>
+            </w:pPr>
+            <w:r>
+              <w:rPr>
+                <w:lang w:val="fr-BF"/>
+              </w:rPr>
+              <w:t xml:space="preserve">p_type_produit text</w:t>
+            </w:r>
+          </w:p>
+        </w:tc>
+        <w:tc>
+          <w:tcPr>
+            <w:tcW w:w="5900" w:type="dxa"/>
+          </w:tcPr>
+          <w:p>
+            <w:pPr>
+              <w:pStyle w:val="Compact"/>
+            </w:pPr>
+            <w:r>
+              <w:rPr>
+                <w:lang w:val="fr-BF"/>
+              </w:rPr>
+              <w:t xml:space="preserve">⚠️ Ce n’est PAS un identifiant de lot. C’est un fragment du nom du produit. La RPC cherche elle-même le lot avec LOWER(produit) LIKE ‘%…%’.</w:t>
+            </w:r>
+          </w:p>
+        </w:tc>
+      </w:tr>
+      <w:tr>
+        <w:trPr>
+          <w:tblCellSpacing w:w="15" w:type="dxa"/>
+        </w:trPr>
+        <w:tc>
+          <w:tcPr>
+            <w:tcW w:w="3000" w:type="dxa"/>
+          </w:tcPr>
+          <w:p>
+            <w:pPr>
+              <w:pStyle w:val="Compact"/>
+            </w:pPr>
+            <w:r>
+              <w:rPr>
+                <w:lang w:val="fr-BF"/>
+              </w:rPr>
+              <w:t xml:space="preserve">p_quantite</w:t>
+            </w:r>
+          </w:p>
+        </w:tc>
+        <w:tc>
+          <w:tcPr>
+            <w:tcW w:w="5900" w:type="dxa"/>
+          </w:tcPr>
+          <w:p>
+            <w:pPr>
+              <w:pStyle w:val="Compact"/>
+            </w:pPr>
+            <w:r>
+              <w:rPr>
+                <w:lang w:val="fr-BF"/>
+              </w:rPr>
+              <w:t xml:space="preserve">Quantité sortie. La valeur 0 est autorisée (aucune décrémentation, mais le mouvement est tout de même tracé).</w:t>
+            </w:r>
+          </w:p>
+        </w:tc>
+      </w:tr>
+      <w:tr>
+        <w:trPr>
+          <w:tblCellSpacing w:w="15" w:type="dxa"/>
+        </w:trPr>
+        <w:tc>
+          <w:tcPr>
+            <w:tcW w:w="3000" w:type="dxa"/>
+          </w:tcPr>
+          <w:p>
+            <w:pPr>
+              <w:pStyle w:val="Compact"/>
+            </w:pPr>
+            <w:r>
+              <w:rPr>
+                <w:lang w:val="fr-BF"/>
+              </w:rPr>
+              <w:t xml:space="preserve">p_session</w:t>
+            </w:r>
+          </w:p>
+        </w:tc>
+        <w:tc>
+          <w:tcPr>
+            <w:tcW w:w="5900" w:type="dxa"/>
+          </w:tcPr>
+          <w:p>
+            <w:pPr>
+              <w:pStyle w:val="Compact"/>
+            </w:pPr>
+            <w:r>
+              <w:rPr>
+                <w:lang w:val="fr-BF"/>
+              </w:rPr>
+              <w:t xml:space="preserve">Session agent à l’origine du mouvement (Matin / Midi / PM / Nuit).</w:t>
+            </w:r>
+          </w:p>
+        </w:tc>
+      </w:tr>
+      <w:tr>
+        <w:trPr>
+          <w:tblCellSpacing w:w="15" w:type="dxa"/>
+        </w:trPr>
+        <w:tc>
+          <w:tcPr>
+            <w:tcW w:w="3000" w:type="dxa"/>
+          </w:tcPr>
+          <w:p>
+            <w:pPr>
+              <w:pStyle w:val="Compact"/>
+            </w:pPr>
+            <w:r>
+              <w:rPr>
+                <w:lang w:val="fr-BF"/>
+              </w:rPr>
+              <w:t xml:space="preserve">p_note</w:t>
+            </w:r>
+          </w:p>
+        </w:tc>
+        <w:tc>
+          <w:tcPr>
+            <w:tcW w:w="5900" w:type="dxa"/>
+          </w:tcPr>
+          <w:p>
+            <w:pPr>
+              <w:pStyle w:val="Compact"/>
+            </w:pPr>
+            <w:r>
+              <w:rPr>
+                <w:lang w:val="fr-BF"/>
+              </w:rPr>
+              <w:t xml:space="preserve">Note libre. Si NULL, générée automatiquement : « {type_produit} utilisé — Session {session} ».</w:t>
+            </w:r>
+          </w:p>
+        </w:tc>
+      </w:tr>
+    </w:tbl>
+    <w:p>
+      <w:pPr>
+        <w:pStyle w:val="Corpsdetexte"/>
+      </w:pPr>
+      <w:r>
+        <w:rPr>
+          <w:b/>
+          <w:bCs/>
+          <w:lang w:val="fr-BF"/>
+        </w:rPr>
+        <w:t xml:space="preserve">Sélection du lot :</w:t>
+      </w:r>
+    </w:p>
+    <w:p>
+      <w:pPr>
+        <w:pStyle w:val="Corpsdetexte"/>
+      </w:pPr>
+      <w:r>
+        <w:rPr>
+          <w:lang w:val="fr-BF"/>
+        </w:rPr>
+        <w:t xml:space="preserve">La RPC lit ferme_id depuis current_setting(‘request.headers’)::json-&gt;&gt;‘x-ferme-id’, puis cherche dans lots_stock le lot correspondant à la ferme ET à la bande, dont le nom de produit contient p_type_produit, avec statut = ‘EN STOCK’ et impute_journal = false (ou NULL). Elle retient le plus récent (ORDER BY created_at DESC LIMIT 1).</w:t>
+      </w:r>
+    </w:p>
+    <w:p>
+      <w:pPr>
+        <w:pStyle w:val="Corpsdetexte"/>
+      </w:pPr>
+      <w:r>
+        <w:rPr>
+          <w:b/>
+          <w:bCs/>
+          <w:lang w:val="fr-BF"/>
+        </w:rPr>
+        <w:t xml:space="preserve">Comportement :</w:t>
+      </w:r>
+    </w:p>
+    <w:p>
+      <w:pPr>
+        <w:pStyle w:val="Corpsdetexte"/>
+      </w:pPr>
+      <w:r>
+        <w:rPr>
+          <w:lang w:val="fr-BF"/>
+        </w:rPr>
+        <w:t xml:space="preserve">1) Si aucun lot ne correspond → retour jsonb {success:false, error:‘Aucun lot actif trouvé pour…’}. 2) Si p_quantite &gt; 0 et stock insuffisant → {success:false, error:‘Stock insuffisant…’}. 3) Sinon : décrémentation de lots_stock.quantite_restante, puis INSERT dans mouvements_stock (type_mouvement = ‘SORTIE’, cout_impute = 0). 4) Retour {success:true, produit, quantite, session}.</w:t>
+      </w:r>
+    </w:p>
+    <w:p>
+      <w:pPr>
+        <w:pStyle w:val="Corpsdetexte"/>
+      </w:pPr>
+      <w:r>
+        <w:rPr>
+          <w:b/>
+          <w:bCs/>
+          <w:lang w:val="fr-BF"/>
+        </w:rPr>
+        <w:t xml:space="preserve">Point clé — aucune écriture au journal. cout_impute vaut 0 et aucune ligne n’est créée dans journal. C’est exactement la définition du Type B ci-dessus : le produit sort du stock sans jamais entrer dans le CRU. À ne pas confondre avec imputer_stock(), qui elle écrit la charge.</w:t>
+      </w:r>
+    </w:p>
+    <w:p>
+      <w:pPr>
+        <w:pStyle w:val="Corpsdetexte"/>
+      </w:pPr>
+      <w:r>
+        <w:rPr>
+          <w:lang w:val="fr-BF"/>
+        </w:rPr>
+        <w:t xml:space="preserve">⚠️ La RPC ne lève pas d’exception en cas d’échec — elle renvoie un jsonb avec success:false. Le code appelant doit donc tester ce champ : un appel « réussi » côté Supabase ne signifie pas que l’imputation a eu lieu.</w:t>
+      </w:r>
+    </w:p>
+    <w:p>
+      <w:pPr>
+        <w:pStyle w:val="Corpsdetexte"/>
+      </w:pPr>
+      <w:r>
+        <w:rPr>
+          <w:lang w:val="fr-BF"/>
+        </w:rPr>
+        <w:t xml:space="preserve">💡 En clair : c’est la sortie de stock « silencieuse ». On retire un produit du magasin et on le note dans le registre des mouvements, mais on n’inscrit aucune dépense dans les comptes — donc ça n’alourdit pas le coût de revient du poulet. Et on lui donne le nom du produit, pas le numéro du sac : elle retrouve le bon sac toute seule, en prenant le plus récent.</w:t>
+      </w:r>
+    </w:p>
+    <w:p>
+      <w:pPr>
+        <w:pStyle w:val="Corpsdetexte"/>
+      </w:pPr>
+      <w:r>
+        <w:rPr>
+          <w:b/>
+          <w:bCs/>
+          <w:lang w:val="fr-BF"/>
+        </w:rPr>
+        <w:t xml:space="preserve">⚠️ Surcharge des RPC d’imputation — relevé en base le 23/07/2026</w:t>
+      </w:r>
+    </w:p>
+    <w:p>
+      <w:pPr>
+        <w:pStyle w:val="Corpsdetexte"/>
+      </w:pPr>
+      <w:r>
+        <w:rPr>
+          <w:lang w:val="fr-BF"/>
+        </w:rPr>
+        <w:t xml:space="preserve">PostgreSQL autorise plusieurs fonctions de même nom si leurs signatures diffèrent. Trois fonctions d’imputation coexistent aujourd’hui. Relevé via pg_get_function_identity_arguments :</w:t>
+      </w:r>
+    </w:p>
+    <w:tbl>
+      <w:tblPr>
+        <w:tblW w:w="0" w:type="auto"/>
+        <w:tblCellSpacing w:w="15" w:type="dxa"/>
+        <w:tblLook w:val="04A0" w:firstRow="1" w:lastRow="0" w:firstColumn="1" w:lastColumn="0" w:noHBand="0" w:noVBand="1"/>
+      </w:tblPr>
+      <w:tblGrid>
+        <w:gridCol w:w="1100"/>
+        <w:gridCol w:w="4400"/>
+        <w:gridCol w:w="3400"/>
+      </w:tblGrid>
+      <w:tr>
+        <w:trPr>
+          <w:tblCellSpacing w:w="15" w:type="dxa"/>
+        </w:trPr>
+        <w:tc>
+          <w:tcPr>
+            <w:tcW w:w="1100" w:type="dxa"/>
+          </w:tcPr>
+          <w:p>
+            <w:pPr>
+              <w:pStyle w:val="Compact"/>
+            </w:pPr>
+            <w:r>
+              <w:rPr>
+                <w:b/>
+                <w:bCs/>
+                <w:lang w:val="fr-BF"/>
+              </w:rPr>
+              <w:t xml:space="preserve">oid</w:t>
+            </w:r>
+          </w:p>
+        </w:tc>
+        <w:tc>
+          <w:tcPr>
+            <w:tcW w:w="4400" w:type="dxa"/>
+          </w:tcPr>
+          <w:p>
+            <w:pPr>
+              <w:pStyle w:val="Compact"/>
+            </w:pPr>
+            <w:r>
+              <w:rPr>
+                <w:b/>
+                <w:bCs/>
+                <w:lang w:val="fr-BF"/>
+              </w:rPr>
+              <w:t xml:space="preserve">Signature</w:t>
+            </w:r>
+          </w:p>
+        </w:tc>
+        <w:tc>
+          <w:tcPr>
+            <w:tcW w:w="3400" w:type="dxa"/>
+          </w:tcPr>
+          <w:p>
+            <w:pPr>
+              <w:pStyle w:val="Compact"/>
+            </w:pPr>
+            <w:r>
+              <w:rPr>
+                <w:b/>
+                <w:bCs/>
+                <w:lang w:val="fr-BF"/>
+              </w:rPr>
+              <w:t xml:space="preserve">Retour</w:t>
+            </w:r>
+          </w:p>
+        </w:tc>
+      </w:tr>
+      <w:tr>
+        <w:trPr>
+          <w:tblCellSpacing w:w="15" w:type="dxa"/>
+        </w:trPr>
+        <w:tc>
+          <w:tcPr>
+            <w:tcW w:w="1100" w:type="dxa"/>
+          </w:tcPr>
+          <w:p>
+            <w:pPr>
+              <w:pStyle w:val="Compact"/>
+            </w:pPr>
+            <w:r>
+              <w:rPr>
+                <w:lang w:val="fr-BF"/>
+              </w:rPr>
+              <w:t xml:space="preserve">18919</w:t>
+            </w:r>
+          </w:p>
+        </w:tc>
+        <w:tc>
+          <w:tcPr>
+            <w:tcW w:w="4400" w:type="dxa"/>
+          </w:tcPr>
+          <w:p>
+            <w:pPr>
+              <w:pStyle w:val="Compact"/>
+            </w:pPr>
+            <w:r>
+              <w:rPr>
+                <w:lang w:val="fr-BF"/>
+              </w:rPr>
+              <w:t xml:space="preserve">imputer_stock(p_bande_id uuid, p_produit_like text, p_quantite numeric, p_session…)</w:t>
+            </w:r>
+          </w:p>
+        </w:tc>
+        <w:tc>
+          <w:tcPr>
+            <w:tcW w:w="3400" w:type="dxa"/>
+          </w:tcPr>
+          <w:p>
+            <w:pPr>
+              <w:pStyle w:val="Compact"/>
+            </w:pPr>
+            <w:r>
+              <w:rPr>
+                <w:lang w:val="fr-BF"/>
+              </w:rPr>
+              <w:t xml:space="preserve">jsonb</w:t>
+            </w:r>
+          </w:p>
+        </w:tc>
+      </w:tr>
+      <w:tr>
+        <w:trPr>
+          <w:tblCellSpacing w:w="15" w:type="dxa"/>
+        </w:trPr>
+        <w:tc>
+          <w:tcPr>
+            <w:tcW w:w="1100" w:type="dxa"/>
+          </w:tcPr>
+          <w:p>
+            <w:pPr>
+              <w:pStyle w:val="Compact"/>
+            </w:pPr>
+            <w:r>
+              <w:rPr>
+                <w:lang w:val="fr-BF"/>
+              </w:rPr>
+              <w:t xml:space="preserve">18918</w:t>
+            </w:r>
+          </w:p>
+        </w:tc>
+        <w:tc>
+          <w:tcPr>
+            <w:tcW w:w="4400" w:type="dxa"/>
+          </w:tcPr>
+          <w:p>
+            <w:pPr>
+              <w:pStyle w:val="Compact"/>
+            </w:pPr>
+            <w:r>
+              <w:rPr>
+                <w:lang w:val="fr-BF"/>
+              </w:rPr>
+              <w:t xml:space="preserve">imputer_stock(p_lot_id uuid, p_bande_id uuid, p_quantite numeric, p_libelle text…)</w:t>
+            </w:r>
+          </w:p>
+        </w:tc>
+        <w:tc>
+          <w:tcPr>
+            <w:tcW w:w="3400" w:type="dxa"/>
+          </w:tcPr>
+          <w:p>
+            <w:pPr>
+              <w:pStyle w:val="Compact"/>
+            </w:pPr>
+            <w:r>
+              <w:rPr>
+                <w:lang w:val="fr-BF"/>
+              </w:rPr>
+              <w:t xml:space="preserve">json</w:t>
+            </w:r>
+          </w:p>
+        </w:tc>
+      </w:tr>
+      <w:tr>
+        <w:trPr>
+          <w:tblCellSpacing w:w="15" w:type="dxa"/>
+        </w:trPr>
+        <w:tc>
+          <w:tcPr>
+            <w:tcW w:w="1100" w:type="dxa"/>
+          </w:tcPr>
+          <w:p>
+            <w:pPr>
+              <w:pStyle w:val="Compact"/>
+            </w:pPr>
+            <w:r>
+              <w:rPr>
+                <w:lang w:val="fr-BF"/>
+              </w:rPr>
+              <w:t xml:space="preserve">18741</w:t>
+            </w:r>
+          </w:p>
+        </w:tc>
+        <w:tc>
+          <w:tcPr>
+            <w:tcW w:w="4400" w:type="dxa"/>
+          </w:tcPr>
+          <w:p>
+            <w:pPr>
+              <w:pStyle w:val="Compact"/>
+            </w:pPr>
+            <w:r>
+              <w:rPr>
+                <w:lang w:val="fr-BF"/>
+              </w:rPr>
+              <w:t xml:space="preserve">imputer_stock_type_b(p_bande_id uuid, p_type_produit text, p_quantite numeric, p_session…)</w:t>
+            </w:r>
+          </w:p>
+        </w:tc>
+        <w:tc>
+          <w:tcPr>
+            <w:tcW w:w="3400" w:type="dxa"/>
+          </w:tcPr>
+          <w:p>
+            <w:pPr>
+              <w:pStyle w:val="Compact"/>
+            </w:pPr>
+            <w:r>
+              <w:rPr>
+                <w:lang w:val="fr-BF"/>
+              </w:rPr>
+              <w:t xml:space="preserve">jsonb</w:t>
+            </w:r>
+          </w:p>
+        </w:tc>
+      </w:tr>
+    </w:tbl>
+    <w:p>
+      <w:pPr>
+        <w:pStyle w:val="Corpsdetexte"/>
+      </w:pPr>
+      <w:r>
+        <w:rPr>
+          <w:lang w:val="fr-BF"/>
+        </w:rPr>
+        <w:t xml:space="preserve">Conséquence : imputer_stock existe en DEUX versions (18918 et 18919), l’une prenant un p_lot_id, l’autre un p_produit_like. Le choix de la version appelée dépend entièrement des paramètres transmis par le JS. Avant toute modification d’un appel à imputer_stock, vérifier laquelle des deux est réellement visée. À nettoyer dans une future migration.</w:t>
+      </w:r>
+    </w:p>
+    <w:p>
+      <w:pPr>
+        <w:pStyle w:val="Corpsdetexte"/>
+      </w:pPr>
+      <w:r>
+        <w:rPr>
+          <w:b/>
+          <w:bCs/>
+          <w:lang w:val="fr-BF"/>
+        </w:rPr>
+        <w:t xml:space="preserve">⚠️ ÉCART ENTRE LE FICHIER DE MIGRATION ET LA BASE — imputer_stock_type_b</w:t>
+      </w:r>
+    </w:p>
+    <w:p>
+      <w:pPr>
+        <w:pStyle w:val="Corpsdetexte"/>
+      </w:pPr>
+      <w:r>
+        <w:rPr>
+          <w:lang w:val="fr-BF"/>
+        </w:rPr>
+        <w:t xml:space="preserve">Le fichier migrations/015 décrit une fonction imputer_stock_type_b(p_lot_id, p_bande_id, p_quantite, p_session, p_note) RETURNS json, qui refuse explicitement les lots Type A et surtout insère le mouvement avec statut = ‘EN_ATTENTE’ (validation gérant requise via valider_imputation_gerant). Cette fonction N’EST PAS en base. La seule imputer_stock_type_b existante est l’oid 18741, de signature différente, qui n’écrit AUCUN statut EN_ATTENTE.</w:t>
+      </w:r>
+    </w:p>
+    <w:p>
+      <w:pPr>
+        <w:pStyle w:val="Corpsdetexte"/>
+      </w:pPr>
+      <w:r>
+        <w:rPr>
+          <w:b/>
+          <w:bCs/>
+          <w:lang w:val="fr-BF"/>
+        </w:rPr>
+        <w:t xml:space="preserve">Point de contrôle à trancher : un mouvement créé par la fonction réellement en base est donc définitif immédiatement, sans passer par la validation du gérant. Soit c’est un choix assumé — et il faut le documenter comme tel — soit c’est une régression du circuit de validation, et il faut rétablir le statut EN_ATTENTE. À arbitrer par Adama avant tout développement touchant aux sorties de stock Type B.</w:t>
+      </w:r>
+    </w:p>
+    <w:p>
+      <w:pPr>
+        <w:pStyle w:val="Corpsdetexte"/>
+      </w:pPr>
+      <w:r>
+        <w:rPr>
+          <w:lang w:val="fr-BF"/>
+        </w:rPr>
+        <w:t xml:space="preserve">💡 En clair : le plan écrit dans le dossier migrations dit que l’agent sort un produit du stock et que ça reste « en attente » jusqu’à ce que le gérant valide. La machine réellement installée ne fait pas cette pause : elle enregistre directement. Ce n’est pas forcément grave, mais c’est un contrôle du gérant qui saute sans que personne l’ait décidé. À trancher.</w:t>
+      </w:r>
+    </w:p>
+    <w:p>
+      <w:pPr>
+        <w:pStyle w:val="Corpsdetexte"/>
+      </w:pPr>
+      <w:r>
+        <w:rPr>
+          <w:lang w:val="fr-BF"/>
+        </w:rPr>
+        <w:t xml:space="preserve">Leçon de méthode : un fichier dans migrations/ prouve qu’une migration a été écrite, jamais qu’elle est l’état actuel de la base. Une migration ultérieure a pu la remplacer. Corollaire de la règle absolue n°1 : la base est la seule vérité.</w:t>
       </w:r>
     </w:p>
     <w:p>
@@ -10111,13 +11754,13 @@
           <w:bCs/>
           <w:lang w:val="fr-FR"/>
         </w:rPr>
-        <w:t xml:space="preserve">Reste à nettoyer (futures migrations 043+) : </w:t>
-      </w:r>
-      <w:r>
-        <w:rPr>
-          <w:lang w:val="fr-FR"/>
-        </w:rPr>
-        <w:t xml:space="preserve">le même doublon acces_par_ferme (anon) + ferme_isolation (public) subsiste sur bandes, journal, mouvements_stock, saisies_techniques, taches. Même recette que la 042, en gardant la policy du rôle anon (celui réellement utilisé par l’app). Sans urgence — aucune faille, uniquement du rangement.</w:t>
+        <w:t xml:space="preserve">Doublons de policies RLS — NETTOYAGE FAIT (migrations 043 + 044, v26.30) : </w:t>
+      </w:r>
+      <w:r>
+        <w:rPr>
+          <w:lang w:val="fr-FR"/>
+        </w:rPr>
+        <w:t xml:space="preserve">le même doublon acces_par_ferme (anon) + ferme_isolation (public) qui subsistait sur bandes, journal, mouvements_stock, saisies_techniques et taches a été traité par les migrations 043 et 044, même recette que la 042 (on garde la policy du rôle anon, celui réellement utilisé par l’app). Il subsiste un doublon de même nature sur la table fermes (observé v26.34) : ferme_isolation (ALL) fait double emploi avec fermes_select (SELECT) et fermes_update (UPDATE), toutes sur id = get_ferme_id(). Sans danger, rangement pur — à traiter dans une future migration.</w:t>
       </w:r>
     </w:p>
     <w:p>
@@ -10159,7 +11802,7 @@
         <w:rPr>
           <w:lang w:val="fr-FR"/>
         </w:rPr>
-        <w:t xml:space="preserve">le dossier migrations/ présente des numéros intermédiaires manquants (017, 020–025, 029, 033–034 — vraisemblablement des migrations fusionnées, renommées ou jamais créées ; le 041 est volontairement vacant, migration abandonnée). La 040 (040_date_livraison_commandes.sql) existe bien et reste la dernière migration réellement appliquée avant la 042. Trou de numérotation sans conséquence, à documenter au besoin.</w:t>
+        <w:t xml:space="preserve">le dossier migrations/ présente des numéros intermédiaires manquants (017, 020–025, 029, 033–034 — vraisemblablement des migrations fusionnées, renommées ou jamais créées ; le 041 est volontairement vacant, migration abandonnée). La 040 (040_date_livraison_commandes.sql) existe bien et était la dernière migration appliquée avant la 042. Depuis, les migrations 042 à 047 ont été appliquées (voir §2.5) — dernière migration à ce jour : 047. Trou de numérotation sans conséquence, à documenter au besoin.</w:t>
       </w:r>
     </w:p>
     <w:p>
@@ -10312,7 +11955,7 @@
         <w:rPr>
           <w:lang w:val="fr-FR"/>
         </w:rPr>
-        <w:t xml:space="preserve"> brutes) : toujours non résolu, priorité moyenne — voir section 5. Le blocage technique précédent (“0 changed files” GitHub Desktop) n’a pas été creusé ; à la reprise, vérifier d’abord la sauvegarde (Ctrl+S) avant de retenter l’édition.</w:t>
+        <w:t xml:space="preserve"> brutes) : ✅ RÉSOLU en v26.30 — voir section 5. Deux balises étaient en cause, pas une seule, ce qui explique l’échec du premier correctif.</w:t>
       </w:r>
     </w:p>
     <w:p>
@@ -10390,7 +12033,7 @@
         <w:rPr>
           <w:lang w:val="fr-FR"/>
         </w:rPr>
-        <w:t xml:space="preserve"> : à redéfinir. Le chantier initialement annoncé comme “priorité haute” (imputation multi-produits stock) est en réalité déjà clos (voir section 6). Restent en attente : bug cosmétique score santé (priorité moyenne, 5 min), session RLS dédiée (section 14.3), verrou session agent non déblocable à distance par le gérant (limitation connue, chantier futur), mode offline et dashboard SaaS (vision long terme).</w:t>
+        <w:t xml:space="preserve"> (mis à jour v26.34) : le bug cosmétique score santé est fermé (v26.30) et la session RLS dédiée est réalisée (§14.4). Restent en attente, par ordre : alerte échéance (§16.6, dernier morceau de l’étape 3 CRM), étapes 4 à 6 du §16.2 (export WhatsApp, écran Trésorerie/Caisse, mouvements hors-bande), authentification JWT (LA faille de fond, prérequis SaaS — voir §14.4), bouton « Forcer la déconnexion » qui ne libère pas le verrou, sw.js STATIC_URLS incomplet, mode offline et dashboard SaaS (vision long terme).</w:t>
       </w:r>
     </w:p>
     <w:p>
@@ -12036,7 +13679,7 @@
               <w:rPr>
                 <w:lang w:val="fr-BF"/>
               </w:rPr>
-              <w:t>○ À faire</w:t>
+              <w:t>✅ Validé (v26.34)</w:t>
             </w:r>
           </w:p>
         </w:tc>
@@ -12945,6 +14588,50 @@
       <w:pPr>
         <w:pStyle w:val="Corpsdetexte"/>
         <w:rPr>
+          <w:lang w:val="fr-BF"/>
+        </w:rPr>
+      </w:pPr>
+      <w:r>
+        <w:rPr>
+          <w:b/>
+          <w:bCs/>
+          <w:lang w:val="fr-BF"/>
+        </w:rPr>
+        <w:t xml:space="preserve">⚠️ À diagnostiquer AVANT de coder (ajout v26.35) : l’alerte s’appuie sur commandes.date_reglement_prevue — à ne pas confondre avec date_livraison_prevue (§18.4). Or il n’est pas établi qu’un écran permette aujourd’hui de SAISIR cette date : la planification impose la date de livraison, pas l’échéance de règlement. Si la colonne reste vide en base, l’alerte n’aura rien à afficher, quelle que soit la qualité du code. Vérifier d’abord en base, puis dans le code.</w:t>
+      </w:r>
+    </w:p>
+    <w:p>
+      <w:pPr>
+        <w:pStyle w:val="Corpsdetexte"/>
+        <w:rPr>
+          <w:lang w:val="fr-BF"/>
+        </w:rPr>
+      </w:pPr>
+      <w:r>
+        <w:rPr>
+          <w:lang w:val="fr-BF"/>
+        </w:rPr>
+        <w:t xml:space="preserve">⚠️ Terrain différent : l’accueil gérant vit dans index.html (~5900 lignes), pas dans les modules ES — voir §17 pour la frontière entre les deux mondes.</w:t>
+      </w:r>
+    </w:p>
+    <w:p>
+      <w:pPr>
+        <w:pStyle w:val="Corpsdetexte"/>
+        <w:rPr>
+          <w:lang w:val="fr-BF"/>
+        </w:rPr>
+      </w:pPr>
+      <w:r>
+        <w:rPr>
+          <w:lang w:val="fr-BF"/>
+        </w:rPr>
+        <w:t xml:space="preserve">💡 En clair : avant de construire la sonnette qui prévient « ce client doit payer demain », il faut vérifier qu’il existe bien un endroit où tu inscris cette date d’échéance. Sinon la sonnette ne sonnera jamais.</w:t>
+      </w:r>
+    </w:p>
+    <w:p>
+      <w:pPr>
+        <w:pStyle w:val="Corpsdetexte"/>
+        <w:rPr>
           <w:b/>
           <w:bCs/>
           <w:lang w:val="fr-BF"/>
@@ -13425,7 +15112,49 @@
         <w:rPr>
           <w:lang w:val="fr-BF"/>
         </w:rPr>
-        <w:t xml:space="preserve">    └── clients/        ← à venir</w:t>
+        <w:t xml:space="preserve">    ├── clients/        ← écran Clients (CRM §16)</w:t>
+      </w:r>
+    </w:p>
+    <w:p>
+      <w:pPr>
+        <w:pStyle w:val="Corpsdetexte"/>
+        <w:rPr>
+          <w:lang w:val="fr-BF"/>
+        </w:rPr>
+      </w:pPr>
+      <w:r>
+        <w:rPr>
+          <w:lang w:val="fr-BF"/>
+        </w:rPr>
+        <w:t xml:space="preserve">    ├── commandes/      ← CRM Commandes + Paiements (§18, §19)</w:t>
+      </w:r>
+    </w:p>
+    <w:p>
+      <w:pPr>
+        <w:pStyle w:val="Corpsdetexte"/>
+        <w:rPr>
+          <w:lang w:val="fr-BF"/>
+        </w:rPr>
+      </w:pPr>
+      <w:r>
+        <w:rPr>
+          <w:lang w:val="fr-BF"/>
+        </w:rPr>
+        <w:t xml:space="preserve">    └── parametres/     ← écran Paramètres (§20)</w:t>
+      </w:r>
+    </w:p>
+    <w:p>
+      <w:pPr>
+        <w:pStyle w:val="Corpsdetexte"/>
+        <w:rPr>
+          <w:lang w:val="fr-BF"/>
+        </w:rPr>
+      </w:pPr>
+      <w:r>
+        <w:rPr>
+          <w:lang w:val="fr-BF"/>
+        </w:rPr>
+        <w:t xml:space="preserve">Arborescence à jour au 23/07/2026 (v26.35). Chaque nouveau module suit la même règle : un dossier dédié, un vrai module ES, une seule porte d’entrée exposée sur window (§17.4).</w:t>
       </w:r>
     </w:p>
     <w:p>
@@ -14439,7 +16168,7 @@
         <w:rPr>
           <w:lang w:val="fr-BF"/>
         </w:rPr>
-        <w:t xml:space="preserve"> (ouvert v26.22) : la liste ne contient que /AVIGEST4/ et /AVIGEST4/index.html. Les nouveaux fichiers (css/gestion.css, js/shared/db.js, js/shared/helpers.js, js/gestion/gestion.js) n'y figurent pas. </w:t>
+        <w:t xml:space="preserve"> (ouvert v26.22) : la liste ne contient que /AVIGEST4/ et /AVIGEST4/index.html. Aucun fichier de module n’y figure : css/gestion.css, js/shared/db.js, js/shared/helpers.js, js/gestion/gestion.js, js/clients/, js/commandes/commandes.js et js/parametres/parametres.js. ⚠️ Point AGGRAVÉ à chaque nouveau module (mis à jour v26.35). </w:t>
       </w:r>
       <w:r>
         <w:rPr>
@@ -14493,7 +16222,7 @@
         <w:rPr>
           <w:lang w:val="fr-BF"/>
         </w:rPr>
-        <w:t xml:space="preserve"> (observé v26.22) : deux clients Supabase coexistent dans la page — création ligne 549 puis réaffectation ligne 526 d'index.html. Sans gravité constatée à ce jour, mais à surveiller.</w:t>
+        <w:t xml:space="preserve"> (observé v26.22) : deux clients Supabase coexistent dans la page — création ligne 549 puis réaffectation ligne 526 d'index.html. Sans gravité constatée à ce jour, mais à surveiller. — À ajouter également : la règle ~$* dans .gitignore, pour ignorer les fichiers temporaires Word (~$ble_avigest_v26.docx remonte à chaque commit).</w:t>
       </w:r>
     </w:p>
     <w:p>
@@ -14519,7 +16248,7 @@
         <w:rPr>
           <w:lang w:val="fr-BF"/>
         </w:rPr>
-        <w:t xml:space="preserve"> (observé v26.22) — RÉSOLU en v26.30 (Migration 042) : la policy redondante ferme_isolation a été supprimée, clients_isolation conservée. Le même doublon subsiste sur bandes, journal, mouvements_stock, saisies_techniques et taches (futures migrations 043+, sans urgence — voir §14.4).</w:t>
+        <w:t xml:space="preserve"> (observé v26.22) — RÉSOLU en v26.30 (Migration 042) : la policy redondante ferme_isolation a été supprimée, clients_isolation conservée. Le même doublon a ensuite été nettoyé sur taches (Migration 043) puis sur bandes, journal, mouvements_stock et saisies_techniques (Migration 044). ⚠️ Il subsiste sur la table fermes : ferme_isolation (ALL) fait double emploi avec fermes_select (SELECT) et fermes_update (UPDATE), toutes sur id = get_ferme_id() (observé v26.34). Sans danger, rangement pur — à traiter dans une future migration.</w:t>
       </w:r>
     </w:p>
     <w:p>
@@ -16084,7 +17813,7 @@
           <w:bCs/>
           <w:lang w:val="fr-BF"/>
         </w:rPr>
-        <w:t xml:space="preserve">Version actuelle : APP_VERSION = 'v26.28' · CACHE_NAME = 'avigest-v26-28'</w:t>
+        <w:t xml:space="preserve">Version actuelle : APP_VERSION = 'v26.34' · CACHE_NAME = 'avigest-v26-34'</w:t>
       </w:r>
       <w:r>
         <w:rPr>
@@ -16104,7 +17833,7 @@
         <w:rPr>
           <w:lang w:val="fr-BF"/>
         </w:rPr>
-        <w:t xml:space="preserve">Migrations ajoutées depuis v26.22 :</w:t>
+        <w:t xml:space="preserve">Migrations ajoutées depuis v26.22 (à jour au 23/07/2026) :</w:t>
       </w:r>
     </w:p>
     <w:tbl>
@@ -16297,6 +18026,373 @@
           </w:p>
         </w:tc>
       </w:tr>
+      <w:tr>
+        <w:trPr>
+          <w:tblCellSpacing w:w="15" w:type="dxa"/>
+        </w:trPr>
+        <w:tc>
+          <w:tcPr>
+            <w:tcW w:w="3400" w:type="dxa"/>
+            <w:tcMar>
+              <w:top w:w="15" w:type="dxa"/>
+              <w:left w:w="15" w:type="dxa"/>
+              <w:bottom w:w="15" w:type="dxa"/>
+              <w:right w:w="15" w:type="dxa"/>
+            </w:tcMar>
+          </w:tcPr>
+          <w:p>
+            <w:pPr>
+              <w:pStyle w:val="Compact"/>
+              <w:rPr>
+                <w:lang w:val="fr-BF"/>
+              </w:rPr>
+            </w:pPr>
+            <w:r>
+              <w:rPr>
+                <w:lang w:val="fr-BF"/>
+              </w:rPr>
+              <w:t xml:space="preserve">041 — VACANT</w:t>
+            </w:r>
+          </w:p>
+        </w:tc>
+        <w:tc>
+          <w:tcPr>
+            <w:tcW w:w="4900" w:type="dxa"/>
+            <w:tcMar>
+              <w:top w:w="15" w:type="dxa"/>
+              <w:left w:w="15" w:type="dxa"/>
+              <w:bottom w:w="15" w:type="dxa"/>
+              <w:right w:w="15" w:type="dxa"/>
+            </w:tcMar>
+          </w:tcPr>
+          <w:p>
+            <w:pPr>
+              <w:pStyle w:val="Compact"/>
+              <w:rPr>
+                <w:lang w:val="fr-BF"/>
+              </w:rPr>
+            </w:pPr>
+            <w:r>
+              <w:rPr>
+                <w:lang w:val="fr-BF"/>
+              </w:rPr>
+              <w:t xml:space="preserve">Migration abandonnée avant exécution (ciblait un nom de policy inexistant). Aucune trace en base — numéro laissé volontairement vide.</w:t>
+            </w:r>
+          </w:p>
+        </w:tc>
+      </w:tr>
+      <w:tr>
+        <w:trPr>
+          <w:tblCellSpacing w:w="15" w:type="dxa"/>
+        </w:trPr>
+        <w:tc>
+          <w:tcPr>
+            <w:tcW w:w="3400" w:type="dxa"/>
+            <w:tcMar>
+              <w:top w:w="15" w:type="dxa"/>
+              <w:left w:w="15" w:type="dxa"/>
+              <w:bottom w:w="15" w:type="dxa"/>
+              <w:right w:w="15" w:type="dxa"/>
+            </w:tcMar>
+          </w:tcPr>
+          <w:p>
+            <w:pPr>
+              <w:pStyle w:val="Compact"/>
+              <w:rPr>
+                <w:lang w:val="fr-BF"/>
+              </w:rPr>
+            </w:pPr>
+            <w:r>
+              <w:rPr>
+                <w:lang w:val="fr-BF"/>
+              </w:rPr>
+              <w:t xml:space="preserve">042_clients_policy_doublon.sql</w:t>
+            </w:r>
+          </w:p>
+        </w:tc>
+        <w:tc>
+          <w:tcPr>
+            <w:tcW w:w="4900" w:type="dxa"/>
+            <w:tcMar>
+              <w:top w:w="15" w:type="dxa"/>
+              <w:left w:w="15" w:type="dxa"/>
+              <w:bottom w:w="15" w:type="dxa"/>
+              <w:right w:w="15" w:type="dxa"/>
+            </w:tcMar>
+          </w:tcPr>
+          <w:p>
+            <w:pPr>
+              <w:pStyle w:val="Compact"/>
+              <w:rPr>
+                <w:lang w:val="fr-BF"/>
+              </w:rPr>
+            </w:pPr>
+            <w:r>
+              <w:rPr>
+                <w:lang w:val="fr-BF"/>
+              </w:rPr>
+              <w:t xml:space="preserve">Nettoyage du doublon de policy RLS sur clients — suppression de ferme_isolation, conservation de clients_isolation (v26.30).</w:t>
+            </w:r>
+          </w:p>
+        </w:tc>
+      </w:tr>
+      <w:tr>
+        <w:trPr>
+          <w:tblCellSpacing w:w="15" w:type="dxa"/>
+        </w:trPr>
+        <w:tc>
+          <w:tcPr>
+            <w:tcW w:w="3400" w:type="dxa"/>
+            <w:tcMar>
+              <w:top w:w="15" w:type="dxa"/>
+              <w:left w:w="15" w:type="dxa"/>
+              <w:bottom w:w="15" w:type="dxa"/>
+              <w:right w:w="15" w:type="dxa"/>
+            </w:tcMar>
+          </w:tcPr>
+          <w:p>
+            <w:pPr>
+              <w:pStyle w:val="Compact"/>
+            </w:pPr>
+            <w:r>
+              <w:rPr>
+                <w:lang w:val="fr-BF"/>
+              </w:rPr>
+              <w:t xml:space="preserve">043_menage_policy_taches.sql</w:t>
+            </w:r>
+          </w:p>
+        </w:tc>
+        <w:tc>
+          <w:tcPr>
+            <w:tcW w:w="4900" w:type="dxa"/>
+            <w:tcMar>
+              <w:top w:w="15" w:type="dxa"/>
+              <w:left w:w="15" w:type="dxa"/>
+              <w:bottom w:w="15" w:type="dxa"/>
+              <w:right w:w="15" w:type="dxa"/>
+            </w:tcMar>
+          </w:tcPr>
+          <w:p>
+            <w:pPr>
+              <w:pStyle w:val="Compact"/>
+            </w:pPr>
+            <w:r>
+              <w:rPr>
+                <w:lang w:val="fr-BF"/>
+              </w:rPr>
+              <w:t xml:space="preserve">DROP POLICY ferme_isolation ON taches — doublon avec acces_par_ferme (rôle anon), cette dernière conservée (v26.30).</w:t>
+            </w:r>
+          </w:p>
+        </w:tc>
+      </w:tr>
+      <w:tr>
+        <w:trPr>
+          <w:tblCellSpacing w:w="15" w:type="dxa"/>
+        </w:trPr>
+        <w:tc>
+          <w:tcPr>
+            <w:tcW w:w="3400" w:type="dxa"/>
+            <w:tcMar>
+              <w:top w:w="15" w:type="dxa"/>
+              <w:left w:w="15" w:type="dxa"/>
+              <w:bottom w:w="15" w:type="dxa"/>
+              <w:right w:w="15" w:type="dxa"/>
+            </w:tcMar>
+          </w:tcPr>
+          <w:p>
+            <w:pPr>
+              <w:pStyle w:val="Compact"/>
+            </w:pPr>
+            <w:r>
+              <w:rPr>
+                <w:lang w:val="fr-BF"/>
+              </w:rPr>
+              <w:t xml:space="preserve">044_menage_policies_suite.sql</w:t>
+            </w:r>
+          </w:p>
+        </w:tc>
+        <w:tc>
+          <w:tcPr>
+            <w:tcW w:w="4900" w:type="dxa"/>
+            <w:tcMar>
+              <w:top w:w="15" w:type="dxa"/>
+              <w:left w:w="15" w:type="dxa"/>
+              <w:bottom w:w="15" w:type="dxa"/>
+              <w:right w:w="15" w:type="dxa"/>
+            </w:tcMar>
+          </w:tcPr>
+          <w:p>
+            <w:pPr>
+              <w:pStyle w:val="Compact"/>
+            </w:pPr>
+            <w:r>
+              <w:rPr>
+                <w:lang w:val="fr-BF"/>
+              </w:rPr>
+              <w:t xml:space="preserve">Même ménage sur journal, mouvements_stock, saisies_techniques et bandes. ⚠️ La policy partenaire_ses_bandes sur bandes est une policy MÉTIER (accès partenaire à ses seules bandes) — volontairement NON supprimée. Ne jamais la confondre avec un doublon.</w:t>
+            </w:r>
+          </w:p>
+        </w:tc>
+      </w:tr>
+      <w:tr>
+        <w:trPr>
+          <w:tblCellSpacing w:w="15" w:type="dxa"/>
+        </w:trPr>
+        <w:tc>
+          <w:tcPr>
+            <w:tcW w:w="3400" w:type="dxa"/>
+            <w:tcMar>
+              <w:top w:w="15" w:type="dxa"/>
+              <w:left w:w="15" w:type="dxa"/>
+              <w:bottom w:w="15" w:type="dxa"/>
+              <w:right w:w="15" w:type="dxa"/>
+            </w:tcMar>
+          </w:tcPr>
+          <w:p>
+            <w:pPr>
+              <w:pStyle w:val="Compact"/>
+            </w:pPr>
+            <w:r>
+              <w:rPr>
+                <w:lang w:val="fr-BF"/>
+              </w:rPr>
+              <w:t xml:space="preserve">045</w:t>
+            </w:r>
+          </w:p>
+        </w:tc>
+        <w:tc>
+          <w:tcPr>
+            <w:tcW w:w="4900" w:type="dxa"/>
+            <w:tcMar>
+              <w:top w:w="15" w:type="dxa"/>
+              <w:left w:w="15" w:type="dxa"/>
+              <w:bottom w:w="15" w:type="dxa"/>
+              <w:right w:w="15" w:type="dxa"/>
+            </w:tcMar>
+          </w:tcPr>
+          <w:p>
+            <w:pPr>
+              <w:pStyle w:val="Compact"/>
+            </w:pPr>
+            <w:r>
+              <w:rPr>
+                <w:lang w:val="fr-BF"/>
+              </w:rPr>
+              <w:t xml:space="preserve">⚠️ Numéro non documenté — fichier à retrouver dans migrations/ et à décrire ici.</w:t>
+            </w:r>
+          </w:p>
+        </w:tc>
+      </w:tr>
+      <w:tr>
+        <w:trPr>
+          <w:tblCellSpacing w:w="15" w:type="dxa"/>
+        </w:trPr>
+        <w:tc>
+          <w:tcPr>
+            <w:tcW w:w="3400" w:type="dxa"/>
+            <w:tcMar>
+              <w:top w:w="15" w:type="dxa"/>
+              <w:left w:w="15" w:type="dxa"/>
+              <w:bottom w:w="15" w:type="dxa"/>
+              <w:right w:w="15" w:type="dxa"/>
+            </w:tcMar>
+          </w:tcPr>
+          <w:p>
+            <w:pPr>
+              <w:pStyle w:val="Compact"/>
+              <w:rPr>
+                <w:lang w:val="fr-BF"/>
+              </w:rPr>
+            </w:pPr>
+            <w:r>
+              <w:rPr>
+                <w:lang w:val="fr-BF"/>
+              </w:rPr>
+              <w:t xml:space="preserve">046_paiements_numerotation.sql</w:t>
+            </w:r>
+          </w:p>
+        </w:tc>
+        <w:tc>
+          <w:tcPr>
+            <w:tcW w:w="4900" w:type="dxa"/>
+            <w:tcMar>
+              <w:top w:w="15" w:type="dxa"/>
+              <w:left w:w="15" w:type="dxa"/>
+              <w:bottom w:w="15" w:type="dxa"/>
+              <w:right w:w="15" w:type="dxa"/>
+            </w:tcMar>
+          </w:tcPr>
+          <w:p>
+            <w:pPr>
+              <w:pStyle w:val="Compact"/>
+              <w:rPr>
+                <w:lang w:val="fr-BF"/>
+              </w:rPr>
+            </w:pPr>
+            <w:r>
+              <w:rPr>
+                <w:lang w:val="fr-BF"/>
+              </w:rPr>
+              <w:t xml:space="preserve">Sur paiements : annee (int NOT NULL, default année courante), numero_seq (int NOT NULL, sans default — calculé côté JS), annule (bool NOT NULL default false), contrainte UNIQUE (ferme_id, annee, numero_seq) « carnet à souches », CHECK (montant &gt; 0), index sur commande_id.</w:t>
+            </w:r>
+          </w:p>
+        </w:tc>
+      </w:tr>
+      <w:tr>
+        <w:trPr>
+          <w:tblCellSpacing w:w="15" w:type="dxa"/>
+        </w:trPr>
+        <w:tc>
+          <w:tcPr>
+            <w:tcW w:w="3400" w:type="dxa"/>
+            <w:tcMar>
+              <w:top w:w="15" w:type="dxa"/>
+              <w:left w:w="15" w:type="dxa"/>
+              <w:bottom w:w="15" w:type="dxa"/>
+              <w:right w:w="15" w:type="dxa"/>
+            </w:tcMar>
+          </w:tcPr>
+          <w:p>
+            <w:pPr>
+              <w:pStyle w:val="Compact"/>
+              <w:rPr>
+                <w:lang w:val="fr-BF"/>
+              </w:rPr>
+            </w:pPr>
+            <w:r>
+              <w:rPr>
+                <w:lang w:val="fr-BF"/>
+              </w:rPr>
+              <w:t xml:space="preserve">047_fermes_nom_commercial.sql</w:t>
+            </w:r>
+          </w:p>
+        </w:tc>
+        <w:tc>
+          <w:tcPr>
+            <w:tcW w:w="4900" w:type="dxa"/>
+            <w:tcMar>
+              <w:top w:w="15" w:type="dxa"/>
+              <w:left w:w="15" w:type="dxa"/>
+              <w:bottom w:w="15" w:type="dxa"/>
+              <w:right w:w="15" w:type="dxa"/>
+            </w:tcMar>
+          </w:tcPr>
+          <w:p>
+            <w:pPr>
+              <w:pStyle w:val="Compact"/>
+              <w:rPr>
+                <w:lang w:val="fr-BF"/>
+              </w:rPr>
+            </w:pPr>
+            <w:r>
+              <w:rPr>
+                <w:lang w:val="fr-BF"/>
+              </w:rPr>
+              <w:t xml:space="preserve">Sur fermes : ajout de nom_commercial (text, nullable). Les colonnes nom, proprietaire, telephone, ville, pays, email existaient déjà. Policy fermes_update déjà présente — aucun ajout RLS.</w:t>
+            </w:r>
+          </w:p>
+        </w:tc>
+      </w:tr>
     </w:tbl>
     <w:p>
       <w:pPr>
@@ -16317,7 +18413,7 @@
           <w:bCs/>
           <w:lang w:val="fr-BF"/>
         </w:rPr>
-        <w:t xml:space="preserve">040</w:t>
+        <w:t xml:space="preserve">047</w:t>
       </w:r>
       <w:r>
         <w:rPr>
@@ -16336,6 +18432,2228 @@
     </w:p>
     <w:p>
       <w:pPr>
+        <w:pStyle w:val="Titre2"/>
+      </w:pPr>
+      <w:r>
+        <w:rPr>
+          <w:b/>
+          <w:bCs/>
+          <w:lang w:val="fr-BF"/>
+        </w:rPr>
+        <w:t xml:space="preserve">19. Module Paiements / Créances (CHANTIER CLOS — v26.34)</w:t>
+      </w:r>
+    </w:p>
+    <w:p>
+      <w:pPr>
+        <w:pStyle w:val="Titre3"/>
+      </w:pPr>
+      <w:r>
+        <w:rPr>
+          <w:b/>
+          <w:bCs/>
+          <w:lang w:val="fr-BF"/>
+        </w:rPr>
+        <w:t xml:space="preserve">19.1 Objectif et périmètre</w:t>
+      </w:r>
+    </w:p>
+    <w:p>
+      <w:pPr>
+        <w:pStyle w:val="Corpsdetexte"/>
+      </w:pPr>
+      <w:r>
+        <w:rPr>
+          <w:lang w:val="fr-BF"/>
+        </w:rPr>
+        <w:t xml:space="preserve">Ce module met en œuvre l’étape 3 du découpage CRM (§16.2) : le suivi des encaissements et des créances. Il permet au gérant d’enregistrer les règlements reçus sur une commande, de connaître à tout moment le reste à payer, de produire un reçu numéroté pour le client, et d’annuler un paiement saisi par erreur sans jamais l’effacer.</w:t>
+      </w:r>
+    </w:p>
+    <w:p>
+      <w:pPr>
+        <w:pStyle w:val="Corpsdetexte"/>
+      </w:pPr>
+      <w:r>
+        <w:rPr>
+          <w:lang w:val="fr-BF"/>
+        </w:rPr>
+        <w:t xml:space="preserve">Il applique la séparation comptable OHADA posée en §16.1 : une commande livrée crée une CRÉANCE (le client me doit) ; un paiement enregistré alimente la CAISSE (ce que j’ai réellement encaissé). Les deux ne se confondent jamais.</w:t>
+      </w:r>
+    </w:p>
+    <w:p>
+      <w:pPr>
+        <w:pStyle w:val="Corpsdetexte"/>
+      </w:pPr>
+      <w:r>
+        <w:rPr>
+          <w:b/>
+          <w:bCs/>
+          <w:lang w:val="fr-BF"/>
+        </w:rPr>
+        <w:t xml:space="preserve">Seul le GÉRANT saisit. Réservé à l’onglet GESTION, module js/commandes/commandes.js (bloc Règlement du détail commande).</w:t>
+      </w:r>
+    </w:p>
+    <w:p>
+      <w:pPr>
+        <w:pStyle w:val="Corpsdetexte"/>
+      </w:pPr>
+      <w:r>
+        <w:rPr>
+          <w:lang w:val="fr-BF"/>
+        </w:rPr>
+        <w:t xml:space="preserve">💡 En clair : une commande livrée, ce n’est pas de l’argent en poche — c’est une promesse de paiement. Ce module suit qui a payé quoi, combien il reste à encaisser, et donne au client un reçu numéroté comme un carnet à souches.</w:t>
+      </w:r>
+    </w:p>
+    <w:p>
+      <w:pPr>
+        <w:pStyle w:val="Titre3"/>
+      </w:pPr>
+      <w:r>
+        <w:rPr>
+          <w:b/>
+          <w:bCs/>
+          <w:lang w:val="fr-BF"/>
+        </w:rPr>
+        <w:t xml:space="preserve">19.2 Les 6 morceaux (tous validés)</w:t>
+      </w:r>
+    </w:p>
+    <w:tbl>
+      <w:tblPr>
+        <w:tblW w:w="0" w:type="auto"/>
+        <w:tblCellSpacing w:w="15" w:type="dxa"/>
+        <w:tblLook w:val="04A0" w:firstRow="1" w:lastRow="0" w:firstColumn="1" w:lastColumn="0" w:noHBand="0" w:noVBand="1"/>
+      </w:tblPr>
+      <w:tblGrid>
+        <w:gridCol w:w="1000"/>
+        <w:gridCol w:w="5400"/>
+        <w:gridCol w:w="2000"/>
+      </w:tblGrid>
+      <w:tr>
+        <w:trPr>
+          <w:tblCellSpacing w:w="15" w:type="dxa"/>
+        </w:trPr>
+        <w:tc>
+          <w:tcPr>
+            <w:tcW w:w="1000" w:type="dxa"/>
+          </w:tcPr>
+          <w:p>
+            <w:pPr>
+              <w:pStyle w:val="Compact"/>
+            </w:pPr>
+            <w:r>
+              <w:rPr>
+                <w:b/>
+                <w:bCs/>
+                <w:lang w:val="fr-BF"/>
+              </w:rPr>
+              <w:t xml:space="preserve">Morceau</w:t>
+            </w:r>
+          </w:p>
+        </w:tc>
+        <w:tc>
+          <w:tcPr>
+            <w:tcW w:w="5400" w:type="dxa"/>
+          </w:tcPr>
+          <w:p>
+            <w:pPr>
+              <w:pStyle w:val="Compact"/>
+            </w:pPr>
+            <w:r>
+              <w:rPr>
+                <w:b/>
+                <w:bCs/>
+                <w:lang w:val="fr-BF"/>
+              </w:rPr>
+              <w:t xml:space="preserve">Contenu</w:t>
+            </w:r>
+          </w:p>
+        </w:tc>
+        <w:tc>
+          <w:tcPr>
+            <w:tcW w:w="2000" w:type="dxa"/>
+          </w:tcPr>
+          <w:p>
+            <w:pPr>
+              <w:pStyle w:val="Compact"/>
+            </w:pPr>
+            <w:r>
+              <w:rPr>
+                <w:b/>
+                <w:bCs/>
+                <w:lang w:val="fr-BF"/>
+              </w:rPr>
+              <w:t xml:space="preserve">Version</w:t>
+            </w:r>
+          </w:p>
+        </w:tc>
+      </w:tr>
+      <w:tr>
+        <w:trPr>
+          <w:tblCellSpacing w:w="15" w:type="dxa"/>
+        </w:trPr>
+        <w:tc>
+          <w:tcPr>
+            <w:tcW w:w="1000" w:type="dxa"/>
+          </w:tcPr>
+          <w:p>
+            <w:pPr>
+              <w:pStyle w:val="Compact"/>
+            </w:pPr>
+            <w:r>
+              <w:rPr>
+                <w:lang w:val="fr-BF"/>
+              </w:rPr>
+              <w:t xml:space="preserve">1</w:t>
+            </w:r>
+          </w:p>
+        </w:tc>
+        <w:tc>
+          <w:tcPr>
+            <w:tcW w:w="5400" w:type="dxa"/>
+          </w:tcPr>
+          <w:p>
+            <w:pPr>
+              <w:pStyle w:val="Compact"/>
+            </w:pPr>
+            <w:r>
+              <w:rPr>
+                <w:lang w:val="fr-BF"/>
+              </w:rPr>
+              <w:t xml:space="preserve">Migration 046 — numérotation et annulation des paiements</w:t>
+            </w:r>
+          </w:p>
+        </w:tc>
+        <w:tc>
+          <w:tcPr>
+            <w:tcW w:w="2000" w:type="dxa"/>
+          </w:tcPr>
+          <w:p>
+            <w:pPr>
+              <w:pStyle w:val="Compact"/>
+            </w:pPr>
+            <w:r>
+              <w:rPr>
+                <w:lang w:val="fr-BF"/>
+              </w:rPr>
+              <w:t xml:space="preserve">✅ v26.30</w:t>
+            </w:r>
+          </w:p>
+        </w:tc>
+      </w:tr>
+      <w:tr>
+        <w:trPr>
+          <w:tblCellSpacing w:w="15" w:type="dxa"/>
+        </w:trPr>
+        <w:tc>
+          <w:tcPr>
+            <w:tcW w:w="1000" w:type="dxa"/>
+          </w:tcPr>
+          <w:p>
+            <w:pPr>
+              <w:pStyle w:val="Compact"/>
+            </w:pPr>
+            <w:r>
+              <w:rPr>
+                <w:lang w:val="fr-BF"/>
+              </w:rPr>
+              <w:t xml:space="preserve">2</w:t>
+            </w:r>
+          </w:p>
+        </w:tc>
+        <w:tc>
+          <w:tcPr>
+            <w:tcW w:w="5400" w:type="dxa"/>
+          </w:tcPr>
+          <w:p>
+            <w:pPr>
+              <w:pStyle w:val="Compact"/>
+            </w:pPr>
+            <w:r>
+              <w:rPr>
+                <w:lang w:val="fr-BF"/>
+              </w:rPr>
+              <w:t xml:space="preserve">Bloc Règlement dans l’écran détail commande</w:t>
+            </w:r>
+          </w:p>
+        </w:tc>
+        <w:tc>
+          <w:tcPr>
+            <w:tcW w:w="2000" w:type="dxa"/>
+          </w:tcPr>
+          <w:p>
+            <w:pPr>
+              <w:pStyle w:val="Compact"/>
+            </w:pPr>
+            <w:r>
+              <w:rPr>
+                <w:lang w:val="fr-BF"/>
+              </w:rPr>
+              <w:t xml:space="preserve">✅ v26.31</w:t>
+            </w:r>
+          </w:p>
+        </w:tc>
+      </w:tr>
+      <w:tr>
+        <w:trPr>
+          <w:tblCellSpacing w:w="15" w:type="dxa"/>
+        </w:trPr>
+        <w:tc>
+          <w:tcPr>
+            <w:tcW w:w="1000" w:type="dxa"/>
+          </w:tcPr>
+          <w:p>
+            <w:pPr>
+              <w:pStyle w:val="Compact"/>
+            </w:pPr>
+            <w:r>
+              <w:rPr>
+                <w:lang w:val="fr-BF"/>
+              </w:rPr>
+              <w:t xml:space="preserve">3</w:t>
+            </w:r>
+          </w:p>
+        </w:tc>
+        <w:tc>
+          <w:tcPr>
+            <w:tcW w:w="5400" w:type="dxa"/>
+          </w:tcPr>
+          <w:p>
+            <w:pPr>
+              <w:pStyle w:val="Compact"/>
+            </w:pPr>
+            <w:r>
+              <w:rPr>
+                <w:lang w:val="fr-BF"/>
+              </w:rPr>
+              <w:t xml:space="preserve">Saisie du montant + écran de confirmation + enregistrement</w:t>
+            </w:r>
+          </w:p>
+        </w:tc>
+        <w:tc>
+          <w:tcPr>
+            <w:tcW w:w="2000" w:type="dxa"/>
+          </w:tcPr>
+          <w:p>
+            <w:pPr>
+              <w:pStyle w:val="Compact"/>
+            </w:pPr>
+            <w:r>
+              <w:rPr>
+                <w:lang w:val="fr-BF"/>
+              </w:rPr>
+              <w:t xml:space="preserve">✅ v26.32</w:t>
+            </w:r>
+          </w:p>
+        </w:tc>
+      </w:tr>
+      <w:tr>
+        <w:trPr>
+          <w:tblCellSpacing w:w="15" w:type="dxa"/>
+        </w:trPr>
+        <w:tc>
+          <w:tcPr>
+            <w:tcW w:w="1000" w:type="dxa"/>
+          </w:tcPr>
+          <w:p>
+            <w:pPr>
+              <w:pStyle w:val="Compact"/>
+            </w:pPr>
+            <w:r>
+              <w:rPr>
+                <w:lang w:val="fr-BF"/>
+              </w:rPr>
+              <w:t xml:space="preserve">4</w:t>
+            </w:r>
+          </w:p>
+        </w:tc>
+        <w:tc>
+          <w:tcPr>
+            <w:tcW w:w="5400" w:type="dxa"/>
+          </w:tcPr>
+          <w:p>
+            <w:pPr>
+              <w:pStyle w:val="Compact"/>
+            </w:pPr>
+            <w:r>
+              <w:rPr>
+                <w:lang w:val="fr-BF"/>
+              </w:rPr>
+              <w:t xml:space="preserve">Reçu à copier (texte formaté vers le presse-papier)</w:t>
+            </w:r>
+          </w:p>
+        </w:tc>
+        <w:tc>
+          <w:tcPr>
+            <w:tcW w:w="2000" w:type="dxa"/>
+          </w:tcPr>
+          <w:p>
+            <w:pPr>
+              <w:pStyle w:val="Compact"/>
+            </w:pPr>
+            <w:r>
+              <w:rPr>
+                <w:lang w:val="fr-BF"/>
+              </w:rPr>
+              <w:t xml:space="preserve">✅ v26.33</w:t>
+            </w:r>
+          </w:p>
+        </w:tc>
+      </w:tr>
+      <w:tr>
+        <w:trPr>
+          <w:tblCellSpacing w:w="15" w:type="dxa"/>
+        </w:trPr>
+        <w:tc>
+          <w:tcPr>
+            <w:tcW w:w="1000" w:type="dxa"/>
+          </w:tcPr>
+          <w:p>
+            <w:pPr>
+              <w:pStyle w:val="Compact"/>
+            </w:pPr>
+            <w:r>
+              <w:rPr>
+                <w:lang w:val="fr-BF"/>
+              </w:rPr>
+              <w:t xml:space="preserve">5</w:t>
+            </w:r>
+          </w:p>
+        </w:tc>
+        <w:tc>
+          <w:tcPr>
+            <w:tcW w:w="5400" w:type="dxa"/>
+          </w:tcPr>
+          <w:p>
+            <w:pPr>
+              <w:pStyle w:val="Compact"/>
+            </w:pPr>
+            <w:r>
+              <w:rPr>
+                <w:lang w:val="fr-BF"/>
+              </w:rPr>
+              <w:t xml:space="preserve">Annulation d’un paiement avec motif obligatoire</w:t>
+            </w:r>
+          </w:p>
+        </w:tc>
+        <w:tc>
+          <w:tcPr>
+            <w:tcW w:w="2000" w:type="dxa"/>
+          </w:tcPr>
+          <w:p>
+            <w:pPr>
+              <w:pStyle w:val="Compact"/>
+            </w:pPr>
+            <w:r>
+              <w:rPr>
+                <w:lang w:val="fr-BF"/>
+              </w:rPr>
+              <w:t xml:space="preserve">✅ v26.34</w:t>
+            </w:r>
+          </w:p>
+        </w:tc>
+      </w:tr>
+      <w:tr>
+        <w:trPr>
+          <w:tblCellSpacing w:w="15" w:type="dxa"/>
+        </w:trPr>
+        <w:tc>
+          <w:tcPr>
+            <w:tcW w:w="1000" w:type="dxa"/>
+          </w:tcPr>
+          <w:p>
+            <w:pPr>
+              <w:pStyle w:val="Compact"/>
+            </w:pPr>
+            <w:r>
+              <w:rPr>
+                <w:lang w:val="fr-BF"/>
+              </w:rPr>
+              <w:t xml:space="preserve">6</w:t>
+            </w:r>
+          </w:p>
+        </w:tc>
+        <w:tc>
+          <w:tcPr>
+            <w:tcW w:w="5400" w:type="dxa"/>
+          </w:tcPr>
+          <w:p>
+            <w:pPr>
+              <w:pStyle w:val="Compact"/>
+            </w:pPr>
+            <w:r>
+              <w:rPr>
+                <w:lang w:val="fr-BF"/>
+              </w:rPr>
+              <w:t xml:space="preserve">Migration 047 + écran Paramètres + branchement de l’identité ferme sur le reçu</w:t>
+            </w:r>
+          </w:p>
+        </w:tc>
+        <w:tc>
+          <w:tcPr>
+            <w:tcW w:w="2000" w:type="dxa"/>
+          </w:tcPr>
+          <w:p>
+            <w:pPr>
+              <w:pStyle w:val="Compact"/>
+            </w:pPr>
+            <w:r>
+              <w:rPr>
+                <w:lang w:val="fr-BF"/>
+              </w:rPr>
+              <w:t xml:space="preserve">✅ v26.34</w:t>
+            </w:r>
+          </w:p>
+        </w:tc>
+      </w:tr>
+    </w:tbl>
+    <w:p>
+      <w:pPr>
+        <w:pStyle w:val="Titre3"/>
+      </w:pPr>
+      <w:r>
+        <w:rPr>
+          <w:b/>
+          <w:bCs/>
+          <w:lang w:val="fr-BF"/>
+        </w:rPr>
+        <w:t xml:space="preserve">19.3 Migration 046 — numérotation et annulation</w:t>
+      </w:r>
+    </w:p>
+    <w:p>
+      <w:pPr>
+        <w:pStyle w:val="Corpsdetexte"/>
+      </w:pPr>
+      <w:r>
+        <w:rPr>
+          <w:lang w:val="fr-BF"/>
+        </w:rPr>
+        <w:t xml:space="preserve">Fichier : 046_paiements_numerotation.sql. Modifications sur la table paiements (créée par la Migration 036, voir §16.4) :</w:t>
+      </w:r>
+    </w:p>
+    <w:tbl>
+      <w:tblPr>
+        <w:tblW w:w="0" w:type="auto"/>
+        <w:tblCellSpacing w:w="15" w:type="dxa"/>
+        <w:tblLook w:val="04A0" w:firstRow="1" w:lastRow="0" w:firstColumn="1" w:lastColumn="0" w:noHBand="0" w:noVBand="1"/>
+      </w:tblPr>
+      <w:tblGrid>
+        <w:gridCol w:w="2200"/>
+        <w:gridCol w:w="6200"/>
+      </w:tblGrid>
+      <w:tr>
+        <w:trPr>
+          <w:tblCellSpacing w:w="15" w:type="dxa"/>
+        </w:trPr>
+        <w:tc>
+          <w:tcPr>
+            <w:tcW w:w="2200" w:type="dxa"/>
+          </w:tcPr>
+          <w:p>
+            <w:pPr>
+              <w:pStyle w:val="Compact"/>
+            </w:pPr>
+            <w:r>
+              <w:rPr>
+                <w:b/>
+                <w:bCs/>
+                <w:lang w:val="fr-BF"/>
+              </w:rPr>
+              <w:t xml:space="preserve">Élément</w:t>
+            </w:r>
+          </w:p>
+        </w:tc>
+        <w:tc>
+          <w:tcPr>
+            <w:tcW w:w="6200" w:type="dxa"/>
+          </w:tcPr>
+          <w:p>
+            <w:pPr>
+              <w:pStyle w:val="Compact"/>
+            </w:pPr>
+            <w:r>
+              <w:rPr>
+                <w:b/>
+                <w:bCs/>
+                <w:lang w:val="fr-BF"/>
+              </w:rPr>
+              <w:t xml:space="preserve">Rôle</w:t>
+            </w:r>
+          </w:p>
+        </w:tc>
+      </w:tr>
+      <w:tr>
+        <w:trPr>
+          <w:tblCellSpacing w:w="15" w:type="dxa"/>
+        </w:trPr>
+        <w:tc>
+          <w:tcPr>
+            <w:tcW w:w="2200" w:type="dxa"/>
+          </w:tcPr>
+          <w:p>
+            <w:pPr>
+              <w:pStyle w:val="Compact"/>
+            </w:pPr>
+            <w:r>
+              <w:rPr>
+                <w:lang w:val="fr-BF"/>
+              </w:rPr>
+              <w:t xml:space="preserve">annee (int NOT NULL)</w:t>
+            </w:r>
+          </w:p>
+        </w:tc>
+        <w:tc>
+          <w:tcPr>
+            <w:tcW w:w="6200" w:type="dxa"/>
+          </w:tcPr>
+          <w:p>
+            <w:pPr>
+              <w:pStyle w:val="Compact"/>
+            </w:pPr>
+            <w:r>
+              <w:rPr>
+                <w:lang w:val="fr-BF"/>
+              </w:rPr>
+              <w:t xml:space="preserve">Année du reçu. Default : année courante.</w:t>
+            </w:r>
+          </w:p>
+        </w:tc>
+      </w:tr>
+      <w:tr>
+        <w:trPr>
+          <w:tblCellSpacing w:w="15" w:type="dxa"/>
+        </w:trPr>
+        <w:tc>
+          <w:tcPr>
+            <w:tcW w:w="2200" w:type="dxa"/>
+          </w:tcPr>
+          <w:p>
+            <w:pPr>
+              <w:pStyle w:val="Compact"/>
+            </w:pPr>
+            <w:r>
+              <w:rPr>
+                <w:lang w:val="fr-BF"/>
+              </w:rPr>
+              <w:t xml:space="preserve">numero_seq (int NOT NULL)</w:t>
+            </w:r>
+          </w:p>
+        </w:tc>
+        <w:tc>
+          <w:tcPr>
+            <w:tcW w:w="6200" w:type="dxa"/>
+          </w:tcPr>
+          <w:p>
+            <w:pPr>
+              <w:pStyle w:val="Compact"/>
+            </w:pPr>
+            <w:r>
+              <w:rPr>
+                <w:lang w:val="fr-BF"/>
+              </w:rPr>
+              <w:t xml:space="preserve">Numéro d’ordre dans l’année. ⚠️ SANS default — calculé côté JS (voir §19.5).</w:t>
+            </w:r>
+          </w:p>
+        </w:tc>
+      </w:tr>
+      <w:tr>
+        <w:trPr>
+          <w:tblCellSpacing w:w="15" w:type="dxa"/>
+        </w:trPr>
+        <w:tc>
+          <w:tcPr>
+            <w:tcW w:w="2200" w:type="dxa"/>
+          </w:tcPr>
+          <w:p>
+            <w:pPr>
+              <w:pStyle w:val="Compact"/>
+            </w:pPr>
+            <w:r>
+              <w:rPr>
+                <w:lang w:val="fr-BF"/>
+              </w:rPr>
+              <w:t xml:space="preserve">annule (bool NOT NULL)</w:t>
+            </w:r>
+          </w:p>
+        </w:tc>
+        <w:tc>
+          <w:tcPr>
+            <w:tcW w:w="6200" w:type="dxa"/>
+          </w:tcPr>
+          <w:p>
+            <w:pPr>
+              <w:pStyle w:val="Compact"/>
+            </w:pPr>
+            <w:r>
+              <w:rPr>
+                <w:lang w:val="fr-BF"/>
+              </w:rPr>
+              <w:t xml:space="preserve">Default false. Un paiement annulé n’est jamais supprimé, il est marqué.</w:t>
+            </w:r>
+          </w:p>
+        </w:tc>
+      </w:tr>
+      <w:tr>
+        <w:trPr>
+          <w:tblCellSpacing w:w="15" w:type="dxa"/>
+        </w:trPr>
+        <w:tc>
+          <w:tcPr>
+            <w:tcW w:w="2200" w:type="dxa"/>
+          </w:tcPr>
+          <w:p>
+            <w:pPr>
+              <w:pStyle w:val="Compact"/>
+            </w:pPr>
+            <w:r>
+              <w:rPr>
+                <w:lang w:val="fr-BF"/>
+              </w:rPr>
+              <w:t xml:space="preserve">UNIQUE (ferme_id, annee, numero_seq)</w:t>
+            </w:r>
+          </w:p>
+        </w:tc>
+        <w:tc>
+          <w:tcPr>
+            <w:tcW w:w="6200" w:type="dxa"/>
+          </w:tcPr>
+          <w:p>
+            <w:pPr>
+              <w:pStyle w:val="Compact"/>
+            </w:pPr>
+            <w:r>
+              <w:rPr>
+                <w:lang w:val="fr-BF"/>
+              </w:rPr>
+              <w:t xml:space="preserve">Le « carnet à souches » : impossible d’avoir deux reçus portant le même numéro dans une même ferme et une même année.</w:t>
+            </w:r>
+          </w:p>
+        </w:tc>
+      </w:tr>
+      <w:tr>
+        <w:trPr>
+          <w:tblCellSpacing w:w="15" w:type="dxa"/>
+        </w:trPr>
+        <w:tc>
+          <w:tcPr>
+            <w:tcW w:w="2200" w:type="dxa"/>
+          </w:tcPr>
+          <w:p>
+            <w:pPr>
+              <w:pStyle w:val="Compact"/>
+            </w:pPr>
+            <w:r>
+              <w:rPr>
+                <w:lang w:val="fr-BF"/>
+              </w:rPr>
+              <w:t xml:space="preserve">CHECK (montant &gt; 0)</w:t>
+            </w:r>
+          </w:p>
+        </w:tc>
+        <w:tc>
+          <w:tcPr>
+            <w:tcW w:w="6200" w:type="dxa"/>
+          </w:tcPr>
+          <w:p>
+            <w:pPr>
+              <w:pStyle w:val="Compact"/>
+            </w:pPr>
+            <w:r>
+              <w:rPr>
+                <w:lang w:val="fr-BF"/>
+              </w:rPr>
+              <w:t xml:space="preserve">Faille comblée : la table acceptait auparavant un montant nul ou négatif.</w:t>
+            </w:r>
+          </w:p>
+        </w:tc>
+      </w:tr>
+      <w:tr>
+        <w:trPr>
+          <w:tblCellSpacing w:w="15" w:type="dxa"/>
+        </w:trPr>
+        <w:tc>
+          <w:tcPr>
+            <w:tcW w:w="2200" w:type="dxa"/>
+          </w:tcPr>
+          <w:p>
+            <w:pPr>
+              <w:pStyle w:val="Compact"/>
+            </w:pPr>
+            <w:r>
+              <w:rPr>
+                <w:lang w:val="fr-BF"/>
+              </w:rPr>
+              <w:t xml:space="preserve">Index sur commande_id</w:t>
+            </w:r>
+          </w:p>
+        </w:tc>
+        <w:tc>
+          <w:tcPr>
+            <w:tcW w:w="6200" w:type="dxa"/>
+          </w:tcPr>
+          <w:p>
+            <w:pPr>
+              <w:pStyle w:val="Compact"/>
+            </w:pPr>
+            <w:r>
+              <w:rPr>
+                <w:lang w:val="fr-BF"/>
+              </w:rPr>
+              <w:t xml:space="preserve">Performance — le calcul du total payé interroge les paiements d’une commande.</w:t>
+            </w:r>
+          </w:p>
+        </w:tc>
+      </w:tr>
+    </w:tbl>
+    <w:p>
+      <w:pPr>
+        <w:pStyle w:val="Titre3"/>
+      </w:pPr>
+      <w:r>
+        <w:rPr>
+          <w:b/>
+          <w:bCs/>
+          <w:lang w:val="fr-BF"/>
+        </w:rPr>
+        <w:t xml:space="preserve">19.4 Les 8 règles métier (actées — ne pas rouvrir sans demande explicite d’Adama)</w:t>
+      </w:r>
+    </w:p>
+    <w:tbl>
+      <w:tblPr>
+        <w:tblW w:w="0" w:type="auto"/>
+        <w:tblCellSpacing w:w="15" w:type="dxa"/>
+        <w:tblLook w:val="04A0" w:firstRow="1" w:lastRow="0" w:firstColumn="1" w:lastColumn="0" w:noHBand="0" w:noVBand="1"/>
+      </w:tblPr>
+      <w:tblGrid>
+        <w:gridCol w:w="600"/>
+        <w:gridCol w:w="3200"/>
+        <w:gridCol w:w="4600"/>
+      </w:tblGrid>
+      <w:tr>
+        <w:trPr>
+          <w:tblCellSpacing w:w="15" w:type="dxa"/>
+        </w:trPr>
+        <w:tc>
+          <w:tcPr>
+            <w:tcW w:w="600" w:type="dxa"/>
+          </w:tcPr>
+          <w:p>
+            <w:pPr>
+              <w:pStyle w:val="Compact"/>
+            </w:pPr>
+            <w:r>
+              <w:rPr>
+                <w:b/>
+                <w:bCs/>
+                <w:lang w:val="fr-BF"/>
+              </w:rPr>
+              <w:t xml:space="preserve">N°</w:t>
+            </w:r>
+          </w:p>
+        </w:tc>
+        <w:tc>
+          <w:tcPr>
+            <w:tcW w:w="3200" w:type="dxa"/>
+          </w:tcPr>
+          <w:p>
+            <w:pPr>
+              <w:pStyle w:val="Compact"/>
+            </w:pPr>
+            <w:r>
+              <w:rPr>
+                <w:b/>
+                <w:bCs/>
+                <w:lang w:val="fr-BF"/>
+              </w:rPr>
+              <w:t xml:space="preserve">Règle</w:t>
+            </w:r>
+          </w:p>
+        </w:tc>
+        <w:tc>
+          <w:tcPr>
+            <w:tcW w:w="4600" w:type="dxa"/>
+          </w:tcPr>
+          <w:p>
+            <w:pPr>
+              <w:pStyle w:val="Compact"/>
+            </w:pPr>
+            <w:r>
+              <w:rPr>
+                <w:b/>
+                <w:bCs/>
+                <w:lang w:val="fr-BF"/>
+              </w:rPr>
+              <w:t xml:space="preserve">Justification / détail</w:t>
+            </w:r>
+          </w:p>
+        </w:tc>
+      </w:tr>
+      <w:tr>
+        <w:trPr>
+          <w:tblCellSpacing w:w="15" w:type="dxa"/>
+        </w:trPr>
+        <w:tc>
+          <w:tcPr>
+            <w:tcW w:w="600" w:type="dxa"/>
+          </w:tcPr>
+          <w:p>
+            <w:pPr>
+              <w:pStyle w:val="Compact"/>
+            </w:pPr>
+            <w:r>
+              <w:rPr>
+                <w:lang w:val="fr-BF"/>
+              </w:rPr>
+              <w:t xml:space="preserve">1</w:t>
+            </w:r>
+          </w:p>
+        </w:tc>
+        <w:tc>
+          <w:tcPr>
+            <w:tcW w:w="3200" w:type="dxa"/>
+          </w:tcPr>
+          <w:p>
+            <w:pPr>
+              <w:pStyle w:val="Compact"/>
+            </w:pPr>
+            <w:r>
+              <w:rPr>
+                <w:lang w:val="fr-BF"/>
+              </w:rPr>
+              <w:t xml:space="preserve">Paiement possible dès le statut PLANIFIEE</w:t>
+            </w:r>
+          </w:p>
+        </w:tc>
+        <w:tc>
+          <w:tcPr>
+            <w:tcW w:w="4600" w:type="dxa"/>
+          </w:tcPr>
+          <w:p>
+            <w:pPr>
+              <w:pStyle w:val="Compact"/>
+            </w:pPr>
+            <w:r>
+              <w:rPr>
+                <w:lang w:val="fr-BF"/>
+              </w:rPr>
+              <w:t xml:space="preserve">Jamais sur une PRECOMMANDE (rien n’est encore engagé) ni sur une commande ANNULEE.</w:t>
+            </w:r>
+          </w:p>
+        </w:tc>
+      </w:tr>
+      <w:tr>
+        <w:trPr>
+          <w:tblCellSpacing w:w="15" w:type="dxa"/>
+        </w:trPr>
+        <w:tc>
+          <w:tcPr>
+            <w:tcW w:w="600" w:type="dxa"/>
+          </w:tcPr>
+          <w:p>
+            <w:pPr>
+              <w:pStyle w:val="Compact"/>
+            </w:pPr>
+            <w:r>
+              <w:rPr>
+                <w:lang w:val="fr-BF"/>
+              </w:rPr>
+              <w:t xml:space="preserve">2</w:t>
+            </w:r>
+          </w:p>
+        </w:tc>
+        <w:tc>
+          <w:tcPr>
+            <w:tcW w:w="3200" w:type="dxa"/>
+          </w:tcPr>
+          <w:p>
+            <w:pPr>
+              <w:pStyle w:val="Compact"/>
+            </w:pPr>
+            <w:r>
+              <w:rPr>
+                <w:lang w:val="fr-BF"/>
+              </w:rPr>
+              <w:t xml:space="preserve">Bouton présent uniquement si reste à payer &gt; 0</w:t>
+            </w:r>
+          </w:p>
+        </w:tc>
+        <w:tc>
+          <w:tcPr>
+            <w:tcW w:w="4600" w:type="dxa"/>
+          </w:tcPr>
+          <w:p>
+            <w:pPr>
+              <w:pStyle w:val="Compact"/>
+            </w:pPr>
+            <w:r>
+              <w:rPr>
+                <w:lang w:val="fr-BF"/>
+              </w:rPr>
+              <w:t xml:space="preserve">Une commande soldée n’affiche plus d’action de paiement — pas de sur-encaissement possible.</w:t>
+            </w:r>
+          </w:p>
+        </w:tc>
+      </w:tr>
+      <w:tr>
+        <w:trPr>
+          <w:tblCellSpacing w:w="15" w:type="dxa"/>
+        </w:trPr>
+        <w:tc>
+          <w:tcPr>
+            <w:tcW w:w="600" w:type="dxa"/>
+          </w:tcPr>
+          <w:p>
+            <w:pPr>
+              <w:pStyle w:val="Compact"/>
+            </w:pPr>
+            <w:r>
+              <w:rPr>
+                <w:lang w:val="fr-BF"/>
+              </w:rPr>
+              <w:t xml:space="preserve">3</w:t>
+            </w:r>
+          </w:p>
+        </w:tc>
+        <w:tc>
+          <w:tcPr>
+            <w:tcW w:w="3200" w:type="dxa"/>
+          </w:tcPr>
+          <w:p>
+            <w:pPr>
+              <w:pStyle w:val="Compact"/>
+            </w:pPr>
+            <w:r>
+              <w:rPr>
+                <w:lang w:val="fr-BF"/>
+              </w:rPr>
+              <w:t xml:space="preserve">Le type ACOMPTE / SOLDE est déduit, jamais saisi</w:t>
+            </w:r>
+          </w:p>
+        </w:tc>
+        <w:tc>
+          <w:tcPr>
+            <w:tcW w:w="4600" w:type="dxa"/>
+          </w:tcPr>
+          <w:p>
+            <w:pPr>
+              <w:pStyle w:val="Compact"/>
+            </w:pPr>
+            <w:r>
+              <w:rPr>
+                <w:lang w:val="fr-BF"/>
+              </w:rPr>
+              <w:t xml:space="preserve">Si le montant égale le reste à payer → SOLDE, sinon ACOMPTE. Une saisie humaine créerait des incohérences.</w:t>
+            </w:r>
+          </w:p>
+        </w:tc>
+      </w:tr>
+      <w:tr>
+        <w:trPr>
+          <w:tblCellSpacing w:w="15" w:type="dxa"/>
+        </w:trPr>
+        <w:tc>
+          <w:tcPr>
+            <w:tcW w:w="600" w:type="dxa"/>
+          </w:tcPr>
+          <w:p>
+            <w:pPr>
+              <w:pStyle w:val="Compact"/>
+            </w:pPr>
+            <w:r>
+              <w:rPr>
+                <w:lang w:val="fr-BF"/>
+              </w:rPr>
+              <w:t xml:space="preserve">4</w:t>
+            </w:r>
+          </w:p>
+        </w:tc>
+        <w:tc>
+          <w:tcPr>
+            <w:tcW w:w="3200" w:type="dxa"/>
+          </w:tcPr>
+          <w:p>
+            <w:pPr>
+              <w:pStyle w:val="Compact"/>
+            </w:pPr>
+            <w:r>
+              <w:rPr>
+                <w:lang w:val="fr-BF"/>
+              </w:rPr>
+              <w:t xml:space="preserve">Montant refusé si ≤ 0 ou &gt; reste à payer</w:t>
+            </w:r>
+          </w:p>
+        </w:tc>
+        <w:tc>
+          <w:tcPr>
+            <w:tcW w:w="4600" w:type="dxa"/>
+          </w:tcPr>
+          <w:p>
+            <w:pPr>
+              <w:pStyle w:val="Compact"/>
+            </w:pPr>
+            <w:r>
+              <w:rPr>
+                <w:lang w:val="fr-BF"/>
+              </w:rPr>
+              <w:t xml:space="preserve">Double garde : côté JS pour le message d’erreur, côté base par le CHECK (montant &gt; 0).</w:t>
+            </w:r>
+          </w:p>
+        </w:tc>
+      </w:tr>
+      <w:tr>
+        <w:trPr>
+          <w:tblCellSpacing w:w="15" w:type="dxa"/>
+        </w:trPr>
+        <w:tc>
+          <w:tcPr>
+            <w:tcW w:w="600" w:type="dxa"/>
+          </w:tcPr>
+          <w:p>
+            <w:pPr>
+              <w:pStyle w:val="Compact"/>
+            </w:pPr>
+            <w:r>
+              <w:rPr>
+                <w:lang w:val="fr-BF"/>
+              </w:rPr>
+              <w:t xml:space="preserve">5</w:t>
+            </w:r>
+          </w:p>
+        </w:tc>
+        <w:tc>
+          <w:tcPr>
+            <w:tcW w:w="3200" w:type="dxa"/>
+          </w:tcPr>
+          <w:p>
+            <w:pPr>
+              <w:pStyle w:val="Compact"/>
+            </w:pPr>
+            <w:r>
+              <w:rPr>
+                <w:lang w:val="fr-BF"/>
+              </w:rPr>
+              <w:t xml:space="preserve">Numérotation REC-{annee}-{seq sur 4 chiffres}</w:t>
+            </w:r>
+          </w:p>
+        </w:tc>
+        <w:tc>
+          <w:tcPr>
+            <w:tcW w:w="4600" w:type="dxa"/>
+          </w:tcPr>
+          <w:p>
+            <w:pPr>
+              <w:pStyle w:val="Compact"/>
+            </w:pPr>
+            <w:r>
+              <w:rPr>
+                <w:lang w:val="fr-BF"/>
+              </w:rPr>
+              <w:t xml:space="preserve">Compteur par ferme ET par an. Ex. REC-2026-0007. Voir §19.5.</w:t>
+            </w:r>
+          </w:p>
+        </w:tc>
+      </w:tr>
+      <w:tr>
+        <w:trPr>
+          <w:tblCellSpacing w:w="15" w:type="dxa"/>
+        </w:trPr>
+        <w:tc>
+          <w:tcPr>
+            <w:tcW w:w="600" w:type="dxa"/>
+          </w:tcPr>
+          <w:p>
+            <w:pPr>
+              <w:pStyle w:val="Compact"/>
+            </w:pPr>
+            <w:r>
+              <w:rPr>
+                <w:lang w:val="fr-BF"/>
+              </w:rPr>
+              <w:t xml:space="preserve">6</w:t>
+            </w:r>
+          </w:p>
+        </w:tc>
+        <w:tc>
+          <w:tcPr>
+            <w:tcW w:w="3200" w:type="dxa"/>
+          </w:tcPr>
+          <w:p>
+            <w:pPr>
+              <w:pStyle w:val="Compact"/>
+            </w:pPr>
+            <w:r>
+              <w:rPr>
+                <w:lang w:val="fr-BF"/>
+              </w:rPr>
+              <w:t xml:space="preserve">Jamais de suppression d’un paiement</w:t>
+            </w:r>
+          </w:p>
+        </w:tc>
+        <w:tc>
+          <w:tcPr>
+            <w:tcW w:w="4600" w:type="dxa"/>
+          </w:tcPr>
+          <w:p>
+            <w:pPr>
+              <w:pStyle w:val="Compact"/>
+            </w:pPr>
+            <w:r>
+              <w:rPr>
+                <w:lang w:val="fr-BF"/>
+              </w:rPr>
+              <w:t xml:space="preserve">Annulation uniquement : annule = true + motif obligatoire préfixé dans note, au format [ANNULÉ le JJ/MM/AAAA : motif]. Traçabilité comptable.</w:t>
+            </w:r>
+          </w:p>
+        </w:tc>
+      </w:tr>
+      <w:tr>
+        <w:trPr>
+          <w:tblCellSpacing w:w="15" w:type="dxa"/>
+        </w:trPr>
+        <w:tc>
+          <w:tcPr>
+            <w:tcW w:w="600" w:type="dxa"/>
+          </w:tcPr>
+          <w:p>
+            <w:pPr>
+              <w:pStyle w:val="Compact"/>
+            </w:pPr>
+            <w:r>
+              <w:rPr>
+                <w:lang w:val="fr-BF"/>
+              </w:rPr>
+              <w:t xml:space="preserve">7</w:t>
+            </w:r>
+          </w:p>
+        </w:tc>
+        <w:tc>
+          <w:tcPr>
+            <w:tcW w:w="3200" w:type="dxa"/>
+          </w:tcPr>
+          <w:p>
+            <w:pPr>
+              <w:pStyle w:val="Compact"/>
+            </w:pPr>
+            <w:r>
+              <w:rPr>
+                <w:lang w:val="fr-BF"/>
+              </w:rPr>
+              <w:t xml:space="preserve">Un paiement annulé : barré, sans bouton 📋 ni ✕, exclu du total payé</w:t>
+            </w:r>
+          </w:p>
+        </w:tc>
+        <w:tc>
+          <w:tcPr>
+            <w:tcW w:w="4600" w:type="dxa"/>
+          </w:tcPr>
+          <w:p>
+            <w:pPr>
+              <w:pStyle w:val="Compact"/>
+            </w:pPr>
+            <w:r>
+              <w:rPr>
+                <w:lang w:val="fr-BF"/>
+              </w:rPr>
+              <w:t xml:space="preserve">Il reste visible — le carnet à souches garde la souche annulée — mais ne compte plus.</w:t>
+            </w:r>
+          </w:p>
+        </w:tc>
+      </w:tr>
+      <w:tr>
+        <w:trPr>
+          <w:tblCellSpacing w:w="15" w:type="dxa"/>
+        </w:trPr>
+        <w:tc>
+          <w:tcPr>
+            <w:tcW w:w="600" w:type="dxa"/>
+          </w:tcPr>
+          <w:p>
+            <w:pPr>
+              <w:pStyle w:val="Compact"/>
+            </w:pPr>
+            <w:r>
+              <w:rPr>
+                <w:lang w:val="fr-BF"/>
+              </w:rPr>
+              <w:t xml:space="preserve">8</w:t>
+            </w:r>
+          </w:p>
+        </w:tc>
+        <w:tc>
+          <w:tcPr>
+            <w:tcW w:w="3200" w:type="dxa"/>
+          </w:tcPr>
+          <w:p>
+            <w:pPr>
+              <w:pStyle w:val="Compact"/>
+            </w:pPr>
+            <w:r>
+              <w:rPr>
+                <w:lang w:val="fr-BF"/>
+              </w:rPr>
+              <w:t xml:space="preserve">Reçu = texte copié dans le presse-papier</w:t>
+            </w:r>
+          </w:p>
+        </w:tc>
+        <w:tc>
+          <w:tcPr>
+            <w:tcW w:w="4600" w:type="dxa"/>
+          </w:tcPr>
+          <w:p>
+            <w:pPr>
+              <w:pStyle w:val="Compact"/>
+            </w:pPr>
+            <w:r>
+              <w:rPr>
+                <w:lang w:val="fr-BF"/>
+              </w:rPr>
+              <w:t xml:space="preserve">Pas de lien wa.me, pas besoin du téléphone du client. Le gérant colle où il veut (WhatsApp, SMS, e-mail).</w:t>
+            </w:r>
+          </w:p>
+        </w:tc>
+      </w:tr>
+    </w:tbl>
+    <w:p>
+      <w:pPr>
+        <w:pStyle w:val="Titre3"/>
+      </w:pPr>
+      <w:r>
+        <w:rPr>
+          <w:b/>
+          <w:bCs/>
+          <w:lang w:val="fr-BF"/>
+        </w:rPr>
+        <w:t xml:space="preserve">19.5 Numérotation des reçus — option A assumée</w:t>
+      </w:r>
+    </w:p>
+    <w:p>
+      <w:pPr>
+        <w:pStyle w:val="Corpsdetexte"/>
+      </w:pPr>
+      <w:r>
+        <w:rPr>
+          <w:lang w:val="fr-BF"/>
+        </w:rPr>
+        <w:t xml:space="preserve">Format : REC-{annee}-{numero_seq sur 4 chiffres}. Le compteur est propre à chaque ferme et redémarre à 1 chaque année.</w:t>
+      </w:r>
+    </w:p>
+    <w:p>
+      <w:pPr>
+        <w:pStyle w:val="SourceCode"/>
+      </w:pPr>
+      <w:r>
+        <w:rPr>
+          <w:rStyle w:val="VerbatimChar"/>
+          <w:lang w:val="fr-BF"/>
+        </w:rPr>
+        <w:t xml:space="preserve">REC-2026-0001</w:t>
+      </w:r>
+      <w:r>
+        <w:rPr>
+          <w:lang w:val="fr-BF"/>
+        </w:rPr>
+        <w:br/>
+      </w:r>
+      <w:r>
+        <w:rPr>
+          <w:rStyle w:val="VerbatimChar"/>
+          <w:lang w:val="fr-BF"/>
+        </w:rPr>
+        <w:t xml:space="preserve">REC-2026-0002</w:t>
+      </w:r>
+      <w:r>
+        <w:rPr>
+          <w:lang w:val="fr-BF"/>
+        </w:rPr>
+        <w:br/>
+      </w:r>
+      <w:r>
+        <w:rPr>
+          <w:rStyle w:val="VerbatimChar"/>
+          <w:lang w:val="fr-BF"/>
+        </w:rPr>
+        <w:t xml:space="preserve">…</w:t>
+      </w:r>
+      <w:r>
+        <w:rPr>
+          <w:lang w:val="fr-BF"/>
+        </w:rPr>
+        <w:br/>
+      </w:r>
+      <w:r>
+        <w:rPr>
+          <w:rStyle w:val="VerbatimChar"/>
+          <w:lang w:val="fr-BF"/>
+        </w:rPr>
+        <w:t xml:space="preserve">REC-2027-0001   (remise à zéro au changement d’année)</w:t>
+      </w:r>
+    </w:p>
+    <w:p>
+      <w:pPr>
+        <w:pStyle w:val="Corpsdetexte"/>
+      </w:pPr>
+      <w:r>
+        <w:rPr>
+          <w:lang w:val="fr-BF"/>
+        </w:rPr>
+        <w:t xml:space="preserve">Choix technique (option A, assumé) : le numéro suivant est calculé côté JS — lecture du plus grand numero_seq de la ferme pour l’année en cours, puis +1. Ce n’est pas une séquence PostgreSQL.</w:t>
+      </w:r>
+    </w:p>
+    <w:p>
+      <w:pPr>
+        <w:pStyle w:val="Corpsdetexte"/>
+      </w:pPr>
+      <w:r>
+        <w:rPr>
+          <w:b/>
+          <w:bCs/>
+          <w:lang w:val="fr-BF"/>
+        </w:rPr>
+        <w:t xml:space="preserve">⚠️ Limite connue et acceptée : deux saisies rigoureusement simultanées pourraient calculer le même numéro. La contrainte UNIQUE (ferme_id, annee, numero_seq) sert de garde-fou : la seconde insertion est alors refusée par la base plutôt que de créer un doublon. Risque jugé négligeable — un seul gérant saisit, et les paiements sont rares. Si un jour plusieurs gérants saisissent en parallèle, basculer vers une séquence côté base (option B).</w:t>
+      </w:r>
+    </w:p>
+    <w:p>
+      <w:pPr>
+        <w:pStyle w:val="Corpsdetexte"/>
+      </w:pPr>
+      <w:r>
+        <w:rPr>
+          <w:lang w:val="fr-BF"/>
+        </w:rPr>
+        <w:t xml:space="preserve">💡 En clair : c’est un carnet à souches. Chaque reçu porte un numéro qui se suit, remis à zéro chaque 1er janvier, et propre à chaque ferme. L’app regarde le dernier numéro utilisé et prend le suivant. Si par un hasard extrême deux reçus tombaient sur le même numéro, la base refuse le second au lieu de laisser passer deux souches identiques.</w:t>
+      </w:r>
+    </w:p>
+    <w:p>
+      <w:pPr>
+        <w:pStyle w:val="Titre3"/>
+      </w:pPr>
+      <w:r>
+        <w:rPr>
+          <w:b/>
+          <w:bCs/>
+          <w:lang w:val="fr-BF"/>
+        </w:rPr>
+        <w:t xml:space="preserve">19.6 Annulation d’un paiement</w:t>
+      </w:r>
+    </w:p>
+    <w:p>
+      <w:pPr>
+        <w:pStyle w:val="Corpsdetexte"/>
+      </w:pPr>
+      <w:r>
+        <w:rPr>
+          <w:lang w:val="fr-BF"/>
+        </w:rPr>
+        <w:t xml:space="preserve">Un paiement n’est jamais supprimé. L’annulation pose annule = true et préfixe le champ note avec le motif, au format imposé :</w:t>
+      </w:r>
+    </w:p>
+    <w:p>
+      <w:pPr>
+        <w:pStyle w:val="SourceCode"/>
+      </w:pPr>
+      <w:r>
+        <w:rPr>
+          <w:rStyle w:val="VerbatimChar"/>
+          <w:lang w:val="fr-BF"/>
+        </w:rPr>
+        <w:t xml:space="preserve">[ANNULÉ le 23/07/2026 : erreur de montant] note précédente…</w:t>
+      </w:r>
+    </w:p>
+    <w:p>
+      <w:pPr>
+        <w:pStyle w:val="Corpsdetexte"/>
+      </w:pPr>
+      <w:r>
+        <w:rPr>
+          <w:lang w:val="fr-BF"/>
+        </w:rPr>
+        <w:t xml:space="preserve">Le motif est obligatoire — aucune annulation « muette ». À l’écran, la ligne apparaît barrée, perd ses boutons 📋 (copier le reçu) et ✕ (annuler), et son montant sort du total payé. Le reste à payer remonte donc automatiquement.</w:t>
+      </w:r>
+    </w:p>
+    <w:p>
+      <w:pPr>
+        <w:pStyle w:val="Titre3"/>
+      </w:pPr>
+      <w:r>
+        <w:rPr>
+          <w:b/>
+          <w:bCs/>
+          <w:lang w:val="fr-BF"/>
+        </w:rPr>
+        <w:t xml:space="preserve">19.7 Le reçu</w:t>
+      </w:r>
+    </w:p>
+    <w:p>
+      <w:pPr>
+        <w:pStyle w:val="Corpsdetexte"/>
+      </w:pPr>
+      <w:r>
+        <w:rPr>
+          <w:lang w:val="fr-BF"/>
+        </w:rPr>
+        <w:t xml:space="preserve">Le reçu est un texte formaté, copié dans le presse-papier par le bouton 📋. Il porte l’identité commerciale de la ferme, lue dans la table fermes (voir §2.4 bis et §20) : nom_commercial en tête, telephone et ville en pied. Si nom_commercial est vide, le nom technique sert de repli.</w:t>
+      </w:r>
+    </w:p>
+    <w:p>
+      <w:pPr>
+        <w:pStyle w:val="Corpsdetexte"/>
+      </w:pPr>
+      <w:r>
+        <w:rPr>
+          <w:lang w:val="fr-BF"/>
+        </w:rPr>
+        <w:t xml:space="preserve">⚠️ Dépendance à connaître : le contenu du reçu dépend de l’écran Paramètres (§20). Une ferme dont le nom commercial et le téléphone ne sont pas renseignés produira un reçu incomplet, sans erreur visible.</w:t>
+      </w:r>
+    </w:p>
+    <w:p>
+      <w:pPr>
+        <w:pStyle w:val="Titre3"/>
+      </w:pPr>
+      <w:r>
+        <w:rPr>
+          <w:b/>
+          <w:bCs/>
+          <w:lang w:val="fr-BF"/>
+        </w:rPr>
+        <w:t xml:space="preserve">19.8 Fonctions et variables ajoutées à commandes.js</w:t>
+      </w:r>
+    </w:p>
+    <w:p>
+      <w:pPr>
+        <w:pStyle w:val="Corpsdetexte"/>
+      </w:pPr>
+      <w:r>
+        <w:rPr>
+          <w:lang w:val="fr-BF"/>
+        </w:rPr>
+        <w:t xml:space="preserve">Fonctions :</w:t>
+      </w:r>
+    </w:p>
+    <w:p>
+      <w:pPr>
+        <w:pStyle w:val="SourceCode"/>
+      </w:pPr>
+      <w:r>
+        <w:rPr>
+          <w:rStyle w:val="VerbatimChar"/>
+          <w:lang w:val="fr-BF"/>
+        </w:rPr>
+        <w:t xml:space="preserve">_blocReglement            _texteRecu</w:t>
+      </w:r>
+      <w:r>
+        <w:rPr>
+          <w:lang w:val="fr-BF"/>
+        </w:rPr>
+        <w:br/>
+      </w:r>
+      <w:r>
+        <w:rPr>
+          <w:rStyle w:val="VerbatimChar"/>
+          <w:lang w:val="fr-BF"/>
+        </w:rPr>
+        <w:t xml:space="preserve">_numeroRecu               _copierRecu</w:t>
+      </w:r>
+      <w:r>
+        <w:rPr>
+          <w:lang w:val="fr-BF"/>
+        </w:rPr>
+        <w:br/>
+      </w:r>
+      <w:r>
+        <w:rPr>
+          <w:rStyle w:val="VerbatimChar"/>
+          <w:lang w:val="fr-BF"/>
+        </w:rPr>
+        <w:t xml:space="preserve">_totalPaye                _chargerIdentiteFerme</w:t>
+      </w:r>
+      <w:r>
+        <w:rPr>
+          <w:lang w:val="fr-BF"/>
+        </w:rPr>
+        <w:br/>
+      </w:r>
+      <w:r>
+        <w:rPr>
+          <w:rStyle w:val="VerbatimChar"/>
+          <w:lang w:val="fr-BF"/>
+        </w:rPr>
+        <w:t xml:space="preserve">_nouveauPaiement          _annulerPaiement</w:t>
+      </w:r>
+      <w:r>
+        <w:rPr>
+          <w:lang w:val="fr-BF"/>
+        </w:rPr>
+        <w:br/>
+      </w:r>
+      <w:r>
+        <w:rPr>
+          <w:rStyle w:val="VerbatimChar"/>
+          <w:lang w:val="fr-BF"/>
+        </w:rPr>
+        <w:t xml:space="preserve">_dessinerPaiement         _dessinerAnnulPaiement</w:t>
+      </w:r>
+      <w:r>
+        <w:rPr>
+          <w:lang w:val="fr-BF"/>
+        </w:rPr>
+        <w:br/>
+      </w:r>
+      <w:r>
+        <w:rPr>
+          <w:rStyle w:val="VerbatimChar"/>
+          <w:lang w:val="fr-BF"/>
+        </w:rPr>
+        <w:t xml:space="preserve">_solderPaiement           _confirmerAnnulPaiement</w:t>
+      </w:r>
+      <w:r>
+        <w:rPr>
+          <w:lang w:val="fr-BF"/>
+        </w:rPr>
+        <w:br/>
+      </w:r>
+      <w:r>
+        <w:rPr>
+          <w:rStyle w:val="VerbatimChar"/>
+          <w:lang w:val="fr-BF"/>
+        </w:rPr>
+        <w:t xml:space="preserve">_verifierPaiement</w:t>
+      </w:r>
+      <w:r>
+        <w:rPr>
+          <w:lang w:val="fr-BF"/>
+        </w:rPr>
+        <w:br/>
+      </w:r>
+      <w:r>
+        <w:rPr>
+          <w:rStyle w:val="VerbatimChar"/>
+          <w:lang w:val="fr-BF"/>
+        </w:rPr>
+        <w:t xml:space="preserve">_dessinerConfirmationPaiement</w:t>
+      </w:r>
+      <w:r>
+        <w:rPr>
+          <w:lang w:val="fr-BF"/>
+        </w:rPr>
+        <w:br/>
+      </w:r>
+      <w:r>
+        <w:rPr>
+          <w:rStyle w:val="VerbatimChar"/>
+          <w:lang w:val="fr-BF"/>
+        </w:rPr>
+        <w:t xml:space="preserve">_confirmerPaiement</w:t>
+      </w:r>
+    </w:p>
+    <w:p>
+      <w:pPr>
+        <w:pStyle w:val="Corpsdetexte"/>
+      </w:pPr>
+      <w:r>
+        <w:rPr>
+          <w:lang w:val="fr-BF"/>
+        </w:rPr>
+        <w:t xml:space="preserve">Variables de module :</w:t>
+      </w:r>
+    </w:p>
+    <w:p>
+      <w:pPr>
+        <w:pStyle w:val="SourceCode"/>
+      </w:pPr>
+      <w:r>
+        <w:rPr>
+          <w:rStyle w:val="VerbatimChar"/>
+          <w:lang w:val="fr-BF"/>
+        </w:rPr>
+        <w:t xml:space="preserve">_detailCmd    _payCmd    _payReste    _paySaisie    _annulPay    _identiteFerme</w:t>
+      </w:r>
+    </w:p>
+    <w:p>
+      <w:pPr>
+        <w:pStyle w:val="Corpsdetexte"/>
+      </w:pPr>
+      <w:r>
+        <w:rPr>
+          <w:lang w:val="fr-BF"/>
+        </w:rPr>
+        <w:t xml:space="preserve">Rappel §17.3 : ces fonctions vivent dans un module ES. Toute fonction appelée en onclick inline doit être exposée sur window. Et l’accès Supabase passe toujours par avigestContext() au moment de s’en servir — jamais par une copie de sb mise en cache.</w:t>
+      </w:r>
+    </w:p>
+    <w:p>
+      <w:pPr>
+        <w:pStyle w:val="Titre3"/>
+      </w:pPr>
+      <w:r>
+        <w:rPr>
+          <w:b/>
+          <w:bCs/>
+          <w:lang w:val="fr-BF"/>
+        </w:rPr>
+        <w:t xml:space="preserve">19.9 Données de test en base</w:t>
+      </w:r>
+    </w:p>
+    <w:p>
+      <w:pPr>
+        <w:pStyle w:val="Corpsdetexte"/>
+      </w:pPr>
+      <w:r>
+        <w:rPr>
+          <w:lang w:val="fr-BF"/>
+        </w:rPr>
+        <w:t xml:space="preserve">⚠️ La commande « Boucherie » porte au moins un paiement annulé et un paiement soldé, créés pour tester l’affichage. Utiles pour vérifier le rendu (ligne barrée, exclusion du total), à nettoyer avant toute mise en service réelle.</w:t>
+      </w:r>
+    </w:p>
+    <w:p>
+      <w:pPr>
+        <w:pStyle w:val="Titre3"/>
+      </w:pPr>
+      <w:r>
+        <w:rPr>
+          <w:b/>
+          <w:bCs/>
+          <w:lang w:val="fr-BF"/>
+        </w:rPr>
+        <w:t xml:space="preserve">19.10 Reste à faire — alerte échéance</w:t>
+      </w:r>
+    </w:p>
+    <w:p>
+      <w:pPr>
+        <w:pStyle w:val="Corpsdetexte"/>
+      </w:pPr>
+      <w:r>
+        <w:rPr>
+          <w:lang w:val="fr-BF"/>
+        </w:rPr>
+        <w:t xml:space="preserve">Le dernier morceau de l’étape 3 CRM n’est pas commencé : l’alerte d’échéance décrite en §16.6 (rappel J-1 sur l’accueil gérant, trois couleurs, compteur sur la tuile Clients).</w:t>
+      </w:r>
+    </w:p>
+    <w:p>
+      <w:pPr>
+        <w:pStyle w:val="Corpsdetexte"/>
+      </w:pPr>
+      <w:r>
+        <w:rPr>
+          <w:b/>
+          <w:bCs/>
+          <w:lang w:val="fr-BF"/>
+        </w:rPr>
+        <w:t xml:space="preserve">⚠️ Deux points à diagnostiquer AVANT de coder : (1) l’alerte s’appuie sur commandes.date_reglement_prevue, à ne pas confondre avec date_livraison_prevue (§18.4) ; (2) il n’est pas certain qu’un écran permette aujourd’hui de SAISIR date_reglement_prevue — si la colonne reste vide, l’alerte n’aura rien à afficher. Vérifier en base et dans le code avant tout développement.</w:t>
+      </w:r>
+    </w:p>
+    <w:p>
+      <w:pPr>
+        <w:pStyle w:val="Corpsdetexte"/>
+      </w:pPr>
+      <w:r>
+        <w:rPr>
+          <w:lang w:val="fr-BF"/>
+        </w:rPr>
+        <w:t xml:space="preserve">⚠️ Terrain différent : l’accueil gérant vit dans index.html (~5900 lignes), pas dans les modules ES. Voir §17 pour la frontière entre les deux mondes.</w:t>
+      </w:r>
+    </w:p>
+    <w:p>
+      <w:pPr>
+        <w:pStyle w:val="Titre2"/>
+      </w:pPr>
+      <w:r>
+        <w:rPr>
+          <w:b/>
+          <w:bCs/>
+          <w:lang w:val="fr-BF"/>
+        </w:rPr>
+        <w:t xml:space="preserve">20. Écran Paramètres — identité commerciale de la ferme (v26.34)</w:t>
+      </w:r>
+    </w:p>
+    <w:p>
+      <w:pPr>
+        <w:pStyle w:val="Titre3"/>
+      </w:pPr>
+      <w:r>
+        <w:rPr>
+          <w:b/>
+          <w:bCs/>
+          <w:lang w:val="fr-BF"/>
+        </w:rPr>
+        <w:t xml:space="preserve">20.1 Objectif</w:t>
+      </w:r>
+    </w:p>
+    <w:p>
+      <w:pPr>
+        <w:pStyle w:val="Corpsdetexte"/>
+      </w:pPr>
+      <w:r>
+        <w:rPr>
+          <w:lang w:val="fr-BF"/>
+        </w:rPr>
+        <w:t xml:space="preserve">Premier écran de configuration d’AviGest. Il permet au gérant de renseigner l’identité commerciale de sa ferme — celle qui apparaît sur les documents remis aux clients, à commencer par les reçus de paiement (§19.7).</w:t>
+      </w:r>
+    </w:p>
+    <w:p>
+      <w:pPr>
+        <w:pStyle w:val="Corpsdetexte"/>
+      </w:pPr>
+      <w:r>
+        <w:rPr>
+          <w:lang w:val="fr-BF"/>
+        </w:rPr>
+        <w:t xml:space="preserve">Né d’un besoin concret : le reçu devait porter un nom lisible par le client (« Kalycoq ») plutôt que le nom technique du tenant (« REVAGRO »), sans avoir à modifier la base à la main.</w:t>
+      </w:r>
+    </w:p>
+    <w:p>
+      <w:pPr>
+        <w:pStyle w:val="Corpsdetexte"/>
+      </w:pPr>
+      <w:r>
+        <w:rPr>
+          <w:b/>
+          <w:bCs/>
+          <w:lang w:val="fr-BF"/>
+        </w:rPr>
+        <w:t xml:space="preserve">Seul le GÉRANT y accède. Onglet GESTION, tuile ⚙️. Module js/parametres/parametres.js.</w:t>
+      </w:r>
+    </w:p>
+    <w:p>
+      <w:pPr>
+        <w:pStyle w:val="Corpsdetexte"/>
+      </w:pPr>
+      <w:r>
+        <w:rPr>
+          <w:lang w:val="fr-BF"/>
+        </w:rPr>
+        <w:t xml:space="preserve">💡 En clair : c’est la page « en-tête de papier à lettres ». Tu y écris une fois le nom commercial et le téléphone de ta ferme, et ça s’imprime tout seul en haut de chaque reçu remis à un client.</w:t>
+      </w:r>
+    </w:p>
+    <w:p>
+      <w:pPr>
+        <w:pStyle w:val="Titre3"/>
+      </w:pPr>
+      <w:r>
+        <w:rPr>
+          <w:b/>
+          <w:bCs/>
+          <w:lang w:val="fr-BF"/>
+        </w:rPr>
+        <w:t xml:space="preserve">20.2 Migration 047</w:t>
+      </w:r>
+    </w:p>
+    <w:p>
+      <w:pPr>
+        <w:pStyle w:val="Corpsdetexte"/>
+      </w:pPr>
+      <w:r>
+        <w:rPr>
+          <w:lang w:val="fr-BF"/>
+        </w:rPr>
+        <w:t xml:space="preserve">Fichier : 047_fermes_nom_commercial.sql. Une seule colonne ajoutée à la table fermes :</w:t>
+      </w:r>
+    </w:p>
+    <w:p>
+      <w:pPr>
+        <w:pStyle w:val="SourceCode"/>
+      </w:pPr>
+      <w:r>
+        <w:rPr>
+          <w:rStyle w:val="VerbatimChar"/>
+          <w:lang w:val="fr-BF"/>
+        </w:rPr>
+        <w:t xml:space="preserve">ALTER TABLE fermes ADD COLUMN nom_commercial text;   -- nullable</w:t>
+      </w:r>
+    </w:p>
+    <w:p>
+      <w:pPr>
+        <w:pStyle w:val="Corpsdetexte"/>
+      </w:pPr>
+      <w:r>
+        <w:rPr>
+          <w:b/>
+          <w:bCs/>
+          <w:lang w:val="fr-BF"/>
+        </w:rPr>
+        <w:t xml:space="preserve">⚠️ Leçon de diagnostic : la table contenait DÉJÀ nom, proprietaire, telephone, ville, pays et email. Aucune autre colonne n’était nécessaire. La policy fermes_update existait également déjà — aucun ajout RLS. Sans la vérification préalable en base (règle absolue n°1), la migration aurait tenté de recréer des colonnes existantes et échoué en bloc, une migration étant transactionnelle (§4.1).</w:t>
+      </w:r>
+    </w:p>
+    <w:p>
+      <w:pPr>
+        <w:pStyle w:val="Corpsdetexte"/>
+      </w:pPr>
+      <w:r>
+        <w:rPr>
+          <w:lang w:val="fr-BF"/>
+        </w:rPr>
+        <w:t xml:space="preserve">Schéma complet de la table fermes : voir §2.4 bis.</w:t>
+      </w:r>
+    </w:p>
+    <w:p>
+      <w:pPr>
+        <w:pStyle w:val="Titre3"/>
+      </w:pPr>
+      <w:r>
+        <w:rPr>
+          <w:b/>
+          <w:bCs/>
+          <w:lang w:val="fr-BF"/>
+        </w:rPr>
+        <w:t xml:space="preserve">20.3 Les trois champs modifiables</w:t>
+      </w:r>
+    </w:p>
+    <w:tbl>
+      <w:tblPr>
+        <w:tblW w:w="0" w:type="auto"/>
+        <w:tblCellSpacing w:w="15" w:type="dxa"/>
+        <w:tblLook w:val="04A0" w:firstRow="1" w:lastRow="0" w:firstColumn="1" w:lastColumn="0" w:noHBand="0" w:noVBand="1"/>
+      </w:tblPr>
+      <w:tblGrid>
+        <w:gridCol w:w="2000"/>
+        <w:gridCol w:w="2600"/>
+        <w:gridCol w:w="3800"/>
+      </w:tblGrid>
+      <w:tr>
+        <w:trPr>
+          <w:tblCellSpacing w:w="15" w:type="dxa"/>
+        </w:trPr>
+        <w:tc>
+          <w:tcPr>
+            <w:tcW w:w="2000" w:type="dxa"/>
+          </w:tcPr>
+          <w:p>
+            <w:pPr>
+              <w:pStyle w:val="Compact"/>
+            </w:pPr>
+            <w:r>
+              <w:rPr>
+                <w:b/>
+                <w:bCs/>
+                <w:lang w:val="fr-BF"/>
+              </w:rPr>
+              <w:t xml:space="preserve">Champ</w:t>
+            </w:r>
+          </w:p>
+        </w:tc>
+        <w:tc>
+          <w:tcPr>
+            <w:tcW w:w="2600" w:type="dxa"/>
+          </w:tcPr>
+          <w:p>
+            <w:pPr>
+              <w:pStyle w:val="Compact"/>
+            </w:pPr>
+            <w:r>
+              <w:rPr>
+                <w:b/>
+                <w:bCs/>
+                <w:lang w:val="fr-BF"/>
+              </w:rPr>
+              <w:t xml:space="preserve">Colonne</w:t>
+            </w:r>
+          </w:p>
+        </w:tc>
+        <w:tc>
+          <w:tcPr>
+            <w:tcW w:w="3800" w:type="dxa"/>
+          </w:tcPr>
+          <w:p>
+            <w:pPr>
+              <w:pStyle w:val="Compact"/>
+            </w:pPr>
+            <w:r>
+              <w:rPr>
+                <w:b/>
+                <w:bCs/>
+                <w:lang w:val="fr-BF"/>
+              </w:rPr>
+              <w:t xml:space="preserve">Usage</w:t>
+            </w:r>
+          </w:p>
+        </w:tc>
+      </w:tr>
+      <w:tr>
+        <w:trPr>
+          <w:tblCellSpacing w:w="15" w:type="dxa"/>
+        </w:trPr>
+        <w:tc>
+          <w:tcPr>
+            <w:tcW w:w="2000" w:type="dxa"/>
+          </w:tcPr>
+          <w:p>
+            <w:pPr>
+              <w:pStyle w:val="Compact"/>
+            </w:pPr>
+            <w:r>
+              <w:rPr>
+                <w:lang w:val="fr-BF"/>
+              </w:rPr>
+              <w:t xml:space="preserve">Nom commercial</w:t>
+            </w:r>
+          </w:p>
+        </w:tc>
+        <w:tc>
+          <w:tcPr>
+            <w:tcW w:w="2600" w:type="dxa"/>
+          </w:tcPr>
+          <w:p>
+            <w:pPr>
+              <w:pStyle w:val="Compact"/>
+            </w:pPr>
+            <w:r>
+              <w:rPr>
+                <w:lang w:val="fr-BF"/>
+              </w:rPr>
+              <w:t xml:space="preserve">fermes.nom_commercial</w:t>
+            </w:r>
+          </w:p>
+        </w:tc>
+        <w:tc>
+          <w:tcPr>
+            <w:tcW w:w="3800" w:type="dxa"/>
+          </w:tcPr>
+          <w:p>
+            <w:pPr>
+              <w:pStyle w:val="Compact"/>
+            </w:pPr>
+            <w:r>
+              <w:rPr>
+                <w:lang w:val="fr-BF"/>
+              </w:rPr>
+              <w:t xml:space="preserve">Tête du reçu de paiement. Repli sur fermes.nom si vide.</w:t>
+            </w:r>
+          </w:p>
+        </w:tc>
+      </w:tr>
+      <w:tr>
+        <w:trPr>
+          <w:tblCellSpacing w:w="15" w:type="dxa"/>
+        </w:trPr>
+        <w:tc>
+          <w:tcPr>
+            <w:tcW w:w="2000" w:type="dxa"/>
+          </w:tcPr>
+          <w:p>
+            <w:pPr>
+              <w:pStyle w:val="Compact"/>
+            </w:pPr>
+            <w:r>
+              <w:rPr>
+                <w:lang w:val="fr-BF"/>
+              </w:rPr>
+              <w:t xml:space="preserve">Téléphone</w:t>
+            </w:r>
+          </w:p>
+        </w:tc>
+        <w:tc>
+          <w:tcPr>
+            <w:tcW w:w="2600" w:type="dxa"/>
+          </w:tcPr>
+          <w:p>
+            <w:pPr>
+              <w:pStyle w:val="Compact"/>
+            </w:pPr>
+            <w:r>
+              <w:rPr>
+                <w:lang w:val="fr-BF"/>
+              </w:rPr>
+              <w:t xml:space="preserve">fermes.telephone</w:t>
+            </w:r>
+          </w:p>
+        </w:tc>
+        <w:tc>
+          <w:tcPr>
+            <w:tcW w:w="3800" w:type="dxa"/>
+          </w:tcPr>
+          <w:p>
+            <w:pPr>
+              <w:pStyle w:val="Compact"/>
+            </w:pPr>
+            <w:r>
+              <w:rPr>
+                <w:lang w:val="fr-BF"/>
+              </w:rPr>
+              <w:t xml:space="preserve">Pied du reçu de paiement.</w:t>
+            </w:r>
+          </w:p>
+        </w:tc>
+      </w:tr>
+      <w:tr>
+        <w:trPr>
+          <w:tblCellSpacing w:w="15" w:type="dxa"/>
+        </w:trPr>
+        <w:tc>
+          <w:tcPr>
+            <w:tcW w:w="2000" w:type="dxa"/>
+          </w:tcPr>
+          <w:p>
+            <w:pPr>
+              <w:pStyle w:val="Compact"/>
+            </w:pPr>
+            <w:r>
+              <w:rPr>
+                <w:lang w:val="fr-BF"/>
+              </w:rPr>
+              <w:t xml:space="preserve">Ville</w:t>
+            </w:r>
+          </w:p>
+        </w:tc>
+        <w:tc>
+          <w:tcPr>
+            <w:tcW w:w="2600" w:type="dxa"/>
+          </w:tcPr>
+          <w:p>
+            <w:pPr>
+              <w:pStyle w:val="Compact"/>
+            </w:pPr>
+            <w:r>
+              <w:rPr>
+                <w:lang w:val="fr-BF"/>
+              </w:rPr>
+              <w:t xml:space="preserve">fermes.ville</w:t>
+            </w:r>
+          </w:p>
+        </w:tc>
+        <w:tc>
+          <w:tcPr>
+            <w:tcW w:w="3800" w:type="dxa"/>
+          </w:tcPr>
+          <w:p>
+            <w:pPr>
+              <w:pStyle w:val="Compact"/>
+            </w:pPr>
+            <w:r>
+              <w:rPr>
+                <w:lang w:val="fr-BF"/>
+              </w:rPr>
+              <w:t xml:space="preserve">Pied du reçu. Default en base : ‘Ouagadougou’.</w:t>
+            </w:r>
+          </w:p>
+        </w:tc>
+      </w:tr>
+    </w:tbl>
+    <w:p>
+      <w:pPr>
+        <w:pStyle w:val="Corpsdetexte"/>
+      </w:pPr>
+      <w:r>
+        <w:rPr>
+          <w:lang w:val="fr-BF"/>
+        </w:rPr>
+        <w:t xml:space="preserve">⚠️ Les autres colonnes de fermes (nom technique, proprietaire, pays, email, plan, nb_batiments, code_acces, actif) ne sont PAS modifiables depuis cet écran. code_acces en particulier commande le login par code ferme : le rendre éditable exposerait au risque de verrouiller une ferme entière hors de l’application.</w:t>
+      </w:r>
+    </w:p>
+    <w:p>
+      <w:pPr>
+        <w:pStyle w:val="Titre3"/>
+      </w:pPr>
+      <w:r>
+        <w:rPr>
+          <w:b/>
+          <w:bCs/>
+          <w:lang w:val="fr-BF"/>
+        </w:rPr>
+        <w:t xml:space="preserve">20.4 Branchement dans l’onglet GESTION</w:t>
+      </w:r>
+    </w:p>
+    <w:p>
+      <w:pPr>
+        <w:pStyle w:val="Corpsdetexte"/>
+      </w:pPr>
+      <w:r>
+        <w:rPr>
+          <w:lang w:val="fr-BF"/>
+        </w:rPr>
+        <w:t xml:space="preserve">Une tuile ⚙️ a été ajoutée dans js/gestion/gestion.js, aux côtés des tuiles existantes (Clients, Commandes…). Le module suit exactement les conventions du §17 :</w:t>
+      </w:r>
+    </w:p>
+    <w:p>
+      <w:pPr>
+        <w:pStyle w:val="Corpsdetexte"/>
+      </w:pPr>
+      <w:r>
+        <w:rPr>
+          <w:lang w:val="fr-BF"/>
+        </w:rPr>
+        <w:t xml:space="preserve">• vrai module ES dans son propre dossier js/parametres/ ; • accès Supabase via avigestContext() appelé au moment de s’en servir, jamais mis en cache ; • une seule porte d’entrée exposée sur window ; • toute fonction appelée en onclick inline exposée sur window.</w:t>
+      </w:r>
+    </w:p>
+    <w:p>
+      <w:pPr>
+        <w:pStyle w:val="Titre3"/>
+      </w:pPr>
+      <w:r>
+        <w:rPr>
+          <w:b/>
+          <w:bCs/>
+          <w:lang w:val="fr-BF"/>
+        </w:rPr>
+        <w:t xml:space="preserve">20.5 Point de vigilance — relecture des valeurs enregistrées</w:t>
+      </w:r>
+    </w:p>
+    <w:p>
+      <w:pPr>
+        <w:pStyle w:val="Corpsdetexte"/>
+      </w:pPr>
+      <w:r>
+        <w:rPr>
+          <w:b/>
+          <w:bCs/>
+          <w:lang w:val="fr-BF"/>
+        </w:rPr>
+        <w:t xml:space="preserve">⚠️ Constat non tranché à la clôture de la v26.34 : sur une capture d’écran de vérification, le champ « Nom commercial » paraissait vide (placeholder gris) alors que le reçu affichait bien « Kalycoq », et le champ Téléphone vide alors que le reçu portait le numéro.</w:t>
+      </w:r>
+    </w:p>
+    <w:p>
+      <w:pPr>
+        <w:pStyle w:val="Corpsdetexte"/>
+      </w:pPr>
+      <w:r>
+        <w:rPr>
+          <w:lang w:val="fr-BF"/>
+        </w:rPr>
+        <w:t xml:space="preserve">Deux hypothèses : soit la capture a été prise avant l’enregistrement, soit la fonction de rendu de l’écran ne relit pas correctement la ligne fermes au chargement. L’écriture fonctionne — c’est prouvé par le reçu, qui lit les mêmes colonnes. Le doute ne porte que sur la relecture.</w:t>
+      </w:r>
+    </w:p>
+    <w:p>
+      <w:pPr>
+        <w:pStyle w:val="Corpsdetexte"/>
+      </w:pPr>
+      <w:r>
+        <w:rPr>
+          <w:lang w:val="fr-BF"/>
+        </w:rPr>
+        <w:t xml:space="preserve">Test de contrôle : GESTION → ⚙️ Paramètres. Les trois champs doivent afficher les valeurs enregistrées en texte plein, pas en gris de placeholder. Si les champs sont gris alors que le reçu est correct, le défaut est dans la relecture.</w:t>
+      </w:r>
+    </w:p>
+    <w:p>
+      <w:pPr>
+        <w:pStyle w:val="Corpsdetexte"/>
+      </w:pPr>
+      <w:r>
+        <w:rPr>
+          <w:lang w:val="fr-BF"/>
+        </w:rPr>
+        <w:t xml:space="preserve">💡 En clair : l’information est bien écrite dans la base — la preuve, elle sort sur les reçus. Le doute, c’est de savoir si l’écran de réglage sait la relire quand on y revient. Sinon le gérant croit ses réglages perdus et les ressaisit inutilement.</w:t>
+      </w:r>
+    </w:p>
+    <w:p>
+      <w:pPr>
+        <w:pStyle w:val="Titre3"/>
+      </w:pPr>
+      <w:r>
+        <w:rPr>
+          <w:b/>
+          <w:bCs/>
+          <w:lang w:val="fr-BF"/>
+        </w:rPr>
+        <w:t xml:space="preserve">20.6 Perspective</w:t>
+      </w:r>
+    </w:p>
+    <w:p>
+      <w:pPr>
+        <w:pStyle w:val="Corpsdetexte"/>
+      </w:pPr>
+      <w:r>
+        <w:rPr>
+          <w:lang w:val="fr-BF"/>
+        </w:rPr>
+        <w:t xml:space="preserve">Cet écran est le point d’entrée naturel des futurs réglages de ferme. Deux colonnes déjà présentes en base l’attendent : plan (default ‘FREE’) et nb_batiments (default 6), toutes deux inexploitées à ce jour. Elles constituent le socle du modèle tarifaire SaaS (§13.5) — à exposer ici le moment venu, en lecture seule pour le gérant.</w:t>
+      </w:r>
+    </w:p>
+    <w:p>
+      <w:pPr>
         <w:pStyle w:val="Corpsdetexte"/>
         <w:rPr>
           <w:b/>
@@ -16387,13 +20705,13 @@
           <w:bCs/>
           <w:lang w:val="fr-BF"/>
         </w:rPr>
-        <w:t xml:space="preserve">🐛 Bug cosmétique score santé (balises &lt;strong&gt; brutes)</w:t>
-      </w:r>
-      <w:r>
-        <w:rPr>
-          <w:lang w:val="fr-BF"/>
-        </w:rPr>
-        <w:t xml:space="preserve"> — toujours ouvert, priorité moyenne (~5 min). Écran confirmation agent affiche « &lt;strong&gt;BON&lt;/strong&gt; » au lieu de BON en gras. Cause : esc() échappe les balises dans _renderSessionResume(). Correctif : retirer les &lt;strong&gt;/&lt;/strong&gt; (le CSS .rapport-ligne span:last-child gère déjà le gras). Chercher « Santé du lot » dans index.html.</w:t>
+        <w:t xml:space="preserve">✅ Bug cosmétique score santé (balises &lt;strong&gt; brutes) — FERMÉ v26.30</w:t>
+      </w:r>
+      <w:r>
+        <w:rPr>
+          <w:lang w:val="fr-BF"/>
+        </w:rPr>
+        <w:t xml:space="preserve"> — corrigé en v26.30. Les balises &lt;strong&gt;/&lt;/strong&gt; ont été retirées de _renderSessionResume() (le CSS .rapport-ligne span:last-child gère déjà le gras). ⚠️ Leçon : DEUX balises étaient en cause, pas une — toujours compter les occurrences avant de conclure qu’un correctif est complet.</w:t>
       </w:r>
     </w:p>
     <w:p>

--- a/bible_avigest_v26.docx
+++ b/bible_avigest_v26.docx
@@ -689,7 +689,7 @@
                 <w:bCs/>
                 <w:lang w:val="fr-FR"/>
               </w:rPr>
-              <w:t>APP_VERSION = ‘v26.34’ · CACHE_NAME = ‘avigest-v26-34’</w:t>
+              <w:t>APP_VERSION = ‘v26.35’ · CACHE_NAME = ‘avigest-v26-35’</w:t>
             </w:r>
           </w:p>
         </w:tc>
@@ -16162,41 +16162,13 @@
           <w:bCs/>
           <w:lang w:val="fr-BF"/>
         </w:rPr>
-        <w:t>sw.js — STATIC_URLS incomplet</w:t>
-      </w:r>
-      <w:r>
-        <w:rPr>
-          <w:lang w:val="fr-BF"/>
-        </w:rPr>
-        <w:t xml:space="preserve"> (ouvert v26.22) : la liste ne contient que /AVIGEST4/ et /AVIGEST4/index.html. Aucun fichier de module n’y figure : css/gestion.css, js/shared/db.js, js/shared/helpers.js, js/gestion/gestion.js, js/clients/, js/commandes/commandes.js et js/parametres/parametres.js. ⚠️ Point AGGRAVÉ à chaque nouveau module (mis à jour v26.35). </w:t>
-      </w:r>
-      <w:r>
-        <w:rPr>
-          <w:b/>
-          <w:bCs/>
-          <w:lang w:val="fr-BF"/>
-        </w:rPr>
-        <w:t>Conséquence</w:t>
-      </w:r>
-      <w:r>
-        <w:rPr>
-          <w:lang w:val="fr-BF"/>
-        </w:rPr>
-        <w:t xml:space="preserve"> : le module GESTION </w:t>
-      </w:r>
-      <w:r>
-        <w:rPr>
-          <w:b/>
-          <w:bCs/>
-          <w:lang w:val="fr-BF"/>
-        </w:rPr>
-        <w:t>ne fonctionnera pas hors ligne</w:t>
-      </w:r>
-      <w:r>
-        <w:rPr>
-          <w:lang w:val="fr-BF"/>
-        </w:rPr>
-        <w:t xml:space="preserve">. Fonctionne correctement en ligne (testé en production le 11/07/2026, fenêtre InPrivate). À corriger dans un commit dédié.</w:t>
+        <w:t xml:space="preserve">sw.js — STATIC_URLS incomplet — ✅ RÉSOLU v26.35</w:t>
+      </w:r>
+      <w:r>
+        <w:rPr>
+          <w:lang w:val="fr-BF"/>
+        </w:rPr>
+        <w:t xml:space="preserve"> (ouvert v26.22, fermé v26.35). La liste ne contenait que /AVIGEST4/ et /AVIGEST4/index.html — elle compte désormais 9 entrées, tous les modules ES inclus. Voir §21 pour le détail du correctif.</w:t>
       </w:r>
     </w:p>
     <w:p>
@@ -17813,7 +17785,7 @@
           <w:bCs/>
           <w:lang w:val="fr-BF"/>
         </w:rPr>
-        <w:t xml:space="preserve">Version actuelle : APP_VERSION = 'v26.34' · CACHE_NAME = 'avigest-v26-34'</w:t>
+        <w:t xml:space="preserve">Version actuelle : APP_VERSION = 'v26.35' · CACHE_NAME = 'avigest-v26-35'</w:t>
       </w:r>
       <w:r>
         <w:rPr>
@@ -20650,6 +20622,329 @@
           <w:lang w:val="fr-BF"/>
         </w:rPr>
         <w:t xml:space="preserve">Cet écran est le point d’entrée naturel des futurs réglages de ferme. Deux colonnes déjà présentes en base l’attendent : plan (default ‘FREE’) et nb_batiments (default 6), toutes deux inexploitées à ce jour. Elles constituent le socle du modèle tarifaire SaaS (§13.5) — à exposer ici le moment venu, en lecture seule pour le gérant.</w:t>
+      </w:r>
+    </w:p>
+    <w:p>
+      <w:pPr>
+        <w:pStyle w:val="Titre2"/>
+      </w:pPr>
+      <w:r>
+        <w:rPr>
+          <w:b/>
+          <w:bCs/>
+          <w:lang w:val="fr-BF"/>
+        </w:rPr>
+        <w:t xml:space="preserve">21. Service Worker et cache hors ligne (v26.35)</w:t>
+      </w:r>
+    </w:p>
+    <w:p>
+      <w:pPr>
+        <w:pStyle w:val="Titre3"/>
+      </w:pPr>
+      <w:r>
+        <w:rPr>
+          <w:b/>
+          <w:bCs/>
+          <w:lang w:val="fr-BF"/>
+        </w:rPr>
+        <w:t xml:space="preserve">21.1 Ce qui a été corrigé</w:t>
+      </w:r>
+    </w:p>
+    <w:p>
+      <w:pPr>
+        <w:pStyle w:val="Corpsdetexte"/>
+      </w:pPr>
+      <w:r>
+        <w:rPr>
+          <w:lang w:val="fr-BF"/>
+        </w:rPr>
+        <w:t xml:space="preserve">Le point en suspens n°6, ouvert depuis la v26.22 et aggravé à chaque nouveau module, est fermé. Quatre corrections dans sw.js, en un seul commit dédié :</w:t>
+      </w:r>
+    </w:p>
+    <w:p>
+      <w:pPr>
+        <w:pStyle w:val="Corpsdetexte"/>
+      </w:pPr>
+      <w:r>
+        <w:rPr>
+          <w:lang w:val="fr-BF"/>
+        </w:rPr>
+        <w:t xml:space="preserve">1) CACHE_NAME porté à avigest-v26-35, en même temps qu’APP_VERSION dans index.html (règle §4.3). 2) STATIC_URLS passé de 2 à 9 entrées : css/gestion.css, js/shared/db.js, js/shared/helpers.js, js/gestion/gestion.js, js/clients/clients.js, js/commandes/commandes.js, js/parametres/parametres.js. 3) Installation rendue tolérante (voir §21.2). 4) Mise en cache conditionnée à resp.ok, et repli explicite si le cache est vide (voir §21.3).</w:t>
+      </w:r>
+    </w:p>
+    <w:p>
+      <w:pPr>
+        <w:pStyle w:val="Titre3"/>
+      </w:pPr>
+      <w:r>
+        <w:rPr>
+          <w:b/>
+          <w:bCs/>
+          <w:lang w:val="fr-BF"/>
+        </w:rPr>
+        <w:t xml:space="preserve">21.2 cache.addAll → Promise.allSettled — le point important</w:t>
+      </w:r>
+    </w:p>
+    <w:p>
+      <w:pPr>
+        <w:pStyle w:val="Corpsdetexte"/>
+      </w:pPr>
+      <w:r>
+        <w:rPr>
+          <w:b/>
+          <w:bCs/>
+          <w:lang w:val="fr-BF"/>
+        </w:rPr>
+        <w:t xml:space="preserve">L’ancienne installation utilisait cache.addAll(STATIC_URLS). Cette méthode est tout-ou-rien : si UNE seule URL de la liste est introuvable, la promesse est rejetée et AUCUN fichier n’est mis en cache — le service worker ne s’installe pas du tout. Avec une liste de 2 entrées le risque était faible ; avec 9, une faute de frappe suffisait à faire perdre tout le cache, y compris ce qui fonctionnait avant.</w:t>
+      </w:r>
+    </w:p>
+    <w:p>
+      <w:pPr>
+        <w:pStyle w:val="SourceCode"/>
+      </w:pPr>
+      <w:r>
+        <w:rPr>
+          <w:rStyle w:val="VerbatimChar"/>
+          <w:lang w:val="fr-BF"/>
+        </w:rPr>
+        <w:t xml:space="preserve">caches.open(CACHE_NAME)</w:t>
+      </w:r>
+      <w:r>
+        <w:rPr>
+          <w:lang w:val="fr-BF"/>
+        </w:rPr>
+        <w:br/>
+      </w:r>
+      <w:r>
+        <w:rPr>
+          <w:rStyle w:val="VerbatimChar"/>
+          <w:lang w:val="fr-BF"/>
+        </w:rPr>
+        <w:t xml:space="preserve">  .then(cache =&gt; Promise.allSettled(STATIC_URLS.map(u =&gt; cache.add(u))))</w:t>
+      </w:r>
+      <w:r>
+        <w:rPr>
+          <w:lang w:val="fr-BF"/>
+        </w:rPr>
+        <w:br/>
+      </w:r>
+      <w:r>
+        <w:rPr>
+          <w:rStyle w:val="VerbatimChar"/>
+          <w:lang w:val="fr-BF"/>
+        </w:rPr>
+        <w:t xml:space="preserve">  .then(() =&gt; self.skipWaiting());</w:t>
+      </w:r>
+    </w:p>
+    <w:p>
+      <w:pPr>
+        <w:pStyle w:val="Corpsdetexte"/>
+      </w:pPr>
+      <w:r>
+        <w:rPr>
+          <w:lang w:val="fr-BF"/>
+        </w:rPr>
+        <w:t xml:space="preserve">Chaque fichier est désormais tenté séparément. Un chemin faux échoue seul, sans empêcher les autres d’être mis en cache. Conséquence pratique : ajouter un module à STATIC_URLS n’est plus une opération risquée.</w:t>
+      </w:r>
+    </w:p>
+    <w:p>
+      <w:pPr>
+        <w:pStyle w:val="Corpsdetexte"/>
+      </w:pPr>
+      <w:r>
+        <w:rPr>
+          <w:lang w:val="fr-BF"/>
+        </w:rPr>
+        <w:t xml:space="preserve">💡 En clair : avant, si un seul produit manquait à la livraison, le magasinier refusait de ranger toute la palette. Maintenant il range ce qu’il a et met de côté ce qui manque.</w:t>
+      </w:r>
+    </w:p>
+    <w:p>
+      <w:pPr>
+        <w:pStyle w:val="Titre3"/>
+      </w:pPr>
+      <w:r>
+        <w:rPr>
+          <w:b/>
+          <w:bCs/>
+          <w:lang w:val="fr-BF"/>
+        </w:rPr>
+        <w:t xml:space="preserve">21.3 Stratégie fetch — ce qui était déjà bon, ce qui ne l’était pas</w:t>
+      </w:r>
+    </w:p>
+    <w:p>
+      <w:pPr>
+        <w:pStyle w:val="Corpsdetexte"/>
+      </w:pPr>
+      <w:r>
+        <w:rPr>
+          <w:lang w:val="fr-BF"/>
+        </w:rPr>
+        <w:t xml:space="preserve">Découverte du diagnostic : la stratégie était déjà « réseau d’abord, puis mise en cache de la réponse ». Tous les modules étaient donc déjà cachés automatiquement dès la première visite en ligne. STATIC_URLS ne sert qu’au PRÉ-chargement à l’installation — il couvre le cas où l’utilisateur perd le réseau avant d’avoir ouvert l’écran concerné.</w:t>
+      </w:r>
+    </w:p>
+    <w:p>
+      <w:pPr>
+        <w:pStyle w:val="Corpsdetexte"/>
+      </w:pPr>
+      <w:r>
+        <w:rPr>
+          <w:lang w:val="fr-BF"/>
+        </w:rPr>
+        <w:t xml:space="preserve">Deux défauts réels ont été corrigés au passage :</w:t>
+      </w:r>
+    </w:p>
+    <w:p>
+      <w:pPr>
+        <w:pStyle w:val="Corpsdetexte"/>
+      </w:pPr>
+      <w:r>
+        <w:rPr>
+          <w:lang w:val="fr-BF"/>
+        </w:rPr>
+        <w:t xml:space="preserve">• Toutes les réponses étaient mises en cache, y compris les 404 — une erreur pouvait donc être resservie indéfiniment. Un test resp.ok a été ajouté. • En cas d’échec réseau ET de cache vide, caches.match() renvoyait undefined, et respondWith(undefined) provoquait une erreur brute. Une réponse 503 explicite est désormais renvoyée.</w:t>
+      </w:r>
+    </w:p>
+    <w:p>
+      <w:pPr>
+        <w:pStyle w:val="Titre3"/>
+      </w:pPr>
+      <w:r>
+        <w:rPr>
+          <w:b/>
+          <w:bCs/>
+          <w:lang w:val="fr-BF"/>
+        </w:rPr>
+        <w:t xml:space="preserve">21.4 ⚠️ Règle de test — NE PAS tester le cache en InPrivate</w:t>
+      </w:r>
+    </w:p>
+    <w:p>
+      <w:pPr>
+        <w:pStyle w:val="Corpsdetexte"/>
+      </w:pPr>
+      <w:r>
+        <w:rPr>
+          <w:b/>
+          <w:bCs/>
+          <w:lang w:val="fr-BF"/>
+        </w:rPr>
+        <w:t xml:space="preserve">Leçon de la session v26.35, à retenir absolument. Le premier test hors ligne a échoué (ERR_INTERNET_DISCONNECTED, service worker sans réponse) et a fait croire à un correctif raté. La cause n’était pas le code : en navigation InPrivate, le stockage du service worker est éphémère et le cache ne persiste pas. C’est le principe même de la navigation privée.</w:t>
+      </w:r>
+    </w:p>
+    <w:p>
+      <w:pPr>
+        <w:pStyle w:val="Corpsdetexte"/>
+      </w:pPr>
+      <w:r>
+        <w:rPr>
+          <w:lang w:val="fr-BF"/>
+        </w:rPr>
+        <w:t xml:space="preserve">Conséquence sur les protocoles de test de la Bible : InPrivate reste recommandé pour vérifier qu’une NOUVELLE VERSION est bien déployée (il contourne le cache). Mais il est inadapté pour tester le cache lui-même. Les deux usages sont opposés — ne pas les confondre.</w:t>
+      </w:r>
+    </w:p>
+    <w:p>
+      <w:pPr>
+        <w:pStyle w:val="Corpsdetexte"/>
+      </w:pPr>
+      <w:r>
+        <w:rPr>
+          <w:b/>
+          <w:bCs/>
+          <w:lang w:val="fr-BF"/>
+        </w:rPr>
+        <w:t xml:space="preserve">Protocole de test du cache (fenêtre NORMALE obligatoire) :</w:t>
+      </w:r>
+    </w:p>
+    <w:p>
+      <w:pPr>
+        <w:pStyle w:val="Corpsdetexte"/>
+      </w:pPr>
+      <w:r>
+        <w:rPr>
+          <w:lang w:val="fr-BF"/>
+        </w:rPr>
+        <w:t xml:space="preserve">1) Fenêtre Edge ordinaire, charger l’app et laisser le chargement se terminer. 2) F12 → Application → Service Workers : vérifier « activated and running ». 3) F12 → Application → Cache Storage → avigest-v26-XX : compter les entrées. 4) Network → Offline → F5 : l’app doit s’afficher.</w:t>
+      </w:r>
+    </w:p>
+    <w:p>
+      <w:pPr>
+        <w:pStyle w:val="Corpsdetexte"/>
+      </w:pPr>
+      <w:r>
+        <w:rPr>
+          <w:lang w:val="fr-BF"/>
+        </w:rPr>
+        <w:t xml:space="preserve">Contrôle rapide en console, plus fiable que la navigation dans les panneaux :</w:t>
+      </w:r>
+    </w:p>
+    <w:p>
+      <w:pPr>
+        <w:pStyle w:val="SourceCode"/>
+      </w:pPr>
+      <w:r>
+        <w:rPr>
+          <w:rStyle w:val="VerbatimChar"/>
+          <w:lang w:val="fr-BF"/>
+        </w:rPr>
+        <w:t xml:space="preserve">(await (await caches.open('avigest-v26-35')).keys()).length</w:t>
+      </w:r>
+    </w:p>
+    <w:p>
+      <w:pPr>
+        <w:pStyle w:val="Corpsdetexte"/>
+      </w:pPr>
+      <w:r>
+        <w:rPr>
+          <w:lang w:val="fr-BF"/>
+        </w:rPr>
+        <w:t xml:space="preserve">⚠️ Un nouveau service worker peut demander DEUX chargements avant de prendre le relais (le premier installe, le second active), même avec skipWaiting().</w:t>
+      </w:r>
+    </w:p>
+    <w:p>
+      <w:pPr>
+        <w:pStyle w:val="Titre3"/>
+      </w:pPr>
+      <w:r>
+        <w:rPr>
+          <w:b/>
+          <w:bCs/>
+          <w:lang w:val="fr-BF"/>
+        </w:rPr>
+        <w:t xml:space="preserve">21.5 Résultat mesuré en production (23/07/2026)</w:t>
+      </w:r>
+    </w:p>
+    <w:p>
+      <w:pPr>
+        <w:pStyle w:val="Corpsdetexte"/>
+      </w:pPr>
+      <w:r>
+        <w:rPr>
+          <w:lang w:val="fr-BF"/>
+        </w:rPr>
+        <w:t xml:space="preserve">Cache avigest-v26-35 : 10 entrées. Les 9 de STATIC_URLS, plus une entrée ajoutée automatiquement par la stratégie fetch (ressource chargée au démarrage). Les 7 modules se chargent tous en statut 200, aucun 404. App testée hors ligne en fenêtre normale : l’écran d’accueil s’affiche.</w:t>
+      </w:r>
+    </w:p>
+    <w:p>
+      <w:pPr>
+        <w:pStyle w:val="Corpsdetexte"/>
+      </w:pPr>
+      <w:r>
+        <w:rPr>
+          <w:b/>
+          <w:bCs/>
+          <w:lang w:val="fr-BF"/>
+        </w:rPr>
+        <w:t xml:space="preserve">⚠️ Ce qui NE fonctionne toujours pas hors ligne, et c’est normal : les DONNÉES. Tous les appels Supabase échouent sans réseau. Ce chantier rend l’INTERFACE disponible hors ligne, pas les données. Le vrai mode offline (file d’attente localStorage + synchronisation) reste à faire — voir §13.2, ligne « Mode hors ligne + sync auto ».</w:t>
+      </w:r>
+    </w:p>
+    <w:p>
+      <w:pPr>
+        <w:pStyle w:val="Corpsdetexte"/>
+      </w:pPr>
+      <w:r>
+        <w:rPr>
+          <w:lang w:val="fr-BF"/>
+        </w:rPr>
+        <w:t xml:space="preserve">💡 En clair : l’agent qui perd le réseau voit maintenant son écran au lieu d’une page blanche. Mais il ne voit pas ses chiffres — ceux-là viennent du serveur. Rendre les chiffres disponibles hors ligne, c’est un autre chantier, plus gros.</w:t>
       </w:r>
     </w:p>
     <w:p>

--- a/bible_avigest_v26.docx
+++ b/bible_avigest_v26.docx
@@ -195,7 +195,7 @@
     <w:p>
       <w:r>
         <w:pict w14:anchorId="0A756D59">
-          <v:rect id="_x0000_i1083" style="width:0;height:1.5pt" o:hralign="center" o:hrstd="t" o:hr="t"/>
+          <v:rect id="_x0000_i1025" style="width:0;height:1.5pt" o:hralign="center" o:hrstd="t" o:hr="t"/>
         </w:pict>
       </w:r>
     </w:p>
@@ -292,7 +292,7 @@
     <w:p>
       <w:r>
         <w:pict w14:anchorId="55F09F6F">
-          <v:rect id="_x0000_i1084" style="width:0;height:1.5pt" o:hralign="center" o:hrstd="t" o:hr="t"/>
+          <v:rect id="_x0000_i1026" style="width:0;height:1.5pt" o:hralign="center" o:hrstd="t" o:hr="t"/>
         </w:pict>
       </w:r>
     </w:p>
@@ -713,7 +713,7 @@
                 <w:bCs/>
                 <w:lang w:val="fr-FR"/>
               </w:rPr>
-              <w:t>APP_VERSION = ‘v26.36’ · CACHE_NAME = ‘avigest-v26-36’</w:t>
+              <w:t>APP_VERSION = ‘v26.37’ · CACHE_NAME = ‘avigest-v26-37’</w:t>
             </w:r>
           </w:p>
         </w:tc>
@@ -3758,7 +3758,7 @@
     <w:p>
       <w:r>
         <w:pict w14:anchorId="0B2156B2">
-          <v:rect id="_x0000_i1085" style="width:0;height:1.5pt" o:hralign="center" o:hrstd="t" o:hr="t"/>
+          <v:rect id="_x0000_i1027" style="width:0;height:1.5pt" o:hralign="center" o:hrstd="t" o:hr="t"/>
         </w:pict>
       </w:r>
     </w:p>
@@ -3795,6 +3795,29 @@
       </w:pPr>
       <w:r>
         <w:rPr>
+          <w:rFonts w:ascii="Segoe UI Emoji" w:eastAsiaTheme="minorHAnsi" w:hAnsi="Segoe UI Emoji" w:cs="Segoe UI Emoji"/>
+          <w:b w:val="0"/>
+          <w:bCs w:val="0"/>
+          <w:color w:val="auto"/>
+          <w:sz w:val="24"/>
+          <w:szCs w:val="24"/>
+          <w:lang w:val="fr-FR"/>
+        </w:rPr>
+        <w:t>⚠</w:t>
+      </w:r>
+      <w:r>
+        <w:rPr>
+          <w:rFonts w:ascii="Segoe UI Emoji" w:eastAsiaTheme="minorHAnsi" w:hAnsi="Segoe UI Emoji" w:cs="Segoe UI Emoji"/>
+          <w:b w:val="0"/>
+          <w:bCs w:val="0"/>
+          <w:color w:val="auto"/>
+          <w:sz w:val="24"/>
+          <w:szCs w:val="24"/>
+        </w:rPr>
+        <w:t>️</w:t>
+      </w:r>
+      <w:r>
+        <w:rPr>
           <w:rFonts w:asciiTheme="minorHAnsi" w:eastAsiaTheme="minorHAnsi" w:hAnsiTheme="minorHAnsi" w:cstheme="minorBidi"/>
           <w:b w:val="0"/>
           <w:bCs w:val="0"/>
@@ -3803,9 +3826,20 @@
           <w:szCs w:val="24"/>
           <w:lang w:val="fr-FR"/>
         </w:rPr>
-        <w:t xml:space="preserve">Dette de fichiers migrations (relevé </w:t>
-      </w:r>
-      <w:proofErr w:type="spellStart"/>
+        <w:t xml:space="preserve"> Dette de fichiers migrations — </w:t>
+      </w:r>
+      <w:r>
+        <w:rPr>
+          <w:rFonts w:ascii="Segoe UI Emoji" w:eastAsiaTheme="minorHAnsi" w:hAnsi="Segoe UI Emoji" w:cs="Segoe UI Emoji"/>
+          <w:b w:val="0"/>
+          <w:bCs w:val="0"/>
+          <w:color w:val="auto"/>
+          <w:sz w:val="24"/>
+          <w:szCs w:val="24"/>
+          <w:lang w:val="fr-FR"/>
+        </w:rPr>
+        <w:t>✅</w:t>
+      </w:r>
       <w:r>
         <w:rPr>
           <w:rFonts w:asciiTheme="minorHAnsi" w:eastAsiaTheme="minorHAnsi" w:hAnsiTheme="minorHAnsi" w:cstheme="minorBidi"/>
@@ -3816,9 +3850,20 @@
           <w:szCs w:val="24"/>
           <w:lang w:val="fr-FR"/>
         </w:rPr>
-        <w:t>dir</w:t>
-      </w:r>
-      <w:proofErr w:type="spellEnd"/>
+        <w:t xml:space="preserve"> SOLD</w:t>
+      </w:r>
+      <w:r>
+        <w:rPr>
+          <w:rFonts w:ascii="Cambria" w:eastAsiaTheme="minorHAnsi" w:hAnsi="Cambria" w:cs="Cambria"/>
+          <w:b w:val="0"/>
+          <w:bCs w:val="0"/>
+          <w:color w:val="auto"/>
+          <w:sz w:val="24"/>
+          <w:szCs w:val="24"/>
+          <w:lang w:val="fr-FR"/>
+        </w:rPr>
+        <w:t>É</w:t>
+      </w:r>
       <w:r>
         <w:rPr>
           <w:rFonts w:asciiTheme="minorHAnsi" w:eastAsiaTheme="minorHAnsi" w:hAnsiTheme="minorHAnsi" w:cstheme="minorBidi"/>
@@ -3829,9 +3874,20 @@
           <w:szCs w:val="24"/>
           <w:lang w:val="fr-FR"/>
         </w:rPr>
-        <w:t xml:space="preserve"> migrations le 29/07/2026) : deux migrations anciennes ont été jouées en base mais jamais </w:t>
-      </w:r>
-      <w:proofErr w:type="spellStart"/>
+        <w:t xml:space="preserve">E (v26.37). Quatre migrations avaient </w:t>
+      </w:r>
+      <w:r>
+        <w:rPr>
+          <w:rFonts w:ascii="Cambria" w:eastAsiaTheme="minorHAnsi" w:hAnsi="Cambria" w:cs="Cambria"/>
+          <w:b w:val="0"/>
+          <w:bCs w:val="0"/>
+          <w:color w:val="auto"/>
+          <w:sz w:val="24"/>
+          <w:szCs w:val="24"/>
+          <w:lang w:val="fr-FR"/>
+        </w:rPr>
+        <w:t>é</w:t>
+      </w:r>
       <w:r>
         <w:rPr>
           <w:rFonts w:asciiTheme="minorHAnsi" w:eastAsiaTheme="minorHAnsi" w:hAnsiTheme="minorHAnsi" w:cstheme="minorBidi"/>
@@ -3842,9 +3898,20 @@
           <w:szCs w:val="24"/>
           <w:lang w:val="fr-FR"/>
         </w:rPr>
-        <w:t>committées</w:t>
-      </w:r>
-      <w:proofErr w:type="spellEnd"/>
+        <w:t>t</w:t>
+      </w:r>
+      <w:r>
+        <w:rPr>
+          <w:rFonts w:ascii="Cambria" w:eastAsiaTheme="minorHAnsi" w:hAnsi="Cambria" w:cs="Cambria"/>
+          <w:b w:val="0"/>
+          <w:bCs w:val="0"/>
+          <w:color w:val="auto"/>
+          <w:sz w:val="24"/>
+          <w:szCs w:val="24"/>
+          <w:lang w:val="fr-FR"/>
+        </w:rPr>
+        <w:t>é</w:t>
+      </w:r>
       <w:r>
         <w:rPr>
           <w:rFonts w:asciiTheme="minorHAnsi" w:eastAsiaTheme="minorHAnsi" w:hAnsiTheme="minorHAnsi" w:cstheme="minorBidi"/>
@@ -3855,9 +3922,20 @@
           <w:szCs w:val="24"/>
           <w:lang w:val="fr-FR"/>
         </w:rPr>
-        <w:t xml:space="preserve"> comme fichiers .</w:t>
-      </w:r>
-      <w:proofErr w:type="spellStart"/>
+        <w:t xml:space="preserve"> jou</w:t>
+      </w:r>
+      <w:r>
+        <w:rPr>
+          <w:rFonts w:ascii="Cambria" w:eastAsiaTheme="minorHAnsi" w:hAnsi="Cambria" w:cs="Cambria"/>
+          <w:b w:val="0"/>
+          <w:bCs w:val="0"/>
+          <w:color w:val="auto"/>
+          <w:sz w:val="24"/>
+          <w:szCs w:val="24"/>
+          <w:lang w:val="fr-FR"/>
+        </w:rPr>
+        <w:t>é</w:t>
+      </w:r>
       <w:r>
         <w:rPr>
           <w:rFonts w:asciiTheme="minorHAnsi" w:eastAsiaTheme="minorHAnsi" w:hAnsiTheme="minorHAnsi" w:cstheme="minorBidi"/>
@@ -3868,9 +3946,9 @@
           <w:szCs w:val="24"/>
           <w:lang w:val="fr-FR"/>
         </w:rPr>
-        <w:t>sql</w:t>
-      </w:r>
-      <w:proofErr w:type="spellEnd"/>
+        <w:t>es en base sans que leur fichier .</w:t>
+      </w:r>
+      <w:proofErr w:type="spellStart"/>
       <w:r>
         <w:rPr>
           <w:rFonts w:asciiTheme="minorHAnsi" w:eastAsiaTheme="minorHAnsi" w:hAnsiTheme="minorHAnsi" w:cstheme="minorBidi"/>
@@ -3881,9 +3959,9 @@
           <w:szCs w:val="24"/>
           <w:lang w:val="fr-FR"/>
         </w:rPr>
-        <w:t xml:space="preserve"> : 047 (ALTER fermes ADD </w:t>
-      </w:r>
-      <w:proofErr w:type="spellStart"/>
+        <w:t>sql</w:t>
+      </w:r>
+      <w:proofErr w:type="spellEnd"/>
       <w:r>
         <w:rPr>
           <w:rFonts w:asciiTheme="minorHAnsi" w:eastAsiaTheme="minorHAnsi" w:hAnsiTheme="minorHAnsi" w:cstheme="minorBidi"/>
@@ -3894,9 +3972,9 @@
           <w:szCs w:val="24"/>
           <w:lang w:val="fr-FR"/>
         </w:rPr>
-        <w:t>nom_commercial</w:t>
-      </w:r>
-      <w:proofErr w:type="spellEnd"/>
+        <w:t xml:space="preserve"> soit </w:t>
+      </w:r>
+      <w:proofErr w:type="spellStart"/>
       <w:r>
         <w:rPr>
           <w:rFonts w:asciiTheme="minorHAnsi" w:eastAsiaTheme="minorHAnsi" w:hAnsiTheme="minorHAnsi" w:cstheme="minorBidi"/>
@@ -3907,9 +3985,21 @@
           <w:szCs w:val="24"/>
           <w:lang w:val="fr-FR"/>
         </w:rPr>
-        <w:t xml:space="preserve">) et 048 (paramètre </w:t>
-      </w:r>
-      <w:proofErr w:type="spellStart"/>
+        <w:t>committ</w:t>
+      </w:r>
+      <w:r>
+        <w:rPr>
+          <w:rFonts w:ascii="Cambria" w:eastAsiaTheme="minorHAnsi" w:hAnsi="Cambria" w:cs="Cambria"/>
+          <w:b w:val="0"/>
+          <w:bCs w:val="0"/>
+          <w:color w:val="auto"/>
+          <w:sz w:val="24"/>
+          <w:szCs w:val="24"/>
+          <w:lang w:val="fr-FR"/>
+        </w:rPr>
+        <w:t>é</w:t>
+      </w:r>
+      <w:proofErr w:type="spellEnd"/>
       <w:r>
         <w:rPr>
           <w:rFonts w:asciiTheme="minorHAnsi" w:eastAsiaTheme="minorHAnsi" w:hAnsiTheme="minorHAnsi" w:cstheme="minorBidi"/>
@@ -3920,9 +4010,9 @@
           <w:szCs w:val="24"/>
           <w:lang w:val="fr-FR"/>
         </w:rPr>
-        <w:t>p_date_reglement</w:t>
-      </w:r>
-      <w:proofErr w:type="spellEnd"/>
+        <w:t xml:space="preserve"> : 047 (ALTER fermes ADD </w:t>
+      </w:r>
+      <w:proofErr w:type="spellStart"/>
       <w:r>
         <w:rPr>
           <w:rFonts w:asciiTheme="minorHAnsi" w:eastAsiaTheme="minorHAnsi" w:hAnsiTheme="minorHAnsi" w:cstheme="minorBidi"/>
@@ -3933,9 +4023,9 @@
           <w:szCs w:val="24"/>
           <w:lang w:val="fr-FR"/>
         </w:rPr>
-        <w:t xml:space="preserve"> sur </w:t>
-      </w:r>
-      <w:proofErr w:type="spellStart"/>
+        <w:t>nom_commercial</w:t>
+      </w:r>
+      <w:proofErr w:type="spellEnd"/>
       <w:r>
         <w:rPr>
           <w:rFonts w:asciiTheme="minorHAnsi" w:eastAsiaTheme="minorHAnsi" w:hAnsiTheme="minorHAnsi" w:cstheme="minorBidi"/>
@@ -3946,9 +4036,20 @@
           <w:szCs w:val="24"/>
           <w:lang w:val="fr-FR"/>
         </w:rPr>
-        <w:t>livrer_commande</w:t>
-      </w:r>
-      <w:proofErr w:type="spellEnd"/>
+        <w:t>), 048 (param</w:t>
+      </w:r>
+      <w:r>
+        <w:rPr>
+          <w:rFonts w:ascii="Cambria" w:eastAsiaTheme="minorHAnsi" w:hAnsi="Cambria" w:cs="Cambria"/>
+          <w:b w:val="0"/>
+          <w:bCs w:val="0"/>
+          <w:color w:val="auto"/>
+          <w:sz w:val="24"/>
+          <w:szCs w:val="24"/>
+          <w:lang w:val="fr-FR"/>
+        </w:rPr>
+        <w:t>è</w:t>
+      </w:r>
       <w:r>
         <w:rPr>
           <w:rFonts w:asciiTheme="minorHAnsi" w:eastAsiaTheme="minorHAnsi" w:hAnsiTheme="minorHAnsi" w:cstheme="minorBidi"/>
@@ -3959,7 +4060,7 @@
           <w:szCs w:val="24"/>
           <w:lang w:val="fr-FR"/>
         </w:rPr>
-        <w:t xml:space="preserve">). À recréer a posteriori depuis la Bible (§2.4 bis pour 047, §18.3/18.9 pour 048) = chantier de rangement séparé, à ne pas mélanger avec la documentation ni le développement. Les migrations 050 et 051, initialement dans le même cas, ont été recréées en v26.37 (050 depuis </w:t>
+        <w:t xml:space="preserve">tre </w:t>
       </w:r>
       <w:proofErr w:type="spellStart"/>
       <w:r>
@@ -3972,7 +4073,7 @@
           <w:szCs w:val="24"/>
           <w:lang w:val="fr-FR"/>
         </w:rPr>
-        <w:t>pg_get_functiondef</w:t>
+        <w:t>p_date_reglement</w:t>
       </w:r>
       <w:proofErr w:type="spellEnd"/>
       <w:r>
@@ -3985,7 +4086,7 @@
           <w:szCs w:val="24"/>
           <w:lang w:val="fr-FR"/>
         </w:rPr>
-        <w:t xml:space="preserve">, 051 depuis le code de session). La 049 était déjà </w:t>
+        <w:t xml:space="preserve"> sur </w:t>
       </w:r>
       <w:proofErr w:type="spellStart"/>
       <w:r>
@@ -3998,7 +4099,7 @@
           <w:szCs w:val="24"/>
           <w:lang w:val="fr-FR"/>
         </w:rPr>
-        <w:t>committée</w:t>
+        <w:t>livrer_commande</w:t>
       </w:r>
       <w:proofErr w:type="spellEnd"/>
       <w:r>
@@ -4011,16 +4112,237 @@
           <w:szCs w:val="24"/>
           <w:lang w:val="fr-FR"/>
         </w:rPr>
-        <w:t>. Confirmé aussi : 045 (045_imputer_stock_type_b.sql) existe bien — la Bible le marquait « à retrouver », c'est réglé.</w:t>
+        <w:t>), 050 (</w:t>
+      </w:r>
+      <w:proofErr w:type="spellStart"/>
+      <w:r>
+        <w:rPr>
+          <w:rFonts w:asciiTheme="minorHAnsi" w:eastAsiaTheme="minorHAnsi" w:hAnsiTheme="minorHAnsi" w:cstheme="minorBidi"/>
+          <w:b w:val="0"/>
+          <w:bCs w:val="0"/>
+          <w:color w:val="auto"/>
+          <w:sz w:val="24"/>
+          <w:szCs w:val="24"/>
+          <w:lang w:val="fr-FR"/>
+        </w:rPr>
+        <w:t>encaisser_penalite</w:t>
+      </w:r>
+      <w:proofErr w:type="spellEnd"/>
+      <w:r>
+        <w:rPr>
+          <w:rFonts w:asciiTheme="minorHAnsi" w:eastAsiaTheme="minorHAnsi" w:hAnsiTheme="minorHAnsi" w:cstheme="minorBidi"/>
+          <w:b w:val="0"/>
+          <w:bCs w:val="0"/>
+          <w:color w:val="auto"/>
+          <w:sz w:val="24"/>
+          <w:szCs w:val="24"/>
+          <w:lang w:val="fr-FR"/>
+        </w:rPr>
+        <w:t>) et 051 (</w:t>
+      </w:r>
+      <w:proofErr w:type="spellStart"/>
+      <w:r>
+        <w:rPr>
+          <w:rFonts w:asciiTheme="minorHAnsi" w:eastAsiaTheme="minorHAnsi" w:hAnsiTheme="minorHAnsi" w:cstheme="minorBidi"/>
+          <w:b w:val="0"/>
+          <w:bCs w:val="0"/>
+          <w:color w:val="auto"/>
+          <w:sz w:val="24"/>
+          <w:szCs w:val="24"/>
+          <w:lang w:val="fr-FR"/>
+        </w:rPr>
+        <w:t>get_alertes_echeance</w:t>
+      </w:r>
+      <w:proofErr w:type="spellEnd"/>
+      <w:r>
+        <w:rPr>
+          <w:rFonts w:asciiTheme="minorHAnsi" w:eastAsiaTheme="minorHAnsi" w:hAnsiTheme="minorHAnsi" w:cstheme="minorBidi"/>
+          <w:b w:val="0"/>
+          <w:bCs w:val="0"/>
+          <w:color w:val="auto"/>
+          <w:sz w:val="24"/>
+          <w:szCs w:val="24"/>
+          <w:lang w:val="fr-FR"/>
+        </w:rPr>
+        <w:t>). Toutes recr</w:t>
+      </w:r>
+      <w:r>
+        <w:rPr>
+          <w:rFonts w:ascii="Cambria" w:eastAsiaTheme="minorHAnsi" w:hAnsi="Cambria" w:cs="Cambria"/>
+          <w:b w:val="0"/>
+          <w:bCs w:val="0"/>
+          <w:color w:val="auto"/>
+          <w:sz w:val="24"/>
+          <w:szCs w:val="24"/>
+          <w:lang w:val="fr-FR"/>
+        </w:rPr>
+        <w:t>éé</w:t>
+      </w:r>
+      <w:r>
+        <w:rPr>
+          <w:rFonts w:asciiTheme="minorHAnsi" w:eastAsiaTheme="minorHAnsi" w:hAnsiTheme="minorHAnsi" w:cstheme="minorBidi"/>
+          <w:b w:val="0"/>
+          <w:bCs w:val="0"/>
+          <w:color w:val="auto"/>
+          <w:sz w:val="24"/>
+          <w:szCs w:val="24"/>
+          <w:lang w:val="fr-FR"/>
+        </w:rPr>
+        <w:t>es a posteriori en v26.37 depuis l'</w:t>
+      </w:r>
+      <w:r>
+        <w:rPr>
+          <w:rFonts w:ascii="Cambria" w:eastAsiaTheme="minorHAnsi" w:hAnsi="Cambria" w:cs="Cambria"/>
+          <w:b w:val="0"/>
+          <w:bCs w:val="0"/>
+          <w:color w:val="auto"/>
+          <w:sz w:val="24"/>
+          <w:szCs w:val="24"/>
+          <w:lang w:val="fr-FR"/>
+        </w:rPr>
+        <w:t>é</w:t>
+      </w:r>
+      <w:r>
+        <w:rPr>
+          <w:rFonts w:asciiTheme="minorHAnsi" w:eastAsiaTheme="minorHAnsi" w:hAnsiTheme="minorHAnsi" w:cstheme="minorBidi"/>
+          <w:b w:val="0"/>
+          <w:bCs w:val="0"/>
+          <w:color w:val="auto"/>
+          <w:sz w:val="24"/>
+          <w:szCs w:val="24"/>
+          <w:lang w:val="fr-FR"/>
+        </w:rPr>
+        <w:t>tat r</w:t>
+      </w:r>
+      <w:r>
+        <w:rPr>
+          <w:rFonts w:ascii="Cambria" w:eastAsiaTheme="minorHAnsi" w:hAnsi="Cambria" w:cs="Cambria"/>
+          <w:b w:val="0"/>
+          <w:bCs w:val="0"/>
+          <w:color w:val="auto"/>
+          <w:sz w:val="24"/>
+          <w:szCs w:val="24"/>
+          <w:lang w:val="fr-FR"/>
+        </w:rPr>
+        <w:t>é</w:t>
+      </w:r>
+      <w:r>
+        <w:rPr>
+          <w:rFonts w:asciiTheme="minorHAnsi" w:eastAsiaTheme="minorHAnsi" w:hAnsiTheme="minorHAnsi" w:cstheme="minorBidi"/>
+          <w:b w:val="0"/>
+          <w:bCs w:val="0"/>
+          <w:color w:val="auto"/>
+          <w:sz w:val="24"/>
+          <w:szCs w:val="24"/>
+          <w:lang w:val="fr-FR"/>
+        </w:rPr>
+        <w:t>el en base (</w:t>
+      </w:r>
+      <w:proofErr w:type="spellStart"/>
+      <w:r>
+        <w:rPr>
+          <w:rFonts w:asciiTheme="minorHAnsi" w:eastAsiaTheme="minorHAnsi" w:hAnsiTheme="minorHAnsi" w:cstheme="minorBidi"/>
+          <w:b w:val="0"/>
+          <w:bCs w:val="0"/>
+          <w:color w:val="auto"/>
+          <w:sz w:val="24"/>
+          <w:szCs w:val="24"/>
+          <w:lang w:val="fr-FR"/>
+        </w:rPr>
+        <w:t>pg_get_functiondef</w:t>
+      </w:r>
+      <w:proofErr w:type="spellEnd"/>
+      <w:r>
+        <w:rPr>
+          <w:rFonts w:asciiTheme="minorHAnsi" w:eastAsiaTheme="minorHAnsi" w:hAnsiTheme="minorHAnsi" w:cstheme="minorBidi"/>
+          <w:b w:val="0"/>
+          <w:bCs w:val="0"/>
+          <w:color w:val="auto"/>
+          <w:sz w:val="24"/>
+          <w:szCs w:val="24"/>
+          <w:lang w:val="fr-FR"/>
+        </w:rPr>
+        <w:t xml:space="preserve"> pour les fonctions, v</w:t>
+      </w:r>
+      <w:r>
+        <w:rPr>
+          <w:rFonts w:ascii="Cambria" w:eastAsiaTheme="minorHAnsi" w:hAnsi="Cambria" w:cs="Cambria"/>
+          <w:b w:val="0"/>
+          <w:bCs w:val="0"/>
+          <w:color w:val="auto"/>
+          <w:sz w:val="24"/>
+          <w:szCs w:val="24"/>
+          <w:lang w:val="fr-FR"/>
+        </w:rPr>
+        <w:t>é</w:t>
+      </w:r>
+      <w:r>
+        <w:rPr>
+          <w:rFonts w:asciiTheme="minorHAnsi" w:eastAsiaTheme="minorHAnsi" w:hAnsiTheme="minorHAnsi" w:cstheme="minorBidi"/>
+          <w:b w:val="0"/>
+          <w:bCs w:val="0"/>
+          <w:color w:val="auto"/>
+          <w:sz w:val="24"/>
+          <w:szCs w:val="24"/>
+          <w:lang w:val="fr-FR"/>
+        </w:rPr>
+        <w:t xml:space="preserve">rification </w:t>
+      </w:r>
+      <w:proofErr w:type="spellStart"/>
+      <w:r>
+        <w:rPr>
+          <w:rFonts w:asciiTheme="minorHAnsi" w:eastAsiaTheme="minorHAnsi" w:hAnsiTheme="minorHAnsi" w:cstheme="minorBidi"/>
+          <w:b w:val="0"/>
+          <w:bCs w:val="0"/>
+          <w:color w:val="auto"/>
+          <w:sz w:val="24"/>
+          <w:szCs w:val="24"/>
+          <w:lang w:val="fr-FR"/>
+        </w:rPr>
+        <w:t>information_schema</w:t>
+      </w:r>
+      <w:proofErr w:type="spellEnd"/>
+      <w:r>
+        <w:rPr>
+          <w:rFonts w:asciiTheme="minorHAnsi" w:eastAsiaTheme="minorHAnsi" w:hAnsiTheme="minorHAnsi" w:cstheme="minorBidi"/>
+          <w:b w:val="0"/>
+          <w:bCs w:val="0"/>
+          <w:color w:val="auto"/>
+          <w:sz w:val="24"/>
+          <w:szCs w:val="24"/>
+          <w:lang w:val="fr-FR"/>
+        </w:rPr>
+        <w:t xml:space="preserve"> pour l'ALTER) — jamais depuis la Bible seule, conformément à la règle absolue n°1. Le dossier migrations/ est désormais complet et continu jusqu'à 051. Confirmé au passage : 045 (045_imputer_stock_type_b.sql) existe bien.</w:t>
       </w:r>
     </w:p>
     <w:p>
       <w:pPr>
         <w:pStyle w:val="Titre2"/>
-      </w:pPr>
-      <w:r>
-        <w:t>3. Utilisateurs et Rôles</w:t>
-      </w:r>
+        <w:rPr>
+          <w:lang w:val="fr-FR"/>
+        </w:rPr>
+      </w:pPr>
+    </w:p>
+    <w:p>
+      <w:pPr>
+        <w:pStyle w:val="Titre2"/>
+      </w:pPr>
+      <w:r>
+        <w:t xml:space="preserve">3. </w:t>
+      </w:r>
+      <w:proofErr w:type="spellStart"/>
+      <w:r>
+        <w:t>Utilisateurs</w:t>
+      </w:r>
+      <w:proofErr w:type="spellEnd"/>
+      <w:r>
+        <w:t xml:space="preserve"> et </w:t>
+      </w:r>
+      <w:proofErr w:type="spellStart"/>
+      <w:r>
+        <w:t>Rôles</w:t>
+      </w:r>
+      <w:proofErr w:type="spellEnd"/>
     </w:p>
     <w:tbl>
       <w:tblPr>
@@ -4201,7 +4523,18 @@
               <w:pStyle w:val="Compact"/>
             </w:pPr>
             <w:r>
-              <w:t>Terrain — sessions, saisies, tâches</w:t>
+              <w:t xml:space="preserve">Terrain — sessions, </w:t>
+            </w:r>
+            <w:proofErr w:type="spellStart"/>
+            <w:r>
+              <w:t>saisies</w:t>
+            </w:r>
+            <w:proofErr w:type="spellEnd"/>
+            <w:r>
+              <w:t xml:space="preserve">, </w:t>
+            </w:r>
+            <w:r>
+              <w:t>taches</w:t>
             </w:r>
           </w:p>
         </w:tc>
@@ -4294,12 +4627,21 @@
         </w:rPr>
         <w:t xml:space="preserve"> via RPC </w:t>
       </w:r>
+      <w:proofErr w:type="spellStart"/>
       <w:r>
         <w:rPr>
           <w:rStyle w:val="VerbatimChar"/>
           <w:lang w:val="fr-FR"/>
         </w:rPr>
-        <w:t>verifier_pin()</w:t>
+        <w:t>verifier_pin</w:t>
+      </w:r>
+      <w:proofErr w:type="spellEnd"/>
+      <w:r>
+        <w:rPr>
+          <w:rStyle w:val="VerbatimChar"/>
+          <w:lang w:val="fr-FR"/>
+        </w:rPr>
+        <w:t>()</w:t>
       </w:r>
       <w:r>
         <w:rPr>
@@ -4311,7 +4653,7 @@
     <w:p>
       <w:r>
         <w:pict w14:anchorId="19079753">
-          <v:rect id="_x0000_i1086" style="width:0;height:1.5pt" o:hralign="center" o:hrstd="t" o:hr="t"/>
+          <v:rect id="_x0000_i1028" style="width:0;height:1.5pt" o:hralign="center" o:hrstd="t" o:hr="t"/>
         </w:pict>
       </w:r>
     </w:p>
@@ -4645,6 +4987,7 @@
         <w:rPr>
           <w:lang w:val="fr-FR"/>
         </w:rPr>
+        <w:lastRenderedPageBreak/>
         <w:t xml:space="preserve">Appeler </w:t>
       </w:r>
       <w:r>
@@ -4779,14 +5122,7 @@
         <w:rPr>
           <w:lang w:val="fr-BF"/>
         </w:rPr>
-        <w:t xml:space="preserve">Leçon session v26.22 : les tables ventes et paiements existaient en base sans figurer dans la Bible. La Migration 036 a échoué sur relation "paiements" already exists. La </w:t>
-      </w:r>
-      <w:r>
-        <w:rPr>
-          <w:lang w:val="fr-BF"/>
-        </w:rPr>
-        <w:lastRenderedPageBreak/>
-        <w:t xml:space="preserve">documentation ne suffit pas — </w:t>
+        <w:t xml:space="preserve">Leçon session v26.22 : les tables ventes et paiements existaient en base sans figurer dans la Bible. La Migration 036 a échoué sur relation "paiements" already exists. La documentation ne suffit pas — </w:t>
       </w:r>
       <w:r>
         <w:rPr>
@@ -5203,6 +5539,7 @@
           <w:bCs/>
           <w:lang w:val="fr-FR"/>
         </w:rPr>
+        <w:lastRenderedPageBreak/>
         <w:t>Séquence de vérification stricte (confirmée v26.18)</w:t>
       </w:r>
       <w:r>
@@ -5334,7 +5671,6 @@
         <w:rPr>
           <w:rStyle w:val="VerbatimChar"/>
         </w:rPr>
-        <w:lastRenderedPageBreak/>
         <w:t xml:space="preserve">CRU = SUM(montant) WHERE type_ecriture = 'DEPENSE' </w:t>
       </w:r>
       <w:r>
@@ -5538,7 +5874,7 @@
           <w:lang w:val="fr-FR"/>
         </w:rPr>
         <w:pict w14:anchorId="53450885">
-          <v:rect id="_x0000_i1087" style="width:0;height:1.5pt" o:hralign="center" o:hrstd="t" o:hr="t"/>
+          <v:rect id="_x0000_i1029" style="width:0;height:1.5pt" o:hralign="center" o:hrstd="t" o:hr="t"/>
         </w:pict>
       </w:r>
     </w:p>
@@ -5599,6 +5935,7 @@
               <w:pStyle w:val="Compact"/>
             </w:pPr>
             <w:r>
+              <w:lastRenderedPageBreak/>
               <w:t>Paramètre</w:t>
             </w:r>
           </w:p>
@@ -5876,7 +6213,6 @@
           <w:bCs/>
           <w:lang w:val="fr-FR"/>
         </w:rPr>
-        <w:lastRenderedPageBreak/>
         <w:t>BON</w:t>
       </w:r>
       <w:r>
@@ -5982,7 +6318,7 @@
     <w:p>
       <w:r>
         <w:pict w14:anchorId="1A64A717">
-          <v:rect id="_x0000_i1088" style="width:0;height:1.5pt" o:hralign="center" o:hrstd="t" o:hr="t"/>
+          <v:rect id="_x0000_i1030" style="width:0;height:1.5pt" o:hralign="center" o:hrstd="t" o:hr="t"/>
         </w:pict>
       </w:r>
     </w:p>
@@ -6336,6 +6672,7 @@
           <w:rStyle w:val="VerbatimChar"/>
           <w:lang w:val="fr-BF"/>
         </w:rPr>
+        <w:lastRenderedPageBreak/>
         <w:t>) RETURNS jsonb</w:t>
       </w:r>
       <w:r>
@@ -6503,7 +6840,6 @@
               <w:rPr>
                 <w:lang w:val="fr-BF"/>
               </w:rPr>
-              <w:lastRenderedPageBreak/>
               <w:t>p_type_produit</w:t>
             </w:r>
             <w:proofErr w:type="spellEnd"/>
@@ -6711,13 +7047,55 @@
         <w:rPr>
           <w:lang w:val="fr-BF"/>
         </w:rPr>
-        <w:t xml:space="preserve"> depuis current_setting(‘request.headers’)::json-&gt;&gt;‘x-ferme-id’, puis cherche dans lots_stock le lot correspondant à la ferme ET à la bande, dont le nom de produit contient p_type_produit, avec statut = ‘EN STOCK’ et impute_journal = false (ou NULL). Elle retient le plus récent (ORDER BY </w:t>
+        <w:t xml:space="preserve"> depuis </w:t>
       </w:r>
       <w:proofErr w:type="spellStart"/>
       <w:r>
         <w:rPr>
           <w:lang w:val="fr-BF"/>
         </w:rPr>
+        <w:t>current_setting</w:t>
+      </w:r>
+      <w:proofErr w:type="spellEnd"/>
+      <w:r>
+        <w:rPr>
+          <w:lang w:val="fr-BF"/>
+        </w:rPr>
+        <w:t>(‘</w:t>
+      </w:r>
+      <w:proofErr w:type="spellStart"/>
+      <w:r>
+        <w:rPr>
+          <w:lang w:val="fr-BF"/>
+        </w:rPr>
+        <w:t>request.headers</w:t>
+      </w:r>
+      <w:proofErr w:type="spellEnd"/>
+      <w:r>
+        <w:rPr>
+          <w:lang w:val="fr-BF"/>
+        </w:rPr>
+        <w:t>’)::</w:t>
+      </w:r>
+      <w:proofErr w:type="spellStart"/>
+      <w:r>
+        <w:rPr>
+          <w:lang w:val="fr-BF"/>
+        </w:rPr>
+        <w:t>json</w:t>
+      </w:r>
+      <w:proofErr w:type="spellEnd"/>
+      <w:r>
+        <w:rPr>
+          <w:lang w:val="fr-BF"/>
+        </w:rPr>
+        <w:t xml:space="preserve">-&gt;&gt;‘x-ferme-id’, puis cherche dans lots_stock le lot correspondant à la ferme ET à la bande, dont le nom de produit contient p_type_produit, avec statut = ‘EN STOCK’ et impute_journal = false (ou NULL). Elle retient le plus récent (ORDER BY </w:t>
+      </w:r>
+      <w:proofErr w:type="spellStart"/>
+      <w:r>
+        <w:rPr>
+          <w:lang w:val="fr-BF"/>
+        </w:rPr>
         <w:t>created_at</w:t>
       </w:r>
       <w:proofErr w:type="spellEnd"/>
@@ -6827,6 +7205,7 @@
         <w:rPr>
           <w:lang w:val="fr-BF"/>
         </w:rPr>
+        <w:lastRenderedPageBreak/>
         <w:t>💡 En clair : c’est la sortie de stock « silencieuse ». On retire un produit du magasin et on le note dans le registre des mouvements, mais on n’inscrit aucune dépense dans les comptes — donc ça n’alourdit pas le coût de revient du poulet. Et on lui donne le nom du produit, pas le numéro du sac : elle retrouve le bon sac toute seule, en prenant le plus récent.</w:t>
       </w:r>
     </w:p>
@@ -6948,7 +7327,6 @@
               <w:rPr>
                 <w:lang w:val="fr-BF"/>
               </w:rPr>
-              <w:lastRenderedPageBreak/>
               <w:t>18919</w:t>
             </w:r>
           </w:p>
@@ -7280,6 +7658,7 @@
         <w:rPr>
           <w:lang w:val="fr-BF"/>
         </w:rPr>
+        <w:lastRenderedPageBreak/>
         <w:t>Leçon de méthode : un fichier dans migrations/ prouve qu’une migration a été écrite, jamais qu’elle est l’état actuel de la base. Une migration ultérieure a pu la remplacer. Corollaire de la règle absolue n°1 : la base est la seule vérité.</w:t>
       </w:r>
     </w:p>
@@ -7401,7 +7780,6 @@
         <w:rPr>
           <w:lang w:val="fr-FR"/>
         </w:rPr>
-        <w:lastRenderedPageBreak/>
         <w:t>Le vaccin n’a pas fait l’objet d’un test terrain distinct, mais utilise exactement le même mécanisme générique que la litière et le médicament — risque de comportement différent jugé très faible.</w:t>
       </w:r>
     </w:p>
@@ -7680,8 +8058,13 @@
             </w:r>
             <w:proofErr w:type="spellEnd"/>
             <w:r>
-              <w:t xml:space="preserve"> enrichi</w:t>
-            </w:r>
+              <w:t xml:space="preserve"> </w:t>
+            </w:r>
+            <w:proofErr w:type="spellStart"/>
+            <w:r>
+              <w:t>enrichi</w:t>
+            </w:r>
+            <w:proofErr w:type="spellEnd"/>
           </w:p>
         </w:tc>
         <w:tc>
@@ -7857,7 +8240,7 @@
     <w:p>
       <w:r>
         <w:pict w14:anchorId="226AEFDB">
-          <v:rect id="_x0000_i1089" style="width:0;height:1.5pt" o:hralign="center" o:hrstd="t" o:hr="t"/>
+          <v:rect id="_x0000_i1031" style="width:0;height:1.5pt" o:hralign="center" o:hrstd="t" o:hr="t"/>
         </w:pict>
       </w:r>
     </w:p>
@@ -7875,6 +8258,7 @@
         <w:rPr>
           <w:lang w:val="fr-FR"/>
         </w:rPr>
+        <w:lastRenderedPageBreak/>
         <w:t>13. Tableau de Suivi — Outil Permanent du Non-Codeur</w:t>
       </w:r>
     </w:p>
@@ -8167,7 +8551,6 @@
               <w:pStyle w:val="Compact"/>
             </w:pPr>
             <w:r>
-              <w:lastRenderedPageBreak/>
               <w:t>☁️ SaaS</w:t>
             </w:r>
           </w:p>
@@ -8788,6 +9171,7 @@
               <w:pStyle w:val="Compact"/>
             </w:pPr>
             <w:r>
+              <w:lastRenderedPageBreak/>
               <w:t>Fonctionnalité</w:t>
             </w:r>
           </w:p>
@@ -9046,7 +9430,6 @@
               <w:pStyle w:val="Compact"/>
             </w:pPr>
             <w:r>
-              <w:lastRenderedPageBreak/>
               <w:t>Score santé — calcul auto</w:t>
             </w:r>
           </w:p>
@@ -9583,19 +9966,24 @@
               <w:pStyle w:val="Compact"/>
             </w:pPr>
             <w:r>
-              <w:t>✅ Validé</w:t>
-            </w:r>
-          </w:p>
-        </w:tc>
-        <w:tc>
-          <w:tcPr>
-            <w:tcW w:w="0" w:type="auto"/>
-          </w:tcPr>
-          <w:p>
-            <w:pPr>
-              <w:pStyle w:val="Compact"/>
-            </w:pPr>
-            <w:r>
+              <w:t xml:space="preserve">✅ </w:t>
+            </w:r>
+            <w:r>
+              <w:lastRenderedPageBreak/>
+              <w:t>Validé</w:t>
+            </w:r>
+          </w:p>
+        </w:tc>
+        <w:tc>
+          <w:tcPr>
+            <w:tcW w:w="0" w:type="auto"/>
+          </w:tcPr>
+          <w:p>
+            <w:pPr>
+              <w:pStyle w:val="Compact"/>
+            </w:pPr>
+            <w:r>
+              <w:lastRenderedPageBreak/>
               <w:t>Marge nette · Dépenses · Recettes</w:t>
             </w:r>
           </w:p>
@@ -9817,7 +10205,6 @@
         <w:rPr>
           <w:lang w:val="fr-FR"/>
         </w:rPr>
-        <w:lastRenderedPageBreak/>
         <w:t>Voir section 6 — module entièrement clos (8 étapes + imputation multi-produits, toutes ✅ Validé).</w:t>
       </w:r>
     </w:p>
@@ -10531,20 +10918,29 @@
               <w:pStyle w:val="Compact"/>
             </w:pPr>
             <w:r>
-              <w:t>Onboarding nouvelle ferme</w:t>
-            </w:r>
-          </w:p>
-        </w:tc>
-        <w:tc>
-          <w:tcPr>
-            <w:tcW w:w="0" w:type="auto"/>
-          </w:tcPr>
-          <w:p>
-            <w:pPr>
-              <w:pStyle w:val="Compact"/>
-            </w:pPr>
-            <w:r>
-              <w:t>○ À faire</w:t>
+              <w:t xml:space="preserve">Onboarding nouvelle </w:t>
+            </w:r>
+            <w:r>
+              <w:lastRenderedPageBreak/>
+              <w:t>ferme</w:t>
+            </w:r>
+          </w:p>
+        </w:tc>
+        <w:tc>
+          <w:tcPr>
+            <w:tcW w:w="0" w:type="auto"/>
+          </w:tcPr>
+          <w:p>
+            <w:pPr>
+              <w:pStyle w:val="Compact"/>
+            </w:pPr>
+            <w:r>
+              <w:lastRenderedPageBreak/>
+              <w:t xml:space="preserve">○ À </w:t>
+            </w:r>
+            <w:r>
+              <w:lastRenderedPageBreak/>
+              <w:t>faire</w:t>
             </w:r>
           </w:p>
         </w:tc>
@@ -10563,6 +10959,7 @@
               <w:rPr>
                 <w:lang w:val="fr-FR"/>
               </w:rPr>
+              <w:lastRenderedPageBreak/>
               <w:t>Option A : intégré (pas subdomain)</w:t>
             </w:r>
           </w:p>
@@ -10706,7 +11103,6 @@
                 <w:bCs/>
                 <w:lang w:val="fr-BF"/>
               </w:rPr>
-              <w:lastRenderedPageBreak/>
               <w:t>Numéro</w:t>
             </w:r>
           </w:p>
@@ -11215,6 +11611,7 @@
         <w:rPr>
           <w:lang w:val="fr-FR"/>
         </w:rPr>
+        <w:lastRenderedPageBreak/>
         <w:t>Un 3e client est actuellement en cours d’intégration sur cette même architecture. Détails à préciser dans une prochaine mise à jour de la Bible.</w:t>
       </w:r>
     </w:p>
@@ -11420,7 +11817,6 @@
               <w:pStyle w:val="Compact"/>
             </w:pPr>
             <w:r>
-              <w:lastRenderedPageBreak/>
               <w:t xml:space="preserve">Plans </w:t>
             </w:r>
             <w:proofErr w:type="spellStart"/>
@@ -11522,7 +11918,7 @@
     <w:p>
       <w:r>
         <w:pict w14:anchorId="7B805782">
-          <v:rect id="_x0000_i1090" style="width:0;height:1.5pt" o:hralign="center" o:hrstd="t" o:hr="t"/>
+          <v:rect id="_x0000_i1032" style="width:0;height:1.5pt" o:hralign="center" o:hrstd="t" o:hr="t"/>
         </w:pict>
       </w:r>
     </w:p>
@@ -11726,7 +12122,14 @@
         <w:rPr>
           <w:lang w:val="fr-FR"/>
         </w:rPr>
-        <w:t>. - Limite du correctif : protège contre l’erreur applicative côté code légitime, mais ne remplace pas une policy RLS réelle — un accès direct via devtools/clé anon pourrait théoriquement encore contourner ce filtre tant que RLS reste désactivée sur cette table.</w:t>
+        <w:t xml:space="preserve">. - Limite du correctif : protège contre l’erreur applicative côté code légitime, mais ne remplace pas une policy RLS réelle — un accès direct via </w:t>
+      </w:r>
+      <w:r>
+        <w:rPr>
+          <w:lang w:val="fr-FR"/>
+        </w:rPr>
+        <w:lastRenderedPageBreak/>
+        <w:t>devtools/clé anon pourrait théoriquement encore contourner ce filtre tant que RLS reste désactivée sur cette table.</w:t>
       </w:r>
     </w:p>
     <w:p>
@@ -11950,14 +12353,7 @@
               <w:rPr>
                 <w:lang w:val="fr-FR"/>
               </w:rPr>
-              <w:t xml:space="preserve">Changement statut </w:t>
-            </w:r>
-            <w:r>
-              <w:rPr>
-                <w:lang w:val="fr-FR"/>
-              </w:rPr>
-              <w:lastRenderedPageBreak/>
-              <w:t>poulailler par id seul</w:t>
+              <w:t>Changement statut poulailler par id seul</w:t>
             </w:r>
           </w:p>
         </w:tc>
@@ -11972,7 +12368,6 @@
               <w:pStyle w:val="Compact"/>
             </w:pPr>
             <w:r>
-              <w:lastRenderedPageBreak/>
               <w:t>taches</w:t>
             </w:r>
           </w:p>
@@ -12611,6 +13006,7 @@
         <w:rPr>
           <w:rStyle w:val="KeywordTok"/>
         </w:rPr>
+        <w:lastRenderedPageBreak/>
         <w:t>SELECT</w:t>
       </w:r>
       <w:r>
@@ -12802,148 +13198,148 @@
         <w:rPr>
           <w:lang w:val="fr-FR"/>
         </w:rPr>
+        <w:t>Les trois requêtes de diagnostic du §14.3 ont été exécutées en base (SQL Editor Supabase). Les points « CONDITIONNELS » du tableau 14.2 sont désormais des diagnostics fermes. Résultat global : l’isolation multi-tenant est réellement appliquée au niveau serveur, pas seulement dans le code JS.</w:t>
+      </w:r>
+    </w:p>
+    <w:p>
+      <w:pPr>
+        <w:rPr>
+          <w:lang w:val="fr-FR"/>
+        </w:rPr>
+      </w:pPr>
+      <w:r>
+        <w:rPr>
+          <w:b/>
+          <w:bCs/>
+          <w:lang w:val="fr-FR"/>
+        </w:rPr>
+        <w:t xml:space="preserve">Diagnostic 1a (RLS on/off) : </w:t>
+      </w:r>
+      <w:r>
+        <w:rPr>
+          <w:lang w:val="fr-FR"/>
+        </w:rPr>
+        <w:t>RLS activée sur TOUTES les tables du schéma public, y compris sessions_actives (que la Bible croyait sans RLS). Le risque « si RLS off » du tableau 14.2 tombe donc entièrement — la condition n’est jamais remplie.</w:t>
+      </w:r>
+    </w:p>
+    <w:p>
+      <w:pPr>
+        <w:rPr>
+          <w:lang w:val="fr-FR"/>
+        </w:rPr>
+      </w:pPr>
+      <w:r>
+        <w:rPr>
+          <w:b/>
+          <w:bCs/>
+          <w:lang w:val="fr-FR"/>
+        </w:rPr>
+        <w:t xml:space="preserve">Diagnostic 1b (policies réelles) : </w:t>
+      </w:r>
+      <w:r>
+        <w:rPr>
+          <w:lang w:val="fr-FR"/>
+        </w:rPr>
+        <w:t>chaque table possède au moins une policy filtrant (ferme_id = get_ferme_id()). Les tables classées « risque élevé » (bandes, batiments) et « moyen » (taches, lots_stock, mouvements_stock) sont en fait protégées. Cas particulier fermes : policy lecture_publique_code_acces (SELECT, qual=true, rôles anon+authenticated) volontaire, nécessaire au login par code ferme — à conserver.</w:t>
+      </w:r>
+    </w:p>
+    <w:p>
+      <w:pPr>
+        <w:rPr>
+          <w:lang w:val="fr-FR"/>
+        </w:rPr>
+      </w:pPr>
+      <w:r>
+        <w:rPr>
+          <w:b/>
+          <w:bCs/>
+          <w:lang w:val="fr-FR"/>
+        </w:rPr>
+        <w:t xml:space="preserve">Diagnostic 1c (RPCs sensibles) : </w:t>
+      </w:r>
+      <w:r>
+        <w:rPr>
+          <w:lang w:val="fr-FR"/>
+        </w:rPr>
+        <w:t>les 5 RPCs filtrent correctement. get_ferme_id() lit le header et cast en uuid ; get_dashboard, imputer_stock (2 versions coexistent — voir note), valider_imputation_gerant et verifier_pin dérivent toutes ferme_id via get_ferme_id() ou le header, avec fail-closed sur NULL. valider_imputation_gerant vérifie en plus le rôle GERANT par PIN. Le point « Inconnu » du tableau 14.2 passe donc au vert.</w:t>
+      </w:r>
+    </w:p>
+    <w:p>
+      <w:pPr>
+        <w:rPr>
+          <w:lang w:val="fr-FR"/>
+        </w:rPr>
+      </w:pPr>
+      <w:r>
+        <w:rPr>
+          <w:b/>
+          <w:bCs/>
+          <w:lang w:val="fr-FR"/>
+        </w:rPr>
+        <w:t xml:space="preserve">Découverte technique importante (rectifie 14.2) : </w:t>
+      </w:r>
+      <w:r>
+        <w:rPr>
+          <w:lang w:val="fr-FR"/>
+        </w:rPr>
+        <w:t>l’audit 14.2 surestimait le risque « écriture ». En PostgreSQL, une policy ALL/INSERT/UPDATE sans clause WITH CHECK explicite utilise automatiquement sa clause USING comme WITH CHECK. Les policies acces_par_ferme (USING renseigné, with_check NULL) protégeaient donc DÉJÀ l’écriture croisée, avant tout correctif. Prouvé par test en rôle anon : insertion croisée refusée (ERROR 42501), insertion légitime acceptée.</w:t>
+      </w:r>
+    </w:p>
+    <w:p>
+      <w:pPr>
+        <w:rPr>
+          <w:lang w:val="fr-FR"/>
+        </w:rPr>
+      </w:pPr>
+      <w:r>
+        <w:rPr>
+          <w:b/>
+          <w:bCs/>
+          <w:lang w:val="fr-FR"/>
+        </w:rPr>
+        <w:t xml:space="preserve">Migration 041 — ABANDONNÉE (no-op) : </w:t>
+      </w:r>
+      <w:r>
+        <w:rPr>
+          <w:lang w:val="fr-FR"/>
+        </w:rPr>
+        <w:t>rédigée pour ajouter un WITH CHECK explicite, elle ciblait un nom de policy inexistant (« acces_par_terme » au lieu de « acces_par_ferme »). Elle n’a donc rien créé ni cassé. Non commitée, supprimée avant push. Aucune trace en base. Numéro 041 laissé vacant.</w:t>
+      </w:r>
+    </w:p>
+    <w:p>
+      <w:pPr>
+        <w:rPr>
+          <w:lang w:val="fr-FR"/>
+        </w:rPr>
+      </w:pPr>
+      <w:r>
+        <w:rPr>
+          <w:b/>
+          <w:bCs/>
+          <w:lang w:val="fr-FR"/>
+        </w:rPr>
+        <w:t xml:space="preserve">Migration 042 — FAITE et poussée (v26.30) : </w:t>
+      </w:r>
+      <w:r>
+        <w:rPr>
+          <w:lang w:val="fr-FR"/>
+        </w:rPr>
+        <w:t>nettoyage du doublon de policy sur clients — suppression de ferme_isolation (redondante, with_check hérité) ; clients_isolation (qual + with_check explicites) conservée. Testé : isolation inchangée (croisé refusé, légitime accepté en rôle anon). Résout le point en suspens n°8.</w:t>
+      </w:r>
+    </w:p>
+    <w:p>
+      <w:pPr>
+        <w:rPr>
+          <w:lang w:val="fr-FR"/>
+        </w:rPr>
+      </w:pPr>
+      <w:r>
+        <w:rPr>
+          <w:b/>
+          <w:bCs/>
+          <w:lang w:val="fr-FR"/>
+        </w:rPr>
         <w:lastRenderedPageBreak/>
-        <w:t>Les trois requêtes de diagnostic du §14.3 ont été exécutées en base (SQL Editor Supabase). Les points « CONDITIONNELS » du tableau 14.2 sont désormais des diagnostics fermes. Résultat global : l’isolation multi-tenant est réellement appliquée au niveau serveur, pas seulement dans le code JS.</w:t>
-      </w:r>
-    </w:p>
-    <w:p>
-      <w:pPr>
-        <w:rPr>
-          <w:lang w:val="fr-FR"/>
-        </w:rPr>
-      </w:pPr>
-      <w:r>
-        <w:rPr>
-          <w:b/>
-          <w:bCs/>
-          <w:lang w:val="fr-FR"/>
-        </w:rPr>
-        <w:t xml:space="preserve">Diagnostic 1a (RLS on/off) : </w:t>
-      </w:r>
-      <w:r>
-        <w:rPr>
-          <w:lang w:val="fr-FR"/>
-        </w:rPr>
-        <w:t>RLS activée sur TOUTES les tables du schéma public, y compris sessions_actives (que la Bible croyait sans RLS). Le risque « si RLS off » du tableau 14.2 tombe donc entièrement — la condition n’est jamais remplie.</w:t>
-      </w:r>
-    </w:p>
-    <w:p>
-      <w:pPr>
-        <w:rPr>
-          <w:lang w:val="fr-FR"/>
-        </w:rPr>
-      </w:pPr>
-      <w:r>
-        <w:rPr>
-          <w:b/>
-          <w:bCs/>
-          <w:lang w:val="fr-FR"/>
-        </w:rPr>
-        <w:t xml:space="preserve">Diagnostic 1b (policies réelles) : </w:t>
-      </w:r>
-      <w:r>
-        <w:rPr>
-          <w:lang w:val="fr-FR"/>
-        </w:rPr>
-        <w:t>chaque table possède au moins une policy filtrant (ferme_id = get_ferme_id()). Les tables classées « risque élevé » (bandes, batiments) et « moyen » (taches, lots_stock, mouvements_stock) sont en fait protégées. Cas particulier fermes : policy lecture_publique_code_acces (SELECT, qual=true, rôles anon+authenticated) volontaire, nécessaire au login par code ferme — à conserver.</w:t>
-      </w:r>
-    </w:p>
-    <w:p>
-      <w:pPr>
-        <w:rPr>
-          <w:lang w:val="fr-FR"/>
-        </w:rPr>
-      </w:pPr>
-      <w:r>
-        <w:rPr>
-          <w:b/>
-          <w:bCs/>
-          <w:lang w:val="fr-FR"/>
-        </w:rPr>
-        <w:t xml:space="preserve">Diagnostic 1c (RPCs sensibles) : </w:t>
-      </w:r>
-      <w:r>
-        <w:rPr>
-          <w:lang w:val="fr-FR"/>
-        </w:rPr>
-        <w:t>les 5 RPCs filtrent correctement. get_ferme_id() lit le header et cast en uuid ; get_dashboard, imputer_stock (2 versions coexistent — voir note), valider_imputation_gerant et verifier_pin dérivent toutes ferme_id via get_ferme_id() ou le header, avec fail-closed sur NULL. valider_imputation_gerant vérifie en plus le rôle GERANT par PIN. Le point « Inconnu » du tableau 14.2 passe donc au vert.</w:t>
-      </w:r>
-    </w:p>
-    <w:p>
-      <w:pPr>
-        <w:rPr>
-          <w:lang w:val="fr-FR"/>
-        </w:rPr>
-      </w:pPr>
-      <w:r>
-        <w:rPr>
-          <w:b/>
-          <w:bCs/>
-          <w:lang w:val="fr-FR"/>
-        </w:rPr>
-        <w:t xml:space="preserve">Découverte technique importante (rectifie 14.2) : </w:t>
-      </w:r>
-      <w:r>
-        <w:rPr>
-          <w:lang w:val="fr-FR"/>
-        </w:rPr>
-        <w:t>l’audit 14.2 surestimait le risque « écriture ». En PostgreSQL, une policy ALL/INSERT/UPDATE sans clause WITH CHECK explicite utilise automatiquement sa clause USING comme WITH CHECK. Les policies acces_par_ferme (USING renseigné, with_check NULL) protégeaient donc DÉJÀ l’écriture croisée, avant tout correctif. Prouvé par test en rôle anon : insertion croisée refusée (ERROR 42501), insertion légitime acceptée.</w:t>
-      </w:r>
-    </w:p>
-    <w:p>
-      <w:pPr>
-        <w:rPr>
-          <w:lang w:val="fr-FR"/>
-        </w:rPr>
-      </w:pPr>
-      <w:r>
-        <w:rPr>
-          <w:b/>
-          <w:bCs/>
-          <w:lang w:val="fr-FR"/>
-        </w:rPr>
-        <w:t xml:space="preserve">Migration 041 — ABANDONNÉE (no-op) : </w:t>
-      </w:r>
-      <w:r>
-        <w:rPr>
-          <w:lang w:val="fr-FR"/>
-        </w:rPr>
-        <w:t>rédigée pour ajouter un WITH CHECK explicite, elle ciblait un nom de policy inexistant (« acces_par_terme » au lieu de « acces_par_ferme »). Elle n’a donc rien créé ni cassé. Non commitée, supprimée avant push. Aucune trace en base. Numéro 041 laissé vacant.</w:t>
-      </w:r>
-    </w:p>
-    <w:p>
-      <w:pPr>
-        <w:rPr>
-          <w:lang w:val="fr-FR"/>
-        </w:rPr>
-      </w:pPr>
-      <w:r>
-        <w:rPr>
-          <w:b/>
-          <w:bCs/>
-          <w:lang w:val="fr-FR"/>
-        </w:rPr>
-        <w:t xml:space="preserve">Migration 042 — FAITE et poussée (v26.30) : </w:t>
-      </w:r>
-      <w:r>
-        <w:rPr>
-          <w:lang w:val="fr-FR"/>
-        </w:rPr>
-        <w:t>nettoyage du doublon de policy sur clients — suppression de ferme_isolation (redondante, with_check hérité) ; clients_isolation (qual + with_check explicites) conservée. Testé : isolation inchangée (croisé refusé, légitime accepté en rôle anon). Résout le point en suspens n°8.</w:t>
-      </w:r>
-    </w:p>
-    <w:p>
-      <w:pPr>
-        <w:rPr>
-          <w:lang w:val="fr-FR"/>
-        </w:rPr>
-      </w:pPr>
-      <w:r>
-        <w:rPr>
-          <w:b/>
-          <w:bCs/>
-          <w:lang w:val="fr-FR"/>
-        </w:rPr>
         <w:t xml:space="preserve">Doublons de policies RLS — NETTOYAGE FAIT (migrations 043 + 044, v26.30) : </w:t>
       </w:r>
       <w:r>
@@ -12965,7 +13361,6 @@
           <w:bCs/>
           <w:lang w:val="fr-FR"/>
         </w:rPr>
-        <w:lastRenderedPageBreak/>
         <w:t xml:space="preserve">Limite de fond NON couverte (à traiter au niveau authentification) : </w:t>
       </w:r>
       <w:r>
@@ -12999,7 +13394,7 @@
     <w:p>
       <w:r>
         <w:pict w14:anchorId="05AA03DA">
-          <v:rect id="_x0000_i1091" style="width:0;height:1.5pt" o:hralign="center" o:hrstd="t" o:hr="t"/>
+          <v:rect id="_x0000_i1033" style="width:0;height:1.5pt" o:hralign="center" o:hrstd="t" o:hr="t"/>
         </w:pict>
       </w:r>
     </w:p>
@@ -13224,13 +13619,20 @@
         <w:rPr>
           <w:lang w:val="fr-FR"/>
         </w:rPr>
-        <w:t xml:space="preserve"> (mis à jour v26.34) : le bug cosmétique score santé est fermé (v26.30) et la session RLS dédiée est réalisée (§14.4). Restent en attente, par ordre : alerte échéance (§16.6, dernier morceau de l’étape 3 CRM), étapes 4 à 6 du §16.2 (export WhatsApp, écran Trésorerie/Caisse, mouvements hors-bande), authentification JWT (LA faille de fond, prérequis SaaS — voir §14.4), bouton « Forcer la déconnexion » qui ne libère pas le verrou, sw.js STATIC_URLS incomplet, mode offline et dashboard SaaS (vision long terme).</w:t>
+        <w:t xml:space="preserve"> (mis à jour v26.34) : le bug cosmétique score santé est fermé (v26.30) et la session RLS dédiée est réalisée (§14.4). Restent en attente, par ordre : alerte échéance (§16.6, dernier morceau de l’étape 3 CRM), étapes 4 à 6 du §16.2 (export WhatsApp, écran Trésorerie/Caisse, mouvements hors-bande), authentification JWT (LA faille de fond, prérequis SaaS — voir §14.4), </w:t>
+      </w:r>
+      <w:r>
+        <w:rPr>
+          <w:lang w:val="fr-FR"/>
+        </w:rPr>
+        <w:lastRenderedPageBreak/>
+        <w:t>bouton « Forcer la déconnexion » qui ne libère pas le verrou, sw.js STATIC_URLS incomplet, mode offline et dashboard SaaS (vision long terme).</w:t>
       </w:r>
     </w:p>
     <w:p>
       <w:r>
         <w:pict w14:anchorId="66626BC7">
-          <v:rect id="_x0000_i1092" style="width:0;height:1.5pt" o:hralign="center" o:hrstd="t" o:hr="t"/>
+          <v:rect id="_x0000_i1034" style="width:0;height:1.5pt" o:hralign="center" o:hrstd="t" o:hr="t"/>
         </w:pict>
       </w:r>
     </w:p>
@@ -13271,7 +13673,6 @@
         <w:rPr>
           <w:lang w:val="fr-BF"/>
         </w:rPr>
-        <w:lastRenderedPageBreak/>
         <w:t xml:space="preserve">Le module clôture permet au gérant de terminer définitivement une bande : archiver son statut, valoriser le stock restant, libérer le bâtiment et générer un rapport final. Architecture en </w:t>
       </w:r>
       <w:r>
@@ -13945,6 +14346,7 @@
                 <w:bCs/>
                 <w:lang w:val="fr-BF"/>
               </w:rPr>
+              <w:lastRenderedPageBreak/>
               <w:t>Migration</w:t>
             </w:r>
           </w:p>
@@ -14090,7 +14492,6 @@
               <w:rPr>
                 <w:lang w:val="fr-BF"/>
               </w:rPr>
-              <w:lastRenderedPageBreak/>
               <w:t>034</w:t>
             </w:r>
           </w:p>
@@ -14371,7 +14772,14 @@
         <w:rPr>
           <w:lang w:val="fr-BF"/>
         </w:rPr>
-        <w:t xml:space="preserve"> : si la libération du bâtiment échoue après l'archivage réussi (coupure réseau), la bande serait clôturée mais le bâtiment resterait « occupé ». Impact faible et réparable manuellement (remettre le bâtiment en 'LIBRE'). Chantier futur si observé sur le terrain : basculer vers une RPC unique tout-ou-rien.</w:t>
+        <w:t xml:space="preserve"> : si la libération du bâtiment échoue après l'archivage réussi (coupure réseau), la bande serait clôturée mais le </w:t>
+      </w:r>
+      <w:r>
+        <w:rPr>
+          <w:lang w:val="fr-BF"/>
+        </w:rPr>
+        <w:lastRenderedPageBreak/>
+        <w:t>bâtiment resterait « occupé ». Impact faible et réparable manuellement (remettre le bâtiment en 'LIBRE'). Chantier futur si observé sur le terrain : basculer vers une RPC unique tout-ou-rien.</w:t>
       </w:r>
     </w:p>
     <w:p>
@@ -15162,6 +15570,7 @@
         <w:rPr>
           <w:lang w:val="fr-BF"/>
         </w:rPr>
+        <w:lastRenderedPageBreak/>
         <w:t>5 produits pré-remplis × 2 fermes : Sujet vivant (decremente=true), Poulet entier abattu (true), Foies &amp; gésiers (kg, false), Cous têtes+pattes (kg, false), Sac de fientes (sac, false)</w:t>
       </w:r>
     </w:p>
@@ -15210,7 +15619,6 @@
           <w:bCs/>
           <w:lang w:val="fr-BF"/>
         </w:rPr>
-        <w:lastRenderedPageBreak/>
         <w:t>commandes</w:t>
       </w:r>
       <w:r>
@@ -15705,20 +16113,72 @@
           <w:bCs/>
           <w:lang w:val="fr-BF"/>
         </w:rPr>
-        <w:t>16.6 Alerte échéance (à implémenter, étape 3)</w:t>
-      </w:r>
-    </w:p>
-    <w:p>
-      <w:pPr>
-        <w:pStyle w:val="Corpsdetexte"/>
-        <w:rPr>
-          <w:lang w:val="fr-BF"/>
-        </w:rPr>
-      </w:pPr>
-      <w:r>
-        <w:rPr>
-          <w:lang w:val="fr-BF"/>
-        </w:rPr>
+        <w:t xml:space="preserve">16.6 Alerte échéance — </w:t>
+      </w:r>
+      <w:r>
+        <w:rPr>
+          <w:rFonts w:ascii="Segoe UI Emoji" w:hAnsi="Segoe UI Emoji" w:cs="Segoe UI Emoji"/>
+          <w:b/>
+          <w:bCs/>
+          <w:lang w:val="fr-BF"/>
+        </w:rPr>
+        <w:t>✅</w:t>
+      </w:r>
+      <w:r>
+        <w:rPr>
+          <w:b/>
+          <w:bCs/>
+          <w:lang w:val="fr-BF"/>
+        </w:rPr>
+        <w:t xml:space="preserve"> R</w:t>
+      </w:r>
+      <w:r>
+        <w:rPr>
+          <w:rFonts w:ascii="Cambria" w:hAnsi="Cambria" w:cs="Cambria"/>
+          <w:b/>
+          <w:bCs/>
+          <w:lang w:val="fr-BF"/>
+        </w:rPr>
+        <w:t>É</w:t>
+      </w:r>
+      <w:r>
+        <w:rPr>
+          <w:b/>
+          <w:bCs/>
+          <w:lang w:val="fr-BF"/>
+        </w:rPr>
+        <w:t>ALIS</w:t>
+      </w:r>
+      <w:r>
+        <w:rPr>
+          <w:rFonts w:ascii="Cambria" w:hAnsi="Cambria" w:cs="Cambria"/>
+          <w:b/>
+          <w:bCs/>
+          <w:lang w:val="fr-BF"/>
+        </w:rPr>
+        <w:t>É</w:t>
+      </w:r>
+      <w:r>
+        <w:rPr>
+          <w:b/>
+          <w:bCs/>
+          <w:lang w:val="fr-BF"/>
+        </w:rPr>
+        <w:t>E (v26.37)</w:t>
+      </w:r>
+    </w:p>
+    <w:p>
+      <w:pPr>
+        <w:pStyle w:val="Corpsdetexte"/>
+        <w:rPr>
+          <w:lang w:val="fr-BF"/>
+        </w:rPr>
+      </w:pPr>
+      <w:r>
+        <w:rPr>
+          <w:lang w:val="fr-BF"/>
+        </w:rPr>
+        <w:lastRenderedPageBreak/>
         <w:t xml:space="preserve">Rappel sur l'accueil gérant des commandes livrées non soldées dont l'échéance de règlement approche ou est dépassée. Trois couleurs : </w:t>
       </w:r>
       <w:r>
@@ -15811,7 +16271,6 @@
         <w:rPr>
           <w:lang w:val="fr-BF"/>
         </w:rPr>
-        <w:lastRenderedPageBreak/>
         <w:t xml:space="preserve">Le prérequis qui bloquait ce chantier est levé : la saisie de </w:t>
       </w:r>
       <w:proofErr w:type="spellStart"/>
@@ -15840,7 +16299,19 @@
         <w:rPr>
           <w:lang w:val="fr-BF"/>
         </w:rPr>
-        <w:t xml:space="preserve"> v26.36, §18.9). Diagnostic confirmé en base le 29/07/2026 : la colonne se remplit bien via cette saisie.</w:t>
+        <w:t xml:space="preserve"> </w:t>
+      </w:r>
+      <w:r>
+        <w:rPr>
+          <w:lang w:val="fr-BF"/>
+        </w:rPr>
+        <w:t>v26.37</w:t>
+      </w:r>
+      <w:r>
+        <w:rPr>
+          <w:lang w:val="fr-BF"/>
+        </w:rPr>
+        <w:t>, §18.9). Diagnostic confirmé en base le 29/07/2026 : la colonne se remplit bien via cette saisie.</w:t>
       </w:r>
     </w:p>
     <w:p>
@@ -16271,6 +16742,7 @@
         <w:rPr>
           <w:lang w:val="fr-BF"/>
         </w:rPr>
+        <w:lastRenderedPageBreak/>
         <w:t>│</w:t>
       </w:r>
     </w:p>
@@ -16313,7 +16785,6 @@
         <w:rPr>
           <w:lang w:val="fr-BF"/>
         </w:rPr>
-        <w:lastRenderedPageBreak/>
         <w:t>│</w:t>
       </w:r>
     </w:p>
@@ -16893,6 +17364,7 @@
         <w:pStyle w:val="Corpsdetexte"/>
       </w:pPr>
       <w:r>
+        <w:lastRenderedPageBreak/>
         <w:t xml:space="preserve">        sb:      (typeof sb !== 'undefined')        ? sb       : null,</w:t>
       </w:r>
     </w:p>
@@ -16932,7 +17404,6 @@
         <w:rPr>
           <w:lang w:val="fr-BF"/>
         </w:rPr>
-        <w:lastRenderedPageBreak/>
         <w:t xml:space="preserve">    };</w:t>
       </w:r>
     </w:p>
@@ -17375,6 +17846,7 @@
         <w:rPr>
           <w:lang w:val="fr-BF"/>
         </w:rPr>
+        <w:lastRenderedPageBreak/>
         <w:t>Avant &lt;/body&gt; → &lt;script type="module" src="js/gestion/gestion.js"&gt;&lt;/script&gt;</w:t>
       </w:r>
     </w:p>
@@ -17425,7 +17897,6 @@
           <w:bCs/>
           <w:lang w:val="fr-BF"/>
         </w:rPr>
-        <w:lastRenderedPageBreak/>
         <w:t>Ajouter à la liste des points en suspens :</w:t>
       </w:r>
     </w:p>
@@ -17716,6 +18187,7 @@
           <w:bCs/>
           <w:lang w:val="fr-BF"/>
         </w:rPr>
+        <w:lastRenderedPageBreak/>
         <w:t>18. Module CRM Commandes (CHANTIER CLOS — v26.25)</w:t>
       </w:r>
     </w:p>
@@ -17756,7 +18228,6 @@
         <w:rPr>
           <w:lang w:val="fr-BF"/>
         </w:rPr>
-        <w:lastRenderedPageBreak/>
         <w:t xml:space="preserve">Le CRM Commandes est le </w:t>
       </w:r>
       <w:r>
@@ -18304,7 +18775,19 @@
         <w:rPr>
           <w:lang w:val="fr-BF"/>
         </w:rPr>
-        <w:t>. Le 3e paramètre, ajouté par la Migration 048 (v26.36), est optionnel : il porte l’échéance de règlement saisie à la livraison (voir §18.9).</w:t>
+        <w:t>. Le 3e paramètre, ajouté par la Migration 048 (</w:t>
+      </w:r>
+      <w:r>
+        <w:rPr>
+          <w:lang w:val="fr-BF"/>
+        </w:rPr>
+        <w:t>v26.37</w:t>
+      </w:r>
+      <w:r>
+        <w:rPr>
+          <w:lang w:val="fr-BF"/>
+        </w:rPr>
+        <w:t>), est optionnel : il porte l’échéance de règlement saisie à la livraison (voir §18.9).</w:t>
       </w:r>
     </w:p>
     <w:p>
@@ -18450,6 +18933,7 @@
                 <w:bCs/>
                 <w:lang w:val="fr-BF"/>
               </w:rPr>
+              <w:lastRenderedPageBreak/>
               <w:t>Colonne</w:t>
             </w:r>
           </w:p>
@@ -18618,7 +19102,6 @@
               <w:rPr>
                 <w:lang w:val="fr-BF"/>
               </w:rPr>
-              <w:lastRenderedPageBreak/>
               <w:t>date_livraison_prevue</w:t>
             </w:r>
           </w:p>
@@ -18934,6 +19417,7 @@
           <w:bCs/>
           <w:lang w:val="fr-BF"/>
         </w:rPr>
+        <w:lastRenderedPageBreak/>
         <w:t>18.8 Données de test CRM (référence)</w:t>
       </w:r>
     </w:p>
@@ -18948,7 +19432,6 @@
         <w:rPr>
           <w:lang w:val="fr-BF"/>
         </w:rPr>
-        <w:lastRenderedPageBreak/>
         <w:t xml:space="preserve">Vrai client des commandes : </w:t>
       </w:r>
       <w:r>
@@ -19087,7 +19570,15 @@
           <w:bCs/>
           <w:lang w:val="fr-BF"/>
         </w:rPr>
-        <w:t>Version actuelle : APP_VERSION = 'v26.36' · CACHE_NAME = 'avigest-v26-36'</w:t>
+        <w:t xml:space="preserve">Version actuelle : </w:t>
+      </w:r>
+      <w:r>
+        <w:rPr>
+          <w:b/>
+          <w:bCs/>
+          <w:lang w:val="fr-BF"/>
+        </w:rPr>
+        <w:t>APP_VERSION = ‘v26.37’ · CACHE_NAME = ‘avigest-v26-37’</w:t>
       </w:r>
       <w:r>
         <w:rPr>
@@ -19506,14 +19997,14 @@
               <w:rPr>
                 <w:lang w:val="fr-BF"/>
               </w:rPr>
-              <w:t xml:space="preserve">Même ménage sur journal, mouvements_stock, saisies_techniques et bandes. ⚠️ La policy partenaire_ses_bandes sur bandes est une policy MÉTIER (accès partenaire à ses seules bandes) — volontairement NON supprimée. Ne </w:t>
+              <w:t xml:space="preserve">Même ménage sur journal, mouvements_stock, saisies_techniques et bandes. ⚠️ La policy partenaire_ses_bandes sur bandes est une </w:t>
             </w:r>
             <w:r>
               <w:rPr>
                 <w:lang w:val="fr-BF"/>
               </w:rPr>
               <w:lastRenderedPageBreak/>
-              <w:t>jamais la confondre avec un doublon.</w:t>
+              <w:t>policy MÉTIER (accès partenaire à ses seules bandes) — volontairement NON supprimée. Ne jamais la confondre avec un doublon.</w:t>
             </w:r>
           </w:p>
         </w:tc>
@@ -19780,7 +20271,23 @@
           <w:bCs/>
           <w:lang w:val="fr-BF"/>
         </w:rPr>
-        <w:t>18.9 Saisie de l’échéance de règlement à la livraison (v26.36)</w:t>
+        <w:t>18.9 Saisie de l’échéance de règlement à la livraison (</w:t>
+      </w:r>
+      <w:r>
+        <w:rPr>
+          <w:b/>
+          <w:bCs/>
+          <w:lang w:val="fr-BF"/>
+        </w:rPr>
+        <w:t>v26.37</w:t>
+      </w:r>
+      <w:r>
+        <w:rPr>
+          <w:b/>
+          <w:bCs/>
+          <w:lang w:val="fr-BF"/>
+        </w:rPr>
+        <w:t>)</w:t>
       </w:r>
     </w:p>
     <w:p>
@@ -19854,6 +20361,7 @@
           <w:bCs/>
           <w:lang w:val="fr-BF"/>
         </w:rPr>
+        <w:lastRenderedPageBreak/>
         <w:t xml:space="preserve">Interface (module </w:t>
       </w:r>
       <w:proofErr w:type="spellStart"/>
@@ -19886,7 +20394,6 @@
         <w:rPr>
           <w:lang w:val="fr-BF"/>
         </w:rPr>
-        <w:lastRenderedPageBreak/>
         <w:t>Un bloc « Échéance de règlement » ajouté avant le bouton Confirmer. Quatre pastilles de raccourci — Comptant, +7 jours, +15 jours, +30 jours — plus un champ date pour une saisie libre. Une ligne d’affichage confirme la date choisie (« Échéance : 11/08/2026 ») ou l’absence d’échéance (« Paiement comptant »). Design conforme au cadre §4.4 : les pastilles en contour gris, le bouton Confirmer en vert reste la seule action vive.</w:t>
       </w:r>
     </w:p>
@@ -20151,13 +20658,41 @@
         <w:rPr>
           <w:lang w:val="fr-BF"/>
         </w:rPr>
-        <w:t xml:space="preserve">(jours), _setEcheanceDate(val), _majEcheanceUI() (les deux premières exposées sur window pour les onclick inline, §17.4). L’appel RPC reçoit p_date_reglement: _livrEcheance ?? </w:t>
+        <w:t>(jours), _</w:t>
       </w:r>
       <w:proofErr w:type="spellStart"/>
       <w:r>
         <w:rPr>
           <w:lang w:val="fr-BF"/>
         </w:rPr>
+        <w:t>setEcheanceDate</w:t>
+      </w:r>
+      <w:proofErr w:type="spellEnd"/>
+      <w:r>
+        <w:rPr>
+          <w:lang w:val="fr-BF"/>
+        </w:rPr>
+        <w:t>(val), _</w:t>
+      </w:r>
+      <w:proofErr w:type="spellStart"/>
+      <w:r>
+        <w:rPr>
+          <w:lang w:val="fr-BF"/>
+        </w:rPr>
+        <w:t>majEcheanceUI</w:t>
+      </w:r>
+      <w:proofErr w:type="spellEnd"/>
+      <w:r>
+        <w:rPr>
+          <w:lang w:val="fr-BF"/>
+        </w:rPr>
+        <w:t xml:space="preserve">() (les deux premières exposées sur window pour les onclick inline, §17.4). L’appel RPC reçoit p_date_reglement: _livrEcheance ?? </w:t>
+      </w:r>
+      <w:proofErr w:type="spellStart"/>
+      <w:r>
+        <w:rPr>
+          <w:lang w:val="fr-BF"/>
+        </w:rPr>
         <w:t>null</w:t>
       </w:r>
       <w:proofErr w:type="spellEnd"/>
@@ -20211,7 +20746,23 @@
           <w:bCs/>
           <w:lang w:val="fr-BF"/>
         </w:rPr>
-        <w:t>Validation (v26.36) :</w:t>
+        <w:t>Validation (</w:t>
+      </w:r>
+      <w:r>
+        <w:rPr>
+          <w:b/>
+          <w:bCs/>
+          <w:lang w:val="fr-BF"/>
+        </w:rPr>
+        <w:t>v26.37</w:t>
+      </w:r>
+      <w:r>
+        <w:rPr>
+          <w:b/>
+          <w:bCs/>
+          <w:lang w:val="fr-BF"/>
+        </w:rPr>
+        <w:t>) :</w:t>
       </w:r>
     </w:p>
     <w:p>
@@ -20239,7 +20790,14 @@
         <w:rPr>
           <w:lang w:val="fr-BF"/>
         </w:rPr>
-        <w:t>💡 En clair : jusqu’ici, quand tu livrais, tu ne notais nulle part quand le client devait payer. Maintenant, au moment de livrer, tu tapes « dans 15 jours » ou « comptant », et l’app retient la date. C’est la pièce qui manquait pour, plus tard, faire sonner un rappel « ce client doit payer demain ».</w:t>
+        <w:t xml:space="preserve">💡 En clair : jusqu’ici, quand tu livrais, tu ne notais nulle part quand le client devait payer. Maintenant, au moment de livrer, tu tapes « dans 15 jours » ou « comptant », et l’app retient </w:t>
+      </w:r>
+      <w:r>
+        <w:rPr>
+          <w:lang w:val="fr-BF"/>
+        </w:rPr>
+        <w:lastRenderedPageBreak/>
+        <w:t>la date. C’est la pièce qui manquait pour, plus tard, faire sonner un rappel « ce client doit payer demain ».</w:t>
       </w:r>
     </w:p>
     <w:p>
@@ -20253,7 +20811,6 @@
         <w:rPr>
           <w:lang w:val="fr-BF"/>
         </w:rPr>
-        <w:lastRenderedPageBreak/>
         <w:t>19. Module Paiements / Créances (CHANTIER CLOS — v26.34)</w:t>
       </w:r>
     </w:p>
@@ -20881,7 +21438,11 @@
             </w:r>
             <w:proofErr w:type="spellEnd"/>
             <w:r>
-              <w:t xml:space="preserve"> (int NOT NULL)</w:t>
+              <w:t xml:space="preserve"> (int </w:t>
+            </w:r>
+            <w:r>
+              <w:lastRenderedPageBreak/>
+              <w:t>NOT NULL)</w:t>
             </w:r>
           </w:p>
         </w:tc>
@@ -20900,7 +21461,15 @@
               <w:rPr>
                 <w:lang w:val="fr-BF"/>
               </w:rPr>
-              <w:t>Numéro d’ordre dans l’année. ⚠️ SANS default — calculé côté JS (voir §19.5).</w:t>
+              <w:lastRenderedPageBreak/>
+              <w:t xml:space="preserve">Numéro d’ordre dans l’année. ⚠️ SANS default — calculé </w:t>
+            </w:r>
+            <w:r>
+              <w:rPr>
+                <w:lang w:val="fr-BF"/>
+              </w:rPr>
+              <w:lastRenderedPageBreak/>
+              <w:t>côté JS (voir §19.5).</w:t>
             </w:r>
           </w:p>
         </w:tc>
@@ -20921,6 +21490,7 @@
               <w:rPr>
                 <w:lang w:val="fr-BF"/>
               </w:rPr>
+              <w:lastRenderedPageBreak/>
               <w:t>annule (</w:t>
             </w:r>
             <w:proofErr w:type="spellStart"/>
@@ -20935,14 +21505,7 @@
               <w:rPr>
                 <w:lang w:val="fr-BF"/>
               </w:rPr>
-              <w:t xml:space="preserve"> NOT </w:t>
-            </w:r>
-            <w:r>
-              <w:rPr>
-                <w:lang w:val="fr-BF"/>
-              </w:rPr>
-              <w:lastRenderedPageBreak/>
-              <w:t>NULL)</w:t>
+              <w:t xml:space="preserve"> NOT NULL)</w:t>
             </w:r>
           </w:p>
         </w:tc>
@@ -20961,15 +21524,7 @@
               <w:rPr>
                 <w:lang w:val="fr-BF"/>
               </w:rPr>
-              <w:lastRenderedPageBreak/>
-              <w:t xml:space="preserve">Default false. Un paiement annulé n’est jamais supprimé, il </w:t>
-            </w:r>
-            <w:r>
-              <w:rPr>
-                <w:lang w:val="fr-BF"/>
-              </w:rPr>
-              <w:lastRenderedPageBreak/>
-              <w:t>est marqué.</w:t>
+              <w:t>Default false. Un paiement annulé n’est jamais supprimé, il est marqué.</w:t>
             </w:r>
           </w:p>
         </w:tc>
@@ -20990,7 +21545,6 @@
               <w:rPr>
                 <w:lang w:val="fr-BF"/>
               </w:rPr>
-              <w:lastRenderedPageBreak/>
               <w:t>UNIQUE (</w:t>
             </w:r>
             <w:proofErr w:type="spellStart"/>
@@ -21708,6 +22262,7 @@
         <w:rPr>
           <w:lang w:val="fr-BF"/>
         </w:rPr>
+        <w:lastRenderedPageBreak/>
         <w:t>19.5 Numérotation des reçus — option A assumée</w:t>
       </w:r>
     </w:p>
@@ -21765,9 +22320,259 @@
           <w:rStyle w:val="VerbatimChar"/>
           <w:lang w:val="fr-BF"/>
         </w:rPr>
+        <w:t>REC-2026-0001</w:t>
+      </w:r>
+      <w:r>
+        <w:rPr>
+          <w:lang w:val="fr-BF"/>
+        </w:rPr>
+        <w:br/>
+      </w:r>
+      <w:r>
+        <w:rPr>
+          <w:rStyle w:val="VerbatimChar"/>
+          <w:lang w:val="fr-BF"/>
+        </w:rPr>
+        <w:t>REC-2026-0002</w:t>
+      </w:r>
+      <w:r>
+        <w:rPr>
+          <w:lang w:val="fr-BF"/>
+        </w:rPr>
+        <w:br/>
+      </w:r>
+      <w:r>
+        <w:rPr>
+          <w:rStyle w:val="VerbatimChar"/>
+          <w:lang w:val="fr-BF"/>
+        </w:rPr>
+        <w:t>…</w:t>
+      </w:r>
+      <w:r>
+        <w:rPr>
+          <w:lang w:val="fr-BF"/>
+        </w:rPr>
+        <w:br/>
+      </w:r>
+      <w:r>
+        <w:rPr>
+          <w:rStyle w:val="VerbatimChar"/>
+          <w:lang w:val="fr-BF"/>
+        </w:rPr>
+        <w:t>REC-2027-0001   (remise à zéro au changement d’année)</w:t>
+      </w:r>
+    </w:p>
+    <w:p>
+      <w:pPr>
+        <w:pStyle w:val="Corpsdetexte"/>
+        <w:rPr>
+          <w:lang w:val="fr-FR"/>
+        </w:rPr>
+      </w:pPr>
+      <w:r>
+        <w:rPr>
+          <w:lang w:val="fr-BF"/>
+        </w:rPr>
+        <w:t>Choix technique (option A, assumé) : le numéro suivant est calculé côté JS — lecture du plus grand numero_seq de la ferme pour l’année en cours, puis +1. Ce n’est pas une séquence PostgreSQL.</w:t>
+      </w:r>
+    </w:p>
+    <w:p>
+      <w:pPr>
+        <w:pStyle w:val="Corpsdetexte"/>
+        <w:rPr>
+          <w:lang w:val="fr-FR"/>
+        </w:rPr>
+      </w:pPr>
+      <w:r>
+        <w:rPr>
+          <w:b/>
+          <w:bCs/>
+          <w:lang w:val="fr-BF"/>
+        </w:rPr>
+        <w:t>⚠️ Limite connue et acceptée : deux saisies rigoureusement simultanées pourraient calculer le même numéro. La contrainte UNIQUE (ferme_id, annee, numero_seq) sert de garde-fou : la seconde insertion est alors refusée par la base plutôt que de créer un doublon. Risque jugé négligeable — un seul gérant saisit, et les paiements sont rares. Si un jour plusieurs gérants saisissent en parallèle, basculer vers une séquence côté base (option B).</w:t>
+      </w:r>
+    </w:p>
+    <w:p>
+      <w:pPr>
+        <w:pStyle w:val="Corpsdetexte"/>
+        <w:rPr>
+          <w:lang w:val="fr-FR"/>
+        </w:rPr>
+      </w:pPr>
+      <w:r>
+        <w:rPr>
+          <w:lang w:val="fr-BF"/>
+        </w:rPr>
+        <w:t>💡 En clair : c’est un carnet à souches. Chaque reçu porte un numéro qui se suit, remis à zéro chaque 1er janvier, et propre à chaque ferme. L’app regarde le dernier numéro utilisé et prend le suivant. Si par un hasard extrême deux reçus tombaient sur le même numéro, la base refuse le second au lieu de laisser passer deux souches identiques.</w:t>
+      </w:r>
+    </w:p>
+    <w:p>
+      <w:pPr>
+        <w:pStyle w:val="Titre3"/>
+        <w:rPr>
+          <w:lang w:val="fr-FR"/>
+        </w:rPr>
+      </w:pPr>
+      <w:r>
+        <w:rPr>
+          <w:lang w:val="fr-BF"/>
+        </w:rPr>
+        <w:t>19.6 Annulation d’un paiement</w:t>
+      </w:r>
+    </w:p>
+    <w:p>
+      <w:pPr>
+        <w:pStyle w:val="Corpsdetexte"/>
+        <w:rPr>
+          <w:lang w:val="fr-FR"/>
+        </w:rPr>
+      </w:pPr>
+      <w:r>
+        <w:rPr>
+          <w:lang w:val="fr-BF"/>
+        </w:rPr>
+        <w:t>Un paiement n’est jamais supprimé. L’annulation pose annule = true et préfixe le champ note avec le motif, au format imposé :</w:t>
+      </w:r>
+    </w:p>
+    <w:p>
+      <w:pPr>
+        <w:pStyle w:val="SourceCode"/>
+        <w:rPr>
+          <w:lang w:val="fr-FR"/>
+        </w:rPr>
+      </w:pPr>
+      <w:r>
+        <w:rPr>
+          <w:rStyle w:val="VerbatimChar"/>
+          <w:lang w:val="fr-BF"/>
+        </w:rPr>
+        <w:t>[ANNULÉ le 23/07/2026 : erreur de montant] note précédente…</w:t>
+      </w:r>
+    </w:p>
+    <w:p>
+      <w:pPr>
+        <w:pStyle w:val="Corpsdetexte"/>
+        <w:rPr>
+          <w:lang w:val="fr-FR"/>
+        </w:rPr>
+      </w:pPr>
+      <w:r>
+        <w:rPr>
+          <w:lang w:val="fr-BF"/>
+        </w:rPr>
+        <w:t>Le motif est obligatoire — aucune annulation « muette ». À l’écran, la ligne apparaît barrée, perd ses boutons 📋 (copier le reçu) et ✕ (annuler), et son montant sort du total payé. Le reste à payer remonte donc automatiquement.</w:t>
+      </w:r>
+    </w:p>
+    <w:p>
+      <w:pPr>
+        <w:pStyle w:val="Titre3"/>
+        <w:rPr>
+          <w:lang w:val="fr-FR"/>
+        </w:rPr>
+      </w:pPr>
+      <w:r>
+        <w:rPr>
+          <w:lang w:val="fr-BF"/>
+        </w:rPr>
+        <w:t>19.7 Le reçu</w:t>
+      </w:r>
+    </w:p>
+    <w:p>
+      <w:pPr>
+        <w:pStyle w:val="Corpsdetexte"/>
+        <w:rPr>
+          <w:lang w:val="fr-FR"/>
+        </w:rPr>
+      </w:pPr>
+      <w:r>
+        <w:rPr>
+          <w:lang w:val="fr-BF"/>
+        </w:rPr>
+        <w:t>Le reçu est un texte formaté, copié dans le presse-papier par le bouton 📋. Il porte l’identité commerciale de la ferme, lue dans la table fermes (voir §2.4 bis et §20) : nom_commercial en tête, telephone et ville en pied. Si nom_commercial est vide, le nom technique sert de repli.</w:t>
+      </w:r>
+    </w:p>
+    <w:p>
+      <w:pPr>
+        <w:pStyle w:val="Corpsdetexte"/>
+        <w:rPr>
+          <w:lang w:val="fr-FR"/>
+        </w:rPr>
+      </w:pPr>
+      <w:r>
+        <w:rPr>
+          <w:lang w:val="fr-BF"/>
+        </w:rPr>
+        <w:t>⚠️ Dépendance à connaître : le contenu du reçu dépend de l’écran Paramètres (§20). Une ferme dont le nom commercial et le téléphone ne sont pas renseignés produira un reçu incomplet, sans erreur visible.</w:t>
+      </w:r>
+    </w:p>
+    <w:p>
+      <w:pPr>
+        <w:pStyle w:val="Titre3"/>
+        <w:rPr>
+          <w:lang w:val="fr-FR"/>
+        </w:rPr>
+      </w:pPr>
+      <w:r>
+        <w:rPr>
+          <w:lang w:val="fr-BF"/>
+        </w:rPr>
         <w:lastRenderedPageBreak/>
-        <w:t>REC-2026-0001</w:t>
-      </w:r>
+        <w:t>19.8 Fonctions et variables ajoutées à commandes.js</w:t>
+      </w:r>
+    </w:p>
+    <w:p>
+      <w:pPr>
+        <w:pStyle w:val="Corpsdetexte"/>
+        <w:rPr>
+          <w:lang w:val="fr-FR"/>
+        </w:rPr>
+      </w:pPr>
+      <w:r>
+        <w:rPr>
+          <w:lang w:val="fr-BF"/>
+        </w:rPr>
+        <w:t>Fonctions :</w:t>
+      </w:r>
+    </w:p>
+    <w:p>
+      <w:pPr>
+        <w:pStyle w:val="SourceCode"/>
+        <w:rPr>
+          <w:lang w:val="fr-FR"/>
+        </w:rPr>
+      </w:pPr>
+      <w:r>
+        <w:rPr>
+          <w:rStyle w:val="VerbatimChar"/>
+          <w:lang w:val="fr-BF"/>
+        </w:rPr>
+        <w:t>_</w:t>
+      </w:r>
+      <w:proofErr w:type="spellStart"/>
+      <w:r>
+        <w:rPr>
+          <w:rStyle w:val="VerbatimChar"/>
+          <w:lang w:val="fr-BF"/>
+        </w:rPr>
+        <w:t>blocReglement</w:t>
+      </w:r>
+      <w:proofErr w:type="spellEnd"/>
+      <w:r>
+        <w:rPr>
+          <w:rStyle w:val="VerbatimChar"/>
+          <w:lang w:val="fr-BF"/>
+        </w:rPr>
+        <w:t xml:space="preserve">            _</w:t>
+      </w:r>
+      <w:proofErr w:type="spellStart"/>
+      <w:r>
+        <w:rPr>
+          <w:rStyle w:val="VerbatimChar"/>
+          <w:lang w:val="fr-BF"/>
+        </w:rPr>
+        <w:t>texteRecu</w:t>
+      </w:r>
+      <w:proofErr w:type="spellEnd"/>
       <w:r>
         <w:rPr>
           <w:lang w:val="fr-BF"/>
@@ -21779,8 +22584,33 @@
           <w:rStyle w:val="VerbatimChar"/>
           <w:lang w:val="fr-BF"/>
         </w:rPr>
-        <w:t>REC-2026-0002</w:t>
-      </w:r>
+        <w:t>_</w:t>
+      </w:r>
+      <w:proofErr w:type="spellStart"/>
+      <w:r>
+        <w:rPr>
+          <w:rStyle w:val="VerbatimChar"/>
+          <w:lang w:val="fr-BF"/>
+        </w:rPr>
+        <w:t>numeroRecu</w:t>
+      </w:r>
+      <w:proofErr w:type="spellEnd"/>
+      <w:r>
+        <w:rPr>
+          <w:rStyle w:val="VerbatimChar"/>
+          <w:lang w:val="fr-BF"/>
+        </w:rPr>
+        <w:t xml:space="preserve">               _</w:t>
+      </w:r>
+      <w:proofErr w:type="spellStart"/>
+      <w:r>
+        <w:rPr>
+          <w:rStyle w:val="VerbatimChar"/>
+          <w:lang w:val="fr-BF"/>
+        </w:rPr>
+        <w:t>copierRecu</w:t>
+      </w:r>
+      <w:proofErr w:type="spellEnd"/>
       <w:r>
         <w:rPr>
           <w:lang w:val="fr-BF"/>
@@ -21792,8 +22622,33 @@
           <w:rStyle w:val="VerbatimChar"/>
           <w:lang w:val="fr-BF"/>
         </w:rPr>
-        <w:t>…</w:t>
-      </w:r>
+        <w:t>_</w:t>
+      </w:r>
+      <w:proofErr w:type="spellStart"/>
+      <w:r>
+        <w:rPr>
+          <w:rStyle w:val="VerbatimChar"/>
+          <w:lang w:val="fr-BF"/>
+        </w:rPr>
+        <w:t>totalPaye</w:t>
+      </w:r>
+      <w:proofErr w:type="spellEnd"/>
+      <w:r>
+        <w:rPr>
+          <w:rStyle w:val="VerbatimChar"/>
+          <w:lang w:val="fr-BF"/>
+        </w:rPr>
+        <w:t xml:space="preserve">                _</w:t>
+      </w:r>
+      <w:proofErr w:type="spellStart"/>
+      <w:r>
+        <w:rPr>
+          <w:rStyle w:val="VerbatimChar"/>
+          <w:lang w:val="fr-BF"/>
+        </w:rPr>
+        <w:t>chargerIdentiteFerme</w:t>
+      </w:r>
+      <w:proofErr w:type="spellEnd"/>
       <w:r>
         <w:rPr>
           <w:lang w:val="fr-BF"/>
@@ -21805,51 +22660,306 @@
           <w:rStyle w:val="VerbatimChar"/>
           <w:lang w:val="fr-BF"/>
         </w:rPr>
-        <w:t>REC-2027-0001   (remise à zéro au changement d’année)</w:t>
-      </w:r>
-    </w:p>
-    <w:p>
-      <w:pPr>
-        <w:pStyle w:val="Corpsdetexte"/>
-        <w:rPr>
-          <w:lang w:val="fr-FR"/>
-        </w:rPr>
-      </w:pPr>
-      <w:r>
-        <w:rPr>
-          <w:lang w:val="fr-BF"/>
-        </w:rPr>
-        <w:t>Choix technique (option A, assumé) : le numéro suivant est calculé côté JS — lecture du plus grand numero_seq de la ferme pour l’année en cours, puis +1. Ce n’est pas une séquence PostgreSQL.</w:t>
-      </w:r>
-    </w:p>
-    <w:p>
-      <w:pPr>
-        <w:pStyle w:val="Corpsdetexte"/>
-        <w:rPr>
-          <w:lang w:val="fr-FR"/>
-        </w:rPr>
-      </w:pPr>
-      <w:r>
-        <w:rPr>
-          <w:b/>
-          <w:bCs/>
-          <w:lang w:val="fr-BF"/>
-        </w:rPr>
-        <w:t>⚠️ Limite connue et acceptée : deux saisies rigoureusement simultanées pourraient calculer le même numéro. La contrainte UNIQUE (ferme_id, annee, numero_seq) sert de garde-fou : la seconde insertion est alors refusée par la base plutôt que de créer un doublon. Risque jugé négligeable — un seul gérant saisit, et les paiements sont rares. Si un jour plusieurs gérants saisissent en parallèle, basculer vers une séquence côté base (option B).</w:t>
-      </w:r>
-    </w:p>
-    <w:p>
-      <w:pPr>
-        <w:pStyle w:val="Corpsdetexte"/>
-        <w:rPr>
-          <w:lang w:val="fr-FR"/>
-        </w:rPr>
-      </w:pPr>
-      <w:r>
-        <w:rPr>
-          <w:lang w:val="fr-BF"/>
-        </w:rPr>
-        <w:t>💡 En clair : c’est un carnet à souches. Chaque reçu porte un numéro qui se suit, remis à zéro chaque 1er janvier, et propre à chaque ferme. L’app regarde le dernier numéro utilisé et prend le suivant. Si par un hasard extrême deux reçus tombaient sur le même numéro, la base refuse le second au lieu de laisser passer deux souches identiques.</w:t>
+        <w:t>_</w:t>
+      </w:r>
+      <w:proofErr w:type="spellStart"/>
+      <w:r>
+        <w:rPr>
+          <w:rStyle w:val="VerbatimChar"/>
+          <w:lang w:val="fr-BF"/>
+        </w:rPr>
+        <w:t>nouveauPaiement</w:t>
+      </w:r>
+      <w:proofErr w:type="spellEnd"/>
+      <w:r>
+        <w:rPr>
+          <w:rStyle w:val="VerbatimChar"/>
+          <w:lang w:val="fr-BF"/>
+        </w:rPr>
+        <w:t xml:space="preserve">          _</w:t>
+      </w:r>
+      <w:proofErr w:type="spellStart"/>
+      <w:r>
+        <w:rPr>
+          <w:rStyle w:val="VerbatimChar"/>
+          <w:lang w:val="fr-BF"/>
+        </w:rPr>
+        <w:t>annulerPaiement</w:t>
+      </w:r>
+      <w:proofErr w:type="spellEnd"/>
+      <w:r>
+        <w:rPr>
+          <w:lang w:val="fr-BF"/>
+        </w:rPr>
+        <w:br/>
+      </w:r>
+      <w:r>
+        <w:rPr>
+          <w:rStyle w:val="VerbatimChar"/>
+          <w:lang w:val="fr-BF"/>
+        </w:rPr>
+        <w:t>_</w:t>
+      </w:r>
+      <w:proofErr w:type="spellStart"/>
+      <w:r>
+        <w:rPr>
+          <w:rStyle w:val="VerbatimChar"/>
+          <w:lang w:val="fr-BF"/>
+        </w:rPr>
+        <w:t>dessinerPaiement</w:t>
+      </w:r>
+      <w:proofErr w:type="spellEnd"/>
+      <w:r>
+        <w:rPr>
+          <w:rStyle w:val="VerbatimChar"/>
+          <w:lang w:val="fr-BF"/>
+        </w:rPr>
+        <w:t xml:space="preserve">         _</w:t>
+      </w:r>
+      <w:proofErr w:type="spellStart"/>
+      <w:r>
+        <w:rPr>
+          <w:rStyle w:val="VerbatimChar"/>
+          <w:lang w:val="fr-BF"/>
+        </w:rPr>
+        <w:t>dessinerAnnulPaiement</w:t>
+      </w:r>
+      <w:proofErr w:type="spellEnd"/>
+      <w:r>
+        <w:rPr>
+          <w:lang w:val="fr-BF"/>
+        </w:rPr>
+        <w:br/>
+      </w:r>
+      <w:r>
+        <w:rPr>
+          <w:rStyle w:val="VerbatimChar"/>
+          <w:lang w:val="fr-BF"/>
+        </w:rPr>
+        <w:t>_</w:t>
+      </w:r>
+      <w:proofErr w:type="spellStart"/>
+      <w:r>
+        <w:rPr>
+          <w:rStyle w:val="VerbatimChar"/>
+          <w:lang w:val="fr-BF"/>
+        </w:rPr>
+        <w:t>solderPaiement</w:t>
+      </w:r>
+      <w:proofErr w:type="spellEnd"/>
+      <w:r>
+        <w:rPr>
+          <w:rStyle w:val="VerbatimChar"/>
+          <w:lang w:val="fr-BF"/>
+        </w:rPr>
+        <w:t xml:space="preserve">           _</w:t>
+      </w:r>
+      <w:proofErr w:type="spellStart"/>
+      <w:r>
+        <w:rPr>
+          <w:rStyle w:val="VerbatimChar"/>
+          <w:lang w:val="fr-BF"/>
+        </w:rPr>
+        <w:t>confirmerAnnulPaiement</w:t>
+      </w:r>
+      <w:proofErr w:type="spellEnd"/>
+      <w:r>
+        <w:rPr>
+          <w:lang w:val="fr-BF"/>
+        </w:rPr>
+        <w:br/>
+      </w:r>
+      <w:r>
+        <w:rPr>
+          <w:rStyle w:val="VerbatimChar"/>
+          <w:lang w:val="fr-BF"/>
+        </w:rPr>
+        <w:t>_</w:t>
+      </w:r>
+      <w:proofErr w:type="spellStart"/>
+      <w:r>
+        <w:rPr>
+          <w:rStyle w:val="VerbatimChar"/>
+          <w:lang w:val="fr-BF"/>
+        </w:rPr>
+        <w:t>verifierPaiement</w:t>
+      </w:r>
+      <w:proofErr w:type="spellEnd"/>
+      <w:r>
+        <w:rPr>
+          <w:lang w:val="fr-BF"/>
+        </w:rPr>
+        <w:br/>
+      </w:r>
+      <w:r>
+        <w:rPr>
+          <w:rStyle w:val="VerbatimChar"/>
+          <w:lang w:val="fr-BF"/>
+        </w:rPr>
+        <w:t>_</w:t>
+      </w:r>
+      <w:proofErr w:type="spellStart"/>
+      <w:r>
+        <w:rPr>
+          <w:rStyle w:val="VerbatimChar"/>
+          <w:lang w:val="fr-BF"/>
+        </w:rPr>
+        <w:t>dessinerConfirmationPaiement</w:t>
+      </w:r>
+      <w:proofErr w:type="spellEnd"/>
+      <w:r>
+        <w:rPr>
+          <w:lang w:val="fr-BF"/>
+        </w:rPr>
+        <w:br/>
+      </w:r>
+      <w:r>
+        <w:rPr>
+          <w:rStyle w:val="VerbatimChar"/>
+          <w:lang w:val="fr-BF"/>
+        </w:rPr>
+        <w:t>_</w:t>
+      </w:r>
+      <w:proofErr w:type="spellStart"/>
+      <w:r>
+        <w:rPr>
+          <w:rStyle w:val="VerbatimChar"/>
+          <w:lang w:val="fr-BF"/>
+        </w:rPr>
+        <w:t>confirmerPaiement</w:t>
+      </w:r>
+      <w:proofErr w:type="spellEnd"/>
+    </w:p>
+    <w:p>
+      <w:pPr>
+        <w:pStyle w:val="Corpsdetexte"/>
+        <w:rPr>
+          <w:lang w:val="fr-FR"/>
+        </w:rPr>
+      </w:pPr>
+      <w:r>
+        <w:rPr>
+          <w:lang w:val="fr-BF"/>
+        </w:rPr>
+        <w:t>Variables de module :</w:t>
+      </w:r>
+    </w:p>
+    <w:p>
+      <w:pPr>
+        <w:pStyle w:val="SourceCode"/>
+        <w:rPr>
+          <w:lang w:val="fr-FR"/>
+        </w:rPr>
+      </w:pPr>
+      <w:r>
+        <w:rPr>
+          <w:rStyle w:val="VerbatimChar"/>
+          <w:lang w:val="fr-BF"/>
+        </w:rPr>
+        <w:t>_</w:t>
+      </w:r>
+      <w:proofErr w:type="spellStart"/>
+      <w:r>
+        <w:rPr>
+          <w:rStyle w:val="VerbatimChar"/>
+          <w:lang w:val="fr-BF"/>
+        </w:rPr>
+        <w:t>detailCmd</w:t>
+      </w:r>
+      <w:proofErr w:type="spellEnd"/>
+      <w:r>
+        <w:rPr>
+          <w:rStyle w:val="VerbatimChar"/>
+          <w:lang w:val="fr-BF"/>
+        </w:rPr>
+        <w:t xml:space="preserve">    _</w:t>
+      </w:r>
+      <w:proofErr w:type="spellStart"/>
+      <w:r>
+        <w:rPr>
+          <w:rStyle w:val="VerbatimChar"/>
+          <w:lang w:val="fr-BF"/>
+        </w:rPr>
+        <w:t>payCmd</w:t>
+      </w:r>
+      <w:proofErr w:type="spellEnd"/>
+      <w:r>
+        <w:rPr>
+          <w:rStyle w:val="VerbatimChar"/>
+          <w:lang w:val="fr-BF"/>
+        </w:rPr>
+        <w:t xml:space="preserve">    _</w:t>
+      </w:r>
+      <w:proofErr w:type="spellStart"/>
+      <w:r>
+        <w:rPr>
+          <w:rStyle w:val="VerbatimChar"/>
+          <w:lang w:val="fr-BF"/>
+        </w:rPr>
+        <w:t>payReste</w:t>
+      </w:r>
+      <w:proofErr w:type="spellEnd"/>
+      <w:r>
+        <w:rPr>
+          <w:rStyle w:val="VerbatimChar"/>
+          <w:lang w:val="fr-BF"/>
+        </w:rPr>
+        <w:t xml:space="preserve">    _</w:t>
+      </w:r>
+      <w:proofErr w:type="spellStart"/>
+      <w:r>
+        <w:rPr>
+          <w:rStyle w:val="VerbatimChar"/>
+          <w:lang w:val="fr-BF"/>
+        </w:rPr>
+        <w:t>paySaisie</w:t>
+      </w:r>
+      <w:proofErr w:type="spellEnd"/>
+      <w:r>
+        <w:rPr>
+          <w:rStyle w:val="VerbatimChar"/>
+          <w:lang w:val="fr-BF"/>
+        </w:rPr>
+        <w:t xml:space="preserve">    _</w:t>
+      </w:r>
+      <w:proofErr w:type="spellStart"/>
+      <w:r>
+        <w:rPr>
+          <w:rStyle w:val="VerbatimChar"/>
+          <w:lang w:val="fr-BF"/>
+        </w:rPr>
+        <w:t>annulPay</w:t>
+      </w:r>
+      <w:proofErr w:type="spellEnd"/>
+      <w:r>
+        <w:rPr>
+          <w:rStyle w:val="VerbatimChar"/>
+          <w:lang w:val="fr-BF"/>
+        </w:rPr>
+        <w:t xml:space="preserve">    _</w:t>
+      </w:r>
+      <w:proofErr w:type="spellStart"/>
+      <w:r>
+        <w:rPr>
+          <w:rStyle w:val="VerbatimChar"/>
+          <w:lang w:val="fr-BF"/>
+        </w:rPr>
+        <w:t>identiteFerme</w:t>
+      </w:r>
+      <w:proofErr w:type="spellEnd"/>
+    </w:p>
+    <w:p>
+      <w:pPr>
+        <w:pStyle w:val="Corpsdetexte"/>
+        <w:rPr>
+          <w:lang w:val="fr-FR"/>
+        </w:rPr>
+      </w:pPr>
+      <w:r>
+        <w:rPr>
+          <w:lang w:val="fr-BF"/>
+        </w:rPr>
+        <w:t>Rappel §17.3 : ces fonctions vivent dans un module ES. Toute fonction appelée en onclick inline doit être exposée sur window. Et l’accès Supabase passe toujours par avigestContext() au moment de s’en servir — jamais par une copie de sb mise en cache.</w:t>
       </w:r>
     </w:p>
     <w:p>
@@ -21863,50 +22973,21 @@
         <w:rPr>
           <w:lang w:val="fr-BF"/>
         </w:rPr>
-        <w:t>19.6 Annulation d’un paiement</w:t>
-      </w:r>
-    </w:p>
-    <w:p>
-      <w:pPr>
-        <w:pStyle w:val="Corpsdetexte"/>
-        <w:rPr>
-          <w:lang w:val="fr-FR"/>
-        </w:rPr>
-      </w:pPr>
-      <w:r>
-        <w:rPr>
-          <w:lang w:val="fr-BF"/>
-        </w:rPr>
-        <w:t>Un paiement n’est jamais supprimé. L’annulation pose annule = true et préfixe le champ note avec le motif, au format imposé :</w:t>
-      </w:r>
-    </w:p>
-    <w:p>
-      <w:pPr>
-        <w:pStyle w:val="SourceCode"/>
-        <w:rPr>
-          <w:lang w:val="fr-FR"/>
-        </w:rPr>
-      </w:pPr>
-      <w:r>
-        <w:rPr>
-          <w:rStyle w:val="VerbatimChar"/>
-          <w:lang w:val="fr-BF"/>
-        </w:rPr>
-        <w:t>[ANNULÉ le 23/07/2026 : erreur de montant] note précédente…</w:t>
-      </w:r>
-    </w:p>
-    <w:p>
-      <w:pPr>
-        <w:pStyle w:val="Corpsdetexte"/>
-        <w:rPr>
-          <w:lang w:val="fr-FR"/>
-        </w:rPr>
-      </w:pPr>
-      <w:r>
-        <w:rPr>
-          <w:lang w:val="fr-BF"/>
-        </w:rPr>
-        <w:t>Le motif est obligatoire — aucune annulation « muette ». À l’écran, la ligne apparaît barrée, perd ses boutons 📋 (copier le reçu) et ✕ (annuler), et son montant sort du total payé. Le reste à payer remonte donc automatiquement.</w:t>
+        <w:t>19.9 Données de test en base</w:t>
+      </w:r>
+    </w:p>
+    <w:p>
+      <w:pPr>
+        <w:pStyle w:val="Corpsdetexte"/>
+        <w:rPr>
+          <w:lang w:val="fr-FR"/>
+        </w:rPr>
+      </w:pPr>
+      <w:r>
+        <w:rPr>
+          <w:lang w:val="fr-BF"/>
+        </w:rPr>
+        <w:t>⚠️ La commande « Boucherie » porte au moins un paiement annulé et un paiement soldé, créés pour tester l’affichage. Utiles pour vérifier le rendu (ligne barrée, exclusion du total), à nettoyer avant toute mise en service réelle.</w:t>
       </w:r>
     </w:p>
     <w:p>
@@ -21920,35 +23001,65 @@
         <w:rPr>
           <w:lang w:val="fr-BF"/>
         </w:rPr>
-        <w:t>19.7 Le reçu</w:t>
-      </w:r>
-    </w:p>
-    <w:p>
-      <w:pPr>
-        <w:pStyle w:val="Corpsdetexte"/>
-        <w:rPr>
-          <w:lang w:val="fr-FR"/>
-        </w:rPr>
-      </w:pPr>
-      <w:r>
-        <w:rPr>
-          <w:lang w:val="fr-BF"/>
-        </w:rPr>
-        <w:t>Le reçu est un texte formaté, copié dans le presse-papier par le bouton 📋. Il porte l’identité commerciale de la ferme, lue dans la table fermes (voir §2.4 bis et §20) : nom_commercial en tête, telephone et ville en pied. Si nom_commercial est vide, le nom technique sert de repli.</w:t>
-      </w:r>
-    </w:p>
-    <w:p>
-      <w:pPr>
-        <w:pStyle w:val="Corpsdetexte"/>
-        <w:rPr>
-          <w:lang w:val="fr-FR"/>
-        </w:rPr>
-      </w:pPr>
-      <w:r>
-        <w:rPr>
-          <w:lang w:val="fr-BF"/>
-        </w:rPr>
-        <w:t>⚠️ Dépendance à connaître : le contenu du reçu dépend de l’écran Paramètres (§20). Une ferme dont le nom commercial et le téléphone ne sont pas renseignés produira un reçu incomplet, sans erreur visible.</w:t>
+        <w:t>19.10 Reste à faire — alerte échéance</w:t>
+      </w:r>
+    </w:p>
+    <w:p>
+      <w:pPr>
+        <w:pStyle w:val="Corpsdetexte"/>
+        <w:rPr>
+          <w:lang w:val="fr-FR"/>
+        </w:rPr>
+      </w:pPr>
+      <w:r>
+        <w:rPr>
+          <w:lang w:val="fr-BF"/>
+        </w:rPr>
+        <w:t>Le dernier morceau de l’étape 3 CRM n’est pas commencé : l’alerte d’échéance décrite en §16.6 (rappel J-1 sur l’accueil gérant, trois couleurs, compteur sur la tuile Clients).</w:t>
+      </w:r>
+    </w:p>
+    <w:p>
+      <w:pPr>
+        <w:pStyle w:val="Corpsdetexte"/>
+        <w:rPr>
+          <w:lang w:val="fr-FR"/>
+        </w:rPr>
+      </w:pPr>
+      <w:r>
+        <w:rPr>
+          <w:b/>
+          <w:bCs/>
+          <w:lang w:val="fr-BF"/>
+        </w:rPr>
+        <w:t>⚠️ Deux points à diagnostiquer AVANT de coder : (1) l’alerte s’appuie sur commandes.date_reglement_prevue, à ne pas confondre avec date_livraison_prevue (§18.4) ; (2) il n’est pas certain qu’un écran permette aujourd’hui de SAISIR date_reglement_prevue — si la colonne reste vide, l’alerte n’aura rien à afficher. Vérifier en base et dans le code avant tout développement.</w:t>
+      </w:r>
+    </w:p>
+    <w:p>
+      <w:pPr>
+        <w:pStyle w:val="Corpsdetexte"/>
+        <w:rPr>
+          <w:lang w:val="fr-FR"/>
+        </w:rPr>
+      </w:pPr>
+      <w:r>
+        <w:rPr>
+          <w:lang w:val="fr-BF"/>
+        </w:rPr>
+        <w:t>⚠️ Terrain différent : l’accueil gérant vit dans index.html (~5900 lignes), pas dans les modules ES. Voir §17 pour la frontière entre les deux mondes.</w:t>
+      </w:r>
+    </w:p>
+    <w:p>
+      <w:pPr>
+        <w:pStyle w:val="Titre2"/>
+        <w:rPr>
+          <w:lang w:val="fr-FR"/>
+        </w:rPr>
+      </w:pPr>
+      <w:r>
+        <w:rPr>
+          <w:lang w:val="fr-BF"/>
+        </w:rPr>
+        <w:t>20. Écran Paramètres — identité commerciale de la ferme (v26.34)</w:t>
       </w:r>
     </w:p>
     <w:p>
@@ -21962,653 +23073,97 @@
         <w:rPr>
           <w:lang w:val="fr-BF"/>
         </w:rPr>
-        <w:t>19.8 Fonctions et variables ajoutées à commandes.js</w:t>
-      </w:r>
-    </w:p>
-    <w:p>
-      <w:pPr>
-        <w:pStyle w:val="Corpsdetexte"/>
-        <w:rPr>
-          <w:lang w:val="fr-FR"/>
-        </w:rPr>
-      </w:pPr>
-      <w:r>
-        <w:rPr>
-          <w:lang w:val="fr-BF"/>
-        </w:rPr>
-        <w:t>Fonctions :</w:t>
-      </w:r>
-    </w:p>
-    <w:p>
-      <w:pPr>
-        <w:pStyle w:val="SourceCode"/>
-        <w:rPr>
-          <w:lang w:val="fr-FR"/>
-        </w:rPr>
-      </w:pPr>
-      <w:r>
-        <w:rPr>
-          <w:rStyle w:val="VerbatimChar"/>
-          <w:lang w:val="fr-BF"/>
-        </w:rPr>
-        <w:t>_</w:t>
+        <w:t>20.1 Objectif</w:t>
+      </w:r>
+    </w:p>
+    <w:p>
+      <w:pPr>
+        <w:pStyle w:val="Corpsdetexte"/>
+        <w:rPr>
+          <w:lang w:val="fr-FR"/>
+        </w:rPr>
+      </w:pPr>
+      <w:r>
+        <w:rPr>
+          <w:lang w:val="fr-BF"/>
+        </w:rPr>
+        <w:t>Premier écran de configuration d’</w:t>
       </w:r>
       <w:proofErr w:type="spellStart"/>
       <w:r>
         <w:rPr>
-          <w:rStyle w:val="VerbatimChar"/>
-          <w:lang w:val="fr-BF"/>
-        </w:rPr>
-        <w:t>blocReglement</w:t>
+          <w:lang w:val="fr-BF"/>
+        </w:rPr>
+        <w:t>AviGest</w:t>
       </w:r>
       <w:proofErr w:type="spellEnd"/>
       <w:r>
         <w:rPr>
-          <w:rStyle w:val="VerbatimChar"/>
-          <w:lang w:val="fr-BF"/>
-        </w:rPr>
-        <w:t xml:space="preserve">            _</w:t>
+          <w:lang w:val="fr-BF"/>
+        </w:rPr>
+        <w:t>. Il permet au gérant de renseigner l’identité commerciale de sa ferme — celle qui apparaît sur les documents remis aux clients, à commencer par les reçus de paiement (§19.7).</w:t>
+      </w:r>
+    </w:p>
+    <w:p>
+      <w:pPr>
+        <w:pStyle w:val="Corpsdetexte"/>
+        <w:rPr>
+          <w:lang w:val="fr-FR"/>
+        </w:rPr>
+      </w:pPr>
+      <w:r>
+        <w:rPr>
+          <w:lang w:val="fr-BF"/>
+        </w:rPr>
+        <w:lastRenderedPageBreak/>
+        <w:t>Né d’un besoin concret : le reçu devait porter un nom lisible par le client (« Kalycoq ») plutôt que le nom technique du tenant (« REVAGRO »), sans avoir à modifier la base à la main.</w:t>
+      </w:r>
+    </w:p>
+    <w:p>
+      <w:pPr>
+        <w:pStyle w:val="Corpsdetexte"/>
+        <w:rPr>
+          <w:lang w:val="fr-FR"/>
+        </w:rPr>
+      </w:pPr>
+      <w:r>
+        <w:rPr>
+          <w:b/>
+          <w:bCs/>
+          <w:lang w:val="fr-BF"/>
+        </w:rPr>
+        <w:t xml:space="preserve">Seul le GÉRANT y accède. Onglet GESTION, tuile ⚙️. Module </w:t>
       </w:r>
       <w:proofErr w:type="spellStart"/>
       <w:r>
         <w:rPr>
-          <w:rStyle w:val="VerbatimChar"/>
-          <w:lang w:val="fr-BF"/>
-        </w:rPr>
-        <w:t>texteRecu</w:t>
+          <w:b/>
+          <w:bCs/>
+          <w:lang w:val="fr-BF"/>
+        </w:rPr>
+        <w:t>js</w:t>
       </w:r>
       <w:proofErr w:type="spellEnd"/>
       <w:r>
         <w:rPr>
-          <w:lang w:val="fr-BF"/>
-        </w:rPr>
-        <w:br/>
-      </w:r>
-      <w:r>
-        <w:rPr>
-          <w:rStyle w:val="VerbatimChar"/>
-          <w:lang w:val="fr-BF"/>
-        </w:rPr>
-        <w:t>_</w:t>
+          <w:b/>
+          <w:bCs/>
+          <w:lang w:val="fr-BF"/>
+        </w:rPr>
+        <w:t>/</w:t>
       </w:r>
       <w:proofErr w:type="spellStart"/>
       <w:r>
         <w:rPr>
-          <w:rStyle w:val="VerbatimChar"/>
-          <w:lang w:val="fr-BF"/>
-        </w:rPr>
-        <w:t>numeroRecu</w:t>
+          <w:b/>
+          <w:bCs/>
+          <w:lang w:val="fr-BF"/>
+        </w:rPr>
+        <w:t>parametres</w:t>
       </w:r>
       <w:proofErr w:type="spellEnd"/>
       <w:r>
         <w:rPr>
-          <w:rStyle w:val="VerbatimChar"/>
-          <w:lang w:val="fr-BF"/>
-        </w:rPr>
-        <w:t xml:space="preserve">               _</w:t>
-      </w:r>
-      <w:proofErr w:type="spellStart"/>
-      <w:r>
-        <w:rPr>
-          <w:rStyle w:val="VerbatimChar"/>
-          <w:lang w:val="fr-BF"/>
-        </w:rPr>
-        <w:t>copierRecu</w:t>
-      </w:r>
-      <w:proofErr w:type="spellEnd"/>
-      <w:r>
-        <w:rPr>
-          <w:lang w:val="fr-BF"/>
-        </w:rPr>
-        <w:br/>
-      </w:r>
-      <w:r>
-        <w:rPr>
-          <w:rStyle w:val="VerbatimChar"/>
-          <w:lang w:val="fr-BF"/>
-        </w:rPr>
-        <w:t>_</w:t>
-      </w:r>
-      <w:proofErr w:type="spellStart"/>
-      <w:r>
-        <w:rPr>
-          <w:rStyle w:val="VerbatimChar"/>
-          <w:lang w:val="fr-BF"/>
-        </w:rPr>
-        <w:t>totalPaye</w:t>
-      </w:r>
-      <w:proofErr w:type="spellEnd"/>
-      <w:r>
-        <w:rPr>
-          <w:rStyle w:val="VerbatimChar"/>
-          <w:lang w:val="fr-BF"/>
-        </w:rPr>
-        <w:t xml:space="preserve">                _</w:t>
-      </w:r>
-      <w:proofErr w:type="spellStart"/>
-      <w:r>
-        <w:rPr>
-          <w:rStyle w:val="VerbatimChar"/>
-          <w:lang w:val="fr-BF"/>
-        </w:rPr>
-        <w:t>chargerIdentiteFerme</w:t>
-      </w:r>
-      <w:proofErr w:type="spellEnd"/>
-      <w:r>
-        <w:rPr>
-          <w:lang w:val="fr-BF"/>
-        </w:rPr>
-        <w:br/>
-      </w:r>
-      <w:r>
-        <w:rPr>
-          <w:rStyle w:val="VerbatimChar"/>
-          <w:lang w:val="fr-BF"/>
-        </w:rPr>
-        <w:lastRenderedPageBreak/>
-        <w:t>_</w:t>
-      </w:r>
-      <w:proofErr w:type="spellStart"/>
-      <w:r>
-        <w:rPr>
-          <w:rStyle w:val="VerbatimChar"/>
-          <w:lang w:val="fr-BF"/>
-        </w:rPr>
-        <w:t>nouveauPaiement</w:t>
-      </w:r>
-      <w:proofErr w:type="spellEnd"/>
-      <w:r>
-        <w:rPr>
-          <w:rStyle w:val="VerbatimChar"/>
-          <w:lang w:val="fr-BF"/>
-        </w:rPr>
-        <w:t xml:space="preserve">          _</w:t>
-      </w:r>
-      <w:proofErr w:type="spellStart"/>
-      <w:r>
-        <w:rPr>
-          <w:rStyle w:val="VerbatimChar"/>
-          <w:lang w:val="fr-BF"/>
-        </w:rPr>
-        <w:t>annulerPaiement</w:t>
-      </w:r>
-      <w:proofErr w:type="spellEnd"/>
-      <w:r>
-        <w:rPr>
-          <w:lang w:val="fr-BF"/>
-        </w:rPr>
-        <w:br/>
-      </w:r>
-      <w:r>
-        <w:rPr>
-          <w:rStyle w:val="VerbatimChar"/>
-          <w:lang w:val="fr-BF"/>
-        </w:rPr>
-        <w:t>_</w:t>
-      </w:r>
-      <w:proofErr w:type="spellStart"/>
-      <w:r>
-        <w:rPr>
-          <w:rStyle w:val="VerbatimChar"/>
-          <w:lang w:val="fr-BF"/>
-        </w:rPr>
-        <w:t>dessinerPaiement</w:t>
-      </w:r>
-      <w:proofErr w:type="spellEnd"/>
-      <w:r>
-        <w:rPr>
-          <w:rStyle w:val="VerbatimChar"/>
-          <w:lang w:val="fr-BF"/>
-        </w:rPr>
-        <w:t xml:space="preserve">         _</w:t>
-      </w:r>
-      <w:proofErr w:type="spellStart"/>
-      <w:r>
-        <w:rPr>
-          <w:rStyle w:val="VerbatimChar"/>
-          <w:lang w:val="fr-BF"/>
-        </w:rPr>
-        <w:t>dessinerAnnulPaiement</w:t>
-      </w:r>
-      <w:proofErr w:type="spellEnd"/>
-      <w:r>
-        <w:rPr>
-          <w:lang w:val="fr-BF"/>
-        </w:rPr>
-        <w:br/>
-      </w:r>
-      <w:r>
-        <w:rPr>
-          <w:rStyle w:val="VerbatimChar"/>
-          <w:lang w:val="fr-BF"/>
-        </w:rPr>
-        <w:t>_</w:t>
-      </w:r>
-      <w:proofErr w:type="spellStart"/>
-      <w:r>
-        <w:rPr>
-          <w:rStyle w:val="VerbatimChar"/>
-          <w:lang w:val="fr-BF"/>
-        </w:rPr>
-        <w:t>solderPaiement</w:t>
-      </w:r>
-      <w:proofErr w:type="spellEnd"/>
-      <w:r>
-        <w:rPr>
-          <w:rStyle w:val="VerbatimChar"/>
-          <w:lang w:val="fr-BF"/>
-        </w:rPr>
-        <w:t xml:space="preserve">           _</w:t>
-      </w:r>
-      <w:proofErr w:type="spellStart"/>
-      <w:r>
-        <w:rPr>
-          <w:rStyle w:val="VerbatimChar"/>
-          <w:lang w:val="fr-BF"/>
-        </w:rPr>
-        <w:t>confirmerAnnulPaiement</w:t>
-      </w:r>
-      <w:proofErr w:type="spellEnd"/>
-      <w:r>
-        <w:rPr>
-          <w:lang w:val="fr-BF"/>
-        </w:rPr>
-        <w:br/>
-      </w:r>
-      <w:r>
-        <w:rPr>
-          <w:rStyle w:val="VerbatimChar"/>
-          <w:lang w:val="fr-BF"/>
-        </w:rPr>
-        <w:t>_</w:t>
-      </w:r>
-      <w:proofErr w:type="spellStart"/>
-      <w:r>
-        <w:rPr>
-          <w:rStyle w:val="VerbatimChar"/>
-          <w:lang w:val="fr-BF"/>
-        </w:rPr>
-        <w:t>verifierPaiement</w:t>
-      </w:r>
-      <w:proofErr w:type="spellEnd"/>
-      <w:r>
-        <w:rPr>
-          <w:lang w:val="fr-BF"/>
-        </w:rPr>
-        <w:br/>
-      </w:r>
-      <w:r>
-        <w:rPr>
-          <w:rStyle w:val="VerbatimChar"/>
-          <w:lang w:val="fr-BF"/>
-        </w:rPr>
-        <w:t>_</w:t>
-      </w:r>
-      <w:proofErr w:type="spellStart"/>
-      <w:r>
-        <w:rPr>
-          <w:rStyle w:val="VerbatimChar"/>
-          <w:lang w:val="fr-BF"/>
-        </w:rPr>
-        <w:t>dessinerConfirmationPaiement</w:t>
-      </w:r>
-      <w:proofErr w:type="spellEnd"/>
-      <w:r>
-        <w:rPr>
-          <w:lang w:val="fr-BF"/>
-        </w:rPr>
-        <w:br/>
-      </w:r>
-      <w:r>
-        <w:rPr>
-          <w:rStyle w:val="VerbatimChar"/>
-          <w:lang w:val="fr-BF"/>
-        </w:rPr>
-        <w:t>_</w:t>
-      </w:r>
-      <w:proofErr w:type="spellStart"/>
-      <w:r>
-        <w:rPr>
-          <w:rStyle w:val="VerbatimChar"/>
-          <w:lang w:val="fr-BF"/>
-        </w:rPr>
-        <w:t>confirmerPaiement</w:t>
-      </w:r>
-      <w:proofErr w:type="spellEnd"/>
-    </w:p>
-    <w:p>
-      <w:pPr>
-        <w:pStyle w:val="Corpsdetexte"/>
-        <w:rPr>
-          <w:lang w:val="fr-FR"/>
-        </w:rPr>
-      </w:pPr>
-      <w:r>
-        <w:rPr>
-          <w:lang w:val="fr-BF"/>
-        </w:rPr>
-        <w:t>Variables de module :</w:t>
-      </w:r>
-    </w:p>
-    <w:p>
-      <w:pPr>
-        <w:pStyle w:val="SourceCode"/>
-        <w:rPr>
-          <w:lang w:val="fr-FR"/>
-        </w:rPr>
-      </w:pPr>
-      <w:r>
-        <w:rPr>
-          <w:rStyle w:val="VerbatimChar"/>
-          <w:lang w:val="fr-BF"/>
-        </w:rPr>
-        <w:t>_</w:t>
-      </w:r>
-      <w:proofErr w:type="spellStart"/>
-      <w:r>
-        <w:rPr>
-          <w:rStyle w:val="VerbatimChar"/>
-          <w:lang w:val="fr-BF"/>
-        </w:rPr>
-        <w:t>detailCmd</w:t>
-      </w:r>
-      <w:proofErr w:type="spellEnd"/>
-      <w:r>
-        <w:rPr>
-          <w:rStyle w:val="VerbatimChar"/>
-          <w:lang w:val="fr-BF"/>
-        </w:rPr>
-        <w:t xml:space="preserve">    _</w:t>
-      </w:r>
-      <w:proofErr w:type="spellStart"/>
-      <w:r>
-        <w:rPr>
-          <w:rStyle w:val="VerbatimChar"/>
-          <w:lang w:val="fr-BF"/>
-        </w:rPr>
-        <w:t>payCmd</w:t>
-      </w:r>
-      <w:proofErr w:type="spellEnd"/>
-      <w:r>
-        <w:rPr>
-          <w:rStyle w:val="VerbatimChar"/>
-          <w:lang w:val="fr-BF"/>
-        </w:rPr>
-        <w:t xml:space="preserve">    _</w:t>
-      </w:r>
-      <w:proofErr w:type="spellStart"/>
-      <w:r>
-        <w:rPr>
-          <w:rStyle w:val="VerbatimChar"/>
-          <w:lang w:val="fr-BF"/>
-        </w:rPr>
-        <w:t>payReste</w:t>
-      </w:r>
-      <w:proofErr w:type="spellEnd"/>
-      <w:r>
-        <w:rPr>
-          <w:rStyle w:val="VerbatimChar"/>
-          <w:lang w:val="fr-BF"/>
-        </w:rPr>
-        <w:t xml:space="preserve">    _</w:t>
-      </w:r>
-      <w:proofErr w:type="spellStart"/>
-      <w:r>
-        <w:rPr>
-          <w:rStyle w:val="VerbatimChar"/>
-          <w:lang w:val="fr-BF"/>
-        </w:rPr>
-        <w:t>paySaisie</w:t>
-      </w:r>
-      <w:proofErr w:type="spellEnd"/>
-      <w:r>
-        <w:rPr>
-          <w:rStyle w:val="VerbatimChar"/>
-          <w:lang w:val="fr-BF"/>
-        </w:rPr>
-        <w:t xml:space="preserve">    _</w:t>
-      </w:r>
-      <w:proofErr w:type="spellStart"/>
-      <w:r>
-        <w:rPr>
-          <w:rStyle w:val="VerbatimChar"/>
-          <w:lang w:val="fr-BF"/>
-        </w:rPr>
-        <w:t>annulPay</w:t>
-      </w:r>
-      <w:proofErr w:type="spellEnd"/>
-      <w:r>
-        <w:rPr>
-          <w:rStyle w:val="VerbatimChar"/>
-          <w:lang w:val="fr-BF"/>
-        </w:rPr>
-        <w:t xml:space="preserve">    _</w:t>
-      </w:r>
-      <w:proofErr w:type="spellStart"/>
-      <w:r>
-        <w:rPr>
-          <w:rStyle w:val="VerbatimChar"/>
-          <w:lang w:val="fr-BF"/>
-        </w:rPr>
-        <w:t>identiteFerme</w:t>
-      </w:r>
-      <w:proofErr w:type="spellEnd"/>
-    </w:p>
-    <w:p>
-      <w:pPr>
-        <w:pStyle w:val="Corpsdetexte"/>
-        <w:rPr>
-          <w:lang w:val="fr-FR"/>
-        </w:rPr>
-      </w:pPr>
-      <w:r>
-        <w:rPr>
-          <w:lang w:val="fr-BF"/>
-        </w:rPr>
-        <w:t>Rappel §17.3 : ces fonctions vivent dans un module ES. Toute fonction appelée en onclick inline doit être exposée sur window. Et l’accès Supabase passe toujours par avigestContext() au moment de s’en servir — jamais par une copie de sb mise en cache.</w:t>
-      </w:r>
-    </w:p>
-    <w:p>
-      <w:pPr>
-        <w:pStyle w:val="Titre3"/>
-        <w:rPr>
-          <w:lang w:val="fr-FR"/>
-        </w:rPr>
-      </w:pPr>
-      <w:r>
-        <w:rPr>
-          <w:lang w:val="fr-BF"/>
-        </w:rPr>
-        <w:t>19.9 Données de test en base</w:t>
-      </w:r>
-    </w:p>
-    <w:p>
-      <w:pPr>
-        <w:pStyle w:val="Corpsdetexte"/>
-        <w:rPr>
-          <w:lang w:val="fr-FR"/>
-        </w:rPr>
-      </w:pPr>
-      <w:r>
-        <w:rPr>
-          <w:lang w:val="fr-BF"/>
-        </w:rPr>
-        <w:t>⚠️ La commande « Boucherie » porte au moins un paiement annulé et un paiement soldé, créés pour tester l’affichage. Utiles pour vérifier le rendu (ligne barrée, exclusion du total), à nettoyer avant toute mise en service réelle.</w:t>
-      </w:r>
-    </w:p>
-    <w:p>
-      <w:pPr>
-        <w:pStyle w:val="Titre3"/>
-        <w:rPr>
-          <w:lang w:val="fr-FR"/>
-        </w:rPr>
-      </w:pPr>
-      <w:r>
-        <w:rPr>
-          <w:lang w:val="fr-BF"/>
-        </w:rPr>
-        <w:t>19.10 Reste à faire — alerte échéance</w:t>
-      </w:r>
-    </w:p>
-    <w:p>
-      <w:pPr>
-        <w:pStyle w:val="Corpsdetexte"/>
-        <w:rPr>
-          <w:lang w:val="fr-FR"/>
-        </w:rPr>
-      </w:pPr>
-      <w:r>
-        <w:rPr>
-          <w:lang w:val="fr-BF"/>
-        </w:rPr>
-        <w:t>Le dernier morceau de l’étape 3 CRM n’est pas commencé : l’alerte d’échéance décrite en §16.6 (rappel J-1 sur l’accueil gérant, trois couleurs, compteur sur la tuile Clients).</w:t>
-      </w:r>
-    </w:p>
-    <w:p>
-      <w:pPr>
-        <w:pStyle w:val="Corpsdetexte"/>
-        <w:rPr>
-          <w:lang w:val="fr-FR"/>
-        </w:rPr>
-      </w:pPr>
-      <w:r>
-        <w:rPr>
-          <w:b/>
-          <w:bCs/>
-          <w:lang w:val="fr-BF"/>
-        </w:rPr>
-        <w:t>⚠️ Deux points à diagnostiquer AVANT de coder : (1) l’alerte s’appuie sur commandes.date_reglement_prevue, à ne pas confondre avec date_livraison_prevue (§18.4) ; (2) il n’est pas certain qu’un écran permette aujourd’hui de SAISIR date_reglement_prevue — si la colonne reste vide, l’alerte n’aura rien à afficher. Vérifier en base et dans le code avant tout développement.</w:t>
-      </w:r>
-    </w:p>
-    <w:p>
-      <w:pPr>
-        <w:pStyle w:val="Corpsdetexte"/>
-        <w:rPr>
-          <w:lang w:val="fr-FR"/>
-        </w:rPr>
-      </w:pPr>
-      <w:r>
-        <w:rPr>
-          <w:lang w:val="fr-BF"/>
-        </w:rPr>
-        <w:t>⚠️ Terrain différent : l’accueil gérant vit dans index.html (~5900 lignes), pas dans les modules ES. Voir §17 pour la frontière entre les deux mondes.</w:t>
-      </w:r>
-    </w:p>
-    <w:p>
-      <w:pPr>
-        <w:pStyle w:val="Titre2"/>
-        <w:rPr>
-          <w:lang w:val="fr-FR"/>
-        </w:rPr>
-      </w:pPr>
-      <w:r>
-        <w:rPr>
-          <w:lang w:val="fr-BF"/>
-        </w:rPr>
-        <w:t>20. Écran Paramètres — identité commerciale de la ferme (v26.34)</w:t>
-      </w:r>
-    </w:p>
-    <w:p>
-      <w:pPr>
-        <w:pStyle w:val="Titre3"/>
-        <w:rPr>
-          <w:lang w:val="fr-FR"/>
-        </w:rPr>
-      </w:pPr>
-      <w:r>
-        <w:rPr>
-          <w:lang w:val="fr-BF"/>
-        </w:rPr>
-        <w:t>20.1 Objectif</w:t>
-      </w:r>
-    </w:p>
-    <w:p>
-      <w:pPr>
-        <w:pStyle w:val="Corpsdetexte"/>
-        <w:rPr>
-          <w:lang w:val="fr-FR"/>
-        </w:rPr>
-      </w:pPr>
-      <w:r>
-        <w:rPr>
-          <w:lang w:val="fr-BF"/>
-        </w:rPr>
-        <w:t>Premier écran de configuration d’</w:t>
-      </w:r>
-      <w:proofErr w:type="spellStart"/>
-      <w:r>
-        <w:rPr>
-          <w:lang w:val="fr-BF"/>
-        </w:rPr>
-        <w:t>AviGest</w:t>
-      </w:r>
-      <w:proofErr w:type="spellEnd"/>
-      <w:r>
-        <w:rPr>
-          <w:lang w:val="fr-BF"/>
-        </w:rPr>
-        <w:t>. Il permet au gérant de renseigner l’identité commerciale de sa ferme — celle qui apparaît sur les documents remis aux clients, à commencer par les reçus de paiement (§19.7).</w:t>
-      </w:r>
-    </w:p>
-    <w:p>
-      <w:pPr>
-        <w:pStyle w:val="Corpsdetexte"/>
-        <w:rPr>
-          <w:lang w:val="fr-FR"/>
-        </w:rPr>
-      </w:pPr>
-      <w:r>
-        <w:rPr>
-          <w:lang w:val="fr-BF"/>
-        </w:rPr>
-        <w:t>Né d’un besoin concret : le reçu devait porter un nom lisible par le client (« Kalycoq ») plutôt que le nom technique du tenant (« REVAGRO »), sans avoir à modifier la base à la main.</w:t>
-      </w:r>
-    </w:p>
-    <w:p>
-      <w:pPr>
-        <w:pStyle w:val="Corpsdetexte"/>
-        <w:rPr>
-          <w:lang w:val="fr-FR"/>
-        </w:rPr>
-      </w:pPr>
-      <w:r>
-        <w:rPr>
-          <w:b/>
-          <w:bCs/>
-          <w:lang w:val="fr-BF"/>
-        </w:rPr>
-        <w:t xml:space="preserve">Seul le GÉRANT y accède. Onglet GESTION, tuile ⚙️. Module </w:t>
-      </w:r>
-      <w:proofErr w:type="spellStart"/>
-      <w:r>
-        <w:rPr>
-          <w:b/>
-          <w:bCs/>
-          <w:lang w:val="fr-BF"/>
-        </w:rPr>
-        <w:t>js</w:t>
-      </w:r>
-      <w:proofErr w:type="spellEnd"/>
-      <w:r>
-        <w:rPr>
-          <w:b/>
-          <w:bCs/>
-          <w:lang w:val="fr-BF"/>
-        </w:rPr>
-        <w:t>/</w:t>
-      </w:r>
-      <w:proofErr w:type="spellStart"/>
-      <w:r>
-        <w:rPr>
-          <w:b/>
-          <w:bCs/>
-          <w:lang w:val="fr-BF"/>
-        </w:rPr>
-        <w:t>parametres</w:t>
-      </w:r>
-      <w:proofErr w:type="spellEnd"/>
-      <w:r>
-        <w:rPr>
           <w:b/>
           <w:bCs/>
           <w:lang w:val="fr-BF"/>
@@ -22627,7 +23182,6 @@
         <w:rPr>
           <w:lang w:val="fr-BF"/>
         </w:rPr>
-        <w:lastRenderedPageBreak/>
         <w:t>💡 En clair : c’est la page « en-tête de papier à lettres ». Tu y écris une fois le nom commercial et le téléphone de ta ferme, et ça s’imprime tout seul en haut de chaque reçu remis à un client.</w:t>
       </w:r>
     </w:p>
@@ -23062,13 +23616,27 @@
         <w:rPr>
           <w:lang w:val="fr-BF"/>
         </w:rPr>
-        <w:t xml:space="preserve">• vrai module ES dans son propre dossier js/parametres/ ; • accès Supabase via avigestContext() appelé au moment de s’en servir, jamais mis en cache ; • une seule porte d’entrée exposée sur window ; • toute fonction appelée en onclick </w:t>
+        <w:t xml:space="preserve">• vrai module ES dans son propre dossier js/parametres/ ; • accès Supabase via avigestContext() appelé au moment de s’en servir, jamais mis en cache ; • une seule porte d’entrée exposée sur window ; • toute fonction appelée en </w:t>
       </w:r>
       <w:proofErr w:type="spellStart"/>
       <w:r>
         <w:rPr>
           <w:lang w:val="fr-BF"/>
         </w:rPr>
+        <w:t>onclick</w:t>
+      </w:r>
+      <w:proofErr w:type="spellEnd"/>
+      <w:r>
+        <w:rPr>
+          <w:lang w:val="fr-BF"/>
+        </w:rPr>
+        <w:t xml:space="preserve"> </w:t>
+      </w:r>
+      <w:proofErr w:type="spellStart"/>
+      <w:r>
+        <w:rPr>
+          <w:lang w:val="fr-BF"/>
+        </w:rPr>
         <w:t>inline</w:t>
       </w:r>
       <w:proofErr w:type="spellEnd"/>
@@ -23104,6 +23672,7 @@
         <w:rPr>
           <w:lang w:val="fr-BF"/>
         </w:rPr>
+        <w:lastRenderedPageBreak/>
         <w:t>20.5 Point de vigilance — relecture des valeurs enregistrées</w:t>
       </w:r>
     </w:p>
@@ -23134,36 +23703,329 @@
         <w:rPr>
           <w:lang w:val="fr-BF"/>
         </w:rPr>
+        <w:t>Deux hypothèses : soit la capture a été prise avant l’enregistrement, soit la fonction de rendu de l’écran ne relit pas correctement la ligne fermes au chargement. L’écriture fonctionne — c’est prouvé par le reçu, qui lit les mêmes colonnes. Le doute ne porte que sur la relecture.</w:t>
+      </w:r>
+    </w:p>
+    <w:p>
+      <w:pPr>
+        <w:pStyle w:val="Corpsdetexte"/>
+        <w:rPr>
+          <w:lang w:val="fr-FR"/>
+        </w:rPr>
+      </w:pPr>
+      <w:r>
+        <w:rPr>
+          <w:lang w:val="fr-BF"/>
+        </w:rPr>
+        <w:t>Test de contrôle : GESTION → ⚙️ Paramètres. Les trois champs doivent afficher les valeurs enregistrées en texte plein, pas en gris de placeholder. Si les champs sont gris alors que le reçu est correct, le défaut est dans la relecture.</w:t>
+      </w:r>
+    </w:p>
+    <w:p>
+      <w:pPr>
+        <w:pStyle w:val="Corpsdetexte"/>
+        <w:rPr>
+          <w:lang w:val="fr-FR"/>
+        </w:rPr>
+      </w:pPr>
+      <w:r>
+        <w:rPr>
+          <w:lang w:val="fr-BF"/>
+        </w:rPr>
+        <w:t>💡 En clair : l’information est bien écrite dans la base — la preuve, elle sort sur les reçus. Le doute, c’est de savoir si l’écran de réglage sait la relire quand on y revient. Sinon le gérant croit ses réglages perdus et les ressaisit inutilement.</w:t>
+      </w:r>
+    </w:p>
+    <w:p>
+      <w:pPr>
+        <w:pStyle w:val="Titre3"/>
+        <w:rPr>
+          <w:lang w:val="fr-FR"/>
+        </w:rPr>
+      </w:pPr>
+      <w:r>
+        <w:rPr>
+          <w:lang w:val="fr-BF"/>
+        </w:rPr>
+        <w:t>20.6 Perspective</w:t>
+      </w:r>
+    </w:p>
+    <w:p>
+      <w:pPr>
+        <w:pStyle w:val="Corpsdetexte"/>
+        <w:rPr>
+          <w:lang w:val="fr-FR"/>
+        </w:rPr>
+      </w:pPr>
+      <w:r>
+        <w:rPr>
+          <w:lang w:val="fr-BF"/>
+        </w:rPr>
+        <w:t>Cet écran est le point d’entrée naturel des futurs réglages de ferme. Deux colonnes déjà présentes en base l’attendent : plan (default ‘FREE’) et nb_batiments (default 6), toutes deux inexploitées à ce jour. Elles constituent le socle du modèle tarifaire SaaS (§13.5) — à exposer ici le moment venu, en lecture seule pour le gérant.</w:t>
+      </w:r>
+    </w:p>
+    <w:p>
+      <w:pPr>
+        <w:pStyle w:val="Titre2"/>
+        <w:rPr>
+          <w:lang w:val="fr-FR"/>
+        </w:rPr>
+      </w:pPr>
+      <w:r>
+        <w:rPr>
+          <w:lang w:val="fr-BF"/>
+        </w:rPr>
+        <w:t>21. Service Worker et cache hors ligne (v26.35)</w:t>
+      </w:r>
+    </w:p>
+    <w:p>
+      <w:pPr>
+        <w:pStyle w:val="Titre3"/>
+        <w:rPr>
+          <w:lang w:val="fr-FR"/>
+        </w:rPr>
+      </w:pPr>
+      <w:r>
+        <w:rPr>
+          <w:lang w:val="fr-BF"/>
+        </w:rPr>
+        <w:t>21.1 Ce qui a été corrigé</w:t>
+      </w:r>
+    </w:p>
+    <w:p>
+      <w:pPr>
+        <w:pStyle w:val="Corpsdetexte"/>
+        <w:rPr>
+          <w:lang w:val="fr-FR"/>
+        </w:rPr>
+      </w:pPr>
+      <w:r>
+        <w:rPr>
+          <w:lang w:val="fr-BF"/>
+        </w:rPr>
+        <w:t>Le point en suspens n°6, ouvert depuis la v26.22 et aggravé à chaque nouveau module, est fermé. Quatre corrections dans sw.js, en un seul commit dédié :</w:t>
+      </w:r>
+    </w:p>
+    <w:p>
+      <w:pPr>
+        <w:pStyle w:val="Corpsdetexte"/>
+        <w:rPr>
+          <w:lang w:val="fr-FR"/>
+        </w:rPr>
+      </w:pPr>
+      <w:r>
+        <w:rPr>
+          <w:lang w:val="fr-BF"/>
+        </w:rPr>
+        <w:t xml:space="preserve">1) CACHE_NAME porté à </w:t>
+      </w:r>
+      <w:r>
+        <w:rPr>
+          <w:lang w:val="fr-BF"/>
+        </w:rPr>
+        <w:t>avigest-v26-37</w:t>
+      </w:r>
+      <w:r>
+        <w:rPr>
+          <w:lang w:val="fr-BF"/>
+        </w:rPr>
+        <w:t>, en même temps qu’APP_VERSION dans index.html (règle §4.3). 2) STATIC_URLS passé de 2 à 9 entrées : css/gestion.css, js/shared/db.js, js/shared/helpers.js, js/gestion/gestion.js, js/clients/clients.js, js/commandes/commandes.js, js/parametres/parametres.js. 3) Installation rendue tolérante (voir §21.2). 4) Mise en cache conditionnée à resp.ok, et repli explicite si le cache est vide (voir §21.3).</w:t>
+      </w:r>
+    </w:p>
+    <w:p>
+      <w:pPr>
+        <w:pStyle w:val="Titre3"/>
+        <w:rPr>
+          <w:lang w:val="fr-FR"/>
+        </w:rPr>
+      </w:pPr>
+      <w:r>
+        <w:rPr>
+          <w:lang w:val="fr-BF"/>
+        </w:rPr>
+        <w:t xml:space="preserve">21.2 </w:t>
+      </w:r>
+      <w:proofErr w:type="spellStart"/>
+      <w:r>
+        <w:rPr>
+          <w:lang w:val="fr-BF"/>
+        </w:rPr>
+        <w:t>cache.addAll</w:t>
+      </w:r>
+      <w:proofErr w:type="spellEnd"/>
+      <w:r>
+        <w:rPr>
+          <w:lang w:val="fr-BF"/>
+        </w:rPr>
+        <w:t xml:space="preserve"> → </w:t>
+      </w:r>
+      <w:proofErr w:type="spellStart"/>
+      <w:r>
+        <w:rPr>
+          <w:lang w:val="fr-BF"/>
+        </w:rPr>
+        <w:t>Promise.allSettled</w:t>
+      </w:r>
+      <w:proofErr w:type="spellEnd"/>
+      <w:r>
+        <w:rPr>
+          <w:lang w:val="fr-BF"/>
+        </w:rPr>
+        <w:t xml:space="preserve"> — le point important</w:t>
+      </w:r>
+    </w:p>
+    <w:p>
+      <w:pPr>
+        <w:pStyle w:val="Corpsdetexte"/>
+        <w:rPr>
+          <w:lang w:val="fr-FR"/>
+        </w:rPr>
+      </w:pPr>
+      <w:r>
+        <w:rPr>
+          <w:b/>
+          <w:bCs/>
+          <w:lang w:val="fr-BF"/>
+        </w:rPr>
+        <w:t xml:space="preserve">L’ancienne installation utilisait </w:t>
+      </w:r>
+      <w:proofErr w:type="spellStart"/>
+      <w:r>
+        <w:rPr>
+          <w:b/>
+          <w:bCs/>
+          <w:lang w:val="fr-BF"/>
+        </w:rPr>
+        <w:t>cache.addAll</w:t>
+      </w:r>
+      <w:proofErr w:type="spellEnd"/>
+      <w:r>
+        <w:rPr>
+          <w:b/>
+          <w:bCs/>
+          <w:lang w:val="fr-BF"/>
+        </w:rPr>
+        <w:t>(STATIC_URLS). Cette méthode est tout-ou-rien : si UNE seule URL de la liste est introuvable, la promesse est rejetée et AUCUN fichier n’est mis en cache — le service worker ne s’installe pas du tout. Avec une liste de 2 entrées le risque était faible ; avec 9, une faute de frappe suffisait à faire perdre tout le cache, y compris ce qui fonctionnait avant.</w:t>
+      </w:r>
+    </w:p>
+    <w:p>
+      <w:pPr>
+        <w:pStyle w:val="SourceCode"/>
+      </w:pPr>
+      <w:proofErr w:type="spellStart"/>
+      <w:r>
+        <w:rPr>
+          <w:rStyle w:val="VerbatimChar"/>
+        </w:rPr>
         <w:lastRenderedPageBreak/>
-        <w:t>Deux hypothèses : soit la capture a été prise avant l’enregistrement, soit la fonction de rendu de l’écran ne relit pas correctement la ligne fermes au chargement. L’écriture fonctionne — c’est prouvé par le reçu, qui lit les mêmes colonnes. Le doute ne porte que sur la relecture.</w:t>
-      </w:r>
-    </w:p>
-    <w:p>
-      <w:pPr>
-        <w:pStyle w:val="Corpsdetexte"/>
-        <w:rPr>
-          <w:lang w:val="fr-FR"/>
-        </w:rPr>
-      </w:pPr>
-      <w:r>
-        <w:rPr>
-          <w:lang w:val="fr-BF"/>
-        </w:rPr>
-        <w:t>Test de contrôle : GESTION → ⚙️ Paramètres. Les trois champs doivent afficher les valeurs enregistrées en texte plein, pas en gris de placeholder. Si les champs sont gris alors que le reçu est correct, le défaut est dans la relecture.</w:t>
-      </w:r>
-    </w:p>
-    <w:p>
-      <w:pPr>
-        <w:pStyle w:val="Corpsdetexte"/>
-        <w:rPr>
-          <w:lang w:val="fr-FR"/>
-        </w:rPr>
-      </w:pPr>
-      <w:r>
-        <w:rPr>
-          <w:lang w:val="fr-BF"/>
-        </w:rPr>
-        <w:t>💡 En clair : l’information est bien écrite dans la base — la preuve, elle sort sur les reçus. Le doute, c’est de savoir si l’écran de réglage sait la relire quand on y revient. Sinon le gérant croit ses réglages perdus et les ressaisit inutilement.</w:t>
+        <w:t>caches.open</w:t>
+      </w:r>
+      <w:proofErr w:type="spellEnd"/>
+      <w:r>
+        <w:rPr>
+          <w:rStyle w:val="VerbatimChar"/>
+        </w:rPr>
+        <w:t>(CACHE_NAME)</w:t>
+      </w:r>
+      <w:r>
+        <w:br/>
+      </w:r>
+      <w:r>
+        <w:rPr>
+          <w:rStyle w:val="VerbatimChar"/>
+        </w:rPr>
+        <w:t xml:space="preserve">  .then(cache =&gt; </w:t>
+      </w:r>
+      <w:proofErr w:type="spellStart"/>
+      <w:r>
+        <w:rPr>
+          <w:rStyle w:val="VerbatimChar"/>
+        </w:rPr>
+        <w:t>Promise.allSettled</w:t>
+      </w:r>
+      <w:proofErr w:type="spellEnd"/>
+      <w:r>
+        <w:rPr>
+          <w:rStyle w:val="VerbatimChar"/>
+        </w:rPr>
+        <w:t>(</w:t>
+      </w:r>
+      <w:proofErr w:type="spellStart"/>
+      <w:r>
+        <w:rPr>
+          <w:rStyle w:val="VerbatimChar"/>
+        </w:rPr>
+        <w:t>STATIC_URLS.map</w:t>
+      </w:r>
+      <w:proofErr w:type="spellEnd"/>
+      <w:r>
+        <w:rPr>
+          <w:rStyle w:val="VerbatimChar"/>
+        </w:rPr>
+        <w:t xml:space="preserve">(u =&gt; </w:t>
+      </w:r>
+      <w:proofErr w:type="spellStart"/>
+      <w:r>
+        <w:rPr>
+          <w:rStyle w:val="VerbatimChar"/>
+        </w:rPr>
+        <w:t>cache.add</w:t>
+      </w:r>
+      <w:proofErr w:type="spellEnd"/>
+      <w:r>
+        <w:rPr>
+          <w:rStyle w:val="VerbatimChar"/>
+        </w:rPr>
+        <w:t>(u))))</w:t>
+      </w:r>
+      <w:r>
+        <w:br/>
+      </w:r>
+      <w:r>
+        <w:rPr>
+          <w:rStyle w:val="VerbatimChar"/>
+        </w:rPr>
+        <w:t xml:space="preserve">  .then(() =&gt; </w:t>
+      </w:r>
+      <w:proofErr w:type="spellStart"/>
+      <w:r>
+        <w:rPr>
+          <w:rStyle w:val="VerbatimChar"/>
+        </w:rPr>
+        <w:t>self.skipWaiting</w:t>
+      </w:r>
+      <w:proofErr w:type="spellEnd"/>
+      <w:r>
+        <w:rPr>
+          <w:rStyle w:val="VerbatimChar"/>
+        </w:rPr>
+        <w:t>());</w:t>
+      </w:r>
+    </w:p>
+    <w:p>
+      <w:pPr>
+        <w:pStyle w:val="Corpsdetexte"/>
+        <w:rPr>
+          <w:lang w:val="fr-FR"/>
+        </w:rPr>
+      </w:pPr>
+      <w:r>
+        <w:rPr>
+          <w:lang w:val="fr-BF"/>
+        </w:rPr>
+        <w:t>Chaque fichier est désormais tenté séparément. Un chemin faux échoue seul, sans empêcher les autres d’être mis en cache. Conséquence pratique : ajouter un module à STATIC_URLS n’est plus une opération risquée.</w:t>
+      </w:r>
+    </w:p>
+    <w:p>
+      <w:pPr>
+        <w:pStyle w:val="Corpsdetexte"/>
+        <w:rPr>
+          <w:lang w:val="fr-FR"/>
+        </w:rPr>
+      </w:pPr>
+      <w:r>
+        <w:rPr>
+          <w:lang w:val="fr-BF"/>
+        </w:rPr>
+        <w:t>💡 En clair : avant, si un seul produit manquait à la livraison, le magasinier refusait de ranger toute la palette. Maintenant il range ce qu’il a et met de côté ce qui manque.</w:t>
       </w:r>
     </w:p>
     <w:p>
@@ -23177,35 +24039,63 @@
         <w:rPr>
           <w:lang w:val="fr-BF"/>
         </w:rPr>
-        <w:t>20.6 Perspective</w:t>
-      </w:r>
-    </w:p>
-    <w:p>
-      <w:pPr>
-        <w:pStyle w:val="Corpsdetexte"/>
-        <w:rPr>
-          <w:lang w:val="fr-FR"/>
-        </w:rPr>
-      </w:pPr>
-      <w:r>
-        <w:rPr>
-          <w:lang w:val="fr-BF"/>
-        </w:rPr>
-        <w:t>Cet écran est le point d’entrée naturel des futurs réglages de ferme. Deux colonnes déjà présentes en base l’attendent : plan (default ‘FREE’) et nb_batiments (default 6), toutes deux inexploitées à ce jour. Elles constituent le socle du modèle tarifaire SaaS (§13.5) — à exposer ici le moment venu, en lecture seule pour le gérant.</w:t>
-      </w:r>
-    </w:p>
-    <w:p>
-      <w:pPr>
-        <w:pStyle w:val="Titre2"/>
-        <w:rPr>
-          <w:lang w:val="fr-FR"/>
-        </w:rPr>
-      </w:pPr>
-      <w:r>
-        <w:rPr>
-          <w:lang w:val="fr-BF"/>
-        </w:rPr>
-        <w:t>21. Service Worker et cache hors ligne (v26.35)</w:t>
+        <w:t xml:space="preserve">21.3 Stratégie </w:t>
+      </w:r>
+      <w:proofErr w:type="spellStart"/>
+      <w:r>
+        <w:rPr>
+          <w:lang w:val="fr-BF"/>
+        </w:rPr>
+        <w:t>fetch</w:t>
+      </w:r>
+      <w:proofErr w:type="spellEnd"/>
+      <w:r>
+        <w:rPr>
+          <w:lang w:val="fr-BF"/>
+        </w:rPr>
+        <w:t xml:space="preserve"> — ce qui était déjà bon, ce qui ne l’était pas</w:t>
+      </w:r>
+    </w:p>
+    <w:p>
+      <w:pPr>
+        <w:pStyle w:val="Corpsdetexte"/>
+        <w:rPr>
+          <w:lang w:val="fr-FR"/>
+        </w:rPr>
+      </w:pPr>
+      <w:r>
+        <w:rPr>
+          <w:lang w:val="fr-BF"/>
+        </w:rPr>
+        <w:t>Découverte du diagnostic : la stratégie était déjà « réseau d’abord, puis mise en cache de la réponse ». Tous les modules étaient donc déjà cachés automatiquement dès la première visite en ligne. STATIC_URLS ne sert qu’au PRÉ-chargement à l’installation — il couvre le cas où l’utilisateur perd le réseau avant d’avoir ouvert l’écran concerné.</w:t>
+      </w:r>
+    </w:p>
+    <w:p>
+      <w:pPr>
+        <w:pStyle w:val="Corpsdetexte"/>
+        <w:rPr>
+          <w:lang w:val="fr-FR"/>
+        </w:rPr>
+      </w:pPr>
+      <w:r>
+        <w:rPr>
+          <w:lang w:val="fr-BF"/>
+        </w:rPr>
+        <w:t>Deux défauts réels ont été corrigés au passage :</w:t>
+      </w:r>
+    </w:p>
+    <w:p>
+      <w:pPr>
+        <w:pStyle w:val="Corpsdetexte"/>
+        <w:rPr>
+          <w:lang w:val="fr-FR"/>
+        </w:rPr>
+      </w:pPr>
+      <w:r>
+        <w:rPr>
+          <w:lang w:val="fr-BF"/>
+        </w:rPr>
+        <w:t>• Toutes les réponses étaient mises en cache, y compris les 404 — une erreur pouvait donc être resservie indéfiniment. Un test resp.ok a été ajouté. • En cas d’échec réseau ET de cache vide, caches.match() renvoyait undefined, et respondWith(undefined) provoquait une erreur brute. Une réponse 503 explicite est désormais renvoyée.</w:t>
       </w:r>
     </w:p>
     <w:p>
@@ -23219,35 +24109,155 @@
         <w:rPr>
           <w:lang w:val="fr-BF"/>
         </w:rPr>
-        <w:t>21.1 Ce qui a été corrigé</w:t>
-      </w:r>
-    </w:p>
-    <w:p>
-      <w:pPr>
-        <w:pStyle w:val="Corpsdetexte"/>
-        <w:rPr>
-          <w:lang w:val="fr-FR"/>
-        </w:rPr>
-      </w:pPr>
-      <w:r>
-        <w:rPr>
-          <w:lang w:val="fr-BF"/>
-        </w:rPr>
-        <w:t>Le point en suspens n°6, ouvert depuis la v26.22 et aggravé à chaque nouveau module, est fermé. Quatre corrections dans sw.js, en un seul commit dédié :</w:t>
-      </w:r>
-    </w:p>
-    <w:p>
-      <w:pPr>
-        <w:pStyle w:val="Corpsdetexte"/>
-        <w:rPr>
-          <w:lang w:val="fr-FR"/>
-        </w:rPr>
-      </w:pPr>
-      <w:r>
-        <w:rPr>
-          <w:lang w:val="fr-BF"/>
-        </w:rPr>
-        <w:t>1) CACHE_NAME porté à avigest-v26-36, en même temps qu’APP_VERSION dans index.html (règle §4.3). 2) STATIC_URLS passé de 2 à 9 entrées : css/gestion.css, js/shared/db.js, js/shared/helpers.js, js/gestion/gestion.js, js/clients/clients.js, js/commandes/commandes.js, js/parametres/parametres.js. 3) Installation rendue tolérante (voir §21.2). 4) Mise en cache conditionnée à resp.ok, et repli explicite si le cache est vide (voir §21.3).</w:t>
+        <w:t xml:space="preserve">21.4 ⚠️ Règle de test — NE PAS tester le cache en </w:t>
+      </w:r>
+      <w:proofErr w:type="spellStart"/>
+      <w:r>
+        <w:rPr>
+          <w:lang w:val="fr-BF"/>
+        </w:rPr>
+        <w:t>InPrivate</w:t>
+      </w:r>
+      <w:proofErr w:type="spellEnd"/>
+    </w:p>
+    <w:p>
+      <w:pPr>
+        <w:pStyle w:val="Corpsdetexte"/>
+        <w:rPr>
+          <w:lang w:val="fr-FR"/>
+        </w:rPr>
+      </w:pPr>
+      <w:r>
+        <w:rPr>
+          <w:b/>
+          <w:bCs/>
+          <w:lang w:val="fr-BF"/>
+        </w:rPr>
+        <w:t>Leçon de la session v26.35, à retenir absolument. Le premier test hors ligne a échoué (ERR_INTERNET_DISCONNECTED, service worker sans réponse) et a fait croire à un correctif raté. La cause n’était pas le code : en navigation InPrivate, le stockage du service worker est éphémère et le cache ne persiste pas. C’est le principe même de la navigation privée.</w:t>
+      </w:r>
+    </w:p>
+    <w:p>
+      <w:pPr>
+        <w:pStyle w:val="Corpsdetexte"/>
+        <w:rPr>
+          <w:lang w:val="fr-FR"/>
+        </w:rPr>
+      </w:pPr>
+      <w:r>
+        <w:rPr>
+          <w:lang w:val="fr-BF"/>
+        </w:rPr>
+        <w:t>Conséquence sur les protocoles de test de la Bible : InPrivate reste recommandé pour vérifier qu’une NOUVELLE VERSION est bien déployée (il contourne le cache). Mais il est inadapté pour tester le cache lui-même. Les deux usages sont opposés — ne pas les confondre.</w:t>
+      </w:r>
+    </w:p>
+    <w:p>
+      <w:pPr>
+        <w:pStyle w:val="Corpsdetexte"/>
+        <w:rPr>
+          <w:lang w:val="fr-FR"/>
+        </w:rPr>
+      </w:pPr>
+      <w:r>
+        <w:rPr>
+          <w:b/>
+          <w:bCs/>
+          <w:lang w:val="fr-BF"/>
+        </w:rPr>
+        <w:t>Protocole de test du cache (fenêtre NORMALE obligatoire) :</w:t>
+      </w:r>
+    </w:p>
+    <w:p>
+      <w:pPr>
+        <w:pStyle w:val="Corpsdetexte"/>
+        <w:rPr>
+          <w:lang w:val="fr-BF"/>
+        </w:rPr>
+      </w:pPr>
+      <w:r>
+        <w:rPr>
+          <w:lang w:val="fr-BF"/>
+        </w:rPr>
+        <w:t>1) Fenêtre Edge ordinaire, charger l’app et laisser le chargement se terminer. 2) F12 → Application → Service Workers : vérifier « activated and running ». 3) F12 → Application → Cache Storage → avigest-v26-XX : compter les entrées. 4) Network → Offline → F5 : l’app doit s’afficher.</w:t>
+      </w:r>
+    </w:p>
+    <w:p>
+      <w:pPr>
+        <w:pStyle w:val="Corpsdetexte"/>
+        <w:rPr>
+          <w:lang w:val="fr-FR"/>
+        </w:rPr>
+      </w:pPr>
+      <w:r>
+        <w:rPr>
+          <w:lang w:val="fr-BF"/>
+        </w:rPr>
+        <w:t>Contrôle rapide en console, plus fiable que la navigation dans les panneaux :</w:t>
+      </w:r>
+    </w:p>
+    <w:p>
+      <w:pPr>
+        <w:pStyle w:val="SourceCode"/>
+      </w:pPr>
+      <w:r>
+        <w:rPr>
+          <w:rStyle w:val="VerbatimChar"/>
+        </w:rPr>
+        <w:t xml:space="preserve">(await (await </w:t>
+      </w:r>
+      <w:proofErr w:type="spellStart"/>
+      <w:r>
+        <w:rPr>
+          <w:rStyle w:val="VerbatimChar"/>
+        </w:rPr>
+        <w:t>caches.open</w:t>
+      </w:r>
+      <w:proofErr w:type="spellEnd"/>
+      <w:r>
+        <w:rPr>
+          <w:rStyle w:val="VerbatimChar"/>
+        </w:rPr>
+        <w:t>('</w:t>
+      </w:r>
+      <w:r>
+        <w:rPr>
+          <w:rStyle w:val="VerbatimChar"/>
+        </w:rPr>
+        <w:t>avigest-v26-37</w:t>
+      </w:r>
+      <w:r>
+        <w:rPr>
+          <w:rStyle w:val="VerbatimChar"/>
+        </w:rPr>
+        <w:t>')).keys()).length</w:t>
+      </w:r>
+    </w:p>
+    <w:p>
+      <w:pPr>
+        <w:pStyle w:val="Corpsdetexte"/>
+        <w:rPr>
+          <w:lang w:val="fr-FR"/>
+        </w:rPr>
+      </w:pPr>
+      <w:r>
+        <w:rPr>
+          <w:lang w:val="fr-BF"/>
+        </w:rPr>
+        <w:lastRenderedPageBreak/>
+        <w:t xml:space="preserve">⚠️ Un nouveau service worker peut demander DEUX chargements avant de prendre le relais (le premier installe, le second active), même avec </w:t>
+      </w:r>
+      <w:proofErr w:type="spellStart"/>
+      <w:r>
+        <w:rPr>
+          <w:lang w:val="fr-BF"/>
+        </w:rPr>
+        <w:t>skipWaiting</w:t>
+      </w:r>
+      <w:proofErr w:type="spellEnd"/>
+      <w:r>
+        <w:rPr>
+          <w:lang w:val="fr-BF"/>
+        </w:rPr>
+        <w:t>().</w:t>
       </w:r>
     </w:p>
     <w:p>
@@ -23261,686 +24271,281 @@
         <w:rPr>
           <w:lang w:val="fr-BF"/>
         </w:rPr>
-        <w:t xml:space="preserve">21.2 </w:t>
+        <w:t>21.5 Résultat mesuré en production (23/07/2026)</w:t>
+      </w:r>
+    </w:p>
+    <w:p>
+      <w:pPr>
+        <w:pStyle w:val="Corpsdetexte"/>
+        <w:rPr>
+          <w:lang w:val="fr-FR"/>
+        </w:rPr>
+      </w:pPr>
+      <w:r>
+        <w:rPr>
+          <w:lang w:val="fr-BF"/>
+        </w:rPr>
+        <w:t xml:space="preserve">Cache </w:t>
+      </w:r>
+      <w:r>
+        <w:rPr>
+          <w:lang w:val="fr-BF"/>
+        </w:rPr>
+        <w:t>avigest-v26-37</w:t>
+      </w:r>
+      <w:r>
+        <w:rPr>
+          <w:lang w:val="fr-BF"/>
+        </w:rPr>
+        <w:t xml:space="preserve"> : 10 entrées. Les 9 de STATIC_URLS, plus une entrée ajoutée automatiquement par la stratégie fetch (ressource chargée au démarrage). Les 7 modules se chargent tous en statut 200, aucun 404. App testée hors ligne en fenêtre normale : l’écran d’accueil s’affiche.</w:t>
+      </w:r>
+    </w:p>
+    <w:p>
+      <w:pPr>
+        <w:pStyle w:val="Corpsdetexte"/>
+        <w:rPr>
+          <w:lang w:val="fr-FR"/>
+        </w:rPr>
+      </w:pPr>
+      <w:r>
+        <w:rPr>
+          <w:b/>
+          <w:bCs/>
+          <w:lang w:val="fr-BF"/>
+        </w:rPr>
+        <w:t xml:space="preserve">⚠️ Ce qui NE fonctionne toujours pas hors ligne, et c’est normal : les DONNÉES. Tous les appels Supabase échouent sans réseau. Ce chantier rend l’INTERFACE disponible hors ligne, pas les données. Le vrai mode offline (file d’attente localStorage + synchronisation) reste à faire — voir §13.2, ligne « Mode hors ligne + </w:t>
       </w:r>
       <w:proofErr w:type="spellStart"/>
       <w:r>
         <w:rPr>
-          <w:lang w:val="fr-BF"/>
-        </w:rPr>
-        <w:t>cache.addAll</w:t>
+          <w:b/>
+          <w:bCs/>
+          <w:lang w:val="fr-BF"/>
+        </w:rPr>
+        <w:t>sync</w:t>
       </w:r>
       <w:proofErr w:type="spellEnd"/>
       <w:r>
         <w:rPr>
-          <w:lang w:val="fr-BF"/>
-        </w:rPr>
-        <w:t xml:space="preserve"> → </w:t>
-      </w:r>
-      <w:proofErr w:type="spellStart"/>
-      <w:r>
-        <w:rPr>
-          <w:lang w:val="fr-BF"/>
-        </w:rPr>
-        <w:t>Promise.allSettled</w:t>
-      </w:r>
-      <w:proofErr w:type="spellEnd"/>
-      <w:r>
-        <w:rPr>
-          <w:lang w:val="fr-BF"/>
-        </w:rPr>
-        <w:t xml:space="preserve"> — le point important</w:t>
-      </w:r>
-    </w:p>
-    <w:p>
-      <w:pPr>
-        <w:pStyle w:val="Corpsdetexte"/>
-        <w:rPr>
-          <w:lang w:val="fr-FR"/>
-        </w:rPr>
-      </w:pPr>
-      <w:r>
-        <w:rPr>
-          <w:b/>
-          <w:bCs/>
-          <w:lang w:val="fr-BF"/>
-        </w:rPr>
-        <w:t xml:space="preserve">L’ancienne installation utilisait </w:t>
-      </w:r>
-      <w:proofErr w:type="spellStart"/>
-      <w:r>
-        <w:rPr>
-          <w:b/>
-          <w:bCs/>
-          <w:lang w:val="fr-BF"/>
-        </w:rPr>
-        <w:t>cache.addAll</w:t>
-      </w:r>
-      <w:proofErr w:type="spellEnd"/>
-      <w:r>
-        <w:rPr>
-          <w:b/>
-          <w:bCs/>
-          <w:lang w:val="fr-BF"/>
-        </w:rPr>
-        <w:t>(STATIC_URLS). Cette méthode est tout-ou-rien : si UNE seule URL de la liste est introuvable, la promesse est rejetée et AUCUN fichier n’est mis en cache — le service worker ne s’installe pas du tout. Avec une liste de 2 entrées le risque était faible ; avec 9, une faute de frappe suffisait à faire perdre tout le cache, y compris ce qui fonctionnait avant.</w:t>
-      </w:r>
-    </w:p>
-    <w:p>
-      <w:pPr>
-        <w:pStyle w:val="SourceCode"/>
-      </w:pPr>
-      <w:proofErr w:type="spellStart"/>
-      <w:r>
-        <w:rPr>
-          <w:rStyle w:val="VerbatimChar"/>
-        </w:rPr>
-        <w:t>caches.open</w:t>
-      </w:r>
-      <w:proofErr w:type="spellEnd"/>
-      <w:r>
-        <w:rPr>
-          <w:rStyle w:val="VerbatimChar"/>
-        </w:rPr>
-        <w:t>(CACHE_NAME)</w:t>
-      </w:r>
-      <w:r>
-        <w:br/>
-      </w:r>
-      <w:r>
-        <w:rPr>
-          <w:rStyle w:val="VerbatimChar"/>
-        </w:rPr>
-        <w:t xml:space="preserve">  .then(cache =&gt; </w:t>
-      </w:r>
-      <w:proofErr w:type="spellStart"/>
-      <w:r>
-        <w:rPr>
-          <w:rStyle w:val="VerbatimChar"/>
-        </w:rPr>
-        <w:t>Promise.allSettled</w:t>
-      </w:r>
-      <w:proofErr w:type="spellEnd"/>
-      <w:r>
-        <w:rPr>
-          <w:rStyle w:val="VerbatimChar"/>
-        </w:rPr>
-        <w:t>(</w:t>
-      </w:r>
-      <w:proofErr w:type="spellStart"/>
-      <w:r>
-        <w:rPr>
-          <w:rStyle w:val="VerbatimChar"/>
-        </w:rPr>
-        <w:t>STATIC_URLS.map</w:t>
-      </w:r>
-      <w:proofErr w:type="spellEnd"/>
-      <w:r>
-        <w:rPr>
-          <w:rStyle w:val="VerbatimChar"/>
-        </w:rPr>
-        <w:t xml:space="preserve">(u =&gt; </w:t>
-      </w:r>
-      <w:proofErr w:type="spellStart"/>
-      <w:r>
-        <w:rPr>
-          <w:rStyle w:val="VerbatimChar"/>
-        </w:rPr>
-        <w:t>cache.add</w:t>
-      </w:r>
-      <w:proofErr w:type="spellEnd"/>
-      <w:r>
-        <w:rPr>
-          <w:rStyle w:val="VerbatimChar"/>
-        </w:rPr>
-        <w:t>(u))))</w:t>
-      </w:r>
-      <w:r>
-        <w:br/>
-      </w:r>
-      <w:r>
-        <w:rPr>
-          <w:rStyle w:val="VerbatimChar"/>
-        </w:rPr>
-        <w:t xml:space="preserve">  .then(() =&gt; </w:t>
-      </w:r>
-      <w:proofErr w:type="spellStart"/>
-      <w:r>
-        <w:rPr>
-          <w:rStyle w:val="VerbatimChar"/>
-        </w:rPr>
-        <w:t>self.skipWaiting</w:t>
-      </w:r>
-      <w:proofErr w:type="spellEnd"/>
-      <w:r>
-        <w:rPr>
-          <w:rStyle w:val="VerbatimChar"/>
-        </w:rPr>
-        <w:t>());</w:t>
-      </w:r>
-    </w:p>
-    <w:p>
-      <w:pPr>
-        <w:pStyle w:val="Corpsdetexte"/>
-        <w:rPr>
-          <w:lang w:val="fr-FR"/>
-        </w:rPr>
-      </w:pPr>
-      <w:r>
-        <w:rPr>
-          <w:lang w:val="fr-BF"/>
-        </w:rPr>
-        <w:t>Chaque fichier est désormais tenté séparément. Un chemin faux échoue seul, sans empêcher les autres d’être mis en cache. Conséquence pratique : ajouter un module à STATIC_URLS n’est plus une opération risquée.</w:t>
-      </w:r>
-    </w:p>
-    <w:p>
-      <w:pPr>
-        <w:pStyle w:val="Corpsdetexte"/>
-        <w:rPr>
-          <w:lang w:val="fr-FR"/>
-        </w:rPr>
-      </w:pPr>
-      <w:r>
-        <w:rPr>
+          <w:b/>
+          <w:bCs/>
+          <w:lang w:val="fr-BF"/>
+        </w:rPr>
+        <w:t xml:space="preserve"> auto ».</w:t>
+      </w:r>
+    </w:p>
+    <w:p>
+      <w:pPr>
+        <w:pStyle w:val="Corpsdetexte"/>
+        <w:rPr>
+          <w:lang w:val="fr-FR"/>
+        </w:rPr>
+      </w:pPr>
+      <w:r>
+        <w:rPr>
+          <w:lang w:val="fr-BF"/>
+        </w:rPr>
+        <w:t>💡 En clair : l’agent qui perd le réseau voit maintenant son écran au lieu d’une page blanche. Mais il ne voit pas ses chiffres — ceux-là viennent du serveur. Rendre les chiffres disponibles hors ligne, c’est un autre chantier, plus gros.</w:t>
+      </w:r>
+    </w:p>
+    <w:p>
+      <w:pPr>
+        <w:pStyle w:val="Corpsdetexte"/>
+        <w:rPr>
+          <w:b/>
+          <w:bCs/>
+          <w:lang w:val="fr-BF"/>
+        </w:rPr>
+      </w:pPr>
+      <w:r>
+        <w:rPr>
+          <w:b/>
+          <w:bCs/>
+          <w:lang w:val="fr-BF"/>
+        </w:rPr>
+        <w:t>Chantiers ouverts à la reprise (session v26.29)</w:t>
+      </w:r>
+    </w:p>
+    <w:p>
+      <w:pPr>
+        <w:pStyle w:val="Corpsdetexte"/>
+        <w:rPr>
+          <w:lang w:val="fr-BF"/>
+        </w:rPr>
+      </w:pPr>
+      <w:r>
+        <w:rPr>
+          <w:b/>
+          <w:bCs/>
+          <w:lang w:val="fr-BF"/>
+        </w:rPr>
+        <w:t>🐛 Bouton « Forcer la déconnexion » ne libère pas le verrou</w:t>
+      </w:r>
+      <w:r>
+        <w:rPr>
+          <w:lang w:val="fr-BF"/>
+        </w:rPr>
+        <w:t xml:space="preserve"> — fonction _forcerDeconnexion (index.html). Elle fait un DELETE sur sessions_actives WHERE user_pin = window._pinSaisi. Or window._pinSaisi n'est renseigné qu'APRÈS un login réussi — donc quand on est bloqué à la porte (avant login), il vaut undefined et le DELETE ne cible rien. Le verrou ne se lève jamais. Contournement actuel : DELETE manuel en base. Piste : ne pas dépendre de window._pinSaisi avant login (cibler par device_id, ou repenser le flux).</w:t>
+      </w:r>
+    </w:p>
+    <w:p>
+      <w:pPr>
+        <w:pStyle w:val="Corpsdetexte"/>
+        <w:rPr>
+          <w:lang w:val="fr-BF"/>
+        </w:rPr>
+      </w:pPr>
+      <w:r>
+        <w:rPr>
+          <w:b/>
+          <w:bCs/>
+          <w:lang w:val="fr-BF"/>
+        </w:rPr>
+        <w:t>✅ Bug cosmétique score santé (balises &lt;strong&gt; brutes) — FERMÉ v26.30</w:t>
+      </w:r>
+      <w:r>
+        <w:rPr>
+          <w:lang w:val="fr-BF"/>
+        </w:rPr>
+        <w:t xml:space="preserve"> — corrigé en v26.30. Les balises &lt;strong&gt;/&lt;/strong&gt; ont été retirées de _renderSessionResume() (le CSS .rapport-ligne span:last-child gère déjà le gras). ⚠️ Leçon : DEUX balises étaient en cause, pas une — toujours compter les occurrences avant de conclure qu’un correctif est complet.</w:t>
+      </w:r>
+    </w:p>
+    <w:p>
+      <w:pPr>
+        <w:pStyle w:val="Corpsdetexte"/>
+        <w:rPr>
+          <w:lang w:val="fr-BF"/>
+        </w:rPr>
+      </w:pPr>
+      <w:r>
+        <w:rPr>
+          <w:b/>
+          <w:bCs/>
+          <w:lang w:val="fr-BF"/>
+        </w:rPr>
+        <w:t>🔒 Session RLS dédiée (§14.3)</w:t>
+      </w:r>
+      <w:r>
+        <w:rPr>
+          <w:lang w:val="fr-BF"/>
+        </w:rPr>
+        <w:t xml:space="preserve"> — lever l'incertitude sur l'état RLS réel de plusieurs tables (bandes, batiments, taches, lots_stock…). Nécessite l'exécution en base des requêtes pg_policies / pg_tables. Aucun correctif sans validation explicite d'Adama, patch par patch.</w:t>
+      </w:r>
+    </w:p>
+    <w:p>
+      <w:pPr>
+        <w:pStyle w:val="Corpsdetexte"/>
+        <w:rPr>
+          <w:lang w:val="fr-BF"/>
+        </w:rPr>
+      </w:pPr>
+      <w:r>
+        <w:rPr>
+          <w:b/>
+          <w:bCs/>
+          <w:lang w:val="fr-BF"/>
+        </w:rPr>
+        <w:t>🔒 Doublon de policy RLS sur la table clients</w:t>
+      </w:r>
+      <w:r>
+        <w:rPr>
+          <w:lang w:val="fr-BF"/>
+        </w:rPr>
+        <w:t xml:space="preserve"> — à traiter dans la session RLS (déjà noté en point en suspens n°8).</w:t>
+      </w:r>
+    </w:p>
+    <w:p>
+      <w:pPr>
+        <w:pStyle w:val="Corpsdetexte"/>
+        <w:rPr>
+          <w:b/>
+          <w:bCs/>
+          <w:lang w:val="fr-BF"/>
+        </w:rPr>
+      </w:pPr>
+      <w:r>
+        <w:rPr>
+          <w:b/>
+          <w:bCs/>
+          <w:lang w:val="fr-BF"/>
+        </w:rPr>
+        <w:t>22. Module Pénalités de retard (CHANTIER CLOS — v26.37)</w:t>
+      </w:r>
+    </w:p>
+    <w:p>
+      <w:pPr>
+        <w:pStyle w:val="Corpsdetexte"/>
+        <w:rPr>
+          <w:b/>
+          <w:bCs/>
+          <w:lang w:val="fr-BF"/>
+        </w:rPr>
+      </w:pPr>
+      <w:r>
+        <w:rPr>
+          <w:b/>
+          <w:bCs/>
+          <w:lang w:val="fr-BF"/>
+        </w:rPr>
+        <w:t>22.1 Objectif et périmètre</w:t>
+      </w:r>
+    </w:p>
+    <w:p>
+      <w:pPr>
+        <w:pStyle w:val="Corpsdetexte"/>
+        <w:rPr>
+          <w:lang w:val="fr-BF"/>
+        </w:rPr>
+      </w:pPr>
+      <w:r>
+        <w:rPr>
+          <w:lang w:val="fr-BF"/>
+        </w:rPr>
+        <w:t xml:space="preserve">Le module pénalités permet au gérant d'appliquer une pénalité de retard sur une commande dont le client tarde à régler. La pénalité est un </w:t>
+      </w:r>
+      <w:r>
+        <w:rPr>
+          <w:b/>
+          <w:bCs/>
+          <w:lang w:val="fr-BF"/>
+        </w:rPr>
+        <w:t>enregistrement séparé</w:t>
+      </w:r>
+      <w:r>
+        <w:rPr>
+          <w:lang w:val="fr-BF"/>
+        </w:rPr>
+        <w:t xml:space="preserve"> — ni un paiement, ni un gonflement de la commande. Elle est signalée au client sur la facture, mais n'entre en comptabilité (RECETTE au journal) </w:t>
+      </w:r>
+      <w:r>
+        <w:rPr>
+          <w:b/>
+          <w:bCs/>
+          <w:lang w:val="fr-BF"/>
+        </w:rPr>
+        <w:t>que le jour où il la paie réellement</w:t>
+      </w:r>
+      <w:r>
+        <w:rPr>
+          <w:lang w:val="fr-BF"/>
+        </w:rPr>
+        <w:t>.</w:t>
+      </w:r>
+    </w:p>
+    <w:p>
+      <w:pPr>
+        <w:pStyle w:val="Corpsdetexte"/>
+        <w:rPr>
+          <w:lang w:val="fr-BF"/>
+        </w:rPr>
+      </w:pPr>
+      <w:r>
+        <w:rPr>
+          <w:b/>
+          <w:bCs/>
           <w:lang w:val="fr-BF"/>
         </w:rPr>
         <w:lastRenderedPageBreak/>
-        <w:t>💡 En clair : avant, si un seul produit manquait à la livraison, le magasinier refusait de ranger toute la palette. Maintenant il range ce qu’il a et met de côté ce qui manque.</w:t>
-      </w:r>
-    </w:p>
-    <w:p>
-      <w:pPr>
-        <w:pStyle w:val="Titre3"/>
-        <w:rPr>
-          <w:lang w:val="fr-FR"/>
-        </w:rPr>
-      </w:pPr>
-      <w:r>
-        <w:rPr>
-          <w:lang w:val="fr-BF"/>
-        </w:rPr>
-        <w:t xml:space="preserve">21.3 Stratégie </w:t>
-      </w:r>
-      <w:proofErr w:type="spellStart"/>
-      <w:r>
-        <w:rPr>
-          <w:lang w:val="fr-BF"/>
-        </w:rPr>
-        <w:t>fetch</w:t>
-      </w:r>
-      <w:proofErr w:type="spellEnd"/>
-      <w:r>
-        <w:rPr>
-          <w:lang w:val="fr-BF"/>
-        </w:rPr>
-        <w:t xml:space="preserve"> — ce qui était déjà bon, ce qui ne l’était pas</w:t>
-      </w:r>
-    </w:p>
-    <w:p>
-      <w:pPr>
-        <w:pStyle w:val="Corpsdetexte"/>
-        <w:rPr>
-          <w:lang w:val="fr-FR"/>
-        </w:rPr>
-      </w:pPr>
-      <w:r>
-        <w:rPr>
-          <w:lang w:val="fr-BF"/>
-        </w:rPr>
-        <w:t>Découverte du diagnostic : la stratégie était déjà « réseau d’abord, puis mise en cache de la réponse ». Tous les modules étaient donc déjà cachés automatiquement dès la première visite en ligne. STATIC_URLS ne sert qu’au PRÉ-chargement à l’installation — il couvre le cas où l’utilisateur perd le réseau avant d’avoir ouvert l’écran concerné.</w:t>
-      </w:r>
-    </w:p>
-    <w:p>
-      <w:pPr>
-        <w:pStyle w:val="Corpsdetexte"/>
-        <w:rPr>
-          <w:lang w:val="fr-FR"/>
-        </w:rPr>
-      </w:pPr>
-      <w:r>
-        <w:rPr>
-          <w:lang w:val="fr-BF"/>
-        </w:rPr>
-        <w:t>Deux défauts réels ont été corrigés au passage :</w:t>
-      </w:r>
-    </w:p>
-    <w:p>
-      <w:pPr>
-        <w:pStyle w:val="Corpsdetexte"/>
-        <w:rPr>
-          <w:lang w:val="fr-FR"/>
-        </w:rPr>
-      </w:pPr>
-      <w:r>
-        <w:rPr>
-          <w:lang w:val="fr-BF"/>
-        </w:rPr>
-        <w:t>• Toutes les réponses étaient mises en cache, y compris les 404 — une erreur pouvait donc être resservie indéfiniment. Un test resp.ok a été ajouté. • En cas d’échec réseau ET de cache vide, caches.match() renvoyait undefined, et respondWith(undefined) provoquait une erreur brute. Une réponse 503 explicite est désormais renvoyée.</w:t>
-      </w:r>
-    </w:p>
-    <w:p>
-      <w:pPr>
-        <w:pStyle w:val="Titre3"/>
-        <w:rPr>
-          <w:lang w:val="fr-FR"/>
-        </w:rPr>
-      </w:pPr>
-      <w:r>
-        <w:rPr>
-          <w:lang w:val="fr-BF"/>
-        </w:rPr>
-        <w:t xml:space="preserve">21.4 ⚠️ Règle de test — NE PAS tester le cache en </w:t>
-      </w:r>
-      <w:proofErr w:type="spellStart"/>
-      <w:r>
-        <w:rPr>
-          <w:lang w:val="fr-BF"/>
-        </w:rPr>
-        <w:t>InPrivate</w:t>
-      </w:r>
-      <w:proofErr w:type="spellEnd"/>
-    </w:p>
-    <w:p>
-      <w:pPr>
-        <w:pStyle w:val="Corpsdetexte"/>
-        <w:rPr>
-          <w:lang w:val="fr-FR"/>
-        </w:rPr>
-      </w:pPr>
-      <w:r>
-        <w:rPr>
-          <w:b/>
-          <w:bCs/>
-          <w:lang w:val="fr-BF"/>
-        </w:rPr>
-        <w:t>Leçon de la session v26.35, à retenir absolument. Le premier test hors ligne a échoué (ERR_INTERNET_DISCONNECTED, service worker sans réponse) et a fait croire à un correctif raté. La cause n’était pas le code : en navigation InPrivate, le stockage du service worker est éphémère et le cache ne persiste pas. C’est le principe même de la navigation privée.</w:t>
-      </w:r>
-    </w:p>
-    <w:p>
-      <w:pPr>
-        <w:pStyle w:val="Corpsdetexte"/>
-        <w:rPr>
-          <w:lang w:val="fr-FR"/>
-        </w:rPr>
-      </w:pPr>
-      <w:r>
-        <w:rPr>
-          <w:lang w:val="fr-BF"/>
-        </w:rPr>
-        <w:t>Conséquence sur les protocoles de test de la Bible : InPrivate reste recommandé pour vérifier qu’une NOUVELLE VERSION est bien déployée (il contourne le cache). Mais il est inadapté pour tester le cache lui-même. Les deux usages sont opposés — ne pas les confondre.</w:t>
-      </w:r>
-    </w:p>
-    <w:p>
-      <w:pPr>
-        <w:pStyle w:val="Corpsdetexte"/>
-        <w:rPr>
-          <w:lang w:val="fr-FR"/>
-        </w:rPr>
-      </w:pPr>
-      <w:r>
-        <w:rPr>
-          <w:b/>
-          <w:bCs/>
-          <w:lang w:val="fr-BF"/>
-        </w:rPr>
-        <w:t>Protocole de test du cache (fenêtre NORMALE obligatoire) :</w:t>
-      </w:r>
-    </w:p>
-    <w:p>
-      <w:pPr>
-        <w:pStyle w:val="Corpsdetexte"/>
-        <w:rPr>
-          <w:lang w:val="fr-BF"/>
-        </w:rPr>
-      </w:pPr>
-      <w:r>
-        <w:rPr>
-          <w:lang w:val="fr-BF"/>
-        </w:rPr>
-        <w:t>1) Fenêtre Edge ordinaire, charger l’app et laisser le chargement se terminer. 2) F12 → Application → Service Workers : vérifier « activated and running ». 3) F12 → Application → Cache Storage → avigest-v26-XX : compter les entrées. 4) Network → Offline → F5 : l’app doit s’afficher.</w:t>
-      </w:r>
-    </w:p>
-    <w:p>
-      <w:pPr>
-        <w:pStyle w:val="Corpsdetexte"/>
-        <w:rPr>
-          <w:lang w:val="fr-FR"/>
-        </w:rPr>
-      </w:pPr>
-      <w:r>
-        <w:rPr>
-          <w:lang w:val="fr-BF"/>
-        </w:rPr>
-        <w:t>Contrôle rapide en console, plus fiable que la navigation dans les panneaux :</w:t>
-      </w:r>
-    </w:p>
-    <w:p>
-      <w:pPr>
-        <w:pStyle w:val="SourceCode"/>
-      </w:pPr>
-      <w:r>
-        <w:rPr>
-          <w:rStyle w:val="VerbatimChar"/>
-        </w:rPr>
-        <w:t xml:space="preserve">(await (await </w:t>
-      </w:r>
-      <w:proofErr w:type="spellStart"/>
-      <w:r>
-        <w:rPr>
-          <w:rStyle w:val="VerbatimChar"/>
-        </w:rPr>
-        <w:t>caches.open</w:t>
-      </w:r>
-      <w:proofErr w:type="spellEnd"/>
-      <w:r>
-        <w:rPr>
-          <w:rStyle w:val="VerbatimChar"/>
-        </w:rPr>
-        <w:t>('avigest-v26-36')).keys()).length</w:t>
-      </w:r>
-    </w:p>
-    <w:p>
-      <w:pPr>
-        <w:pStyle w:val="Corpsdetexte"/>
-        <w:rPr>
-          <w:lang w:val="fr-FR"/>
-        </w:rPr>
-      </w:pPr>
-      <w:r>
-        <w:rPr>
-          <w:lang w:val="fr-BF"/>
-        </w:rPr>
-        <w:t xml:space="preserve">⚠️ Un nouveau service worker peut demander DEUX chargements avant de prendre le relais (le premier installe, le second active), même avec </w:t>
-      </w:r>
-      <w:proofErr w:type="spellStart"/>
-      <w:r>
-        <w:rPr>
-          <w:lang w:val="fr-BF"/>
-        </w:rPr>
-        <w:t>skipWaiting</w:t>
-      </w:r>
-      <w:proofErr w:type="spellEnd"/>
-      <w:r>
-        <w:rPr>
-          <w:lang w:val="fr-BF"/>
-        </w:rPr>
-        <w:t>().</w:t>
-      </w:r>
-    </w:p>
-    <w:p>
-      <w:pPr>
-        <w:pStyle w:val="Titre3"/>
-        <w:rPr>
-          <w:lang w:val="fr-FR"/>
-        </w:rPr>
-      </w:pPr>
-      <w:r>
-        <w:rPr>
-          <w:lang w:val="fr-BF"/>
-        </w:rPr>
-        <w:t>21.5 Résultat mesuré en production (23/07/2026)</w:t>
-      </w:r>
-    </w:p>
-    <w:p>
-      <w:pPr>
-        <w:pStyle w:val="Corpsdetexte"/>
-        <w:rPr>
-          <w:lang w:val="fr-FR"/>
-        </w:rPr>
-      </w:pPr>
-      <w:r>
-        <w:rPr>
-          <w:lang w:val="fr-BF"/>
-        </w:rPr>
-        <w:t>Cache avigest-v26-36 : 10 entrées. Les 9 de STATIC_URLS, plus une entrée ajoutée automatiquement par la stratégie fetch (ressource chargée au démarrage). Les 7 modules se chargent tous en statut 200, aucun 404. App testée hors ligne en fenêtre normale : l’écran d’accueil s’affiche.</w:t>
-      </w:r>
-    </w:p>
-    <w:p>
-      <w:pPr>
-        <w:pStyle w:val="Corpsdetexte"/>
-        <w:rPr>
-          <w:lang w:val="fr-FR"/>
-        </w:rPr>
-      </w:pPr>
-      <w:r>
-        <w:rPr>
-          <w:b/>
-          <w:bCs/>
-          <w:lang w:val="fr-BF"/>
-        </w:rPr>
-        <w:lastRenderedPageBreak/>
-        <w:t xml:space="preserve">⚠️ Ce qui NE fonctionne toujours pas hors ligne, et c’est normal : les DONNÉES. Tous les appels Supabase échouent sans réseau. Ce chantier rend l’INTERFACE disponible hors ligne, pas les données. Le vrai mode offline (file d’attente localStorage + synchronisation) reste à faire — voir §13.2, ligne « Mode hors ligne + </w:t>
-      </w:r>
-      <w:proofErr w:type="spellStart"/>
-      <w:r>
-        <w:rPr>
-          <w:b/>
-          <w:bCs/>
-          <w:lang w:val="fr-BF"/>
-        </w:rPr>
-        <w:t>sync</w:t>
-      </w:r>
-      <w:proofErr w:type="spellEnd"/>
-      <w:r>
-        <w:rPr>
-          <w:b/>
-          <w:bCs/>
-          <w:lang w:val="fr-BF"/>
-        </w:rPr>
-        <w:t xml:space="preserve"> auto ».</w:t>
-      </w:r>
-    </w:p>
-    <w:p>
-      <w:pPr>
-        <w:pStyle w:val="Corpsdetexte"/>
-        <w:rPr>
-          <w:lang w:val="fr-FR"/>
-        </w:rPr>
-      </w:pPr>
-      <w:r>
-        <w:rPr>
-          <w:lang w:val="fr-BF"/>
-        </w:rPr>
-        <w:t>💡 En clair : l’agent qui perd le réseau voit maintenant son écran au lieu d’une page blanche. Mais il ne voit pas ses chiffres — ceux-là viennent du serveur. Rendre les chiffres disponibles hors ligne, c’est un autre chantier, plus gros.</w:t>
-      </w:r>
-    </w:p>
-    <w:p>
-      <w:pPr>
-        <w:pStyle w:val="Corpsdetexte"/>
-        <w:rPr>
-          <w:b/>
-          <w:bCs/>
-          <w:lang w:val="fr-BF"/>
-        </w:rPr>
-      </w:pPr>
-      <w:r>
-        <w:rPr>
-          <w:b/>
-          <w:bCs/>
-          <w:lang w:val="fr-BF"/>
-        </w:rPr>
-        <w:t>Chantiers ouverts à la reprise (session v26.29)</w:t>
-      </w:r>
-    </w:p>
-    <w:p>
-      <w:pPr>
-        <w:pStyle w:val="Corpsdetexte"/>
-        <w:rPr>
-          <w:lang w:val="fr-BF"/>
-        </w:rPr>
-      </w:pPr>
-      <w:r>
-        <w:rPr>
-          <w:b/>
-          <w:bCs/>
-          <w:lang w:val="fr-BF"/>
-        </w:rPr>
-        <w:t>🐛 Bouton « Forcer la déconnexion » ne libère pas le verrou</w:t>
-      </w:r>
-      <w:r>
-        <w:rPr>
-          <w:lang w:val="fr-BF"/>
-        </w:rPr>
-        <w:t xml:space="preserve"> — fonction _forcerDeconnexion (index.html). Elle fait un DELETE sur sessions_actives WHERE user_pin = window._pinSaisi. Or window._pinSaisi n'est renseigné qu'APRÈS un login réussi — donc quand on est bloqué à la porte (avant login), il vaut undefined et le DELETE ne cible rien. Le verrou ne se lève jamais. Contournement actuel : DELETE manuel en base. Piste : ne pas dépendre de window._pinSaisi avant login (cibler par device_id, ou repenser le flux).</w:t>
-      </w:r>
-    </w:p>
-    <w:p>
-      <w:pPr>
-        <w:pStyle w:val="Corpsdetexte"/>
-        <w:rPr>
-          <w:lang w:val="fr-BF"/>
-        </w:rPr>
-      </w:pPr>
-      <w:r>
-        <w:rPr>
-          <w:b/>
-          <w:bCs/>
-          <w:lang w:val="fr-BF"/>
-        </w:rPr>
-        <w:t>✅ Bug cosmétique score santé (balises &lt;strong&gt; brutes) — FERMÉ v26.30</w:t>
-      </w:r>
-      <w:r>
-        <w:rPr>
-          <w:lang w:val="fr-BF"/>
-        </w:rPr>
-        <w:t xml:space="preserve"> — corrigé en v26.30. Les balises &lt;strong&gt;/&lt;/strong&gt; ont été retirées de _renderSessionResume() (le CSS .rapport-ligne span:last-child gère déjà le gras). ⚠️ Leçon : DEUX balises étaient en cause, pas une — toujours compter les occurrences avant de conclure qu’un correctif est complet.</w:t>
-      </w:r>
-    </w:p>
-    <w:p>
-      <w:pPr>
-        <w:pStyle w:val="Corpsdetexte"/>
-        <w:rPr>
-          <w:lang w:val="fr-BF"/>
-        </w:rPr>
-      </w:pPr>
-      <w:r>
-        <w:rPr>
-          <w:b/>
-          <w:bCs/>
-          <w:lang w:val="fr-BF"/>
-        </w:rPr>
-        <w:t>🔒 Session RLS dédiée (§14.3)</w:t>
-      </w:r>
-      <w:r>
-        <w:rPr>
-          <w:lang w:val="fr-BF"/>
-        </w:rPr>
-        <w:t xml:space="preserve"> — lever l'incertitude sur l'état RLS réel de plusieurs tables (bandes, batiments, taches, lots_stock…). Nécessite l'exécution en base des requêtes pg_policies / pg_tables. Aucun correctif sans validation explicite d'Adama, patch par patch.</w:t>
-      </w:r>
-    </w:p>
-    <w:p>
-      <w:pPr>
-        <w:pStyle w:val="Corpsdetexte"/>
-        <w:rPr>
-          <w:lang w:val="fr-BF"/>
-        </w:rPr>
-      </w:pPr>
-      <w:r>
-        <w:rPr>
-          <w:b/>
-          <w:bCs/>
-          <w:lang w:val="fr-BF"/>
-        </w:rPr>
-        <w:t>🔒 Doublon de policy RLS sur la table clients</w:t>
-      </w:r>
-      <w:r>
-        <w:rPr>
-          <w:lang w:val="fr-BF"/>
-        </w:rPr>
-        <w:t xml:space="preserve"> — à traiter dans la session RLS (déjà noté en point en suspens n°8).</w:t>
-      </w:r>
-    </w:p>
-    <w:p>
-      <w:pPr>
-        <w:pStyle w:val="Corpsdetexte"/>
-        <w:rPr>
-          <w:b/>
-          <w:bCs/>
-          <w:lang w:val="fr-BF"/>
-        </w:rPr>
-      </w:pPr>
-      <w:r>
-        <w:rPr>
-          <w:b/>
-          <w:bCs/>
-          <w:lang w:val="fr-BF"/>
-        </w:rPr>
-        <w:t>22. Module Pénalités de retard (CHANTIER CLOS — v26.37)</w:t>
-      </w:r>
-    </w:p>
-    <w:p>
-      <w:pPr>
-        <w:pStyle w:val="Corpsdetexte"/>
-        <w:rPr>
-          <w:b/>
-          <w:bCs/>
-          <w:lang w:val="fr-BF"/>
-        </w:rPr>
-      </w:pPr>
-      <w:r>
-        <w:rPr>
-          <w:b/>
-          <w:bCs/>
-          <w:lang w:val="fr-BF"/>
-        </w:rPr>
-        <w:t>22.1 Objectif et périmètre</w:t>
-      </w:r>
-    </w:p>
-    <w:p>
-      <w:pPr>
-        <w:pStyle w:val="Corpsdetexte"/>
-        <w:rPr>
-          <w:lang w:val="fr-BF"/>
-        </w:rPr>
-      </w:pPr>
-      <w:r>
-        <w:rPr>
-          <w:lang w:val="fr-BF"/>
-        </w:rPr>
-        <w:t xml:space="preserve">Le module pénalités permet au gérant d'appliquer une pénalité de retard sur une commande dont le client tarde à régler. La pénalité est un </w:t>
-      </w:r>
-      <w:r>
-        <w:rPr>
-          <w:b/>
-          <w:bCs/>
-          <w:lang w:val="fr-BF"/>
-        </w:rPr>
-        <w:t>enregistrement séparé</w:t>
-      </w:r>
-      <w:r>
-        <w:rPr>
-          <w:lang w:val="fr-BF"/>
-        </w:rPr>
-        <w:t xml:space="preserve"> — ni un paiement, ni un gonflement de la commande. Elle est signalée au client sur la facture, mais n'entre en comptabilité (RECETTE au journal) </w:t>
-      </w:r>
-      <w:r>
-        <w:rPr>
-          <w:b/>
-          <w:bCs/>
-          <w:lang w:val="fr-BF"/>
-        </w:rPr>
-        <w:t>que le jour où il la paie réellement</w:t>
-      </w:r>
-      <w:r>
-        <w:rPr>
-          <w:lang w:val="fr-BF"/>
-        </w:rPr>
-        <w:t>.</w:t>
-      </w:r>
-    </w:p>
-    <w:p>
-      <w:pPr>
-        <w:pStyle w:val="Corpsdetexte"/>
-        <w:rPr>
-          <w:lang w:val="fr-BF"/>
-        </w:rPr>
-      </w:pPr>
-      <w:r>
-        <w:rPr>
-          <w:b/>
-          <w:bCs/>
-          <w:lang w:val="fr-BF"/>
-        </w:rPr>
         <w:t xml:space="preserve">Seul le GÉRANT saisit. Réservé à l'onglet GESTION, module </w:t>
       </w:r>
       <w:proofErr w:type="spellStart"/>
@@ -24018,7 +24623,6 @@
           <w:bCs/>
           <w:lang w:val="fr-BF"/>
         </w:rPr>
-        <w:lastRenderedPageBreak/>
         <w:t>Enregistrement séparé</w:t>
       </w:r>
       <w:r>
@@ -24772,6 +25376,7 @@
               <w:rPr>
                 <w:lang w:val="fr-BF"/>
               </w:rPr>
+              <w:lastRenderedPageBreak/>
               <w:t>base_calcul</w:t>
             </w:r>
             <w:proofErr w:type="spellEnd"/>
@@ -25072,7 +25677,6 @@
               <w:rPr>
                 <w:lang w:val="fr-BF"/>
               </w:rPr>
-              <w:lastRenderedPageBreak/>
               <w:t>date_paiement</w:t>
             </w:r>
             <w:proofErr w:type="spellEnd"/>
@@ -25886,6 +26490,7 @@
           <w:rFonts w:ascii="Segoe UI Emoji" w:hAnsi="Segoe UI Emoji" w:cs="Segoe UI Emoji"/>
           <w:lang w:val="fr-BF"/>
         </w:rPr>
+        <w:lastRenderedPageBreak/>
         <w:t>⚠️</w:t>
       </w:r>
       <w:r>
@@ -26098,7 +26703,6 @@
         <w:rPr>
           <w:lang w:val="fr-BF"/>
         </w:rPr>
-        <w:lastRenderedPageBreak/>
         <w:t>fail-</w:t>
       </w:r>
       <w:proofErr w:type="spellStart"/>
@@ -26786,6 +27390,7 @@
           <w:bCs/>
           <w:lang w:val="fr-BF"/>
         </w:rPr>
+        <w:lastRenderedPageBreak/>
         <w:t>23. Alerte échéance de règlement (CHANTIER CLOS — v26.37)</w:t>
       </w:r>
     </w:p>
@@ -26846,7 +27451,19 @@
         <w:rPr>
           <w:lang w:val="fr-BF"/>
         </w:rPr>
-        <w:t xml:space="preserve"> de saisie d'échéance à la livraison (§18.9, v26.36).</w:t>
+        <w:t xml:space="preserve"> de saisie d'échéance à la livraison (§18.9, </w:t>
+      </w:r>
+      <w:r>
+        <w:rPr>
+          <w:lang w:val="fr-BF"/>
+        </w:rPr>
+        <w:t>v26.37</w:t>
+      </w:r>
+      <w:r>
+        <w:rPr>
+          <w:lang w:val="fr-BF"/>
+        </w:rPr>
+        <w:t>).</w:t>
       </w:r>
     </w:p>
     <w:p>
@@ -26861,7 +27478,6 @@
           <w:rFonts w:ascii="Segoe UI Emoji" w:hAnsi="Segoe UI Emoji" w:cs="Segoe UI Emoji"/>
           <w:lang w:val="fr-BF"/>
         </w:rPr>
-        <w:lastRenderedPageBreak/>
         <w:t>💡</w:t>
       </w:r>
       <w:r>
@@ -27639,6 +28255,7 @@
           <w:bCs/>
           <w:lang w:val="fr-BF"/>
         </w:rPr>
+        <w:lastRenderedPageBreak/>
         <w:t>23.4 Affichage sur l'accueil gérant</w:t>
       </w:r>
     </w:p>
@@ -27751,14 +28368,7 @@
         <w:rPr>
           <w:lang w:val="fr-BF"/>
         </w:rPr>
-        <w:t xml:space="preserve">(alertes) (rendu HTML). La </w:t>
-      </w:r>
-      <w:r>
-        <w:rPr>
-          <w:lang w:val="fr-BF"/>
-        </w:rPr>
-        <w:lastRenderedPageBreak/>
-        <w:t xml:space="preserve">bannière compte les alertes par couleur et affiche « Règlements clients : </w:t>
+        <w:t xml:space="preserve">(alertes) (rendu HTML). La bannière compte les alertes par couleur et affiche « Règlements clients : </w:t>
       </w:r>
       <w:r>
         <w:rPr>
@@ -30518,6 +31128,7 @@
   <w:style w:type="character" w:default="1" w:styleId="Policepardfaut">
     <w:name w:val="Default Paragraph Font"/>
     <w:uiPriority w:val="1"/>
+    <w:semiHidden/>
     <w:unhideWhenUsed/>
   </w:style>
   <w:style w:type="table" w:default="1" w:styleId="TableauNormal">

--- a/bible_avigest_v26.docx
+++ b/bible_avigest_v26.docx
@@ -17,21 +17,7 @@
         <w:rPr>
           <w:lang w:val="fr-FR"/>
         </w:rPr>
-        <w:t xml:space="preserve"> </w:t>
-      </w:r>
-      <w:proofErr w:type="spellStart"/>
-      <w:r>
-        <w:rPr>
-          <w:lang w:val="fr-FR"/>
-        </w:rPr>
-        <w:t>AviGest</w:t>
-      </w:r>
-      <w:proofErr w:type="spellEnd"/>
-      <w:r>
-        <w:rPr>
-          <w:lang w:val="fr-FR"/>
-        </w:rPr>
-        <w:t xml:space="preserve"> v26</w:t>
+        <w:t xml:space="preserve"> AviGest v26</w:t>
       </w:r>
     </w:p>
     <w:p>
@@ -547,13 +533,8 @@
               <w:pStyle w:val="Compact"/>
             </w:pPr>
             <w:r>
-              <w:t xml:space="preserve">Client </w:t>
-            </w:r>
-            <w:proofErr w:type="spellStart"/>
-            <w:r>
-              <w:t>Supabase</w:t>
-            </w:r>
-            <w:proofErr w:type="spellEnd"/>
+              <w:t>Client Supabase</w:t>
+            </w:r>
           </w:p>
         </w:tc>
         <w:tc>
@@ -653,14 +634,9 @@
             <w:pPr>
               <w:pStyle w:val="Compact"/>
             </w:pPr>
-            <w:proofErr w:type="spellStart"/>
             <w:r>
               <w:lastRenderedPageBreak/>
-              <w:t>Fichier</w:t>
-            </w:r>
-            <w:proofErr w:type="spellEnd"/>
-            <w:r>
-              <w:t xml:space="preserve"> de travail</w:t>
+              <w:t>Fichier de travail</w:t>
             </w:r>
           </w:p>
         </w:tc>
@@ -726,21 +702,8 @@
       <w:bookmarkStart w:id="5" w:name="terminologie-deux-niveaux"/>
       <w:bookmarkEnd w:id="4"/>
       <w:r>
-        <w:t xml:space="preserve">2.2 </w:t>
-      </w:r>
-      <w:proofErr w:type="spellStart"/>
-      <w:r>
-        <w:t>Terminologie</w:t>
-      </w:r>
-      <w:proofErr w:type="spellEnd"/>
-      <w:r>
-        <w:t xml:space="preserve"> — Deux </w:t>
-      </w:r>
-      <w:proofErr w:type="spellStart"/>
-      <w:r>
-        <w:t>niveaux</w:t>
-      </w:r>
-      <w:proofErr w:type="spellEnd"/>
+        <w:t>2.2 Terminologie — Deux niveaux</w:t>
+      </w:r>
     </w:p>
     <w:tbl>
       <w:tblPr>
@@ -1403,14 +1366,12 @@
                 <w:lang w:val="fr-BF"/>
               </w:rPr>
             </w:pPr>
-            <w:proofErr w:type="spellStart"/>
             <w:r>
               <w:rPr>
                 <w:lang w:val="fr-BF"/>
               </w:rPr>
               <w:t>clotures</w:t>
             </w:r>
-            <w:proofErr w:type="spellEnd"/>
           </w:p>
         </w:tc>
         <w:tc>
@@ -1452,14 +1413,12 @@
                 <w:lang w:val="fr-BF"/>
               </w:rPr>
             </w:pPr>
-            <w:proofErr w:type="spellStart"/>
             <w:r>
               <w:rPr>
                 <w:lang w:val="fr-BF"/>
               </w:rPr>
               <w:t>commande_lignes</w:t>
             </w:r>
-            <w:proofErr w:type="spellEnd"/>
           </w:p>
         </w:tc>
         <w:tc>
@@ -1548,14 +1507,12 @@
                 <w:lang w:val="fr-BF"/>
               </w:rPr>
             </w:pPr>
-            <w:proofErr w:type="spellStart"/>
             <w:r>
               <w:rPr>
                 <w:lang w:val="fr-BF"/>
               </w:rPr>
               <w:t>composants_lot</w:t>
             </w:r>
-            <w:proofErr w:type="spellEnd"/>
           </w:p>
         </w:tc>
         <w:tc>
@@ -1832,14 +1789,12 @@
                 <w:lang w:val="fr-BF"/>
               </w:rPr>
             </w:pPr>
-            <w:proofErr w:type="spellStart"/>
             <w:r>
               <w:rPr>
                 <w:lang w:val="fr-BF"/>
               </w:rPr>
               <w:t>mouvements_stock</w:t>
             </w:r>
-            <w:proofErr w:type="spellEnd"/>
           </w:p>
         </w:tc>
         <w:tc>
@@ -1928,14 +1883,12 @@
                 <w:lang w:val="fr-BF"/>
               </w:rPr>
             </w:pPr>
-            <w:proofErr w:type="spellStart"/>
             <w:r>
               <w:rPr>
                 <w:lang w:val="fr-BF"/>
               </w:rPr>
               <w:t>partenaires_bandes</w:t>
             </w:r>
-            <w:proofErr w:type="spellEnd"/>
           </w:p>
         </w:tc>
         <w:tc>
@@ -1977,14 +1930,12 @@
                 <w:lang w:val="fr-BF"/>
               </w:rPr>
             </w:pPr>
-            <w:proofErr w:type="spellStart"/>
             <w:r>
               <w:rPr>
                 <w:lang w:val="fr-BF"/>
               </w:rPr>
               <w:t>produits_catalogue</w:t>
             </w:r>
-            <w:proofErr w:type="spellEnd"/>
           </w:p>
         </w:tc>
         <w:tc>
@@ -2120,7 +2071,6 @@
                 <w:lang w:val="fr-BF"/>
               </w:rPr>
             </w:pPr>
-            <w:proofErr w:type="spellStart"/>
             <w:r>
               <w:rPr>
                 <w:lang w:val="fr-BF"/>
@@ -2128,7 +2078,6 @@
               <w:lastRenderedPageBreak/>
               <w:t>sessions_actives</w:t>
             </w:r>
-            <w:proofErr w:type="spellEnd"/>
           </w:p>
         </w:tc>
         <w:tc>
@@ -2294,35 +2243,7 @@
         <w:rPr>
           <w:lang w:val="fr-BF"/>
         </w:rPr>
-        <w:t xml:space="preserve">Vérifié en base le 23/07/2026 (session v26.35) via information_schema.columns. 14 colonnes. Cette table n’avait jamais été documentée au-delà de son rôle — or elle porte trois colonnes structurantes que la Bible ignorait : plan, </w:t>
-      </w:r>
-      <w:proofErr w:type="spellStart"/>
-      <w:r>
-        <w:rPr>
-          <w:lang w:val="fr-BF"/>
-        </w:rPr>
-        <w:t>nb_batiments</w:t>
-      </w:r>
-      <w:proofErr w:type="spellEnd"/>
-      <w:r>
-        <w:rPr>
-          <w:lang w:val="fr-BF"/>
-        </w:rPr>
-        <w:t xml:space="preserve"> et </w:t>
-      </w:r>
-      <w:proofErr w:type="spellStart"/>
-      <w:r>
-        <w:rPr>
-          <w:lang w:val="fr-BF"/>
-        </w:rPr>
-        <w:t>code_acces</w:t>
-      </w:r>
-      <w:proofErr w:type="spellEnd"/>
-      <w:r>
-        <w:rPr>
-          <w:lang w:val="fr-BF"/>
-        </w:rPr>
-        <w:t>.</w:t>
+        <w:t>Vérifié en base le 23/07/2026 (session v26.35) via information_schema.columns. 14 colonnes. Cette table n’avait jamais été documentée au-delà de son rôle — or elle porte trois colonnes structurantes que la Bible ignorait : plan, nb_batiments et code_acces.</w:t>
       </w:r>
     </w:p>
     <w:tbl>
@@ -2519,14 +2440,12 @@
             <w:pPr>
               <w:pStyle w:val="Compact"/>
             </w:pPr>
-            <w:proofErr w:type="spellStart"/>
             <w:r>
               <w:rPr>
                 <w:lang w:val="fr-BF"/>
               </w:rPr>
               <w:t>proprietaire</w:t>
             </w:r>
-            <w:proofErr w:type="spellEnd"/>
           </w:p>
         </w:tc>
         <w:tc>
@@ -2851,14 +2770,12 @@
             <w:pPr>
               <w:pStyle w:val="Compact"/>
             </w:pPr>
-            <w:proofErr w:type="spellStart"/>
             <w:r>
               <w:rPr>
                 <w:lang w:val="fr-BF"/>
               </w:rPr>
               <w:t>nb_batiments</w:t>
             </w:r>
-            <w:proofErr w:type="spellEnd"/>
           </w:p>
         </w:tc>
         <w:tc>
@@ -3105,21 +3022,7 @@
               <w:rPr>
                 <w:lang w:val="fr-BF"/>
               </w:rPr>
-              <w:t xml:space="preserve">⚠️ Colonne du login par code ferme (écran-code-ferme). C’est elle que protège la policy lecture_publique_code_acces (SELECT, qual=true, rôles anon+authenticated) documentée en §14.4 — </w:t>
-            </w:r>
-            <w:proofErr w:type="spellStart"/>
-            <w:r>
-              <w:rPr>
-                <w:lang w:val="fr-BF"/>
-              </w:rPr>
-              <w:t>policy</w:t>
-            </w:r>
-            <w:proofErr w:type="spellEnd"/>
-            <w:r>
-              <w:rPr>
-                <w:lang w:val="fr-BF"/>
-              </w:rPr>
-              <w:t xml:space="preserve"> volontaire, à conserver.</w:t>
+              <w:t>⚠️ Colonne du login par code ferme (écran-code-ferme). C’est elle que protège la policy lecture_publique_code_acces (SELECT, qual=true, rôles anon+authenticated) documentée en §14.4 — policy volontaire, à conserver.</w:t>
             </w:r>
           </w:p>
         </w:tc>
@@ -3136,14 +3039,12 @@
             <w:pPr>
               <w:pStyle w:val="Compact"/>
             </w:pPr>
-            <w:proofErr w:type="spellStart"/>
             <w:r>
               <w:rPr>
                 <w:lang w:val="fr-BF"/>
               </w:rPr>
               <w:t>nom_commercial</w:t>
             </w:r>
-            <w:proofErr w:type="spellEnd"/>
           </w:p>
         </w:tc>
         <w:tc>
@@ -3242,11 +3143,9 @@
             <w:pPr>
               <w:pStyle w:val="Compact"/>
             </w:pPr>
-            <w:proofErr w:type="spellStart"/>
             <w:r>
               <w:t>Fichier</w:t>
             </w:r>
-            <w:proofErr w:type="spellEnd"/>
           </w:p>
         </w:tc>
         <w:tc>
@@ -3535,77 +3434,7 @@
               <w:rPr>
                 <w:lang w:val="fr-FR"/>
               </w:rPr>
-              <w:t xml:space="preserve">Table </w:t>
-            </w:r>
-            <w:proofErr w:type="spellStart"/>
-            <w:r>
-              <w:rPr>
-                <w:lang w:val="fr-FR"/>
-              </w:rPr>
-              <w:t>penalites</w:t>
-            </w:r>
-            <w:proofErr w:type="spellEnd"/>
-            <w:r>
-              <w:rPr>
-                <w:lang w:val="fr-FR"/>
-              </w:rPr>
-              <w:t xml:space="preserve"> (16 colonnes) — pénalités de retard : carnet à souches PEN-{</w:t>
-            </w:r>
-            <w:proofErr w:type="spellStart"/>
-            <w:r>
-              <w:rPr>
-                <w:lang w:val="fr-FR"/>
-              </w:rPr>
-              <w:t>annee</w:t>
-            </w:r>
-            <w:proofErr w:type="spellEnd"/>
-            <w:r>
-              <w:rPr>
-                <w:lang w:val="fr-FR"/>
-              </w:rPr>
-              <w:t>}-{</w:t>
-            </w:r>
-            <w:proofErr w:type="spellStart"/>
-            <w:r>
-              <w:rPr>
-                <w:lang w:val="fr-FR"/>
-              </w:rPr>
-              <w:t>seq</w:t>
-            </w:r>
-            <w:proofErr w:type="spellEnd"/>
-            <w:r>
-              <w:rPr>
-                <w:lang w:val="fr-FR"/>
-              </w:rPr>
-              <w:t xml:space="preserve">}, RLS </w:t>
-            </w:r>
-            <w:proofErr w:type="spellStart"/>
-            <w:r>
-              <w:rPr>
-                <w:lang w:val="fr-FR"/>
-              </w:rPr>
-              <w:t>penalites_isolation</w:t>
-            </w:r>
-            <w:proofErr w:type="spellEnd"/>
-            <w:r>
-              <w:rPr>
-                <w:lang w:val="fr-FR"/>
-              </w:rPr>
-              <w:t xml:space="preserve">, CHECK montant&gt;0 et </w:t>
-            </w:r>
-            <w:proofErr w:type="spellStart"/>
-            <w:r>
-              <w:rPr>
-                <w:lang w:val="fr-FR"/>
-              </w:rPr>
-              <w:t>taux_pct</w:t>
-            </w:r>
-            <w:proofErr w:type="spellEnd"/>
-            <w:r>
-              <w:rPr>
-                <w:lang w:val="fr-FR"/>
-              </w:rPr>
-              <w:t>&gt;0</w:t>
+              <w:t>Table penalites (16 colonnes) — pénalités de retard : carnet à souches PEN-{annee}-{seq}, RLS penalites_isolation, CHECK montant&gt;0 et taux_pct&gt;0</w:t>
             </w:r>
           </w:p>
         </w:tc>
@@ -3642,63 +3471,7 @@
               <w:rPr>
                 <w:lang w:val="fr-FR"/>
               </w:rPr>
-              <w:t xml:space="preserve">RPC </w:t>
-            </w:r>
-            <w:proofErr w:type="spellStart"/>
-            <w:r>
-              <w:rPr>
-                <w:lang w:val="fr-FR"/>
-              </w:rPr>
-              <w:t>encaisser_penalite</w:t>
-            </w:r>
-            <w:proofErr w:type="spellEnd"/>
-            <w:r>
-              <w:rPr>
-                <w:lang w:val="fr-FR"/>
-              </w:rPr>
-              <w:t>(</w:t>
-            </w:r>
-            <w:proofErr w:type="spellStart"/>
-            <w:r>
-              <w:rPr>
-                <w:lang w:val="fr-FR"/>
-              </w:rPr>
-              <w:t>p_penalite_id</w:t>
-            </w:r>
-            <w:proofErr w:type="spellEnd"/>
-            <w:r>
-              <w:rPr>
-                <w:lang w:val="fr-FR"/>
-              </w:rPr>
-              <w:t xml:space="preserve">, </w:t>
-            </w:r>
-            <w:proofErr w:type="spellStart"/>
-            <w:r>
-              <w:rPr>
-                <w:lang w:val="fr-FR"/>
-              </w:rPr>
-              <w:t>p_moyen</w:t>
-            </w:r>
-            <w:proofErr w:type="spellEnd"/>
-            <w:r>
-              <w:rPr>
-                <w:lang w:val="fr-FR"/>
-              </w:rPr>
-              <w:t>) — encaissement atomique : RECETTE au journal + bascule paye=</w:t>
-            </w:r>
-            <w:proofErr w:type="spellStart"/>
-            <w:r>
-              <w:rPr>
-                <w:lang w:val="fr-FR"/>
-              </w:rPr>
-              <w:t>true</w:t>
-            </w:r>
-            <w:proofErr w:type="spellEnd"/>
-            <w:r>
-              <w:rPr>
-                <w:lang w:val="fr-FR"/>
-              </w:rPr>
-              <w:t>, avec repli tracé sur bande active</w:t>
+              <w:t>RPC encaisser_penalite(p_penalite_id, p_moyen) — encaissement atomique : RECETTE au journal + bascule paye=true, avec repli tracé sur bande active</w:t>
             </w:r>
           </w:p>
         </w:tc>
@@ -3735,21 +3508,7 @@
               <w:rPr>
                 <w:lang w:val="fr-FR"/>
               </w:rPr>
-              <w:t xml:space="preserve">RPC </w:t>
-            </w:r>
-            <w:proofErr w:type="spellStart"/>
-            <w:r>
-              <w:rPr>
-                <w:lang w:val="fr-FR"/>
-              </w:rPr>
-              <w:t>get_alertes_echeance</w:t>
-            </w:r>
-            <w:proofErr w:type="spellEnd"/>
-            <w:r>
-              <w:rPr>
-                <w:lang w:val="fr-FR"/>
-              </w:rPr>
-              <w:t>() — lecture des commandes livrées non soldées avec échéance, catégorie couleur (ROUGE/JAUNE/BLANC), source unique de l'alerte §23</w:t>
+              <w:t>RPC get_alertes_echeance() — lecture des commandes livrées non soldées avec échéance, catégorie couleur (ROUGE/JAUNE/BLANC), source unique de l'alerte §23</w:t>
             </w:r>
           </w:p>
         </w:tc>
@@ -3946,9 +3705,20 @@
           <w:szCs w:val="24"/>
           <w:lang w:val="fr-FR"/>
         </w:rPr>
-        <w:t>es en base sans que leur fichier .</w:t>
-      </w:r>
-      <w:proofErr w:type="spellStart"/>
+        <w:t>es en base sans que leur fichier .sql soit committ</w:t>
+      </w:r>
+      <w:r>
+        <w:rPr>
+          <w:rFonts w:ascii="Cambria" w:eastAsiaTheme="minorHAnsi" w:hAnsi="Cambria" w:cs="Cambria"/>
+          <w:b w:val="0"/>
+          <w:bCs w:val="0"/>
+          <w:color w:val="auto"/>
+          <w:sz w:val="24"/>
+          <w:szCs w:val="24"/>
+          <w:lang w:val="fr-FR"/>
+        </w:rPr>
+        <w:t>é</w:t>
+      </w:r>
       <w:r>
         <w:rPr>
           <w:rFonts w:asciiTheme="minorHAnsi" w:eastAsiaTheme="minorHAnsi" w:hAnsiTheme="minorHAnsi" w:cstheme="minorBidi"/>
@@ -3959,9 +3729,20 @@
           <w:szCs w:val="24"/>
           <w:lang w:val="fr-FR"/>
         </w:rPr>
-        <w:t>sql</w:t>
-      </w:r>
-      <w:proofErr w:type="spellEnd"/>
+        <w:t xml:space="preserve"> : 047 (ALTER fermes ADD nom_commercial), 048 (param</w:t>
+      </w:r>
+      <w:r>
+        <w:rPr>
+          <w:rFonts w:ascii="Cambria" w:eastAsiaTheme="minorHAnsi" w:hAnsi="Cambria" w:cs="Cambria"/>
+          <w:b w:val="0"/>
+          <w:bCs w:val="0"/>
+          <w:color w:val="auto"/>
+          <w:sz w:val="24"/>
+          <w:szCs w:val="24"/>
+          <w:lang w:val="fr-FR"/>
+        </w:rPr>
+        <w:t>è</w:t>
+      </w:r>
       <w:r>
         <w:rPr>
           <w:rFonts w:asciiTheme="minorHAnsi" w:eastAsiaTheme="minorHAnsi" w:hAnsiTheme="minorHAnsi" w:cstheme="minorBidi"/>
@@ -3972,9 +3753,20 @@
           <w:szCs w:val="24"/>
           <w:lang w:val="fr-FR"/>
         </w:rPr>
-        <w:t xml:space="preserve"> soit </w:t>
-      </w:r>
-      <w:proofErr w:type="spellStart"/>
+        <w:t>tre p_date_reglement sur livrer_commande), 050 (encaisser_penalite) et 051 (get_alertes_echeance). Toutes recr</w:t>
+      </w:r>
+      <w:r>
+        <w:rPr>
+          <w:rFonts w:ascii="Cambria" w:eastAsiaTheme="minorHAnsi" w:hAnsi="Cambria" w:cs="Cambria"/>
+          <w:b w:val="0"/>
+          <w:bCs w:val="0"/>
+          <w:color w:val="auto"/>
+          <w:sz w:val="24"/>
+          <w:szCs w:val="24"/>
+          <w:lang w:val="fr-FR"/>
+        </w:rPr>
+        <w:t>éé</w:t>
+      </w:r>
       <w:r>
         <w:rPr>
           <w:rFonts w:asciiTheme="minorHAnsi" w:eastAsiaTheme="minorHAnsi" w:hAnsiTheme="minorHAnsi" w:cstheme="minorBidi"/>
@@ -3985,7 +3777,7 @@
           <w:szCs w:val="24"/>
           <w:lang w:val="fr-FR"/>
         </w:rPr>
-        <w:t>committ</w:t>
+        <w:t>es a posteriori en v26.37 depuis l'</w:t>
       </w:r>
       <w:r>
         <w:rPr>
@@ -3999,7 +3791,6 @@
         </w:rPr>
         <w:t>é</w:t>
       </w:r>
-      <w:proofErr w:type="spellEnd"/>
       <w:r>
         <w:rPr>
           <w:rFonts w:asciiTheme="minorHAnsi" w:eastAsiaTheme="minorHAnsi" w:hAnsiTheme="minorHAnsi" w:cstheme="minorBidi"/>
@@ -4010,9 +3801,20 @@
           <w:szCs w:val="24"/>
           <w:lang w:val="fr-FR"/>
         </w:rPr>
-        <w:t xml:space="preserve"> : 047 (ALTER fermes ADD </w:t>
-      </w:r>
-      <w:proofErr w:type="spellStart"/>
+        <w:t>tat r</w:t>
+      </w:r>
+      <w:r>
+        <w:rPr>
+          <w:rFonts w:ascii="Cambria" w:eastAsiaTheme="minorHAnsi" w:hAnsi="Cambria" w:cs="Cambria"/>
+          <w:b w:val="0"/>
+          <w:bCs w:val="0"/>
+          <w:color w:val="auto"/>
+          <w:sz w:val="24"/>
+          <w:szCs w:val="24"/>
+          <w:lang w:val="fr-FR"/>
+        </w:rPr>
+        <w:t>é</w:t>
+      </w:r>
       <w:r>
         <w:rPr>
           <w:rFonts w:asciiTheme="minorHAnsi" w:eastAsiaTheme="minorHAnsi" w:hAnsiTheme="minorHAnsi" w:cstheme="minorBidi"/>
@@ -4023,9 +3825,20 @@
           <w:szCs w:val="24"/>
           <w:lang w:val="fr-FR"/>
         </w:rPr>
-        <w:t>nom_commercial</w:t>
-      </w:r>
-      <w:proofErr w:type="spellEnd"/>
+        <w:t>el en base (pg_get_functiondef pour les fonctions, v</w:t>
+      </w:r>
+      <w:r>
+        <w:rPr>
+          <w:rFonts w:ascii="Cambria" w:eastAsiaTheme="minorHAnsi" w:hAnsi="Cambria" w:cs="Cambria"/>
+          <w:b w:val="0"/>
+          <w:bCs w:val="0"/>
+          <w:color w:val="auto"/>
+          <w:sz w:val="24"/>
+          <w:szCs w:val="24"/>
+          <w:lang w:val="fr-FR"/>
+        </w:rPr>
+        <w:t>é</w:t>
+      </w:r>
       <w:r>
         <w:rPr>
           <w:rFonts w:asciiTheme="minorHAnsi" w:eastAsiaTheme="minorHAnsi" w:hAnsiTheme="minorHAnsi" w:cstheme="minorBidi"/>
@@ -4036,283 +3849,7 @@
           <w:szCs w:val="24"/>
           <w:lang w:val="fr-FR"/>
         </w:rPr>
-        <w:t>), 048 (param</w:t>
-      </w:r>
-      <w:r>
-        <w:rPr>
-          <w:rFonts w:ascii="Cambria" w:eastAsiaTheme="minorHAnsi" w:hAnsi="Cambria" w:cs="Cambria"/>
-          <w:b w:val="0"/>
-          <w:bCs w:val="0"/>
-          <w:color w:val="auto"/>
-          <w:sz w:val="24"/>
-          <w:szCs w:val="24"/>
-          <w:lang w:val="fr-FR"/>
-        </w:rPr>
-        <w:t>è</w:t>
-      </w:r>
-      <w:r>
-        <w:rPr>
-          <w:rFonts w:asciiTheme="minorHAnsi" w:eastAsiaTheme="minorHAnsi" w:hAnsiTheme="minorHAnsi" w:cstheme="minorBidi"/>
-          <w:b w:val="0"/>
-          <w:bCs w:val="0"/>
-          <w:color w:val="auto"/>
-          <w:sz w:val="24"/>
-          <w:szCs w:val="24"/>
-          <w:lang w:val="fr-FR"/>
-        </w:rPr>
-        <w:t xml:space="preserve">tre </w:t>
-      </w:r>
-      <w:proofErr w:type="spellStart"/>
-      <w:r>
-        <w:rPr>
-          <w:rFonts w:asciiTheme="minorHAnsi" w:eastAsiaTheme="minorHAnsi" w:hAnsiTheme="minorHAnsi" w:cstheme="minorBidi"/>
-          <w:b w:val="0"/>
-          <w:bCs w:val="0"/>
-          <w:color w:val="auto"/>
-          <w:sz w:val="24"/>
-          <w:szCs w:val="24"/>
-          <w:lang w:val="fr-FR"/>
-        </w:rPr>
-        <w:t>p_date_reglement</w:t>
-      </w:r>
-      <w:proofErr w:type="spellEnd"/>
-      <w:r>
-        <w:rPr>
-          <w:rFonts w:asciiTheme="minorHAnsi" w:eastAsiaTheme="minorHAnsi" w:hAnsiTheme="minorHAnsi" w:cstheme="minorBidi"/>
-          <w:b w:val="0"/>
-          <w:bCs w:val="0"/>
-          <w:color w:val="auto"/>
-          <w:sz w:val="24"/>
-          <w:szCs w:val="24"/>
-          <w:lang w:val="fr-FR"/>
-        </w:rPr>
-        <w:t xml:space="preserve"> sur </w:t>
-      </w:r>
-      <w:proofErr w:type="spellStart"/>
-      <w:r>
-        <w:rPr>
-          <w:rFonts w:asciiTheme="minorHAnsi" w:eastAsiaTheme="minorHAnsi" w:hAnsiTheme="minorHAnsi" w:cstheme="minorBidi"/>
-          <w:b w:val="0"/>
-          <w:bCs w:val="0"/>
-          <w:color w:val="auto"/>
-          <w:sz w:val="24"/>
-          <w:szCs w:val="24"/>
-          <w:lang w:val="fr-FR"/>
-        </w:rPr>
-        <w:t>livrer_commande</w:t>
-      </w:r>
-      <w:proofErr w:type="spellEnd"/>
-      <w:r>
-        <w:rPr>
-          <w:rFonts w:asciiTheme="minorHAnsi" w:eastAsiaTheme="minorHAnsi" w:hAnsiTheme="minorHAnsi" w:cstheme="minorBidi"/>
-          <w:b w:val="0"/>
-          <w:bCs w:val="0"/>
-          <w:color w:val="auto"/>
-          <w:sz w:val="24"/>
-          <w:szCs w:val="24"/>
-          <w:lang w:val="fr-FR"/>
-        </w:rPr>
-        <w:t>), 050 (</w:t>
-      </w:r>
-      <w:proofErr w:type="spellStart"/>
-      <w:r>
-        <w:rPr>
-          <w:rFonts w:asciiTheme="minorHAnsi" w:eastAsiaTheme="minorHAnsi" w:hAnsiTheme="minorHAnsi" w:cstheme="minorBidi"/>
-          <w:b w:val="0"/>
-          <w:bCs w:val="0"/>
-          <w:color w:val="auto"/>
-          <w:sz w:val="24"/>
-          <w:szCs w:val="24"/>
-          <w:lang w:val="fr-FR"/>
-        </w:rPr>
-        <w:t>encaisser_penalite</w:t>
-      </w:r>
-      <w:proofErr w:type="spellEnd"/>
-      <w:r>
-        <w:rPr>
-          <w:rFonts w:asciiTheme="minorHAnsi" w:eastAsiaTheme="minorHAnsi" w:hAnsiTheme="minorHAnsi" w:cstheme="minorBidi"/>
-          <w:b w:val="0"/>
-          <w:bCs w:val="0"/>
-          <w:color w:val="auto"/>
-          <w:sz w:val="24"/>
-          <w:szCs w:val="24"/>
-          <w:lang w:val="fr-FR"/>
-        </w:rPr>
-        <w:t>) et 051 (</w:t>
-      </w:r>
-      <w:proofErr w:type="spellStart"/>
-      <w:r>
-        <w:rPr>
-          <w:rFonts w:asciiTheme="minorHAnsi" w:eastAsiaTheme="minorHAnsi" w:hAnsiTheme="minorHAnsi" w:cstheme="minorBidi"/>
-          <w:b w:val="0"/>
-          <w:bCs w:val="0"/>
-          <w:color w:val="auto"/>
-          <w:sz w:val="24"/>
-          <w:szCs w:val="24"/>
-          <w:lang w:val="fr-FR"/>
-        </w:rPr>
-        <w:t>get_alertes_echeance</w:t>
-      </w:r>
-      <w:proofErr w:type="spellEnd"/>
-      <w:r>
-        <w:rPr>
-          <w:rFonts w:asciiTheme="minorHAnsi" w:eastAsiaTheme="minorHAnsi" w:hAnsiTheme="minorHAnsi" w:cstheme="minorBidi"/>
-          <w:b w:val="0"/>
-          <w:bCs w:val="0"/>
-          <w:color w:val="auto"/>
-          <w:sz w:val="24"/>
-          <w:szCs w:val="24"/>
-          <w:lang w:val="fr-FR"/>
-        </w:rPr>
-        <w:t>). Toutes recr</w:t>
-      </w:r>
-      <w:r>
-        <w:rPr>
-          <w:rFonts w:ascii="Cambria" w:eastAsiaTheme="minorHAnsi" w:hAnsi="Cambria" w:cs="Cambria"/>
-          <w:b w:val="0"/>
-          <w:bCs w:val="0"/>
-          <w:color w:val="auto"/>
-          <w:sz w:val="24"/>
-          <w:szCs w:val="24"/>
-          <w:lang w:val="fr-FR"/>
-        </w:rPr>
-        <w:t>éé</w:t>
-      </w:r>
-      <w:r>
-        <w:rPr>
-          <w:rFonts w:asciiTheme="minorHAnsi" w:eastAsiaTheme="minorHAnsi" w:hAnsiTheme="minorHAnsi" w:cstheme="minorBidi"/>
-          <w:b w:val="0"/>
-          <w:bCs w:val="0"/>
-          <w:color w:val="auto"/>
-          <w:sz w:val="24"/>
-          <w:szCs w:val="24"/>
-          <w:lang w:val="fr-FR"/>
-        </w:rPr>
-        <w:t>es a posteriori en v26.37 depuis l'</w:t>
-      </w:r>
-      <w:r>
-        <w:rPr>
-          <w:rFonts w:ascii="Cambria" w:eastAsiaTheme="minorHAnsi" w:hAnsi="Cambria" w:cs="Cambria"/>
-          <w:b w:val="0"/>
-          <w:bCs w:val="0"/>
-          <w:color w:val="auto"/>
-          <w:sz w:val="24"/>
-          <w:szCs w:val="24"/>
-          <w:lang w:val="fr-FR"/>
-        </w:rPr>
-        <w:t>é</w:t>
-      </w:r>
-      <w:r>
-        <w:rPr>
-          <w:rFonts w:asciiTheme="minorHAnsi" w:eastAsiaTheme="minorHAnsi" w:hAnsiTheme="minorHAnsi" w:cstheme="minorBidi"/>
-          <w:b w:val="0"/>
-          <w:bCs w:val="0"/>
-          <w:color w:val="auto"/>
-          <w:sz w:val="24"/>
-          <w:szCs w:val="24"/>
-          <w:lang w:val="fr-FR"/>
-        </w:rPr>
-        <w:t>tat r</w:t>
-      </w:r>
-      <w:r>
-        <w:rPr>
-          <w:rFonts w:ascii="Cambria" w:eastAsiaTheme="minorHAnsi" w:hAnsi="Cambria" w:cs="Cambria"/>
-          <w:b w:val="0"/>
-          <w:bCs w:val="0"/>
-          <w:color w:val="auto"/>
-          <w:sz w:val="24"/>
-          <w:szCs w:val="24"/>
-          <w:lang w:val="fr-FR"/>
-        </w:rPr>
-        <w:t>é</w:t>
-      </w:r>
-      <w:r>
-        <w:rPr>
-          <w:rFonts w:asciiTheme="minorHAnsi" w:eastAsiaTheme="minorHAnsi" w:hAnsiTheme="minorHAnsi" w:cstheme="minorBidi"/>
-          <w:b w:val="0"/>
-          <w:bCs w:val="0"/>
-          <w:color w:val="auto"/>
-          <w:sz w:val="24"/>
-          <w:szCs w:val="24"/>
-          <w:lang w:val="fr-FR"/>
-        </w:rPr>
-        <w:t>el en base (</w:t>
-      </w:r>
-      <w:proofErr w:type="spellStart"/>
-      <w:r>
-        <w:rPr>
-          <w:rFonts w:asciiTheme="minorHAnsi" w:eastAsiaTheme="minorHAnsi" w:hAnsiTheme="minorHAnsi" w:cstheme="minorBidi"/>
-          <w:b w:val="0"/>
-          <w:bCs w:val="0"/>
-          <w:color w:val="auto"/>
-          <w:sz w:val="24"/>
-          <w:szCs w:val="24"/>
-          <w:lang w:val="fr-FR"/>
-        </w:rPr>
-        <w:t>pg_get_functiondef</w:t>
-      </w:r>
-      <w:proofErr w:type="spellEnd"/>
-      <w:r>
-        <w:rPr>
-          <w:rFonts w:asciiTheme="minorHAnsi" w:eastAsiaTheme="minorHAnsi" w:hAnsiTheme="minorHAnsi" w:cstheme="minorBidi"/>
-          <w:b w:val="0"/>
-          <w:bCs w:val="0"/>
-          <w:color w:val="auto"/>
-          <w:sz w:val="24"/>
-          <w:szCs w:val="24"/>
-          <w:lang w:val="fr-FR"/>
-        </w:rPr>
-        <w:t xml:space="preserve"> pour les fonctions, v</w:t>
-      </w:r>
-      <w:r>
-        <w:rPr>
-          <w:rFonts w:ascii="Cambria" w:eastAsiaTheme="minorHAnsi" w:hAnsi="Cambria" w:cs="Cambria"/>
-          <w:b w:val="0"/>
-          <w:bCs w:val="0"/>
-          <w:color w:val="auto"/>
-          <w:sz w:val="24"/>
-          <w:szCs w:val="24"/>
-          <w:lang w:val="fr-FR"/>
-        </w:rPr>
-        <w:t>é</w:t>
-      </w:r>
-      <w:r>
-        <w:rPr>
-          <w:rFonts w:asciiTheme="minorHAnsi" w:eastAsiaTheme="minorHAnsi" w:hAnsiTheme="minorHAnsi" w:cstheme="minorBidi"/>
-          <w:b w:val="0"/>
-          <w:bCs w:val="0"/>
-          <w:color w:val="auto"/>
-          <w:sz w:val="24"/>
-          <w:szCs w:val="24"/>
-          <w:lang w:val="fr-FR"/>
-        </w:rPr>
-        <w:t xml:space="preserve">rification </w:t>
-      </w:r>
-      <w:proofErr w:type="spellStart"/>
-      <w:r>
-        <w:rPr>
-          <w:rFonts w:asciiTheme="minorHAnsi" w:eastAsiaTheme="minorHAnsi" w:hAnsiTheme="minorHAnsi" w:cstheme="minorBidi"/>
-          <w:b w:val="0"/>
-          <w:bCs w:val="0"/>
-          <w:color w:val="auto"/>
-          <w:sz w:val="24"/>
-          <w:szCs w:val="24"/>
-          <w:lang w:val="fr-FR"/>
-        </w:rPr>
-        <w:t>information_schema</w:t>
-      </w:r>
-      <w:proofErr w:type="spellEnd"/>
-      <w:r>
-        <w:rPr>
-          <w:rFonts w:asciiTheme="minorHAnsi" w:eastAsiaTheme="minorHAnsi" w:hAnsiTheme="minorHAnsi" w:cstheme="minorBidi"/>
-          <w:b w:val="0"/>
-          <w:bCs w:val="0"/>
-          <w:color w:val="auto"/>
-          <w:sz w:val="24"/>
-          <w:szCs w:val="24"/>
-          <w:lang w:val="fr-FR"/>
-        </w:rPr>
-        <w:t xml:space="preserve"> pour l'ALTER) — jamais depuis la Bible seule, conformément à la règle absolue n°1. Le dossier migrations/ est désormais complet et continu jusqu'à 051. Confirmé au passage : 045 (045_imputer_stock_type_b.sql) existe bien.</w:t>
+        <w:t>rification information_schema pour l'ALTER) — jamais depuis la Bible seule, conformément à la règle absolue n°1. Le dossier migrations/ est désormais complet et continu jusqu'à 051. Confirmé au passage : 045 (045_imputer_stock_type_b.sql) existe bien.</w:t>
       </w:r>
     </w:p>
     <w:p>
@@ -4328,21 +3865,8 @@
         <w:pStyle w:val="Titre2"/>
       </w:pPr>
       <w:r>
-        <w:t xml:space="preserve">3. </w:t>
-      </w:r>
-      <w:proofErr w:type="spellStart"/>
-      <w:r>
-        <w:t>Utilisateurs</w:t>
-      </w:r>
-      <w:proofErr w:type="spellEnd"/>
-      <w:r>
-        <w:t xml:space="preserve"> et </w:t>
-      </w:r>
-      <w:proofErr w:type="spellStart"/>
-      <w:r>
-        <w:t>Rôles</w:t>
-      </w:r>
-      <w:proofErr w:type="spellEnd"/>
+        <w:t>3. Utilisateurs et Rôles</w:t>
+      </w:r>
     </w:p>
     <w:tbl>
       <w:tblPr>
@@ -4523,15 +4047,7 @@
               <w:pStyle w:val="Compact"/>
             </w:pPr>
             <w:r>
-              <w:t xml:space="preserve">Terrain — sessions, </w:t>
-            </w:r>
-            <w:proofErr w:type="spellStart"/>
-            <w:r>
-              <w:t>saisies</w:t>
-            </w:r>
-            <w:proofErr w:type="spellEnd"/>
-            <w:r>
-              <w:t xml:space="preserve">, </w:t>
+              <w:t xml:space="preserve">Terrain — sessions, saisies, </w:t>
             </w:r>
             <w:r>
               <w:t>taches</w:t>
@@ -4611,37 +4127,14 @@
         <w:rPr>
           <w:lang w:val="fr-FR"/>
         </w:rPr>
-        <w:t xml:space="preserve">PIN stocké en </w:t>
-      </w:r>
-      <w:proofErr w:type="spellStart"/>
-      <w:r>
-        <w:rPr>
-          <w:lang w:val="fr-FR"/>
-        </w:rPr>
-        <w:t>bcrypt</w:t>
-      </w:r>
-      <w:proofErr w:type="spellEnd"/>
-      <w:r>
-        <w:rPr>
-          <w:lang w:val="fr-FR"/>
-        </w:rPr>
-        <w:t xml:space="preserve"> via RPC </w:t>
-      </w:r>
-      <w:proofErr w:type="spellStart"/>
+        <w:t xml:space="preserve">PIN stocké en bcrypt via RPC </w:t>
+      </w:r>
       <w:r>
         <w:rPr>
           <w:rStyle w:val="VerbatimChar"/>
           <w:lang w:val="fr-FR"/>
         </w:rPr>
-        <w:t>verifier_pin</w:t>
-      </w:r>
-      <w:proofErr w:type="spellEnd"/>
-      <w:r>
-        <w:rPr>
-          <w:rStyle w:val="VerbatimChar"/>
-          <w:lang w:val="fr-FR"/>
-        </w:rPr>
-        <w:t>()</w:t>
+        <w:t>verifier_pin()</w:t>
       </w:r>
       <w:r>
         <w:rPr>
@@ -6508,21 +6001,7 @@
         <w:rPr>
           <w:lang w:val="fr-BF"/>
         </w:rPr>
-        <w:t xml:space="preserve">Documentée en v26.35. Cette RPC existait en base depuis plusieurs sessions sans figurer dans la Bible. Schéma relevé directement via </w:t>
-      </w:r>
-      <w:proofErr w:type="spellStart"/>
-      <w:r>
-        <w:rPr>
-          <w:lang w:val="fr-BF"/>
-        </w:rPr>
-        <w:t>pg_get_functiondef</w:t>
-      </w:r>
-      <w:proofErr w:type="spellEnd"/>
-      <w:r>
-        <w:rPr>
-          <w:lang w:val="fr-BF"/>
-        </w:rPr>
-        <w:t>() le 23/07/2026.</w:t>
+        <w:t>Documentée en v26.35. Cette RPC existait en base depuis plusieurs sessions sans figurer dans la Bible. Schéma relevé directement via pg_get_functiondef() le 23/07/2026.</w:t>
       </w:r>
     </w:p>
     <w:p>
@@ -6532,21 +6011,25 @@
           <w:lang w:val="fr-BF"/>
         </w:rPr>
       </w:pPr>
-      <w:proofErr w:type="spellStart"/>
       <w:r>
         <w:rPr>
           <w:rStyle w:val="VerbatimChar"/>
           <w:lang w:val="fr-BF"/>
         </w:rPr>
-        <w:t>imputer_stock_type_b</w:t>
-      </w:r>
-      <w:proofErr w:type="spellEnd"/>
+        <w:t>imputer_stock_type_b(</w:t>
+      </w:r>
+      <w:r>
+        <w:rPr>
+          <w:lang w:val="fr-BF"/>
+        </w:rPr>
+        <w:br/>
+      </w:r>
       <w:r>
         <w:rPr>
           <w:rStyle w:val="VerbatimChar"/>
           <w:lang w:val="fr-BF"/>
         </w:rPr>
-        <w:t>(</w:t>
+        <w:t xml:space="preserve">  p_bande_id     uuid,</w:t>
       </w:r>
       <w:r>
         <w:rPr>
@@ -6559,68 +6042,7 @@
           <w:rStyle w:val="VerbatimChar"/>
           <w:lang w:val="fr-BF"/>
         </w:rPr>
-        <w:t xml:space="preserve">  </w:t>
-      </w:r>
-      <w:proofErr w:type="spellStart"/>
-      <w:r>
-        <w:rPr>
-          <w:rStyle w:val="VerbatimChar"/>
-          <w:lang w:val="fr-BF"/>
-        </w:rPr>
-        <w:t>p_bande_id</w:t>
-      </w:r>
-      <w:proofErr w:type="spellEnd"/>
-      <w:r>
-        <w:rPr>
-          <w:rStyle w:val="VerbatimChar"/>
-          <w:lang w:val="fr-BF"/>
-        </w:rPr>
-        <w:t xml:space="preserve">     </w:t>
-      </w:r>
-      <w:proofErr w:type="spellStart"/>
-      <w:r>
-        <w:rPr>
-          <w:rStyle w:val="VerbatimChar"/>
-          <w:lang w:val="fr-BF"/>
-        </w:rPr>
-        <w:t>uuid</w:t>
-      </w:r>
-      <w:proofErr w:type="spellEnd"/>
-      <w:r>
-        <w:rPr>
-          <w:rStyle w:val="VerbatimChar"/>
-          <w:lang w:val="fr-BF"/>
-        </w:rPr>
-        <w:t>,</w:t>
-      </w:r>
-      <w:r>
-        <w:rPr>
-          <w:lang w:val="fr-BF"/>
-        </w:rPr>
-        <w:br/>
-      </w:r>
-      <w:r>
-        <w:rPr>
-          <w:rStyle w:val="VerbatimChar"/>
-          <w:lang w:val="fr-BF"/>
-        </w:rPr>
-        <w:t xml:space="preserve">  </w:t>
-      </w:r>
-      <w:proofErr w:type="spellStart"/>
-      <w:r>
-        <w:rPr>
-          <w:rStyle w:val="VerbatimChar"/>
-          <w:lang w:val="fr-BF"/>
-        </w:rPr>
-        <w:t>p_type_produit</w:t>
-      </w:r>
-      <w:proofErr w:type="spellEnd"/>
-      <w:r>
-        <w:rPr>
-          <w:rStyle w:val="VerbatimChar"/>
-          <w:lang w:val="fr-BF"/>
-        </w:rPr>
-        <w:t xml:space="preserve"> text,</w:t>
+        <w:t xml:space="preserve">  p_type_produit text,</w:t>
       </w:r>
       <w:r>
         <w:rPr>
@@ -6686,23 +6108,7 @@
           <w:rStyle w:val="VerbatimChar"/>
           <w:lang w:val="fr-BF"/>
         </w:rPr>
-        <w:t xml:space="preserve">LANGUAGE </w:t>
-      </w:r>
-      <w:proofErr w:type="spellStart"/>
-      <w:r>
-        <w:rPr>
-          <w:rStyle w:val="VerbatimChar"/>
-          <w:lang w:val="fr-BF"/>
-        </w:rPr>
-        <w:t>plpgsql</w:t>
-      </w:r>
-      <w:proofErr w:type="spellEnd"/>
-      <w:r>
-        <w:rPr>
-          <w:rStyle w:val="VerbatimChar"/>
-          <w:lang w:val="fr-BF"/>
-        </w:rPr>
-        <w:t xml:space="preserve"> SECURITY DEFINER</w:t>
+        <w:t>LANGUAGE plpgsql SECURITY DEFINER</w:t>
       </w:r>
     </w:p>
     <w:p>
@@ -6835,28 +6241,12 @@
             <w:pPr>
               <w:pStyle w:val="Compact"/>
             </w:pPr>
-            <w:proofErr w:type="spellStart"/>
-            <w:r>
-              <w:rPr>
-                <w:lang w:val="fr-BF"/>
-              </w:rPr>
-              <w:t>p_type_produit</w:t>
-            </w:r>
-            <w:proofErr w:type="spellEnd"/>
-            <w:r>
-              <w:rPr>
-                <w:lang w:val="fr-BF"/>
-              </w:rPr>
-              <w:t xml:space="preserve"> </w:t>
-            </w:r>
-            <w:proofErr w:type="spellStart"/>
-            <w:r>
-              <w:rPr>
-                <w:lang w:val="fr-BF"/>
-              </w:rPr>
-              <w:t>text</w:t>
-            </w:r>
-            <w:proofErr w:type="spellEnd"/>
+            <w:r>
+              <w:rPr>
+                <w:lang w:val="fr-BF"/>
+              </w:rPr>
+              <w:t>p_type_produit text</w:t>
+            </w:r>
           </w:p>
         </w:tc>
         <w:tc>
@@ -6891,14 +6281,12 @@
             <w:pPr>
               <w:pStyle w:val="Compact"/>
             </w:pPr>
-            <w:proofErr w:type="spellStart"/>
             <w:r>
               <w:rPr>
                 <w:lang w:val="fr-BF"/>
               </w:rPr>
               <w:t>p_quantite</w:t>
             </w:r>
-            <w:proofErr w:type="spellEnd"/>
           </w:p>
         </w:tc>
         <w:tc>
@@ -6933,14 +6321,12 @@
             <w:pPr>
               <w:pStyle w:val="Compact"/>
             </w:pPr>
-            <w:proofErr w:type="spellStart"/>
             <w:r>
               <w:rPr>
                 <w:lang w:val="fr-BF"/>
               </w:rPr>
               <w:t>p_session</w:t>
             </w:r>
-            <w:proofErr w:type="spellEnd"/>
           </w:p>
         </w:tc>
         <w:tc>
@@ -6975,14 +6361,12 @@
             <w:pPr>
               <w:pStyle w:val="Compact"/>
             </w:pPr>
-            <w:proofErr w:type="spellStart"/>
             <w:r>
               <w:rPr>
                 <w:lang w:val="fr-BF"/>
               </w:rPr>
               <w:t>p_note</w:t>
             </w:r>
-            <w:proofErr w:type="spellEnd"/>
           </w:p>
         </w:tc>
         <w:tc>
@@ -7033,77 +6417,7 @@
         <w:rPr>
           <w:lang w:val="fr-BF"/>
         </w:rPr>
-        <w:t xml:space="preserve">La RPC lit </w:t>
-      </w:r>
-      <w:proofErr w:type="spellStart"/>
-      <w:r>
-        <w:rPr>
-          <w:lang w:val="fr-BF"/>
-        </w:rPr>
-        <w:t>ferme_id</w:t>
-      </w:r>
-      <w:proofErr w:type="spellEnd"/>
-      <w:r>
-        <w:rPr>
-          <w:lang w:val="fr-BF"/>
-        </w:rPr>
-        <w:t xml:space="preserve"> depuis </w:t>
-      </w:r>
-      <w:proofErr w:type="spellStart"/>
-      <w:r>
-        <w:rPr>
-          <w:lang w:val="fr-BF"/>
-        </w:rPr>
-        <w:t>current_setting</w:t>
-      </w:r>
-      <w:proofErr w:type="spellEnd"/>
-      <w:r>
-        <w:rPr>
-          <w:lang w:val="fr-BF"/>
-        </w:rPr>
-        <w:t>(‘</w:t>
-      </w:r>
-      <w:proofErr w:type="spellStart"/>
-      <w:r>
-        <w:rPr>
-          <w:lang w:val="fr-BF"/>
-        </w:rPr>
-        <w:t>request.headers</w:t>
-      </w:r>
-      <w:proofErr w:type="spellEnd"/>
-      <w:r>
-        <w:rPr>
-          <w:lang w:val="fr-BF"/>
-        </w:rPr>
-        <w:t>’)::</w:t>
-      </w:r>
-      <w:proofErr w:type="spellStart"/>
-      <w:r>
-        <w:rPr>
-          <w:lang w:val="fr-BF"/>
-        </w:rPr>
-        <w:t>json</w:t>
-      </w:r>
-      <w:proofErr w:type="spellEnd"/>
-      <w:r>
-        <w:rPr>
-          <w:lang w:val="fr-BF"/>
-        </w:rPr>
-        <w:t xml:space="preserve">-&gt;&gt;‘x-ferme-id’, puis cherche dans lots_stock le lot correspondant à la ferme ET à la bande, dont le nom de produit contient p_type_produit, avec statut = ‘EN STOCK’ et impute_journal = false (ou NULL). Elle retient le plus récent (ORDER BY </w:t>
-      </w:r>
-      <w:proofErr w:type="spellStart"/>
-      <w:r>
-        <w:rPr>
-          <w:lang w:val="fr-BF"/>
-        </w:rPr>
-        <w:t>created_at</w:t>
-      </w:r>
-      <w:proofErr w:type="spellEnd"/>
-      <w:r>
-        <w:rPr>
-          <w:lang w:val="fr-BF"/>
-        </w:rPr>
-        <w:t xml:space="preserve"> DESC LIMIT 1).</w:t>
+        <w:t>La RPC lit ferme_id depuis current_setting(‘request.headers’)::json-&gt;&gt;‘x-ferme-id’, puis cherche dans lots_stock le lot correspondant à la ferme ET à la bande, dont le nom de produit contient p_type_produit, avec statut = ‘EN STOCK’ et impute_journal = false (ou NULL). Elle retient le plus récent (ORDER BY created_at DESC LIMIT 1).</w:t>
       </w:r>
     </w:p>
     <w:p>
@@ -7133,35 +6447,7 @@
         <w:rPr>
           <w:lang w:val="fr-BF"/>
         </w:rPr>
-        <w:t>1) Si aucun lot ne correspond → retour jsonb {success:false, error:‘Aucun lot actif trouvé pour…’}. 2) Si p_quantite &gt; 0 et stock insuffisant → {success:false, error:‘Stock insuffisant…’}. 3) Sinon : décrémentation de lots_stock.quantite_restante, puis INSERT dans mouvements_stock (type_mouvement = ‘SORTIE’, cout_impute = 0). 4) Retour {</w:t>
-      </w:r>
-      <w:proofErr w:type="spellStart"/>
-      <w:r>
-        <w:rPr>
-          <w:lang w:val="fr-BF"/>
-        </w:rPr>
-        <w:t>success:true</w:t>
-      </w:r>
-      <w:proofErr w:type="spellEnd"/>
-      <w:r>
-        <w:rPr>
-          <w:lang w:val="fr-BF"/>
-        </w:rPr>
-        <w:t xml:space="preserve">, produit, </w:t>
-      </w:r>
-      <w:proofErr w:type="spellStart"/>
-      <w:r>
-        <w:rPr>
-          <w:lang w:val="fr-BF"/>
-        </w:rPr>
-        <w:t>quantite</w:t>
-      </w:r>
-      <w:proofErr w:type="spellEnd"/>
-      <w:r>
-        <w:rPr>
-          <w:lang w:val="fr-BF"/>
-        </w:rPr>
-        <w:t>, session}.</w:t>
+        <w:t>1) Si aucun lot ne correspond → retour jsonb {success:false, error:‘Aucun lot actif trouvé pour…’}. 2) Si p_quantite &gt; 0 et stock insuffisant → {success:false, error:‘Stock insuffisant…’}. 3) Sinon : décrémentation de lots_stock.quantite_restante, puis INSERT dans mouvements_stock (type_mouvement = ‘SORTIE’, cout_impute = 0). 4) Retour {success:true, produit, quantite, session}.</w:t>
       </w:r>
     </w:p>
     <w:p>
@@ -7262,7 +6548,6 @@
             <w:pPr>
               <w:pStyle w:val="Compact"/>
             </w:pPr>
-            <w:proofErr w:type="spellStart"/>
             <w:r>
               <w:rPr>
                 <w:b/>
@@ -7271,7 +6556,6 @@
               </w:rPr>
               <w:t>oid</w:t>
             </w:r>
-            <w:proofErr w:type="spellEnd"/>
           </w:p>
         </w:tc>
         <w:tc>
@@ -7339,53 +6623,8 @@
             <w:pPr>
               <w:pStyle w:val="Compact"/>
             </w:pPr>
-            <w:proofErr w:type="spellStart"/>
-            <w:r>
-              <w:t>imputer_stock</w:t>
-            </w:r>
-            <w:proofErr w:type="spellEnd"/>
-            <w:r>
-              <w:t>(</w:t>
-            </w:r>
-            <w:proofErr w:type="spellStart"/>
-            <w:r>
-              <w:t>p_bande_id</w:t>
-            </w:r>
-            <w:proofErr w:type="spellEnd"/>
-            <w:r>
-              <w:t xml:space="preserve"> </w:t>
-            </w:r>
-            <w:proofErr w:type="spellStart"/>
-            <w:r>
-              <w:t>uuid</w:t>
-            </w:r>
-            <w:proofErr w:type="spellEnd"/>
-            <w:r>
-              <w:t xml:space="preserve">, </w:t>
-            </w:r>
-            <w:proofErr w:type="spellStart"/>
-            <w:r>
-              <w:t>p_produit_like</w:t>
-            </w:r>
-            <w:proofErr w:type="spellEnd"/>
-            <w:r>
-              <w:t xml:space="preserve"> text, </w:t>
-            </w:r>
-            <w:proofErr w:type="spellStart"/>
-            <w:r>
-              <w:t>p_quantite</w:t>
-            </w:r>
-            <w:proofErr w:type="spellEnd"/>
-            <w:r>
-              <w:t xml:space="preserve"> numeric, </w:t>
-            </w:r>
-            <w:proofErr w:type="spellStart"/>
-            <w:r>
-              <w:t>p_session</w:t>
-            </w:r>
-            <w:proofErr w:type="spellEnd"/>
-            <w:r>
-              <w:t>…)</w:t>
+            <w:r>
+              <w:t>imputer_stock(p_bande_id uuid, p_produit_like text, p_quantite numeric, p_session…)</w:t>
             </w:r>
           </w:p>
         </w:tc>
@@ -7434,61 +6673,8 @@
             <w:pPr>
               <w:pStyle w:val="Compact"/>
             </w:pPr>
-            <w:proofErr w:type="spellStart"/>
-            <w:r>
-              <w:t>imputer_stock</w:t>
-            </w:r>
-            <w:proofErr w:type="spellEnd"/>
-            <w:r>
-              <w:t>(</w:t>
-            </w:r>
-            <w:proofErr w:type="spellStart"/>
-            <w:r>
-              <w:t>p_lot_id</w:t>
-            </w:r>
-            <w:proofErr w:type="spellEnd"/>
-            <w:r>
-              <w:t xml:space="preserve"> </w:t>
-            </w:r>
-            <w:proofErr w:type="spellStart"/>
-            <w:r>
-              <w:t>uuid</w:t>
-            </w:r>
-            <w:proofErr w:type="spellEnd"/>
-            <w:r>
-              <w:t xml:space="preserve">, </w:t>
-            </w:r>
-            <w:proofErr w:type="spellStart"/>
-            <w:r>
-              <w:t>p_bande_id</w:t>
-            </w:r>
-            <w:proofErr w:type="spellEnd"/>
-            <w:r>
-              <w:t xml:space="preserve"> </w:t>
-            </w:r>
-            <w:proofErr w:type="spellStart"/>
-            <w:r>
-              <w:t>uuid</w:t>
-            </w:r>
-            <w:proofErr w:type="spellEnd"/>
-            <w:r>
-              <w:t xml:space="preserve">, </w:t>
-            </w:r>
-            <w:proofErr w:type="spellStart"/>
-            <w:r>
-              <w:t>p_quantite</w:t>
-            </w:r>
-            <w:proofErr w:type="spellEnd"/>
-            <w:r>
-              <w:t xml:space="preserve"> numeric, </w:t>
-            </w:r>
-            <w:proofErr w:type="spellStart"/>
-            <w:r>
-              <w:t>p_libelle</w:t>
-            </w:r>
-            <w:proofErr w:type="spellEnd"/>
-            <w:r>
-              <w:t xml:space="preserve"> text…)</w:t>
+            <w:r>
+              <w:t>imputer_stock(p_lot_id uuid, p_bande_id uuid, p_quantite numeric, p_libelle text…)</w:t>
             </w:r>
           </w:p>
         </w:tc>
@@ -7590,36 +6776,71 @@
           <w:bCs/>
           <w:lang w:val="fr-BF"/>
         </w:rPr>
-        <w:t xml:space="preserve">⚠️ ÉCART ENTRE LE FICHIER DE MIGRATION ET LA BASE — </w:t>
-      </w:r>
-      <w:proofErr w:type="spellStart"/>
+        <w:t>⚠️ ÉCART ENTRE LE FICHIER DE MIGRATION ET LA BASE — imputer_stock_type_b</w:t>
+      </w:r>
+    </w:p>
+    <w:p>
+      <w:pPr>
+        <w:pStyle w:val="Corpsdetexte"/>
+        <w:rPr>
+          <w:lang w:val="fr-FR"/>
+        </w:rPr>
+      </w:pPr>
+      <w:r>
+        <w:rPr>
+          <w:lang w:val="fr-BF"/>
+        </w:rPr>
+        <w:t>Le fichier migrations/015 décrit une fonction imputer_stock_type_b(p_lot_id, p_bande_id, p_quantite, p_session, p_note) RETURNS json, qui refuse explicitement les lots Type A et surtout insère le mouvement avec statut = ‘EN_ATTENTE’ (validation gérant requise via valider_imputation_gerant). Cette fonction N’EST PAS en base. La seule imputer_stock_type_b existante est l’oid 18741, de signature différente, qui n’écrit AUCUN statut EN_ATTENTE.</w:t>
+      </w:r>
+    </w:p>
+    <w:p>
+      <w:pPr>
+        <w:pStyle w:val="Corpsdetexte"/>
+        <w:rPr>
+          <w:lang w:val="fr-FR"/>
+        </w:rPr>
+      </w:pPr>
       <w:r>
         <w:rPr>
           <w:b/>
           <w:bCs/>
           <w:lang w:val="fr-BF"/>
         </w:rPr>
-        <w:t>imputer_stock_type_b</w:t>
-      </w:r>
-      <w:proofErr w:type="spellEnd"/>
-    </w:p>
-    <w:p>
-      <w:pPr>
-        <w:pStyle w:val="Corpsdetexte"/>
-        <w:rPr>
-          <w:lang w:val="fr-FR"/>
-        </w:rPr>
-      </w:pPr>
-      <w:r>
-        <w:rPr>
-          <w:lang w:val="fr-BF"/>
-        </w:rPr>
-        <w:t>Le fichier migrations/015 décrit une fonction imputer_stock_type_b(p_lot_id, p_bande_id, p_quantite, p_session, p_note) RETURNS json, qui refuse explicitement les lots Type A et surtout insère le mouvement avec statut = ‘EN_ATTENTE’ (validation gérant requise via valider_imputation_gerant). Cette fonction N’EST PAS en base. La seule imputer_stock_type_b existante est l’oid 18741, de signature différente, qui n’écrit AUCUN statut EN_ATTENTE.</w:t>
-      </w:r>
-    </w:p>
-    <w:p>
-      <w:pPr>
-        <w:pStyle w:val="Corpsdetexte"/>
+        <w:t>Point de contrôle à trancher : un mouvement créé par la fonction réellement en base est donc définitif immédiatement, sans passer par la validation du gérant. Soit c’est un choix assumé — et il faut le documenter comme tel — soit c’est une régression du circuit de validation, et il faut rétablir le statut EN_ATTENTE. À arbitrer par Adama avant tout développement touchant aux sorties de stock Type B.</w:t>
+      </w:r>
+    </w:p>
+    <w:p>
+      <w:pPr>
+        <w:pStyle w:val="Corpsdetexte"/>
+        <w:rPr>
+          <w:lang w:val="fr-FR"/>
+        </w:rPr>
+      </w:pPr>
+      <w:r>
+        <w:rPr>
+          <w:lang w:val="fr-BF"/>
+        </w:rPr>
+        <w:t>💡 En clair : le plan écrit dans le dossier migrations dit que l’agent sort un produit du stock et que ça reste « en attente » jusqu’à ce que le gérant valide. La machine réellement installée ne fait pas cette pause : elle enregistre directement. Ce n’est pas forcément grave, mais c’est un contrôle du gérant qui saute sans que personne l’ait décidé. À trancher.</w:t>
+      </w:r>
+    </w:p>
+    <w:p>
+      <w:pPr>
+        <w:pStyle w:val="Corpsdetexte"/>
+        <w:rPr>
+          <w:lang w:val="fr-FR"/>
+        </w:rPr>
+      </w:pPr>
+      <w:r>
+        <w:rPr>
+          <w:lang w:val="fr-BF"/>
+        </w:rPr>
+        <w:lastRenderedPageBreak/>
+        <w:t>Leçon de méthode : un fichier dans migrations/ prouve qu’une migration a été écrite, jamais qu’elle est l’état actuel de la base. Une migration ultérieure a pu la remplacer. Corollaire de la règle absolue n°1 : la base est la seule vérité.</w:t>
+      </w:r>
+    </w:p>
+    <w:p>
+      <w:pPr>
+        <w:pStyle w:val="FirstParagraph"/>
         <w:rPr>
           <w:lang w:val="fr-FR"/>
         </w:rPr>
@@ -7628,72 +6849,9 @@
         <w:rPr>
           <w:b/>
           <w:bCs/>
-          <w:lang w:val="fr-BF"/>
-        </w:rPr>
-        <w:t>Point de contrôle à trancher : un mouvement créé par la fonction réellement en base est donc définitif immédiatement, sans passer par la validation du gérant. Soit c’est un choix assumé — et il faut le documenter comme tel — soit c’est une régression du circuit de validation, et il faut rétablir le statut EN_ATTENTE. À arbitrer par Adama avant tout développement touchant aux sorties de stock Type B.</w:t>
-      </w:r>
-    </w:p>
-    <w:p>
-      <w:pPr>
-        <w:pStyle w:val="Corpsdetexte"/>
-        <w:rPr>
-          <w:lang w:val="fr-FR"/>
-        </w:rPr>
-      </w:pPr>
-      <w:r>
-        <w:rPr>
-          <w:lang w:val="fr-BF"/>
-        </w:rPr>
-        <w:t>💡 En clair : le plan écrit dans le dossier migrations dit que l’agent sort un produit du stock et que ça reste « en attente » jusqu’à ce que le gérant valide. La machine réellement installée ne fait pas cette pause : elle enregistre directement. Ce n’est pas forcément grave, mais c’est un contrôle du gérant qui saute sans que personne l’ait décidé. À trancher.</w:t>
-      </w:r>
-    </w:p>
-    <w:p>
-      <w:pPr>
-        <w:pStyle w:val="Corpsdetexte"/>
-        <w:rPr>
-          <w:lang w:val="fr-FR"/>
-        </w:rPr>
-      </w:pPr>
-      <w:r>
-        <w:rPr>
-          <w:lang w:val="fr-BF"/>
-        </w:rPr>
-        <w:lastRenderedPageBreak/>
-        <w:t>Leçon de méthode : un fichier dans migrations/ prouve qu’une migration a été écrite, jamais qu’elle est l’état actuel de la base. Une migration ultérieure a pu la remplacer. Corollaire de la règle absolue n°1 : la base est la seule vérité.</w:t>
-      </w:r>
-    </w:p>
-    <w:p>
-      <w:pPr>
-        <w:pStyle w:val="FirstParagraph"/>
-        <w:rPr>
-          <w:lang w:val="fr-FR"/>
-        </w:rPr>
-      </w:pPr>
-      <w:r>
-        <w:rPr>
-          <w:b/>
-          <w:bCs/>
-          <w:lang w:val="fr-FR"/>
-        </w:rPr>
-        <w:t xml:space="preserve">Imputation générique </w:t>
-      </w:r>
-      <w:proofErr w:type="spellStart"/>
-      <w:r>
-        <w:rPr>
-          <w:b/>
-          <w:bCs/>
-          <w:lang w:val="fr-FR"/>
-        </w:rPr>
-        <w:t>multi-produits</w:t>
-      </w:r>
-      <w:proofErr w:type="spellEnd"/>
-      <w:r>
-        <w:rPr>
-          <w:b/>
-          <w:bCs/>
-          <w:lang w:val="fr-FR"/>
-        </w:rPr>
-        <w:t xml:space="preserve"> depuis sessions agent (confirmé v26.18) :</w:t>
+          <w:lang w:val="fr-FR"/>
+        </w:rPr>
+        <w:t>Imputation générique multi-produits depuis sessions agent (confirmé v26.18) :</w:t>
       </w:r>
       <w:r>
         <w:rPr>
@@ -8042,29 +7200,8 @@
               <w:pStyle w:val="Compact"/>
             </w:pPr>
             <w:r>
-              <w:t xml:space="preserve">Étape 7 — </w:t>
-            </w:r>
-            <w:proofErr w:type="spellStart"/>
-            <w:r>
-              <w:t>Formulaire</w:t>
-            </w:r>
-            <w:proofErr w:type="spellEnd"/>
-            <w:r>
-              <w:t xml:space="preserve"> </w:t>
-            </w:r>
-            <w:proofErr w:type="spellStart"/>
-            <w:r>
-              <w:t>dépense</w:t>
-            </w:r>
-            <w:proofErr w:type="spellEnd"/>
-            <w:r>
-              <w:t xml:space="preserve"> </w:t>
-            </w:r>
-            <w:proofErr w:type="spellStart"/>
-            <w:r>
-              <w:t>enrichi</w:t>
-            </w:r>
-            <w:proofErr w:type="spellEnd"/>
+              <w:t>Étape 7 — Formulaire dépense enrichi</w:t>
+            </w:r>
           </w:p>
         </w:tc>
         <w:tc>
@@ -8182,21 +7319,7 @@
               <w:rPr>
                 <w:lang w:val="fr-FR"/>
               </w:rPr>
-              <w:t xml:space="preserve">Imputation </w:t>
-            </w:r>
-            <w:proofErr w:type="spellStart"/>
-            <w:r>
-              <w:rPr>
-                <w:lang w:val="fr-FR"/>
-              </w:rPr>
-              <w:t>multi-produits</w:t>
-            </w:r>
-            <w:proofErr w:type="spellEnd"/>
-            <w:r>
-              <w:rPr>
-                <w:lang w:val="fr-FR"/>
-              </w:rPr>
-              <w:t xml:space="preserve"> (litière/vaccin/médicament) depuis sessions agent</w:t>
+              <w:t>Imputation multi-produits (litière/vaccin/médicament) depuis sessions agent</w:t>
             </w:r>
           </w:p>
         </w:tc>
@@ -8598,13 +7721,8 @@
               <w:pStyle w:val="Compact"/>
             </w:pPr>
             <w:r>
-              <w:t xml:space="preserve">⏹️ </w:t>
-            </w:r>
-            <w:proofErr w:type="spellStart"/>
-            <w:r>
-              <w:t>Abandonné</w:t>
-            </w:r>
-            <w:proofErr w:type="spellEnd"/>
+              <w:t>⏹️ Abandonné</w:t>
+            </w:r>
           </w:p>
         </w:tc>
         <w:tc>
@@ -8874,13 +7992,8 @@
               <w:pStyle w:val="Compact"/>
             </w:pPr>
             <w:r>
-              <w:t xml:space="preserve">Bouton Forcer </w:t>
-            </w:r>
-            <w:proofErr w:type="spellStart"/>
-            <w:r>
-              <w:t>déconnexion</w:t>
-            </w:r>
-            <w:proofErr w:type="spellEnd"/>
+              <w:t>Bouton Forcer déconnexion</w:t>
+            </w:r>
           </w:p>
         </w:tc>
         <w:tc>
@@ -9047,21 +8160,7 @@
               <w:rPr>
                 <w:lang w:val="fr-FR"/>
               </w:rPr>
-              <w:t xml:space="preserve">Mode hors ligne + </w:t>
-            </w:r>
-            <w:proofErr w:type="spellStart"/>
-            <w:r>
-              <w:rPr>
-                <w:lang w:val="fr-FR"/>
-              </w:rPr>
-              <w:t>sync</w:t>
-            </w:r>
-            <w:proofErr w:type="spellEnd"/>
-            <w:r>
-              <w:rPr>
-                <w:lang w:val="fr-FR"/>
-              </w:rPr>
-              <w:t xml:space="preserve"> auto</w:t>
+              <w:t>Mode hors ligne + sync auto</w:t>
             </w:r>
           </w:p>
         </w:tc>
@@ -9490,13 +8589,8 @@
               <w:pStyle w:val="Compact"/>
             </w:pPr>
             <w:r>
-              <w:t xml:space="preserve">Score santé — surcharge </w:t>
-            </w:r>
-            <w:proofErr w:type="spellStart"/>
-            <w:r>
-              <w:t>manuelle</w:t>
-            </w:r>
-            <w:proofErr w:type="spellEnd"/>
+              <w:t>Score santé — surcharge manuelle</w:t>
+            </w:r>
           </w:p>
         </w:tc>
         <w:tc>
@@ -9607,13 +8701,8 @@
             <w:pPr>
               <w:pStyle w:val="Compact"/>
             </w:pPr>
-            <w:proofErr w:type="spellStart"/>
-            <w:r>
-              <w:t>Écran</w:t>
-            </w:r>
-            <w:proofErr w:type="spellEnd"/>
-            <w:r>
-              <w:t xml:space="preserve"> abattage — 3 étapes</w:t>
+            <w:r>
+              <w:t>Écran abattage — 3 étapes</w:t>
             </w:r>
           </w:p>
         </w:tc>
@@ -9810,21 +8899,8 @@
             <w:pPr>
               <w:pStyle w:val="Compact"/>
             </w:pPr>
-            <w:proofErr w:type="spellStart"/>
-            <w:r>
-              <w:t>Planifier</w:t>
-            </w:r>
-            <w:proofErr w:type="spellEnd"/>
-            <w:r>
-              <w:t xml:space="preserve"> </w:t>
-            </w:r>
-            <w:proofErr w:type="spellStart"/>
-            <w:r>
-              <w:t>tâches</w:t>
-            </w:r>
-            <w:proofErr w:type="spellEnd"/>
-            <w:r>
-              <w:t xml:space="preserve"> agent</w:t>
+            <w:r>
+              <w:t>Planifier tâches agent</w:t>
             </w:r>
           </w:p>
         </w:tc>
@@ -10046,13 +9122,8 @@
               <w:pStyle w:val="Compact"/>
             </w:pPr>
             <w:r>
-              <w:t xml:space="preserve">Rapports </w:t>
-            </w:r>
-            <w:proofErr w:type="spellStart"/>
-            <w:r>
-              <w:t>hebdomadaires</w:t>
-            </w:r>
-            <w:proofErr w:type="spellEnd"/>
+              <w:t>Rapports hebdomadaires</w:t>
+            </w:r>
           </w:p>
         </w:tc>
         <w:tc>
@@ -10145,13 +9216,8 @@
               <w:pStyle w:val="Compact"/>
             </w:pPr>
             <w:r>
-              <w:t xml:space="preserve">Gestion </w:t>
-            </w:r>
-            <w:proofErr w:type="spellStart"/>
-            <w:r>
-              <w:t>utilisateurs</w:t>
-            </w:r>
-            <w:proofErr w:type="spellEnd"/>
+              <w:t>Gestion utilisateurs</w:t>
+            </w:r>
           </w:p>
         </w:tc>
         <w:tc>
@@ -11772,19 +10838,9 @@
             <w:pPr>
               <w:pStyle w:val="Compact"/>
             </w:pPr>
-            <w:proofErr w:type="spellStart"/>
-            <w:r>
-              <w:t>Authentification</w:t>
-            </w:r>
-            <w:proofErr w:type="spellEnd"/>
-            <w:r>
-              <w:t xml:space="preserve"> </w:t>
-            </w:r>
-            <w:proofErr w:type="spellStart"/>
-            <w:r>
-              <w:t>sécurisée</w:t>
-            </w:r>
-            <w:proofErr w:type="spellEnd"/>
+            <w:r>
+              <w:t>Authentification sécurisée</w:t>
+            </w:r>
           </w:p>
         </w:tc>
         <w:tc>
@@ -11817,13 +10873,8 @@
               <w:pStyle w:val="Compact"/>
             </w:pPr>
             <w:r>
-              <w:t xml:space="preserve">Plans </w:t>
-            </w:r>
-            <w:proofErr w:type="spellStart"/>
-            <w:r>
-              <w:t>tarifaires</w:t>
-            </w:r>
-            <w:proofErr w:type="spellEnd"/>
+              <w:t>Plans tarifaires</w:t>
+            </w:r>
           </w:p>
         </w:tc>
         <w:tc>
@@ -12299,11 +11350,9 @@
             <w:pPr>
               <w:pStyle w:val="Compact"/>
             </w:pPr>
-            <w:proofErr w:type="spellStart"/>
             <w:r>
               <w:t>batiments</w:t>
             </w:r>
-            <w:proofErr w:type="spellEnd"/>
           </w:p>
         </w:tc>
         <w:tc>
@@ -12433,19 +11482,9 @@
             <w:pPr>
               <w:pStyle w:val="Compact"/>
             </w:pPr>
-            <w:proofErr w:type="spellStart"/>
-            <w:r>
-              <w:t>lots_stock</w:t>
-            </w:r>
-            <w:proofErr w:type="spellEnd"/>
-            <w:r>
-              <w:t xml:space="preserve"> / </w:t>
-            </w:r>
-            <w:proofErr w:type="spellStart"/>
-            <w:r>
-              <w:t>mouvements_stock</w:t>
-            </w:r>
-            <w:proofErr w:type="spellEnd"/>
+            <w:r>
+              <w:t>lots_stock / mouvements_stock</w:t>
+            </w:r>
           </w:p>
         </w:tc>
         <w:tc>
@@ -12512,36 +11551,30 @@
             <w:r>
               <w:t>RPCs (</w:t>
             </w:r>
-            <w:proofErr w:type="spellStart"/>
             <w:r>
               <w:rPr>
                 <w:rStyle w:val="VerbatimChar"/>
               </w:rPr>
               <w:t>get_dashboard</w:t>
             </w:r>
-            <w:proofErr w:type="spellEnd"/>
             <w:r>
               <w:t xml:space="preserve">, </w:t>
             </w:r>
-            <w:proofErr w:type="spellStart"/>
             <w:r>
               <w:rPr>
                 <w:rStyle w:val="VerbatimChar"/>
               </w:rPr>
               <w:t>imputer_stock</w:t>
             </w:r>
-            <w:proofErr w:type="spellEnd"/>
             <w:r>
               <w:t xml:space="preserve">, </w:t>
             </w:r>
-            <w:proofErr w:type="spellStart"/>
             <w:r>
               <w:rPr>
                 <w:rStyle w:val="VerbatimChar"/>
               </w:rPr>
               <w:t>valider_imputation_gerant</w:t>
             </w:r>
-            <w:proofErr w:type="spellEnd"/>
             <w:r>
               <w:t>)</w:t>
             </w:r>
@@ -12614,11 +11647,9 @@
             <w:pPr>
               <w:pStyle w:val="Compact"/>
             </w:pPr>
-            <w:proofErr w:type="spellStart"/>
             <w:r>
               <w:t>utilisateurs</w:t>
             </w:r>
-            <w:proofErr w:type="spellEnd"/>
           </w:p>
         </w:tc>
         <w:tc>
@@ -12747,25 +11778,7 @@
           <w:bCs/>
           <w:lang w:val="fr-FR"/>
         </w:rPr>
-        <w:t xml:space="preserve">Tables jugées saines (filtre </w:t>
-      </w:r>
-      <w:proofErr w:type="spellStart"/>
-      <w:r>
-        <w:rPr>
-          <w:b/>
-          <w:bCs/>
-          <w:lang w:val="fr-FR"/>
-        </w:rPr>
-        <w:t>ferme_id</w:t>
-      </w:r>
-      <w:proofErr w:type="spellEnd"/>
-      <w:r>
-        <w:rPr>
-          <w:b/>
-          <w:bCs/>
-          <w:lang w:val="fr-FR"/>
-        </w:rPr>
-        <w:t xml:space="preserve"> systématique côté code) :</w:t>
+        <w:t>Tables jugées saines (filtre ferme_id systématique côté code) :</w:t>
       </w:r>
       <w:r>
         <w:rPr>
@@ -16271,35 +15284,7 @@
         <w:rPr>
           <w:lang w:val="fr-BF"/>
         </w:rPr>
-        <w:t xml:space="preserve">Le prérequis qui bloquait ce chantier est levé : la saisie de </w:t>
-      </w:r>
-      <w:proofErr w:type="spellStart"/>
-      <w:r>
-        <w:rPr>
-          <w:lang w:val="fr-BF"/>
-        </w:rPr>
-        <w:t>date_reglement_prevue</w:t>
-      </w:r>
-      <w:proofErr w:type="spellEnd"/>
-      <w:r>
-        <w:rPr>
-          <w:lang w:val="fr-BF"/>
-        </w:rPr>
-        <w:t xml:space="preserve"> existe désormais, réalisée à la livraison (</w:t>
-      </w:r>
-      <w:proofErr w:type="spellStart"/>
-      <w:r>
-        <w:rPr>
-          <w:lang w:val="fr-BF"/>
-        </w:rPr>
-        <w:t>feature</w:t>
-      </w:r>
-      <w:proofErr w:type="spellEnd"/>
-      <w:r>
-        <w:rPr>
-          <w:lang w:val="fr-BF"/>
-        </w:rPr>
-        <w:t xml:space="preserve"> </w:t>
+        <w:t xml:space="preserve">Le prérequis qui bloquait ce chantier est levé : la saisie de date_reglement_prevue existe désormais, réalisée à la livraison (feature </w:t>
       </w:r>
       <w:r>
         <w:rPr>
@@ -16333,49 +15318,7 @@
         <w:rPr>
           <w:lang w:val="fr-BF"/>
         </w:rPr>
-        <w:t xml:space="preserve"> : RPC serveur </w:t>
-      </w:r>
-      <w:proofErr w:type="spellStart"/>
-      <w:r>
-        <w:rPr>
-          <w:lang w:val="fr-BF"/>
-        </w:rPr>
-        <w:t>get_alertes_echeance</w:t>
-      </w:r>
-      <w:proofErr w:type="spellEnd"/>
-      <w:r>
-        <w:rPr>
-          <w:lang w:val="fr-BF"/>
-        </w:rPr>
-        <w:t xml:space="preserve">() (source unique, filtrée </w:t>
-      </w:r>
-      <w:proofErr w:type="spellStart"/>
-      <w:r>
-        <w:rPr>
-          <w:lang w:val="fr-BF"/>
-        </w:rPr>
-        <w:t>get_ferme_id</w:t>
-      </w:r>
-      <w:proofErr w:type="spellEnd"/>
-      <w:r>
-        <w:rPr>
-          <w:lang w:val="fr-BF"/>
-        </w:rPr>
-        <w:t>()), bannière cliquable sur l'accueil gérant (</w:t>
-      </w:r>
-      <w:proofErr w:type="spellStart"/>
-      <w:r>
-        <w:rPr>
-          <w:lang w:val="fr-BF"/>
-        </w:rPr>
-        <w:t>renderGerant</w:t>
-      </w:r>
-      <w:proofErr w:type="spellEnd"/>
-      <w:r>
-        <w:rPr>
-          <w:lang w:val="fr-BF"/>
-        </w:rPr>
-        <w:t xml:space="preserve"> dans index.html, §17 pour la frontière avec les modules ES), trois seuils de couleur.</w:t>
+        <w:t xml:space="preserve"> : RPC serveur get_alertes_echeance() (source unique, filtrée get_ferme_id()), bannière cliquable sur l'accueil gérant (renderGerant dans index.html, §17 pour la frontière avec les modules ES), trois seuils de couleur.</w:t>
       </w:r>
     </w:p>
     <w:p>
@@ -20331,21 +19274,7 @@
         <w:rPr>
           <w:lang w:val="fr-BF"/>
         </w:rPr>
-        <w:t xml:space="preserve">• Échéance OPTIONNELLE — un client qui paie comptant ne génère pas de créance, la date reste NULL. • Saisie À LA LIVRAISON — c’est le moment où la créance naît réellement et où le gérant connaît le délai accordé. • Intégrée au RPC plutôt qu’un UPDATE séparé, pour préserver l’atomicité de </w:t>
-      </w:r>
-      <w:proofErr w:type="spellStart"/>
-      <w:r>
-        <w:rPr>
-          <w:lang w:val="fr-BF"/>
-        </w:rPr>
-        <w:t>livrer_commande</w:t>
-      </w:r>
-      <w:proofErr w:type="spellEnd"/>
-      <w:r>
-        <w:rPr>
-          <w:lang w:val="fr-BF"/>
-        </w:rPr>
-        <w:t xml:space="preserve"> (§18.3).</w:t>
+        <w:t>• Échéance OPTIONNELLE — un client qui paie comptant ne génère pas de créance, la date reste NULL. • Saisie À LA LIVRAISON — c’est le moment où la créance naît réellement et où le gérant connaît le délai accordé. • Intégrée au RPC plutôt qu’un UPDATE séparé, pour préserver l’atomicité de livrer_commande (§18.3).</w:t>
       </w:r>
     </w:p>
     <w:p>
@@ -20362,73 +19291,37 @@
           <w:lang w:val="fr-BF"/>
         </w:rPr>
         <w:lastRenderedPageBreak/>
-        <w:t xml:space="preserve">Interface (module </w:t>
-      </w:r>
-      <w:proofErr w:type="spellStart"/>
+        <w:t>Interface (module js/commandes/commandes.js, écran de livraison) :</w:t>
+      </w:r>
+    </w:p>
+    <w:p>
+      <w:pPr>
+        <w:pStyle w:val="Corpsdetexte"/>
+        <w:rPr>
+          <w:lang w:val="fr-FR"/>
+        </w:rPr>
+      </w:pPr>
+      <w:r>
+        <w:rPr>
+          <w:lang w:val="fr-BF"/>
+        </w:rPr>
+        <w:t>Un bloc « Échéance de règlement » ajouté avant le bouton Confirmer. Quatre pastilles de raccourci — Comptant, +7 jours, +15 jours, +30 jours — plus un champ date pour une saisie libre. Une ligne d’affichage confirme la date choisie (« Échéance : 11/08/2026 ») ou l’absence d’échéance (« Paiement comptant »). Design conforme au cadre §4.4 : les pastilles en contour gris, le bouton Confirmer en vert reste la seule action vive.</w:t>
+      </w:r>
+    </w:p>
+    <w:p>
+      <w:pPr>
+        <w:pStyle w:val="Corpsdetexte"/>
+        <w:rPr>
+          <w:lang w:val="fr-FR"/>
+        </w:rPr>
+      </w:pPr>
       <w:r>
         <w:rPr>
           <w:b/>
           <w:bCs/>
           <w:lang w:val="fr-BF"/>
         </w:rPr>
-        <w:t>js</w:t>
-      </w:r>
-      <w:proofErr w:type="spellEnd"/>
-      <w:r>
-        <w:rPr>
-          <w:b/>
-          <w:bCs/>
-          <w:lang w:val="fr-BF"/>
-        </w:rPr>
-        <w:t>/commandes/commandes.js, écran de livraison) :</w:t>
-      </w:r>
-    </w:p>
-    <w:p>
-      <w:pPr>
-        <w:pStyle w:val="Corpsdetexte"/>
-        <w:rPr>
-          <w:lang w:val="fr-FR"/>
-        </w:rPr>
-      </w:pPr>
-      <w:r>
-        <w:rPr>
-          <w:lang w:val="fr-BF"/>
-        </w:rPr>
-        <w:t>Un bloc « Échéance de règlement » ajouté avant le bouton Confirmer. Quatre pastilles de raccourci — Comptant, +7 jours, +15 jours, +30 jours — plus un champ date pour une saisie libre. Une ligne d’affichage confirme la date choisie (« Échéance : 11/08/2026 ») ou l’absence d’échéance (« Paiement comptant »). Design conforme au cadre §4.4 : les pastilles en contour gris, le bouton Confirmer en vert reste la seule action vive.</w:t>
-      </w:r>
-    </w:p>
-    <w:p>
-      <w:pPr>
-        <w:pStyle w:val="Corpsdetexte"/>
-        <w:rPr>
-          <w:lang w:val="fr-FR"/>
-        </w:rPr>
-      </w:pPr>
-      <w:r>
-        <w:rPr>
-          <w:b/>
-          <w:bCs/>
-          <w:lang w:val="fr-BF"/>
-        </w:rPr>
-        <w:t>La variable de module _</w:t>
-      </w:r>
-      <w:proofErr w:type="spellStart"/>
-      <w:r>
-        <w:rPr>
-          <w:b/>
-          <w:bCs/>
-          <w:lang w:val="fr-BF"/>
-        </w:rPr>
-        <w:t>livrEcheance</w:t>
-      </w:r>
-      <w:proofErr w:type="spellEnd"/>
-      <w:r>
-        <w:rPr>
-          <w:b/>
-          <w:bCs/>
-          <w:lang w:val="fr-BF"/>
-        </w:rPr>
-        <w:t xml:space="preserve"> porte trois états :</w:t>
+        <w:t>La variable de module _livrEcheance porte trois états :</w:t>
       </w:r>
     </w:p>
     <w:tbl>
@@ -20534,14 +19427,12 @@
             <w:pPr>
               <w:pStyle w:val="Compact"/>
             </w:pPr>
-            <w:proofErr w:type="spellStart"/>
             <w:r>
               <w:rPr>
                 <w:lang w:val="fr-BF"/>
               </w:rPr>
               <w:t>null</w:t>
             </w:r>
-            <w:proofErr w:type="spellEnd"/>
           </w:p>
         </w:tc>
         <w:tc>
@@ -20616,91 +19507,21 @@
         <w:rPr>
           <w:lang w:val="fr-BF"/>
         </w:rPr>
-        <w:t>⚠️ _</w:t>
-      </w:r>
-      <w:proofErr w:type="spellStart"/>
-      <w:r>
-        <w:rPr>
-          <w:lang w:val="fr-BF"/>
-        </w:rPr>
-        <w:t>livrEcheance</w:t>
-      </w:r>
-      <w:proofErr w:type="spellEnd"/>
-      <w:r>
-        <w:rPr>
-          <w:lang w:val="fr-BF"/>
-        </w:rPr>
-        <w:t xml:space="preserve"> est réinitialisée à undefined au début de _dessinerLivraison(), sinon l’échéance d’une commande resterait collée à la livraison suivante — piege classique d’une variable de module.</w:t>
-      </w:r>
-    </w:p>
-    <w:p>
-      <w:pPr>
-        <w:pStyle w:val="Corpsdetexte"/>
-        <w:rPr>
-          <w:lang w:val="fr-FR"/>
-        </w:rPr>
-      </w:pPr>
-      <w:r>
-        <w:rPr>
-          <w:lang w:val="fr-BF"/>
-        </w:rPr>
-        <w:t>Fonctions ajoutées : _</w:t>
-      </w:r>
-      <w:proofErr w:type="spellStart"/>
-      <w:r>
-        <w:rPr>
-          <w:lang w:val="fr-BF"/>
-        </w:rPr>
-        <w:t>setEcheance</w:t>
-      </w:r>
-      <w:proofErr w:type="spellEnd"/>
-      <w:r>
-        <w:rPr>
-          <w:lang w:val="fr-BF"/>
-        </w:rPr>
-        <w:t>(jours), _</w:t>
-      </w:r>
-      <w:proofErr w:type="spellStart"/>
-      <w:r>
-        <w:rPr>
-          <w:lang w:val="fr-BF"/>
-        </w:rPr>
-        <w:t>setEcheanceDate</w:t>
-      </w:r>
-      <w:proofErr w:type="spellEnd"/>
-      <w:r>
-        <w:rPr>
-          <w:lang w:val="fr-BF"/>
-        </w:rPr>
-        <w:t>(val), _</w:t>
-      </w:r>
-      <w:proofErr w:type="spellStart"/>
-      <w:r>
-        <w:rPr>
-          <w:lang w:val="fr-BF"/>
-        </w:rPr>
-        <w:t>majEcheanceUI</w:t>
-      </w:r>
-      <w:proofErr w:type="spellEnd"/>
-      <w:r>
-        <w:rPr>
-          <w:lang w:val="fr-BF"/>
-        </w:rPr>
-        <w:t xml:space="preserve">() (les deux premières exposées sur window pour les onclick inline, §17.4). L’appel RPC reçoit p_date_reglement: _livrEcheance ?? </w:t>
-      </w:r>
-      <w:proofErr w:type="spellStart"/>
-      <w:r>
-        <w:rPr>
-          <w:lang w:val="fr-BF"/>
-        </w:rPr>
-        <w:t>null</w:t>
-      </w:r>
-      <w:proofErr w:type="spellEnd"/>
-      <w:r>
-        <w:rPr>
-          <w:lang w:val="fr-BF"/>
-        </w:rPr>
-        <w:t>.</w:t>
+        <w:t>⚠️ _livrEcheance est réinitialisée à undefined au début de _dessinerLivraison(), sinon l’échéance d’une commande resterait collée à la livraison suivante — piege classique d’une variable de module.</w:t>
+      </w:r>
+    </w:p>
+    <w:p>
+      <w:pPr>
+        <w:pStyle w:val="Corpsdetexte"/>
+        <w:rPr>
+          <w:lang w:val="fr-FR"/>
+        </w:rPr>
+      </w:pPr>
+      <w:r>
+        <w:rPr>
+          <w:lang w:val="fr-BF"/>
+        </w:rPr>
+        <w:t>Fonctions ajoutées : _setEcheance(jours), _setEcheanceDate(val), _majEcheanceUI() (les deux premières exposées sur window pour les onclick inline, §17.4). L’appel RPC reçoit p_date_reglement: _livrEcheance ?? null.</w:t>
       </w:r>
     </w:p>
     <w:p>
@@ -21432,13 +20253,8 @@
             <w:pPr>
               <w:pStyle w:val="Compact"/>
             </w:pPr>
-            <w:proofErr w:type="spellStart"/>
-            <w:r>
-              <w:t>numero_seq</w:t>
-            </w:r>
-            <w:proofErr w:type="spellEnd"/>
-            <w:r>
-              <w:t xml:space="preserve"> (int </w:t>
+            <w:r>
+              <w:t xml:space="preserve">numero_seq (int </w:t>
             </w:r>
             <w:r>
               <w:lastRenderedPageBreak/>
@@ -21491,21 +20307,7 @@
                 <w:lang w:val="fr-BF"/>
               </w:rPr>
               <w:lastRenderedPageBreak/>
-              <w:t>annule (</w:t>
-            </w:r>
-            <w:proofErr w:type="spellStart"/>
-            <w:r>
-              <w:rPr>
-                <w:lang w:val="fr-BF"/>
-              </w:rPr>
-              <w:t>bool</w:t>
-            </w:r>
-            <w:proofErr w:type="spellEnd"/>
-            <w:r>
-              <w:rPr>
-                <w:lang w:val="fr-BF"/>
-              </w:rPr>
-              <w:t xml:space="preserve"> NOT NULL)</w:t>
+              <w:t>annule (bool NOT NULL)</w:t>
             </w:r>
           </w:p>
         </w:tc>
@@ -21545,49 +20347,7 @@
               <w:rPr>
                 <w:lang w:val="fr-BF"/>
               </w:rPr>
-              <w:t>UNIQUE (</w:t>
-            </w:r>
-            <w:proofErr w:type="spellStart"/>
-            <w:r>
-              <w:rPr>
-                <w:lang w:val="fr-BF"/>
-              </w:rPr>
-              <w:t>ferme_id</w:t>
-            </w:r>
-            <w:proofErr w:type="spellEnd"/>
-            <w:r>
-              <w:rPr>
-                <w:lang w:val="fr-BF"/>
-              </w:rPr>
-              <w:t xml:space="preserve">, </w:t>
-            </w:r>
-            <w:proofErr w:type="spellStart"/>
-            <w:r>
-              <w:rPr>
-                <w:lang w:val="fr-BF"/>
-              </w:rPr>
-              <w:t>annee</w:t>
-            </w:r>
-            <w:proofErr w:type="spellEnd"/>
-            <w:r>
-              <w:rPr>
-                <w:lang w:val="fr-BF"/>
-              </w:rPr>
-              <w:t xml:space="preserve">, </w:t>
-            </w:r>
-            <w:proofErr w:type="spellStart"/>
-            <w:r>
-              <w:rPr>
-                <w:lang w:val="fr-BF"/>
-              </w:rPr>
-              <w:t>numero_seq</w:t>
-            </w:r>
-            <w:proofErr w:type="spellEnd"/>
-            <w:r>
-              <w:rPr>
-                <w:lang w:val="fr-BF"/>
-              </w:rPr>
-              <w:t>)</w:t>
+              <w:t>UNIQUE (ferme_id, annee, numero_seq)</w:t>
             </w:r>
           </w:p>
         </w:tc>
@@ -21667,16 +20427,8 @@
               <w:rPr>
                 <w:lang w:val="fr-BF"/>
               </w:rPr>
-              <w:t xml:space="preserve">Index sur </w:t>
-            </w:r>
-            <w:proofErr w:type="spellStart"/>
-            <w:r>
-              <w:rPr>
-                <w:lang w:val="fr-BF"/>
-              </w:rPr>
-              <w:t>commande_id</w:t>
-            </w:r>
-            <w:proofErr w:type="spellEnd"/>
+              <w:t>Index sur commande_id</w:t>
+            </w:r>
           </w:p>
         </w:tc>
         <w:tc>
@@ -22277,35 +21029,7 @@
         <w:rPr>
           <w:lang w:val="fr-BF"/>
         </w:rPr>
-        <w:t>Format : REC-{</w:t>
-      </w:r>
-      <w:proofErr w:type="spellStart"/>
-      <w:r>
-        <w:rPr>
-          <w:lang w:val="fr-BF"/>
-        </w:rPr>
-        <w:t>annee</w:t>
-      </w:r>
-      <w:proofErr w:type="spellEnd"/>
-      <w:r>
-        <w:rPr>
-          <w:lang w:val="fr-BF"/>
-        </w:rPr>
-        <w:t>}-{</w:t>
-      </w:r>
-      <w:proofErr w:type="spellStart"/>
-      <w:r>
-        <w:rPr>
-          <w:lang w:val="fr-BF"/>
-        </w:rPr>
-        <w:t>numero_seq</w:t>
-      </w:r>
-      <w:proofErr w:type="spellEnd"/>
-      <w:r>
-        <w:rPr>
-          <w:lang w:val="fr-BF"/>
-        </w:rPr>
-        <w:t xml:space="preserve"> sur 4 chiffres}. Le compteur est propre à chaque ferme et redémarre à 1 chaque année.</w:t>
+        <w:t>Format : REC-{annee}-{numero_seq sur 4 chiffres}. Le compteur est propre à chaque ferme et redémarre à 1 chaque année.</w:t>
       </w:r>
     </w:p>
     <w:p>
@@ -22546,33 +21270,47 @@
           <w:rStyle w:val="VerbatimChar"/>
           <w:lang w:val="fr-BF"/>
         </w:rPr>
-        <w:t>_</w:t>
-      </w:r>
-      <w:proofErr w:type="spellStart"/>
+        <w:t>_blocReglement            _texteRecu</w:t>
+      </w:r>
+      <w:r>
+        <w:rPr>
+          <w:lang w:val="fr-BF"/>
+        </w:rPr>
+        <w:br/>
+      </w:r>
       <w:r>
         <w:rPr>
           <w:rStyle w:val="VerbatimChar"/>
           <w:lang w:val="fr-BF"/>
         </w:rPr>
-        <w:t>blocReglement</w:t>
-      </w:r>
-      <w:proofErr w:type="spellEnd"/>
+        <w:t>_numeroRecu               _copierRecu</w:t>
+      </w:r>
+      <w:r>
+        <w:rPr>
+          <w:lang w:val="fr-BF"/>
+        </w:rPr>
+        <w:br/>
+      </w:r>
       <w:r>
         <w:rPr>
           <w:rStyle w:val="VerbatimChar"/>
           <w:lang w:val="fr-BF"/>
         </w:rPr>
-        <w:t xml:space="preserve">            _</w:t>
-      </w:r>
-      <w:proofErr w:type="spellStart"/>
+        <w:t>_totalPaye                _chargerIdentiteFerme</w:t>
+      </w:r>
+      <w:r>
+        <w:rPr>
+          <w:lang w:val="fr-BF"/>
+        </w:rPr>
+        <w:br/>
+      </w:r>
       <w:r>
         <w:rPr>
           <w:rStyle w:val="VerbatimChar"/>
           <w:lang w:val="fr-BF"/>
         </w:rPr>
-        <w:t>texteRecu</w:t>
-      </w:r>
-      <w:proofErr w:type="spellEnd"/>
+        <w:t>_nouveauPaiement          _annulerPaiement</w:t>
+      </w:r>
       <w:r>
         <w:rPr>
           <w:lang w:val="fr-BF"/>
@@ -22584,33 +21322,47 @@
           <w:rStyle w:val="VerbatimChar"/>
           <w:lang w:val="fr-BF"/>
         </w:rPr>
-        <w:t>_</w:t>
-      </w:r>
-      <w:proofErr w:type="spellStart"/>
+        <w:t>_dessinerPaiement         _dessinerAnnulPaiement</w:t>
+      </w:r>
+      <w:r>
+        <w:rPr>
+          <w:lang w:val="fr-BF"/>
+        </w:rPr>
+        <w:br/>
+      </w:r>
       <w:r>
         <w:rPr>
           <w:rStyle w:val="VerbatimChar"/>
           <w:lang w:val="fr-BF"/>
         </w:rPr>
-        <w:t>numeroRecu</w:t>
-      </w:r>
-      <w:proofErr w:type="spellEnd"/>
+        <w:t>_solderPaiement           _confirmerAnnulPaiement</w:t>
+      </w:r>
+      <w:r>
+        <w:rPr>
+          <w:lang w:val="fr-BF"/>
+        </w:rPr>
+        <w:br/>
+      </w:r>
       <w:r>
         <w:rPr>
           <w:rStyle w:val="VerbatimChar"/>
           <w:lang w:val="fr-BF"/>
         </w:rPr>
-        <w:t xml:space="preserve">               _</w:t>
-      </w:r>
-      <w:proofErr w:type="spellStart"/>
+        <w:t>_verifierPaiement</w:t>
+      </w:r>
+      <w:r>
+        <w:rPr>
+          <w:lang w:val="fr-BF"/>
+        </w:rPr>
+        <w:br/>
+      </w:r>
       <w:r>
         <w:rPr>
           <w:rStyle w:val="VerbatimChar"/>
           <w:lang w:val="fr-BF"/>
         </w:rPr>
-        <w:t>copierRecu</w:t>
-      </w:r>
-      <w:proofErr w:type="spellEnd"/>
+        <w:t>_dessinerConfirmationPaiement</w:t>
+      </w:r>
       <w:r>
         <w:rPr>
           <w:lang w:val="fr-BF"/>
@@ -22622,331 +21374,37 @@
           <w:rStyle w:val="VerbatimChar"/>
           <w:lang w:val="fr-BF"/>
         </w:rPr>
-        <w:t>_</w:t>
-      </w:r>
-      <w:proofErr w:type="spellStart"/>
+        <w:t>_confirmerPaiement</w:t>
+      </w:r>
+    </w:p>
+    <w:p>
+      <w:pPr>
+        <w:pStyle w:val="Corpsdetexte"/>
+        <w:rPr>
+          <w:lang w:val="fr-FR"/>
+        </w:rPr>
+      </w:pPr>
+      <w:r>
+        <w:rPr>
+          <w:lang w:val="fr-BF"/>
+        </w:rPr>
+        <w:t>Variables de module :</w:t>
+      </w:r>
+    </w:p>
+    <w:p>
+      <w:pPr>
+        <w:pStyle w:val="SourceCode"/>
+        <w:rPr>
+          <w:lang w:val="fr-FR"/>
+        </w:rPr>
+      </w:pPr>
       <w:r>
         <w:rPr>
           <w:rStyle w:val="VerbatimChar"/>
           <w:lang w:val="fr-BF"/>
         </w:rPr>
-        <w:t>totalPaye</w:t>
-      </w:r>
-      <w:proofErr w:type="spellEnd"/>
-      <w:r>
-        <w:rPr>
-          <w:rStyle w:val="VerbatimChar"/>
-          <w:lang w:val="fr-BF"/>
-        </w:rPr>
-        <w:t xml:space="preserve">                _</w:t>
-      </w:r>
-      <w:proofErr w:type="spellStart"/>
-      <w:r>
-        <w:rPr>
-          <w:rStyle w:val="VerbatimChar"/>
-          <w:lang w:val="fr-BF"/>
-        </w:rPr>
-        <w:t>chargerIdentiteFerme</w:t>
-      </w:r>
-      <w:proofErr w:type="spellEnd"/>
-      <w:r>
-        <w:rPr>
-          <w:lang w:val="fr-BF"/>
-        </w:rPr>
-        <w:br/>
-      </w:r>
-      <w:r>
-        <w:rPr>
-          <w:rStyle w:val="VerbatimChar"/>
-          <w:lang w:val="fr-BF"/>
-        </w:rPr>
-        <w:t>_</w:t>
-      </w:r>
-      <w:proofErr w:type="spellStart"/>
-      <w:r>
-        <w:rPr>
-          <w:rStyle w:val="VerbatimChar"/>
-          <w:lang w:val="fr-BF"/>
-        </w:rPr>
-        <w:t>nouveauPaiement</w:t>
-      </w:r>
-      <w:proofErr w:type="spellEnd"/>
-      <w:r>
-        <w:rPr>
-          <w:rStyle w:val="VerbatimChar"/>
-          <w:lang w:val="fr-BF"/>
-        </w:rPr>
-        <w:t xml:space="preserve">          _</w:t>
-      </w:r>
-      <w:proofErr w:type="spellStart"/>
-      <w:r>
-        <w:rPr>
-          <w:rStyle w:val="VerbatimChar"/>
-          <w:lang w:val="fr-BF"/>
-        </w:rPr>
-        <w:t>annulerPaiement</w:t>
-      </w:r>
-      <w:proofErr w:type="spellEnd"/>
-      <w:r>
-        <w:rPr>
-          <w:lang w:val="fr-BF"/>
-        </w:rPr>
-        <w:br/>
-      </w:r>
-      <w:r>
-        <w:rPr>
-          <w:rStyle w:val="VerbatimChar"/>
-          <w:lang w:val="fr-BF"/>
-        </w:rPr>
-        <w:t>_</w:t>
-      </w:r>
-      <w:proofErr w:type="spellStart"/>
-      <w:r>
-        <w:rPr>
-          <w:rStyle w:val="VerbatimChar"/>
-          <w:lang w:val="fr-BF"/>
-        </w:rPr>
-        <w:t>dessinerPaiement</w:t>
-      </w:r>
-      <w:proofErr w:type="spellEnd"/>
-      <w:r>
-        <w:rPr>
-          <w:rStyle w:val="VerbatimChar"/>
-          <w:lang w:val="fr-BF"/>
-        </w:rPr>
-        <w:t xml:space="preserve">         _</w:t>
-      </w:r>
-      <w:proofErr w:type="spellStart"/>
-      <w:r>
-        <w:rPr>
-          <w:rStyle w:val="VerbatimChar"/>
-          <w:lang w:val="fr-BF"/>
-        </w:rPr>
-        <w:t>dessinerAnnulPaiement</w:t>
-      </w:r>
-      <w:proofErr w:type="spellEnd"/>
-      <w:r>
-        <w:rPr>
-          <w:lang w:val="fr-BF"/>
-        </w:rPr>
-        <w:br/>
-      </w:r>
-      <w:r>
-        <w:rPr>
-          <w:rStyle w:val="VerbatimChar"/>
-          <w:lang w:val="fr-BF"/>
-        </w:rPr>
-        <w:t>_</w:t>
-      </w:r>
-      <w:proofErr w:type="spellStart"/>
-      <w:r>
-        <w:rPr>
-          <w:rStyle w:val="VerbatimChar"/>
-          <w:lang w:val="fr-BF"/>
-        </w:rPr>
-        <w:t>solderPaiement</w:t>
-      </w:r>
-      <w:proofErr w:type="spellEnd"/>
-      <w:r>
-        <w:rPr>
-          <w:rStyle w:val="VerbatimChar"/>
-          <w:lang w:val="fr-BF"/>
-        </w:rPr>
-        <w:t xml:space="preserve">           _</w:t>
-      </w:r>
-      <w:proofErr w:type="spellStart"/>
-      <w:r>
-        <w:rPr>
-          <w:rStyle w:val="VerbatimChar"/>
-          <w:lang w:val="fr-BF"/>
-        </w:rPr>
-        <w:t>confirmerAnnulPaiement</w:t>
-      </w:r>
-      <w:proofErr w:type="spellEnd"/>
-      <w:r>
-        <w:rPr>
-          <w:lang w:val="fr-BF"/>
-        </w:rPr>
-        <w:br/>
-      </w:r>
-      <w:r>
-        <w:rPr>
-          <w:rStyle w:val="VerbatimChar"/>
-          <w:lang w:val="fr-BF"/>
-        </w:rPr>
-        <w:t>_</w:t>
-      </w:r>
-      <w:proofErr w:type="spellStart"/>
-      <w:r>
-        <w:rPr>
-          <w:rStyle w:val="VerbatimChar"/>
-          <w:lang w:val="fr-BF"/>
-        </w:rPr>
-        <w:t>verifierPaiement</w:t>
-      </w:r>
-      <w:proofErr w:type="spellEnd"/>
-      <w:r>
-        <w:rPr>
-          <w:lang w:val="fr-BF"/>
-        </w:rPr>
-        <w:br/>
-      </w:r>
-      <w:r>
-        <w:rPr>
-          <w:rStyle w:val="VerbatimChar"/>
-          <w:lang w:val="fr-BF"/>
-        </w:rPr>
-        <w:t>_</w:t>
-      </w:r>
-      <w:proofErr w:type="spellStart"/>
-      <w:r>
-        <w:rPr>
-          <w:rStyle w:val="VerbatimChar"/>
-          <w:lang w:val="fr-BF"/>
-        </w:rPr>
-        <w:t>dessinerConfirmationPaiement</w:t>
-      </w:r>
-      <w:proofErr w:type="spellEnd"/>
-      <w:r>
-        <w:rPr>
-          <w:lang w:val="fr-BF"/>
-        </w:rPr>
-        <w:br/>
-      </w:r>
-      <w:r>
-        <w:rPr>
-          <w:rStyle w:val="VerbatimChar"/>
-          <w:lang w:val="fr-BF"/>
-        </w:rPr>
-        <w:t>_</w:t>
-      </w:r>
-      <w:proofErr w:type="spellStart"/>
-      <w:r>
-        <w:rPr>
-          <w:rStyle w:val="VerbatimChar"/>
-          <w:lang w:val="fr-BF"/>
-        </w:rPr>
-        <w:t>confirmerPaiement</w:t>
-      </w:r>
-      <w:proofErr w:type="spellEnd"/>
-    </w:p>
-    <w:p>
-      <w:pPr>
-        <w:pStyle w:val="Corpsdetexte"/>
-        <w:rPr>
-          <w:lang w:val="fr-FR"/>
-        </w:rPr>
-      </w:pPr>
-      <w:r>
-        <w:rPr>
-          <w:lang w:val="fr-BF"/>
-        </w:rPr>
-        <w:t>Variables de module :</w:t>
-      </w:r>
-    </w:p>
-    <w:p>
-      <w:pPr>
-        <w:pStyle w:val="SourceCode"/>
-        <w:rPr>
-          <w:lang w:val="fr-FR"/>
-        </w:rPr>
-      </w:pPr>
-      <w:r>
-        <w:rPr>
-          <w:rStyle w:val="VerbatimChar"/>
-          <w:lang w:val="fr-BF"/>
-        </w:rPr>
-        <w:t>_</w:t>
-      </w:r>
-      <w:proofErr w:type="spellStart"/>
-      <w:r>
-        <w:rPr>
-          <w:rStyle w:val="VerbatimChar"/>
-          <w:lang w:val="fr-BF"/>
-        </w:rPr>
-        <w:t>detailCmd</w:t>
-      </w:r>
-      <w:proofErr w:type="spellEnd"/>
-      <w:r>
-        <w:rPr>
-          <w:rStyle w:val="VerbatimChar"/>
-          <w:lang w:val="fr-BF"/>
-        </w:rPr>
-        <w:t xml:space="preserve">    _</w:t>
-      </w:r>
-      <w:proofErr w:type="spellStart"/>
-      <w:r>
-        <w:rPr>
-          <w:rStyle w:val="VerbatimChar"/>
-          <w:lang w:val="fr-BF"/>
-        </w:rPr>
-        <w:t>payCmd</w:t>
-      </w:r>
-      <w:proofErr w:type="spellEnd"/>
-      <w:r>
-        <w:rPr>
-          <w:rStyle w:val="VerbatimChar"/>
-          <w:lang w:val="fr-BF"/>
-        </w:rPr>
-        <w:t xml:space="preserve">    _</w:t>
-      </w:r>
-      <w:proofErr w:type="spellStart"/>
-      <w:r>
-        <w:rPr>
-          <w:rStyle w:val="VerbatimChar"/>
-          <w:lang w:val="fr-BF"/>
-        </w:rPr>
-        <w:t>payReste</w:t>
-      </w:r>
-      <w:proofErr w:type="spellEnd"/>
-      <w:r>
-        <w:rPr>
-          <w:rStyle w:val="VerbatimChar"/>
-          <w:lang w:val="fr-BF"/>
-        </w:rPr>
-        <w:t xml:space="preserve">    _</w:t>
-      </w:r>
-      <w:proofErr w:type="spellStart"/>
-      <w:r>
-        <w:rPr>
-          <w:rStyle w:val="VerbatimChar"/>
-          <w:lang w:val="fr-BF"/>
-        </w:rPr>
-        <w:t>paySaisie</w:t>
-      </w:r>
-      <w:proofErr w:type="spellEnd"/>
-      <w:r>
-        <w:rPr>
-          <w:rStyle w:val="VerbatimChar"/>
-          <w:lang w:val="fr-BF"/>
-        </w:rPr>
-        <w:t xml:space="preserve">    _</w:t>
-      </w:r>
-      <w:proofErr w:type="spellStart"/>
-      <w:r>
-        <w:rPr>
-          <w:rStyle w:val="VerbatimChar"/>
-          <w:lang w:val="fr-BF"/>
-        </w:rPr>
-        <w:t>annulPay</w:t>
-      </w:r>
-      <w:proofErr w:type="spellEnd"/>
-      <w:r>
-        <w:rPr>
-          <w:rStyle w:val="VerbatimChar"/>
-          <w:lang w:val="fr-BF"/>
-        </w:rPr>
-        <w:t xml:space="preserve">    _</w:t>
-      </w:r>
-      <w:proofErr w:type="spellStart"/>
-      <w:r>
-        <w:rPr>
-          <w:rStyle w:val="VerbatimChar"/>
-          <w:lang w:val="fr-BF"/>
-        </w:rPr>
-        <w:t>identiteFerme</w:t>
-      </w:r>
-      <w:proofErr w:type="spellEnd"/>
+        <w:t>_detailCmd    _payCmd    _payReste    _paySaisie    _annulPay    _identiteFerme</w:t>
+      </w:r>
     </w:p>
     <w:p>
       <w:pPr>
@@ -23087,21 +21545,7 @@
         <w:rPr>
           <w:lang w:val="fr-BF"/>
         </w:rPr>
-        <w:t>Premier écran de configuration d’</w:t>
-      </w:r>
-      <w:proofErr w:type="spellStart"/>
-      <w:r>
-        <w:rPr>
-          <w:lang w:val="fr-BF"/>
-        </w:rPr>
-        <w:t>AviGest</w:t>
-      </w:r>
-      <w:proofErr w:type="spellEnd"/>
-      <w:r>
-        <w:rPr>
-          <w:lang w:val="fr-BF"/>
-        </w:rPr>
-        <w:t>. Il permet au gérant de renseigner l’identité commerciale de sa ferme — celle qui apparaît sur les documents remis aux clients, à commencer par les reçus de paiement (§19.7).</w:t>
+        <w:t>Premier écran de configuration d’AviGest. Il permet au gérant de renseigner l’identité commerciale de sa ferme — celle qui apparaît sur les documents remis aux clients, à commencer par les reçus de paiement (§19.7).</w:t>
       </w:r>
     </w:p>
     <w:p>
@@ -23132,43 +21576,7 @@
           <w:bCs/>
           <w:lang w:val="fr-BF"/>
         </w:rPr>
-        <w:t xml:space="preserve">Seul le GÉRANT y accède. Onglet GESTION, tuile ⚙️. Module </w:t>
-      </w:r>
-      <w:proofErr w:type="spellStart"/>
-      <w:r>
-        <w:rPr>
-          <w:b/>
-          <w:bCs/>
-          <w:lang w:val="fr-BF"/>
-        </w:rPr>
-        <w:t>js</w:t>
-      </w:r>
-      <w:proofErr w:type="spellEnd"/>
-      <w:r>
-        <w:rPr>
-          <w:b/>
-          <w:bCs/>
-          <w:lang w:val="fr-BF"/>
-        </w:rPr>
-        <w:t>/</w:t>
-      </w:r>
-      <w:proofErr w:type="spellStart"/>
-      <w:r>
-        <w:rPr>
-          <w:b/>
-          <w:bCs/>
-          <w:lang w:val="fr-BF"/>
-        </w:rPr>
-        <w:t>parametres</w:t>
-      </w:r>
-      <w:proofErr w:type="spellEnd"/>
-      <w:r>
-        <w:rPr>
-          <w:b/>
-          <w:bCs/>
-          <w:lang w:val="fr-BF"/>
-        </w:rPr>
-        <w:t>/parametres.js.</w:t>
+        <w:t>Seul le GÉRANT y accède. Onglet GESTION, tuile ⚙️. Module js/parametres/parametres.js.</w:t>
       </w:r>
     </w:p>
     <w:p>
@@ -23225,49 +21633,8 @@
           <w:rStyle w:val="VerbatimChar"/>
           <w:lang w:val="fr-BF"/>
         </w:rPr>
-        <w:t xml:space="preserve">ALTER TABLE fermes ADD COLUMN </w:t>
-      </w:r>
-      <w:proofErr w:type="spellStart"/>
-      <w:r>
-        <w:rPr>
-          <w:rStyle w:val="VerbatimChar"/>
-          <w:lang w:val="fr-BF"/>
-        </w:rPr>
-        <w:t>nom_commercial</w:t>
-      </w:r>
-      <w:proofErr w:type="spellEnd"/>
-      <w:r>
-        <w:rPr>
-          <w:rStyle w:val="VerbatimChar"/>
-          <w:lang w:val="fr-BF"/>
-        </w:rPr>
-        <w:t xml:space="preserve"> </w:t>
-      </w:r>
-      <w:proofErr w:type="spellStart"/>
-      <w:r>
-        <w:rPr>
-          <w:rStyle w:val="VerbatimChar"/>
-          <w:lang w:val="fr-BF"/>
-        </w:rPr>
-        <w:t>text</w:t>
-      </w:r>
-      <w:proofErr w:type="spellEnd"/>
-      <w:r>
-        <w:rPr>
-          <w:rStyle w:val="VerbatimChar"/>
-          <w:lang w:val="fr-BF"/>
-        </w:rPr>
-        <w:t xml:space="preserve">;   -- </w:t>
-      </w:r>
-      <w:proofErr w:type="spellStart"/>
-      <w:r>
-        <w:rPr>
-          <w:rStyle w:val="VerbatimChar"/>
-          <w:lang w:val="fr-BF"/>
-        </w:rPr>
-        <w:t>nullable</w:t>
-      </w:r>
-      <w:proofErr w:type="spellEnd"/>
+        <w:t>ALTER TABLE fermes ADD COLUMN nom_commercial text;   -- nullable</w:t>
+      </w:r>
     </w:p>
     <w:p>
       <w:pPr>
@@ -23431,21 +21798,7 @@
               <w:rPr>
                 <w:lang w:val="fr-BF"/>
               </w:rPr>
-              <w:t xml:space="preserve">Tête du reçu de paiement. Repli sur </w:t>
-            </w:r>
-            <w:proofErr w:type="spellStart"/>
-            <w:r>
-              <w:rPr>
-                <w:lang w:val="fr-BF"/>
-              </w:rPr>
-              <w:t>fermes.nom</w:t>
-            </w:r>
-            <w:proofErr w:type="spellEnd"/>
-            <w:r>
-              <w:rPr>
-                <w:lang w:val="fr-BF"/>
-              </w:rPr>
-              <w:t xml:space="preserve"> si vide.</w:t>
+              <w:t>Tête du reçu de paiement. Repli sur fermes.nom si vide.</w:t>
             </w:r>
           </w:p>
         </w:tc>
@@ -23616,49 +21969,7 @@
         <w:rPr>
           <w:lang w:val="fr-BF"/>
         </w:rPr>
-        <w:t xml:space="preserve">• vrai module ES dans son propre dossier js/parametres/ ; • accès Supabase via avigestContext() appelé au moment de s’en servir, jamais mis en cache ; • une seule porte d’entrée exposée sur window ; • toute fonction appelée en </w:t>
-      </w:r>
-      <w:proofErr w:type="spellStart"/>
-      <w:r>
-        <w:rPr>
-          <w:lang w:val="fr-BF"/>
-        </w:rPr>
-        <w:t>onclick</w:t>
-      </w:r>
-      <w:proofErr w:type="spellEnd"/>
-      <w:r>
-        <w:rPr>
-          <w:lang w:val="fr-BF"/>
-        </w:rPr>
-        <w:t xml:space="preserve"> </w:t>
-      </w:r>
-      <w:proofErr w:type="spellStart"/>
-      <w:r>
-        <w:rPr>
-          <w:lang w:val="fr-BF"/>
-        </w:rPr>
-        <w:t>inline</w:t>
-      </w:r>
-      <w:proofErr w:type="spellEnd"/>
-      <w:r>
-        <w:rPr>
-          <w:lang w:val="fr-BF"/>
-        </w:rPr>
-        <w:t xml:space="preserve"> exposée sur </w:t>
-      </w:r>
-      <w:proofErr w:type="spellStart"/>
-      <w:r>
-        <w:rPr>
-          <w:lang w:val="fr-BF"/>
-        </w:rPr>
-        <w:t>window</w:t>
-      </w:r>
-      <w:proofErr w:type="spellEnd"/>
-      <w:r>
-        <w:rPr>
-          <w:lang w:val="fr-BF"/>
-        </w:rPr>
-        <w:t>.</w:t>
+        <w:t>• vrai module ES dans son propre dossier js/parametres/ ; • accès Supabase via avigestContext() appelé au moment de s’en servir, jamais mis en cache ; • une seule porte d’entrée exposée sur window ; • toute fonction appelée en onclick inline exposée sur window.</w:t>
       </w:r>
     </w:p>
     <w:p>
@@ -23841,35 +22152,7 @@
         <w:rPr>
           <w:lang w:val="fr-BF"/>
         </w:rPr>
-        <w:t xml:space="preserve">21.2 </w:t>
-      </w:r>
-      <w:proofErr w:type="spellStart"/>
-      <w:r>
-        <w:rPr>
-          <w:lang w:val="fr-BF"/>
-        </w:rPr>
-        <w:t>cache.addAll</w:t>
-      </w:r>
-      <w:proofErr w:type="spellEnd"/>
-      <w:r>
-        <w:rPr>
-          <w:lang w:val="fr-BF"/>
-        </w:rPr>
-        <w:t xml:space="preserve"> → </w:t>
-      </w:r>
-      <w:proofErr w:type="spellStart"/>
-      <w:r>
-        <w:rPr>
-          <w:lang w:val="fr-BF"/>
-        </w:rPr>
-        <w:t>Promise.allSettled</w:t>
-      </w:r>
-      <w:proofErr w:type="spellEnd"/>
-      <w:r>
-        <w:rPr>
-          <w:lang w:val="fr-BF"/>
-        </w:rPr>
-        <w:t xml:space="preserve"> — le point important</w:t>
+        <w:t>21.2 cache.addAll → Promise.allSettled — le point important</w:t>
       </w:r>
     </w:p>
     <w:p>
@@ -23885,147 +22168,247 @@
           <w:bCs/>
           <w:lang w:val="fr-BF"/>
         </w:rPr>
-        <w:t xml:space="preserve">L’ancienne installation utilisait </w:t>
-      </w:r>
-      <w:proofErr w:type="spellStart"/>
+        <w:t>L’ancienne installation utilisait cache.addAll(STATIC_URLS). Cette méthode est tout-ou-rien : si UNE seule URL de la liste est introuvable, la promesse est rejetée et AUCUN fichier n’est mis en cache — le service worker ne s’installe pas du tout. Avec une liste de 2 entrées le risque était faible ; avec 9, une faute de frappe suffisait à faire perdre tout le cache, y compris ce qui fonctionnait avant.</w:t>
+      </w:r>
+    </w:p>
+    <w:p>
+      <w:pPr>
+        <w:pStyle w:val="SourceCode"/>
+      </w:pPr>
+      <w:r>
+        <w:rPr>
+          <w:rStyle w:val="VerbatimChar"/>
+        </w:rPr>
+        <w:lastRenderedPageBreak/>
+        <w:t>caches.open(CACHE_NAME)</w:t>
+      </w:r>
+      <w:r>
+        <w:br/>
+      </w:r>
+      <w:r>
+        <w:rPr>
+          <w:rStyle w:val="VerbatimChar"/>
+        </w:rPr>
+        <w:t xml:space="preserve">  .then(cache =&gt; Promise.allSettled(STATIC_URLS.map(u =&gt; cache.add(u))))</w:t>
+      </w:r>
+      <w:r>
+        <w:br/>
+      </w:r>
+      <w:r>
+        <w:rPr>
+          <w:rStyle w:val="VerbatimChar"/>
+        </w:rPr>
+        <w:t xml:space="preserve">  .then(() =&gt; self.skipWaiting());</w:t>
+      </w:r>
+    </w:p>
+    <w:p>
+      <w:pPr>
+        <w:pStyle w:val="Corpsdetexte"/>
+        <w:rPr>
+          <w:lang w:val="fr-FR"/>
+        </w:rPr>
+      </w:pPr>
+      <w:r>
+        <w:rPr>
+          <w:lang w:val="fr-BF"/>
+        </w:rPr>
+        <w:t>Chaque fichier est désormais tenté séparément. Un chemin faux échoue seul, sans empêcher les autres d’être mis en cache. Conséquence pratique : ajouter un module à STATIC_URLS n’est plus une opération risquée.</w:t>
+      </w:r>
+    </w:p>
+    <w:p>
+      <w:pPr>
+        <w:pStyle w:val="Corpsdetexte"/>
+        <w:rPr>
+          <w:lang w:val="fr-FR"/>
+        </w:rPr>
+      </w:pPr>
+      <w:r>
+        <w:rPr>
+          <w:lang w:val="fr-BF"/>
+        </w:rPr>
+        <w:t>💡 En clair : avant, si un seul produit manquait à la livraison, le magasinier refusait de ranger toute la palette. Maintenant il range ce qu’il a et met de côté ce qui manque.</w:t>
+      </w:r>
+    </w:p>
+    <w:p>
+      <w:pPr>
+        <w:pStyle w:val="Titre3"/>
+        <w:rPr>
+          <w:lang w:val="fr-FR"/>
+        </w:rPr>
+      </w:pPr>
+      <w:r>
+        <w:rPr>
+          <w:lang w:val="fr-BF"/>
+        </w:rPr>
+        <w:t>21.3 Stratégie fetch — ce qui était déjà bon, ce qui ne l’était pas</w:t>
+      </w:r>
+    </w:p>
+    <w:p>
+      <w:pPr>
+        <w:pStyle w:val="Corpsdetexte"/>
+        <w:rPr>
+          <w:lang w:val="fr-FR"/>
+        </w:rPr>
+      </w:pPr>
+      <w:r>
+        <w:rPr>
+          <w:lang w:val="fr-BF"/>
+        </w:rPr>
+        <w:t>Découverte du diagnostic : la stratégie était déjà « réseau d’abord, puis mise en cache de la réponse ». Tous les modules étaient donc déjà cachés automatiquement dès la première visite en ligne. STATIC_URLS ne sert qu’au PRÉ-chargement à l’installation — il couvre le cas où l’utilisateur perd le réseau avant d’avoir ouvert l’écran concerné.</w:t>
+      </w:r>
+    </w:p>
+    <w:p>
+      <w:pPr>
+        <w:pStyle w:val="Corpsdetexte"/>
+        <w:rPr>
+          <w:lang w:val="fr-FR"/>
+        </w:rPr>
+      </w:pPr>
+      <w:r>
+        <w:rPr>
+          <w:lang w:val="fr-BF"/>
+        </w:rPr>
+        <w:t>Deux défauts réels ont été corrigés au passage :</w:t>
+      </w:r>
+    </w:p>
+    <w:p>
+      <w:pPr>
+        <w:pStyle w:val="Corpsdetexte"/>
+        <w:rPr>
+          <w:lang w:val="fr-FR"/>
+        </w:rPr>
+      </w:pPr>
+      <w:r>
+        <w:rPr>
+          <w:lang w:val="fr-BF"/>
+        </w:rPr>
+        <w:t>• Toutes les réponses étaient mises en cache, y compris les 404 — une erreur pouvait donc être resservie indéfiniment. Un test resp.ok a été ajouté. • En cas d’échec réseau ET de cache vide, caches.match() renvoyait undefined, et respondWith(undefined) provoquait une erreur brute. Une réponse 503 explicite est désormais renvoyée.</w:t>
+      </w:r>
+    </w:p>
+    <w:p>
+      <w:pPr>
+        <w:pStyle w:val="Titre3"/>
+        <w:rPr>
+          <w:lang w:val="fr-FR"/>
+        </w:rPr>
+      </w:pPr>
+      <w:r>
+        <w:rPr>
+          <w:lang w:val="fr-BF"/>
+        </w:rPr>
+        <w:t>21.4 ⚠️ Règle de test — NE PAS tester le cache en InPrivate</w:t>
+      </w:r>
+    </w:p>
+    <w:p>
+      <w:pPr>
+        <w:pStyle w:val="Corpsdetexte"/>
+        <w:rPr>
+          <w:lang w:val="fr-FR"/>
+        </w:rPr>
+      </w:pPr>
       <w:r>
         <w:rPr>
           <w:b/>
           <w:bCs/>
           <w:lang w:val="fr-BF"/>
         </w:rPr>
-        <w:t>cache.addAll</w:t>
-      </w:r>
-      <w:proofErr w:type="spellEnd"/>
+        <w:t>Leçon de la session v26.35, à retenir absolument. Le premier test hors ligne a échoué (ERR_INTERNET_DISCONNECTED, service worker sans réponse) et a fait croire à un correctif raté. La cause n’était pas le code : en navigation InPrivate, le stockage du service worker est éphémère et le cache ne persiste pas. C’est le principe même de la navigation privée.</w:t>
+      </w:r>
+    </w:p>
+    <w:p>
+      <w:pPr>
+        <w:pStyle w:val="Corpsdetexte"/>
+        <w:rPr>
+          <w:lang w:val="fr-FR"/>
+        </w:rPr>
+      </w:pPr>
+      <w:r>
+        <w:rPr>
+          <w:lang w:val="fr-BF"/>
+        </w:rPr>
+        <w:t>Conséquence sur les protocoles de test de la Bible : InPrivate reste recommandé pour vérifier qu’une NOUVELLE VERSION est bien déployée (il contourne le cache). Mais il est inadapté pour tester le cache lui-même. Les deux usages sont opposés — ne pas les confondre.</w:t>
+      </w:r>
+    </w:p>
+    <w:p>
+      <w:pPr>
+        <w:pStyle w:val="Corpsdetexte"/>
+        <w:rPr>
+          <w:lang w:val="fr-FR"/>
+        </w:rPr>
+      </w:pPr>
       <w:r>
         <w:rPr>
           <w:b/>
           <w:bCs/>
           <w:lang w:val="fr-BF"/>
         </w:rPr>
-        <w:t>(STATIC_URLS). Cette méthode est tout-ou-rien : si UNE seule URL de la liste est introuvable, la promesse est rejetée et AUCUN fichier n’est mis en cache — le service worker ne s’installe pas du tout. Avec une liste de 2 entrées le risque était faible ; avec 9, une faute de frappe suffisait à faire perdre tout le cache, y compris ce qui fonctionnait avant.</w:t>
+        <w:t>Protocole de test du cache (fenêtre NORMALE obligatoire) :</w:t>
+      </w:r>
+    </w:p>
+    <w:p>
+      <w:pPr>
+        <w:pStyle w:val="Corpsdetexte"/>
+        <w:rPr>
+          <w:lang w:val="fr-BF"/>
+        </w:rPr>
+      </w:pPr>
+      <w:r>
+        <w:rPr>
+          <w:lang w:val="fr-BF"/>
+        </w:rPr>
+        <w:t>1) Fenêtre Edge ordinaire, charger l’app et laisser le chargement se terminer. 2) F12 → Application → Service Workers : vérifier « activated and running ». 3) F12 → Application → Cache Storage → avigest-v26-XX : compter les entrées. 4) Network → Offline → F5 : l’app doit s’afficher.</w:t>
+      </w:r>
+    </w:p>
+    <w:p>
+      <w:pPr>
+        <w:pStyle w:val="Corpsdetexte"/>
+        <w:rPr>
+          <w:lang w:val="fr-FR"/>
+        </w:rPr>
+      </w:pPr>
+      <w:r>
+        <w:rPr>
+          <w:lang w:val="fr-BF"/>
+        </w:rPr>
+        <w:t>Contrôle rapide en console, plus fiable que la navigation dans les panneaux :</w:t>
       </w:r>
     </w:p>
     <w:p>
       <w:pPr>
         <w:pStyle w:val="SourceCode"/>
       </w:pPr>
-      <w:proofErr w:type="spellStart"/>
       <w:r>
         <w:rPr>
           <w:rStyle w:val="VerbatimChar"/>
         </w:rPr>
+        <w:t>(await (await caches.open('</w:t>
+      </w:r>
+      <w:r>
+        <w:rPr>
+          <w:rStyle w:val="VerbatimChar"/>
+        </w:rPr>
+        <w:t>avigest-v26-37</w:t>
+      </w:r>
+      <w:r>
+        <w:rPr>
+          <w:rStyle w:val="VerbatimChar"/>
+        </w:rPr>
+        <w:t>')).keys()).length</w:t>
+      </w:r>
+    </w:p>
+    <w:p>
+      <w:pPr>
+        <w:pStyle w:val="Corpsdetexte"/>
+        <w:rPr>
+          <w:lang w:val="fr-FR"/>
+        </w:rPr>
+      </w:pPr>
+      <w:r>
+        <w:rPr>
+          <w:lang w:val="fr-BF"/>
+        </w:rPr>
         <w:lastRenderedPageBreak/>
-        <w:t>caches.open</w:t>
-      </w:r>
-      <w:proofErr w:type="spellEnd"/>
-      <w:r>
-        <w:rPr>
-          <w:rStyle w:val="VerbatimChar"/>
-        </w:rPr>
-        <w:t>(CACHE_NAME)</w:t>
-      </w:r>
-      <w:r>
-        <w:br/>
-      </w:r>
-      <w:r>
-        <w:rPr>
-          <w:rStyle w:val="VerbatimChar"/>
-        </w:rPr>
-        <w:t xml:space="preserve">  .then(cache =&gt; </w:t>
-      </w:r>
-      <w:proofErr w:type="spellStart"/>
-      <w:r>
-        <w:rPr>
-          <w:rStyle w:val="VerbatimChar"/>
-        </w:rPr>
-        <w:t>Promise.allSettled</w:t>
-      </w:r>
-      <w:proofErr w:type="spellEnd"/>
-      <w:r>
-        <w:rPr>
-          <w:rStyle w:val="VerbatimChar"/>
-        </w:rPr>
-        <w:t>(</w:t>
-      </w:r>
-      <w:proofErr w:type="spellStart"/>
-      <w:r>
-        <w:rPr>
-          <w:rStyle w:val="VerbatimChar"/>
-        </w:rPr>
-        <w:t>STATIC_URLS.map</w:t>
-      </w:r>
-      <w:proofErr w:type="spellEnd"/>
-      <w:r>
-        <w:rPr>
-          <w:rStyle w:val="VerbatimChar"/>
-        </w:rPr>
-        <w:t xml:space="preserve">(u =&gt; </w:t>
-      </w:r>
-      <w:proofErr w:type="spellStart"/>
-      <w:r>
-        <w:rPr>
-          <w:rStyle w:val="VerbatimChar"/>
-        </w:rPr>
-        <w:t>cache.add</w:t>
-      </w:r>
-      <w:proofErr w:type="spellEnd"/>
-      <w:r>
-        <w:rPr>
-          <w:rStyle w:val="VerbatimChar"/>
-        </w:rPr>
-        <w:t>(u))))</w:t>
-      </w:r>
-      <w:r>
-        <w:br/>
-      </w:r>
-      <w:r>
-        <w:rPr>
-          <w:rStyle w:val="VerbatimChar"/>
-        </w:rPr>
-        <w:t xml:space="preserve">  .then(() =&gt; </w:t>
-      </w:r>
-      <w:proofErr w:type="spellStart"/>
-      <w:r>
-        <w:rPr>
-          <w:rStyle w:val="VerbatimChar"/>
-        </w:rPr>
-        <w:t>self.skipWaiting</w:t>
-      </w:r>
-      <w:proofErr w:type="spellEnd"/>
-      <w:r>
-        <w:rPr>
-          <w:rStyle w:val="VerbatimChar"/>
-        </w:rPr>
-        <w:t>());</w:t>
-      </w:r>
-    </w:p>
-    <w:p>
-      <w:pPr>
-        <w:pStyle w:val="Corpsdetexte"/>
-        <w:rPr>
-          <w:lang w:val="fr-FR"/>
-        </w:rPr>
-      </w:pPr>
-      <w:r>
-        <w:rPr>
-          <w:lang w:val="fr-BF"/>
-        </w:rPr>
-        <w:t>Chaque fichier est désormais tenté séparément. Un chemin faux échoue seul, sans empêcher les autres d’être mis en cache. Conséquence pratique : ajouter un module à STATIC_URLS n’est plus une opération risquée.</w:t>
-      </w:r>
-    </w:p>
-    <w:p>
-      <w:pPr>
-        <w:pStyle w:val="Corpsdetexte"/>
-        <w:rPr>
-          <w:lang w:val="fr-FR"/>
-        </w:rPr>
-      </w:pPr>
-      <w:r>
-        <w:rPr>
-          <w:lang w:val="fr-BF"/>
-        </w:rPr>
-        <w:t>💡 En clair : avant, si un seul produit manquait à la livraison, le magasinier refusait de ranger toute la palette. Maintenant il range ce qu’il a et met de côté ce qui manque.</w:t>
+        <w:t>⚠️ Un nouveau service worker peut demander DEUX chargements avant de prendre le relais (le premier installe, le second active), même avec skipWaiting().</w:t>
       </w:r>
     </w:p>
     <w:p>
@@ -24039,86 +22422,34 @@
         <w:rPr>
           <w:lang w:val="fr-BF"/>
         </w:rPr>
-        <w:t xml:space="preserve">21.3 Stratégie </w:t>
-      </w:r>
-      <w:proofErr w:type="spellStart"/>
-      <w:r>
-        <w:rPr>
-          <w:lang w:val="fr-BF"/>
-        </w:rPr>
-        <w:t>fetch</w:t>
-      </w:r>
-      <w:proofErr w:type="spellEnd"/>
-      <w:r>
-        <w:rPr>
-          <w:lang w:val="fr-BF"/>
-        </w:rPr>
-        <w:t xml:space="preserve"> — ce qui était déjà bon, ce qui ne l’était pas</w:t>
-      </w:r>
-    </w:p>
-    <w:p>
-      <w:pPr>
-        <w:pStyle w:val="Corpsdetexte"/>
-        <w:rPr>
-          <w:lang w:val="fr-FR"/>
-        </w:rPr>
-      </w:pPr>
-      <w:r>
-        <w:rPr>
-          <w:lang w:val="fr-BF"/>
-        </w:rPr>
-        <w:t>Découverte du diagnostic : la stratégie était déjà « réseau d’abord, puis mise en cache de la réponse ». Tous les modules étaient donc déjà cachés automatiquement dès la première visite en ligne. STATIC_URLS ne sert qu’au PRÉ-chargement à l’installation — il couvre le cas où l’utilisateur perd le réseau avant d’avoir ouvert l’écran concerné.</w:t>
-      </w:r>
-    </w:p>
-    <w:p>
-      <w:pPr>
-        <w:pStyle w:val="Corpsdetexte"/>
-        <w:rPr>
-          <w:lang w:val="fr-FR"/>
-        </w:rPr>
-      </w:pPr>
-      <w:r>
-        <w:rPr>
-          <w:lang w:val="fr-BF"/>
-        </w:rPr>
-        <w:t>Deux défauts réels ont été corrigés au passage :</w:t>
-      </w:r>
-    </w:p>
-    <w:p>
-      <w:pPr>
-        <w:pStyle w:val="Corpsdetexte"/>
-        <w:rPr>
-          <w:lang w:val="fr-FR"/>
-        </w:rPr>
-      </w:pPr>
-      <w:r>
-        <w:rPr>
-          <w:lang w:val="fr-BF"/>
-        </w:rPr>
-        <w:t>• Toutes les réponses étaient mises en cache, y compris les 404 — une erreur pouvait donc être resservie indéfiniment. Un test resp.ok a été ajouté. • En cas d’échec réseau ET de cache vide, caches.match() renvoyait undefined, et respondWith(undefined) provoquait une erreur brute. Une réponse 503 explicite est désormais renvoyée.</w:t>
-      </w:r>
-    </w:p>
-    <w:p>
-      <w:pPr>
-        <w:pStyle w:val="Titre3"/>
-        <w:rPr>
-          <w:lang w:val="fr-FR"/>
-        </w:rPr>
-      </w:pPr>
-      <w:r>
-        <w:rPr>
-          <w:lang w:val="fr-BF"/>
-        </w:rPr>
-        <w:t xml:space="preserve">21.4 ⚠️ Règle de test — NE PAS tester le cache en </w:t>
-      </w:r>
-      <w:proofErr w:type="spellStart"/>
-      <w:r>
-        <w:rPr>
-          <w:lang w:val="fr-BF"/>
-        </w:rPr>
-        <w:t>InPrivate</w:t>
-      </w:r>
-      <w:proofErr w:type="spellEnd"/>
+        <w:t>21.5 Résultat mesuré en production (23/07/2026)</w:t>
+      </w:r>
+    </w:p>
+    <w:p>
+      <w:pPr>
+        <w:pStyle w:val="Corpsdetexte"/>
+        <w:rPr>
+          <w:lang w:val="fr-FR"/>
+        </w:rPr>
+      </w:pPr>
+      <w:r>
+        <w:rPr>
+          <w:lang w:val="fr-BF"/>
+        </w:rPr>
+        <w:t xml:space="preserve">Cache </w:t>
+      </w:r>
+      <w:r>
+        <w:rPr>
+          <w:lang w:val="fr-BF"/>
+        </w:rPr>
+        <w:t>avigest-v26-37</w:t>
+      </w:r>
+      <w:r>
+        <w:rPr>
+          <w:lang w:val="fr-BF"/>
+        </w:rPr>
+        <w:t xml:space="preserve"> : 10 entrées. Les 9 de STATIC_URLS, plus une entrée ajoutée automatiquement par la stratégie fetch (ressource chargée au démarrage). Les 7 modules se chargent tous en statut 200, aucun 404. App testée hors ligne en fenêtre normale : l’écran d’accueil s’affiche.</w:t>
+      </w:r>
     </w:p>
     <w:p>
       <w:pPr>
@@ -24133,179 +22464,31 @@
           <w:bCs/>
           <w:lang w:val="fr-BF"/>
         </w:rPr>
-        <w:t>Leçon de la session v26.35, à retenir absolument. Le premier test hors ligne a échoué (ERR_INTERNET_DISCONNECTED, service worker sans réponse) et a fait croire à un correctif raté. La cause n’était pas le code : en navigation InPrivate, le stockage du service worker est éphémère et le cache ne persiste pas. C’est le principe même de la navigation privée.</w:t>
-      </w:r>
-    </w:p>
-    <w:p>
-      <w:pPr>
-        <w:pStyle w:val="Corpsdetexte"/>
-        <w:rPr>
-          <w:lang w:val="fr-FR"/>
-        </w:rPr>
-      </w:pPr>
-      <w:r>
-        <w:rPr>
-          <w:lang w:val="fr-BF"/>
-        </w:rPr>
-        <w:t>Conséquence sur les protocoles de test de la Bible : InPrivate reste recommandé pour vérifier qu’une NOUVELLE VERSION est bien déployée (il contourne le cache). Mais il est inadapté pour tester le cache lui-même. Les deux usages sont opposés — ne pas les confondre.</w:t>
-      </w:r>
-    </w:p>
-    <w:p>
-      <w:pPr>
-        <w:pStyle w:val="Corpsdetexte"/>
-        <w:rPr>
-          <w:lang w:val="fr-FR"/>
-        </w:rPr>
-      </w:pPr>
-      <w:r>
+        <w:t>⚠️ Ce qui NE fonctionne toujours pas hors ligne, et c’est normal : les DONNÉES. Tous les appels Supabase échouent sans réseau. Ce chantier rend l’INTERFACE disponible hors ligne, pas les données. Le vrai mode offline (file d’attente localStorage + synchronisation) reste à faire — voir §13.2, ligne « Mode hors ligne + sync auto ».</w:t>
+      </w:r>
+    </w:p>
+    <w:p>
+      <w:pPr>
+        <w:pStyle w:val="Corpsdetexte"/>
+        <w:rPr>
+          <w:lang w:val="fr-FR"/>
+        </w:rPr>
+      </w:pPr>
+      <w:r>
+        <w:rPr>
+          <w:lang w:val="fr-BF"/>
+        </w:rPr>
+        <w:t>💡 En clair : l’agent qui perd le réseau voit maintenant son écran au lieu d’une page blanche. Mais il ne voit pas ses chiffres — ceux-là viennent du serveur. Rendre les chiffres disponibles hors ligne, c’est un autre chantier, plus gros.</w:t>
+      </w:r>
+    </w:p>
+    <w:p>
+      <w:pPr>
+        <w:pStyle w:val="Corpsdetexte"/>
         <w:rPr>
           <w:b/>
           <w:bCs/>
           <w:lang w:val="fr-BF"/>
         </w:rPr>
-        <w:t>Protocole de test du cache (fenêtre NORMALE obligatoire) :</w:t>
-      </w:r>
-    </w:p>
-    <w:p>
-      <w:pPr>
-        <w:pStyle w:val="Corpsdetexte"/>
-        <w:rPr>
-          <w:lang w:val="fr-BF"/>
-        </w:rPr>
-      </w:pPr>
-      <w:r>
-        <w:rPr>
-          <w:lang w:val="fr-BF"/>
-        </w:rPr>
-        <w:t>1) Fenêtre Edge ordinaire, charger l’app et laisser le chargement se terminer. 2) F12 → Application → Service Workers : vérifier « activated and running ». 3) F12 → Application → Cache Storage → avigest-v26-XX : compter les entrées. 4) Network → Offline → F5 : l’app doit s’afficher.</w:t>
-      </w:r>
-    </w:p>
-    <w:p>
-      <w:pPr>
-        <w:pStyle w:val="Corpsdetexte"/>
-        <w:rPr>
-          <w:lang w:val="fr-FR"/>
-        </w:rPr>
-      </w:pPr>
-      <w:r>
-        <w:rPr>
-          <w:lang w:val="fr-BF"/>
-        </w:rPr>
-        <w:t>Contrôle rapide en console, plus fiable que la navigation dans les panneaux :</w:t>
-      </w:r>
-    </w:p>
-    <w:p>
-      <w:pPr>
-        <w:pStyle w:val="SourceCode"/>
-      </w:pPr>
-      <w:r>
-        <w:rPr>
-          <w:rStyle w:val="VerbatimChar"/>
-        </w:rPr>
-        <w:t xml:space="preserve">(await (await </w:t>
-      </w:r>
-      <w:proofErr w:type="spellStart"/>
-      <w:r>
-        <w:rPr>
-          <w:rStyle w:val="VerbatimChar"/>
-        </w:rPr>
-        <w:t>caches.open</w:t>
-      </w:r>
-      <w:proofErr w:type="spellEnd"/>
-      <w:r>
-        <w:rPr>
-          <w:rStyle w:val="VerbatimChar"/>
-        </w:rPr>
-        <w:t>('</w:t>
-      </w:r>
-      <w:r>
-        <w:rPr>
-          <w:rStyle w:val="VerbatimChar"/>
-        </w:rPr>
-        <w:t>avigest-v26-37</w:t>
-      </w:r>
-      <w:r>
-        <w:rPr>
-          <w:rStyle w:val="VerbatimChar"/>
-        </w:rPr>
-        <w:t>')).keys()).length</w:t>
-      </w:r>
-    </w:p>
-    <w:p>
-      <w:pPr>
-        <w:pStyle w:val="Corpsdetexte"/>
-        <w:rPr>
-          <w:lang w:val="fr-FR"/>
-        </w:rPr>
-      </w:pPr>
-      <w:r>
-        <w:rPr>
-          <w:lang w:val="fr-BF"/>
-        </w:rPr>
-        <w:lastRenderedPageBreak/>
-        <w:t xml:space="preserve">⚠️ Un nouveau service worker peut demander DEUX chargements avant de prendre le relais (le premier installe, le second active), même avec </w:t>
-      </w:r>
-      <w:proofErr w:type="spellStart"/>
-      <w:r>
-        <w:rPr>
-          <w:lang w:val="fr-BF"/>
-        </w:rPr>
-        <w:t>skipWaiting</w:t>
-      </w:r>
-      <w:proofErr w:type="spellEnd"/>
-      <w:r>
-        <w:rPr>
-          <w:lang w:val="fr-BF"/>
-        </w:rPr>
-        <w:t>().</w:t>
-      </w:r>
-    </w:p>
-    <w:p>
-      <w:pPr>
-        <w:pStyle w:val="Titre3"/>
-        <w:rPr>
-          <w:lang w:val="fr-FR"/>
-        </w:rPr>
-      </w:pPr>
-      <w:r>
-        <w:rPr>
-          <w:lang w:val="fr-BF"/>
-        </w:rPr>
-        <w:t>21.5 Résultat mesuré en production (23/07/2026)</w:t>
-      </w:r>
-    </w:p>
-    <w:p>
-      <w:pPr>
-        <w:pStyle w:val="Corpsdetexte"/>
-        <w:rPr>
-          <w:lang w:val="fr-FR"/>
-        </w:rPr>
-      </w:pPr>
-      <w:r>
-        <w:rPr>
-          <w:lang w:val="fr-BF"/>
-        </w:rPr>
-        <w:t xml:space="preserve">Cache </w:t>
-      </w:r>
-      <w:r>
-        <w:rPr>
-          <w:lang w:val="fr-BF"/>
-        </w:rPr>
-        <w:t>avigest-v26-37</w:t>
-      </w:r>
-      <w:r>
-        <w:rPr>
-          <w:lang w:val="fr-BF"/>
-        </w:rPr>
-        <w:t xml:space="preserve"> : 10 entrées. Les 9 de STATIC_URLS, plus une entrée ajoutée automatiquement par la stratégie fetch (ressource chargée au démarrage). Les 7 modules se chargent tous en statut 200, aucun 404. App testée hors ligne en fenêtre normale : l’écran d’accueil s’affiche.</w:t>
-      </w:r>
-    </w:p>
-    <w:p>
-      <w:pPr>
-        <w:pStyle w:val="Corpsdetexte"/>
-        <w:rPr>
-          <w:lang w:val="fr-FR"/>
-        </w:rPr>
       </w:pPr>
       <w:r>
         <w:rPr>
@@ -24313,49 +22496,81 @@
           <w:bCs/>
           <w:lang w:val="fr-BF"/>
         </w:rPr>
-        <w:t xml:space="preserve">⚠️ Ce qui NE fonctionne toujours pas hors ligne, et c’est normal : les DONNÉES. Tous les appels Supabase échouent sans réseau. Ce chantier rend l’INTERFACE disponible hors ligne, pas les données. Le vrai mode offline (file d’attente localStorage + synchronisation) reste à faire — voir §13.2, ligne « Mode hors ligne + </w:t>
-      </w:r>
-      <w:proofErr w:type="spellStart"/>
+        <w:t>Chantiers ouverts à la reprise (session v26.29)</w:t>
+      </w:r>
+    </w:p>
+    <w:p>
+      <w:pPr>
+        <w:pStyle w:val="Corpsdetexte"/>
+        <w:rPr>
+          <w:lang w:val="fr-BF"/>
+        </w:rPr>
+      </w:pPr>
       <w:r>
         <w:rPr>
           <w:b/>
           <w:bCs/>
           <w:lang w:val="fr-BF"/>
         </w:rPr>
-        <w:t>sync</w:t>
-      </w:r>
-      <w:proofErr w:type="spellEnd"/>
+        <w:t>🐛 Bouton « Forcer la déconnexion » ne libère pas le verrou</w:t>
+      </w:r>
+      <w:r>
+        <w:rPr>
+          <w:lang w:val="fr-BF"/>
+        </w:rPr>
+        <w:t xml:space="preserve"> — fonction _forcerDeconnexion (index.html). Elle fait un DELETE sur sessions_actives WHERE user_pin = window._pinSaisi. Or window._pinSaisi n'est renseigné qu'APRÈS un login réussi — donc quand on est bloqué à la porte (avant login), il vaut undefined et le DELETE ne cible rien. Le verrou ne se lève jamais. Contournement actuel : DELETE manuel en base. Piste : ne pas dépendre de window._pinSaisi avant login (cibler par device_id, ou repenser le flux).</w:t>
+      </w:r>
+    </w:p>
+    <w:p>
+      <w:pPr>
+        <w:pStyle w:val="Corpsdetexte"/>
+        <w:rPr>
+          <w:lang w:val="fr-BF"/>
+        </w:rPr>
+      </w:pPr>
       <w:r>
         <w:rPr>
           <w:b/>
           <w:bCs/>
           <w:lang w:val="fr-BF"/>
         </w:rPr>
-        <w:t xml:space="preserve"> auto ».</w:t>
-      </w:r>
-    </w:p>
-    <w:p>
-      <w:pPr>
-        <w:pStyle w:val="Corpsdetexte"/>
-        <w:rPr>
-          <w:lang w:val="fr-FR"/>
-        </w:rPr>
-      </w:pPr>
-      <w:r>
-        <w:rPr>
-          <w:lang w:val="fr-BF"/>
-        </w:rPr>
-        <w:t>💡 En clair : l’agent qui perd le réseau voit maintenant son écran au lieu d’une page blanche. Mais il ne voit pas ses chiffres — ceux-là viennent du serveur. Rendre les chiffres disponibles hors ligne, c’est un autre chantier, plus gros.</w:t>
-      </w:r>
-    </w:p>
-    <w:p>
-      <w:pPr>
-        <w:pStyle w:val="Corpsdetexte"/>
+        <w:t>✅ Bug cosmétique score santé (balises &lt;strong&gt; brutes) — FERMÉ v26.30</w:t>
+      </w:r>
+      <w:r>
+        <w:rPr>
+          <w:lang w:val="fr-BF"/>
+        </w:rPr>
+        <w:t xml:space="preserve"> — corrigé en v26.30. Les balises &lt;strong&gt;/&lt;/strong&gt; ont été retirées de _renderSessionResume() (le CSS .rapport-ligne span:last-child gère déjà le gras). ⚠️ Leçon : DEUX balises étaient en cause, pas une — toujours compter les occurrences avant de conclure qu’un correctif est complet.</w:t>
+      </w:r>
+    </w:p>
+    <w:p>
+      <w:pPr>
+        <w:pStyle w:val="Corpsdetexte"/>
+        <w:rPr>
+          <w:lang w:val="fr-BF"/>
+        </w:rPr>
+      </w:pPr>
+      <w:r>
         <w:rPr>
           <w:b/>
           <w:bCs/>
           <w:lang w:val="fr-BF"/>
         </w:rPr>
+        <w:t>🔒 Session RLS dédiée (§14.3)</w:t>
+      </w:r>
+      <w:r>
+        <w:rPr>
+          <w:lang w:val="fr-BF"/>
+        </w:rPr>
+        <w:t xml:space="preserve"> — lever l'incertitude sur l'état RLS réel de plusieurs tables (bandes, batiments, taches, lots_stock…). Nécessite l'exécution en base des requêtes pg_policies / pg_tables. Aucun correctif sans validation explicite d'Adama, patch par patch.</w:t>
+      </w:r>
+    </w:p>
+    <w:p>
+      <w:pPr>
+        <w:pStyle w:val="Corpsdetexte"/>
+        <w:rPr>
+          <w:lang w:val="fr-BF"/>
+        </w:rPr>
       </w:pPr>
       <w:r>
         <w:rPr>
@@ -24363,37 +22578,23 @@
           <w:bCs/>
           <w:lang w:val="fr-BF"/>
         </w:rPr>
-        <w:t>Chantiers ouverts à la reprise (session v26.29)</w:t>
-      </w:r>
-    </w:p>
-    <w:p>
-      <w:pPr>
-        <w:pStyle w:val="Corpsdetexte"/>
-        <w:rPr>
-          <w:lang w:val="fr-BF"/>
-        </w:rPr>
-      </w:pPr>
-      <w:r>
+        <w:t>🔒 Doublon de policy RLS sur la table clients</w:t>
+      </w:r>
+      <w:r>
+        <w:rPr>
+          <w:lang w:val="fr-BF"/>
+        </w:rPr>
+        <w:t xml:space="preserve"> — à traiter dans la session RLS (déjà noté en point en suspens n°8).</w:t>
+      </w:r>
+    </w:p>
+    <w:p>
+      <w:pPr>
+        <w:pStyle w:val="Corpsdetexte"/>
         <w:rPr>
           <w:b/>
           <w:bCs/>
           <w:lang w:val="fr-BF"/>
         </w:rPr>
-        <w:t>🐛 Bouton « Forcer la déconnexion » ne libère pas le verrou</w:t>
-      </w:r>
-      <w:r>
-        <w:rPr>
-          <w:lang w:val="fr-BF"/>
-        </w:rPr>
-        <w:t xml:space="preserve"> — fonction _forcerDeconnexion (index.html). Elle fait un DELETE sur sessions_actives WHERE user_pin = window._pinSaisi. Or window._pinSaisi n'est renseigné qu'APRÈS un login réussi — donc quand on est bloqué à la porte (avant login), il vaut undefined et le DELETE ne cible rien. Le verrou ne se lève jamais. Contournement actuel : DELETE manuel en base. Piste : ne pas dépendre de window._pinSaisi avant login (cibler par device_id, ou repenser le flux).</w:t>
-      </w:r>
-    </w:p>
-    <w:p>
-      <w:pPr>
-        <w:pStyle w:val="Corpsdetexte"/>
-        <w:rPr>
-          <w:lang w:val="fr-BF"/>
-        </w:rPr>
       </w:pPr>
       <w:r>
         <w:rPr>
@@ -24401,43 +22602,17 @@
           <w:bCs/>
           <w:lang w:val="fr-BF"/>
         </w:rPr>
-        <w:t>✅ Bug cosmétique score santé (balises &lt;strong&gt; brutes) — FERMÉ v26.30</w:t>
-      </w:r>
-      <w:r>
-        <w:rPr>
-          <w:lang w:val="fr-BF"/>
-        </w:rPr>
-        <w:t xml:space="preserve"> — corrigé en v26.30. Les balises &lt;strong&gt;/&lt;/strong&gt; ont été retirées de _renderSessionResume() (le CSS .rapport-ligne span:last-child gère déjà le gras). ⚠️ Leçon : DEUX balises étaient en cause, pas une — toujours compter les occurrences avant de conclure qu’un correctif est complet.</w:t>
-      </w:r>
-    </w:p>
-    <w:p>
-      <w:pPr>
-        <w:pStyle w:val="Corpsdetexte"/>
-        <w:rPr>
-          <w:lang w:val="fr-BF"/>
-        </w:rPr>
-      </w:pPr>
-      <w:r>
+        <w:t>22. Module Pénalités de retard (CHANTIER CLOS — v26.37)</w:t>
+      </w:r>
+    </w:p>
+    <w:p>
+      <w:pPr>
+        <w:pStyle w:val="Corpsdetexte"/>
         <w:rPr>
           <w:b/>
           <w:bCs/>
           <w:lang w:val="fr-BF"/>
         </w:rPr>
-        <w:t>🔒 Session RLS dédiée (§14.3)</w:t>
-      </w:r>
-      <w:r>
-        <w:rPr>
-          <w:lang w:val="fr-BF"/>
-        </w:rPr>
-        <w:t xml:space="preserve"> — lever l'incertitude sur l'état RLS réel de plusieurs tables (bandes, batiments, taches, lots_stock…). Nécessite l'exécution en base des requêtes pg_policies / pg_tables. Aucun correctif sans validation explicite d'Adama, patch par patch.</w:t>
-      </w:r>
-    </w:p>
-    <w:p>
-      <w:pPr>
-        <w:pStyle w:val="Corpsdetexte"/>
-        <w:rPr>
-          <w:lang w:val="fr-BF"/>
-        </w:rPr>
       </w:pPr>
       <w:r>
         <w:rPr>
@@ -24445,126 +22620,66 @@
           <w:bCs/>
           <w:lang w:val="fr-BF"/>
         </w:rPr>
-        <w:t>🔒 Doublon de policy RLS sur la table clients</w:t>
-      </w:r>
-      <w:r>
-        <w:rPr>
-          <w:lang w:val="fr-BF"/>
-        </w:rPr>
-        <w:t xml:space="preserve"> — à traiter dans la session RLS (déjà noté en point en suspens n°8).</w:t>
-      </w:r>
-    </w:p>
-    <w:p>
-      <w:pPr>
-        <w:pStyle w:val="Corpsdetexte"/>
+        <w:t>22.1 Objectif et périmètre</w:t>
+      </w:r>
+    </w:p>
+    <w:p>
+      <w:pPr>
+        <w:pStyle w:val="Corpsdetexte"/>
+        <w:rPr>
+          <w:lang w:val="fr-BF"/>
+        </w:rPr>
+      </w:pPr>
+      <w:r>
+        <w:rPr>
+          <w:lang w:val="fr-BF"/>
+        </w:rPr>
+        <w:t xml:space="preserve">Le module pénalités permet au gérant d'appliquer une pénalité de retard sur une commande dont le client tarde à régler. La pénalité est un </w:t>
+      </w:r>
+      <w:r>
         <w:rPr>
           <w:b/>
           <w:bCs/>
           <w:lang w:val="fr-BF"/>
         </w:rPr>
-      </w:pPr>
+        <w:t>enregistrement séparé</w:t>
+      </w:r>
+      <w:r>
+        <w:rPr>
+          <w:lang w:val="fr-BF"/>
+        </w:rPr>
+        <w:t xml:space="preserve"> — ni un paiement, ni un gonflement de la commande. Elle est signalée au client sur la facture, mais n'entre en comptabilité (RECETTE au journal) </w:t>
+      </w:r>
       <w:r>
         <w:rPr>
           <w:b/>
           <w:bCs/>
           <w:lang w:val="fr-BF"/>
         </w:rPr>
-        <w:t>22. Module Pénalités de retard (CHANTIER CLOS — v26.37)</w:t>
-      </w:r>
-    </w:p>
-    <w:p>
-      <w:pPr>
-        <w:pStyle w:val="Corpsdetexte"/>
+        <w:t>que le jour où il la paie réellement</w:t>
+      </w:r>
+      <w:r>
+        <w:rPr>
+          <w:lang w:val="fr-BF"/>
+        </w:rPr>
+        <w:t>.</w:t>
+      </w:r>
+    </w:p>
+    <w:p>
+      <w:pPr>
+        <w:pStyle w:val="Corpsdetexte"/>
+        <w:rPr>
+          <w:lang w:val="fr-BF"/>
+        </w:rPr>
+      </w:pPr>
+      <w:r>
         <w:rPr>
           <w:b/>
           <w:bCs/>
           <w:lang w:val="fr-BF"/>
         </w:rPr>
-      </w:pPr>
-      <w:r>
-        <w:rPr>
-          <w:b/>
-          <w:bCs/>
-          <w:lang w:val="fr-BF"/>
-        </w:rPr>
-        <w:t>22.1 Objectif et périmètre</w:t>
-      </w:r>
-    </w:p>
-    <w:p>
-      <w:pPr>
-        <w:pStyle w:val="Corpsdetexte"/>
-        <w:rPr>
-          <w:lang w:val="fr-BF"/>
-        </w:rPr>
-      </w:pPr>
-      <w:r>
-        <w:rPr>
-          <w:lang w:val="fr-BF"/>
-        </w:rPr>
-        <w:t xml:space="preserve">Le module pénalités permet au gérant d'appliquer une pénalité de retard sur une commande dont le client tarde à régler. La pénalité est un </w:t>
-      </w:r>
-      <w:r>
-        <w:rPr>
-          <w:b/>
-          <w:bCs/>
-          <w:lang w:val="fr-BF"/>
-        </w:rPr>
-        <w:t>enregistrement séparé</w:t>
-      </w:r>
-      <w:r>
-        <w:rPr>
-          <w:lang w:val="fr-BF"/>
-        </w:rPr>
-        <w:t xml:space="preserve"> — ni un paiement, ni un gonflement de la commande. Elle est signalée au client sur la facture, mais n'entre en comptabilité (RECETTE au journal) </w:t>
-      </w:r>
-      <w:r>
-        <w:rPr>
-          <w:b/>
-          <w:bCs/>
-          <w:lang w:val="fr-BF"/>
-        </w:rPr>
-        <w:t>que le jour où il la paie réellement</w:t>
-      </w:r>
-      <w:r>
-        <w:rPr>
-          <w:lang w:val="fr-BF"/>
-        </w:rPr>
-        <w:t>.</w:t>
-      </w:r>
-    </w:p>
-    <w:p>
-      <w:pPr>
-        <w:pStyle w:val="Corpsdetexte"/>
-        <w:rPr>
-          <w:lang w:val="fr-BF"/>
-        </w:rPr>
-      </w:pPr>
-      <w:r>
-        <w:rPr>
-          <w:b/>
-          <w:bCs/>
-          <w:lang w:val="fr-BF"/>
-        </w:rPr>
         <w:lastRenderedPageBreak/>
-        <w:t xml:space="preserve">Seul le GÉRANT saisit. Réservé à l'onglet GESTION, module </w:t>
-      </w:r>
-      <w:proofErr w:type="spellStart"/>
-      <w:r>
-        <w:rPr>
-          <w:b/>
-          <w:bCs/>
-          <w:lang w:val="fr-BF"/>
-        </w:rPr>
-        <w:t>js</w:t>
-      </w:r>
-      <w:proofErr w:type="spellEnd"/>
-      <w:r>
-        <w:rPr>
-          <w:b/>
-          <w:bCs/>
-          <w:lang w:val="fr-BF"/>
-        </w:rPr>
-        <w:t>/commandes/commandes.js (bloc Règlement du détail commande).</w:t>
+        <w:t>Seul le GÉRANT saisit. Réservé à l'onglet GESTION, module js/commandes/commandes.js (bloc Règlement du détail commande).</w:t>
       </w:r>
     </w:p>
     <w:p>
@@ -24629,21 +22744,7 @@
         <w:rPr>
           <w:lang w:val="fr-BF"/>
         </w:rPr>
-        <w:t xml:space="preserve"> — table </w:t>
-      </w:r>
-      <w:proofErr w:type="spellStart"/>
-      <w:r>
-        <w:rPr>
-          <w:lang w:val="fr-BF"/>
-        </w:rPr>
-        <w:t>penalites</w:t>
-      </w:r>
-      <w:proofErr w:type="spellEnd"/>
-      <w:r>
-        <w:rPr>
-          <w:lang w:val="fr-BF"/>
-        </w:rPr>
-        <w:t xml:space="preserve"> dédiée. Une pénalité ne modifie ni le statut, ni les lignes, ni le total de la commande.</w:t>
+        <w:t xml:space="preserve"> — table penalites dédiée. Une pénalité ne modifie ni le statut, ni les lignes, ni le total de la commande.</w:t>
       </w:r>
     </w:p>
     <w:p>
@@ -24805,25 +22906,7 @@
           <w:bCs/>
           <w:lang w:val="fr-BF"/>
         </w:rPr>
-        <w:t xml:space="preserve">22.3 La table </w:t>
-      </w:r>
-      <w:proofErr w:type="spellStart"/>
-      <w:r>
-        <w:rPr>
-          <w:b/>
-          <w:bCs/>
-          <w:lang w:val="fr-BF"/>
-        </w:rPr>
-        <w:t>penalites</w:t>
-      </w:r>
-      <w:proofErr w:type="spellEnd"/>
-      <w:r>
-        <w:rPr>
-          <w:b/>
-          <w:bCs/>
-          <w:lang w:val="fr-BF"/>
-        </w:rPr>
-        <w:t xml:space="preserve"> (Migration 049)</w:t>
+        <w:t>22.3 La table penalites (Migration 049)</w:t>
       </w:r>
     </w:p>
     <w:p>
@@ -24990,19 +23073,11 @@
                 <w:lang w:val="fr-BF"/>
               </w:rPr>
             </w:pPr>
-            <w:proofErr w:type="spellStart"/>
-            <w:r>
-              <w:rPr>
-                <w:lang w:val="fr-BF"/>
-              </w:rPr>
-              <w:t>uuid</w:t>
-            </w:r>
-            <w:proofErr w:type="spellEnd"/>
-            <w:r>
-              <w:rPr>
-                <w:lang w:val="fr-BF"/>
-              </w:rPr>
-              <w:t xml:space="preserve"> NOT NULL</w:t>
+            <w:r>
+              <w:rPr>
+                <w:lang w:val="fr-BF"/>
+              </w:rPr>
+              <w:t>uuid NOT NULL</w:t>
             </w:r>
           </w:p>
         </w:tc>
@@ -25023,21 +23098,7 @@
               <w:rPr>
                 <w:lang w:val="fr-BF"/>
               </w:rPr>
-              <w:t xml:space="preserve">Clé primaire, default </w:t>
-            </w:r>
-            <w:proofErr w:type="spellStart"/>
-            <w:r>
-              <w:rPr>
-                <w:lang w:val="fr-BF"/>
-              </w:rPr>
-              <w:t>gen_random_uuid</w:t>
-            </w:r>
-            <w:proofErr w:type="spellEnd"/>
-            <w:r>
-              <w:rPr>
-                <w:lang w:val="fr-BF"/>
-              </w:rPr>
-              <w:t>()</w:t>
+              <w:t>Clé primaire, default gen_random_uuid()</w:t>
             </w:r>
           </w:p>
         </w:tc>
@@ -25059,14 +23120,12 @@
                 <w:lang w:val="fr-BF"/>
               </w:rPr>
             </w:pPr>
-            <w:proofErr w:type="spellStart"/>
             <w:r>
               <w:rPr>
                 <w:lang w:val="fr-BF"/>
               </w:rPr>
               <w:t>ferme_id</w:t>
             </w:r>
-            <w:proofErr w:type="spellEnd"/>
           </w:p>
         </w:tc>
         <w:tc>
@@ -25082,19 +23141,11 @@
                 <w:lang w:val="fr-BF"/>
               </w:rPr>
             </w:pPr>
-            <w:proofErr w:type="spellStart"/>
-            <w:r>
-              <w:rPr>
-                <w:lang w:val="fr-BF"/>
-              </w:rPr>
-              <w:t>uuid</w:t>
-            </w:r>
-            <w:proofErr w:type="spellEnd"/>
-            <w:r>
-              <w:rPr>
-                <w:lang w:val="fr-BF"/>
-              </w:rPr>
-              <w:t xml:space="preserve"> NOT NULL</w:t>
+            <w:r>
+              <w:rPr>
+                <w:lang w:val="fr-BF"/>
+              </w:rPr>
+              <w:t>uuid NOT NULL</w:t>
             </w:r>
           </w:p>
         </w:tc>
@@ -25137,14 +23188,12 @@
                 <w:lang w:val="fr-BF"/>
               </w:rPr>
             </w:pPr>
-            <w:proofErr w:type="spellStart"/>
             <w:r>
               <w:rPr>
                 <w:lang w:val="fr-BF"/>
               </w:rPr>
               <w:t>commande_id</w:t>
             </w:r>
-            <w:proofErr w:type="spellEnd"/>
           </w:p>
         </w:tc>
         <w:tc>
@@ -25160,19 +23209,11 @@
                 <w:lang w:val="fr-BF"/>
               </w:rPr>
             </w:pPr>
-            <w:proofErr w:type="spellStart"/>
-            <w:r>
-              <w:rPr>
-                <w:lang w:val="fr-BF"/>
-              </w:rPr>
-              <w:t>uuid</w:t>
-            </w:r>
-            <w:proofErr w:type="spellEnd"/>
-            <w:r>
-              <w:rPr>
-                <w:lang w:val="fr-BF"/>
-              </w:rPr>
-              <w:t xml:space="preserve"> NOT NULL</w:t>
+            <w:r>
+              <w:rPr>
+                <w:lang w:val="fr-BF"/>
+              </w:rPr>
+              <w:t>uuid NOT NULL</w:t>
             </w:r>
           </w:p>
         </w:tc>
@@ -25215,14 +23256,12 @@
                 <w:lang w:val="fr-BF"/>
               </w:rPr>
             </w:pPr>
-            <w:proofErr w:type="spellStart"/>
             <w:r>
               <w:rPr>
                 <w:lang w:val="fr-BF"/>
               </w:rPr>
               <w:t>client_id</w:t>
             </w:r>
-            <w:proofErr w:type="spellEnd"/>
           </w:p>
         </w:tc>
         <w:tc>
@@ -25238,19 +23277,11 @@
                 <w:lang w:val="fr-BF"/>
               </w:rPr>
             </w:pPr>
-            <w:proofErr w:type="spellStart"/>
-            <w:r>
-              <w:rPr>
-                <w:lang w:val="fr-BF"/>
-              </w:rPr>
-              <w:t>uuid</w:t>
-            </w:r>
-            <w:proofErr w:type="spellEnd"/>
-            <w:r>
-              <w:rPr>
-                <w:lang w:val="fr-BF"/>
-              </w:rPr>
-              <w:t xml:space="preserve"> NOT NULL</w:t>
+            <w:r>
+              <w:rPr>
+                <w:lang w:val="fr-BF"/>
+              </w:rPr>
+              <w:t>uuid NOT NULL</w:t>
             </w:r>
           </w:p>
         </w:tc>
@@ -25293,14 +23324,12 @@
                 <w:lang w:val="fr-BF"/>
               </w:rPr>
             </w:pPr>
-            <w:proofErr w:type="spellStart"/>
             <w:r>
               <w:rPr>
                 <w:lang w:val="fr-BF"/>
               </w:rPr>
               <w:t>taux_pct</w:t>
             </w:r>
-            <w:proofErr w:type="spellEnd"/>
           </w:p>
         </w:tc>
         <w:tc>
@@ -25316,19 +23345,11 @@
                 <w:lang w:val="fr-BF"/>
               </w:rPr>
             </w:pPr>
-            <w:proofErr w:type="spellStart"/>
-            <w:r>
-              <w:rPr>
-                <w:lang w:val="fr-BF"/>
-              </w:rPr>
-              <w:t>numeric</w:t>
-            </w:r>
-            <w:proofErr w:type="spellEnd"/>
-            <w:r>
-              <w:rPr>
-                <w:lang w:val="fr-BF"/>
-              </w:rPr>
-              <w:t xml:space="preserve"> NOT NULL</w:t>
+            <w:r>
+              <w:rPr>
+                <w:lang w:val="fr-BF"/>
+              </w:rPr>
+              <w:t>numeric NOT NULL</w:t>
             </w:r>
           </w:p>
         </w:tc>
@@ -25371,7 +23392,6 @@
                 <w:lang w:val="fr-BF"/>
               </w:rPr>
             </w:pPr>
-            <w:proofErr w:type="spellStart"/>
             <w:r>
               <w:rPr>
                 <w:lang w:val="fr-BF"/>
@@ -25379,7 +23399,6 @@
               <w:lastRenderedPageBreak/>
               <w:t>base_calcul</w:t>
             </w:r>
-            <w:proofErr w:type="spellEnd"/>
           </w:p>
         </w:tc>
         <w:tc>
@@ -25395,19 +23414,11 @@
                 <w:lang w:val="fr-BF"/>
               </w:rPr>
             </w:pPr>
-            <w:proofErr w:type="spellStart"/>
-            <w:r>
-              <w:rPr>
-                <w:lang w:val="fr-BF"/>
-              </w:rPr>
-              <w:t>numeric</w:t>
-            </w:r>
-            <w:proofErr w:type="spellEnd"/>
-            <w:r>
-              <w:rPr>
-                <w:lang w:val="fr-BF"/>
-              </w:rPr>
-              <w:t xml:space="preserve"> NOT NULL</w:t>
+            <w:r>
+              <w:rPr>
+                <w:lang w:val="fr-BF"/>
+              </w:rPr>
+              <w:t>numeric NOT NULL</w:t>
             </w:r>
           </w:p>
         </w:tc>
@@ -25471,19 +23482,11 @@
                 <w:lang w:val="fr-BF"/>
               </w:rPr>
             </w:pPr>
-            <w:proofErr w:type="spellStart"/>
-            <w:r>
-              <w:rPr>
-                <w:lang w:val="fr-BF"/>
-              </w:rPr>
-              <w:t>numeric</w:t>
-            </w:r>
-            <w:proofErr w:type="spellEnd"/>
-            <w:r>
-              <w:rPr>
-                <w:lang w:val="fr-BF"/>
-              </w:rPr>
-              <w:t xml:space="preserve"> NOT NULL</w:t>
+            <w:r>
+              <w:rPr>
+                <w:lang w:val="fr-BF"/>
+              </w:rPr>
+              <w:t>numeric NOT NULL</w:t>
             </w:r>
           </w:p>
         </w:tc>
@@ -25526,14 +23529,12 @@
                 <w:lang w:val="fr-BF"/>
               </w:rPr>
             </w:pPr>
-            <w:proofErr w:type="spellStart"/>
             <w:r>
               <w:rPr>
                 <w:lang w:val="fr-BF"/>
               </w:rPr>
               <w:t>date_penalite</w:t>
             </w:r>
-            <w:proofErr w:type="spellEnd"/>
           </w:p>
         </w:tc>
         <w:tc>
@@ -25617,19 +23618,11 @@
                 <w:lang w:val="fr-BF"/>
               </w:rPr>
             </w:pPr>
-            <w:proofErr w:type="spellStart"/>
-            <w:r>
-              <w:rPr>
-                <w:lang w:val="fr-BF"/>
-              </w:rPr>
-              <w:t>boolean</w:t>
-            </w:r>
-            <w:proofErr w:type="spellEnd"/>
-            <w:r>
-              <w:rPr>
-                <w:lang w:val="fr-BF"/>
-              </w:rPr>
-              <w:t xml:space="preserve"> NOT NULL</w:t>
+            <w:r>
+              <w:rPr>
+                <w:lang w:val="fr-BF"/>
+              </w:rPr>
+              <w:t>boolean NOT NULL</w:t>
             </w:r>
           </w:p>
         </w:tc>
@@ -25672,14 +23665,12 @@
                 <w:lang w:val="fr-BF"/>
               </w:rPr>
             </w:pPr>
-            <w:proofErr w:type="spellStart"/>
             <w:r>
               <w:rPr>
                 <w:lang w:val="fr-BF"/>
               </w:rPr>
               <w:t>date_paiement</w:t>
             </w:r>
-            <w:proofErr w:type="spellEnd"/>
           </w:p>
         </w:tc>
         <w:tc>
@@ -25763,14 +23754,12 @@
                 <w:lang w:val="fr-BF"/>
               </w:rPr>
             </w:pPr>
-            <w:proofErr w:type="spellStart"/>
             <w:r>
               <w:rPr>
                 <w:lang w:val="fr-BF"/>
               </w:rPr>
               <w:t>text</w:t>
             </w:r>
-            <w:proofErr w:type="spellEnd"/>
           </w:p>
         </w:tc>
         <w:tc>
@@ -25833,14 +23822,12 @@
                 <w:lang w:val="fr-BF"/>
               </w:rPr>
             </w:pPr>
-            <w:proofErr w:type="spellStart"/>
             <w:r>
               <w:rPr>
                 <w:lang w:val="fr-BF"/>
               </w:rPr>
               <w:t>text</w:t>
             </w:r>
-            <w:proofErr w:type="spellEnd"/>
           </w:p>
         </w:tc>
         <w:tc>
@@ -25903,19 +23890,11 @@
                 <w:lang w:val="fr-BF"/>
               </w:rPr>
             </w:pPr>
-            <w:proofErr w:type="spellStart"/>
-            <w:r>
-              <w:rPr>
-                <w:lang w:val="fr-BF"/>
-              </w:rPr>
-              <w:t>boolean</w:t>
-            </w:r>
-            <w:proofErr w:type="spellEnd"/>
-            <w:r>
-              <w:rPr>
-                <w:lang w:val="fr-BF"/>
-              </w:rPr>
-              <w:t xml:space="preserve"> NOT NULL</w:t>
+            <w:r>
+              <w:rPr>
+                <w:lang w:val="fr-BF"/>
+              </w:rPr>
+              <w:t>boolean NOT NULL</w:t>
             </w:r>
           </w:p>
         </w:tc>
@@ -25958,14 +23937,12 @@
                 <w:lang w:val="fr-BF"/>
               </w:rPr>
             </w:pPr>
-            <w:proofErr w:type="spellStart"/>
             <w:r>
               <w:rPr>
                 <w:lang w:val="fr-BF"/>
               </w:rPr>
               <w:t>annee</w:t>
             </w:r>
-            <w:proofErr w:type="spellEnd"/>
           </w:p>
         </w:tc>
         <w:tc>
@@ -25981,19 +23958,11 @@
                 <w:lang w:val="fr-BF"/>
               </w:rPr>
             </w:pPr>
-            <w:proofErr w:type="spellStart"/>
-            <w:r>
-              <w:rPr>
-                <w:lang w:val="fr-BF"/>
-              </w:rPr>
-              <w:t>integer</w:t>
-            </w:r>
-            <w:proofErr w:type="spellEnd"/>
-            <w:r>
-              <w:rPr>
-                <w:lang w:val="fr-BF"/>
-              </w:rPr>
-              <w:t xml:space="preserve"> NOT NULL</w:t>
+            <w:r>
+              <w:rPr>
+                <w:lang w:val="fr-BF"/>
+              </w:rPr>
+              <w:t>integer NOT NULL</w:t>
             </w:r>
           </w:p>
         </w:tc>
@@ -26036,14 +24005,12 @@
                 <w:lang w:val="fr-BF"/>
               </w:rPr>
             </w:pPr>
-            <w:proofErr w:type="spellStart"/>
             <w:r>
               <w:rPr>
                 <w:lang w:val="fr-BF"/>
               </w:rPr>
               <w:t>numero_seq</w:t>
             </w:r>
-            <w:proofErr w:type="spellEnd"/>
           </w:p>
         </w:tc>
         <w:tc>
@@ -26059,19 +24026,11 @@
                 <w:lang w:val="fr-BF"/>
               </w:rPr>
             </w:pPr>
-            <w:proofErr w:type="spellStart"/>
-            <w:r>
-              <w:rPr>
-                <w:lang w:val="fr-BF"/>
-              </w:rPr>
-              <w:t>integer</w:t>
-            </w:r>
-            <w:proofErr w:type="spellEnd"/>
-            <w:r>
-              <w:rPr>
-                <w:lang w:val="fr-BF"/>
-              </w:rPr>
-              <w:t xml:space="preserve"> NOT NULL</w:t>
+            <w:r>
+              <w:rPr>
+                <w:lang w:val="fr-BF"/>
+              </w:rPr>
+              <w:t>integer NOT NULL</w:t>
             </w:r>
           </w:p>
         </w:tc>
@@ -26114,14 +24073,12 @@
                 <w:lang w:val="fr-BF"/>
               </w:rPr>
             </w:pPr>
-            <w:proofErr w:type="spellStart"/>
             <w:r>
               <w:rPr>
                 <w:lang w:val="fr-BF"/>
               </w:rPr>
               <w:t>created_at</w:t>
             </w:r>
-            <w:proofErr w:type="spellEnd"/>
           </w:p>
         </w:tc>
         <w:tc>
@@ -26137,19 +24094,11 @@
                 <w:lang w:val="fr-BF"/>
               </w:rPr>
             </w:pPr>
-            <w:proofErr w:type="spellStart"/>
-            <w:r>
-              <w:rPr>
-                <w:lang w:val="fr-BF"/>
-              </w:rPr>
-              <w:t>timestamptz</w:t>
-            </w:r>
-            <w:proofErr w:type="spellEnd"/>
-            <w:r>
-              <w:rPr>
-                <w:lang w:val="fr-BF"/>
-              </w:rPr>
-              <w:t xml:space="preserve"> NOT NULL</w:t>
+            <w:r>
+              <w:rPr>
+                <w:lang w:val="fr-BF"/>
+              </w:rPr>
+              <w:t>timestamptz NOT NULL</w:t>
             </w:r>
           </w:p>
         </w:tc>
@@ -26170,21 +24119,7 @@
               <w:rPr>
                 <w:lang w:val="fr-BF"/>
               </w:rPr>
-              <w:t xml:space="preserve">Default </w:t>
-            </w:r>
-            <w:proofErr w:type="spellStart"/>
-            <w:r>
-              <w:rPr>
-                <w:lang w:val="fr-BF"/>
-              </w:rPr>
-              <w:t>now</w:t>
-            </w:r>
-            <w:proofErr w:type="spellEnd"/>
-            <w:r>
-              <w:rPr>
-                <w:lang w:val="fr-BF"/>
-              </w:rPr>
-              <w:t>()</w:t>
+              <w:t>Default now()</w:t>
             </w:r>
           </w:p>
         </w:tc>
@@ -26206,122 +24141,16 @@
           <w:bCs/>
           <w:lang w:val="fr-BF"/>
         </w:rPr>
-        <w:t>UNIQUE (</w:t>
-      </w:r>
-      <w:proofErr w:type="spellStart"/>
-      <w:r>
-        <w:rPr>
-          <w:b/>
-          <w:bCs/>
-          <w:lang w:val="fr-BF"/>
-        </w:rPr>
-        <w:t>ferme_id</w:t>
-      </w:r>
-      <w:proofErr w:type="spellEnd"/>
-      <w:r>
-        <w:rPr>
-          <w:b/>
-          <w:bCs/>
-          <w:lang w:val="fr-BF"/>
-        </w:rPr>
-        <w:t xml:space="preserve">, </w:t>
-      </w:r>
-      <w:proofErr w:type="spellStart"/>
-      <w:r>
-        <w:rPr>
-          <w:b/>
-          <w:bCs/>
-          <w:lang w:val="fr-BF"/>
-        </w:rPr>
-        <w:t>annee</w:t>
-      </w:r>
-      <w:proofErr w:type="spellEnd"/>
-      <w:r>
-        <w:rPr>
-          <w:b/>
-          <w:bCs/>
-          <w:lang w:val="fr-BF"/>
-        </w:rPr>
-        <w:t xml:space="preserve">, </w:t>
-      </w:r>
-      <w:proofErr w:type="spellStart"/>
-      <w:r>
-        <w:rPr>
-          <w:b/>
-          <w:bCs/>
-          <w:lang w:val="fr-BF"/>
-        </w:rPr>
-        <w:t>numero_seq</w:t>
-      </w:r>
-      <w:proofErr w:type="spellEnd"/>
-      <w:r>
-        <w:rPr>
-          <w:b/>
-          <w:bCs/>
-          <w:lang w:val="fr-BF"/>
-        </w:rPr>
-        <w:t>)</w:t>
-      </w:r>
-      <w:r>
-        <w:rPr>
-          <w:lang w:val="fr-BF"/>
-        </w:rPr>
-        <w:t xml:space="preserve"> → numérotation PEN-{</w:t>
-      </w:r>
-      <w:proofErr w:type="spellStart"/>
-      <w:r>
-        <w:rPr>
-          <w:lang w:val="fr-BF"/>
-        </w:rPr>
-        <w:t>annee</w:t>
-      </w:r>
-      <w:proofErr w:type="spellEnd"/>
-      <w:r>
-        <w:rPr>
-          <w:lang w:val="fr-BF"/>
-        </w:rPr>
-        <w:t>}-{</w:t>
-      </w:r>
-      <w:proofErr w:type="spellStart"/>
-      <w:r>
-        <w:rPr>
-          <w:lang w:val="fr-BF"/>
-        </w:rPr>
-        <w:t>seq</w:t>
-      </w:r>
-      <w:proofErr w:type="spellEnd"/>
-      <w:r>
-        <w:rPr>
-          <w:lang w:val="fr-BF"/>
-        </w:rPr>
-        <w:t xml:space="preserve">}. </w:t>
-      </w:r>
-      <w:r>
-        <w:t xml:space="preserve">RLS : policy </w:t>
-      </w:r>
-      <w:proofErr w:type="spellStart"/>
-      <w:r>
-        <w:t>penalites_isolation</w:t>
-      </w:r>
-      <w:proofErr w:type="spellEnd"/>
-      <w:r>
-        <w:t>, FOR ALL TO anon, USING + WITH CHECK = (</w:t>
-      </w:r>
-      <w:proofErr w:type="spellStart"/>
-      <w:r>
-        <w:t>ferme_id</w:t>
-      </w:r>
-      <w:proofErr w:type="spellEnd"/>
-      <w:r>
-        <w:t xml:space="preserve"> = </w:t>
-      </w:r>
-      <w:proofErr w:type="spellStart"/>
-      <w:r>
-        <w:t>get_ferme_id</w:t>
-      </w:r>
-      <w:proofErr w:type="spellEnd"/>
-      <w:r>
-        <w:t>()).</w:t>
+        <w:t>UNIQUE (ferme_id, annee, numero_seq)</w:t>
+      </w:r>
+      <w:r>
+        <w:rPr>
+          <w:lang w:val="fr-BF"/>
+        </w:rPr>
+        <w:t xml:space="preserve"> → numérotation PEN-{annee}-{seq}. </w:t>
+      </w:r>
+      <w:r>
+        <w:t>RLS : policy penalites_isolation, FOR ALL TO anon, USING + WITH CHECK = (ferme_id = get_ferme_id()).</w:t>
       </w:r>
     </w:p>
     <w:p>
@@ -26405,21 +24234,7 @@
         <w:rPr>
           <w:lang w:val="fr-BF"/>
         </w:rPr>
-        <w:t xml:space="preserve"> : il saisit directement un montant en FCFA. Comme </w:t>
-      </w:r>
-      <w:proofErr w:type="spellStart"/>
-      <w:r>
-        <w:rPr>
-          <w:lang w:val="fr-BF"/>
-        </w:rPr>
-        <w:t>taux_pct</w:t>
-      </w:r>
-      <w:proofErr w:type="spellEnd"/>
-      <w:r>
-        <w:rPr>
-          <w:lang w:val="fr-BF"/>
-        </w:rPr>
-        <w:t xml:space="preserve"> est NOT NULL avec CHECK &gt; 0 en base, </w:t>
+        <w:t xml:space="preserve"> : il saisit directement un montant en FCFA. Comme taux_pct est NOT NULL avec CHECK &gt; 0 en base, </w:t>
       </w:r>
       <w:r>
         <w:rPr>
@@ -26461,21 +24276,7 @@
         <w:rPr>
           <w:lang w:val="fr-BF"/>
         </w:rPr>
-        <w:t xml:space="preserve"> à l'INSERT (décision 5). Le reste à payer est lu au moment de la saisie, comme dans le module Paiements (_</w:t>
-      </w:r>
-      <w:proofErr w:type="spellStart"/>
-      <w:r>
-        <w:rPr>
-          <w:lang w:val="fr-BF"/>
-        </w:rPr>
-        <w:t>penReste</w:t>
-      </w:r>
-      <w:proofErr w:type="spellEnd"/>
-      <w:r>
-        <w:rPr>
-          <w:lang w:val="fr-BF"/>
-        </w:rPr>
-        <w:t>).</w:t>
+        <w:t xml:space="preserve"> à l'INSERT (décision 5). Le reste à payer est lu au moment de la saisie, comme dans le module Paiements (_penReste).</w:t>
       </w:r>
     </w:p>
     <w:p>
@@ -26511,21 +24312,7 @@
         <w:rPr>
           <w:lang w:val="fr-BF"/>
         </w:rPr>
-        <w:t xml:space="preserve"> : en mode montant fixe, </w:t>
-      </w:r>
-      <w:proofErr w:type="spellStart"/>
-      <w:r>
-        <w:rPr>
-          <w:lang w:val="fr-BF"/>
-        </w:rPr>
-        <w:t>taux_pct</w:t>
-      </w:r>
-      <w:proofErr w:type="spellEnd"/>
-      <w:r>
-        <w:rPr>
-          <w:lang w:val="fr-BF"/>
-        </w:rPr>
-        <w:t xml:space="preserve"> porte donc une valeur reconstituée, pas un taux saisi par le gérant. C'est volontaire — elle sert uniquement de trace, jamais de base à un recalcul.</w:t>
+        <w:t xml:space="preserve"> : en mode montant fixe, taux_pct porte donc une valeur reconstituée, pas un taux saisi par le gérant. C'est volontaire — elle sert uniquement de trace, jamais de base à un recalcul.</w:t>
       </w:r>
     </w:p>
     <w:p>
@@ -26543,149 +24330,35 @@
           <w:bCs/>
           <w:lang w:val="fr-BF"/>
         </w:rPr>
-        <w:t xml:space="preserve">22.5 Encaissement — RPC </w:t>
-      </w:r>
-      <w:proofErr w:type="spellStart"/>
+        <w:t>22.5 Encaissement — RPC encaisser_penalite (Migration 050)</w:t>
+      </w:r>
+    </w:p>
+    <w:p>
+      <w:pPr>
+        <w:pStyle w:val="Corpsdetexte"/>
+        <w:rPr>
+          <w:lang w:val="fr-BF"/>
+        </w:rPr>
+      </w:pPr>
+      <w:r>
+        <w:rPr>
+          <w:lang w:val="fr-BF"/>
+        </w:rPr>
+        <w:t xml:space="preserve">Signature : </w:t>
+      </w:r>
       <w:r>
         <w:rPr>
           <w:b/>
           <w:bCs/>
           <w:lang w:val="fr-BF"/>
         </w:rPr>
-        <w:t>encaisser_penalite</w:t>
-      </w:r>
-      <w:proofErr w:type="spellEnd"/>
-      <w:r>
-        <w:rPr>
-          <w:b/>
-          <w:bCs/>
-          <w:lang w:val="fr-BF"/>
-        </w:rPr>
-        <w:t xml:space="preserve"> (Migration 050)</w:t>
-      </w:r>
-    </w:p>
-    <w:p>
-      <w:pPr>
-        <w:pStyle w:val="Corpsdetexte"/>
-        <w:rPr>
-          <w:lang w:val="fr-BF"/>
-        </w:rPr>
-      </w:pPr>
-      <w:r>
-        <w:rPr>
-          <w:lang w:val="fr-BF"/>
-        </w:rPr>
-        <w:t xml:space="preserve">Signature : </w:t>
-      </w:r>
-      <w:proofErr w:type="spellStart"/>
-      <w:r>
-        <w:rPr>
-          <w:b/>
-          <w:bCs/>
-          <w:lang w:val="fr-BF"/>
-        </w:rPr>
-        <w:t>encaisser_penalite</w:t>
-      </w:r>
-      <w:proofErr w:type="spellEnd"/>
-      <w:r>
-        <w:rPr>
-          <w:b/>
-          <w:bCs/>
-          <w:lang w:val="fr-BF"/>
-        </w:rPr>
-        <w:t>(</w:t>
-      </w:r>
-      <w:proofErr w:type="spellStart"/>
-      <w:r>
-        <w:rPr>
-          <w:b/>
-          <w:bCs/>
-          <w:lang w:val="fr-BF"/>
-        </w:rPr>
-        <w:t>p_penalite_id</w:t>
-      </w:r>
-      <w:proofErr w:type="spellEnd"/>
-      <w:r>
-        <w:rPr>
-          <w:b/>
-          <w:bCs/>
-          <w:lang w:val="fr-BF"/>
-        </w:rPr>
-        <w:t xml:space="preserve"> </w:t>
-      </w:r>
-      <w:proofErr w:type="spellStart"/>
-      <w:r>
-        <w:rPr>
-          <w:b/>
-          <w:bCs/>
-          <w:lang w:val="fr-BF"/>
-        </w:rPr>
-        <w:t>uuid</w:t>
-      </w:r>
-      <w:proofErr w:type="spellEnd"/>
-      <w:r>
-        <w:rPr>
-          <w:b/>
-          <w:bCs/>
-          <w:lang w:val="fr-BF"/>
-        </w:rPr>
-        <w:t xml:space="preserve">, </w:t>
-      </w:r>
-      <w:proofErr w:type="spellStart"/>
-      <w:r>
-        <w:rPr>
-          <w:b/>
-          <w:bCs/>
-          <w:lang w:val="fr-BF"/>
-        </w:rPr>
-        <w:t>p_moyen</w:t>
-      </w:r>
-      <w:proofErr w:type="spellEnd"/>
-      <w:r>
-        <w:rPr>
-          <w:b/>
-          <w:bCs/>
-          <w:lang w:val="fr-BF"/>
-        </w:rPr>
-        <w:t xml:space="preserve"> </w:t>
-      </w:r>
-      <w:proofErr w:type="spellStart"/>
-      <w:r>
-        <w:rPr>
-          <w:b/>
-          <w:bCs/>
-          <w:lang w:val="fr-BF"/>
-        </w:rPr>
-        <w:t>text</w:t>
-      </w:r>
-      <w:proofErr w:type="spellEnd"/>
-      <w:r>
-        <w:rPr>
-          <w:b/>
-          <w:bCs/>
-          <w:lang w:val="fr-BF"/>
-        </w:rPr>
-        <w:t>)</w:t>
-      </w:r>
-      <w:r>
-        <w:rPr>
-          <w:lang w:val="fr-BF"/>
-        </w:rPr>
-        <w:t xml:space="preserve"> — vérifiée en base (</w:t>
-      </w:r>
-      <w:proofErr w:type="spellStart"/>
-      <w:r>
-        <w:rPr>
-          <w:lang w:val="fr-BF"/>
-        </w:rPr>
-        <w:t>oid</w:t>
-      </w:r>
-      <w:proofErr w:type="spellEnd"/>
-      <w:r>
-        <w:rPr>
-          <w:lang w:val="fr-BF"/>
-        </w:rPr>
-        <w:t xml:space="preserve"> 19735, une seule fonction, pas de surcharge). SECURITY DEFINER, atomique. Elle enchaîne, dans l'ordre :</w:t>
+        <w:t>encaisser_penalite(p_penalite_id uuid, p_moyen text)</w:t>
+      </w:r>
+      <w:r>
+        <w:rPr>
+          <w:lang w:val="fr-BF"/>
+        </w:rPr>
+        <w:t xml:space="preserve"> — vérifiée en base (oid 19735, une seule fonction, pas de surcharge). SECURITY DEFINER, atomique. Elle enchaîne, dans l'ordre :</w:t>
       </w:r>
     </w:p>
     <w:p>
@@ -26703,35 +24376,7 @@
         <w:rPr>
           <w:lang w:val="fr-BF"/>
         </w:rPr>
-        <w:t>fail-</w:t>
-      </w:r>
-      <w:proofErr w:type="spellStart"/>
-      <w:r>
-        <w:rPr>
-          <w:lang w:val="fr-BF"/>
-        </w:rPr>
-        <w:t>closed</w:t>
-      </w:r>
-      <w:proofErr w:type="spellEnd"/>
-      <w:r>
-        <w:rPr>
-          <w:lang w:val="fr-BF"/>
-        </w:rPr>
-        <w:t xml:space="preserve"> si </w:t>
-      </w:r>
-      <w:proofErr w:type="spellStart"/>
-      <w:r>
-        <w:rPr>
-          <w:lang w:val="fr-BF"/>
-        </w:rPr>
-        <w:t>get_ferme_id</w:t>
-      </w:r>
-      <w:proofErr w:type="spellEnd"/>
-      <w:r>
-        <w:rPr>
-          <w:lang w:val="fr-BF"/>
-        </w:rPr>
-        <w:t>() est NULL ;</w:t>
+        <w:t>fail-closed si get_ferme_id() est NULL ;</w:t>
       </w:r>
     </w:p>
     <w:p>
@@ -26767,35 +24412,7 @@
         <w:rPr>
           <w:lang w:val="fr-BF"/>
         </w:rPr>
-        <w:t xml:space="preserve">trouve la bande à imputer : 1re bande des </w:t>
-      </w:r>
-      <w:proofErr w:type="spellStart"/>
-      <w:r>
-        <w:rPr>
-          <w:lang w:val="fr-BF"/>
-        </w:rPr>
-        <w:t>commande_lignes</w:t>
-      </w:r>
-      <w:proofErr w:type="spellEnd"/>
-      <w:r>
-        <w:rPr>
-          <w:lang w:val="fr-BF"/>
-        </w:rPr>
-        <w:t xml:space="preserve"> (ORDER BY </w:t>
-      </w:r>
-      <w:proofErr w:type="spellStart"/>
-      <w:r>
-        <w:rPr>
-          <w:lang w:val="fr-BF"/>
-        </w:rPr>
-        <w:t>created_at</w:t>
-      </w:r>
-      <w:proofErr w:type="spellEnd"/>
-      <w:r>
-        <w:rPr>
-          <w:lang w:val="fr-BF"/>
-        </w:rPr>
-        <w:t xml:space="preserve">), avec </w:t>
+        <w:t xml:space="preserve">trouve la bande à imputer : 1re bande des commande_lignes (ORDER BY created_at), avec </w:t>
       </w:r>
       <w:r>
         <w:rPr>
@@ -26809,21 +24426,7 @@
         <w:rPr>
           <w:lang w:val="fr-BF"/>
         </w:rPr>
-        <w:t xml:space="preserve"> (statut 'EN COURS', </w:t>
-      </w:r>
-      <w:proofErr w:type="spellStart"/>
-      <w:r>
-        <w:rPr>
-          <w:lang w:val="fr-BF"/>
-        </w:rPr>
-        <w:t>is_deleted</w:t>
-      </w:r>
-      <w:proofErr w:type="spellEnd"/>
-      <w:r>
-        <w:rPr>
-          <w:lang w:val="fr-BF"/>
-        </w:rPr>
-        <w:t xml:space="preserve"> false) si la commande n'a pas de bande. Ce repli est </w:t>
+        <w:t xml:space="preserve"> (statut 'EN COURS', is_deleted false) si la commande n'a pas de bande. Ce repli est </w:t>
       </w:r>
       <w:r>
         <w:rPr>
@@ -26855,105 +24458,7 @@
         <w:rPr>
           <w:lang w:val="fr-BF"/>
         </w:rPr>
-        <w:t xml:space="preserve">écrit une RECETTE au journal, format calqué sur </w:t>
-      </w:r>
-      <w:proofErr w:type="spellStart"/>
-      <w:r>
-        <w:rPr>
-          <w:lang w:val="fr-BF"/>
-        </w:rPr>
-        <w:t>livrer_commande</w:t>
-      </w:r>
-      <w:proofErr w:type="spellEnd"/>
-      <w:r>
-        <w:rPr>
-          <w:lang w:val="fr-BF"/>
-        </w:rPr>
-        <w:t xml:space="preserve"> : </w:t>
-      </w:r>
-      <w:proofErr w:type="spellStart"/>
-      <w:r>
-        <w:rPr>
-          <w:lang w:val="fr-BF"/>
-        </w:rPr>
-        <w:t>categorie</w:t>
-      </w:r>
-      <w:proofErr w:type="spellEnd"/>
-      <w:r>
-        <w:rPr>
-          <w:lang w:val="fr-BF"/>
-        </w:rPr>
-        <w:t xml:space="preserve"> = '</w:t>
-      </w:r>
-      <w:proofErr w:type="spellStart"/>
-      <w:r>
-        <w:rPr>
-          <w:lang w:val="fr-BF"/>
-        </w:rPr>
-        <w:t>Penalite</w:t>
-      </w:r>
-      <w:proofErr w:type="spellEnd"/>
-      <w:r>
-        <w:rPr>
-          <w:lang w:val="fr-BF"/>
-        </w:rPr>
-        <w:t xml:space="preserve"> de retard', </w:t>
-      </w:r>
-      <w:proofErr w:type="spellStart"/>
-      <w:r>
-        <w:rPr>
-          <w:lang w:val="fr-BF"/>
-        </w:rPr>
-        <w:t>reference</w:t>
-      </w:r>
-      <w:proofErr w:type="spellEnd"/>
-      <w:r>
-        <w:rPr>
-          <w:lang w:val="fr-BF"/>
-        </w:rPr>
-        <w:t xml:space="preserve"> = PEN-{</w:t>
-      </w:r>
-      <w:proofErr w:type="spellStart"/>
-      <w:r>
-        <w:rPr>
-          <w:lang w:val="fr-BF"/>
-        </w:rPr>
-        <w:t>annee</w:t>
-      </w:r>
-      <w:proofErr w:type="spellEnd"/>
-      <w:r>
-        <w:rPr>
-          <w:lang w:val="fr-BF"/>
-        </w:rPr>
-        <w:t>}-{</w:t>
-      </w:r>
-      <w:proofErr w:type="spellStart"/>
-      <w:r>
-        <w:rPr>
-          <w:lang w:val="fr-BF"/>
-        </w:rPr>
-        <w:t>seq</w:t>
-      </w:r>
-      <w:proofErr w:type="spellEnd"/>
-      <w:r>
-        <w:rPr>
-          <w:lang w:val="fr-BF"/>
-        </w:rPr>
-        <w:t xml:space="preserve">}, </w:t>
-      </w:r>
-      <w:proofErr w:type="spellStart"/>
-      <w:r>
-        <w:rPr>
-          <w:lang w:val="fr-BF"/>
-        </w:rPr>
-        <w:t>beneficiaire</w:t>
-      </w:r>
-      <w:proofErr w:type="spellEnd"/>
-      <w:r>
-        <w:rPr>
-          <w:lang w:val="fr-BF"/>
-        </w:rPr>
-        <w:t xml:space="preserve"> = nom client, statut = 'CONFIRME' ;</w:t>
+        <w:t>écrit une RECETTE au journal, format calqué sur livrer_commande : categorie = 'Penalite de retard', reference = PEN-{annee}-{seq}, beneficiaire = nom client, statut = 'CONFIRME' ;</w:t>
       </w:r>
     </w:p>
     <w:p>
@@ -26971,35 +24476,7 @@
         <w:rPr>
           <w:lang w:val="fr-BF"/>
         </w:rPr>
-        <w:t xml:space="preserve">bascule paye = </w:t>
-      </w:r>
-      <w:proofErr w:type="spellStart"/>
-      <w:r>
-        <w:rPr>
-          <w:lang w:val="fr-BF"/>
-        </w:rPr>
-        <w:t>true</w:t>
-      </w:r>
-      <w:proofErr w:type="spellEnd"/>
-      <w:r>
-        <w:rPr>
-          <w:lang w:val="fr-BF"/>
-        </w:rPr>
-        <w:t xml:space="preserve"> + </w:t>
-      </w:r>
-      <w:proofErr w:type="spellStart"/>
-      <w:r>
-        <w:rPr>
-          <w:lang w:val="fr-BF"/>
-        </w:rPr>
-        <w:t>date_paiement</w:t>
-      </w:r>
-      <w:proofErr w:type="spellEnd"/>
-      <w:r>
-        <w:rPr>
-          <w:lang w:val="fr-BF"/>
-        </w:rPr>
-        <w:t xml:space="preserve"> + moyen ;</w:t>
+        <w:t>bascule paye = true + date_paiement + moyen ;</w:t>
       </w:r>
     </w:p>
     <w:p>
@@ -27017,63 +24494,7 @@
         <w:rPr>
           <w:lang w:val="fr-BF"/>
         </w:rPr>
-        <w:t xml:space="preserve">retourne </w:t>
-      </w:r>
-      <w:proofErr w:type="spellStart"/>
-      <w:r>
-        <w:rPr>
-          <w:lang w:val="fr-BF"/>
-        </w:rPr>
-        <w:t>jsonb</w:t>
-      </w:r>
-      <w:proofErr w:type="spellEnd"/>
-      <w:r>
-        <w:rPr>
-          <w:lang w:val="fr-BF"/>
-        </w:rPr>
-        <w:t xml:space="preserve"> { ok, </w:t>
-      </w:r>
-      <w:proofErr w:type="spellStart"/>
-      <w:r>
-        <w:rPr>
-          <w:lang w:val="fr-BF"/>
-        </w:rPr>
-        <w:t>reference</w:t>
-      </w:r>
-      <w:proofErr w:type="spellEnd"/>
-      <w:r>
-        <w:rPr>
-          <w:lang w:val="fr-BF"/>
-        </w:rPr>
-        <w:t xml:space="preserve">, montant, </w:t>
-      </w:r>
-      <w:proofErr w:type="spellStart"/>
-      <w:r>
-        <w:rPr>
-          <w:lang w:val="fr-BF"/>
-        </w:rPr>
-        <w:t>bande_id</w:t>
-      </w:r>
-      <w:proofErr w:type="spellEnd"/>
-      <w:r>
-        <w:rPr>
-          <w:lang w:val="fr-BF"/>
-        </w:rPr>
-        <w:t xml:space="preserve">, </w:t>
-      </w:r>
-      <w:proofErr w:type="spellStart"/>
-      <w:r>
-        <w:rPr>
-          <w:lang w:val="fr-BF"/>
-        </w:rPr>
-        <w:t>repli_bande</w:t>
-      </w:r>
-      <w:proofErr w:type="spellEnd"/>
-      <w:r>
-        <w:rPr>
-          <w:lang w:val="fr-BF"/>
-        </w:rPr>
-        <w:t xml:space="preserve"> }.</w:t>
+        <w:t>retourne jsonb { ok, reference, montant, bande_id, repli_bande }.</w:t>
       </w:r>
     </w:p>
     <w:p>
@@ -27095,21 +24516,7 @@
         <w:rPr>
           <w:lang w:val="fr-BF"/>
         </w:rPr>
-        <w:t xml:space="preserve"> : </w:t>
-      </w:r>
-      <w:proofErr w:type="spellStart"/>
-      <w:r>
-        <w:rPr>
-          <w:lang w:val="fr-BF"/>
-        </w:rPr>
-        <w:t>bande_id</w:t>
-      </w:r>
-      <w:proofErr w:type="spellEnd"/>
-      <w:r>
-        <w:rPr>
-          <w:lang w:val="fr-BF"/>
-        </w:rPr>
-        <w:t xml:space="preserve"> est NOT NULL dans journal → toute écriture DOIT porter une bande, d'où le repli. Une pénalité étant une RECETTE, elle est </w:t>
+        <w:t xml:space="preserve"> : bande_id est NOT NULL dans journal → toute écriture DOIT porter une bande, d'où le repli. Une pénalité étant une RECETTE, elle est </w:t>
       </w:r>
       <w:r>
         <w:rPr>
@@ -27155,35 +24562,7 @@
         <w:rPr>
           <w:lang w:val="fr-BF"/>
         </w:rPr>
-        <w:t>Nouveau support généré par le module (_</w:t>
-      </w:r>
-      <w:proofErr w:type="spellStart"/>
-      <w:r>
-        <w:rPr>
-          <w:lang w:val="fr-BF"/>
-        </w:rPr>
-        <w:t>texteFacture</w:t>
-      </w:r>
-      <w:proofErr w:type="spellEnd"/>
-      <w:r>
-        <w:rPr>
-          <w:lang w:val="fr-BF"/>
-        </w:rPr>
-        <w:t xml:space="preserve"> / _</w:t>
-      </w:r>
-      <w:proofErr w:type="spellStart"/>
-      <w:r>
-        <w:rPr>
-          <w:lang w:val="fr-BF"/>
-        </w:rPr>
-        <w:t>copierFacture</w:t>
-      </w:r>
-      <w:proofErr w:type="spellEnd"/>
-      <w:r>
-        <w:rPr>
-          <w:lang w:val="fr-BF"/>
-        </w:rPr>
-        <w:t xml:space="preserve">) : un texte formaté copié dans le presse-papier, à coller dans WhatsApp. Il porte l'identité commerciale de la ferme (§20), et sépare </w:t>
+        <w:t xml:space="preserve">Nouveau support généré par le module (_texteFacture / _copierFacture) : un texte formaté copié dans le presse-papier, à coller dans WhatsApp. Il porte l'identité commerciale de la ferme (§20), et sépare </w:t>
       </w:r>
       <w:r>
         <w:rPr>
@@ -27256,53 +24635,49 @@
           <w:bCs/>
           <w:lang w:val="fr-BF"/>
         </w:rPr>
-        <w:t xml:space="preserve">22.7 Leçon de méthode — SQL Editor </w:t>
-      </w:r>
-      <w:proofErr w:type="spellStart"/>
+        <w:t>22.7 Leçon de méthode — SQL Editor Supabase auto-commit</w:t>
+      </w:r>
+    </w:p>
+    <w:p>
+      <w:pPr>
+        <w:pStyle w:val="Corpsdetexte"/>
+        <w:rPr>
+          <w:lang w:val="fr-BF"/>
+        </w:rPr>
+      </w:pPr>
+      <w:r>
+        <w:rPr>
+          <w:lang w:val="fr-BF"/>
+        </w:rPr>
+        <w:t xml:space="preserve">Le SQL Editor Supabase est </w:t>
+      </w:r>
       <w:r>
         <w:rPr>
           <w:b/>
           <w:bCs/>
           <w:lang w:val="fr-BF"/>
         </w:rPr>
-        <w:t>Supabase</w:t>
-      </w:r>
-      <w:proofErr w:type="spellEnd"/>
+        <w:t>auto-commit</w:t>
+      </w:r>
+      <w:r>
+        <w:rPr>
+          <w:lang w:val="fr-BF"/>
+        </w:rPr>
+        <w:t xml:space="preserve">, et chaque exécution est une </w:t>
+      </w:r>
       <w:r>
         <w:rPr>
           <w:b/>
           <w:bCs/>
           <w:lang w:val="fr-BF"/>
         </w:rPr>
-        <w:t xml:space="preserve"> auto-commit</w:t>
-      </w:r>
-    </w:p>
-    <w:p>
-      <w:pPr>
-        <w:pStyle w:val="Corpsdetexte"/>
-        <w:rPr>
-          <w:lang w:val="fr-BF"/>
-        </w:rPr>
-      </w:pPr>
-      <w:r>
-        <w:rPr>
-          <w:lang w:val="fr-BF"/>
-        </w:rPr>
-        <w:t xml:space="preserve">Le SQL Editor </w:t>
-      </w:r>
-      <w:proofErr w:type="spellStart"/>
-      <w:r>
-        <w:rPr>
-          <w:lang w:val="fr-BF"/>
-        </w:rPr>
-        <w:t>Supabase</w:t>
-      </w:r>
-      <w:proofErr w:type="spellEnd"/>
-      <w:r>
-        <w:rPr>
-          <w:lang w:val="fr-BF"/>
-        </w:rPr>
-        <w:t xml:space="preserve"> est </w:t>
+        <w:t>session isolée</w:t>
+      </w:r>
+      <w:r>
+        <w:rPr>
+          <w:lang w:val="fr-BF"/>
+        </w:rPr>
+        <w:t xml:space="preserve">. Un bloc BEGIN…ROLLBACK ne tient pas d'une exécution à l'autre, et un CREATE FUNCTION se commit même à l'intérieur d'un BEGIN. Pour tester une RPC de façon isolée : tout mettre dans </w:t>
       </w:r>
       <w:r>
         <w:rPr>
@@ -27310,69 +24685,32 @@
           <w:bCs/>
           <w:lang w:val="fr-BF"/>
         </w:rPr>
-        <w:t>auto-commit</w:t>
-      </w:r>
-      <w:r>
-        <w:rPr>
-          <w:lang w:val="fr-BF"/>
-        </w:rPr>
-        <w:t xml:space="preserve">, et chaque exécution est une </w:t>
-      </w:r>
-      <w:r>
+        <w:t>un seul DO $$…$$</w:t>
+      </w:r>
+      <w:r>
+        <w:rPr>
+          <w:lang w:val="fr-BF"/>
+        </w:rPr>
+        <w:t xml:space="preserve"> (header via set_config(..., true) + insert + appel), puis nettoyer manuellement par identifiant. Ne plus s'appuyer sur ROLLBACK dans le SQL Editor.</w:t>
+      </w:r>
+    </w:p>
+    <w:p>
+      <w:pPr>
+        <w:pStyle w:val="Corpsdetexte"/>
         <w:rPr>
           <w:b/>
           <w:bCs/>
           <w:lang w:val="fr-BF"/>
         </w:rPr>
-        <w:t>session isolée</w:t>
-      </w:r>
-      <w:r>
-        <w:rPr>
-          <w:lang w:val="fr-BF"/>
-        </w:rPr>
-        <w:t xml:space="preserve">. Un bloc BEGIN…ROLLBACK ne tient pas d'une exécution à l'autre, et un CREATE FUNCTION se commit même à l'intérieur d'un BEGIN. Pour tester une RPC de façon isolée : tout mettre dans </w:t>
-      </w:r>
+      </w:pPr>
       <w:r>
         <w:rPr>
           <w:b/>
           <w:bCs/>
           <w:lang w:val="fr-BF"/>
         </w:rPr>
-        <w:t>un seul DO $$…$$</w:t>
-      </w:r>
-      <w:r>
-        <w:rPr>
-          <w:lang w:val="fr-BF"/>
-        </w:rPr>
-        <w:t xml:space="preserve"> (header via </w:t>
-      </w:r>
-      <w:proofErr w:type="spellStart"/>
-      <w:r>
-        <w:rPr>
-          <w:lang w:val="fr-BF"/>
-        </w:rPr>
-        <w:t>set_config</w:t>
-      </w:r>
-      <w:proofErr w:type="spellEnd"/>
-      <w:r>
-        <w:rPr>
-          <w:lang w:val="fr-BF"/>
-        </w:rPr>
-        <w:t xml:space="preserve">(..., </w:t>
-      </w:r>
-      <w:proofErr w:type="spellStart"/>
-      <w:r>
-        <w:rPr>
-          <w:lang w:val="fr-BF"/>
-        </w:rPr>
-        <w:t>true</w:t>
-      </w:r>
-      <w:proofErr w:type="spellEnd"/>
-      <w:r>
-        <w:rPr>
-          <w:lang w:val="fr-BF"/>
-        </w:rPr>
-        <w:t>) + insert + appel), puis nettoyer manuellement par identifiant. Ne plus s'appuyer sur ROLLBACK dans le SQL Editor.</w:t>
+        <w:lastRenderedPageBreak/>
+        <w:t>23. Alerte échéance de règlement (CHANTIER CLOS — v26.37)</w:t>
       </w:r>
     </w:p>
     <w:p>
@@ -27390,8 +24728,54 @@
           <w:bCs/>
           <w:lang w:val="fr-BF"/>
         </w:rPr>
-        <w:lastRenderedPageBreak/>
-        <w:t>23. Alerte échéance de règlement (CHANTIER CLOS — v26.37)</w:t>
+        <w:t>23.1 Objectif</w:t>
+      </w:r>
+    </w:p>
+    <w:p>
+      <w:pPr>
+        <w:pStyle w:val="Corpsdetexte"/>
+        <w:rPr>
+          <w:lang w:val="fr-BF"/>
+        </w:rPr>
+      </w:pPr>
+      <w:r>
+        <w:rPr>
+          <w:lang w:val="fr-BF"/>
+        </w:rPr>
+        <w:t xml:space="preserve">Rappel visuel sur l'accueil gérant : signaler les commandes livrées non soldées dont l'échéance de règlement approche ou est dépassée. Répond au besoin §16.6, annoncé depuis la Migration 036 mais impossible à réaliser tant qu'aucune commande ne portait de date_reglement_prevue — colonne désormais remplie par la feature de saisie d'échéance à la livraison (§18.9, </w:t>
+      </w:r>
+      <w:r>
+        <w:rPr>
+          <w:lang w:val="fr-BF"/>
+        </w:rPr>
+        <w:t>v26.37</w:t>
+      </w:r>
+      <w:r>
+        <w:rPr>
+          <w:lang w:val="fr-BF"/>
+        </w:rPr>
+        <w:t>).</w:t>
+      </w:r>
+    </w:p>
+    <w:p>
+      <w:pPr>
+        <w:pStyle w:val="Corpsdetexte"/>
+        <w:rPr>
+          <w:lang w:val="fr-BF"/>
+        </w:rPr>
+      </w:pPr>
+      <w:r>
+        <w:rPr>
+          <w:rFonts w:ascii="Segoe UI Emoji" w:hAnsi="Segoe UI Emoji" w:cs="Segoe UI Emoji"/>
+          <w:lang w:val="fr-BF"/>
+        </w:rPr>
+        <w:t>💡</w:t>
+      </w:r>
+      <w:r>
+        <w:rPr>
+          <w:lang w:val="fr-BF"/>
+        </w:rPr>
+        <w:t xml:space="preserve"> En clair : c'est la sonnette qui prévient le gérant « ce client devait payer, relance-le ». Elle ne pouvait sonner que depuis qu'on a construit l'endroit où poser la date d'échéance (à la livraison).</w:t>
       </w:r>
     </w:p>
     <w:p>
@@ -27409,446 +24793,109 @@
           <w:bCs/>
           <w:lang w:val="fr-BF"/>
         </w:rPr>
-        <w:t>23.1 Objectif</w:t>
-      </w:r>
-    </w:p>
-    <w:p>
-      <w:pPr>
-        <w:pStyle w:val="Corpsdetexte"/>
-        <w:rPr>
-          <w:lang w:val="fr-BF"/>
-        </w:rPr>
-      </w:pPr>
-      <w:r>
-        <w:rPr>
-          <w:lang w:val="fr-BF"/>
-        </w:rPr>
-        <w:t xml:space="preserve">Rappel visuel sur l'accueil gérant : signaler les commandes livrées non soldées dont l'échéance de règlement approche ou est dépassée. Répond au besoin §16.6, annoncé depuis la Migration 036 mais impossible à réaliser tant qu'aucune commande ne portait de </w:t>
-      </w:r>
-      <w:proofErr w:type="spellStart"/>
-      <w:r>
-        <w:rPr>
-          <w:lang w:val="fr-BF"/>
-        </w:rPr>
-        <w:t>date_reglement_prevue</w:t>
-      </w:r>
-      <w:proofErr w:type="spellEnd"/>
-      <w:r>
-        <w:rPr>
-          <w:lang w:val="fr-BF"/>
-        </w:rPr>
-        <w:t xml:space="preserve"> — colonne désormais remplie par la </w:t>
-      </w:r>
-      <w:proofErr w:type="spellStart"/>
-      <w:r>
-        <w:rPr>
-          <w:lang w:val="fr-BF"/>
-        </w:rPr>
-        <w:t>feature</w:t>
-      </w:r>
-      <w:proofErr w:type="spellEnd"/>
-      <w:r>
-        <w:rPr>
-          <w:lang w:val="fr-BF"/>
-        </w:rPr>
-        <w:t xml:space="preserve"> de saisie d'échéance à la livraison (§18.9, </w:t>
-      </w:r>
-      <w:r>
-        <w:rPr>
-          <w:lang w:val="fr-BF"/>
-        </w:rPr>
-        <w:t>v26.37</w:t>
-      </w:r>
-      <w:r>
-        <w:rPr>
-          <w:lang w:val="fr-BF"/>
-        </w:rPr>
-        <w:t>).</w:t>
-      </w:r>
-    </w:p>
-    <w:p>
-      <w:pPr>
-        <w:pStyle w:val="Corpsdetexte"/>
-        <w:rPr>
-          <w:lang w:val="fr-BF"/>
-        </w:rPr>
-      </w:pPr>
-      <w:r>
-        <w:rPr>
-          <w:rFonts w:ascii="Segoe UI Emoji" w:hAnsi="Segoe UI Emoji" w:cs="Segoe UI Emoji"/>
-          <w:lang w:val="fr-BF"/>
-        </w:rPr>
-        <w:t>💡</w:t>
-      </w:r>
-      <w:r>
-        <w:rPr>
-          <w:lang w:val="fr-BF"/>
-        </w:rPr>
-        <w:t xml:space="preserve"> En clair : c'est la sonnette qui prévient le gérant « ce client devait payer, relance-le ». Elle ne pouvait sonner que depuis qu'on a construit l'endroit où poser la date d'échéance (à la livraison).</w:t>
-      </w:r>
-    </w:p>
-    <w:p>
-      <w:pPr>
-        <w:pStyle w:val="Corpsdetexte"/>
+        <w:t>23.2 Architecture — RPC serveur, source unique</w:t>
+      </w:r>
+    </w:p>
+    <w:p>
+      <w:pPr>
+        <w:pStyle w:val="Corpsdetexte"/>
+        <w:rPr>
+          <w:lang w:val="fr-BF"/>
+        </w:rPr>
+      </w:pPr>
+      <w:r>
+        <w:rPr>
+          <w:lang w:val="fr-BF"/>
+        </w:rPr>
+        <w:t xml:space="preserve">Décision actée : le calcul se fait </w:t>
+      </w:r>
+      <w:r>
         <w:rPr>
           <w:b/>
           <w:bCs/>
           <w:lang w:val="fr-BF"/>
         </w:rPr>
-      </w:pPr>
-      <w:r>
+        <w:t>côté serveur</w:t>
+      </w:r>
+      <w:r>
+        <w:rPr>
+          <w:lang w:val="fr-BF"/>
+        </w:rPr>
+        <w:t>, via la RPC get_alertes_echeance() (Migration 051), et non dupliqué en JS dans index.html. Raison : le calcul du reste à payer (total des lignes − paiements non annulés) existe déjà dans le module ES ; le refaire dans index.html créerait deux copies divergentes de la même logique. La RPC centralise ce calcul une fois, filtrée par get_ferme_id(), cohérente avec l'isolation multi-tenant (§14.4). L'accueil gérant et le futur compteur de la tuile Clients liront la même source.</w:t>
+      </w:r>
+    </w:p>
+    <w:p>
+      <w:pPr>
+        <w:pStyle w:val="Corpsdetexte"/>
         <w:rPr>
           <w:b/>
           <w:bCs/>
           <w:lang w:val="fr-BF"/>
         </w:rPr>
-        <w:t>23.2 Architecture — RPC serveur, source unique</w:t>
-      </w:r>
-    </w:p>
-    <w:p>
-      <w:pPr>
-        <w:pStyle w:val="Corpsdetexte"/>
-        <w:rPr>
-          <w:lang w:val="fr-BF"/>
-        </w:rPr>
-      </w:pPr>
-      <w:r>
-        <w:rPr>
-          <w:lang w:val="fr-BF"/>
-        </w:rPr>
-        <w:t xml:space="preserve">Décision actée : le calcul se fait </w:t>
-      </w:r>
+      </w:pPr>
       <w:r>
         <w:rPr>
           <w:b/>
           <w:bCs/>
           <w:lang w:val="fr-BF"/>
         </w:rPr>
-        <w:t>côté serveur</w:t>
-      </w:r>
-      <w:r>
-        <w:rPr>
-          <w:lang w:val="fr-BF"/>
-        </w:rPr>
-        <w:t xml:space="preserve">, via la RPC </w:t>
-      </w:r>
-      <w:proofErr w:type="spellStart"/>
-      <w:r>
-        <w:rPr>
-          <w:lang w:val="fr-BF"/>
-        </w:rPr>
-        <w:t>get_alertes_echeance</w:t>
-      </w:r>
-      <w:proofErr w:type="spellEnd"/>
-      <w:r>
-        <w:rPr>
-          <w:lang w:val="fr-BF"/>
-        </w:rPr>
-        <w:t xml:space="preserve">() (Migration 051), et non dupliqué en JS dans index.html. Raison : le calcul du reste à payer (total des lignes − paiements non annulés) existe déjà dans le module ES ; le refaire dans index.html créerait deux copies divergentes de la même logique. La RPC centralise ce calcul une fois, filtrée par </w:t>
-      </w:r>
-      <w:proofErr w:type="spellStart"/>
-      <w:r>
-        <w:rPr>
-          <w:lang w:val="fr-BF"/>
-        </w:rPr>
-        <w:t>get_ferme_id</w:t>
-      </w:r>
-      <w:proofErr w:type="spellEnd"/>
-      <w:r>
-        <w:rPr>
-          <w:lang w:val="fr-BF"/>
-        </w:rPr>
-        <w:t>(), cohérente avec l'isolation multi-tenant (§14.4). L'accueil gérant et le futur compteur de la tuile Clients liront la même source.</w:t>
-      </w:r>
-    </w:p>
-    <w:p>
-      <w:pPr>
-        <w:pStyle w:val="Corpsdetexte"/>
+        <w:t>23.3 La RPC get_alertes_echeance() (Migration 051)</w:t>
+      </w:r>
+    </w:p>
+    <w:p>
+      <w:pPr>
+        <w:pStyle w:val="Corpsdetexte"/>
+      </w:pPr>
+      <w:r>
+        <w:rPr>
+          <w:lang w:val="fr-BF"/>
+        </w:rPr>
+        <w:t xml:space="preserve">Signature : get_alertes_echeance() RETURNS TABLE (commande_id uuid, client_nom text, date_echeance date, jours_restants integer, reste_a_payer numeric, couleur text). </w:t>
+      </w:r>
+      <w:r>
+        <w:t>SECURITY DEFINER, SET search_path = public, fail-closed si get_ferme_id() NULL.</w:t>
+      </w:r>
+    </w:p>
+    <w:p>
+      <w:pPr>
+        <w:pStyle w:val="Corpsdetexte"/>
+        <w:rPr>
+          <w:lang w:val="fr-BF"/>
+        </w:rPr>
+      </w:pPr>
+      <w:r>
+        <w:rPr>
+          <w:lang w:val="fr-BF"/>
+        </w:rPr>
+        <w:t xml:space="preserve">Elle ne renvoie que les commandes </w:t>
+      </w:r>
+      <w:r>
         <w:rPr>
           <w:b/>
           <w:bCs/>
           <w:lang w:val="fr-BF"/>
         </w:rPr>
-      </w:pPr>
+        <w:t>LIVREE</w:t>
+      </w:r>
+      <w:r>
+        <w:rPr>
+          <w:lang w:val="fr-BF"/>
+        </w:rPr>
+        <w:t xml:space="preserve">, ayant une date_reglement_prevue non NULL, et </w:t>
+      </w:r>
       <w:r>
         <w:rPr>
           <w:b/>
           <w:bCs/>
           <w:lang w:val="fr-BF"/>
         </w:rPr>
-        <w:t xml:space="preserve">23.3 La RPC </w:t>
-      </w:r>
-      <w:proofErr w:type="spellStart"/>
-      <w:r>
-        <w:rPr>
-          <w:b/>
-          <w:bCs/>
-          <w:lang w:val="fr-BF"/>
-        </w:rPr>
-        <w:t>get_alertes_echeance</w:t>
-      </w:r>
-      <w:proofErr w:type="spellEnd"/>
-      <w:r>
-        <w:rPr>
-          <w:b/>
-          <w:bCs/>
-          <w:lang w:val="fr-BF"/>
-        </w:rPr>
-        <w:t>() (Migration 051)</w:t>
-      </w:r>
-    </w:p>
-    <w:p>
-      <w:pPr>
-        <w:pStyle w:val="Corpsdetexte"/>
-      </w:pPr>
-      <w:r>
-        <w:rPr>
-          <w:lang w:val="fr-BF"/>
-        </w:rPr>
-        <w:t xml:space="preserve">Signature : </w:t>
-      </w:r>
-      <w:proofErr w:type="spellStart"/>
-      <w:r>
-        <w:rPr>
-          <w:lang w:val="fr-BF"/>
-        </w:rPr>
-        <w:t>get_alertes_echeance</w:t>
-      </w:r>
-      <w:proofErr w:type="spellEnd"/>
-      <w:r>
-        <w:rPr>
-          <w:lang w:val="fr-BF"/>
-        </w:rPr>
-        <w:t>() RETURNS TABLE (</w:t>
-      </w:r>
-      <w:proofErr w:type="spellStart"/>
-      <w:r>
-        <w:rPr>
-          <w:lang w:val="fr-BF"/>
-        </w:rPr>
-        <w:t>commande_id</w:t>
-      </w:r>
-      <w:proofErr w:type="spellEnd"/>
-      <w:r>
-        <w:rPr>
-          <w:lang w:val="fr-BF"/>
-        </w:rPr>
-        <w:t xml:space="preserve"> </w:t>
-      </w:r>
-      <w:proofErr w:type="spellStart"/>
-      <w:r>
-        <w:rPr>
-          <w:lang w:val="fr-BF"/>
-        </w:rPr>
-        <w:t>uuid</w:t>
-      </w:r>
-      <w:proofErr w:type="spellEnd"/>
-      <w:r>
-        <w:rPr>
-          <w:lang w:val="fr-BF"/>
-        </w:rPr>
-        <w:t xml:space="preserve">, </w:t>
-      </w:r>
-      <w:proofErr w:type="spellStart"/>
-      <w:r>
-        <w:rPr>
-          <w:lang w:val="fr-BF"/>
-        </w:rPr>
-        <w:t>client_nom</w:t>
-      </w:r>
-      <w:proofErr w:type="spellEnd"/>
-      <w:r>
-        <w:rPr>
-          <w:lang w:val="fr-BF"/>
-        </w:rPr>
-        <w:t xml:space="preserve"> </w:t>
-      </w:r>
-      <w:proofErr w:type="spellStart"/>
-      <w:r>
-        <w:rPr>
-          <w:lang w:val="fr-BF"/>
-        </w:rPr>
-        <w:t>text</w:t>
-      </w:r>
-      <w:proofErr w:type="spellEnd"/>
-      <w:r>
-        <w:rPr>
-          <w:lang w:val="fr-BF"/>
-        </w:rPr>
-        <w:t xml:space="preserve">, </w:t>
-      </w:r>
-      <w:proofErr w:type="spellStart"/>
-      <w:r>
-        <w:rPr>
-          <w:lang w:val="fr-BF"/>
-        </w:rPr>
-        <w:t>date_echeance</w:t>
-      </w:r>
-      <w:proofErr w:type="spellEnd"/>
-      <w:r>
-        <w:rPr>
-          <w:lang w:val="fr-BF"/>
-        </w:rPr>
-        <w:t xml:space="preserve"> date, </w:t>
-      </w:r>
-      <w:proofErr w:type="spellStart"/>
-      <w:r>
-        <w:rPr>
-          <w:lang w:val="fr-BF"/>
-        </w:rPr>
-        <w:t>jours_restants</w:t>
-      </w:r>
-      <w:proofErr w:type="spellEnd"/>
-      <w:r>
-        <w:rPr>
-          <w:lang w:val="fr-BF"/>
-        </w:rPr>
-        <w:t xml:space="preserve"> </w:t>
-      </w:r>
-      <w:proofErr w:type="spellStart"/>
-      <w:r>
-        <w:rPr>
-          <w:lang w:val="fr-BF"/>
-        </w:rPr>
-        <w:t>integer</w:t>
-      </w:r>
-      <w:proofErr w:type="spellEnd"/>
-      <w:r>
-        <w:rPr>
-          <w:lang w:val="fr-BF"/>
-        </w:rPr>
-        <w:t xml:space="preserve">, </w:t>
-      </w:r>
-      <w:proofErr w:type="spellStart"/>
-      <w:r>
-        <w:rPr>
-          <w:lang w:val="fr-BF"/>
-        </w:rPr>
-        <w:t>reste_a_payer</w:t>
-      </w:r>
-      <w:proofErr w:type="spellEnd"/>
-      <w:r>
-        <w:rPr>
-          <w:lang w:val="fr-BF"/>
-        </w:rPr>
-        <w:t xml:space="preserve"> </w:t>
-      </w:r>
-      <w:proofErr w:type="spellStart"/>
-      <w:r>
-        <w:rPr>
-          <w:lang w:val="fr-BF"/>
-        </w:rPr>
-        <w:t>numeric</w:t>
-      </w:r>
-      <w:proofErr w:type="spellEnd"/>
-      <w:r>
-        <w:rPr>
-          <w:lang w:val="fr-BF"/>
-        </w:rPr>
-        <w:t xml:space="preserve">, couleur </w:t>
-      </w:r>
-      <w:proofErr w:type="spellStart"/>
-      <w:r>
-        <w:rPr>
-          <w:lang w:val="fr-BF"/>
-        </w:rPr>
-        <w:t>text</w:t>
-      </w:r>
-      <w:proofErr w:type="spellEnd"/>
-      <w:r>
-        <w:rPr>
-          <w:lang w:val="fr-BF"/>
-        </w:rPr>
-        <w:t xml:space="preserve">). </w:t>
-      </w:r>
-      <w:r>
-        <w:t xml:space="preserve">SECURITY DEFINER, SET </w:t>
-      </w:r>
-      <w:proofErr w:type="spellStart"/>
-      <w:r>
-        <w:t>search_path</w:t>
-      </w:r>
-      <w:proofErr w:type="spellEnd"/>
-      <w:r>
-        <w:t xml:space="preserve"> = public, fail-closed si </w:t>
-      </w:r>
-      <w:proofErr w:type="spellStart"/>
-      <w:r>
-        <w:t>get_ferme_id</w:t>
-      </w:r>
-      <w:proofErr w:type="spellEnd"/>
-      <w:r>
-        <w:t>() NULL.</w:t>
-      </w:r>
-    </w:p>
-    <w:p>
-      <w:pPr>
-        <w:pStyle w:val="Corpsdetexte"/>
-        <w:rPr>
-          <w:lang w:val="fr-BF"/>
-        </w:rPr>
-      </w:pPr>
-      <w:r>
-        <w:rPr>
-          <w:lang w:val="fr-BF"/>
-        </w:rPr>
-        <w:t xml:space="preserve">Elle ne renvoie que les commandes </w:t>
-      </w:r>
-      <w:r>
-        <w:rPr>
-          <w:b/>
-          <w:bCs/>
-          <w:lang w:val="fr-BF"/>
-        </w:rPr>
-        <w:t>LIVREE</w:t>
-      </w:r>
-      <w:r>
-        <w:rPr>
-          <w:lang w:val="fr-BF"/>
-        </w:rPr>
-        <w:t xml:space="preserve">, ayant une </w:t>
-      </w:r>
-      <w:proofErr w:type="spellStart"/>
-      <w:r>
-        <w:rPr>
-          <w:lang w:val="fr-BF"/>
-        </w:rPr>
-        <w:t>date_reglement_prevue</w:t>
-      </w:r>
-      <w:proofErr w:type="spellEnd"/>
-      <w:r>
-        <w:rPr>
-          <w:lang w:val="fr-BF"/>
-        </w:rPr>
-        <w:t xml:space="preserve"> non NULL, et </w:t>
-      </w:r>
-      <w:r>
-        <w:rPr>
-          <w:b/>
-          <w:bCs/>
-          <w:lang w:val="fr-BF"/>
-        </w:rPr>
         <w:t>non soldées</w:t>
       </w:r>
       <w:r>
         <w:rPr>
           <w:lang w:val="fr-BF"/>
         </w:rPr>
-        <w:t xml:space="preserve"> (</w:t>
-      </w:r>
-      <w:proofErr w:type="spellStart"/>
-      <w:r>
-        <w:rPr>
-          <w:lang w:val="fr-BF"/>
-        </w:rPr>
-        <w:t>reste_a_payer</w:t>
-      </w:r>
-      <w:proofErr w:type="spellEnd"/>
-      <w:r>
-        <w:rPr>
-          <w:lang w:val="fr-BF"/>
-        </w:rPr>
-        <w:t xml:space="preserve"> &gt; 0). Une commande livrée avec échéance mais déjà payée n'apparaît pas — il n'y a plus rien à relancer.</w:t>
+        <w:t xml:space="preserve"> (reste_a_payer &gt; 0). Une commande livrée avec échéance mais déjà payée n'apparaît pas — il n'y a plus rien à relancer.</w:t>
       </w:r>
     </w:p>
     <w:p>
@@ -28008,19 +25055,11 @@
                 <w:lang w:val="fr-BF"/>
               </w:rPr>
             </w:pPr>
-            <w:proofErr w:type="spellStart"/>
-            <w:r>
-              <w:rPr>
-                <w:lang w:val="fr-BF"/>
-              </w:rPr>
-              <w:t>date_echeance</w:t>
-            </w:r>
-            <w:proofErr w:type="spellEnd"/>
-            <w:r>
-              <w:rPr>
-                <w:lang w:val="fr-BF"/>
-              </w:rPr>
-              <w:t xml:space="preserve"> &lt;= CURRENT_DATE</w:t>
+            <w:r>
+              <w:rPr>
+                <w:lang w:val="fr-BF"/>
+              </w:rPr>
+              <w:t>date_echeance &lt;= CURRENT_DATE</w:t>
             </w:r>
           </w:p>
         </w:tc>
@@ -28091,19 +25130,11 @@
                 <w:lang w:val="fr-BF"/>
               </w:rPr>
             </w:pPr>
-            <w:proofErr w:type="spellStart"/>
-            <w:r>
-              <w:rPr>
-                <w:lang w:val="fr-BF"/>
-              </w:rPr>
-              <w:t>date_echeance</w:t>
-            </w:r>
-            <w:proofErr w:type="spellEnd"/>
-            <w:r>
-              <w:rPr>
-                <w:lang w:val="fr-BF"/>
-              </w:rPr>
-              <w:t xml:space="preserve"> = CURRENT_DATE + 1</w:t>
+            <w:r>
+              <w:rPr>
+                <w:lang w:val="fr-BF"/>
+              </w:rPr>
+              <w:t>date_echeance = CURRENT_DATE + 1</w:t>
             </w:r>
           </w:p>
         </w:tc>
@@ -28284,91 +25315,21 @@
         <w:rPr>
           <w:lang w:val="fr-BF"/>
         </w:rPr>
-        <w:t xml:space="preserve"> (fonction </w:t>
-      </w:r>
-      <w:proofErr w:type="spellStart"/>
-      <w:r>
-        <w:rPr>
-          <w:lang w:val="fr-BF"/>
-        </w:rPr>
-        <w:t>renderGerant</w:t>
-      </w:r>
-      <w:proofErr w:type="spellEnd"/>
-      <w:r>
-        <w:rPr>
-          <w:lang w:val="fr-BF"/>
-        </w:rPr>
-        <w:t>), pas dans les modules ES — terrain différent (§17). L'alerte y est greffée sous forme d'une bannière cliquable, sur le modèle des bannières de tâches existantes, insérée juste après la bannière de validation des tâches.</w:t>
-      </w:r>
-    </w:p>
-    <w:p>
-      <w:pPr>
-        <w:pStyle w:val="Corpsdetexte"/>
-        <w:rPr>
-          <w:lang w:val="fr-BF"/>
-        </w:rPr>
-      </w:pPr>
-      <w:r>
-        <w:rPr>
-          <w:lang w:val="fr-BF"/>
-        </w:rPr>
-        <w:t>Fonctions ajoutées à index.html : _</w:t>
-      </w:r>
-      <w:proofErr w:type="spellStart"/>
-      <w:r>
-        <w:rPr>
-          <w:lang w:val="fr-BF"/>
-        </w:rPr>
-        <w:t>getAlertesEcheance</w:t>
-      </w:r>
-      <w:proofErr w:type="spellEnd"/>
-      <w:r>
-        <w:rPr>
-          <w:lang w:val="fr-BF"/>
-        </w:rPr>
-        <w:t xml:space="preserve">() (appel </w:t>
-      </w:r>
-      <w:proofErr w:type="spellStart"/>
-      <w:r>
-        <w:rPr>
-          <w:lang w:val="fr-BF"/>
-        </w:rPr>
-        <w:t>sb.rpc</w:t>
-      </w:r>
-      <w:proofErr w:type="spellEnd"/>
-      <w:r>
-        <w:rPr>
-          <w:lang w:val="fr-BF"/>
-        </w:rPr>
-        <w:t>('</w:t>
-      </w:r>
-      <w:proofErr w:type="spellStart"/>
-      <w:r>
-        <w:rPr>
-          <w:lang w:val="fr-BF"/>
-        </w:rPr>
-        <w:t>get_alertes_echeance</w:t>
-      </w:r>
-      <w:proofErr w:type="spellEnd"/>
-      <w:r>
-        <w:rPr>
-          <w:lang w:val="fr-BF"/>
-        </w:rPr>
-        <w:t>')) et _</w:t>
-      </w:r>
-      <w:proofErr w:type="spellStart"/>
-      <w:r>
-        <w:rPr>
-          <w:lang w:val="fr-BF"/>
-        </w:rPr>
-        <w:t>construireAlerteEcheance</w:t>
-      </w:r>
-      <w:proofErr w:type="spellEnd"/>
-      <w:r>
-        <w:rPr>
-          <w:lang w:val="fr-BF"/>
-        </w:rPr>
-        <w:t xml:space="preserve">(alertes) (rendu HTML). La bannière compte les alertes par couleur et affiche « Règlements clients : </w:t>
+        <w:t xml:space="preserve"> (fonction renderGerant), pas dans les modules ES — terrain différent (§17). L'alerte y est greffée sous forme d'une bannière cliquable, sur le modèle des bannières de tâches existantes, insérée juste après la bannière de validation des tâches.</w:t>
+      </w:r>
+    </w:p>
+    <w:p>
+      <w:pPr>
+        <w:pStyle w:val="Corpsdetexte"/>
+        <w:rPr>
+          <w:lang w:val="fr-BF"/>
+        </w:rPr>
+      </w:pPr>
+      <w:r>
+        <w:rPr>
+          <w:lang w:val="fr-BF"/>
+        </w:rPr>
+        <w:t xml:space="preserve">Fonctions ajoutées à index.html : _getAlertesEcheance() (appel sb.rpc('get_alertes_echeance')) et _construireAlerteEcheance(alertes) (rendu HTML). La bannière compte les alertes par couleur et affiche « Règlements clients : </w:t>
       </w:r>
       <w:r>
         <w:rPr>
@@ -28433,21 +25394,7 @@
         <w:rPr>
           <w:lang w:val="fr-BF"/>
         </w:rPr>
-        <w:t xml:space="preserve">. Un clic renvoie vers </w:t>
-      </w:r>
-      <w:proofErr w:type="spellStart"/>
-      <w:r>
-        <w:rPr>
-          <w:lang w:val="fr-BF"/>
-        </w:rPr>
-        <w:t>renderCommandes</w:t>
-      </w:r>
-      <w:proofErr w:type="spellEnd"/>
-      <w:r>
-        <w:rPr>
-          <w:lang w:val="fr-BF"/>
-        </w:rPr>
-        <w:t xml:space="preserve"> (liste des commandes).</w:t>
+        <w:t>. Un clic renvoie vers renderCommandes (liste des commandes).</w:t>
       </w:r>
     </w:p>
     <w:p>
@@ -28619,6 +25566,1350 @@
     </w:p>
     <w:p>
       <w:pPr>
+        <w:pStyle w:val="Corpsdetexte"/>
+        <w:rPr>
+          <w:lang w:val="fr-BF"/>
+        </w:rPr>
+      </w:pPr>
+      <w:r>
+        <w:rPr>
+          <w:rFonts w:ascii="Times New Roman" w:hAnsi="Times New Roman" w:cs="Times New Roman"/>
+          <w:lang w:val="fr-BF"/>
+        </w:rPr>
+        <w:t>═══════════════════════════════════════════════════════════════════</w:t>
+      </w:r>
+      <w:r>
+        <w:rPr>
+          <w:lang w:val="fr-BF"/>
+        </w:rPr>
+        <w:t xml:space="preserve"> MISE </w:t>
+      </w:r>
+      <w:r>
+        <w:rPr>
+          <w:rFonts w:ascii="Cambria" w:hAnsi="Cambria" w:cs="Cambria"/>
+          <w:lang w:val="fr-BF"/>
+        </w:rPr>
+        <w:t>À</w:t>
+      </w:r>
+      <w:r>
+        <w:rPr>
+          <w:lang w:val="fr-BF"/>
+        </w:rPr>
+        <w:t xml:space="preserve"> JOUR BIBLE </w:t>
+      </w:r>
+      <w:r>
+        <w:rPr>
+          <w:rFonts w:ascii="Cambria" w:hAnsi="Cambria" w:cs="Cambria"/>
+          <w:lang w:val="fr-BF"/>
+        </w:rPr>
+        <w:t>—</w:t>
+      </w:r>
+      <w:r>
+        <w:rPr>
+          <w:lang w:val="fr-BF"/>
+        </w:rPr>
+        <w:t xml:space="preserve"> sessions v26.38 + v26.39 </w:t>
+      </w:r>
+      <w:r>
+        <w:rPr>
+          <w:rFonts w:ascii="Cambria" w:hAnsi="Cambria" w:cs="Cambria"/>
+          <w:lang w:val="fr-BF"/>
+        </w:rPr>
+        <w:t>À</w:t>
+      </w:r>
+      <w:r>
+        <w:rPr>
+          <w:lang w:val="fr-BF"/>
+        </w:rPr>
+        <w:t xml:space="preserve"> reporter dans bible_avigest_v26.docx (source unique) </w:t>
+      </w:r>
+      <w:r>
+        <w:rPr>
+          <w:rFonts w:ascii="Times New Roman" w:hAnsi="Times New Roman" w:cs="Times New Roman"/>
+          <w:lang w:val="fr-BF"/>
+        </w:rPr>
+        <w:t>═══════════════════════════════════════════════════════════════════</w:t>
+      </w:r>
+    </w:p>
+    <w:p>
+      <w:pPr>
+        <w:pStyle w:val="Corpsdetexte"/>
+        <w:rPr>
+          <w:lang w:val="fr-BF"/>
+        </w:rPr>
+      </w:pPr>
+      <w:r>
+        <w:rPr>
+          <w:lang w:val="fr-BF"/>
+        </w:rPr>
+        <w:t>┌─────────────────────────────────────────────────────────────────┐ │ BLOC 1 — Version (§2.1, remplacer la ligne « Version actuelle ») │ └─────────────────────────────────────────────────────────────────┘</w:t>
+      </w:r>
+    </w:p>
+    <w:p>
+      <w:pPr>
+        <w:pStyle w:val="Corpsdetexte"/>
+        <w:rPr>
+          <w:lang w:val="fr-BF"/>
+        </w:rPr>
+      </w:pPr>
+      <w:r>
+        <w:rPr>
+          <w:lang w:val="fr-BF"/>
+        </w:rPr>
+        <w:t>Version actuelle : APP_VERSION = 'v26.39' · CACHE_NAME = 'avigest-v26-39'</w:t>
+      </w:r>
+    </w:p>
+    <w:p>
+      <w:pPr>
+        <w:pStyle w:val="Corpsdetexte"/>
+        <w:rPr>
+          <w:lang w:val="fr-BF"/>
+        </w:rPr>
+      </w:pPr>
+      <w:r>
+        <w:rPr>
+          <w:lang w:val="fr-BF"/>
+        </w:rPr>
+        <w:t>┌─────────────────────────────────────────────────────────────────┐ │ BLOC 2 — §23.5 (compteur tuile Clients, passer à réalisé) │ │ Remplacer le paragraphe « Reste à faire — compteur tuile Clients »│ └─────────────────────────────────────────────────────────────────┘</w:t>
+      </w:r>
+    </w:p>
+    <w:p>
+      <w:pPr>
+        <w:pStyle w:val="Corpsdetexte"/>
+        <w:rPr>
+          <w:lang w:val="fr-BF"/>
+        </w:rPr>
+      </w:pPr>
+      <w:r>
+        <w:rPr>
+          <w:lang w:val="fr-BF"/>
+        </w:rPr>
+        <w:t xml:space="preserve">23.5 Compteur tuile Clients — </w:t>
+      </w:r>
+      <w:r>
+        <w:rPr>
+          <w:rFonts w:ascii="Segoe UI Emoji" w:hAnsi="Segoe UI Emoji" w:cs="Segoe UI Emoji"/>
+          <w:lang w:val="fr-BF"/>
+        </w:rPr>
+        <w:t>✅</w:t>
+      </w:r>
+      <w:r>
+        <w:rPr>
+          <w:lang w:val="fr-BF"/>
+        </w:rPr>
+        <w:t xml:space="preserve"> R</w:t>
+      </w:r>
+      <w:r>
+        <w:rPr>
+          <w:rFonts w:ascii="Cambria" w:hAnsi="Cambria" w:cs="Cambria"/>
+          <w:lang w:val="fr-BF"/>
+        </w:rPr>
+        <w:t>É</w:t>
+      </w:r>
+      <w:r>
+        <w:rPr>
+          <w:lang w:val="fr-BF"/>
+        </w:rPr>
+        <w:t>ALIS</w:t>
+      </w:r>
+      <w:r>
+        <w:rPr>
+          <w:rFonts w:ascii="Cambria" w:hAnsi="Cambria" w:cs="Cambria"/>
+          <w:lang w:val="fr-BF"/>
+        </w:rPr>
+        <w:t>É</w:t>
+      </w:r>
+      <w:r>
+        <w:rPr>
+          <w:lang w:val="fr-BF"/>
+        </w:rPr>
+        <w:t xml:space="preserve"> (v26.38)</w:t>
+      </w:r>
+    </w:p>
+    <w:p>
+      <w:pPr>
+        <w:pStyle w:val="Corpsdetexte"/>
+        <w:rPr>
+          <w:lang w:val="fr-BF"/>
+        </w:rPr>
+      </w:pPr>
+      <w:r>
+        <w:rPr>
+          <w:lang w:val="fr-BF"/>
+        </w:rPr>
+        <w:t xml:space="preserve">Le badge « N à relancer » sur la tuile Clients est en place. Il lit la même source unique que la bannière d'accueil : la RPC get_alertes_echeance() (§23.3). Il compte les alertes ROUGE + </w:t>
+      </w:r>
+      <w:r>
+        <w:rPr>
+          <w:lang w:val="fr-BF"/>
+        </w:rPr>
+        <w:lastRenderedPageBreak/>
+        <w:t>JAUNE (créances à relancer), affiche le total, et prend une bordure rouge s'il y a du retard, orange sinon (cadre couleur = sens, §4.4).</w:t>
+      </w:r>
+    </w:p>
+    <w:p>
+      <w:pPr>
+        <w:pStyle w:val="Corpsdetexte"/>
+        <w:rPr>
+          <w:lang w:val="fr-BF"/>
+        </w:rPr>
+      </w:pPr>
+      <w:r>
+        <w:rPr>
+          <w:lang w:val="fr-BF"/>
+        </w:rPr>
+        <w:t>Terrain : module ES js/gestion/gestion.js, fonction _chargerBadgeClients, appelée en arrière-plan après l'affichage des tuiles (non bloquante — les tuiles s'affichent sans attendre la RPC).</w:t>
+      </w:r>
+    </w:p>
+    <w:p>
+      <w:pPr>
+        <w:pStyle w:val="Corpsdetexte"/>
+        <w:rPr>
+          <w:lang w:val="fr-BF"/>
+        </w:rPr>
+      </w:pPr>
+      <w:r>
+        <w:rPr>
+          <w:lang w:val="fr-BF"/>
+        </w:rPr>
+        <w:t>┌─────────────────────────────────────────────────────────────────┐ │ BLOC 3 — §2.4 (liste des tables, AJOUTER une ligne) │ │ Ajouter dans le tableau des tables : │ └─────────────────────────────────────────────────────────────────┘</w:t>
+      </w:r>
+    </w:p>
+    <w:p>
+      <w:pPr>
+        <w:pStyle w:val="Corpsdetexte"/>
+        <w:rPr>
+          <w:lang w:val="fr-BF"/>
+        </w:rPr>
+      </w:pPr>
+      <w:r>
+        <w:rPr>
+          <w:lang w:val="fr-BF"/>
+        </w:rPr>
+        <w:t>caisse_ajustements : Carnet des modifications du solde initial de caisse — traçabilité (ancienne/nouvelle valeur, motif, date). RLS caisse_ajustements_isolation (Migration 052).</w:t>
+      </w:r>
+    </w:p>
+    <w:p>
+      <w:pPr>
+        <w:pStyle w:val="Corpsdetexte"/>
+        <w:rPr>
+          <w:lang w:val="fr-BF"/>
+        </w:rPr>
+      </w:pPr>
+      <w:r>
+        <w:rPr>
+          <w:rFonts w:ascii="Segoe UI Emoji" w:hAnsi="Segoe UI Emoji" w:cs="Segoe UI Emoji"/>
+          <w:lang w:val="fr-BF"/>
+        </w:rPr>
+        <w:t>⚠️</w:t>
+      </w:r>
+      <w:r>
+        <w:rPr>
+          <w:lang w:val="fr-BF"/>
+        </w:rPr>
+        <w:t xml:space="preserve"> Le nombre total de tables passe donc à 21 (était 20).</w:t>
+      </w:r>
+    </w:p>
+    <w:p>
+      <w:pPr>
+        <w:pStyle w:val="Corpsdetexte"/>
+        <w:rPr>
+          <w:lang w:val="fr-BF"/>
+        </w:rPr>
+      </w:pPr>
+      <w:r>
+        <w:rPr>
+          <w:lang w:val="fr-BF"/>
+        </w:rPr>
+        <w:t>┌─────────────────────────────────────────────────────────────────┐ │ BLOC 4 — §2.4 bis (schéma table fermes, AJOUTER 2 lignes) │ │ Ajouter dans le tableau des colonnes de fermes : │ └─────────────────────────────────────────────────────────────────┘</w:t>
+      </w:r>
+    </w:p>
+    <w:p>
+      <w:pPr>
+        <w:pStyle w:val="Corpsdetexte"/>
+        <w:rPr>
+          <w:lang w:val="fr-BF"/>
+        </w:rPr>
+      </w:pPr>
+      <w:r>
+        <w:t xml:space="preserve">solde_caisse_initial : numeric NOT NULL, default 0. </w:t>
+      </w:r>
+      <w:r>
+        <w:rPr>
+          <w:lang w:val="fr-BF"/>
+        </w:rPr>
+        <w:t>Montant présent en caisse au démarrage du suivi de trésorerie (§24). Accepte 0 et les valeurs négatives (caisse à découvert au départ). Migration 052.</w:t>
+      </w:r>
+    </w:p>
+    <w:p>
+      <w:pPr>
+        <w:pStyle w:val="Corpsdetexte"/>
+        <w:rPr>
+          <w:lang w:val="fr-BF"/>
+        </w:rPr>
+      </w:pPr>
+      <w:r>
+        <w:rPr>
+          <w:lang w:val="fr-BF"/>
+        </w:rPr>
+        <w:t>date_debut_caisse : date, nullable. Date à partir de laquelle les mouvements sont comptés dans le solde de caisse (jour J inclus). Si NULL, tous les mouvements depuis l'origine sont comptés. Migration 052.</w:t>
+      </w:r>
+    </w:p>
+    <w:p>
+      <w:pPr>
+        <w:pStyle w:val="Corpsdetexte"/>
+        <w:rPr>
+          <w:lang w:val="fr-BF"/>
+        </w:rPr>
+      </w:pPr>
+      <w:r>
+        <w:rPr>
+          <w:rFonts w:ascii="Segoe UI Emoji" w:hAnsi="Segoe UI Emoji" w:cs="Segoe UI Emoji"/>
+          <w:lang w:val="fr-BF"/>
+        </w:rPr>
+        <w:t>⚠️</w:t>
+      </w:r>
+      <w:r>
+        <w:rPr>
+          <w:lang w:val="fr-BF"/>
+        </w:rPr>
+        <w:t xml:space="preserve"> La table fermes passe donc à 16 colonnes (était 14).</w:t>
+      </w:r>
+    </w:p>
+    <w:p>
+      <w:pPr>
+        <w:pStyle w:val="Corpsdetexte"/>
+        <w:rPr>
+          <w:lang w:val="fr-BF"/>
+        </w:rPr>
+      </w:pPr>
+      <w:r>
+        <w:rPr>
+          <w:lang w:val="fr-BF"/>
+        </w:rPr>
+        <w:t>┌─────────────────────────────────────────────────────────────────┐ │ BLOC 5 — §2.5 (liste des migrations, AJOUTER une ligne) │ └─────────────────────────────────────────────────────────────────┘</w:t>
+      </w:r>
+    </w:p>
+    <w:p>
+      <w:pPr>
+        <w:pStyle w:val="Corpsdetexte"/>
+        <w:rPr>
+          <w:lang w:val="fr-BF"/>
+        </w:rPr>
+      </w:pPr>
+      <w:r>
+        <w:rPr>
+          <w:lang w:val="fr-BF"/>
+        </w:rPr>
+        <w:t>052_tresorerie_caisse.sql : Module Trésorerie (§24). Ajoute sur fermes les colonnes solde_caisse_initial + date_debut_caisse ; crée la table caisse_ajustements (+ RLS) ; crée 3 RPC : get_solde_caisse(), get_historique_caisse() (LIMIT 50), modifier_solde_initial() (traçable).</w:t>
+      </w:r>
+    </w:p>
+    <w:p>
+      <w:pPr>
+        <w:pStyle w:val="Corpsdetexte"/>
+        <w:rPr>
+          <w:lang w:val="fr-BF"/>
+        </w:rPr>
+      </w:pPr>
+      <w:r>
+        <w:rPr>
+          <w:lang w:val="fr-BF"/>
+        </w:rPr>
+        <w:t>Dernière migration : 052.</w:t>
+      </w:r>
+    </w:p>
+    <w:p>
+      <w:pPr>
+        <w:pStyle w:val="Corpsdetexte"/>
+        <w:rPr>
+          <w:lang w:val="fr-BF"/>
+        </w:rPr>
+      </w:pPr>
+      <w:r>
+        <w:rPr>
+          <w:lang w:val="fr-BF"/>
+        </w:rPr>
+        <w:t>┌─────────────────────────────────────────────────────────────────┐ │ BLOC 6 — §16.2 (découpage CRM, mettre à jour l'étape 5) │ └─────────────────────────────────────────────────────────────────┘</w:t>
+      </w:r>
+    </w:p>
+    <w:p>
+      <w:pPr>
+        <w:pStyle w:val="Corpsdetexte"/>
+        <w:rPr>
+          <w:lang w:val="fr-BF"/>
+        </w:rPr>
+      </w:pPr>
+      <w:r>
+        <w:rPr>
+          <w:lang w:val="fr-BF"/>
+        </w:rPr>
+        <w:lastRenderedPageBreak/>
+        <w:t xml:space="preserve">L'étape 5 du découpage CRM (« Écran Trésorerie / Caisse ») est désormais </w:t>
+      </w:r>
+      <w:r>
+        <w:rPr>
+          <w:rFonts w:ascii="Segoe UI Emoji" w:hAnsi="Segoe UI Emoji" w:cs="Segoe UI Emoji"/>
+          <w:lang w:val="fr-BF"/>
+        </w:rPr>
+        <w:t>✅</w:t>
+      </w:r>
+      <w:r>
+        <w:rPr>
+          <w:lang w:val="fr-BF"/>
+        </w:rPr>
+        <w:t xml:space="preserve"> Valid</w:t>
+      </w:r>
+      <w:r>
+        <w:rPr>
+          <w:rFonts w:ascii="Cambria" w:hAnsi="Cambria" w:cs="Cambria"/>
+          <w:lang w:val="fr-BF"/>
+        </w:rPr>
+        <w:t>é</w:t>
+      </w:r>
+      <w:r>
+        <w:rPr>
+          <w:lang w:val="fr-BF"/>
+        </w:rPr>
+        <w:t xml:space="preserve"> (v26.39) </w:t>
+      </w:r>
+      <w:r>
+        <w:rPr>
+          <w:rFonts w:ascii="Cambria" w:hAnsi="Cambria" w:cs="Cambria"/>
+          <w:lang w:val="fr-BF"/>
+        </w:rPr>
+        <w:t>—</w:t>
+      </w:r>
+      <w:r>
+        <w:rPr>
+          <w:lang w:val="fr-BF"/>
+        </w:rPr>
+        <w:t xml:space="preserve"> voir </w:t>
+      </w:r>
+      <w:r>
+        <w:rPr>
+          <w:rFonts w:ascii="Cambria" w:hAnsi="Cambria" w:cs="Cambria"/>
+          <w:lang w:val="fr-BF"/>
+        </w:rPr>
+        <w:t>§</w:t>
+      </w:r>
+      <w:r>
+        <w:rPr>
+          <w:lang w:val="fr-BF"/>
+        </w:rPr>
+        <w:t xml:space="preserve">24. Restent </w:t>
+      </w:r>
+      <w:r>
+        <w:rPr>
+          <w:rFonts w:ascii="Cambria" w:hAnsi="Cambria" w:cs="Cambria"/>
+          <w:lang w:val="fr-BF"/>
+        </w:rPr>
+        <w:t>○</w:t>
+      </w:r>
+      <w:r>
+        <w:rPr>
+          <w:lang w:val="fr-BF"/>
+        </w:rPr>
+        <w:t xml:space="preserve"> </w:t>
+      </w:r>
+      <w:r>
+        <w:rPr>
+          <w:rFonts w:ascii="Cambria" w:hAnsi="Cambria" w:cs="Cambria"/>
+          <w:lang w:val="fr-BF"/>
+        </w:rPr>
+        <w:t>À</w:t>
+      </w:r>
+      <w:r>
+        <w:rPr>
+          <w:lang w:val="fr-BF"/>
+        </w:rPr>
+        <w:t xml:space="preserve"> faire : </w:t>
+      </w:r>
+      <w:r>
+        <w:rPr>
+          <w:rFonts w:ascii="Cambria" w:hAnsi="Cambria" w:cs="Cambria"/>
+          <w:lang w:val="fr-BF"/>
+        </w:rPr>
+        <w:t>é</w:t>
+      </w:r>
+      <w:r>
+        <w:rPr>
+          <w:lang w:val="fr-BF"/>
+        </w:rPr>
+        <w:t xml:space="preserve">tape 4 (export WhatsApp commande) et </w:t>
+      </w:r>
+      <w:r>
+        <w:rPr>
+          <w:rFonts w:ascii="Cambria" w:hAnsi="Cambria" w:cs="Cambria"/>
+          <w:lang w:val="fr-BF"/>
+        </w:rPr>
+        <w:t>é</w:t>
+      </w:r>
+      <w:r>
+        <w:rPr>
+          <w:lang w:val="fr-BF"/>
+        </w:rPr>
+        <w:t>tape 6 (mouvements hors-bande</w:t>
+      </w:r>
+    </w:p>
+    <w:p>
+      <w:pPr>
+        <w:pStyle w:val="Corpsdetexte"/>
+        <w:numPr>
+          <w:ilvl w:val="0"/>
+          <w:numId w:val="21"/>
+        </w:numPr>
+        <w:rPr>
+          <w:lang w:val="fr-BF"/>
+        </w:rPr>
+      </w:pPr>
+      <w:r>
+        <w:rPr>
+          <w:lang w:val="fr-BF"/>
+        </w:rPr>
+        <w:t>injections partenaires).</w:t>
+      </w:r>
+    </w:p>
+    <w:p>
+      <w:pPr>
+        <w:pStyle w:val="Corpsdetexte"/>
+        <w:rPr>
+          <w:lang w:val="fr-BF"/>
+        </w:rPr>
+      </w:pPr>
+      <w:r>
+        <w:rPr>
+          <w:lang w:val="fr-BF"/>
+        </w:rPr>
+        <w:t>┌</w:t>
+      </w:r>
+      <w:r>
+        <w:rPr>
+          <w:rFonts w:ascii="Times New Roman" w:hAnsi="Times New Roman" w:cs="Times New Roman"/>
+          <w:lang w:val="fr-BF"/>
+        </w:rPr>
+        <w:t>═════════════════════════════════════════════════════════════════</w:t>
+      </w:r>
+      <w:r>
+        <w:rPr>
+          <w:rFonts w:ascii="Cambria" w:hAnsi="Cambria" w:cs="Cambria"/>
+          <w:lang w:val="fr-BF"/>
+        </w:rPr>
+        <w:t>┐</w:t>
+      </w:r>
+      <w:r>
+        <w:rPr>
+          <w:lang w:val="fr-BF"/>
+        </w:rPr>
+        <w:t xml:space="preserve"> </w:t>
+      </w:r>
+      <w:r>
+        <w:rPr>
+          <w:rFonts w:ascii="Cambria" w:hAnsi="Cambria" w:cs="Cambria"/>
+          <w:lang w:val="fr-BF"/>
+        </w:rPr>
+        <w:t>│</w:t>
+      </w:r>
+      <w:r>
+        <w:rPr>
+          <w:lang w:val="fr-BF"/>
+        </w:rPr>
+        <w:t xml:space="preserve"> BLOC 7 </w:t>
+      </w:r>
+      <w:r>
+        <w:rPr>
+          <w:rFonts w:ascii="Cambria" w:hAnsi="Cambria" w:cs="Cambria"/>
+          <w:lang w:val="fr-BF"/>
+        </w:rPr>
+        <w:t>—</w:t>
+      </w:r>
+      <w:r>
+        <w:rPr>
+          <w:lang w:val="fr-BF"/>
+        </w:rPr>
+        <w:t xml:space="preserve"> NOUVELLE SECTION 24 (</w:t>
+      </w:r>
+      <w:r>
+        <w:rPr>
+          <w:rFonts w:ascii="Cambria" w:hAnsi="Cambria" w:cs="Cambria"/>
+          <w:lang w:val="fr-BF"/>
+        </w:rPr>
+        <w:t>à</w:t>
+      </w:r>
+      <w:r>
+        <w:rPr>
+          <w:lang w:val="fr-BF"/>
+        </w:rPr>
+        <w:t xml:space="preserve"> ins</w:t>
+      </w:r>
+      <w:r>
+        <w:rPr>
+          <w:rFonts w:ascii="Cambria" w:hAnsi="Cambria" w:cs="Cambria"/>
+          <w:lang w:val="fr-BF"/>
+        </w:rPr>
+        <w:t>é</w:t>
+      </w:r>
+      <w:r>
+        <w:rPr>
+          <w:lang w:val="fr-BF"/>
+        </w:rPr>
+        <w:t>rer apr</w:t>
+      </w:r>
+      <w:r>
+        <w:rPr>
+          <w:rFonts w:ascii="Cambria" w:hAnsi="Cambria" w:cs="Cambria"/>
+          <w:lang w:val="fr-BF"/>
+        </w:rPr>
+        <w:t>è</w:t>
+      </w:r>
+      <w:r>
+        <w:rPr>
+          <w:lang w:val="fr-BF"/>
+        </w:rPr>
+        <w:t xml:space="preserve">s la </w:t>
+      </w:r>
+      <w:r>
+        <w:rPr>
+          <w:rFonts w:ascii="Cambria" w:hAnsi="Cambria" w:cs="Cambria"/>
+          <w:lang w:val="fr-BF"/>
+        </w:rPr>
+        <w:t>§</w:t>
+      </w:r>
+      <w:r>
+        <w:rPr>
+          <w:lang w:val="fr-BF"/>
+        </w:rPr>
+        <w:t xml:space="preserve">23) </w:t>
+      </w:r>
+      <w:r>
+        <w:rPr>
+          <w:rFonts w:ascii="Cambria" w:hAnsi="Cambria" w:cs="Cambria"/>
+          <w:lang w:val="fr-BF"/>
+        </w:rPr>
+        <w:t>│</w:t>
+      </w:r>
+      <w:r>
+        <w:rPr>
+          <w:lang w:val="fr-BF"/>
+        </w:rPr>
+        <w:t xml:space="preserve"> </w:t>
+      </w:r>
+      <w:r>
+        <w:rPr>
+          <w:rFonts w:ascii="Cambria" w:hAnsi="Cambria" w:cs="Cambria"/>
+          <w:lang w:val="fr-BF"/>
+        </w:rPr>
+        <w:t>└</w:t>
+      </w:r>
+      <w:r>
+        <w:rPr>
+          <w:rFonts w:ascii="Times New Roman" w:hAnsi="Times New Roman" w:cs="Times New Roman"/>
+          <w:lang w:val="fr-BF"/>
+        </w:rPr>
+        <w:t>═════════════════════════════════════════════════════════════════</w:t>
+      </w:r>
+      <w:r>
+        <w:rPr>
+          <w:rFonts w:ascii="Cambria" w:hAnsi="Cambria" w:cs="Cambria"/>
+          <w:lang w:val="fr-BF"/>
+        </w:rPr>
+        <w:t>┘</w:t>
+      </w:r>
+    </w:p>
+    <w:p>
+      <w:pPr>
+        <w:pStyle w:val="Corpsdetexte"/>
+        <w:numPr>
+          <w:ilvl w:val="0"/>
+          <w:numId w:val="22"/>
+        </w:numPr>
+        <w:rPr>
+          <w:lang w:val="fr-BF"/>
+        </w:rPr>
+      </w:pPr>
+      <w:r>
+        <w:rPr>
+          <w:lang w:val="fr-BF"/>
+        </w:rPr>
+        <w:t>Module Trésorerie / Caisse (CHANTIER CLOS — v26.39)</w:t>
+      </w:r>
+    </w:p>
+    <w:p>
+      <w:pPr>
+        <w:pStyle w:val="Corpsdetexte"/>
+        <w:rPr>
+          <w:lang w:val="fr-BF"/>
+        </w:rPr>
+      </w:pPr>
+      <w:r>
+        <w:rPr>
+          <w:lang w:val="fr-BF"/>
+        </w:rPr>
+        <w:t>24.1 Objectif et périmètre</w:t>
+      </w:r>
+    </w:p>
+    <w:p>
+      <w:pPr>
+        <w:pStyle w:val="Corpsdetexte"/>
+        <w:rPr>
+          <w:lang w:val="fr-BF"/>
+        </w:rPr>
+      </w:pPr>
+      <w:r>
+        <w:rPr>
+          <w:lang w:val="fr-BF"/>
+        </w:rPr>
+        <w:t>L'écran Trésorerie donne au gérant une vue « caisse réelle » de sa ferme : combien d'argent est physiquement disponible, d'où il vient, et l'historique des mouvements. Il met en œuvre l'étape 5 du découpage CRM (§16.2).</w:t>
+      </w:r>
+    </w:p>
+    <w:p>
+      <w:pPr>
+        <w:pStyle w:val="Corpsdetexte"/>
+        <w:rPr>
+          <w:lang w:val="fr-BF"/>
+        </w:rPr>
+      </w:pPr>
+      <w:r>
+        <w:rPr>
+          <w:lang w:val="fr-BF"/>
+        </w:rPr>
+        <w:t>Il applique la séparation comptable OHADA (§16.1) : la CAISSE (argent réellement encaissé/décaissé) ne se confond jamais avec les CRÉANCES (ce qu'on me doit). Une vente livrée mais non payée n'apparaît PAS dans la caisse.</w:t>
+      </w:r>
+    </w:p>
+    <w:p>
+      <w:pPr>
+        <w:pStyle w:val="Corpsdetexte"/>
+        <w:rPr>
+          <w:lang w:val="fr-BF"/>
+        </w:rPr>
+      </w:pPr>
+      <w:r>
+        <w:rPr>
+          <w:lang w:val="fr-BF"/>
+        </w:rPr>
+        <w:t xml:space="preserve">Seul le GÉRANT y accède. Onglet GESTION, tuile </w:t>
+      </w:r>
+      <w:r>
+        <w:rPr>
+          <w:rFonts w:ascii="Segoe UI Emoji" w:hAnsi="Segoe UI Emoji" w:cs="Segoe UI Emoji"/>
+          <w:lang w:val="fr-BF"/>
+        </w:rPr>
+        <w:t>💰</w:t>
+      </w:r>
+      <w:r>
+        <w:rPr>
+          <w:lang w:val="fr-BF"/>
+        </w:rPr>
+        <w:t>. Module js/tresorerie/tresorerie.js.</w:t>
+      </w:r>
+    </w:p>
+    <w:p>
+      <w:pPr>
+        <w:pStyle w:val="Corpsdetexte"/>
+        <w:rPr>
+          <w:lang w:val="fr-BF"/>
+        </w:rPr>
+      </w:pPr>
+      <w:r>
+        <w:rPr>
+          <w:rFonts w:ascii="Segoe UI Emoji" w:hAnsi="Segoe UI Emoji" w:cs="Segoe UI Emoji"/>
+          <w:lang w:val="fr-BF"/>
+        </w:rPr>
+        <w:t>💡</w:t>
+      </w:r>
+      <w:r>
+        <w:rPr>
+          <w:lang w:val="fr-BF"/>
+        </w:rPr>
+        <w:t xml:space="preserve"> En clair : c'est le relevé du tiroir-caisse de la ferme. Le gros chiffre en haut = ce que tu as maintenant. En dessous, la liste de tout ce qui est entré et sorti.</w:t>
+      </w:r>
+    </w:p>
+    <w:p>
+      <w:pPr>
+        <w:pStyle w:val="Corpsdetexte"/>
+        <w:rPr>
+          <w:lang w:val="fr-BF"/>
+        </w:rPr>
+      </w:pPr>
+      <w:r>
+        <w:rPr>
+          <w:lang w:val="fr-BF"/>
+        </w:rPr>
+        <w:t>24.2 La caisse est GLOBALE par ferme (décision de fond)</w:t>
+      </w:r>
+    </w:p>
+    <w:p>
+      <w:pPr>
+        <w:pStyle w:val="Corpsdetexte"/>
+        <w:rPr>
+          <w:lang w:val="fr-BF"/>
+        </w:rPr>
+      </w:pPr>
+      <w:r>
+        <w:rPr>
+          <w:lang w:val="fr-BF"/>
+        </w:rPr>
+        <w:t>Une caisse est un tiroir physique : un seul par ferme. L'argent y est fongible (interchangeable) — on ne peut pas dire « tant en caisse pour la bande A, tant pour la bande B ». La trésorerie additionne donc tous les mouvements de la ferme, toutes bandes confondues.</w:t>
+      </w:r>
+    </w:p>
+    <w:p>
+      <w:pPr>
+        <w:pStyle w:val="Corpsdetexte"/>
+        <w:rPr>
+          <w:lang w:val="fr-BF"/>
+        </w:rPr>
+      </w:pPr>
+      <w:r>
+        <w:rPr>
+          <w:rFonts w:ascii="Segoe UI Emoji" w:hAnsi="Segoe UI Emoji" w:cs="Segoe UI Emoji"/>
+          <w:lang w:val="fr-BF"/>
+        </w:rPr>
+        <w:t>⚠️</w:t>
+      </w:r>
+      <w:r>
+        <w:rPr>
+          <w:lang w:val="fr-BF"/>
+        </w:rPr>
+        <w:t xml:space="preserve"> À NE PAS CONFONDRE avec la rentabilité par bande (« la bande A a-t-elle été rentable ? »), qui est une analyse distincte, par bande, s'appuyant sur journal.bande_id. C'est un chantier futur séparé (voir §24.7). Ne jamais fusionner caisse et rentabilité : deux questions différentes, deux écrans différents.</w:t>
+      </w:r>
+    </w:p>
+    <w:p>
+      <w:pPr>
+        <w:pStyle w:val="Corpsdetexte"/>
+        <w:rPr>
+          <w:lang w:val="fr-BF"/>
+        </w:rPr>
+      </w:pPr>
+      <w:r>
+        <w:rPr>
+          <w:lang w:val="fr-BF"/>
+        </w:rPr>
+        <w:t>24.3 Sources et formule du solde</w:t>
+      </w:r>
+    </w:p>
+    <w:p>
+      <w:pPr>
+        <w:pStyle w:val="Corpsdetexte"/>
+        <w:rPr>
+          <w:lang w:val="fr-BF"/>
+        </w:rPr>
+      </w:pPr>
+      <w:r>
+        <w:rPr>
+          <w:lang w:val="fr-BF"/>
+        </w:rPr>
+        <w:t>Diagnostic fondateur (base réelle, session du jour) :</w:t>
+      </w:r>
+    </w:p>
+    <w:p>
+      <w:pPr>
+        <w:pStyle w:val="Corpsdetexte"/>
+        <w:numPr>
+          <w:ilvl w:val="0"/>
+          <w:numId w:val="23"/>
+        </w:numPr>
+        <w:rPr>
+          <w:lang w:val="fr-BF"/>
+        </w:rPr>
+      </w:pPr>
+      <w:r>
+        <w:rPr>
+          <w:lang w:val="fr-BF"/>
+        </w:rPr>
+        <w:t>La table paiements = encaissements de commandes uniquement. Elle n'écrit JAMAIS dans journal (vérifié : 59 000 F de paiements ≠ 181 500 F de ventes au journal).</w:t>
+      </w:r>
+    </w:p>
+    <w:p>
+      <w:pPr>
+        <w:pStyle w:val="Corpsdetexte"/>
+        <w:numPr>
+          <w:ilvl w:val="0"/>
+          <w:numId w:val="23"/>
+        </w:numPr>
+        <w:rPr>
+          <w:lang w:val="fr-BF"/>
+        </w:rPr>
+      </w:pPr>
+      <w:r>
+        <w:rPr>
+          <w:lang w:val="fr-BF"/>
+        </w:rPr>
+        <w:t>Les catégories 'Vente ...' du journal = la vente enregistrée à la LIVRAISON = une créance, PAS un encaissement → exclues de la caisse.</w:t>
+      </w:r>
+    </w:p>
+    <w:p>
+      <w:pPr>
+        <w:pStyle w:val="Corpsdetexte"/>
+        <w:numPr>
+          <w:ilvl w:val="0"/>
+          <w:numId w:val="23"/>
+        </w:numPr>
+        <w:rPr>
+          <w:lang w:val="fr-BF"/>
+        </w:rPr>
+      </w:pPr>
+      <w:r>
+        <w:rPr>
+          <w:lang w:val="fr-BF"/>
+        </w:rPr>
+        <w:lastRenderedPageBreak/>
+        <w:t>La catégorie 'Penalite de retard' du journal = écrite au moment de l'encaissement réel (§22.5) = vrai mouvement de caisse → incluse (vérifié : 0 paiement ne référence une pénalité, pas de doublon).</w:t>
+      </w:r>
+    </w:p>
+    <w:p>
+      <w:pPr>
+        <w:pStyle w:val="Corpsdetexte"/>
+        <w:numPr>
+          <w:ilvl w:val="0"/>
+          <w:numId w:val="23"/>
+        </w:numPr>
+        <w:rPr>
+          <w:lang w:val="fr-BF"/>
+        </w:rPr>
+      </w:pPr>
+      <w:r>
+        <w:rPr>
+          <w:lang w:val="fr-BF"/>
+        </w:rPr>
+        <w:t>Toutes les DEPENSE du journal = sorties de caisse réelles.</w:t>
+      </w:r>
+    </w:p>
+    <w:p>
+      <w:pPr>
+        <w:pStyle w:val="Corpsdetexte"/>
+        <w:rPr>
+          <w:lang w:val="fr-BF"/>
+        </w:rPr>
+      </w:pPr>
+      <w:r>
+        <w:rPr>
+          <w:lang w:val="fr-BF"/>
+        </w:rPr>
+        <w:t>Formule : Solde = solde_caisse_initial + SUM(paiements non annulés) + SUM(journal RECETTE catégorie 'Penalite de retard') − SUM(journal DEPENSE) … en ne comptant que les mouvements dont la date &gt;= date_debut_caisse.</w:t>
+      </w:r>
+    </w:p>
+    <w:p>
+      <w:pPr>
+        <w:pStyle w:val="Corpsdetexte"/>
+        <w:rPr>
+          <w:lang w:val="fr-BF"/>
+        </w:rPr>
+      </w:pPr>
+      <w:r>
+        <w:rPr>
+          <w:lang w:val="fr-BF"/>
+        </w:rPr>
+        <w:t xml:space="preserve">24.4 </w:t>
+      </w:r>
+      <w:r>
+        <w:rPr>
+          <w:rFonts w:ascii="Segoe UI Emoji" w:hAnsi="Segoe UI Emoji" w:cs="Segoe UI Emoji"/>
+          <w:lang w:val="fr-BF"/>
+        </w:rPr>
+        <w:t>⚠️</w:t>
+      </w:r>
+      <w:r>
+        <w:rPr>
+          <w:lang w:val="fr-BF"/>
+        </w:rPr>
+        <w:t xml:space="preserve"> Différence assumée CRU vs Caisse sur « Achat stock »</w:t>
+      </w:r>
+    </w:p>
+    <w:p>
+      <w:pPr>
+        <w:pStyle w:val="Corpsdetexte"/>
+        <w:rPr>
+          <w:lang w:val="fr-BF"/>
+        </w:rPr>
+      </w:pPr>
+      <w:r>
+        <w:rPr>
+          <w:lang w:val="fr-BF"/>
+        </w:rPr>
+        <w:t>Point de vigilance comptable à retenir absolument :</w:t>
+      </w:r>
+    </w:p>
+    <w:p>
+      <w:pPr>
+        <w:pStyle w:val="Corpsdetexte"/>
+        <w:numPr>
+          <w:ilvl w:val="0"/>
+          <w:numId w:val="24"/>
+        </w:numPr>
+        <w:rPr>
+          <w:lang w:val="fr-BF"/>
+        </w:rPr>
+      </w:pPr>
+      <w:r>
+        <w:rPr>
+          <w:lang w:val="fr-BF"/>
+        </w:rPr>
+        <w:t>Le CRU EXCLUT la catégorie 'Achat stock' (ce n'est pas une charge consommée, l'argent est transformé en stock — §4.1).</w:t>
+      </w:r>
+    </w:p>
+    <w:p>
+      <w:pPr>
+        <w:pStyle w:val="Corpsdetexte"/>
+        <w:numPr>
+          <w:ilvl w:val="0"/>
+          <w:numId w:val="24"/>
+        </w:numPr>
+        <w:rPr>
+          <w:lang w:val="fr-BF"/>
+        </w:rPr>
+      </w:pPr>
+      <w:r>
+        <w:rPr>
+          <w:lang w:val="fr-BF"/>
+        </w:rPr>
+        <w:t>La CAISSE INCLUT 'Achat stock' : quand on achète un sac d'aliment, l'argent quitte physiquement le tiroir, même si on reçoit du stock en échange. C'est un décaissement réel.</w:t>
+      </w:r>
+    </w:p>
+    <w:p>
+      <w:pPr>
+        <w:pStyle w:val="Corpsdetexte"/>
+        <w:rPr>
+          <w:lang w:val="fr-BF"/>
+        </w:rPr>
+      </w:pPr>
+      <w:r>
+        <w:rPr>
+          <w:lang w:val="fr-BF"/>
+        </w:rPr>
+        <w:t>Ces deux règles coexistent volontairement — elles répondent à deux questions différentes (coût de revient du poulet vs argent en tiroir). NE JAMAIS « aligner » la caisse sur le CRU en croyant corriger une incohérence : ce n'en est pas une.</w:t>
+      </w:r>
+    </w:p>
+    <w:p>
+      <w:pPr>
+        <w:pStyle w:val="Corpsdetexte"/>
+        <w:rPr>
+          <w:lang w:val="fr-BF"/>
+        </w:rPr>
+      </w:pPr>
+      <w:r>
+        <w:rPr>
+          <w:lang w:val="fr-BF"/>
+        </w:rPr>
+        <w:t>24.5 Solde initial et date de début de suivi</w:t>
+      </w:r>
+    </w:p>
+    <w:p>
+      <w:pPr>
+        <w:pStyle w:val="Corpsdetexte"/>
+        <w:rPr>
+          <w:lang w:val="fr-BF"/>
+        </w:rPr>
+      </w:pPr>
+      <w:r>
+        <w:rPr>
+          <w:lang w:val="fr-BF"/>
+        </w:rPr>
+        <w:t>La base ne connaissait pas le montant en caisse au démarrage. On l'a ajouté au niveau ferme (solde_caisse_initial), avec une date de début de suivi (date_debut_caisse). On ne compte que les mouvements dont la date &gt;= cette date (jour J inclus).</w:t>
+      </w:r>
+    </w:p>
+    <w:p>
+      <w:pPr>
+        <w:pStyle w:val="Corpsdetexte"/>
+        <w:rPr>
+          <w:lang w:val="fr-BF"/>
+        </w:rPr>
+      </w:pPr>
+      <w:r>
+        <w:rPr>
+          <w:lang w:val="fr-BF"/>
+        </w:rPr>
+        <w:t>Le solde initial = montant présent en caisse AU TOUT DÉBUT de la date de début, avant tout mouvement de ce jour. Les mouvements du jour J sont comptés EN PLUS du solde initial. Si un mouvement du jour J existait déjà avant la saisie, il s'ajoute — le gérant doit en tenir compte dans le montant qu'il déclare.</w:t>
+      </w:r>
+    </w:p>
+    <w:p>
+      <w:pPr>
+        <w:pStyle w:val="Corpsdetexte"/>
+        <w:rPr>
+          <w:lang w:val="fr-BF"/>
+        </w:rPr>
+      </w:pPr>
+      <w:r>
+        <w:rPr>
+          <w:lang w:val="fr-BF"/>
+        </w:rPr>
+        <w:t>Le solde initial accepte 0 et les valeurs négatives (caisse à découvert au départ). L'écran affiche un avertissement visuel si le montant saisi est négatif, sans l'interdire.</w:t>
+      </w:r>
+    </w:p>
+    <w:p>
+      <w:pPr>
+        <w:pStyle w:val="Corpsdetexte"/>
+        <w:rPr>
+          <w:lang w:val="fr-BF"/>
+        </w:rPr>
+      </w:pPr>
+      <w:r>
+        <w:rPr>
+          <w:rFonts w:ascii="Segoe UI Emoji" w:hAnsi="Segoe UI Emoji" w:cs="Segoe UI Emoji"/>
+          <w:lang w:val="fr-BF"/>
+        </w:rPr>
+        <w:t>💡</w:t>
+      </w:r>
+      <w:r>
+        <w:rPr>
+          <w:lang w:val="fr-BF"/>
+        </w:rPr>
+        <w:t xml:space="preserve"> En clair : tu dis « au 1er juillet, j'avais X en caisse ». L'app ne recompte pas ce qui s'est passé avant — c'est déjà dans ton X. Elle compte seulement à partir du 1er juillet.</w:t>
+      </w:r>
+    </w:p>
+    <w:p>
+      <w:pPr>
+        <w:pStyle w:val="Corpsdetexte"/>
+        <w:rPr>
+          <w:lang w:val="fr-BF"/>
+        </w:rPr>
+      </w:pPr>
+      <w:r>
+        <w:rPr>
+          <w:lang w:val="fr-BF"/>
+        </w:rPr>
+        <w:t>24.6 Modification traçable du solde initial (option B)</w:t>
+      </w:r>
+    </w:p>
+    <w:p>
+      <w:pPr>
+        <w:pStyle w:val="Corpsdetexte"/>
+        <w:rPr>
+          <w:lang w:val="fr-BF"/>
+        </w:rPr>
+      </w:pPr>
+      <w:r>
+        <w:rPr>
+          <w:lang w:val="fr-BF"/>
+        </w:rPr>
+        <w:t>Principe comptable d'intangibilité : on ne « gomme » jamais un solde initial, on trace chaque changement. Toute modification passe par la RPC modifier_solde_initial(), atomique : elle met à jour fermes ET insère une ligne dans caisse_ajustements (ancienne valeur, nouvelle valeur, dates, motif).</w:t>
+      </w:r>
+    </w:p>
+    <w:p>
+      <w:pPr>
+        <w:pStyle w:val="Corpsdetexte"/>
+        <w:rPr>
+          <w:lang w:val="fr-BF"/>
+        </w:rPr>
+      </w:pPr>
+      <w:r>
+        <w:rPr>
+          <w:lang w:val="fr-BF"/>
+        </w:rPr>
+        <w:t xml:space="preserve">Règle du motif : OBLIGATOIRE pour une modification (un ajustement existe déjà), FACULTATIF pour la toute première saisie. La règle est appliquée côté serveur (la RPC </w:t>
+      </w:r>
+      <w:r>
+        <w:rPr>
+          <w:lang w:val="fr-BF"/>
+        </w:rPr>
+        <w:lastRenderedPageBreak/>
+        <w:t>refuse avec ok:false si le motif manque) ET rappelée côté client (message + champ motif affiché seulement en modification).</w:t>
+      </w:r>
+    </w:p>
+    <w:p>
+      <w:pPr>
+        <w:pStyle w:val="Corpsdetexte"/>
+        <w:rPr>
+          <w:lang w:val="fr-BF"/>
+        </w:rPr>
+      </w:pPr>
+      <w:r>
+        <w:rPr>
+          <w:lang w:val="fr-BF"/>
+        </w:rPr>
+        <w:t>24.7 Les 3 RPC (Migration 052)</w:t>
+      </w:r>
+    </w:p>
+    <w:p>
+      <w:pPr>
+        <w:pStyle w:val="Corpsdetexte"/>
+        <w:rPr>
+          <w:lang w:val="fr-BF"/>
+        </w:rPr>
+      </w:pPr>
+      <w:r>
+        <w:rPr>
+          <w:lang w:val="fr-BF"/>
+        </w:rPr>
+        <w:t>get_solde_caisse() RETURNS TABLE(solde_initial, date_debut, total_encaisse, total_penalites, total_depenses, solde) — 1 ligne, appel léger. SECURITY DEFINER, fail-closed si get_ferme_id() NULL.</w:t>
+      </w:r>
+    </w:p>
+    <w:p>
+      <w:pPr>
+        <w:pStyle w:val="Corpsdetexte"/>
+        <w:rPr>
+          <w:lang w:val="fr-BF"/>
+        </w:rPr>
+      </w:pPr>
+      <w:r>
+        <w:rPr>
+          <w:lang w:val="fr-BF"/>
+        </w:rPr>
+        <w:t>get_historique_caisse() RETURNS TABLE(source, date_mvt, libelle, montant, reference) — liste unifiée paiements + pénalités + dépenses, tri date décroissante, LIMIT 50. montant positif = entrée, négatif = sortie. Aucune ligne 'Vente ...'. Le sous-SELECT enveloppant est requis pour appliquer ORDER BY + LIMIT à l'ensemble de l'UNION.</w:t>
+      </w:r>
+    </w:p>
+    <w:p>
+      <w:pPr>
+        <w:pStyle w:val="Corpsdetexte"/>
+        <w:rPr>
+          <w:lang w:val="fr-BF"/>
+        </w:rPr>
+      </w:pPr>
+      <w:r>
+        <w:rPr>
+          <w:lang w:val="fr-BF"/>
+        </w:rPr>
+        <w:t>modifier_solde_initial(p_nouveau_montant, p_nouvelle_date, p_motif) RETURNS jsonb — atomique, traçable (voir §24.6).</w:t>
+      </w:r>
+    </w:p>
+    <w:p>
+      <w:pPr>
+        <w:pStyle w:val="Corpsdetexte"/>
+        <w:rPr>
+          <w:lang w:val="fr-BF"/>
+        </w:rPr>
+      </w:pPr>
+      <w:r>
+        <w:rPr>
+          <w:lang w:val="fr-BF"/>
+        </w:rPr>
+        <w:t>24.8 Frontend</w:t>
+      </w:r>
+    </w:p>
+    <w:p>
+      <w:pPr>
+        <w:pStyle w:val="Corpsdetexte"/>
+        <w:rPr>
+          <w:lang w:val="fr-BF"/>
+        </w:rPr>
+      </w:pPr>
+      <w:r>
+        <w:rPr>
+          <w:lang w:val="fr-BF"/>
+        </w:rPr>
+        <w:t>Module js/tresorerie/tresorerie.js, une seule porte d'entrée exposée : window.renderTresorerie (§17.4). Suit le gabarit de parametres.js. Écran principal : gros solde (vert si &gt;=0, rouge sinon) + sous-titre « Suivi depuis le … » + 4 mini-cartes (solde initial, encaissé, pénalités, dépenses) + historique + bouton « Régler le solde initial ». Écran de réglage : montant + date de début + motif (si modification).</w:t>
+      </w:r>
+    </w:p>
+    <w:p>
+      <w:pPr>
+        <w:pStyle w:val="Corpsdetexte"/>
+        <w:rPr>
+          <w:lang w:val="fr-BF"/>
+        </w:rPr>
+      </w:pPr>
+      <w:r>
+        <w:rPr>
+          <w:lang w:val="fr-BF"/>
+        </w:rPr>
+        <w:t xml:space="preserve">Branchement : tuile </w:t>
+      </w:r>
+      <w:r>
+        <w:rPr>
+          <w:rFonts w:ascii="Segoe UI Emoji" w:hAnsi="Segoe UI Emoji" w:cs="Segoe UI Emoji"/>
+          <w:lang w:val="fr-BF"/>
+        </w:rPr>
+        <w:t>💰</w:t>
+      </w:r>
+      <w:r>
+        <w:rPr>
+          <w:lang w:val="fr-BF"/>
+        </w:rPr>
+        <w:t xml:space="preserve"> dans js/gestion/gestion.js (dispo: true) ; import '../tresorerie/tresorerie.js' dans gestion.js (chargé via la chaîne d'imports, PAS de balise &lt;script&gt; séparée dans index.html — index.html ne charge que gestion.js). CSS : classes gestion-treso-* ajoutées à css/gestion.css. Service worker : tresorerie.js ajouté à STATIC_URLS (sw.js), CACHE_NAME porté à avigest-v26-39.</w:t>
+      </w:r>
+    </w:p>
+    <w:p>
+      <w:pPr>
+        <w:pStyle w:val="Corpsdetexte"/>
+        <w:rPr>
+          <w:lang w:val="fr-BF"/>
+        </w:rPr>
+      </w:pPr>
+      <w:r>
+        <w:rPr>
+          <w:lang w:val="fr-BF"/>
+        </w:rPr>
+        <w:t>24.9 Chantier futur — Rentabilité par bande</w:t>
+      </w:r>
+    </w:p>
+    <w:p>
+      <w:pPr>
+        <w:pStyle w:val="Corpsdetexte"/>
+        <w:rPr>
+          <w:lang w:val="fr-BF"/>
+        </w:rPr>
+      </w:pPr>
+      <w:r>
+        <w:rPr>
+          <w:lang w:val="fr-BF"/>
+        </w:rPr>
+        <w:t>Distinct de la trésorerie (§24.2). Objectif : voir pour chaque bande son résultat économique (coûts vs recettes, marge, CRU). S'appuiera sur journal.bande_id (déjà présent) et get_dashboard (qui calcule déjà une partie : marge nette, CRU par bande — §14.2, §15.1). À diagnostiquer avant de coder : ce que get_dashboard renvoie déjà, pour ne pas reconstruire l'existant. Non urgent.</w:t>
+      </w:r>
+    </w:p>
+    <w:p>
+      <w:pPr>
+        <w:pStyle w:val="Corpsdetexte"/>
+        <w:rPr>
+          <w:lang w:val="fr-BF"/>
+        </w:rPr>
+      </w:pPr>
+      <w:r>
+        <w:rPr>
+          <w:rFonts w:ascii="Segoe UI Emoji" w:hAnsi="Segoe UI Emoji" w:cs="Segoe UI Emoji"/>
+          <w:lang w:val="fr-BF"/>
+        </w:rPr>
+        <w:t>💡</w:t>
+      </w:r>
+      <w:r>
+        <w:rPr>
+          <w:lang w:val="fr-BF"/>
+        </w:rPr>
+        <w:t xml:space="preserve"> En clair : la caisse (fait), la rentabilité par bande (à faire plus tard). Le bande_id du journal attend déjà ce futur écran.</w:t>
+      </w:r>
+    </w:p>
+    <w:p>
+      <w:pPr>
+        <w:pStyle w:val="Corpsdetexte"/>
+        <w:rPr>
+          <w:lang w:val="fr-BF"/>
+        </w:rPr>
+      </w:pPr>
+      <w:r>
+        <w:rPr>
+          <w:lang w:val="fr-BF"/>
+        </w:rPr>
+        <w:t>┌─────────────────────────────────────────────────────────────────┐ │ BLOC 8 — Après édition du .docx │ └─────────────────────────────────────────────────────────────────┘</w:t>
+      </w:r>
+    </w:p>
+    <w:p>
+      <w:pPr>
+        <w:pStyle w:val="Corpsdetexte"/>
+        <w:rPr>
+          <w:lang w:val="fr-BF"/>
+        </w:rPr>
+      </w:pPr>
+      <w:r>
+        <w:rPr>
+          <w:lang w:val="fr-BF"/>
+        </w:rPr>
+        <w:t>Une fois le .docx à jour, demander à Claude de régénérer le .md (pandoc), jamais l'inverse (règle de synchronisation §en-tête).</w:t>
+      </w:r>
+    </w:p>
+    <w:p>
+      <w:pPr>
+        <w:pStyle w:val="Corpsdetexte"/>
+        <w:rPr>
+          <w:lang w:val="fr-BF"/>
+        </w:rPr>
+      </w:pPr>
+    </w:p>
+    <w:p>
+      <w:pPr>
+        <w:pStyle w:val="Corpsdetexte"/>
+        <w:rPr>
+          <w:lang w:val="fr-BF"/>
+        </w:rPr>
+      </w:pPr>
+    </w:p>
+    <w:p>
+      <w:pPr>
         <w:pStyle w:val="FirstParagraph"/>
         <w:rPr>
           <w:lang w:val="fr-BF"/>
@@ -28628,7 +26919,19 @@
         <w:rPr>
           <w:lang w:val="fr-BF"/>
         </w:rPr>
-        <w:t>— Fin de la mise à jour Bible session v26.28 —</w:t>
+        <w:t>— Fin de la mise à jour Bible session v26.</w:t>
+      </w:r>
+      <w:r>
+        <w:rPr>
+          <w:lang w:val="fr-BF"/>
+        </w:rPr>
+        <w:t>39</w:t>
+      </w:r>
+      <w:r>
+        <w:rPr>
+          <w:lang w:val="fr-BF"/>
+        </w:rPr>
+        <w:t xml:space="preserve"> —</w:t>
       </w:r>
     </w:p>
     <w:p>
@@ -28646,7 +26949,39 @@
           <w:iCs/>
           <w:lang w:val="fr-FR"/>
         </w:rPr>
-        <w:t>— Fin de la Bible AviGest v26 — Version .md générée le 13/07/2026 (session v26.22), à répercuter manuellement dans le .docx —</w:t>
+        <w:t xml:space="preserve">— Fin de la Bible AviGest v26 — Version .md générée le </w:t>
+      </w:r>
+      <w:r>
+        <w:rPr>
+          <w:i/>
+          <w:iCs/>
+          <w:lang w:val="fr-FR"/>
+        </w:rPr>
+        <w:t>30</w:t>
+      </w:r>
+      <w:r>
+        <w:rPr>
+          <w:i/>
+          <w:iCs/>
+          <w:lang w:val="fr-FR"/>
+        </w:rPr>
+        <w:t>/07/2026 (session v26.</w:t>
+      </w:r>
+      <w:r>
+        <w:rPr>
+          <w:i/>
+          <w:iCs/>
+          <w:lang w:val="fr-FR"/>
+        </w:rPr>
+        <w:t>39</w:t>
+      </w:r>
+      <w:r>
+        <w:rPr>
+          <w:i/>
+          <w:iCs/>
+          <w:lang w:val="fr-FR"/>
+        </w:rPr>
+        <w:t>), à répercuter manuellement dans le .docx —</w:t>
       </w:r>
     </w:p>
     <w:p>
@@ -28953,6 +27288,119 @@
     </w:lvl>
   </w:abstractNum>
   <w:abstractNum w:abstractNumId="3" w15:restartNumberingAfterBreak="0">
+    <w:nsid w:val="04D4630B"/>
+    <w:multiLevelType w:val="multilevel"/>
+    <w:tmpl w:val="B51EC056"/>
+    <w:lvl w:ilvl="0">
+      <w:start w:val="24"/>
+      <w:numFmt w:val="decimal"/>
+      <w:lvlText w:val="%1."/>
+      <w:lvlJc w:val="left"/>
+      <w:pPr>
+        <w:tabs>
+          <w:tab w:val="num" w:pos="720"/>
+        </w:tabs>
+        <w:ind w:left="720" w:hanging="360"/>
+      </w:pPr>
+    </w:lvl>
+    <w:lvl w:ilvl="1" w:tentative="1">
+      <w:start w:val="1"/>
+      <w:numFmt w:val="decimal"/>
+      <w:lvlText w:val="%2."/>
+      <w:lvlJc w:val="left"/>
+      <w:pPr>
+        <w:tabs>
+          <w:tab w:val="num" w:pos="1440"/>
+        </w:tabs>
+        <w:ind w:left="1440" w:hanging="360"/>
+      </w:pPr>
+    </w:lvl>
+    <w:lvl w:ilvl="2" w:tentative="1">
+      <w:start w:val="1"/>
+      <w:numFmt w:val="decimal"/>
+      <w:lvlText w:val="%3."/>
+      <w:lvlJc w:val="left"/>
+      <w:pPr>
+        <w:tabs>
+          <w:tab w:val="num" w:pos="2160"/>
+        </w:tabs>
+        <w:ind w:left="2160" w:hanging="360"/>
+      </w:pPr>
+    </w:lvl>
+    <w:lvl w:ilvl="3" w:tentative="1">
+      <w:start w:val="1"/>
+      <w:numFmt w:val="decimal"/>
+      <w:lvlText w:val="%4."/>
+      <w:lvlJc w:val="left"/>
+      <w:pPr>
+        <w:tabs>
+          <w:tab w:val="num" w:pos="2880"/>
+        </w:tabs>
+        <w:ind w:left="2880" w:hanging="360"/>
+      </w:pPr>
+    </w:lvl>
+    <w:lvl w:ilvl="4" w:tentative="1">
+      <w:start w:val="1"/>
+      <w:numFmt w:val="decimal"/>
+      <w:lvlText w:val="%5."/>
+      <w:lvlJc w:val="left"/>
+      <w:pPr>
+        <w:tabs>
+          <w:tab w:val="num" w:pos="3600"/>
+        </w:tabs>
+        <w:ind w:left="3600" w:hanging="360"/>
+      </w:pPr>
+    </w:lvl>
+    <w:lvl w:ilvl="5" w:tentative="1">
+      <w:start w:val="1"/>
+      <w:numFmt w:val="decimal"/>
+      <w:lvlText w:val="%6."/>
+      <w:lvlJc w:val="left"/>
+      <w:pPr>
+        <w:tabs>
+          <w:tab w:val="num" w:pos="4320"/>
+        </w:tabs>
+        <w:ind w:left="4320" w:hanging="360"/>
+      </w:pPr>
+    </w:lvl>
+    <w:lvl w:ilvl="6" w:tentative="1">
+      <w:start w:val="1"/>
+      <w:numFmt w:val="decimal"/>
+      <w:lvlText w:val="%7."/>
+      <w:lvlJc w:val="left"/>
+      <w:pPr>
+        <w:tabs>
+          <w:tab w:val="num" w:pos="5040"/>
+        </w:tabs>
+        <w:ind w:left="5040" w:hanging="360"/>
+      </w:pPr>
+    </w:lvl>
+    <w:lvl w:ilvl="7" w:tentative="1">
+      <w:start w:val="1"/>
+      <w:numFmt w:val="decimal"/>
+      <w:lvlText w:val="%8."/>
+      <w:lvlJc w:val="left"/>
+      <w:pPr>
+        <w:tabs>
+          <w:tab w:val="num" w:pos="5760"/>
+        </w:tabs>
+        <w:ind w:left="5760" w:hanging="360"/>
+      </w:pPr>
+    </w:lvl>
+    <w:lvl w:ilvl="8" w:tentative="1">
+      <w:start w:val="1"/>
+      <w:numFmt w:val="decimal"/>
+      <w:lvlText w:val="%9."/>
+      <w:lvlJc w:val="left"/>
+      <w:pPr>
+        <w:tabs>
+          <w:tab w:val="num" w:pos="6480"/>
+        </w:tabs>
+        <w:ind w:left="6480" w:hanging="360"/>
+      </w:pPr>
+    </w:lvl>
+  </w:abstractNum>
+  <w:abstractNum w:abstractNumId="4" w15:restartNumberingAfterBreak="0">
     <w:nsid w:val="0BB0013E"/>
     <w:multiLevelType w:val="multilevel"/>
     <w:tmpl w:val="860883EA"/>
@@ -29065,7 +27513,7 @@
       </w:pPr>
     </w:lvl>
   </w:abstractNum>
-  <w:abstractNum w:abstractNumId="4" w15:restartNumberingAfterBreak="0">
+  <w:abstractNum w:abstractNumId="5" w15:restartNumberingAfterBreak="0">
     <w:nsid w:val="16C77AE0"/>
     <w:multiLevelType w:val="multilevel"/>
     <w:tmpl w:val="83A6DF20"/>
@@ -29178,7 +27626,7 @@
       </w:pPr>
     </w:lvl>
   </w:abstractNum>
-  <w:abstractNum w:abstractNumId="5" w15:restartNumberingAfterBreak="0">
+  <w:abstractNum w:abstractNumId="6" w15:restartNumberingAfterBreak="0">
     <w:nsid w:val="1AC529B9"/>
     <w:multiLevelType w:val="multilevel"/>
     <w:tmpl w:val="9594C324"/>
@@ -29327,7 +27775,7 @@
       </w:rPr>
     </w:lvl>
   </w:abstractNum>
-  <w:abstractNum w:abstractNumId="6" w15:restartNumberingAfterBreak="0">
+  <w:abstractNum w:abstractNumId="7" w15:restartNumberingAfterBreak="0">
     <w:nsid w:val="209B1971"/>
     <w:multiLevelType w:val="multilevel"/>
     <w:tmpl w:val="8B523738"/>
@@ -29440,10 +27888,10 @@
       </w:pPr>
     </w:lvl>
   </w:abstractNum>
-  <w:abstractNum w:abstractNumId="7" w15:restartNumberingAfterBreak="0">
-    <w:nsid w:val="35850013"/>
+  <w:abstractNum w:abstractNumId="8" w15:restartNumberingAfterBreak="0">
+    <w:nsid w:val="2EB765EB"/>
     <w:multiLevelType w:val="multilevel"/>
-    <w:tmpl w:val="29202E8A"/>
+    <w:tmpl w:val="8B026768"/>
     <w:lvl w:ilvl="0">
       <w:start w:val="1"/>
       <w:numFmt w:val="bullet"/>
@@ -29589,10 +28037,10 @@
       </w:rPr>
     </w:lvl>
   </w:abstractNum>
-  <w:abstractNum w:abstractNumId="8" w15:restartNumberingAfterBreak="0">
-    <w:nsid w:val="358E5907"/>
+  <w:abstractNum w:abstractNumId="9" w15:restartNumberingAfterBreak="0">
+    <w:nsid w:val="31B47B32"/>
     <w:multiLevelType w:val="multilevel"/>
-    <w:tmpl w:val="5B1E112A"/>
+    <w:tmpl w:val="FF6A2566"/>
     <w:lvl w:ilvl="0">
       <w:start w:val="1"/>
       <w:numFmt w:val="bullet"/>
@@ -29738,10 +28186,10 @@
       </w:rPr>
     </w:lvl>
   </w:abstractNum>
-  <w:abstractNum w:abstractNumId="9" w15:restartNumberingAfterBreak="0">
-    <w:nsid w:val="3B014744"/>
+  <w:abstractNum w:abstractNumId="10" w15:restartNumberingAfterBreak="0">
+    <w:nsid w:val="35850013"/>
     <w:multiLevelType w:val="multilevel"/>
-    <w:tmpl w:val="5A3ADEEC"/>
+    <w:tmpl w:val="29202E8A"/>
     <w:lvl w:ilvl="0">
       <w:start w:val="1"/>
       <w:numFmt w:val="bullet"/>
@@ -29887,10 +28335,10 @@
       </w:rPr>
     </w:lvl>
   </w:abstractNum>
-  <w:abstractNum w:abstractNumId="10" w15:restartNumberingAfterBreak="0">
-    <w:nsid w:val="4D811FD5"/>
+  <w:abstractNum w:abstractNumId="11" w15:restartNumberingAfterBreak="0">
+    <w:nsid w:val="358E5907"/>
     <w:multiLevelType w:val="multilevel"/>
-    <w:tmpl w:val="B61E23AA"/>
+    <w:tmpl w:val="5B1E112A"/>
     <w:lvl w:ilvl="0">
       <w:start w:val="1"/>
       <w:numFmt w:val="bullet"/>
@@ -30036,123 +28484,10 @@
       </w:rPr>
     </w:lvl>
   </w:abstractNum>
-  <w:abstractNum w:abstractNumId="11" w15:restartNumberingAfterBreak="0">
-    <w:nsid w:val="5168481F"/>
+  <w:abstractNum w:abstractNumId="12" w15:restartNumberingAfterBreak="0">
+    <w:nsid w:val="3B014744"/>
     <w:multiLevelType w:val="multilevel"/>
-    <w:tmpl w:val="27C8955A"/>
-    <w:lvl w:ilvl="0">
-      <w:start w:val="6"/>
-      <w:numFmt w:val="decimal"/>
-      <w:lvlText w:val="%1."/>
-      <w:lvlJc w:val="left"/>
-      <w:pPr>
-        <w:tabs>
-          <w:tab w:val="num" w:pos="720"/>
-        </w:tabs>
-        <w:ind w:left="720" w:hanging="360"/>
-      </w:pPr>
-    </w:lvl>
-    <w:lvl w:ilvl="1" w:tentative="1">
-      <w:start w:val="1"/>
-      <w:numFmt w:val="decimal"/>
-      <w:lvlText w:val="%2."/>
-      <w:lvlJc w:val="left"/>
-      <w:pPr>
-        <w:tabs>
-          <w:tab w:val="num" w:pos="1440"/>
-        </w:tabs>
-        <w:ind w:left="1440" w:hanging="360"/>
-      </w:pPr>
-    </w:lvl>
-    <w:lvl w:ilvl="2" w:tentative="1">
-      <w:start w:val="1"/>
-      <w:numFmt w:val="decimal"/>
-      <w:lvlText w:val="%3."/>
-      <w:lvlJc w:val="left"/>
-      <w:pPr>
-        <w:tabs>
-          <w:tab w:val="num" w:pos="2160"/>
-        </w:tabs>
-        <w:ind w:left="2160" w:hanging="360"/>
-      </w:pPr>
-    </w:lvl>
-    <w:lvl w:ilvl="3" w:tentative="1">
-      <w:start w:val="1"/>
-      <w:numFmt w:val="decimal"/>
-      <w:lvlText w:val="%4."/>
-      <w:lvlJc w:val="left"/>
-      <w:pPr>
-        <w:tabs>
-          <w:tab w:val="num" w:pos="2880"/>
-        </w:tabs>
-        <w:ind w:left="2880" w:hanging="360"/>
-      </w:pPr>
-    </w:lvl>
-    <w:lvl w:ilvl="4" w:tentative="1">
-      <w:start w:val="1"/>
-      <w:numFmt w:val="decimal"/>
-      <w:lvlText w:val="%5."/>
-      <w:lvlJc w:val="left"/>
-      <w:pPr>
-        <w:tabs>
-          <w:tab w:val="num" w:pos="3600"/>
-        </w:tabs>
-        <w:ind w:left="3600" w:hanging="360"/>
-      </w:pPr>
-    </w:lvl>
-    <w:lvl w:ilvl="5" w:tentative="1">
-      <w:start w:val="1"/>
-      <w:numFmt w:val="decimal"/>
-      <w:lvlText w:val="%6."/>
-      <w:lvlJc w:val="left"/>
-      <w:pPr>
-        <w:tabs>
-          <w:tab w:val="num" w:pos="4320"/>
-        </w:tabs>
-        <w:ind w:left="4320" w:hanging="360"/>
-      </w:pPr>
-    </w:lvl>
-    <w:lvl w:ilvl="6" w:tentative="1">
-      <w:start w:val="1"/>
-      <w:numFmt w:val="decimal"/>
-      <w:lvlText w:val="%7."/>
-      <w:lvlJc w:val="left"/>
-      <w:pPr>
-        <w:tabs>
-          <w:tab w:val="num" w:pos="5040"/>
-        </w:tabs>
-        <w:ind w:left="5040" w:hanging="360"/>
-      </w:pPr>
-    </w:lvl>
-    <w:lvl w:ilvl="7" w:tentative="1">
-      <w:start w:val="1"/>
-      <w:numFmt w:val="decimal"/>
-      <w:lvlText w:val="%8."/>
-      <w:lvlJc w:val="left"/>
-      <w:pPr>
-        <w:tabs>
-          <w:tab w:val="num" w:pos="5760"/>
-        </w:tabs>
-        <w:ind w:left="5760" w:hanging="360"/>
-      </w:pPr>
-    </w:lvl>
-    <w:lvl w:ilvl="8" w:tentative="1">
-      <w:start w:val="1"/>
-      <w:numFmt w:val="decimal"/>
-      <w:lvlText w:val="%9."/>
-      <w:lvlJc w:val="left"/>
-      <w:pPr>
-        <w:tabs>
-          <w:tab w:val="num" w:pos="6480"/>
-        </w:tabs>
-        <w:ind w:left="6480" w:hanging="360"/>
-      </w:pPr>
-    </w:lvl>
-  </w:abstractNum>
-  <w:abstractNum w:abstractNumId="12" w15:restartNumberingAfterBreak="0">
-    <w:nsid w:val="5E437416"/>
-    <w:multiLevelType w:val="multilevel"/>
-    <w:tmpl w:val="7F18319A"/>
+    <w:tmpl w:val="5A3ADEEC"/>
     <w:lvl w:ilvl="0">
       <w:start w:val="1"/>
       <w:numFmt w:val="bullet"/>
@@ -30299,9 +28634,9 @@
     </w:lvl>
   </w:abstractNum>
   <w:abstractNum w:abstractNumId="13" w15:restartNumberingAfterBreak="0">
-    <w:nsid w:val="713C67F1"/>
+    <w:nsid w:val="4D811FD5"/>
     <w:multiLevelType w:val="multilevel"/>
-    <w:tmpl w:val="C1C2D038"/>
+    <w:tmpl w:val="B61E23AA"/>
     <w:lvl w:ilvl="0">
       <w:start w:val="1"/>
       <w:numFmt w:val="bullet"/>
@@ -30448,6 +28783,566 @@
     </w:lvl>
   </w:abstractNum>
   <w:abstractNum w:abstractNumId="14" w15:restartNumberingAfterBreak="0">
+    <w:nsid w:val="5168481F"/>
+    <w:multiLevelType w:val="multilevel"/>
+    <w:tmpl w:val="27C8955A"/>
+    <w:lvl w:ilvl="0">
+      <w:start w:val="6"/>
+      <w:numFmt w:val="decimal"/>
+      <w:lvlText w:val="%1."/>
+      <w:lvlJc w:val="left"/>
+      <w:pPr>
+        <w:tabs>
+          <w:tab w:val="num" w:pos="720"/>
+        </w:tabs>
+        <w:ind w:left="720" w:hanging="360"/>
+      </w:pPr>
+    </w:lvl>
+    <w:lvl w:ilvl="1" w:tentative="1">
+      <w:start w:val="1"/>
+      <w:numFmt w:val="decimal"/>
+      <w:lvlText w:val="%2."/>
+      <w:lvlJc w:val="left"/>
+      <w:pPr>
+        <w:tabs>
+          <w:tab w:val="num" w:pos="1440"/>
+        </w:tabs>
+        <w:ind w:left="1440" w:hanging="360"/>
+      </w:pPr>
+    </w:lvl>
+    <w:lvl w:ilvl="2" w:tentative="1">
+      <w:start w:val="1"/>
+      <w:numFmt w:val="decimal"/>
+      <w:lvlText w:val="%3."/>
+      <w:lvlJc w:val="left"/>
+      <w:pPr>
+        <w:tabs>
+          <w:tab w:val="num" w:pos="2160"/>
+        </w:tabs>
+        <w:ind w:left="2160" w:hanging="360"/>
+      </w:pPr>
+    </w:lvl>
+    <w:lvl w:ilvl="3" w:tentative="1">
+      <w:start w:val="1"/>
+      <w:numFmt w:val="decimal"/>
+      <w:lvlText w:val="%4."/>
+      <w:lvlJc w:val="left"/>
+      <w:pPr>
+        <w:tabs>
+          <w:tab w:val="num" w:pos="2880"/>
+        </w:tabs>
+        <w:ind w:left="2880" w:hanging="360"/>
+      </w:pPr>
+    </w:lvl>
+    <w:lvl w:ilvl="4" w:tentative="1">
+      <w:start w:val="1"/>
+      <w:numFmt w:val="decimal"/>
+      <w:lvlText w:val="%5."/>
+      <w:lvlJc w:val="left"/>
+      <w:pPr>
+        <w:tabs>
+          <w:tab w:val="num" w:pos="3600"/>
+        </w:tabs>
+        <w:ind w:left="3600" w:hanging="360"/>
+      </w:pPr>
+    </w:lvl>
+    <w:lvl w:ilvl="5" w:tentative="1">
+      <w:start w:val="1"/>
+      <w:numFmt w:val="decimal"/>
+      <w:lvlText w:val="%6."/>
+      <w:lvlJc w:val="left"/>
+      <w:pPr>
+        <w:tabs>
+          <w:tab w:val="num" w:pos="4320"/>
+        </w:tabs>
+        <w:ind w:left="4320" w:hanging="360"/>
+      </w:pPr>
+    </w:lvl>
+    <w:lvl w:ilvl="6" w:tentative="1">
+      <w:start w:val="1"/>
+      <w:numFmt w:val="decimal"/>
+      <w:lvlText w:val="%7."/>
+      <w:lvlJc w:val="left"/>
+      <w:pPr>
+        <w:tabs>
+          <w:tab w:val="num" w:pos="5040"/>
+        </w:tabs>
+        <w:ind w:left="5040" w:hanging="360"/>
+      </w:pPr>
+    </w:lvl>
+    <w:lvl w:ilvl="7" w:tentative="1">
+      <w:start w:val="1"/>
+      <w:numFmt w:val="decimal"/>
+      <w:lvlText w:val="%8."/>
+      <w:lvlJc w:val="left"/>
+      <w:pPr>
+        <w:tabs>
+          <w:tab w:val="num" w:pos="5760"/>
+        </w:tabs>
+        <w:ind w:left="5760" w:hanging="360"/>
+      </w:pPr>
+    </w:lvl>
+    <w:lvl w:ilvl="8" w:tentative="1">
+      <w:start w:val="1"/>
+      <w:numFmt w:val="decimal"/>
+      <w:lvlText w:val="%9."/>
+      <w:lvlJc w:val="left"/>
+      <w:pPr>
+        <w:tabs>
+          <w:tab w:val="num" w:pos="6480"/>
+        </w:tabs>
+        <w:ind w:left="6480" w:hanging="360"/>
+      </w:pPr>
+    </w:lvl>
+  </w:abstractNum>
+  <w:abstractNum w:abstractNumId="15" w15:restartNumberingAfterBreak="0">
+    <w:nsid w:val="53522EC0"/>
+    <w:multiLevelType w:val="multilevel"/>
+    <w:tmpl w:val="920E89BE"/>
+    <w:lvl w:ilvl="0">
+      <w:start w:val="1"/>
+      <w:numFmt w:val="bullet"/>
+      <w:lvlText w:val=""/>
+      <w:lvlJc w:val="left"/>
+      <w:pPr>
+        <w:tabs>
+          <w:tab w:val="num" w:pos="720"/>
+        </w:tabs>
+        <w:ind w:left="720" w:hanging="360"/>
+      </w:pPr>
+      <w:rPr>
+        <w:rFonts w:ascii="Symbol" w:hAnsi="Symbol" w:hint="default"/>
+        <w:sz w:val="20"/>
+      </w:rPr>
+    </w:lvl>
+    <w:lvl w:ilvl="1" w:tentative="1">
+      <w:start w:val="1"/>
+      <w:numFmt w:val="bullet"/>
+      <w:lvlText w:val="o"/>
+      <w:lvlJc w:val="left"/>
+      <w:pPr>
+        <w:tabs>
+          <w:tab w:val="num" w:pos="1440"/>
+        </w:tabs>
+        <w:ind w:left="1440" w:hanging="360"/>
+      </w:pPr>
+      <w:rPr>
+        <w:rFonts w:ascii="Courier New" w:hAnsi="Courier New" w:hint="default"/>
+        <w:sz w:val="20"/>
+      </w:rPr>
+    </w:lvl>
+    <w:lvl w:ilvl="2" w:tentative="1">
+      <w:start w:val="1"/>
+      <w:numFmt w:val="bullet"/>
+      <w:lvlText w:val=""/>
+      <w:lvlJc w:val="left"/>
+      <w:pPr>
+        <w:tabs>
+          <w:tab w:val="num" w:pos="2160"/>
+        </w:tabs>
+        <w:ind w:left="2160" w:hanging="360"/>
+      </w:pPr>
+      <w:rPr>
+        <w:rFonts w:ascii="Wingdings" w:hAnsi="Wingdings" w:hint="default"/>
+        <w:sz w:val="20"/>
+      </w:rPr>
+    </w:lvl>
+    <w:lvl w:ilvl="3" w:tentative="1">
+      <w:start w:val="1"/>
+      <w:numFmt w:val="bullet"/>
+      <w:lvlText w:val=""/>
+      <w:lvlJc w:val="left"/>
+      <w:pPr>
+        <w:tabs>
+          <w:tab w:val="num" w:pos="2880"/>
+        </w:tabs>
+        <w:ind w:left="2880" w:hanging="360"/>
+      </w:pPr>
+      <w:rPr>
+        <w:rFonts w:ascii="Wingdings" w:hAnsi="Wingdings" w:hint="default"/>
+        <w:sz w:val="20"/>
+      </w:rPr>
+    </w:lvl>
+    <w:lvl w:ilvl="4" w:tentative="1">
+      <w:start w:val="1"/>
+      <w:numFmt w:val="bullet"/>
+      <w:lvlText w:val=""/>
+      <w:lvlJc w:val="left"/>
+      <w:pPr>
+        <w:tabs>
+          <w:tab w:val="num" w:pos="3600"/>
+        </w:tabs>
+        <w:ind w:left="3600" w:hanging="360"/>
+      </w:pPr>
+      <w:rPr>
+        <w:rFonts w:ascii="Wingdings" w:hAnsi="Wingdings" w:hint="default"/>
+        <w:sz w:val="20"/>
+      </w:rPr>
+    </w:lvl>
+    <w:lvl w:ilvl="5" w:tentative="1">
+      <w:start w:val="1"/>
+      <w:numFmt w:val="bullet"/>
+      <w:lvlText w:val=""/>
+      <w:lvlJc w:val="left"/>
+      <w:pPr>
+        <w:tabs>
+          <w:tab w:val="num" w:pos="4320"/>
+        </w:tabs>
+        <w:ind w:left="4320" w:hanging="360"/>
+      </w:pPr>
+      <w:rPr>
+        <w:rFonts w:ascii="Wingdings" w:hAnsi="Wingdings" w:hint="default"/>
+        <w:sz w:val="20"/>
+      </w:rPr>
+    </w:lvl>
+    <w:lvl w:ilvl="6" w:tentative="1">
+      <w:start w:val="1"/>
+      <w:numFmt w:val="bullet"/>
+      <w:lvlText w:val=""/>
+      <w:lvlJc w:val="left"/>
+      <w:pPr>
+        <w:tabs>
+          <w:tab w:val="num" w:pos="5040"/>
+        </w:tabs>
+        <w:ind w:left="5040" w:hanging="360"/>
+      </w:pPr>
+      <w:rPr>
+        <w:rFonts w:ascii="Wingdings" w:hAnsi="Wingdings" w:hint="default"/>
+        <w:sz w:val="20"/>
+      </w:rPr>
+    </w:lvl>
+    <w:lvl w:ilvl="7" w:tentative="1">
+      <w:start w:val="1"/>
+      <w:numFmt w:val="bullet"/>
+      <w:lvlText w:val=""/>
+      <w:lvlJc w:val="left"/>
+      <w:pPr>
+        <w:tabs>
+          <w:tab w:val="num" w:pos="5760"/>
+        </w:tabs>
+        <w:ind w:left="5760" w:hanging="360"/>
+      </w:pPr>
+      <w:rPr>
+        <w:rFonts w:ascii="Wingdings" w:hAnsi="Wingdings" w:hint="default"/>
+        <w:sz w:val="20"/>
+      </w:rPr>
+    </w:lvl>
+    <w:lvl w:ilvl="8" w:tentative="1">
+      <w:start w:val="1"/>
+      <w:numFmt w:val="bullet"/>
+      <w:lvlText w:val=""/>
+      <w:lvlJc w:val="left"/>
+      <w:pPr>
+        <w:tabs>
+          <w:tab w:val="num" w:pos="6480"/>
+        </w:tabs>
+        <w:ind w:left="6480" w:hanging="360"/>
+      </w:pPr>
+      <w:rPr>
+        <w:rFonts w:ascii="Wingdings" w:hAnsi="Wingdings" w:hint="default"/>
+        <w:sz w:val="20"/>
+      </w:rPr>
+    </w:lvl>
+  </w:abstractNum>
+  <w:abstractNum w:abstractNumId="16" w15:restartNumberingAfterBreak="0">
+    <w:nsid w:val="5E437416"/>
+    <w:multiLevelType w:val="multilevel"/>
+    <w:tmpl w:val="7F18319A"/>
+    <w:lvl w:ilvl="0">
+      <w:start w:val="1"/>
+      <w:numFmt w:val="bullet"/>
+      <w:lvlText w:val=""/>
+      <w:lvlJc w:val="left"/>
+      <w:pPr>
+        <w:tabs>
+          <w:tab w:val="num" w:pos="720"/>
+        </w:tabs>
+        <w:ind w:left="720" w:hanging="360"/>
+      </w:pPr>
+      <w:rPr>
+        <w:rFonts w:ascii="Symbol" w:hAnsi="Symbol" w:hint="default"/>
+        <w:sz w:val="20"/>
+      </w:rPr>
+    </w:lvl>
+    <w:lvl w:ilvl="1" w:tentative="1">
+      <w:start w:val="1"/>
+      <w:numFmt w:val="bullet"/>
+      <w:lvlText w:val="o"/>
+      <w:lvlJc w:val="left"/>
+      <w:pPr>
+        <w:tabs>
+          <w:tab w:val="num" w:pos="1440"/>
+        </w:tabs>
+        <w:ind w:left="1440" w:hanging="360"/>
+      </w:pPr>
+      <w:rPr>
+        <w:rFonts w:ascii="Courier New" w:hAnsi="Courier New" w:hint="default"/>
+        <w:sz w:val="20"/>
+      </w:rPr>
+    </w:lvl>
+    <w:lvl w:ilvl="2" w:tentative="1">
+      <w:start w:val="1"/>
+      <w:numFmt w:val="bullet"/>
+      <w:lvlText w:val=""/>
+      <w:lvlJc w:val="left"/>
+      <w:pPr>
+        <w:tabs>
+          <w:tab w:val="num" w:pos="2160"/>
+        </w:tabs>
+        <w:ind w:left="2160" w:hanging="360"/>
+      </w:pPr>
+      <w:rPr>
+        <w:rFonts w:ascii="Wingdings" w:hAnsi="Wingdings" w:hint="default"/>
+        <w:sz w:val="20"/>
+      </w:rPr>
+    </w:lvl>
+    <w:lvl w:ilvl="3" w:tentative="1">
+      <w:start w:val="1"/>
+      <w:numFmt w:val="bullet"/>
+      <w:lvlText w:val=""/>
+      <w:lvlJc w:val="left"/>
+      <w:pPr>
+        <w:tabs>
+          <w:tab w:val="num" w:pos="2880"/>
+        </w:tabs>
+        <w:ind w:left="2880" w:hanging="360"/>
+      </w:pPr>
+      <w:rPr>
+        <w:rFonts w:ascii="Wingdings" w:hAnsi="Wingdings" w:hint="default"/>
+        <w:sz w:val="20"/>
+      </w:rPr>
+    </w:lvl>
+    <w:lvl w:ilvl="4" w:tentative="1">
+      <w:start w:val="1"/>
+      <w:numFmt w:val="bullet"/>
+      <w:lvlText w:val=""/>
+      <w:lvlJc w:val="left"/>
+      <w:pPr>
+        <w:tabs>
+          <w:tab w:val="num" w:pos="3600"/>
+        </w:tabs>
+        <w:ind w:left="3600" w:hanging="360"/>
+      </w:pPr>
+      <w:rPr>
+        <w:rFonts w:ascii="Wingdings" w:hAnsi="Wingdings" w:hint="default"/>
+        <w:sz w:val="20"/>
+      </w:rPr>
+    </w:lvl>
+    <w:lvl w:ilvl="5" w:tentative="1">
+      <w:start w:val="1"/>
+      <w:numFmt w:val="bullet"/>
+      <w:lvlText w:val=""/>
+      <w:lvlJc w:val="left"/>
+      <w:pPr>
+        <w:tabs>
+          <w:tab w:val="num" w:pos="4320"/>
+        </w:tabs>
+        <w:ind w:left="4320" w:hanging="360"/>
+      </w:pPr>
+      <w:rPr>
+        <w:rFonts w:ascii="Wingdings" w:hAnsi="Wingdings" w:hint="default"/>
+        <w:sz w:val="20"/>
+      </w:rPr>
+    </w:lvl>
+    <w:lvl w:ilvl="6" w:tentative="1">
+      <w:start w:val="1"/>
+      <w:numFmt w:val="bullet"/>
+      <w:lvlText w:val=""/>
+      <w:lvlJc w:val="left"/>
+      <w:pPr>
+        <w:tabs>
+          <w:tab w:val="num" w:pos="5040"/>
+        </w:tabs>
+        <w:ind w:left="5040" w:hanging="360"/>
+      </w:pPr>
+      <w:rPr>
+        <w:rFonts w:ascii="Wingdings" w:hAnsi="Wingdings" w:hint="default"/>
+        <w:sz w:val="20"/>
+      </w:rPr>
+    </w:lvl>
+    <w:lvl w:ilvl="7" w:tentative="1">
+      <w:start w:val="1"/>
+      <w:numFmt w:val="bullet"/>
+      <w:lvlText w:val=""/>
+      <w:lvlJc w:val="left"/>
+      <w:pPr>
+        <w:tabs>
+          <w:tab w:val="num" w:pos="5760"/>
+        </w:tabs>
+        <w:ind w:left="5760" w:hanging="360"/>
+      </w:pPr>
+      <w:rPr>
+        <w:rFonts w:ascii="Wingdings" w:hAnsi="Wingdings" w:hint="default"/>
+        <w:sz w:val="20"/>
+      </w:rPr>
+    </w:lvl>
+    <w:lvl w:ilvl="8" w:tentative="1">
+      <w:start w:val="1"/>
+      <w:numFmt w:val="bullet"/>
+      <w:lvlText w:val=""/>
+      <w:lvlJc w:val="left"/>
+      <w:pPr>
+        <w:tabs>
+          <w:tab w:val="num" w:pos="6480"/>
+        </w:tabs>
+        <w:ind w:left="6480" w:hanging="360"/>
+      </w:pPr>
+      <w:rPr>
+        <w:rFonts w:ascii="Wingdings" w:hAnsi="Wingdings" w:hint="default"/>
+        <w:sz w:val="20"/>
+      </w:rPr>
+    </w:lvl>
+  </w:abstractNum>
+  <w:abstractNum w:abstractNumId="17" w15:restartNumberingAfterBreak="0">
+    <w:nsid w:val="713C67F1"/>
+    <w:multiLevelType w:val="multilevel"/>
+    <w:tmpl w:val="C1C2D038"/>
+    <w:lvl w:ilvl="0">
+      <w:start w:val="1"/>
+      <w:numFmt w:val="bullet"/>
+      <w:lvlText w:val=""/>
+      <w:lvlJc w:val="left"/>
+      <w:pPr>
+        <w:tabs>
+          <w:tab w:val="num" w:pos="720"/>
+        </w:tabs>
+        <w:ind w:left="720" w:hanging="360"/>
+      </w:pPr>
+      <w:rPr>
+        <w:rFonts w:ascii="Symbol" w:hAnsi="Symbol" w:hint="default"/>
+        <w:sz w:val="20"/>
+      </w:rPr>
+    </w:lvl>
+    <w:lvl w:ilvl="1" w:tentative="1">
+      <w:start w:val="1"/>
+      <w:numFmt w:val="bullet"/>
+      <w:lvlText w:val="o"/>
+      <w:lvlJc w:val="left"/>
+      <w:pPr>
+        <w:tabs>
+          <w:tab w:val="num" w:pos="1440"/>
+        </w:tabs>
+        <w:ind w:left="1440" w:hanging="360"/>
+      </w:pPr>
+      <w:rPr>
+        <w:rFonts w:ascii="Courier New" w:hAnsi="Courier New" w:hint="default"/>
+        <w:sz w:val="20"/>
+      </w:rPr>
+    </w:lvl>
+    <w:lvl w:ilvl="2" w:tentative="1">
+      <w:start w:val="1"/>
+      <w:numFmt w:val="bullet"/>
+      <w:lvlText w:val=""/>
+      <w:lvlJc w:val="left"/>
+      <w:pPr>
+        <w:tabs>
+          <w:tab w:val="num" w:pos="2160"/>
+        </w:tabs>
+        <w:ind w:left="2160" w:hanging="360"/>
+      </w:pPr>
+      <w:rPr>
+        <w:rFonts w:ascii="Wingdings" w:hAnsi="Wingdings" w:hint="default"/>
+        <w:sz w:val="20"/>
+      </w:rPr>
+    </w:lvl>
+    <w:lvl w:ilvl="3" w:tentative="1">
+      <w:start w:val="1"/>
+      <w:numFmt w:val="bullet"/>
+      <w:lvlText w:val=""/>
+      <w:lvlJc w:val="left"/>
+      <w:pPr>
+        <w:tabs>
+          <w:tab w:val="num" w:pos="2880"/>
+        </w:tabs>
+        <w:ind w:left="2880" w:hanging="360"/>
+      </w:pPr>
+      <w:rPr>
+        <w:rFonts w:ascii="Wingdings" w:hAnsi="Wingdings" w:hint="default"/>
+        <w:sz w:val="20"/>
+      </w:rPr>
+    </w:lvl>
+    <w:lvl w:ilvl="4" w:tentative="1">
+      <w:start w:val="1"/>
+      <w:numFmt w:val="bullet"/>
+      <w:lvlText w:val=""/>
+      <w:lvlJc w:val="left"/>
+      <w:pPr>
+        <w:tabs>
+          <w:tab w:val="num" w:pos="3600"/>
+        </w:tabs>
+        <w:ind w:left="3600" w:hanging="360"/>
+      </w:pPr>
+      <w:rPr>
+        <w:rFonts w:ascii="Wingdings" w:hAnsi="Wingdings" w:hint="default"/>
+        <w:sz w:val="20"/>
+      </w:rPr>
+    </w:lvl>
+    <w:lvl w:ilvl="5" w:tentative="1">
+      <w:start w:val="1"/>
+      <w:numFmt w:val="bullet"/>
+      <w:lvlText w:val=""/>
+      <w:lvlJc w:val="left"/>
+      <w:pPr>
+        <w:tabs>
+          <w:tab w:val="num" w:pos="4320"/>
+        </w:tabs>
+        <w:ind w:left="4320" w:hanging="360"/>
+      </w:pPr>
+      <w:rPr>
+        <w:rFonts w:ascii="Wingdings" w:hAnsi="Wingdings" w:hint="default"/>
+        <w:sz w:val="20"/>
+      </w:rPr>
+    </w:lvl>
+    <w:lvl w:ilvl="6" w:tentative="1">
+      <w:start w:val="1"/>
+      <w:numFmt w:val="bullet"/>
+      <w:lvlText w:val=""/>
+      <w:lvlJc w:val="left"/>
+      <w:pPr>
+        <w:tabs>
+          <w:tab w:val="num" w:pos="5040"/>
+        </w:tabs>
+        <w:ind w:left="5040" w:hanging="360"/>
+      </w:pPr>
+      <w:rPr>
+        <w:rFonts w:ascii="Wingdings" w:hAnsi="Wingdings" w:hint="default"/>
+        <w:sz w:val="20"/>
+      </w:rPr>
+    </w:lvl>
+    <w:lvl w:ilvl="7" w:tentative="1">
+      <w:start w:val="1"/>
+      <w:numFmt w:val="bullet"/>
+      <w:lvlText w:val=""/>
+      <w:lvlJc w:val="left"/>
+      <w:pPr>
+        <w:tabs>
+          <w:tab w:val="num" w:pos="5760"/>
+        </w:tabs>
+        <w:ind w:left="5760" w:hanging="360"/>
+      </w:pPr>
+      <w:rPr>
+        <w:rFonts w:ascii="Wingdings" w:hAnsi="Wingdings" w:hint="default"/>
+        <w:sz w:val="20"/>
+      </w:rPr>
+    </w:lvl>
+    <w:lvl w:ilvl="8" w:tentative="1">
+      <w:start w:val="1"/>
+      <w:numFmt w:val="bullet"/>
+      <w:lvlText w:val=""/>
+      <w:lvlJc w:val="left"/>
+      <w:pPr>
+        <w:tabs>
+          <w:tab w:val="num" w:pos="6480"/>
+        </w:tabs>
+        <w:ind w:left="6480" w:hanging="360"/>
+      </w:pPr>
+      <w:rPr>
+        <w:rFonts w:ascii="Wingdings" w:hAnsi="Wingdings" w:hint="default"/>
+        <w:sz w:val="20"/>
+      </w:rPr>
+    </w:lvl>
+  </w:abstractNum>
+  <w:abstractNum w:abstractNumId="18" w15:restartNumberingAfterBreak="0">
     <w:nsid w:val="73350217"/>
     <w:multiLevelType w:val="multilevel"/>
     <w:tmpl w:val="D53CF752"/>
@@ -30648,40 +29543,52 @@
     </w:lvlOverride>
   </w:num>
   <w:num w:numId="9" w16cid:durableId="1015886773">
+    <w:abstractNumId w:val="17"/>
+  </w:num>
+  <w:num w:numId="10" w16cid:durableId="644164972">
+    <w:abstractNumId w:val="16"/>
+  </w:num>
+  <w:num w:numId="11" w16cid:durableId="1510480831">
     <w:abstractNumId w:val="13"/>
   </w:num>
-  <w:num w:numId="10" w16cid:durableId="644164972">
+  <w:num w:numId="12" w16cid:durableId="1485468322">
+    <w:abstractNumId w:val="6"/>
+  </w:num>
+  <w:num w:numId="13" w16cid:durableId="1315794521">
+    <w:abstractNumId w:val="18"/>
+  </w:num>
+  <w:num w:numId="14" w16cid:durableId="198667892">
+    <w:abstractNumId w:val="4"/>
+  </w:num>
+  <w:num w:numId="15" w16cid:durableId="1881355098">
+    <w:abstractNumId w:val="11"/>
+  </w:num>
+  <w:num w:numId="16" w16cid:durableId="632640419">
+    <w:abstractNumId w:val="5"/>
+  </w:num>
+  <w:num w:numId="17" w16cid:durableId="558130364">
+    <w:abstractNumId w:val="14"/>
+  </w:num>
+  <w:num w:numId="18" w16cid:durableId="1926718404">
+    <w:abstractNumId w:val="7"/>
+  </w:num>
+  <w:num w:numId="19" w16cid:durableId="1094285608">
     <w:abstractNumId w:val="12"/>
   </w:num>
-  <w:num w:numId="11" w16cid:durableId="1510480831">
+  <w:num w:numId="20" w16cid:durableId="1624195261">
     <w:abstractNumId w:val="10"/>
   </w:num>
-  <w:num w:numId="12" w16cid:durableId="1485468322">
-    <w:abstractNumId w:val="5"/>
+  <w:num w:numId="21" w16cid:durableId="586959619">
+    <w:abstractNumId w:val="9"/>
   </w:num>
-  <w:num w:numId="13" w16cid:durableId="1315794521">
-    <w:abstractNumId w:val="14"/>
-  </w:num>
-  <w:num w:numId="14" w16cid:durableId="198667892">
+  <w:num w:numId="22" w16cid:durableId="494300586">
     <w:abstractNumId w:val="3"/>
   </w:num>
-  <w:num w:numId="15" w16cid:durableId="1881355098">
+  <w:num w:numId="23" w16cid:durableId="1487478046">
+    <w:abstractNumId w:val="15"/>
+  </w:num>
+  <w:num w:numId="24" w16cid:durableId="1129665148">
     <w:abstractNumId w:val="8"/>
-  </w:num>
-  <w:num w:numId="16" w16cid:durableId="632640419">
-    <w:abstractNumId w:val="4"/>
-  </w:num>
-  <w:num w:numId="17" w16cid:durableId="558130364">
-    <w:abstractNumId w:val="11"/>
-  </w:num>
-  <w:num w:numId="18" w16cid:durableId="1926718404">
-    <w:abstractNumId w:val="6"/>
-  </w:num>
-  <w:num w:numId="19" w16cid:durableId="1094285608">
-    <w:abstractNumId w:val="9"/>
-  </w:num>
-  <w:num w:numId="20" w16cid:durableId="1624195261">
-    <w:abstractNumId w:val="7"/>
   </w:num>
 </w:numbering>
 </file>
@@ -31128,7 +30035,6 @@
   <w:style w:type="character" w:default="1" w:styleId="Policepardfaut">
     <w:name w:val="Default Paragraph Font"/>
     <w:uiPriority w:val="1"/>
-    <w:semiHidden/>
     <w:unhideWhenUsed/>
   </w:style>
   <w:style w:type="table" w:default="1" w:styleId="TableauNormal">

--- a/bible_avigest_v26.docx
+++ b/bible_avigest_v26.docx
@@ -689,7 +689,7 @@
                 <w:bCs/>
                 <w:lang w:val="fr-FR"/>
               </w:rPr>
-              <w:t>APP_VERSION = ‘v26.37’ · CACHE_NAME = ‘avigest-v26-37’</w:t>
+              <w:t>APP_VERSION = ‘v26.40’ · CACHE_NAME = ‘avigest-v26-40’</w:t>
             </w:r>
           </w:p>
         </w:tc>
@@ -3124,8 +3124,8 @@
         <w:tblLook w:val="0020" w:firstRow="1" w:lastRow="0" w:firstColumn="0" w:lastColumn="0" w:noHBand="0" w:noVBand="0"/>
       </w:tblPr>
       <w:tblGrid>
-        <w:gridCol w:w="3207"/>
-        <w:gridCol w:w="6415"/>
+        <w:gridCol w:w="3374"/>
+        <w:gridCol w:w="6248"/>
       </w:tblGrid>
       <w:tr>
         <w:trPr>
@@ -3513,9 +3513,54 @@
           </w:p>
         </w:tc>
       </w:tr>
+      <w:tr>
+        <w:tc>
+          <w:tcPr>
+            <w:tcW w:w="0" w:type="auto"/>
+          </w:tcPr>
+          <w:p>
+            <w:pPr>
+              <w:pStyle w:val="Compact"/>
+            </w:pPr>
+            <w:r>
+              <w:rPr>
+                <w:lang w:val="fr-FR"/>
+              </w:rPr>
+              <w:t>053_get_rentabilite_bandes.sql :</w:t>
+            </w:r>
+          </w:p>
+        </w:tc>
+        <w:tc>
+          <w:tcPr>
+            <w:tcW w:w="0" w:type="auto"/>
+          </w:tcPr>
+          <w:p>
+            <w:pPr>
+              <w:pStyle w:val="Compact"/>
+              <w:rPr>
+                <w:lang w:val="fr-FR"/>
+              </w:rPr>
+            </w:pPr>
+            <w:r>
+              <w:rPr>
+                <w:lang w:val="fr-FR"/>
+              </w:rPr>
+              <w:t xml:space="preserve">RPC get_rentabilite_bandes() — lit vue_dashboard_bande, renvoie une ligne par bande EN COURS (CRU unitaire </w:t>
+            </w:r>
+            <w:r>
+              <w:rPr>
+                <w:lang w:val="fr-FR"/>
+              </w:rPr>
+              <w:lastRenderedPageBreak/>
+              <w:t>calculé côté serveur via total_depenses_cru / effectif, protégé par NULLIF). Filtrée get_ferme_id(), fail-closed. Dernière migration : 053.</w:t>
+            </w:r>
+          </w:p>
+        </w:tc>
+      </w:tr>
     </w:tbl>
     <w:p>
       <w:r>
+        <w:lastRenderedPageBreak/>
         <w:pict w14:anchorId="0B2156B2">
           <v:rect id="_x0000_i1027" style="width:0;height:1.5pt" o:hralign="center" o:hrstd="t" o:hr="t"/>
         </w:pict>
@@ -3535,7 +3580,6 @@
         <w:rPr>
           <w:lang w:val="fr-BF"/>
         </w:rPr>
-        <w:lastRenderedPageBreak/>
         <w:t>Dernière migration : 051.</w:t>
       </w:r>
     </w:p>
@@ -4047,10 +4091,7 @@
               <w:pStyle w:val="Compact"/>
             </w:pPr>
             <w:r>
-              <w:t xml:space="preserve">Terrain — sessions, saisies, </w:t>
-            </w:r>
-            <w:r>
-              <w:t>taches</w:t>
+              <w:t>Terrain — sessions, saisies, taches</w:t>
             </w:r>
           </w:p>
         </w:tc>
@@ -4359,6 +4400,7 @@
           <w:rStyle w:val="VerbatimChar"/>
           <w:lang w:val="fr-FR"/>
         </w:rPr>
+        <w:lastRenderedPageBreak/>
         <w:t>cout_unitaire</w:t>
       </w:r>
       <w:r>
@@ -4480,7 +4522,6 @@
         <w:rPr>
           <w:lang w:val="fr-FR"/>
         </w:rPr>
-        <w:lastRenderedPageBreak/>
         <w:t xml:space="preserve">Appeler </w:t>
       </w:r>
       <w:r>
@@ -4955,6 +4996,7 @@
         <w:rPr>
           <w:lang w:val="fr-FR"/>
         </w:rPr>
+        <w:lastRenderedPageBreak/>
         <w:t>Sélectionner ‘Yes, allow all edits this session’ dans Claude Code pour les sessions multi-patches</w:t>
       </w:r>
     </w:p>
@@ -5032,7 +5074,6 @@
           <w:bCs/>
           <w:lang w:val="fr-FR"/>
         </w:rPr>
-        <w:lastRenderedPageBreak/>
         <w:t>Séquence de vérification stricte (confirmée v26.18)</w:t>
       </w:r>
       <w:r>
@@ -5366,6 +5407,7 @@
         <w:rPr>
           <w:lang w:val="fr-FR"/>
         </w:rPr>
+        <w:lastRenderedPageBreak/>
         <w:pict w14:anchorId="53450885">
           <v:rect id="_x0000_i1029" style="width:0;height:1.5pt" o:hralign="center" o:hrstd="t" o:hr="t"/>
         </w:pict>
@@ -5428,7 +5470,6 @@
               <w:pStyle w:val="Compact"/>
             </w:pPr>
             <w:r>
-              <w:lastRenderedPageBreak/>
               <w:t>Paramètre</w:t>
             </w:r>
           </w:p>
@@ -5790,13 +5831,7 @@
         <w:rPr>
           <w:lang w:val="fr-FR"/>
         </w:rPr>
-        <w:t xml:space="preserve"> gère déjà le gras). </w:t>
-      </w:r>
-      <w:r>
-        <w:rPr>
-          <w:lang w:val="fr-FR"/>
-        </w:rPr>
-        <w:t>⚠</w:t>
+        <w:t xml:space="preserve"> gère déjà le gras). ⚠</w:t>
       </w:r>
       <w:r>
         <w:t>️</w:t>
@@ -6016,6 +6051,7 @@
           <w:rStyle w:val="VerbatimChar"/>
           <w:lang w:val="fr-BF"/>
         </w:rPr>
+        <w:lastRenderedPageBreak/>
         <w:t>imputer_stock_type_b(</w:t>
       </w:r>
       <w:r>
@@ -6094,7 +6130,6 @@
           <w:rStyle w:val="VerbatimChar"/>
           <w:lang w:val="fr-BF"/>
         </w:rPr>
-        <w:lastRenderedPageBreak/>
         <w:t>) RETURNS jsonb</w:t>
       </w:r>
       <w:r>
@@ -6463,7 +6498,16 @@
           <w:bCs/>
           <w:lang w:val="fr-BF"/>
         </w:rPr>
-        <w:t>Point clé — aucune écriture au journal. cout_impute vaut 0 et aucune ligne n’est créée dans journal. C’est exactement la définition du Type B ci-dessus : le produit sort du stock sans jamais entrer dans le CRU. À ne pas confondre avec imputer_stock(), qui elle écrit la charge.</w:t>
+        <w:t xml:space="preserve">Point clé — aucune écriture au journal. cout_impute vaut 0 et aucune ligne n’est créée dans journal. C’est exactement la définition du Type B ci-dessus : le produit sort du </w:t>
+      </w:r>
+      <w:r>
+        <w:rPr>
+          <w:b/>
+          <w:bCs/>
+          <w:lang w:val="fr-BF"/>
+        </w:rPr>
+        <w:lastRenderedPageBreak/>
+        <w:t>stock sans jamais entrer dans le CRU. À ne pas confondre avec imputer_stock(), qui elle écrit la charge.</w:t>
       </w:r>
     </w:p>
     <w:p>
@@ -6491,7 +6535,6 @@
         <w:rPr>
           <w:lang w:val="fr-BF"/>
         </w:rPr>
-        <w:lastRenderedPageBreak/>
         <w:t>💡 En clair : c’est la sortie de stock « silencieuse ». On retire un produit du magasin et on le note dans le registre des mouvements, mais on n’inscrit aucune dépense dans les comptes — donc ça n’alourdit pas le coût de revient du poulet. Et on lui donne le nom du produit, pas le numéro du sac : elle retrouve le bon sac toute seule, en prenant le plus récent.</w:t>
       </w:r>
     </w:p>
@@ -6806,7 +6849,16 @@
           <w:bCs/>
           <w:lang w:val="fr-BF"/>
         </w:rPr>
-        <w:t>Point de contrôle à trancher : un mouvement créé par la fonction réellement en base est donc définitif immédiatement, sans passer par la validation du gérant. Soit c’est un choix assumé — et il faut le documenter comme tel — soit c’est une régression du circuit de validation, et il faut rétablir le statut EN_ATTENTE. À arbitrer par Adama avant tout développement touchant aux sorties de stock Type B.</w:t>
+        <w:t xml:space="preserve">Point de contrôle à trancher : un mouvement créé par la fonction réellement en base est donc définitif immédiatement, sans passer par la validation du gérant. Soit c’est un choix assumé — et il faut le documenter comme tel — soit c’est une régression du </w:t>
+      </w:r>
+      <w:r>
+        <w:rPr>
+          <w:b/>
+          <w:bCs/>
+          <w:lang w:val="fr-BF"/>
+        </w:rPr>
+        <w:lastRenderedPageBreak/>
+        <w:t>circuit de validation, et il faut rétablir le statut EN_ATTENTE. À arbitrer par Adama avant tout développement touchant aux sorties de stock Type B.</w:t>
       </w:r>
     </w:p>
     <w:p>
@@ -6834,7 +6886,6 @@
         <w:rPr>
           <w:lang w:val="fr-BF"/>
         </w:rPr>
-        <w:lastRenderedPageBreak/>
         <w:t>Leçon de méthode : un fichier dans migrations/ prouve qu’une migration a été écrite, jamais qu’elle est l’état actuel de la base. Une migration ultérieure a pu la remplacer. Corollaire de la règle absolue n°1 : la base est la seule vérité.</w:t>
       </w:r>
     </w:p>
@@ -7319,25 +7370,33 @@
               <w:rPr>
                 <w:lang w:val="fr-FR"/>
               </w:rPr>
-              <w:t>Imputation multi-produits (litière/vaccin/médicament) depuis sessions agent</w:t>
-            </w:r>
-          </w:p>
-        </w:tc>
-        <w:tc>
-          <w:tcPr>
-            <w:tcW w:w="0" w:type="auto"/>
-          </w:tcPr>
-          <w:p>
-            <w:pPr>
-              <w:pStyle w:val="Compact"/>
+              <w:t xml:space="preserve">Imputation multi-produits (litière/vaccin/médicament) depuis </w:t>
+            </w:r>
+            <w:r>
               <w:rPr>
                 <w:lang w:val="fr-FR"/>
               </w:rPr>
-            </w:pPr>
-            <w:r>
+              <w:lastRenderedPageBreak/>
+              <w:t>sessions agent</w:t>
+            </w:r>
+          </w:p>
+        </w:tc>
+        <w:tc>
+          <w:tcPr>
+            <w:tcW w:w="0" w:type="auto"/>
+          </w:tcPr>
+          <w:p>
+            <w:pPr>
+              <w:pStyle w:val="Compact"/>
               <w:rPr>
                 <w:lang w:val="fr-FR"/>
               </w:rPr>
+            </w:pPr>
+            <w:r>
+              <w:rPr>
+                <w:lang w:val="fr-FR"/>
+              </w:rPr>
+              <w:lastRenderedPageBreak/>
               <w:t>✅ Validé — confirmé session v26.18, voir détail ci-dessus</w:t>
             </w:r>
           </w:p>
@@ -7381,7 +7440,6 @@
         <w:rPr>
           <w:lang w:val="fr-FR"/>
         </w:rPr>
-        <w:lastRenderedPageBreak/>
         <w:t>13. Tableau de Suivi — Outil Permanent du Non-Codeur</w:t>
       </w:r>
     </w:p>
@@ -8160,6 +8218,7 @@
               <w:rPr>
                 <w:lang w:val="fr-FR"/>
               </w:rPr>
+              <w:lastRenderedPageBreak/>
               <w:t>Mode hors ligne + sync auto</w:t>
             </w:r>
           </w:p>
@@ -8270,7 +8329,6 @@
               <w:pStyle w:val="Compact"/>
             </w:pPr>
             <w:r>
-              <w:lastRenderedPageBreak/>
               <w:t>Fonctionnalité</w:t>
             </w:r>
           </w:p>
@@ -8900,6 +8958,7 @@
               <w:pStyle w:val="Compact"/>
             </w:pPr>
             <w:r>
+              <w:lastRenderedPageBreak/>
               <w:t>Planifier tâches agent</w:t>
             </w:r>
           </w:p>
@@ -9042,24 +9101,19 @@
               <w:pStyle w:val="Compact"/>
             </w:pPr>
             <w:r>
-              <w:t xml:space="preserve">✅ </w:t>
-            </w:r>
-            <w:r>
-              <w:lastRenderedPageBreak/>
-              <w:t>Validé</w:t>
-            </w:r>
-          </w:p>
-        </w:tc>
-        <w:tc>
-          <w:tcPr>
-            <w:tcW w:w="0" w:type="auto"/>
-          </w:tcPr>
-          <w:p>
-            <w:pPr>
-              <w:pStyle w:val="Compact"/>
-            </w:pPr>
-            <w:r>
-              <w:lastRenderedPageBreak/>
+              <w:t>✅ Validé</w:t>
+            </w:r>
+          </w:p>
+        </w:tc>
+        <w:tc>
+          <w:tcPr>
+            <w:tcW w:w="0" w:type="auto"/>
+          </w:tcPr>
+          <w:p>
+            <w:pPr>
+              <w:pStyle w:val="Compact"/>
+            </w:pPr>
+            <w:r>
               <w:t>Marge nette · Dépenses · Recettes</w:t>
             </w:r>
           </w:p>
@@ -9810,6 +9864,7 @@
               <w:pStyle w:val="Compact"/>
             </w:pPr>
             <w:r>
+              <w:lastRenderedPageBreak/>
               <w:t>Authentification sécurisée SaaS</w:t>
             </w:r>
           </w:p>
@@ -9984,29 +10039,20 @@
               <w:pStyle w:val="Compact"/>
             </w:pPr>
             <w:r>
-              <w:t xml:space="preserve">Onboarding nouvelle </w:t>
-            </w:r>
-            <w:r>
-              <w:lastRenderedPageBreak/>
-              <w:t>ferme</w:t>
-            </w:r>
-          </w:p>
-        </w:tc>
-        <w:tc>
-          <w:tcPr>
-            <w:tcW w:w="0" w:type="auto"/>
-          </w:tcPr>
-          <w:p>
-            <w:pPr>
-              <w:pStyle w:val="Compact"/>
-            </w:pPr>
-            <w:r>
-              <w:lastRenderedPageBreak/>
-              <w:t xml:space="preserve">○ À </w:t>
-            </w:r>
-            <w:r>
-              <w:lastRenderedPageBreak/>
-              <w:t>faire</w:t>
+              <w:t>Onboarding nouvelle ferme</w:t>
+            </w:r>
+          </w:p>
+        </w:tc>
+        <w:tc>
+          <w:tcPr>
+            <w:tcW w:w="0" w:type="auto"/>
+          </w:tcPr>
+          <w:p>
+            <w:pPr>
+              <w:pStyle w:val="Compact"/>
+            </w:pPr>
+            <w:r>
+              <w:t>○ À faire</w:t>
             </w:r>
           </w:p>
         </w:tc>
@@ -10025,7 +10071,6 @@
               <w:rPr>
                 <w:lang w:val="fr-FR"/>
               </w:rPr>
-              <w:lastRenderedPageBreak/>
               <w:t>Option A : intégré (pas subdomain)</w:t>
             </w:r>
           </w:p>
@@ -10585,6 +10630,7 @@
         <w:rPr>
           <w:lang w:val="fr-FR"/>
         </w:rPr>
+        <w:lastRenderedPageBreak/>
         <w:t xml:space="preserve">AviGest gère aujourd’hui 2 fermes actives sur une architecture multi-tenant déjà fonctionnelle : un seul frontend GitHub Pages, sélection de ferme via code d’accès au login (écran-code-ferme), isolation des données par </w:t>
       </w:r>
       <w:r>
@@ -10677,7 +10723,6 @@
         <w:rPr>
           <w:lang w:val="fr-FR"/>
         </w:rPr>
-        <w:lastRenderedPageBreak/>
         <w:t>Un 3e client est actuellement en cours d’intégration sur cette même architecture. Détails à préciser dans une prochaine mise à jour de la Bible.</w:t>
       </w:r>
     </w:p>
@@ -11059,7 +11104,14 @@
         <w:rPr>
           <w:lang w:val="fr-FR"/>
         </w:rPr>
-        <w:t xml:space="preserve">) pour repérer les opérations sans filtre </w:t>
+        <w:t xml:space="preserve">) pour repérer les opérations sans </w:t>
+      </w:r>
+      <w:r>
+        <w:rPr>
+          <w:lang w:val="fr-FR"/>
+        </w:rPr>
+        <w:lastRenderedPageBreak/>
+        <w:t xml:space="preserve">filtre </w:t>
       </w:r>
       <w:r>
         <w:rPr>
@@ -11173,14 +11225,7 @@
         <w:rPr>
           <w:lang w:val="fr-FR"/>
         </w:rPr>
-        <w:t xml:space="preserve">. - Limite du correctif : protège contre l’erreur applicative côté code légitime, mais ne remplace pas une policy RLS réelle — un accès direct via </w:t>
-      </w:r>
-      <w:r>
-        <w:rPr>
-          <w:lang w:val="fr-FR"/>
-        </w:rPr>
-        <w:lastRenderedPageBreak/>
-        <w:t>devtools/clé anon pourrait théoriquement encore contourner ce filtre tant que RLS reste désactivée sur cette table.</w:t>
+        <w:t>. - Limite du correctif : protège contre l’erreur applicative côté code légitime, mais ne remplace pas une policy RLS réelle — un accès direct via devtools/clé anon pourrait théoriquement encore contourner ce filtre tant que RLS reste désactivée sur cette table.</w:t>
       </w:r>
     </w:p>
     <w:p>
@@ -11800,6 +11845,7 @@
         <w:rPr>
           <w:lang w:val="fr-FR"/>
         </w:rPr>
+        <w:lastRenderedPageBreak/>
         <w:t>14.3 Session RLS dédiée — programmée, non planifiée dans le temps</w:t>
       </w:r>
     </w:p>
@@ -12019,7 +12065,6 @@
         <w:rPr>
           <w:rStyle w:val="KeywordTok"/>
         </w:rPr>
-        <w:lastRenderedPageBreak/>
         <w:t>SELECT</w:t>
       </w:r>
       <w:r>
@@ -12310,6 +12355,7 @@
           <w:bCs/>
           <w:lang w:val="fr-FR"/>
         </w:rPr>
+        <w:lastRenderedPageBreak/>
         <w:t xml:space="preserve">Migration 041 — ABANDONNÉE (no-op) : </w:t>
       </w:r>
       <w:r>
@@ -12352,7 +12398,6 @@
           <w:bCs/>
           <w:lang w:val="fr-FR"/>
         </w:rPr>
-        <w:lastRenderedPageBreak/>
         <w:t xml:space="preserve">Doublons de policies RLS — NETTOYAGE FAIT (migrations 043 + 044, v26.30) : </w:t>
       </w:r>
       <w:r>
@@ -12574,6 +12619,7 @@
           <w:bCs/>
           <w:lang w:val="fr-FR"/>
         </w:rPr>
+        <w:lastRenderedPageBreak/>
         <w:t>Cohérence .md/.docx</w:t>
       </w:r>
       <w:r>
@@ -12632,14 +12678,7 @@
         <w:rPr>
           <w:lang w:val="fr-FR"/>
         </w:rPr>
-        <w:t xml:space="preserve"> (mis à jour v26.34) : le bug cosmétique score santé est fermé (v26.30) et la session RLS dédiée est réalisée (§14.4). Restent en attente, par ordre : alerte échéance (§16.6, dernier morceau de l’étape 3 CRM), étapes 4 à 6 du §16.2 (export WhatsApp, écran Trésorerie/Caisse, mouvements hors-bande), authentification JWT (LA faille de fond, prérequis SaaS — voir §14.4), </w:t>
-      </w:r>
-      <w:r>
-        <w:rPr>
-          <w:lang w:val="fr-FR"/>
-        </w:rPr>
-        <w:lastRenderedPageBreak/>
-        <w:t>bouton « Forcer la déconnexion » qui ne libère pas le verrou, sw.js STATIC_URLS incomplet, mode offline et dashboard SaaS (vision long terme).</w:t>
+        <w:t xml:space="preserve"> (mis à jour v26.34) : le bug cosmétique score santé est fermé (v26.30) et la session RLS dédiée est réalisée (§14.4). Restent en attente, par ordre : alerte échéance (§16.6, dernier morceau de l’étape 3 CRM), étapes 4 à 6 du §16.2 (export WhatsApp, écran Trésorerie/Caisse, mouvements hors-bande), authentification JWT (LA faille de fond, prérequis SaaS — voir §14.4), bouton « Forcer la déconnexion » qui ne libère pas le verrou, sw.js STATIC_URLS incomplet, mode offline et dashboard SaaS (vision long terme).</w:t>
       </w:r>
     </w:p>
     <w:p>
@@ -13169,7 +13208,14 @@
               <w:rPr>
                 <w:lang w:val="fr-BF"/>
               </w:rPr>
-              <w:t>Phase 5 — Validation PIN gérant</w:t>
+              <w:t xml:space="preserve">Phase 5 — Validation PIN </w:t>
+            </w:r>
+            <w:r>
+              <w:rPr>
+                <w:lang w:val="fr-BF"/>
+              </w:rPr>
+              <w:lastRenderedPageBreak/>
+              <w:t>gérant</w:t>
             </w:r>
           </w:p>
         </w:tc>
@@ -13190,6 +13236,7 @@
               <w:rPr>
                 <w:lang w:val="fr-BF"/>
               </w:rPr>
+              <w:lastRenderedPageBreak/>
               <w:t>Pavé PIN dédié, contrôle serveur via verifier_pin (rôle GERANT)</w:t>
             </w:r>
           </w:p>
@@ -13359,7 +13406,6 @@
                 <w:bCs/>
                 <w:lang w:val="fr-BF"/>
               </w:rPr>
-              <w:lastRenderedPageBreak/>
               <w:t>Migration</w:t>
             </w:r>
           </w:p>
@@ -13725,6 +13771,7 @@
         <w:rPr>
           <w:lang w:val="fr-BF"/>
         </w:rPr>
+        <w:lastRenderedPageBreak/>
         <w:t xml:space="preserve">Le code écrivait statut = 'TERMINEE', valeur </w:t>
       </w:r>
       <w:r>
@@ -13785,14 +13832,7 @@
         <w:rPr>
           <w:lang w:val="fr-BF"/>
         </w:rPr>
-        <w:t xml:space="preserve"> : si la libération du bâtiment échoue après l'archivage réussi (coupure réseau), la bande serait clôturée mais le </w:t>
-      </w:r>
-      <w:r>
-        <w:rPr>
-          <w:lang w:val="fr-BF"/>
-        </w:rPr>
-        <w:lastRenderedPageBreak/>
-        <w:t>bâtiment resterait « occupé ». Impact faible et réparable manuellement (remettre le bâtiment en 'LIBRE'). Chantier futur si observé sur le terrain : basculer vers une RPC unique tout-ou-rien.</w:t>
+        <w:t xml:space="preserve"> : si la libération du bâtiment échoue après l'archivage réussi (coupure réseau), la bande serait clôturée mais le bâtiment resterait « occupé ». Impact faible et réparable manuellement (remettre le bâtiment en 'LIBRE'). Chantier futur si observé sur le terrain : basculer vers une RPC unique tout-ou-rien.</w:t>
       </w:r>
     </w:p>
     <w:p>
@@ -13990,6 +14030,14 @@
       <w:tblPr>
         <w:tblW w:w="0" w:type="auto"/>
         <w:tblCellSpacing w:w="15" w:type="dxa"/>
+        <w:tblBorders>
+          <w:top w:val="single" w:sz="4" w:space="0" w:color="auto"/>
+          <w:left w:val="single" w:sz="4" w:space="0" w:color="auto"/>
+          <w:bottom w:val="single" w:sz="4" w:space="0" w:color="auto"/>
+          <w:right w:val="single" w:sz="4" w:space="0" w:color="auto"/>
+          <w:insideH w:val="single" w:sz="4" w:space="0" w:color="auto"/>
+          <w:insideV w:val="single" w:sz="4" w:space="0" w:color="auto"/>
+        </w:tblBorders>
         <w:tblCellMar>
           <w:top w:w="15" w:type="dxa"/>
           <w:left w:w="15" w:type="dxa"/>
@@ -13999,9 +14047,9 @@
         <w:tblLook w:val="04A0" w:firstRow="1" w:lastRow="0" w:firstColumn="1" w:lastColumn="0" w:noHBand="0" w:noVBand="1"/>
       </w:tblPr>
       <w:tblGrid>
-        <w:gridCol w:w="701"/>
-        <w:gridCol w:w="5093"/>
-        <w:gridCol w:w="2040"/>
+        <w:gridCol w:w="721"/>
+        <w:gridCol w:w="5113"/>
+        <w:gridCol w:w="2060"/>
       </w:tblGrid>
       <w:tr>
         <w:trPr>
@@ -14384,6 +14432,7 @@
               <w:rPr>
                 <w:lang w:val="fr-BF"/>
               </w:rPr>
+              <w:lastRenderedPageBreak/>
               <w:t>5</w:t>
             </w:r>
           </w:p>
@@ -14426,7 +14475,10 @@
               <w:rPr>
                 <w:lang w:val="fr-BF"/>
               </w:rPr>
-              <w:t>○ À faire</w:t>
+              <w:t xml:space="preserve">○ </w:t>
+            </w:r>
+            <w:r>
+              <w:t>Validé v26.39</w:t>
             </w:r>
           </w:p>
         </w:tc>
@@ -14583,7 +14635,6 @@
         <w:rPr>
           <w:lang w:val="fr-BF"/>
         </w:rPr>
-        <w:lastRenderedPageBreak/>
         <w:t>5 produits pré-remplis × 2 fermes : Sujet vivant (decremente=true), Poulet entier abattu (true), Foies &amp; gésiers (kg, false), Cous têtes+pattes (kg, false), Sac de fientes (sac, false)</w:t>
       </w:r>
     </w:p>
@@ -14978,6 +15029,7 @@
           <w:bCs/>
           <w:lang w:val="fr-BF"/>
         </w:rPr>
+        <w:lastRenderedPageBreak/>
         <w:t>16.5 Décisions métier actées (ne pas rouvrir sans demande explicite)</w:t>
       </w:r>
     </w:p>
@@ -15191,7 +15243,6 @@
         <w:rPr>
           <w:lang w:val="fr-BF"/>
         </w:rPr>
-        <w:lastRenderedPageBreak/>
         <w:t xml:space="preserve">Rappel sur l'accueil gérant des commandes livrées non soldées dont l'échéance de règlement approche ou est dépassée. Trois couleurs : </w:t>
       </w:r>
       <w:r>
@@ -15284,19 +15335,7 @@
         <w:rPr>
           <w:lang w:val="fr-BF"/>
         </w:rPr>
-        <w:t xml:space="preserve">Le prérequis qui bloquait ce chantier est levé : la saisie de date_reglement_prevue existe désormais, réalisée à la livraison (feature </w:t>
-      </w:r>
-      <w:r>
-        <w:rPr>
-          <w:lang w:val="fr-BF"/>
-        </w:rPr>
-        <w:t>v26.37</w:t>
-      </w:r>
-      <w:r>
-        <w:rPr>
-          <w:lang w:val="fr-BF"/>
-        </w:rPr>
-        <w:t>, §18.9). Diagnostic confirmé en base le 29/07/2026 : la colonne se remplit bien via cette saisie.</w:t>
+        <w:t>Le prérequis qui bloquait ce chantier est levé : la saisie de date_reglement_prevue existe désormais, réalisée à la livraison (feature v26.37, §18.9). Diagnostic confirmé en base le 29/07/2026 : la colonne se remplit bien via cette saisie.</w:t>
       </w:r>
     </w:p>
     <w:p>
@@ -15533,6 +15572,7 @@
         <w:rPr>
           <w:lang w:val="fr-BF"/>
         </w:rPr>
+        <w:lastRenderedPageBreak/>
         <w:t>index.html fait ~5900 lignes, tout le code dans un seul &lt;script&gt; inline. Ajouter le CRM, la trésorerie et l'abattage dedans reviendrait à aggraver le spaghetti.</w:t>
       </w:r>
     </w:p>
@@ -15685,7 +15725,6 @@
         <w:rPr>
           <w:lang w:val="fr-BF"/>
         </w:rPr>
-        <w:lastRenderedPageBreak/>
         <w:t>│</w:t>
       </w:r>
     </w:p>
@@ -16030,6 +16069,7 @@
               <w:rPr>
                 <w:lang w:val="fr-BF"/>
               </w:rPr>
+              <w:lastRenderedPageBreak/>
               <w:t>sb</w:t>
             </w:r>
           </w:p>
@@ -16307,7 +16347,6 @@
         <w:pStyle w:val="Corpsdetexte"/>
       </w:pPr>
       <w:r>
-        <w:lastRenderedPageBreak/>
         <w:t xml:space="preserve">        sb:      (typeof sb !== 'undefined')        ? sb       : null,</w:t>
       </w:r>
     </w:p>
@@ -16587,6 +16626,7 @@
           <w:bCs/>
           <w:lang w:val="fr-BF"/>
         </w:rPr>
+        <w:lastRenderedPageBreak/>
         <w:t>17.5 Serveur local obligatoire en développement</w:t>
       </w:r>
     </w:p>
@@ -16789,7 +16829,6 @@
         <w:rPr>
           <w:lang w:val="fr-BF"/>
         </w:rPr>
-        <w:lastRenderedPageBreak/>
         <w:t>Avant &lt;/body&gt; → &lt;script type="module" src="js/gestion/gestion.js"&gt;&lt;/script&gt;</w:t>
       </w:r>
     </w:p>
@@ -16948,6 +16987,7 @@
         <w:rPr>
           <w:lang w:val="fr-BF"/>
         </w:rPr>
+        <w:lastRenderedPageBreak/>
         <w:pict w14:anchorId="1DAFC039">
           <v:rect id="_x0000_i1040" style="width:0;height:1.5pt" o:hralign="center" o:hrstd="t" o:hr="t" fillcolor="#a0a0a0" stroked="f"/>
         </w:pict>
@@ -17130,7 +17170,6 @@
           <w:bCs/>
           <w:lang w:val="fr-BF"/>
         </w:rPr>
-        <w:lastRenderedPageBreak/>
         <w:t>18. Module CRM Commandes (CHANTIER CLOS — v26.25)</w:t>
       </w:r>
     </w:p>
@@ -17718,19 +17757,7 @@
         <w:rPr>
           <w:lang w:val="fr-BF"/>
         </w:rPr>
-        <w:t>. Le 3e paramètre, ajouté par la Migration 048 (</w:t>
-      </w:r>
-      <w:r>
-        <w:rPr>
-          <w:lang w:val="fr-BF"/>
-        </w:rPr>
-        <w:t>v26.37</w:t>
-      </w:r>
-      <w:r>
-        <w:rPr>
-          <w:lang w:val="fr-BF"/>
-        </w:rPr>
-        <w:t>), est optionnel : il porte l’échéance de règlement saisie à la livraison (voir §18.9).</w:t>
+        <w:t>. Le 3e paramètre, ajouté par la Migration 048 (v26.37), est optionnel : il porte l’échéance de règlement saisie à la livraison (voir §18.9).</w:t>
       </w:r>
     </w:p>
     <w:p>
@@ -17876,7 +17903,6 @@
                 <w:bCs/>
                 <w:lang w:val="fr-BF"/>
               </w:rPr>
-              <w:lastRenderedPageBreak/>
               <w:t>Colonne</w:t>
             </w:r>
           </w:p>
@@ -18240,7 +18266,14 @@
         <w:rPr>
           <w:lang w:val="fr-BF"/>
         </w:rPr>
-        <w:t xml:space="preserve"> — fonction _enregistrerJournalVente (index.html) : l'ancien écran n'écrit plus de recette au journal. Il marque juste la tâche COMPTABILISEE, affiche un toast « Les ventes se gèrent maintenant dans les Commandes » et redirige. Ajout de .eq('ferme_id', FERME_ID) sur l'UPDATE tâche (isolation, absente avant).</w:t>
+        <w:t xml:space="preserve"> — fonction _enregistrerJournalVente (index.html) : l'ancien écran n'écrit plus de recette au journal. Il marque juste la tâche COMPTABILISEE, affiche un toast </w:t>
+      </w:r>
+      <w:r>
+        <w:rPr>
+          <w:lang w:val="fr-BF"/>
+        </w:rPr>
+        <w:lastRenderedPageBreak/>
+        <w:t>« Les ventes se gèrent maintenant dans les Commandes » et redirige. Ajout de .eq('ferme_id', FERME_ID) sur l'UPDATE tâche (isolation, absente avant).</w:t>
       </w:r>
     </w:p>
     <w:p>
@@ -18360,7 +18393,6 @@
           <w:bCs/>
           <w:lang w:val="fr-BF"/>
         </w:rPr>
-        <w:lastRenderedPageBreak/>
         <w:t>18.8 Données de test CRM (référence)</w:t>
       </w:r>
     </w:p>
@@ -18513,15 +18545,7 @@
           <w:bCs/>
           <w:lang w:val="fr-BF"/>
         </w:rPr>
-        <w:t xml:space="preserve">Version actuelle : </w:t>
-      </w:r>
-      <w:r>
-        <w:rPr>
-          <w:b/>
-          <w:bCs/>
-          <w:lang w:val="fr-BF"/>
-        </w:rPr>
-        <w:t>APP_VERSION = ‘v26.37’ · CACHE_NAME = ‘avigest-v26-37’</w:t>
+        <w:t>Version actuelle : APP_VERSION = ‘v26.37’ · CACHE_NAME = ‘avigest-v26-37’</w:t>
       </w:r>
       <w:r>
         <w:rPr>
@@ -18590,6 +18614,7 @@
                 <w:bCs/>
                 <w:lang w:val="fr-BF"/>
               </w:rPr>
+              <w:lastRenderedPageBreak/>
               <w:t>Fichier</w:t>
             </w:r>
           </w:p>
@@ -18940,14 +18965,7 @@
               <w:rPr>
                 <w:lang w:val="fr-BF"/>
               </w:rPr>
-              <w:t xml:space="preserve">Même ménage sur journal, mouvements_stock, saisies_techniques et bandes. ⚠️ La policy partenaire_ses_bandes sur bandes est une </w:t>
-            </w:r>
-            <w:r>
-              <w:rPr>
-                <w:lang w:val="fr-BF"/>
-              </w:rPr>
-              <w:lastRenderedPageBreak/>
-              <w:t>policy MÉTIER (accès partenaire à ses seules bandes) — volontairement NON supprimée. Ne jamais la confondre avec un doublon.</w:t>
+              <w:t>Même ménage sur journal, mouvements_stock, saisies_techniques et bandes. ⚠️ La policy partenaire_ses_bandes sur bandes est une policy MÉTIER (accès partenaire à ses seules bandes) — volontairement NON supprimée. Ne jamais la confondre avec un doublon.</w:t>
             </w:r>
           </w:p>
         </w:tc>
@@ -18974,7 +18992,6 @@
               <w:rPr>
                 <w:lang w:val="fr-BF"/>
               </w:rPr>
-              <w:lastRenderedPageBreak/>
               <w:t>045</w:t>
             </w:r>
           </w:p>
@@ -19159,7 +19176,14 @@
               <w:rPr>
                 <w:lang w:val="fr-BF"/>
               </w:rPr>
-              <w:t>Ajoute le paramètre p_date_reglement date DEFAULT NULL au RPC livrer_commande, pour saisir l’échéance de règlement au moment de la livraison. ⚠️ Le DEFAULT NULL n’empêche PAS la surcharge : PostgreSQL a créé une 2e fonction (oid 19628) à côté de l’ancienne (19433). L’ancienne a dû être supprimée — voir §18.3.</w:t>
+              <w:t xml:space="preserve">Ajoute le paramètre p_date_reglement date DEFAULT NULL au RPC livrer_commande, pour saisir l’échéance de règlement au moment de la livraison. ⚠️ Le DEFAULT NULL n’empêche PAS la surcharge : PostgreSQL a créé une 2e fonction (oid 19628) à côté de l’ancienne </w:t>
+            </w:r>
+            <w:r>
+              <w:rPr>
+                <w:lang w:val="fr-BF"/>
+              </w:rPr>
+              <w:lastRenderedPageBreak/>
+              <w:t>(19433). L’ancienne a dû être supprimée — voir §18.3.</w:t>
             </w:r>
           </w:p>
         </w:tc>
@@ -19176,6 +19200,7 @@
         <w:rPr>
           <w:lang w:val="fr-BF"/>
         </w:rPr>
+        <w:lastRenderedPageBreak/>
         <w:t xml:space="preserve">Dernière migration : </w:t>
       </w:r>
       <w:r>
@@ -19214,83 +19239,66 @@
           <w:bCs/>
           <w:lang w:val="fr-BF"/>
         </w:rPr>
-        <w:t>18.9 Saisie de l’échéance de règlement à la livraison (</w:t>
-      </w:r>
+        <w:t>18.9 Saisie de l’échéance de règlement à la livraison (v26.37)</w:t>
+      </w:r>
+    </w:p>
+    <w:p>
+      <w:pPr>
+        <w:pStyle w:val="Corpsdetexte"/>
+        <w:rPr>
+          <w:lang w:val="fr-FR"/>
+        </w:rPr>
+      </w:pPr>
+      <w:r>
+        <w:rPr>
+          <w:lang w:val="fr-BF"/>
+        </w:rPr>
+        <w:t>Diagnostic fondateur (24/07/2026) : sur 7 commandes en base, ZERO portait une date_reglement_prevue. La colonne existait depuis la Migration 036 mais aucun écran ne la remplissait. L’alerte échéance (§16.6) était donc impossible — une sonnette sans personne pour poser la date. Ce chantier construit la saisie ; l’alerte viendra après.</w:t>
+      </w:r>
+    </w:p>
+    <w:p>
+      <w:pPr>
+        <w:pStyle w:val="Corpsdetexte"/>
+        <w:rPr>
+          <w:lang w:val="fr-FR"/>
+        </w:rPr>
+      </w:pPr>
       <w:r>
         <w:rPr>
           <w:b/>
           <w:bCs/>
           <w:lang w:val="fr-BF"/>
         </w:rPr>
-        <w:t>v26.37</w:t>
-      </w:r>
+        <w:t>Choix de conception (actés par Adama) :</w:t>
+      </w:r>
+    </w:p>
+    <w:p>
+      <w:pPr>
+        <w:pStyle w:val="Corpsdetexte"/>
+        <w:rPr>
+          <w:lang w:val="fr-FR"/>
+        </w:rPr>
+      </w:pPr>
+      <w:r>
+        <w:rPr>
+          <w:lang w:val="fr-BF"/>
+        </w:rPr>
+        <w:t>• Échéance OPTIONNELLE — un client qui paie comptant ne génère pas de créance, la date reste NULL. • Saisie À LA LIVRAISON — c’est le moment où la créance naît réellement et où le gérant connaît le délai accordé. • Intégrée au RPC plutôt qu’un UPDATE séparé, pour préserver l’atomicité de livrer_commande (§18.3).</w:t>
+      </w:r>
+    </w:p>
+    <w:p>
+      <w:pPr>
+        <w:pStyle w:val="Corpsdetexte"/>
+        <w:rPr>
+          <w:lang w:val="fr-FR"/>
+        </w:rPr>
+      </w:pPr>
       <w:r>
         <w:rPr>
           <w:b/>
           <w:bCs/>
           <w:lang w:val="fr-BF"/>
         </w:rPr>
-        <w:t>)</w:t>
-      </w:r>
-    </w:p>
-    <w:p>
-      <w:pPr>
-        <w:pStyle w:val="Corpsdetexte"/>
-        <w:rPr>
-          <w:lang w:val="fr-FR"/>
-        </w:rPr>
-      </w:pPr>
-      <w:r>
-        <w:rPr>
-          <w:lang w:val="fr-BF"/>
-        </w:rPr>
-        <w:t>Diagnostic fondateur (24/07/2026) : sur 7 commandes en base, ZERO portait une date_reglement_prevue. La colonne existait depuis la Migration 036 mais aucun écran ne la remplissait. L’alerte échéance (§16.6) était donc impossible — une sonnette sans personne pour poser la date. Ce chantier construit la saisie ; l’alerte viendra après.</w:t>
-      </w:r>
-    </w:p>
-    <w:p>
-      <w:pPr>
-        <w:pStyle w:val="Corpsdetexte"/>
-        <w:rPr>
-          <w:lang w:val="fr-FR"/>
-        </w:rPr>
-      </w:pPr>
-      <w:r>
-        <w:rPr>
-          <w:b/>
-          <w:bCs/>
-          <w:lang w:val="fr-BF"/>
-        </w:rPr>
-        <w:t>Choix de conception (actés par Adama) :</w:t>
-      </w:r>
-    </w:p>
-    <w:p>
-      <w:pPr>
-        <w:pStyle w:val="Corpsdetexte"/>
-        <w:rPr>
-          <w:lang w:val="fr-FR"/>
-        </w:rPr>
-      </w:pPr>
-      <w:r>
-        <w:rPr>
-          <w:lang w:val="fr-BF"/>
-        </w:rPr>
-        <w:t>• Échéance OPTIONNELLE — un client qui paie comptant ne génère pas de créance, la date reste NULL. • Saisie À LA LIVRAISON — c’est le moment où la créance naît réellement et où le gérant connaît le délai accordé. • Intégrée au RPC plutôt qu’un UPDATE séparé, pour préserver l’atomicité de livrer_commande (§18.3).</w:t>
-      </w:r>
-    </w:p>
-    <w:p>
-      <w:pPr>
-        <w:pStyle w:val="Corpsdetexte"/>
-        <w:rPr>
-          <w:lang w:val="fr-FR"/>
-        </w:rPr>
-      </w:pPr>
-      <w:r>
-        <w:rPr>
-          <w:b/>
-          <w:bCs/>
-          <w:lang w:val="fr-BF"/>
-        </w:rPr>
-        <w:lastRenderedPageBreak/>
         <w:t>Interface (module js/commandes/commandes.js, écran de livraison) :</w:t>
       </w:r>
     </w:p>
@@ -19551,6 +19559,7 @@
         <w:rPr>
           <w:lang w:val="fr-BF"/>
         </w:rPr>
+        <w:lastRenderedPageBreak/>
         <w:t>La Migration 048 utilisait CREATE OR REPLACE FUNCTION avec le nouveau paramètre p_date_reglement ... DEFAULT NULL. On croyait que le DEFAULT suffirait à remplacer l’ancienne fonction. FAUX : PostgreSQL a créé une SECONDE fonction (oid 19628) à côté de l’ancienne (oid 19433), car la signature diffère. Le DEFAULT ne sert qu’à rendre les appels à 2 arguments valides sur la nouvelle version ; il n’efface jamais l’ancienne. Conséquence : un appel à 2 arguments devenait ambigu. Corrigé par DROP FUNCTION public.livrer_commande(uuid, jsonb). C’est exactement le piège de surcharge déjà documenté en §6 pour imputer_stock — reproduit puis corrigé. Toujours relancer le diagnostic pg_get_function_identity_arguments après un changement de signature.</w:t>
       </w:r>
     </w:p>
@@ -19567,23 +19576,7 @@
           <w:bCs/>
           <w:lang w:val="fr-BF"/>
         </w:rPr>
-        <w:t>Validation (</w:t>
-      </w:r>
-      <w:r>
-        <w:rPr>
-          <w:b/>
-          <w:bCs/>
-          <w:lang w:val="fr-BF"/>
-        </w:rPr>
-        <w:t>v26.37</w:t>
-      </w:r>
-      <w:r>
-        <w:rPr>
-          <w:b/>
-          <w:bCs/>
-          <w:lang w:val="fr-BF"/>
-        </w:rPr>
-        <w:t>) :</w:t>
+        <w:t>Validation (v26.37) :</w:t>
       </w:r>
     </w:p>
     <w:p>
@@ -19611,14 +19604,7 @@
         <w:rPr>
           <w:lang w:val="fr-BF"/>
         </w:rPr>
-        <w:t xml:space="preserve">💡 En clair : jusqu’ici, quand tu livrais, tu ne notais nulle part quand le client devait payer. Maintenant, au moment de livrer, tu tapes « dans 15 jours » ou « comptant », et l’app retient </w:t>
-      </w:r>
-      <w:r>
-        <w:rPr>
-          <w:lang w:val="fr-BF"/>
-        </w:rPr>
-        <w:lastRenderedPageBreak/>
-        <w:t>la date. C’est la pièce qui manquait pour, plus tard, faire sonner un rappel « ce client doit payer demain ».</w:t>
+        <w:t>💡 En clair : jusqu’ici, quand tu livrais, tu ne notais nulle part quand le client devait payer. Maintenant, au moment de livrer, tu tapes « dans 15 jours » ou « comptant », et l’app retient la date. C’est la pièce qui manquait pour, plus tard, faire sonner un rappel « ce client doit payer demain ».</w:t>
       </w:r>
     </w:p>
     <w:p>
@@ -19860,6 +19846,7 @@
               <w:rPr>
                 <w:lang w:val="fr-BF"/>
               </w:rPr>
+              <w:lastRenderedPageBreak/>
               <w:t>2</w:t>
             </w:r>
           </w:p>
@@ -20254,11 +20241,7 @@
               <w:pStyle w:val="Compact"/>
             </w:pPr>
             <w:r>
-              <w:t xml:space="preserve">numero_seq (int </w:t>
-            </w:r>
-            <w:r>
-              <w:lastRenderedPageBreak/>
-              <w:t>NOT NULL)</w:t>
+              <w:t>numero_seq (int NOT NULL)</w:t>
             </w:r>
           </w:p>
         </w:tc>
@@ -20277,15 +20260,7 @@
               <w:rPr>
                 <w:lang w:val="fr-BF"/>
               </w:rPr>
-              <w:lastRenderedPageBreak/>
-              <w:t xml:space="preserve">Numéro d’ordre dans l’année. ⚠️ SANS default — calculé </w:t>
-            </w:r>
-            <w:r>
-              <w:rPr>
-                <w:lang w:val="fr-BF"/>
-              </w:rPr>
-              <w:lastRenderedPageBreak/>
-              <w:t>côté JS (voir §19.5).</w:t>
+              <w:t>Numéro d’ordre dans l’année. ⚠️ SANS default — calculé côté JS (voir §19.5).</w:t>
             </w:r>
           </w:p>
         </w:tc>
@@ -20306,7 +20281,6 @@
               <w:rPr>
                 <w:lang w:val="fr-BF"/>
               </w:rPr>
-              <w:lastRenderedPageBreak/>
               <w:t>annule (bool NOT NULL)</w:t>
             </w:r>
           </w:p>
@@ -20729,6 +20703,7 @@
               <w:rPr>
                 <w:lang w:val="fr-BF"/>
               </w:rPr>
+              <w:lastRenderedPageBreak/>
               <w:t>4</w:t>
             </w:r>
           </w:p>
@@ -21014,7 +20989,6 @@
         <w:rPr>
           <w:lang w:val="fr-BF"/>
         </w:rPr>
-        <w:lastRenderedPageBreak/>
         <w:t>19.5 Numérotation des reçus — option A assumée</w:t>
       </w:r>
     </w:p>
@@ -21170,6 +21144,7 @@
           <w:rStyle w:val="VerbatimChar"/>
           <w:lang w:val="fr-BF"/>
         </w:rPr>
+        <w:lastRenderedPageBreak/>
         <w:t>[ANNULÉ le 23/07/2026 : erreur de montant] note précédente…</w:t>
       </w:r>
     </w:p>
@@ -21240,7 +21215,6 @@
         <w:rPr>
           <w:lang w:val="fr-BF"/>
         </w:rPr>
-        <w:lastRenderedPageBreak/>
         <w:t>19.8 Fonctions et variables ajoutées à commandes.js</w:t>
       </w:r>
     </w:p>
@@ -21489,6 +21463,7 @@
           <w:bCs/>
           <w:lang w:val="fr-BF"/>
         </w:rPr>
+        <w:lastRenderedPageBreak/>
         <w:t>⚠️ Deux points à diagnostiquer AVANT de coder : (1) l’alerte s’appuie sur commandes.date_reglement_prevue, à ne pas confondre avec date_livraison_prevue (§18.4) ; (2) il n’est pas certain qu’un écran permette aujourd’hui de SAISIR date_reglement_prevue — si la colonne reste vide, l’alerte n’aura rien à afficher. Vérifier en base et dans le code avant tout développement.</w:t>
       </w:r>
     </w:p>
@@ -21559,7 +21534,6 @@
         <w:rPr>
           <w:lang w:val="fr-BF"/>
         </w:rPr>
-        <w:lastRenderedPageBreak/>
         <w:t>Né d’un besoin concret : le reçu devait porter un nom lisible par le client (« Kalycoq ») plutôt que le nom technique du tenant (« REVAGRO »), sans avoir à modifier la base à la main.</w:t>
       </w:r>
     </w:p>
@@ -21910,7 +21884,14 @@
               <w:rPr>
                 <w:lang w:val="fr-BF"/>
               </w:rPr>
-              <w:t>Pied du reçu. Default en base : ‘Ouagadougou’.</w:t>
+              <w:t xml:space="preserve">Pied du reçu. Default en base : </w:t>
+            </w:r>
+            <w:r>
+              <w:rPr>
+                <w:lang w:val="fr-BF"/>
+              </w:rPr>
+              <w:lastRenderedPageBreak/>
+              <w:t>‘Ouagadougou’.</w:t>
             </w:r>
           </w:p>
         </w:tc>
@@ -21927,6 +21908,7 @@
         <w:rPr>
           <w:lang w:val="fr-BF"/>
         </w:rPr>
+        <w:lastRenderedPageBreak/>
         <w:t>⚠️ Les autres colonnes de fermes (nom technique, proprietaire, pays, email, plan, nb_batiments, code_acces, actif) ne sont PAS modifiables depuis cet écran. code_acces en particulier commande le login par code ferme : le rendre éditable exposerait au risque de verrouiller une ferme entière hors de l’application.</w:t>
       </w:r>
     </w:p>
@@ -21983,7 +21965,6 @@
         <w:rPr>
           <w:lang w:val="fr-BF"/>
         </w:rPr>
-        <w:lastRenderedPageBreak/>
         <w:t>20.5 Point de vigilance — relecture des valeurs enregistrées</w:t>
       </w:r>
     </w:p>
@@ -22084,6 +22065,7 @@
         <w:rPr>
           <w:lang w:val="fr-BF"/>
         </w:rPr>
+        <w:lastRenderedPageBreak/>
         <w:t>21. Service Worker et cache hors ligne (v26.35)</w:t>
       </w:r>
     </w:p>
@@ -22126,19 +22108,7 @@
         <w:rPr>
           <w:lang w:val="fr-BF"/>
         </w:rPr>
-        <w:t xml:space="preserve">1) CACHE_NAME porté à </w:t>
-      </w:r>
-      <w:r>
-        <w:rPr>
-          <w:lang w:val="fr-BF"/>
-        </w:rPr>
-        <w:t>avigest-v26-37</w:t>
-      </w:r>
-      <w:r>
-        <w:rPr>
-          <w:lang w:val="fr-BF"/>
-        </w:rPr>
-        <w:t>, en même temps qu’APP_VERSION dans index.html (règle §4.3). 2) STATIC_URLS passé de 2 à 9 entrées : css/gestion.css, js/shared/db.js, js/shared/helpers.js, js/gestion/gestion.js, js/clients/clients.js, js/commandes/commandes.js, js/parametres/parametres.js. 3) Installation rendue tolérante (voir §21.2). 4) Mise en cache conditionnée à resp.ok, et repli explicite si le cache est vide (voir §21.3).</w:t>
+        <w:t>1) CACHE_NAME porté à avigest-v26-37, en même temps qu’APP_VERSION dans index.html (règle §4.3). 2) STATIC_URLS passé de 2 à 9 entrées : css/gestion.css, js/shared/db.js, js/shared/helpers.js, js/gestion/gestion.js, js/clients/clients.js, js/commandes/commandes.js, js/parametres/parametres.js. 3) Installation rendue tolérante (voir §21.2). 4) Mise en cache conditionnée à resp.ok, et repli explicite si le cache est vide (voir §21.3).</w:t>
       </w:r>
     </w:p>
     <w:p>
@@ -22179,123 +22149,123 @@
         <w:rPr>
           <w:rStyle w:val="VerbatimChar"/>
         </w:rPr>
+        <w:t>caches.open(CACHE_NAME)</w:t>
+      </w:r>
+      <w:r>
+        <w:br/>
+      </w:r>
+      <w:r>
+        <w:rPr>
+          <w:rStyle w:val="VerbatimChar"/>
+        </w:rPr>
+        <w:t xml:space="preserve">  .then(cache =&gt; Promise.allSettled(STATIC_URLS.map(u =&gt; cache.add(u))))</w:t>
+      </w:r>
+      <w:r>
+        <w:br/>
+      </w:r>
+      <w:r>
+        <w:rPr>
+          <w:rStyle w:val="VerbatimChar"/>
+        </w:rPr>
+        <w:t xml:space="preserve">  .then(() =&gt; self.skipWaiting());</w:t>
+      </w:r>
+    </w:p>
+    <w:p>
+      <w:pPr>
+        <w:pStyle w:val="Corpsdetexte"/>
+        <w:rPr>
+          <w:lang w:val="fr-FR"/>
+        </w:rPr>
+      </w:pPr>
+      <w:r>
+        <w:rPr>
+          <w:lang w:val="fr-BF"/>
+        </w:rPr>
+        <w:t>Chaque fichier est désormais tenté séparément. Un chemin faux échoue seul, sans empêcher les autres d’être mis en cache. Conséquence pratique : ajouter un module à STATIC_URLS n’est plus une opération risquée.</w:t>
+      </w:r>
+    </w:p>
+    <w:p>
+      <w:pPr>
+        <w:pStyle w:val="Corpsdetexte"/>
+        <w:rPr>
+          <w:lang w:val="fr-FR"/>
+        </w:rPr>
+      </w:pPr>
+      <w:r>
+        <w:rPr>
+          <w:lang w:val="fr-BF"/>
+        </w:rPr>
+        <w:t>💡 En clair : avant, si un seul produit manquait à la livraison, le magasinier refusait de ranger toute la palette. Maintenant il range ce qu’il a et met de côté ce qui manque.</w:t>
+      </w:r>
+    </w:p>
+    <w:p>
+      <w:pPr>
+        <w:pStyle w:val="Titre3"/>
+        <w:rPr>
+          <w:lang w:val="fr-FR"/>
+        </w:rPr>
+      </w:pPr>
+      <w:r>
+        <w:rPr>
+          <w:lang w:val="fr-BF"/>
+        </w:rPr>
+        <w:t>21.3 Stratégie fetch — ce qui était déjà bon, ce qui ne l’était pas</w:t>
+      </w:r>
+    </w:p>
+    <w:p>
+      <w:pPr>
+        <w:pStyle w:val="Corpsdetexte"/>
+        <w:rPr>
+          <w:lang w:val="fr-FR"/>
+        </w:rPr>
+      </w:pPr>
+      <w:r>
+        <w:rPr>
+          <w:lang w:val="fr-BF"/>
+        </w:rPr>
+        <w:t>Découverte du diagnostic : la stratégie était déjà « réseau d’abord, puis mise en cache de la réponse ». Tous les modules étaient donc déjà cachés automatiquement dès la première visite en ligne. STATIC_URLS ne sert qu’au PRÉ-chargement à l’installation — il couvre le cas où l’utilisateur perd le réseau avant d’avoir ouvert l’écran concerné.</w:t>
+      </w:r>
+    </w:p>
+    <w:p>
+      <w:pPr>
+        <w:pStyle w:val="Corpsdetexte"/>
+        <w:rPr>
+          <w:lang w:val="fr-FR"/>
+        </w:rPr>
+      </w:pPr>
+      <w:r>
+        <w:rPr>
+          <w:lang w:val="fr-BF"/>
+        </w:rPr>
+        <w:t>Deux défauts réels ont été corrigés au passage :</w:t>
+      </w:r>
+    </w:p>
+    <w:p>
+      <w:pPr>
+        <w:pStyle w:val="Corpsdetexte"/>
+        <w:rPr>
+          <w:lang w:val="fr-FR"/>
+        </w:rPr>
+      </w:pPr>
+      <w:r>
+        <w:rPr>
+          <w:lang w:val="fr-BF"/>
+        </w:rPr>
+        <w:t>• Toutes les réponses étaient mises en cache, y compris les 404 — une erreur pouvait donc être resservie indéfiniment. Un test resp.ok a été ajouté. • En cas d’échec réseau ET de cache vide, caches.match() renvoyait undefined, et respondWith(undefined) provoquait une erreur brute. Une réponse 503 explicite est désormais renvoyée.</w:t>
+      </w:r>
+    </w:p>
+    <w:p>
+      <w:pPr>
+        <w:pStyle w:val="Titre3"/>
+        <w:rPr>
+          <w:lang w:val="fr-FR"/>
+        </w:rPr>
+      </w:pPr>
+      <w:r>
+        <w:rPr>
+          <w:lang w:val="fr-BF"/>
+        </w:rPr>
         <w:lastRenderedPageBreak/>
-        <w:t>caches.open(CACHE_NAME)</w:t>
-      </w:r>
-      <w:r>
-        <w:br/>
-      </w:r>
-      <w:r>
-        <w:rPr>
-          <w:rStyle w:val="VerbatimChar"/>
-        </w:rPr>
-        <w:t xml:space="preserve">  .then(cache =&gt; Promise.allSettled(STATIC_URLS.map(u =&gt; cache.add(u))))</w:t>
-      </w:r>
-      <w:r>
-        <w:br/>
-      </w:r>
-      <w:r>
-        <w:rPr>
-          <w:rStyle w:val="VerbatimChar"/>
-        </w:rPr>
-        <w:t xml:space="preserve">  .then(() =&gt; self.skipWaiting());</w:t>
-      </w:r>
-    </w:p>
-    <w:p>
-      <w:pPr>
-        <w:pStyle w:val="Corpsdetexte"/>
-        <w:rPr>
-          <w:lang w:val="fr-FR"/>
-        </w:rPr>
-      </w:pPr>
-      <w:r>
-        <w:rPr>
-          <w:lang w:val="fr-BF"/>
-        </w:rPr>
-        <w:t>Chaque fichier est désormais tenté séparément. Un chemin faux échoue seul, sans empêcher les autres d’être mis en cache. Conséquence pratique : ajouter un module à STATIC_URLS n’est plus une opération risquée.</w:t>
-      </w:r>
-    </w:p>
-    <w:p>
-      <w:pPr>
-        <w:pStyle w:val="Corpsdetexte"/>
-        <w:rPr>
-          <w:lang w:val="fr-FR"/>
-        </w:rPr>
-      </w:pPr>
-      <w:r>
-        <w:rPr>
-          <w:lang w:val="fr-BF"/>
-        </w:rPr>
-        <w:t>💡 En clair : avant, si un seul produit manquait à la livraison, le magasinier refusait de ranger toute la palette. Maintenant il range ce qu’il a et met de côté ce qui manque.</w:t>
-      </w:r>
-    </w:p>
-    <w:p>
-      <w:pPr>
-        <w:pStyle w:val="Titre3"/>
-        <w:rPr>
-          <w:lang w:val="fr-FR"/>
-        </w:rPr>
-      </w:pPr>
-      <w:r>
-        <w:rPr>
-          <w:lang w:val="fr-BF"/>
-        </w:rPr>
-        <w:t>21.3 Stratégie fetch — ce qui était déjà bon, ce qui ne l’était pas</w:t>
-      </w:r>
-    </w:p>
-    <w:p>
-      <w:pPr>
-        <w:pStyle w:val="Corpsdetexte"/>
-        <w:rPr>
-          <w:lang w:val="fr-FR"/>
-        </w:rPr>
-      </w:pPr>
-      <w:r>
-        <w:rPr>
-          <w:lang w:val="fr-BF"/>
-        </w:rPr>
-        <w:t>Découverte du diagnostic : la stratégie était déjà « réseau d’abord, puis mise en cache de la réponse ». Tous les modules étaient donc déjà cachés automatiquement dès la première visite en ligne. STATIC_URLS ne sert qu’au PRÉ-chargement à l’installation — il couvre le cas où l’utilisateur perd le réseau avant d’avoir ouvert l’écran concerné.</w:t>
-      </w:r>
-    </w:p>
-    <w:p>
-      <w:pPr>
-        <w:pStyle w:val="Corpsdetexte"/>
-        <w:rPr>
-          <w:lang w:val="fr-FR"/>
-        </w:rPr>
-      </w:pPr>
-      <w:r>
-        <w:rPr>
-          <w:lang w:val="fr-BF"/>
-        </w:rPr>
-        <w:t>Deux défauts réels ont été corrigés au passage :</w:t>
-      </w:r>
-    </w:p>
-    <w:p>
-      <w:pPr>
-        <w:pStyle w:val="Corpsdetexte"/>
-        <w:rPr>
-          <w:lang w:val="fr-FR"/>
-        </w:rPr>
-      </w:pPr>
-      <w:r>
-        <w:rPr>
-          <w:lang w:val="fr-BF"/>
-        </w:rPr>
-        <w:t>• Toutes les réponses étaient mises en cache, y compris les 404 — une erreur pouvait donc être resservie indéfiniment. Un test resp.ok a été ajouté. • En cas d’échec réseau ET de cache vide, caches.match() renvoyait undefined, et respondWith(undefined) provoquait une erreur brute. Une réponse 503 explicite est désormais renvoyée.</w:t>
-      </w:r>
-    </w:p>
-    <w:p>
-      <w:pPr>
-        <w:pStyle w:val="Titre3"/>
-        <w:rPr>
-          <w:lang w:val="fr-FR"/>
-        </w:rPr>
-      </w:pPr>
-      <w:r>
-        <w:rPr>
-          <w:lang w:val="fr-BF"/>
-        </w:rPr>
         <w:t>21.4 ⚠️ Règle de test — NE PAS tester le cache en InPrivate</w:t>
       </w:r>
     </w:p>
@@ -22381,33 +22351,20 @@
         <w:rPr>
           <w:rStyle w:val="VerbatimChar"/>
         </w:rPr>
-        <w:t>(await (await caches.open('</w:t>
-      </w:r>
-      <w:r>
-        <w:rPr>
-          <w:rStyle w:val="VerbatimChar"/>
-        </w:rPr>
-        <w:t>avigest-v26-37</w:t>
-      </w:r>
-      <w:r>
-        <w:rPr>
-          <w:rStyle w:val="VerbatimChar"/>
-        </w:rPr>
-        <w:t>')).keys()).length</w:t>
-      </w:r>
-    </w:p>
-    <w:p>
-      <w:pPr>
-        <w:pStyle w:val="Corpsdetexte"/>
-        <w:rPr>
-          <w:lang w:val="fr-FR"/>
-        </w:rPr>
-      </w:pPr>
-      <w:r>
-        <w:rPr>
-          <w:lang w:val="fr-BF"/>
-        </w:rPr>
-        <w:lastRenderedPageBreak/>
+        <w:t>(await (await caches.open('avigest-v26-37')).keys()).length</w:t>
+      </w:r>
+    </w:p>
+    <w:p>
+      <w:pPr>
+        <w:pStyle w:val="Corpsdetexte"/>
+        <w:rPr>
+          <w:lang w:val="fr-FR"/>
+        </w:rPr>
+      </w:pPr>
+      <w:r>
+        <w:rPr>
+          <w:lang w:val="fr-BF"/>
+        </w:rPr>
         <w:t>⚠️ Un nouveau service worker peut demander DEUX chargements avant de prendre le relais (le premier installe, le second active), même avec skipWaiting().</w:t>
       </w:r>
     </w:p>
@@ -22436,19 +22393,7 @@
         <w:rPr>
           <w:lang w:val="fr-BF"/>
         </w:rPr>
-        <w:t xml:space="preserve">Cache </w:t>
-      </w:r>
-      <w:r>
-        <w:rPr>
-          <w:lang w:val="fr-BF"/>
-        </w:rPr>
-        <w:t>avigest-v26-37</w:t>
-      </w:r>
-      <w:r>
-        <w:rPr>
-          <w:lang w:val="fr-BF"/>
-        </w:rPr>
-        <w:t xml:space="preserve"> : 10 entrées. Les 9 de STATIC_URLS, plus une entrée ajoutée automatiquement par la stratégie fetch (ressource chargée au démarrage). Les 7 modules se chargent tous en statut 200, aucun 404. App testée hors ligne en fenêtre normale : l’écran d’accueil s’affiche.</w:t>
+        <w:t>Cache avigest-v26-37 : 10 entrées. Les 9 de STATIC_URLS, plus une entrée ajoutée automatiquement par la stratégie fetch (ressource chargée au démarrage). Les 7 modules se chargent tous en statut 200, aucun 404. App testée hors ligne en fenêtre normale : l’écran d’accueil s’affiche.</w:t>
       </w:r>
     </w:p>
     <w:p>
@@ -22518,7 +22463,14 @@
         <w:rPr>
           <w:lang w:val="fr-BF"/>
         </w:rPr>
-        <w:t xml:space="preserve"> — fonction _forcerDeconnexion (index.html). Elle fait un DELETE sur sessions_actives WHERE user_pin = window._pinSaisi. Or window._pinSaisi n'est renseigné qu'APRÈS un login réussi — donc quand on est bloqué à la porte (avant login), il vaut undefined et le DELETE ne cible rien. Le verrou ne se lève jamais. Contournement actuel : DELETE manuel en base. Piste : ne pas dépendre de window._pinSaisi avant login (cibler par device_id, ou repenser le flux).</w:t>
+        <w:t xml:space="preserve"> — fonction _forcerDeconnexion (index.html). Elle fait un DELETE sur sessions_actives WHERE user_pin = window._pinSaisi. Or window._pinSaisi n'est renseigné qu'APRÈS un login réussi — donc quand on est bloqué à la porte (avant login), il vaut undefined et le DELETE ne cible rien. Le </w:t>
+      </w:r>
+      <w:r>
+        <w:rPr>
+          <w:lang w:val="fr-BF"/>
+        </w:rPr>
+        <w:lastRenderedPageBreak/>
+        <w:t>verrou ne se lève jamais. Contournement actuel : DELETE manuel en base. Piste : ne pas dépendre de window._pinSaisi avant login (cibler par device_id, ou repenser le flux).</w:t>
       </w:r>
     </w:p>
     <w:p>
@@ -22678,7 +22630,6 @@
           <w:bCs/>
           <w:lang w:val="fr-BF"/>
         </w:rPr>
-        <w:lastRenderedPageBreak/>
         <w:t>Seul le GÉRANT saisit. Réservé à l'onglet GESTION, module js/commandes/commandes.js (bloc Règlement du détail commande).</w:t>
       </w:r>
     </w:p>
@@ -22882,6 +22833,7 @@
           <w:bCs/>
           <w:lang w:val="fr-BF"/>
         </w:rPr>
+        <w:lastRenderedPageBreak/>
         <w:t>Encaissement sur écran séparé</w:t>
       </w:r>
       <w:r>
@@ -23396,7 +23348,6 @@
               <w:rPr>
                 <w:lang w:val="fr-BF"/>
               </w:rPr>
-              <w:lastRenderedPageBreak/>
               <w:t>base_calcul</w:t>
             </w:r>
           </w:p>
@@ -24009,6 +23960,7 @@
               <w:rPr>
                 <w:lang w:val="fr-BF"/>
               </w:rPr>
+              <w:lastRenderedPageBreak/>
               <w:t>numero_seq</w:t>
             </w:r>
           </w:p>
@@ -24291,7 +24243,6 @@
           <w:rFonts w:ascii="Segoe UI Emoji" w:hAnsi="Segoe UI Emoji" w:cs="Segoe UI Emoji"/>
           <w:lang w:val="fr-BF"/>
         </w:rPr>
-        <w:lastRenderedPageBreak/>
         <w:t>⚠️</w:t>
       </w:r>
       <w:r>
@@ -24494,6 +24445,7 @@
         <w:rPr>
           <w:lang w:val="fr-BF"/>
         </w:rPr>
+        <w:lastRenderedPageBreak/>
         <w:t>retourne jsonb { ok, reference, montant, bande_id, repli_bande }.</w:t>
       </w:r>
     </w:p>
@@ -24709,7 +24661,6 @@
           <w:bCs/>
           <w:lang w:val="fr-BF"/>
         </w:rPr>
-        <w:lastRenderedPageBreak/>
         <w:t>23. Alerte échéance de règlement (CHANTIER CLOS — v26.37)</w:t>
       </w:r>
     </w:p>
@@ -24742,19 +24693,7 @@
         <w:rPr>
           <w:lang w:val="fr-BF"/>
         </w:rPr>
-        <w:t xml:space="preserve">Rappel visuel sur l'accueil gérant : signaler les commandes livrées non soldées dont l'échéance de règlement approche ou est dépassée. Répond au besoin §16.6, annoncé depuis la Migration 036 mais impossible à réaliser tant qu'aucune commande ne portait de date_reglement_prevue — colonne désormais remplie par la feature de saisie d'échéance à la livraison (§18.9, </w:t>
-      </w:r>
-      <w:r>
-        <w:rPr>
-          <w:lang w:val="fr-BF"/>
-        </w:rPr>
-        <w:t>v26.37</w:t>
-      </w:r>
-      <w:r>
-        <w:rPr>
-          <w:lang w:val="fr-BF"/>
-        </w:rPr>
-        <w:t>).</w:t>
+        <w:t>Rappel visuel sur l'accueil gérant : signaler les commandes livrées non soldées dont l'échéance de règlement approche ou est dépassée. Répond au besoin §16.6, annoncé depuis la Migration 036 mais impossible à réaliser tant qu'aucune commande ne portait de date_reglement_prevue — colonne désormais remplie par la feature de saisie d'échéance à la livraison (§18.9, v26.37).</w:t>
       </w:r>
     </w:p>
     <w:p>
@@ -24850,6 +24789,7 @@
         <w:rPr>
           <w:lang w:val="fr-BF"/>
         </w:rPr>
+        <w:lastRenderedPageBreak/>
         <w:t xml:space="preserve">Signature : get_alertes_echeance() RETURNS TABLE (commande_id uuid, client_nom text, date_echeance date, jours_restants integer, reste_a_payer numeric, couleur text). </w:t>
       </w:r>
       <w:r>
@@ -25286,7 +25226,6 @@
           <w:bCs/>
           <w:lang w:val="fr-BF"/>
         </w:rPr>
-        <w:lastRenderedPageBreak/>
         <w:t>23.4 Affichage sur l'accueil gérant</w:t>
       </w:r>
     </w:p>
@@ -25737,56 +25676,116 @@
         <w:rPr>
           <w:lang w:val="fr-BF"/>
         </w:rPr>
-        <w:t xml:space="preserve">Le badge « N à relancer » sur la tuile Clients est en place. Il lit la même source unique que la bannière d'accueil : la RPC get_alertes_echeance() (§23.3). Il compte les alertes ROUGE + </w:t>
-      </w:r>
-      <w:r>
-        <w:rPr>
-          <w:lang w:val="fr-BF"/>
-        </w:rPr>
+        <w:t>Le badge « N à relancer » sur la tuile Clients est en place. Il lit la même source unique que la bannière d'accueil : la RPC get_alertes_echeance() (§23.3). Il compte les alertes ROUGE + JAUNE (créances à relancer), affiche le total, et prend une bordure rouge s'il y a du retard, orange sinon (cadre couleur = sens, §4.4).</w:t>
+      </w:r>
+    </w:p>
+    <w:p>
+      <w:pPr>
+        <w:pStyle w:val="Corpsdetexte"/>
+        <w:rPr>
+          <w:lang w:val="fr-BF"/>
+        </w:rPr>
+      </w:pPr>
+      <w:r>
+        <w:rPr>
+          <w:lang w:val="fr-BF"/>
+        </w:rPr>
+        <w:t>Terrain : module ES js/gestion/gestion.js, fonction _chargerBadgeClients, appelée en arrière-plan après l'affichage des tuiles (non bloquante — les tuiles s'affichent sans attendre la RPC).</w:t>
+      </w:r>
+    </w:p>
+    <w:p>
+      <w:pPr>
+        <w:pStyle w:val="Corpsdetexte"/>
+        <w:rPr>
+          <w:lang w:val="fr-BF"/>
+        </w:rPr>
+      </w:pPr>
+      <w:r>
+        <w:rPr>
+          <w:lang w:val="fr-BF"/>
+        </w:rPr>
+        <w:t>┌─────────────────────────────────────────────────────────────────┐ │ BLOC 3 — §2.4 (liste des tables, AJOUTER une ligne) │ │ Ajouter dans le tableau des tables : │ └─────────────────────────────────────────────────────────────────┘</w:t>
+      </w:r>
+    </w:p>
+    <w:p>
+      <w:pPr>
+        <w:pStyle w:val="Corpsdetexte"/>
+        <w:rPr>
+          <w:lang w:val="fr-BF"/>
+        </w:rPr>
+      </w:pPr>
+      <w:r>
+        <w:rPr>
+          <w:lang w:val="fr-BF"/>
+        </w:rPr>
+        <w:t>caisse_ajustements : Carnet des modifications du solde initial de caisse — traçabilité (ancienne/nouvelle valeur, motif, date). RLS caisse_ajustements_isolation (Migration 052).</w:t>
+      </w:r>
+    </w:p>
+    <w:p>
+      <w:pPr>
+        <w:pStyle w:val="Corpsdetexte"/>
+        <w:rPr>
+          <w:lang w:val="fr-BF"/>
+        </w:rPr>
+      </w:pPr>
+      <w:r>
+        <w:rPr>
+          <w:rFonts w:ascii="Segoe UI Emoji" w:hAnsi="Segoe UI Emoji" w:cs="Segoe UI Emoji"/>
+          <w:lang w:val="fr-BF"/>
+        </w:rPr>
+        <w:t>⚠️</w:t>
+      </w:r>
+      <w:r>
+        <w:rPr>
+          <w:lang w:val="fr-BF"/>
+        </w:rPr>
+        <w:t xml:space="preserve"> Le nombre total de tables passe donc à 21 (était 20).</w:t>
+      </w:r>
+    </w:p>
+    <w:p>
+      <w:pPr>
+        <w:pStyle w:val="Corpsdetexte"/>
+        <w:rPr>
+          <w:lang w:val="fr-BF"/>
+        </w:rPr>
+      </w:pPr>
+      <w:r>
+        <w:rPr>
+          <w:lang w:val="fr-BF"/>
+        </w:rPr>
+        <w:t>┌─────────────────────────────────────────────────────────────────┐ │ BLOC 4 — §2.4 bis (schéma table fermes, AJOUTER 2 lignes) │ │ Ajouter dans le tableau des colonnes de fermes : │ └─────────────────────────────────────────────────────────────────┘</w:t>
+      </w:r>
+    </w:p>
+    <w:p>
+      <w:pPr>
+        <w:pStyle w:val="Corpsdetexte"/>
+        <w:rPr>
+          <w:lang w:val="fr-BF"/>
+        </w:rPr>
+      </w:pPr>
+      <w:r>
         <w:lastRenderedPageBreak/>
-        <w:t>JAUNE (créances à relancer), affiche le total, et prend une bordure rouge s'il y a du retard, orange sinon (cadre couleur = sens, §4.4).</w:t>
-      </w:r>
-    </w:p>
-    <w:p>
-      <w:pPr>
-        <w:pStyle w:val="Corpsdetexte"/>
-        <w:rPr>
-          <w:lang w:val="fr-BF"/>
-        </w:rPr>
-      </w:pPr>
-      <w:r>
-        <w:rPr>
-          <w:lang w:val="fr-BF"/>
-        </w:rPr>
-        <w:t>Terrain : module ES js/gestion/gestion.js, fonction _chargerBadgeClients, appelée en arrière-plan après l'affichage des tuiles (non bloquante — les tuiles s'affichent sans attendre la RPC).</w:t>
-      </w:r>
-    </w:p>
-    <w:p>
-      <w:pPr>
-        <w:pStyle w:val="Corpsdetexte"/>
-        <w:rPr>
-          <w:lang w:val="fr-BF"/>
-        </w:rPr>
-      </w:pPr>
-      <w:r>
-        <w:rPr>
-          <w:lang w:val="fr-BF"/>
-        </w:rPr>
-        <w:t>┌─────────────────────────────────────────────────────────────────┐ │ BLOC 3 — §2.4 (liste des tables, AJOUTER une ligne) │ │ Ajouter dans le tableau des tables : │ └─────────────────────────────────────────────────────────────────┘</w:t>
-      </w:r>
-    </w:p>
-    <w:p>
-      <w:pPr>
-        <w:pStyle w:val="Corpsdetexte"/>
-        <w:rPr>
-          <w:lang w:val="fr-BF"/>
-        </w:rPr>
-      </w:pPr>
-      <w:r>
-        <w:rPr>
-          <w:lang w:val="fr-BF"/>
-        </w:rPr>
-        <w:t>caisse_ajustements : Carnet des modifications du solde initial de caisse — traçabilité (ancienne/nouvelle valeur, motif, date). RLS caisse_ajustements_isolation (Migration 052).</w:t>
+        <w:t xml:space="preserve">solde_caisse_initial : numeric NOT NULL, default 0. </w:t>
+      </w:r>
+      <w:r>
+        <w:rPr>
+          <w:lang w:val="fr-BF"/>
+        </w:rPr>
+        <w:t>Montant présent en caisse au démarrage du suivi de trésorerie (§24). Accepte 0 et les valeurs négatives (caisse à découvert au départ). Migration 052.</w:t>
+      </w:r>
+    </w:p>
+    <w:p>
+      <w:pPr>
+        <w:pStyle w:val="Corpsdetexte"/>
+        <w:rPr>
+          <w:lang w:val="fr-BF"/>
+        </w:rPr>
+      </w:pPr>
+      <w:r>
+        <w:rPr>
+          <w:lang w:val="fr-BF"/>
+        </w:rPr>
+        <w:t>date_debut_caisse : date, nullable. Date à partir de laquelle les mouvements sont comptés dans le solde de caisse (jour J inclus). Si NULL, tous les mouvements depuis l'origine sont comptés. Migration 052.</w:t>
       </w:r>
     </w:p>
     <w:p>
@@ -25807,72 +25806,6 @@
         <w:rPr>
           <w:lang w:val="fr-BF"/>
         </w:rPr>
-        <w:t xml:space="preserve"> Le nombre total de tables passe donc à 21 (était 20).</w:t>
-      </w:r>
-    </w:p>
-    <w:p>
-      <w:pPr>
-        <w:pStyle w:val="Corpsdetexte"/>
-        <w:rPr>
-          <w:lang w:val="fr-BF"/>
-        </w:rPr>
-      </w:pPr>
-      <w:r>
-        <w:rPr>
-          <w:lang w:val="fr-BF"/>
-        </w:rPr>
-        <w:t>┌─────────────────────────────────────────────────────────────────┐ │ BLOC 4 — §2.4 bis (schéma table fermes, AJOUTER 2 lignes) │ │ Ajouter dans le tableau des colonnes de fermes : │ └─────────────────────────────────────────────────────────────────┘</w:t>
-      </w:r>
-    </w:p>
-    <w:p>
-      <w:pPr>
-        <w:pStyle w:val="Corpsdetexte"/>
-        <w:rPr>
-          <w:lang w:val="fr-BF"/>
-        </w:rPr>
-      </w:pPr>
-      <w:r>
-        <w:t xml:space="preserve">solde_caisse_initial : numeric NOT NULL, default 0. </w:t>
-      </w:r>
-      <w:r>
-        <w:rPr>
-          <w:lang w:val="fr-BF"/>
-        </w:rPr>
-        <w:t>Montant présent en caisse au démarrage du suivi de trésorerie (§24). Accepte 0 et les valeurs négatives (caisse à découvert au départ). Migration 052.</w:t>
-      </w:r>
-    </w:p>
-    <w:p>
-      <w:pPr>
-        <w:pStyle w:val="Corpsdetexte"/>
-        <w:rPr>
-          <w:lang w:val="fr-BF"/>
-        </w:rPr>
-      </w:pPr>
-      <w:r>
-        <w:rPr>
-          <w:lang w:val="fr-BF"/>
-        </w:rPr>
-        <w:t>date_debut_caisse : date, nullable. Date à partir de laquelle les mouvements sont comptés dans le solde de caisse (jour J inclus). Si NULL, tous les mouvements depuis l'origine sont comptés. Migration 052.</w:t>
-      </w:r>
-    </w:p>
-    <w:p>
-      <w:pPr>
-        <w:pStyle w:val="Corpsdetexte"/>
-        <w:rPr>
-          <w:lang w:val="fr-BF"/>
-        </w:rPr>
-      </w:pPr>
-      <w:r>
-        <w:rPr>
-          <w:rFonts w:ascii="Segoe UI Emoji" w:hAnsi="Segoe UI Emoji" w:cs="Segoe UI Emoji"/>
-          <w:lang w:val="fr-BF"/>
-        </w:rPr>
-        <w:t>⚠️</w:t>
-      </w:r>
-      <w:r>
-        <w:rPr>
-          <w:lang w:val="fr-BF"/>
-        </w:rPr>
         <w:t xml:space="preserve"> La table fermes passe donc à 16 colonnes (était 14).</w:t>
       </w:r>
     </w:p>
@@ -25943,7 +25876,6 @@
         <w:rPr>
           <w:lang w:val="fr-BF"/>
         </w:rPr>
-        <w:lastRenderedPageBreak/>
         <w:t xml:space="preserve">L'étape 5 du découpage CRM (« Écran Trésorerie / Caisse ») est désormais </w:t>
       </w:r>
       <w:r>
@@ -26286,6 +26218,7 @@
         <w:rPr>
           <w:lang w:val="fr-BF"/>
         </w:rPr>
+        <w:lastRenderedPageBreak/>
         <w:t xml:space="preserve">Seul le GÉRANT y accède. Onglet GESTION, tuile </w:t>
       </w:r>
       <w:r>
@@ -26451,7 +26384,6 @@
         <w:rPr>
           <w:lang w:val="fr-BF"/>
         </w:rPr>
-        <w:lastRenderedPageBreak/>
         <w:t>La catégorie 'Penalite de retard' du journal = écrite au moment de l'encaissement réel (§22.5) = vrai mouvement de caisse → incluse (vérifié : 0 paiement ne référence une pénalité, pas de doublon).</w:t>
       </w:r>
     </w:p>
@@ -26589,6 +26521,7 @@
         <w:rPr>
           <w:lang w:val="fr-BF"/>
         </w:rPr>
+        <w:lastRenderedPageBreak/>
         <w:t>24.5 Solde initial et date de début de suivi</w:t>
       </w:r>
     </w:p>
@@ -26694,111 +26627,105 @@
         <w:rPr>
           <w:lang w:val="fr-BF"/>
         </w:rPr>
-        <w:t xml:space="preserve">Règle du motif : OBLIGATOIRE pour une modification (un ajustement existe déjà), FACULTATIF pour la toute première saisie. La règle est appliquée côté serveur (la RPC </w:t>
-      </w:r>
+        <w:t>Règle du motif : OBLIGATOIRE pour une modification (un ajustement existe déjà), FACULTATIF pour la toute première saisie. La règle est appliquée côté serveur (la RPC refuse avec ok:false si le motif manque) ET rappelée côté client (message + champ motif affiché seulement en modification).</w:t>
+      </w:r>
+    </w:p>
+    <w:p>
+      <w:pPr>
+        <w:pStyle w:val="Corpsdetexte"/>
+        <w:rPr>
+          <w:lang w:val="fr-BF"/>
+        </w:rPr>
+      </w:pPr>
+      <w:r>
+        <w:rPr>
+          <w:lang w:val="fr-BF"/>
+        </w:rPr>
+        <w:t>24.7 Les 3 RPC (Migration 052)</w:t>
+      </w:r>
+    </w:p>
+    <w:p>
+      <w:pPr>
+        <w:pStyle w:val="Corpsdetexte"/>
+        <w:rPr>
+          <w:lang w:val="fr-BF"/>
+        </w:rPr>
+      </w:pPr>
+      <w:r>
+        <w:rPr>
+          <w:lang w:val="fr-BF"/>
+        </w:rPr>
+        <w:t>get_solde_caisse() RETURNS TABLE(solde_initial, date_debut, total_encaisse, total_penalites, total_depenses, solde) — 1 ligne, appel léger. SECURITY DEFINER, fail-closed si get_ferme_id() NULL.</w:t>
+      </w:r>
+    </w:p>
+    <w:p>
+      <w:pPr>
+        <w:pStyle w:val="Corpsdetexte"/>
+        <w:rPr>
+          <w:lang w:val="fr-BF"/>
+        </w:rPr>
+      </w:pPr>
+      <w:r>
+        <w:rPr>
+          <w:lang w:val="fr-BF"/>
+        </w:rPr>
+        <w:t>get_historique_caisse() RETURNS TABLE(source, date_mvt, libelle, montant, reference) — liste unifiée paiements + pénalités + dépenses, tri date décroissante, LIMIT 50. montant positif = entrée, négatif = sortie. Aucune ligne 'Vente ...'. Le sous-SELECT enveloppant est requis pour appliquer ORDER BY + LIMIT à l'ensemble de l'UNION.</w:t>
+      </w:r>
+    </w:p>
+    <w:p>
+      <w:pPr>
+        <w:pStyle w:val="Corpsdetexte"/>
+        <w:rPr>
+          <w:lang w:val="fr-BF"/>
+        </w:rPr>
+      </w:pPr>
+      <w:r>
+        <w:rPr>
+          <w:lang w:val="fr-BF"/>
+        </w:rPr>
+        <w:t>modifier_solde_initial(p_nouveau_montant, p_nouvelle_date, p_motif) RETURNS jsonb — atomique, traçable (voir §24.6).</w:t>
+      </w:r>
+    </w:p>
+    <w:p>
+      <w:pPr>
+        <w:pStyle w:val="Corpsdetexte"/>
+        <w:rPr>
+          <w:lang w:val="fr-BF"/>
+        </w:rPr>
+      </w:pPr>
+      <w:r>
+        <w:rPr>
+          <w:lang w:val="fr-BF"/>
+        </w:rPr>
+        <w:t>24.8 Frontend</w:t>
+      </w:r>
+    </w:p>
+    <w:p>
+      <w:pPr>
+        <w:pStyle w:val="Corpsdetexte"/>
+        <w:rPr>
+          <w:lang w:val="fr-BF"/>
+        </w:rPr>
+      </w:pPr>
+      <w:r>
+        <w:rPr>
+          <w:lang w:val="fr-BF"/>
+        </w:rPr>
+        <w:t>Module js/tresorerie/tresorerie.js, une seule porte d'entrée exposée : window.renderTresorerie (§17.4). Suit le gabarit de parametres.js. Écran principal : gros solde (vert si &gt;=0, rouge sinon) + sous-titre « Suivi depuis le … » + 4 mini-cartes (solde initial, encaissé, pénalités, dépenses) + historique + bouton « Régler le solde initial ». Écran de réglage : montant + date de début + motif (si modification).</w:t>
+      </w:r>
+    </w:p>
+    <w:p>
+      <w:pPr>
+        <w:pStyle w:val="Corpsdetexte"/>
+        <w:rPr>
+          <w:lang w:val="fr-BF"/>
+        </w:rPr>
+      </w:pPr>
       <w:r>
         <w:rPr>
           <w:lang w:val="fr-BF"/>
         </w:rPr>
         <w:lastRenderedPageBreak/>
-        <w:t>refuse avec ok:false si le motif manque) ET rappelée côté client (message + champ motif affiché seulement en modification).</w:t>
-      </w:r>
-    </w:p>
-    <w:p>
-      <w:pPr>
-        <w:pStyle w:val="Corpsdetexte"/>
-        <w:rPr>
-          <w:lang w:val="fr-BF"/>
-        </w:rPr>
-      </w:pPr>
-      <w:r>
-        <w:rPr>
-          <w:lang w:val="fr-BF"/>
-        </w:rPr>
-        <w:t>24.7 Les 3 RPC (Migration 052)</w:t>
-      </w:r>
-    </w:p>
-    <w:p>
-      <w:pPr>
-        <w:pStyle w:val="Corpsdetexte"/>
-        <w:rPr>
-          <w:lang w:val="fr-BF"/>
-        </w:rPr>
-      </w:pPr>
-      <w:r>
-        <w:rPr>
-          <w:lang w:val="fr-BF"/>
-        </w:rPr>
-        <w:t>get_solde_caisse() RETURNS TABLE(solde_initial, date_debut, total_encaisse, total_penalites, total_depenses, solde) — 1 ligne, appel léger. SECURITY DEFINER, fail-closed si get_ferme_id() NULL.</w:t>
-      </w:r>
-    </w:p>
-    <w:p>
-      <w:pPr>
-        <w:pStyle w:val="Corpsdetexte"/>
-        <w:rPr>
-          <w:lang w:val="fr-BF"/>
-        </w:rPr>
-      </w:pPr>
-      <w:r>
-        <w:rPr>
-          <w:lang w:val="fr-BF"/>
-        </w:rPr>
-        <w:t>get_historique_caisse() RETURNS TABLE(source, date_mvt, libelle, montant, reference) — liste unifiée paiements + pénalités + dépenses, tri date décroissante, LIMIT 50. montant positif = entrée, négatif = sortie. Aucune ligne 'Vente ...'. Le sous-SELECT enveloppant est requis pour appliquer ORDER BY + LIMIT à l'ensemble de l'UNION.</w:t>
-      </w:r>
-    </w:p>
-    <w:p>
-      <w:pPr>
-        <w:pStyle w:val="Corpsdetexte"/>
-        <w:rPr>
-          <w:lang w:val="fr-BF"/>
-        </w:rPr>
-      </w:pPr>
-      <w:r>
-        <w:rPr>
-          <w:lang w:val="fr-BF"/>
-        </w:rPr>
-        <w:t>modifier_solde_initial(p_nouveau_montant, p_nouvelle_date, p_motif) RETURNS jsonb — atomique, traçable (voir §24.6).</w:t>
-      </w:r>
-    </w:p>
-    <w:p>
-      <w:pPr>
-        <w:pStyle w:val="Corpsdetexte"/>
-        <w:rPr>
-          <w:lang w:val="fr-BF"/>
-        </w:rPr>
-      </w:pPr>
-      <w:r>
-        <w:rPr>
-          <w:lang w:val="fr-BF"/>
-        </w:rPr>
-        <w:t>24.8 Frontend</w:t>
-      </w:r>
-    </w:p>
-    <w:p>
-      <w:pPr>
-        <w:pStyle w:val="Corpsdetexte"/>
-        <w:rPr>
-          <w:lang w:val="fr-BF"/>
-        </w:rPr>
-      </w:pPr>
-      <w:r>
-        <w:rPr>
-          <w:lang w:val="fr-BF"/>
-        </w:rPr>
-        <w:t>Module js/tresorerie/tresorerie.js, une seule porte d'entrée exposée : window.renderTresorerie (§17.4). Suit le gabarit de parametres.js. Écran principal : gros solde (vert si &gt;=0, rouge sinon) + sous-titre « Suivi depuis le … » + 4 mini-cartes (solde initial, encaissé, pénalités, dépenses) + historique + bouton « Régler le solde initial ». Écran de réglage : montant + date de début + motif (si modification).</w:t>
-      </w:r>
-    </w:p>
-    <w:p>
-      <w:pPr>
-        <w:pStyle w:val="Corpsdetexte"/>
-        <w:rPr>
-          <w:lang w:val="fr-BF"/>
-        </w:rPr>
-      </w:pPr>
-      <w:r>
-        <w:rPr>
-          <w:lang w:val="fr-BF"/>
-        </w:rPr>
         <w:t xml:space="preserve">Branchement : tuile </w:t>
       </w:r>
       <w:r>
@@ -26826,70 +26753,135 @@
         <w:rPr>
           <w:lang w:val="fr-BF"/>
         </w:rPr>
-        <w:t>24.9 Chantier futur — Rentabilité par bande</w:t>
-      </w:r>
-    </w:p>
-    <w:p>
-      <w:pPr>
-        <w:pStyle w:val="Corpsdetexte"/>
-        <w:rPr>
-          <w:lang w:val="fr-BF"/>
-        </w:rPr>
-      </w:pPr>
-      <w:r>
-        <w:rPr>
-          <w:lang w:val="fr-BF"/>
-        </w:rPr>
-        <w:t>Distinct de la trésorerie (§24.2). Objectif : voir pour chaque bande son résultat économique (coûts vs recettes, marge, CRU). S'appuiera sur journal.bande_id (déjà présent) et get_dashboard (qui calcule déjà une partie : marge nette, CRU par bande — §14.2, §15.1). À diagnostiquer avant de coder : ce que get_dashboard renvoie déjà, pour ne pas reconstruire l'existant. Non urgent.</w:t>
-      </w:r>
-    </w:p>
-    <w:p>
-      <w:pPr>
-        <w:pStyle w:val="Corpsdetexte"/>
-        <w:rPr>
-          <w:lang w:val="fr-BF"/>
-        </w:rPr>
-      </w:pPr>
+        <w:t>24.9 Module Rentabilité par bande (CHANTIER CLOS — v26.40)</w:t>
+      </w:r>
+    </w:p>
+    <w:p>
+      <w:pPr>
+        <w:pStyle w:val="Corpsdetexte"/>
+        <w:rPr>
+          <w:lang w:val="fr-BF"/>
+        </w:rPr>
+      </w:pPr>
+      <w:r>
+        <w:rPr>
+          <w:lang w:val="fr-BF"/>
+        </w:rPr>
+        <w:t>Résultat économique de chaque bande EN COURS : coût de revient par sujet (CRU), dépenses, recettes, marge. Distinct de la Trésorerie (§24.2) : la caisse est GLOBALE par ferme, la rentabilité est PAR BANDE.</w:t>
+      </w:r>
+    </w:p>
+    <w:p>
+      <w:pPr>
+        <w:pStyle w:val="Corpsdetexte"/>
+        <w:rPr>
+          <w:lang w:val="fr-BF"/>
+        </w:rPr>
+      </w:pPr>
+      <w:r>
+        <w:rPr>
+          <w:b/>
+          <w:bCs/>
+          <w:lang w:val="fr-BF"/>
+        </w:rPr>
+        <w:t>Source unique — RPC get_rentabilite_bandes() (Migration 053).</w:t>
+      </w:r>
+      <w:r>
+        <w:rPr>
+          <w:lang w:val="fr-BF"/>
+        </w:rPr>
+        <w:t xml:space="preserve"> Elle lit vue_dashboard_bande (la même vue que get_dashboard, §14.2), zéro formule dupliquée. Diagnostic fondateur : get_dashboard ne calcule rien lui-même, elle emballe la vue ; c'est donc la vue qui porte le CRU (§4.1, filtre DEPENSE hors 'Achat stock' confirmé en base). La RPC ajoute le seul calcul manquant — le CRU unitaire = total_depenses_cru / effectif_actuel, protégé contre la division par zéro (NULLIF) — et filtre statut = 'EN COURS' + get_ferme_id().</w:t>
+      </w:r>
+    </w:p>
+    <w:p>
+      <w:pPr>
+        <w:pStyle w:val="Corpsdetexte"/>
+        <w:rPr>
+          <w:lang w:val="fr-BF"/>
+        </w:rPr>
+      </w:pPr>
+      <w:r>
+        <w:rPr>
+          <w:b/>
+          <w:bCs/>
+          <w:lang w:val="fr-BF"/>
+        </w:rPr>
+        <w:t>Frontend :</w:t>
+      </w:r>
+      <w:r>
+        <w:rPr>
+          <w:lang w:val="fr-BF"/>
+        </w:rPr>
+        <w:t xml:space="preserve"> module js/rentabilite/rentabilite.js, une porte window.renderRentabilite (§17.4), gabarit tresorerie.js. Écran de lecture seule : une carte par bande (CRU en avant, âge + effectif en contexte, marge grise « Recettes à venir » si la bande n'a pas encore vendu, verte/rouge sinon). Pas de seuil CRU codé en dur — le gérant juge selon l'objectif de la bande. Tuile </w:t>
+      </w:r>
       <w:r>
         <w:rPr>
           <w:rFonts w:ascii="Segoe UI Emoji" w:hAnsi="Segoe UI Emoji" w:cs="Segoe UI Emoji"/>
           <w:lang w:val="fr-BF"/>
         </w:rPr>
+        <w:t>📈</w:t>
+      </w:r>
+      <w:r>
+        <w:rPr>
+          <w:lang w:val="fr-BF"/>
+        </w:rPr>
+        <w:t xml:space="preserve"> dans gestion.js. CSS gestion-renta-*. Service worker : rentabilite.js ajouté à STATIC_URLS, CACHE_NAME avigest-v26-40.</w:t>
+      </w:r>
+    </w:p>
+    <w:p>
+      <w:pPr>
+        <w:pStyle w:val="Corpsdetexte"/>
+        <w:rPr>
+          <w:lang w:val="fr-BF"/>
+        </w:rPr>
+      </w:pPr>
+      <w:r>
+        <w:rPr>
+          <w:rFonts w:ascii="Segoe UI Emoji" w:hAnsi="Segoe UI Emoji" w:cs="Segoe UI Emoji"/>
+          <w:lang w:val="fr-BF"/>
+        </w:rPr>
         <w:t>💡</w:t>
       </w:r>
       <w:r>
         <w:rPr>
           <w:lang w:val="fr-BF"/>
         </w:rPr>
-        <w:t xml:space="preserve"> En clair : la caisse (fait), la rentabilité par bande (à faire plus tard). Le bande_id du journal attend déjà ce futur écran.</w:t>
-      </w:r>
-    </w:p>
-    <w:p>
-      <w:pPr>
-        <w:pStyle w:val="Corpsdetexte"/>
-        <w:rPr>
-          <w:lang w:val="fr-BF"/>
-        </w:rPr>
-      </w:pPr>
-      <w:r>
-        <w:rPr>
-          <w:lang w:val="fr-BF"/>
-        </w:rPr>
-        <w:t>┌─────────────────────────────────────────────────────────────────┐ │ BLOC 8 — Après édition du .docx │ └─────────────────────────────────────────────────────────────────┘</w:t>
-      </w:r>
-    </w:p>
-    <w:p>
-      <w:pPr>
-        <w:pStyle w:val="Corpsdetexte"/>
-        <w:rPr>
-          <w:lang w:val="fr-BF"/>
-        </w:rPr>
-      </w:pPr>
-      <w:r>
-        <w:rPr>
-          <w:lang w:val="fr-BF"/>
-        </w:rPr>
-        <w:t>Une fois le .docx à jour, demander à Claude de régénérer le .md (pandoc), jamais l'inverse (règle de synchronisation §en-tête).</w:t>
+        <w:t xml:space="preserve"> En clair : la caisse dit combien d'argent il y a dans le tiroir ; la rentabilité dit, bande par bande, combien coûte un poulet à élever et où en est la marge. Deux questions, deux écrans.</w:t>
+      </w:r>
+    </w:p>
+    <w:p>
+      <w:pPr>
+        <w:pStyle w:val="Corpsdetexte"/>
+        <w:rPr>
+          <w:lang w:val="fr-FR"/>
+        </w:rPr>
+      </w:pPr>
+      <w:r>
+        <w:rPr>
+          <w:b/>
+          <w:bCs/>
+          <w:lang w:val="fr-FR"/>
+        </w:rPr>
+        <w:t>Nettoyage journal du 22/06/2026 — DELETE exceptionnel documenté (v26.40).</w:t>
+      </w:r>
+      <w:r>
+        <w:rPr>
+          <w:lang w:val="fr-FR"/>
+        </w:rPr>
+        <w:t xml:space="preserve"> Les 6 écritures de test manuelles du 22/06/2026 (3 bandes, toutes sans référence, bénéficiaire NULL ou vide) ont été supprimées par DELETE direct en SQL Editor, dont la RECETTE 'Remboursement' 102 583 000 F qui gonflait la marge de Bande-2026-002 sur l'écran Rentabilité. </w:t>
+      </w:r>
+      <w:r>
+        <w:rPr>
+          <w:b/>
+          <w:bCs/>
+          <w:lang w:val="fr-FR"/>
+        </w:rPr>
+        <w:t>Exception assumée au principe soft-delete</w:t>
+      </w:r>
+      <w:r>
+        <w:rPr>
+          <w:lang w:val="fr-FR"/>
+        </w:rPr>
+        <w:t xml:space="preserve"> du projet : justifiée par la nature purement test des données, tracée ici plutôt que par contre-passation (qui aurait pollué le journal de 6 lignes inverses sans réalité économique). Vérifié après coup : journal du 22/06 vide, Bande-002 affiche 0 F partout. Leçon relevée : la colonne journal.beneficiaire mélange NULL et chaîne vide '' — un filtre de nettoyage doit utiliser COALESCE(beneficiaire,'') = '', pas IS NULL seul.</w:t>
       </w:r>
     </w:p>
     <w:p>
@@ -26919,19 +26911,7 @@
         <w:rPr>
           <w:lang w:val="fr-BF"/>
         </w:rPr>
-        <w:t>— Fin de la mise à jour Bible session v26.</w:t>
-      </w:r>
-      <w:r>
-        <w:rPr>
-          <w:lang w:val="fr-BF"/>
-        </w:rPr>
-        <w:t>39</w:t>
-      </w:r>
-      <w:r>
-        <w:rPr>
-          <w:lang w:val="fr-BF"/>
-        </w:rPr>
-        <w:t xml:space="preserve"> —</w:t>
+        <w:t>— Fin de la mise à jour Bible session v26.40 —</w:t>
       </w:r>
     </w:p>
     <w:p>
@@ -26949,7 +26929,7 @@
           <w:iCs/>
           <w:lang w:val="fr-FR"/>
         </w:rPr>
-        <w:t xml:space="preserve">— Fin de la Bible AviGest v26 — Version .md générée le </w:t>
+        <w:t>— Fin de la Bible AviGest v26 — Version .md générée le 04/0</w:t>
       </w:r>
       <w:r>
         <w:rPr>
@@ -26957,7 +26937,7 @@
           <w:iCs/>
           <w:lang w:val="fr-FR"/>
         </w:rPr>
-        <w:t>30</w:t>
+        <w:t>8</w:t>
       </w:r>
       <w:r>
         <w:rPr>
@@ -26965,23 +26945,7 @@
           <w:iCs/>
           <w:lang w:val="fr-FR"/>
         </w:rPr>
-        <w:t>/07/2026 (session v26.</w:t>
-      </w:r>
-      <w:r>
-        <w:rPr>
-          <w:i/>
-          <w:iCs/>
-          <w:lang w:val="fr-FR"/>
-        </w:rPr>
-        <w:t>39</w:t>
-      </w:r>
-      <w:r>
-        <w:rPr>
-          <w:i/>
-          <w:iCs/>
-          <w:lang w:val="fr-FR"/>
-        </w:rPr>
-        <w:t>), à répercuter manuellement dans le .docx —</w:t>
+        <w:t>/2026 (session v26.40), à répercuter manuellement dans le .docx —</w:t>
       </w:r>
     </w:p>
     <w:p>

--- a/bible_avigest_v26.docx
+++ b/bible_avigest_v26.docx
@@ -9941,9 +9941,9 @@
         <w:tblLook w:val="0020" w:firstRow="1" w:lastRow="0" w:firstColumn="0" w:lastColumn="0" w:noHBand="0" w:noVBand="0"/>
       </w:tblPr>
       <w:tblGrid>
-        <w:gridCol w:w="4497"/>
-        <w:gridCol w:w="1430"/>
-        <w:gridCol w:w="3695"/>
+        <w:gridCol w:w="3951"/>
+        <w:gridCol w:w="1434"/>
+        <w:gridCol w:w="4237"/>
       </w:tblGrid>
       <w:tr>
         <w:trPr>
@@ -10013,20 +10013,32 @@
               <w:pStyle w:val="Compact"/>
             </w:pPr>
             <w:r>
-              <w:t>○ À faire</w:t>
-            </w:r>
-          </w:p>
-        </w:tc>
-        <w:tc>
-          <w:tcPr>
-            <w:tcW w:w="0" w:type="auto"/>
-          </w:tcPr>
-          <w:p>
-            <w:pPr>
-              <w:pStyle w:val="Compact"/>
-            </w:pPr>
-            <w:r>
-              <w:t>14 jours minimum</w:t>
+              <w:rPr>
+                <w:rFonts w:ascii="Segoe UI Emoji" w:hAnsi="Segoe UI Emoji" w:cs="Segoe UI Emoji"/>
+              </w:rPr>
+              <w:t>✅</w:t>
+            </w:r>
+            <w:r>
+              <w:t xml:space="preserve"> </w:t>
+            </w:r>
+            <w:r>
+              <w:rPr>
+                <w:lang w:val="fr-FR"/>
+              </w:rPr>
+              <w:t>Validé</w:t>
+            </w:r>
+          </w:p>
+        </w:tc>
+        <w:tc>
+          <w:tcPr>
+            <w:tcW w:w="0" w:type="auto"/>
+          </w:tcPr>
+          <w:p>
+            <w:pPr>
+              <w:pStyle w:val="Compact"/>
+            </w:pPr>
+            <w:r>
+              <w:t>Clos v26.21 — voir §15 (14 j min)</w:t>
             </w:r>
           </w:p>
         </w:tc>
